--- a/help/ibs/IBS_User_Manual.docx
+++ b/help/ibs/IBS_User_Manual.docx
@@ -3430,7 +3430,7 @@
             <w:rStyle w:val="Hyperlink"/>
             <w:noProof/>
           </w:rPr>
-          <w:t>9.1 Stock In (receiving stock outside of a full purchase)</w:t>
+          <w:t>9.1 Stock In</w:t>
         </w:r>
         <w:r>
           <w:rPr>
@@ -11312,7 +11312,7 @@
         </w:numPr>
       </w:pPr>
       <w:r>
-        <w:t>If batch tracking is on and this product expires, tick “Track batches and expiry dates.” With opening stock, also enter its Opening stock batch no. (optional) and Opening stock expiry date (required).</w:t>
+        <w:t>If batch tracking is on and this product expires, tick “Track batches and expiry dates.” With opening stock, also enter its batch no. (optional) and expiry date (required).</w:t>
       </w:r>
     </w:p>
     <w:p>
@@ -11360,7 +11360,7 @@
               <w:t xml:space="preserve">Note:  </w:t>
             </w:r>
             <w:r>
-              <w:t>Opening stock from more than one batch? Enter one batch when creating the product, then add the rest with Stock In (section 9.1).</w:t>
+              <w:t>Opening stock from more than one batch? Click “+ Another batch” and enter each batch’s number, expiry date and quantity. Together the batches must add up to the Initial Stock Quantity.</w:t>
             </w:r>
           </w:p>
         </w:tc>
@@ -11806,7 +11806,7 @@
         <w:rPr>
           <w:color w:val="1D4E89"/>
         </w:rPr>
-        <w:t>9.1 Stock In (receiving stock outside of a full purchase)</w:t>
+        <w:t>9.1 Stock In</w:t>
       </w:r>
       <w:bookmarkEnd w:id="45"/>
     </w:p>
@@ -11820,7 +11820,7 @@
         </w:numPr>
       </w:pPr>
       <w:r>
-        <w:t>Click “↑ Stock In.”</w:t>
+        <w:t>Click “↑ Stock In,” or the + button on a product’s row.</w:t>
       </w:r>
     </w:p>
     <w:p>
@@ -11833,7 +11833,7 @@
         </w:numPr>
       </w:pPr>
       <w:r>
-        <w:t>Search and select the Product.</w:t>
+        <w:t>Create Purchase opens (section 5.2). If you started from a product’s row, that product is already in the cart.</w:t>
       </w:r>
     </w:p>
     <w:p>
@@ -11846,46 +11846,7 @@
         </w:numPr>
       </w:pPr>
       <w:r>
-        <w:t>Enter the Quantity received.</w:t>
-      </w:r>
-    </w:p>
-    <w:p>
-      <w:pPr>
-        <w:pStyle w:val="ListNumber"/>
-        <w:keepNext/>
-        <w:numPr>
-          <w:ilvl w:val="0"/>
-          <w:numId w:val="16"/>
-        </w:numPr>
-      </w:pPr>
-      <w:r>
-        <w:t>For a product tracked by batch, enter the Batch No. (optional) and Expiry Date (required).</w:t>
-      </w:r>
-    </w:p>
-    <w:p>
-      <w:pPr>
-        <w:pStyle w:val="ListNumber"/>
-        <w:keepNext/>
-        <w:numPr>
-          <w:ilvl w:val="0"/>
-          <w:numId w:val="16"/>
-        </w:numPr>
-      </w:pPr>
-      <w:r>
-        <w:t>Optionally set a new Cost Price (leave blank to keep the existing cost).</w:t>
-      </w:r>
-    </w:p>
-    <w:p>
-      <w:pPr>
-        <w:pStyle w:val="ListNumber"/>
-        <w:keepNext/>
-        <w:numPr>
-          <w:ilvl w:val="0"/>
-          <w:numId w:val="16"/>
-        </w:numPr>
-      </w:pPr>
-      <w:r>
-        <w:t>Optionally enter a Reference (invoice/delivery note number), and choose the Supplier (required).</w:t>
+        <w:t>Pick the Supplier and enter the Quantity and Unit Cost. For a product tracked by batch, enter the Batch No. (optional) and Expiry Date (required).</w:t>
       </w:r>
     </w:p>
     <w:p>
@@ -11897,7 +11858,7 @@
         </w:numPr>
       </w:pPr>
       <w:r>
-        <w:t>Add Notes if needed and click “✓ Confirm Stock In.”</w:t>
+        <w:t>Choose how you’re paying the supplier, or Credit, and click “✓ Complete Purchase.”</w:t>
       </w:r>
     </w:p>
     <w:p>

--- a/help/ibs/IBS_User_Manual.docx
+++ b/help/ibs/IBS_User_Manual.docx
@@ -40,7 +40,7 @@
         <w:rPr>
           <w:color w:val="333333"/>
         </w:rPr>
-        <w:t>Version 1.5  |  October 2026</w:t>
+        <w:t>Version 1.6  |  October 2026</w:t>
       </w:r>
     </w:p>
     <w:p>
@@ -59,7 +59,7 @@
         <w:pStyle w:val="Heading1"/>
         <w:pageBreakBefore/>
       </w:pPr>
-      <w:bookmarkStart w:id="0" w:name="_Toc243255985"/>
+      <w:bookmarkStart w:id="0" w:name="_Toc243460967"/>
       <w:r>
         <w:rPr>
           <w:color w:val="1D4E89"/>
@@ -94,7 +94,7 @@
       <w:r>
         <w:fldChar w:fldCharType="separate"/>
       </w:r>
-      <w:hyperlink w:anchor="_Toc243255985" w:history="1">
+      <w:hyperlink w:anchor="_Toc243460967" w:history="1">
         <w:r>
           <w:rPr>
             <w:rStyle w:val="Hyperlink"/>
@@ -121,7 +121,7 @@
             <w:noProof/>
             <w:webHidden/>
           </w:rPr>
-          <w:instrText xml:space="preserve"> PAGEREF _Toc243255985 \h </w:instrText>
+          <w:instrText xml:space="preserve"> PAGEREF _Toc243460967 \h </w:instrText>
         </w:r>
         <w:r>
           <w:rPr>
@@ -168,7 +168,7 @@
           <w14:ligatures w14:val="standardContextual"/>
         </w:rPr>
       </w:pPr>
-      <w:hyperlink w:anchor="_Toc243255986" w:history="1">
+      <w:hyperlink w:anchor="_Toc243460968" w:history="1">
         <w:r>
           <w:rPr>
             <w:rStyle w:val="Hyperlink"/>
@@ -195,7 +195,7 @@
             <w:noProof/>
             <w:webHidden/>
           </w:rPr>
-          <w:instrText xml:space="preserve"> PAGEREF _Toc243255986 \h </w:instrText>
+          <w:instrText xml:space="preserve"> PAGEREF _Toc243460968 \h </w:instrText>
         </w:r>
         <w:r>
           <w:rPr>
@@ -242,7 +242,7 @@
           <w14:ligatures w14:val="standardContextual"/>
         </w:rPr>
       </w:pPr>
-      <w:hyperlink w:anchor="_Toc243255987" w:history="1">
+      <w:hyperlink w:anchor="_Toc243460969" w:history="1">
         <w:r>
           <w:rPr>
             <w:rStyle w:val="Hyperlink"/>
@@ -269,7 +269,7 @@
             <w:noProof/>
             <w:webHidden/>
           </w:rPr>
-          <w:instrText xml:space="preserve"> PAGEREF _Toc243255987 \h </w:instrText>
+          <w:instrText xml:space="preserve"> PAGEREF _Toc243460969 \h </w:instrText>
         </w:r>
         <w:r>
           <w:rPr>
@@ -316,7 +316,7 @@
           <w14:ligatures w14:val="standardContextual"/>
         </w:rPr>
       </w:pPr>
-      <w:hyperlink w:anchor="_Toc243255988" w:history="1">
+      <w:hyperlink w:anchor="_Toc243460970" w:history="1">
         <w:r>
           <w:rPr>
             <w:rStyle w:val="Hyperlink"/>
@@ -343,7 +343,7 @@
             <w:noProof/>
             <w:webHidden/>
           </w:rPr>
-          <w:instrText xml:space="preserve"> PAGEREF _Toc243255988 \h </w:instrText>
+          <w:instrText xml:space="preserve"> PAGEREF _Toc243460970 \h </w:instrText>
         </w:r>
         <w:r>
           <w:rPr>
@@ -390,7 +390,7 @@
           <w14:ligatures w14:val="standardContextual"/>
         </w:rPr>
       </w:pPr>
-      <w:hyperlink w:anchor="_Toc243255989" w:history="1">
+      <w:hyperlink w:anchor="_Toc243460971" w:history="1">
         <w:r>
           <w:rPr>
             <w:rStyle w:val="Hyperlink"/>
@@ -417,7 +417,7 @@
             <w:noProof/>
             <w:webHidden/>
           </w:rPr>
-          <w:instrText xml:space="preserve"> PAGEREF _Toc243255989 \h </w:instrText>
+          <w:instrText xml:space="preserve"> PAGEREF _Toc243460971 \h </w:instrText>
         </w:r>
         <w:r>
           <w:rPr>
@@ -464,7 +464,7 @@
           <w14:ligatures w14:val="standardContextual"/>
         </w:rPr>
       </w:pPr>
-      <w:hyperlink w:anchor="_Toc243255990" w:history="1">
+      <w:hyperlink w:anchor="_Toc243460972" w:history="1">
         <w:r>
           <w:rPr>
             <w:rStyle w:val="Hyperlink"/>
@@ -491,7 +491,7 @@
             <w:noProof/>
             <w:webHidden/>
           </w:rPr>
-          <w:instrText xml:space="preserve"> PAGEREF _Toc243255990 \h </w:instrText>
+          <w:instrText xml:space="preserve"> PAGEREF _Toc243460972 \h </w:instrText>
         </w:r>
         <w:r>
           <w:rPr>
@@ -538,7 +538,7 @@
           <w14:ligatures w14:val="standardContextual"/>
         </w:rPr>
       </w:pPr>
-      <w:hyperlink w:anchor="_Toc243255991" w:history="1">
+      <w:hyperlink w:anchor="_Toc243460973" w:history="1">
         <w:r>
           <w:rPr>
             <w:rStyle w:val="Hyperlink"/>
@@ -565,7 +565,7 @@
             <w:noProof/>
             <w:webHidden/>
           </w:rPr>
-          <w:instrText xml:space="preserve"> PAGEREF _Toc243255991 \h </w:instrText>
+          <w:instrText xml:space="preserve"> PAGEREF _Toc243460973 \h </w:instrText>
         </w:r>
         <w:r>
           <w:rPr>
@@ -612,7 +612,7 @@
           <w14:ligatures w14:val="standardContextual"/>
         </w:rPr>
       </w:pPr>
-      <w:hyperlink w:anchor="_Toc243255992" w:history="1">
+      <w:hyperlink w:anchor="_Toc243460974" w:history="1">
         <w:r>
           <w:rPr>
             <w:rStyle w:val="Hyperlink"/>
@@ -639,7 +639,7 @@
             <w:noProof/>
             <w:webHidden/>
           </w:rPr>
-          <w:instrText xml:space="preserve"> PAGEREF _Toc243255992 \h </w:instrText>
+          <w:instrText xml:space="preserve"> PAGEREF _Toc243460974 \h </w:instrText>
         </w:r>
         <w:r>
           <w:rPr>
@@ -686,7 +686,7 @@
           <w14:ligatures w14:val="standardContextual"/>
         </w:rPr>
       </w:pPr>
-      <w:hyperlink w:anchor="_Toc243255993" w:history="1">
+      <w:hyperlink w:anchor="_Toc243460975" w:history="1">
         <w:r>
           <w:rPr>
             <w:rStyle w:val="Hyperlink"/>
@@ -713,7 +713,7 @@
             <w:noProof/>
             <w:webHidden/>
           </w:rPr>
-          <w:instrText xml:space="preserve"> PAGEREF _Toc243255993 \h </w:instrText>
+          <w:instrText xml:space="preserve"> PAGEREF _Toc243460975 \h </w:instrText>
         </w:r>
         <w:r>
           <w:rPr>
@@ -760,7 +760,7 @@
           <w14:ligatures w14:val="standardContextual"/>
         </w:rPr>
       </w:pPr>
-      <w:hyperlink w:anchor="_Toc243255994" w:history="1">
+      <w:hyperlink w:anchor="_Toc243460976" w:history="1">
         <w:r>
           <w:rPr>
             <w:rStyle w:val="Hyperlink"/>
@@ -787,7 +787,7 @@
             <w:noProof/>
             <w:webHidden/>
           </w:rPr>
-          <w:instrText xml:space="preserve"> PAGEREF _Toc243255994 \h </w:instrText>
+          <w:instrText xml:space="preserve"> PAGEREF _Toc243460976 \h </w:instrText>
         </w:r>
         <w:r>
           <w:rPr>
@@ -834,7 +834,7 @@
           <w14:ligatures w14:val="standardContextual"/>
         </w:rPr>
       </w:pPr>
-      <w:hyperlink w:anchor="_Toc243255995" w:history="1">
+      <w:hyperlink w:anchor="_Toc243460977" w:history="1">
         <w:r>
           <w:rPr>
             <w:rStyle w:val="Hyperlink"/>
@@ -861,7 +861,7 @@
             <w:noProof/>
             <w:webHidden/>
           </w:rPr>
-          <w:instrText xml:space="preserve"> PAGEREF _Toc243255995 \h </w:instrText>
+          <w:instrText xml:space="preserve"> PAGEREF _Toc243460977 \h </w:instrText>
         </w:r>
         <w:r>
           <w:rPr>
@@ -908,7 +908,7 @@
           <w14:ligatures w14:val="standardContextual"/>
         </w:rPr>
       </w:pPr>
-      <w:hyperlink w:anchor="_Toc243255996" w:history="1">
+      <w:hyperlink w:anchor="_Toc243460978" w:history="1">
         <w:r>
           <w:rPr>
             <w:rStyle w:val="Hyperlink"/>
@@ -935,7 +935,7 @@
             <w:noProof/>
             <w:webHidden/>
           </w:rPr>
-          <w:instrText xml:space="preserve"> PAGEREF _Toc243255996 \h </w:instrText>
+          <w:instrText xml:space="preserve"> PAGEREF _Toc243460978 \h </w:instrText>
         </w:r>
         <w:r>
           <w:rPr>
@@ -982,7 +982,7 @@
           <w14:ligatures w14:val="standardContextual"/>
         </w:rPr>
       </w:pPr>
-      <w:hyperlink w:anchor="_Toc243255997" w:history="1">
+      <w:hyperlink w:anchor="_Toc243460979" w:history="1">
         <w:r>
           <w:rPr>
             <w:rStyle w:val="Hyperlink"/>
@@ -1009,7 +1009,7 @@
             <w:noProof/>
             <w:webHidden/>
           </w:rPr>
-          <w:instrText xml:space="preserve"> PAGEREF _Toc243255997 \h </w:instrText>
+          <w:instrText xml:space="preserve"> PAGEREF _Toc243460979 \h </w:instrText>
         </w:r>
         <w:r>
           <w:rPr>
@@ -1056,7 +1056,7 @@
           <w14:ligatures w14:val="standardContextual"/>
         </w:rPr>
       </w:pPr>
-      <w:hyperlink w:anchor="_Toc243255998" w:history="1">
+      <w:hyperlink w:anchor="_Toc243460980" w:history="1">
         <w:r>
           <w:rPr>
             <w:rStyle w:val="Hyperlink"/>
@@ -1083,7 +1083,7 @@
             <w:noProof/>
             <w:webHidden/>
           </w:rPr>
-          <w:instrText xml:space="preserve"> PAGEREF _Toc243255998 \h </w:instrText>
+          <w:instrText xml:space="preserve"> PAGEREF _Toc243460980 \h </w:instrText>
         </w:r>
         <w:r>
           <w:rPr>
@@ -1130,7 +1130,7 @@
           <w14:ligatures w14:val="standardContextual"/>
         </w:rPr>
       </w:pPr>
-      <w:hyperlink w:anchor="_Toc243255999" w:history="1">
+      <w:hyperlink w:anchor="_Toc243460981" w:history="1">
         <w:r>
           <w:rPr>
             <w:rStyle w:val="Hyperlink"/>
@@ -1157,7 +1157,7 @@
             <w:noProof/>
             <w:webHidden/>
           </w:rPr>
-          <w:instrText xml:space="preserve"> PAGEREF _Toc243255999 \h </w:instrText>
+          <w:instrText xml:space="preserve"> PAGEREF _Toc243460981 \h </w:instrText>
         </w:r>
         <w:r>
           <w:rPr>
@@ -1204,7 +1204,7 @@
           <w14:ligatures w14:val="standardContextual"/>
         </w:rPr>
       </w:pPr>
-      <w:hyperlink w:anchor="_Toc243256000" w:history="1">
+      <w:hyperlink w:anchor="_Toc243460982" w:history="1">
         <w:r>
           <w:rPr>
             <w:rStyle w:val="Hyperlink"/>
@@ -1231,7 +1231,7 @@
             <w:noProof/>
             <w:webHidden/>
           </w:rPr>
-          <w:instrText xml:space="preserve"> PAGEREF _Toc243256000 \h </w:instrText>
+          <w:instrText xml:space="preserve"> PAGEREF _Toc243460982 \h </w:instrText>
         </w:r>
         <w:r>
           <w:rPr>
@@ -1278,7 +1278,7 @@
           <w14:ligatures w14:val="standardContextual"/>
         </w:rPr>
       </w:pPr>
-      <w:hyperlink w:anchor="_Toc243256001" w:history="1">
+      <w:hyperlink w:anchor="_Toc243460983" w:history="1">
         <w:r>
           <w:rPr>
             <w:rStyle w:val="Hyperlink"/>
@@ -1305,7 +1305,7 @@
             <w:noProof/>
             <w:webHidden/>
           </w:rPr>
-          <w:instrText xml:space="preserve"> PAGEREF _Toc243256001 \h </w:instrText>
+          <w:instrText xml:space="preserve"> PAGEREF _Toc243460983 \h </w:instrText>
         </w:r>
         <w:r>
           <w:rPr>
@@ -1352,7 +1352,7 @@
           <w14:ligatures w14:val="standardContextual"/>
         </w:rPr>
       </w:pPr>
-      <w:hyperlink w:anchor="_Toc243256002" w:history="1">
+      <w:hyperlink w:anchor="_Toc243460984" w:history="1">
         <w:r>
           <w:rPr>
             <w:rStyle w:val="Hyperlink"/>
@@ -1379,7 +1379,7 @@
             <w:noProof/>
             <w:webHidden/>
           </w:rPr>
-          <w:instrText xml:space="preserve"> PAGEREF _Toc243256002 \h </w:instrText>
+          <w:instrText xml:space="preserve"> PAGEREF _Toc243460984 \h </w:instrText>
         </w:r>
         <w:r>
           <w:rPr>
@@ -1426,7 +1426,7 @@
           <w14:ligatures w14:val="standardContextual"/>
         </w:rPr>
       </w:pPr>
-      <w:hyperlink w:anchor="_Toc243256003" w:history="1">
+      <w:hyperlink w:anchor="_Toc243460985" w:history="1">
         <w:r>
           <w:rPr>
             <w:rStyle w:val="Hyperlink"/>
@@ -1453,7 +1453,7 @@
             <w:noProof/>
             <w:webHidden/>
           </w:rPr>
-          <w:instrText xml:space="preserve"> PAGEREF _Toc243256003 \h </w:instrText>
+          <w:instrText xml:space="preserve"> PAGEREF _Toc243460985 \h </w:instrText>
         </w:r>
         <w:r>
           <w:rPr>
@@ -1500,7 +1500,7 @@
           <w14:ligatures w14:val="standardContextual"/>
         </w:rPr>
       </w:pPr>
-      <w:hyperlink w:anchor="_Toc243256004" w:history="1">
+      <w:hyperlink w:anchor="_Toc243460986" w:history="1">
         <w:r>
           <w:rPr>
             <w:rStyle w:val="Hyperlink"/>
@@ -1527,7 +1527,7 @@
             <w:noProof/>
             <w:webHidden/>
           </w:rPr>
-          <w:instrText xml:space="preserve"> PAGEREF _Toc243256004 \h </w:instrText>
+          <w:instrText xml:space="preserve"> PAGEREF _Toc243460986 \h </w:instrText>
         </w:r>
         <w:r>
           <w:rPr>
@@ -1574,7 +1574,7 @@
           <w14:ligatures w14:val="standardContextual"/>
         </w:rPr>
       </w:pPr>
-      <w:hyperlink w:anchor="_Toc243256005" w:history="1">
+      <w:hyperlink w:anchor="_Toc243460987" w:history="1">
         <w:r>
           <w:rPr>
             <w:rStyle w:val="Hyperlink"/>
@@ -1601,7 +1601,7 @@
             <w:noProof/>
             <w:webHidden/>
           </w:rPr>
-          <w:instrText xml:space="preserve"> PAGEREF _Toc243256005 \h </w:instrText>
+          <w:instrText xml:space="preserve"> PAGEREF _Toc243460987 \h </w:instrText>
         </w:r>
         <w:r>
           <w:rPr>
@@ -1648,7 +1648,7 @@
           <w14:ligatures w14:val="standardContextual"/>
         </w:rPr>
       </w:pPr>
-      <w:hyperlink w:anchor="_Toc243256006" w:history="1">
+      <w:hyperlink w:anchor="_Toc243460988" w:history="1">
         <w:r>
           <w:rPr>
             <w:rStyle w:val="Hyperlink"/>
@@ -1675,7 +1675,7 @@
             <w:noProof/>
             <w:webHidden/>
           </w:rPr>
-          <w:instrText xml:space="preserve"> PAGEREF _Toc243256006 \h </w:instrText>
+          <w:instrText xml:space="preserve"> PAGEREF _Toc243460988 \h </w:instrText>
         </w:r>
         <w:r>
           <w:rPr>
@@ -1722,7 +1722,7 @@
           <w14:ligatures w14:val="standardContextual"/>
         </w:rPr>
       </w:pPr>
-      <w:hyperlink w:anchor="_Toc243256007" w:history="1">
+      <w:hyperlink w:anchor="_Toc243460989" w:history="1">
         <w:r>
           <w:rPr>
             <w:rStyle w:val="Hyperlink"/>
@@ -1749,7 +1749,7 @@
             <w:noProof/>
             <w:webHidden/>
           </w:rPr>
-          <w:instrText xml:space="preserve"> PAGEREF _Toc243256007 \h </w:instrText>
+          <w:instrText xml:space="preserve"> PAGEREF _Toc243460989 \h </w:instrText>
         </w:r>
         <w:r>
           <w:rPr>
@@ -1796,7 +1796,7 @@
           <w14:ligatures w14:val="standardContextual"/>
         </w:rPr>
       </w:pPr>
-      <w:hyperlink w:anchor="_Toc243256008" w:history="1">
+      <w:hyperlink w:anchor="_Toc243460990" w:history="1">
         <w:r>
           <w:rPr>
             <w:rStyle w:val="Hyperlink"/>
@@ -1823,7 +1823,7 @@
             <w:noProof/>
             <w:webHidden/>
           </w:rPr>
-          <w:instrText xml:space="preserve"> PAGEREF _Toc243256008 \h </w:instrText>
+          <w:instrText xml:space="preserve"> PAGEREF _Toc243460990 \h </w:instrText>
         </w:r>
         <w:r>
           <w:rPr>
@@ -1870,7 +1870,7 @@
           <w14:ligatures w14:val="standardContextual"/>
         </w:rPr>
       </w:pPr>
-      <w:hyperlink w:anchor="_Toc243256009" w:history="1">
+      <w:hyperlink w:anchor="_Toc243460991" w:history="1">
         <w:r>
           <w:rPr>
             <w:rStyle w:val="Hyperlink"/>
@@ -1897,7 +1897,7 @@
             <w:noProof/>
             <w:webHidden/>
           </w:rPr>
-          <w:instrText xml:space="preserve"> PAGEREF _Toc243256009 \h </w:instrText>
+          <w:instrText xml:space="preserve"> PAGEREF _Toc243460991 \h </w:instrText>
         </w:r>
         <w:r>
           <w:rPr>
@@ -1944,7 +1944,7 @@
           <w14:ligatures w14:val="standardContextual"/>
         </w:rPr>
       </w:pPr>
-      <w:hyperlink w:anchor="_Toc243256010" w:history="1">
+      <w:hyperlink w:anchor="_Toc243460992" w:history="1">
         <w:r>
           <w:rPr>
             <w:rStyle w:val="Hyperlink"/>
@@ -1971,7 +1971,7 @@
             <w:noProof/>
             <w:webHidden/>
           </w:rPr>
-          <w:instrText xml:space="preserve"> PAGEREF _Toc243256010 \h </w:instrText>
+          <w:instrText xml:space="preserve"> PAGEREF _Toc243460992 \h </w:instrText>
         </w:r>
         <w:r>
           <w:rPr>
@@ -2018,7 +2018,7 @@
           <w14:ligatures w14:val="standardContextual"/>
         </w:rPr>
       </w:pPr>
-      <w:hyperlink w:anchor="_Toc243256011" w:history="1">
+      <w:hyperlink w:anchor="_Toc243460993" w:history="1">
         <w:r>
           <w:rPr>
             <w:rStyle w:val="Hyperlink"/>
@@ -2045,7 +2045,7 @@
             <w:noProof/>
             <w:webHidden/>
           </w:rPr>
-          <w:instrText xml:space="preserve"> PAGEREF _Toc243256011 \h </w:instrText>
+          <w:instrText xml:space="preserve"> PAGEREF _Toc243460993 \h </w:instrText>
         </w:r>
         <w:r>
           <w:rPr>
@@ -2092,7 +2092,7 @@
           <w14:ligatures w14:val="standardContextual"/>
         </w:rPr>
       </w:pPr>
-      <w:hyperlink w:anchor="_Toc243256012" w:history="1">
+      <w:hyperlink w:anchor="_Toc243460994" w:history="1">
         <w:r>
           <w:rPr>
             <w:rStyle w:val="Hyperlink"/>
@@ -2119,7 +2119,7 @@
             <w:noProof/>
             <w:webHidden/>
           </w:rPr>
-          <w:instrText xml:space="preserve"> PAGEREF _Toc243256012 \h </w:instrText>
+          <w:instrText xml:space="preserve"> PAGEREF _Toc243460994 \h </w:instrText>
         </w:r>
         <w:r>
           <w:rPr>
@@ -2166,7 +2166,7 @@
           <w14:ligatures w14:val="standardContextual"/>
         </w:rPr>
       </w:pPr>
-      <w:hyperlink w:anchor="_Toc243256013" w:history="1">
+      <w:hyperlink w:anchor="_Toc243460995" w:history="1">
         <w:r>
           <w:rPr>
             <w:rStyle w:val="Hyperlink"/>
@@ -2193,7 +2193,7 @@
             <w:noProof/>
             <w:webHidden/>
           </w:rPr>
-          <w:instrText xml:space="preserve"> PAGEREF _Toc243256013 \h </w:instrText>
+          <w:instrText xml:space="preserve"> PAGEREF _Toc243460995 \h </w:instrText>
         </w:r>
         <w:r>
           <w:rPr>
@@ -2240,7 +2240,7 @@
           <w14:ligatures w14:val="standardContextual"/>
         </w:rPr>
       </w:pPr>
-      <w:hyperlink w:anchor="_Toc243256014" w:history="1">
+      <w:hyperlink w:anchor="_Toc243460996" w:history="1">
         <w:r>
           <w:rPr>
             <w:rStyle w:val="Hyperlink"/>
@@ -2267,7 +2267,7 @@
             <w:noProof/>
             <w:webHidden/>
           </w:rPr>
-          <w:instrText xml:space="preserve"> PAGEREF _Toc243256014 \h </w:instrText>
+          <w:instrText xml:space="preserve"> PAGEREF _Toc243460996 \h </w:instrText>
         </w:r>
         <w:r>
           <w:rPr>
@@ -2314,7 +2314,7 @@
           <w14:ligatures w14:val="standardContextual"/>
         </w:rPr>
       </w:pPr>
-      <w:hyperlink w:anchor="_Toc243256015" w:history="1">
+      <w:hyperlink w:anchor="_Toc243460997" w:history="1">
         <w:r>
           <w:rPr>
             <w:rStyle w:val="Hyperlink"/>
@@ -2341,7 +2341,7 @@
             <w:noProof/>
             <w:webHidden/>
           </w:rPr>
-          <w:instrText xml:space="preserve"> PAGEREF _Toc243256015 \h </w:instrText>
+          <w:instrText xml:space="preserve"> PAGEREF _Toc243460997 \h </w:instrText>
         </w:r>
         <w:r>
           <w:rPr>
@@ -2388,7 +2388,7 @@
           <w14:ligatures w14:val="standardContextual"/>
         </w:rPr>
       </w:pPr>
-      <w:hyperlink w:anchor="_Toc243256016" w:history="1">
+      <w:hyperlink w:anchor="_Toc243460998" w:history="1">
         <w:r>
           <w:rPr>
             <w:rStyle w:val="Hyperlink"/>
@@ -2415,7 +2415,7 @@
             <w:noProof/>
             <w:webHidden/>
           </w:rPr>
-          <w:instrText xml:space="preserve"> PAGEREF _Toc243256016 \h </w:instrText>
+          <w:instrText xml:space="preserve"> PAGEREF _Toc243460998 \h </w:instrText>
         </w:r>
         <w:r>
           <w:rPr>
@@ -2462,7 +2462,7 @@
           <w14:ligatures w14:val="standardContextual"/>
         </w:rPr>
       </w:pPr>
-      <w:hyperlink w:anchor="_Toc243256017" w:history="1">
+      <w:hyperlink w:anchor="_Toc243460999" w:history="1">
         <w:r>
           <w:rPr>
             <w:rStyle w:val="Hyperlink"/>
@@ -2489,7 +2489,7 @@
             <w:noProof/>
             <w:webHidden/>
           </w:rPr>
-          <w:instrText xml:space="preserve"> PAGEREF _Toc243256017 \h </w:instrText>
+          <w:instrText xml:space="preserve"> PAGEREF _Toc243460999 \h </w:instrText>
         </w:r>
         <w:r>
           <w:rPr>
@@ -2536,7 +2536,7 @@
           <w14:ligatures w14:val="standardContextual"/>
         </w:rPr>
       </w:pPr>
-      <w:hyperlink w:anchor="_Toc243256018" w:history="1">
+      <w:hyperlink w:anchor="_Toc243461000" w:history="1">
         <w:r>
           <w:rPr>
             <w:rStyle w:val="Hyperlink"/>
@@ -2563,7 +2563,7 @@
             <w:noProof/>
             <w:webHidden/>
           </w:rPr>
-          <w:instrText xml:space="preserve"> PAGEREF _Toc243256018 \h </w:instrText>
+          <w:instrText xml:space="preserve"> PAGEREF _Toc243461000 \h </w:instrText>
         </w:r>
         <w:r>
           <w:rPr>
@@ -2610,7 +2610,7 @@
           <w14:ligatures w14:val="standardContextual"/>
         </w:rPr>
       </w:pPr>
-      <w:hyperlink w:anchor="_Toc243256019" w:history="1">
+      <w:hyperlink w:anchor="_Toc243461001" w:history="1">
         <w:r>
           <w:rPr>
             <w:rStyle w:val="Hyperlink"/>
@@ -2637,7 +2637,7 @@
             <w:noProof/>
             <w:webHidden/>
           </w:rPr>
-          <w:instrText xml:space="preserve"> PAGEREF _Toc243256019 \h </w:instrText>
+          <w:instrText xml:space="preserve"> PAGEREF _Toc243461001 \h </w:instrText>
         </w:r>
         <w:r>
           <w:rPr>
@@ -2684,7 +2684,7 @@
           <w14:ligatures w14:val="standardContextual"/>
         </w:rPr>
       </w:pPr>
-      <w:hyperlink w:anchor="_Toc243256020" w:history="1">
+      <w:hyperlink w:anchor="_Toc243461002" w:history="1">
         <w:r>
           <w:rPr>
             <w:rStyle w:val="Hyperlink"/>
@@ -2711,7 +2711,7 @@
             <w:noProof/>
             <w:webHidden/>
           </w:rPr>
-          <w:instrText xml:space="preserve"> PAGEREF _Toc243256020 \h </w:instrText>
+          <w:instrText xml:space="preserve"> PAGEREF _Toc243461002 \h </w:instrText>
         </w:r>
         <w:r>
           <w:rPr>
@@ -2758,7 +2758,7 @@
           <w14:ligatures w14:val="standardContextual"/>
         </w:rPr>
       </w:pPr>
-      <w:hyperlink w:anchor="_Toc243256021" w:history="1">
+      <w:hyperlink w:anchor="_Toc243461003" w:history="1">
         <w:r>
           <w:rPr>
             <w:rStyle w:val="Hyperlink"/>
@@ -2785,7 +2785,7 @@
             <w:noProof/>
             <w:webHidden/>
           </w:rPr>
-          <w:instrText xml:space="preserve"> PAGEREF _Toc243256021 \h </w:instrText>
+          <w:instrText xml:space="preserve"> PAGEREF _Toc243461003 \h </w:instrText>
         </w:r>
         <w:r>
           <w:rPr>
@@ -2832,7 +2832,7 @@
           <w14:ligatures w14:val="standardContextual"/>
         </w:rPr>
       </w:pPr>
-      <w:hyperlink w:anchor="_Toc243256022" w:history="1">
+      <w:hyperlink w:anchor="_Toc243461004" w:history="1">
         <w:r>
           <w:rPr>
             <w:rStyle w:val="Hyperlink"/>
@@ -2859,7 +2859,7 @@
             <w:noProof/>
             <w:webHidden/>
           </w:rPr>
-          <w:instrText xml:space="preserve"> PAGEREF _Toc243256022 \h </w:instrText>
+          <w:instrText xml:space="preserve"> PAGEREF _Toc243461004 \h </w:instrText>
         </w:r>
         <w:r>
           <w:rPr>
@@ -2906,7 +2906,7 @@
           <w14:ligatures w14:val="standardContextual"/>
         </w:rPr>
       </w:pPr>
-      <w:hyperlink w:anchor="_Toc243256023" w:history="1">
+      <w:hyperlink w:anchor="_Toc243461005" w:history="1">
         <w:r>
           <w:rPr>
             <w:rStyle w:val="Hyperlink"/>
@@ -2933,7 +2933,7 @@
             <w:noProof/>
             <w:webHidden/>
           </w:rPr>
-          <w:instrText xml:space="preserve"> PAGEREF _Toc243256023 \h </w:instrText>
+          <w:instrText xml:space="preserve"> PAGEREF _Toc243461005 \h </w:instrText>
         </w:r>
         <w:r>
           <w:rPr>
@@ -2980,7 +2980,7 @@
           <w14:ligatures w14:val="standardContextual"/>
         </w:rPr>
       </w:pPr>
-      <w:hyperlink w:anchor="_Toc243256024" w:history="1">
+      <w:hyperlink w:anchor="_Toc243461006" w:history="1">
         <w:r>
           <w:rPr>
             <w:rStyle w:val="Hyperlink"/>
@@ -3007,7 +3007,7 @@
             <w:noProof/>
             <w:webHidden/>
           </w:rPr>
-          <w:instrText xml:space="preserve"> PAGEREF _Toc243256024 \h </w:instrText>
+          <w:instrText xml:space="preserve"> PAGEREF _Toc243461006 \h </w:instrText>
         </w:r>
         <w:r>
           <w:rPr>
@@ -3054,7 +3054,7 @@
           <w14:ligatures w14:val="standardContextual"/>
         </w:rPr>
       </w:pPr>
-      <w:hyperlink w:anchor="_Toc243256025" w:history="1">
+      <w:hyperlink w:anchor="_Toc243461007" w:history="1">
         <w:r>
           <w:rPr>
             <w:rStyle w:val="Hyperlink"/>
@@ -3081,7 +3081,7 @@
             <w:noProof/>
             <w:webHidden/>
           </w:rPr>
-          <w:instrText xml:space="preserve"> PAGEREF _Toc243256025 \h </w:instrText>
+          <w:instrText xml:space="preserve"> PAGEREF _Toc243461007 \h </w:instrText>
         </w:r>
         <w:r>
           <w:rPr>
@@ -3128,7 +3128,7 @@
           <w14:ligatures w14:val="standardContextual"/>
         </w:rPr>
       </w:pPr>
-      <w:hyperlink w:anchor="_Toc243256026" w:history="1">
+      <w:hyperlink w:anchor="_Toc243461008" w:history="1">
         <w:r>
           <w:rPr>
             <w:rStyle w:val="Hyperlink"/>
@@ -3155,7 +3155,7 @@
             <w:noProof/>
             <w:webHidden/>
           </w:rPr>
-          <w:instrText xml:space="preserve"> PAGEREF _Toc243256026 \h </w:instrText>
+          <w:instrText xml:space="preserve"> PAGEREF _Toc243461008 \h </w:instrText>
         </w:r>
         <w:r>
           <w:rPr>
@@ -3202,7 +3202,7 @@
           <w14:ligatures w14:val="standardContextual"/>
         </w:rPr>
       </w:pPr>
-      <w:hyperlink w:anchor="_Toc243256027" w:history="1">
+      <w:hyperlink w:anchor="_Toc243461009" w:history="1">
         <w:r>
           <w:rPr>
             <w:rStyle w:val="Hyperlink"/>
@@ -3229,7 +3229,7 @@
             <w:noProof/>
             <w:webHidden/>
           </w:rPr>
-          <w:instrText xml:space="preserve"> PAGEREF _Toc243256027 \h </w:instrText>
+          <w:instrText xml:space="preserve"> PAGEREF _Toc243461009 \h </w:instrText>
         </w:r>
         <w:r>
           <w:rPr>
@@ -3276,7 +3276,7 @@
           <w14:ligatures w14:val="standardContextual"/>
         </w:rPr>
       </w:pPr>
-      <w:hyperlink w:anchor="_Toc243256028" w:history="1">
+      <w:hyperlink w:anchor="_Toc243461010" w:history="1">
         <w:r>
           <w:rPr>
             <w:rStyle w:val="Hyperlink"/>
@@ -3303,7 +3303,7 @@
             <w:noProof/>
             <w:webHidden/>
           </w:rPr>
-          <w:instrText xml:space="preserve"> PAGEREF _Toc243256028 \h </w:instrText>
+          <w:instrText xml:space="preserve"> PAGEREF _Toc243461010 \h </w:instrText>
         </w:r>
         <w:r>
           <w:rPr>
@@ -3324,6 +3324,154 @@
             <w:webHidden/>
           </w:rPr>
           <w:t>24</w:t>
+        </w:r>
+        <w:r>
+          <w:rPr>
+            <w:noProof/>
+            <w:webHidden/>
+          </w:rPr>
+          <w:fldChar w:fldCharType="end"/>
+        </w:r>
+      </w:hyperlink>
+    </w:p>
+    <w:p>
+      <w:pPr>
+        <w:pStyle w:val="TOC2"/>
+        <w:tabs>
+          <w:tab w:val="right" w:leader="dot" w:pos="8630"/>
+        </w:tabs>
+        <w:rPr>
+          <w:rFonts w:asciiTheme="minorHAnsi" w:hAnsiTheme="minorHAnsi"/>
+          <w:noProof/>
+          <w:kern w:val="2"/>
+          <w:sz w:val="24"/>
+          <w:szCs w:val="24"/>
+          <w:lang w:val="en-GB" w:eastAsia="en-GB"/>
+          <w14:ligatures w14:val="standardContextual"/>
+        </w:rPr>
+      </w:pPr>
+      <w:hyperlink w:anchor="_Toc243461011" w:history="1">
+        <w:r>
+          <w:rPr>
+            <w:rStyle w:val="Hyperlink"/>
+            <w:noProof/>
+          </w:rPr>
+          <w:t>8.6 Prices at each branch</w:t>
+        </w:r>
+        <w:r>
+          <w:rPr>
+            <w:noProof/>
+            <w:webHidden/>
+          </w:rPr>
+          <w:tab/>
+        </w:r>
+        <w:r>
+          <w:rPr>
+            <w:noProof/>
+            <w:webHidden/>
+          </w:rPr>
+          <w:fldChar w:fldCharType="begin"/>
+        </w:r>
+        <w:r>
+          <w:rPr>
+            <w:noProof/>
+            <w:webHidden/>
+          </w:rPr>
+          <w:instrText xml:space="preserve"> PAGEREF _Toc243461011 \h </w:instrText>
+        </w:r>
+        <w:r>
+          <w:rPr>
+            <w:noProof/>
+            <w:webHidden/>
+          </w:rPr>
+        </w:r>
+        <w:r>
+          <w:rPr>
+            <w:noProof/>
+            <w:webHidden/>
+          </w:rPr>
+          <w:fldChar w:fldCharType="separate"/>
+        </w:r>
+        <w:r>
+          <w:rPr>
+            <w:noProof/>
+            <w:webHidden/>
+          </w:rPr>
+          <w:t>25</w:t>
+        </w:r>
+        <w:r>
+          <w:rPr>
+            <w:noProof/>
+            <w:webHidden/>
+          </w:rPr>
+          <w:fldChar w:fldCharType="end"/>
+        </w:r>
+      </w:hyperlink>
+    </w:p>
+    <w:p>
+      <w:pPr>
+        <w:pStyle w:val="TOC2"/>
+        <w:tabs>
+          <w:tab w:val="right" w:leader="dot" w:pos="8630"/>
+        </w:tabs>
+        <w:rPr>
+          <w:rFonts w:asciiTheme="minorHAnsi" w:hAnsiTheme="minorHAnsi"/>
+          <w:noProof/>
+          <w:kern w:val="2"/>
+          <w:sz w:val="24"/>
+          <w:szCs w:val="24"/>
+          <w:lang w:val="en-GB" w:eastAsia="en-GB"/>
+          <w14:ligatures w14:val="standardContextual"/>
+        </w:rPr>
+      </w:pPr>
+      <w:hyperlink w:anchor="_Toc243461012" w:history="1">
+        <w:r>
+          <w:rPr>
+            <w:rStyle w:val="Hyperlink"/>
+            <w:noProof/>
+          </w:rPr>
+          <w:t>8.7 Average cost per branch</w:t>
+        </w:r>
+        <w:r>
+          <w:rPr>
+            <w:noProof/>
+            <w:webHidden/>
+          </w:rPr>
+          <w:tab/>
+        </w:r>
+        <w:r>
+          <w:rPr>
+            <w:noProof/>
+            <w:webHidden/>
+          </w:rPr>
+          <w:fldChar w:fldCharType="begin"/>
+        </w:r>
+        <w:r>
+          <w:rPr>
+            <w:noProof/>
+            <w:webHidden/>
+          </w:rPr>
+          <w:instrText xml:space="preserve"> PAGEREF _Toc243461012 \h </w:instrText>
+        </w:r>
+        <w:r>
+          <w:rPr>
+            <w:noProof/>
+            <w:webHidden/>
+          </w:rPr>
+        </w:r>
+        <w:r>
+          <w:rPr>
+            <w:noProof/>
+            <w:webHidden/>
+          </w:rPr>
+          <w:fldChar w:fldCharType="separate"/>
+        </w:r>
+        <w:r>
+          <w:rPr>
+            <w:noProof/>
+            <w:webHidden/>
+          </w:rPr>
+          <w:t>27</w:t>
         </w:r>
         <w:r>
           <w:rPr>
@@ -3350,7 +3498,7 @@
           <w14:ligatures w14:val="standardContextual"/>
         </w:rPr>
       </w:pPr>
-      <w:hyperlink w:anchor="_Toc243256029" w:history="1">
+      <w:hyperlink w:anchor="_Toc243461013" w:history="1">
         <w:r>
           <w:rPr>
             <w:rStyle w:val="Hyperlink"/>
@@ -3377,7 +3525,7 @@
             <w:noProof/>
             <w:webHidden/>
           </w:rPr>
-          <w:instrText xml:space="preserve"> PAGEREF _Toc243256029 \h </w:instrText>
+          <w:instrText xml:space="preserve"> PAGEREF _Toc243461013 \h </w:instrText>
         </w:r>
         <w:r>
           <w:rPr>
@@ -3397,7 +3545,7 @@
             <w:noProof/>
             <w:webHidden/>
           </w:rPr>
-          <w:t>26</w:t>
+          <w:t>29</w:t>
         </w:r>
         <w:r>
           <w:rPr>
@@ -3424,7 +3572,7 @@
           <w14:ligatures w14:val="standardContextual"/>
         </w:rPr>
       </w:pPr>
-      <w:hyperlink w:anchor="_Toc243256030" w:history="1">
+      <w:hyperlink w:anchor="_Toc243461014" w:history="1">
         <w:r>
           <w:rPr>
             <w:rStyle w:val="Hyperlink"/>
@@ -3451,7 +3599,7 @@
             <w:noProof/>
             <w:webHidden/>
           </w:rPr>
-          <w:instrText xml:space="preserve"> PAGEREF _Toc243256030 \h </w:instrText>
+          <w:instrText xml:space="preserve"> PAGEREF _Toc243461014 \h </w:instrText>
         </w:r>
         <w:r>
           <w:rPr>
@@ -3471,7 +3619,7 @@
             <w:noProof/>
             <w:webHidden/>
           </w:rPr>
-          <w:t>26</w:t>
+          <w:t>29</w:t>
         </w:r>
         <w:r>
           <w:rPr>
@@ -3498,7 +3646,7 @@
           <w14:ligatures w14:val="standardContextual"/>
         </w:rPr>
       </w:pPr>
-      <w:hyperlink w:anchor="_Toc243256031" w:history="1">
+      <w:hyperlink w:anchor="_Toc243461015" w:history="1">
         <w:r>
           <w:rPr>
             <w:rStyle w:val="Hyperlink"/>
@@ -3525,7 +3673,7 @@
             <w:noProof/>
             <w:webHidden/>
           </w:rPr>
-          <w:instrText xml:space="preserve"> PAGEREF _Toc243256031 \h </w:instrText>
+          <w:instrText xml:space="preserve"> PAGEREF _Toc243461015 \h </w:instrText>
         </w:r>
         <w:r>
           <w:rPr>
@@ -3545,7 +3693,7 @@
             <w:noProof/>
             <w:webHidden/>
           </w:rPr>
-          <w:t>26</w:t>
+          <w:t>29</w:t>
         </w:r>
         <w:r>
           <w:rPr>
@@ -3572,7 +3720,7 @@
           <w14:ligatures w14:val="standardContextual"/>
         </w:rPr>
       </w:pPr>
-      <w:hyperlink w:anchor="_Toc243256032" w:history="1">
+      <w:hyperlink w:anchor="_Toc243461016" w:history="1">
         <w:r>
           <w:rPr>
             <w:rStyle w:val="Hyperlink"/>
@@ -3599,7 +3747,7 @@
             <w:noProof/>
             <w:webHidden/>
           </w:rPr>
-          <w:instrText xml:space="preserve"> PAGEREF _Toc243256032 \h </w:instrText>
+          <w:instrText xml:space="preserve"> PAGEREF _Toc243461016 \h </w:instrText>
         </w:r>
         <w:r>
           <w:rPr>
@@ -3619,7 +3767,7 @@
             <w:noProof/>
             <w:webHidden/>
           </w:rPr>
-          <w:t>27</w:t>
+          <w:t>29</w:t>
         </w:r>
         <w:r>
           <w:rPr>
@@ -3646,7 +3794,7 @@
           <w14:ligatures w14:val="standardContextual"/>
         </w:rPr>
       </w:pPr>
-      <w:hyperlink w:anchor="_Toc243256033" w:history="1">
+      <w:hyperlink w:anchor="_Toc243461017" w:history="1">
         <w:r>
           <w:rPr>
             <w:rStyle w:val="Hyperlink"/>
@@ -3673,7 +3821,7 @@
             <w:noProof/>
             <w:webHidden/>
           </w:rPr>
-          <w:instrText xml:space="preserve"> PAGEREF _Toc243256033 \h </w:instrText>
+          <w:instrText xml:space="preserve"> PAGEREF _Toc243461017 \h </w:instrText>
         </w:r>
         <w:r>
           <w:rPr>
@@ -3693,7 +3841,7 @@
             <w:noProof/>
             <w:webHidden/>
           </w:rPr>
-          <w:t>27</w:t>
+          <w:t>30</w:t>
         </w:r>
         <w:r>
           <w:rPr>
@@ -3720,7 +3868,7 @@
           <w14:ligatures w14:val="standardContextual"/>
         </w:rPr>
       </w:pPr>
-      <w:hyperlink w:anchor="_Toc243256034" w:history="1">
+      <w:hyperlink w:anchor="_Toc243461018" w:history="1">
         <w:r>
           <w:rPr>
             <w:rStyle w:val="Hyperlink"/>
@@ -3747,7 +3895,7 @@
             <w:noProof/>
             <w:webHidden/>
           </w:rPr>
-          <w:instrText xml:space="preserve"> PAGEREF _Toc243256034 \h </w:instrText>
+          <w:instrText xml:space="preserve"> PAGEREF _Toc243461018 \h </w:instrText>
         </w:r>
         <w:r>
           <w:rPr>
@@ -3767,7 +3915,7 @@
             <w:noProof/>
             <w:webHidden/>
           </w:rPr>
-          <w:t>29</w:t>
+          <w:t>32</w:t>
         </w:r>
         <w:r>
           <w:rPr>
@@ -3794,7 +3942,7 @@
           <w14:ligatures w14:val="standardContextual"/>
         </w:rPr>
       </w:pPr>
-      <w:hyperlink w:anchor="_Toc243256035" w:history="1">
+      <w:hyperlink w:anchor="_Toc243461019" w:history="1">
         <w:r>
           <w:rPr>
             <w:rStyle w:val="Hyperlink"/>
@@ -3821,7 +3969,7 @@
             <w:noProof/>
             <w:webHidden/>
           </w:rPr>
-          <w:instrText xml:space="preserve"> PAGEREF _Toc243256035 \h </w:instrText>
+          <w:instrText xml:space="preserve"> PAGEREF _Toc243461019 \h </w:instrText>
         </w:r>
         <w:r>
           <w:rPr>
@@ -3841,7 +3989,7 @@
             <w:noProof/>
             <w:webHidden/>
           </w:rPr>
-          <w:t>29</w:t>
+          <w:t>32</w:t>
         </w:r>
         <w:r>
           <w:rPr>
@@ -3868,7 +4016,7 @@
           <w14:ligatures w14:val="standardContextual"/>
         </w:rPr>
       </w:pPr>
-      <w:hyperlink w:anchor="_Toc243256036" w:history="1">
+      <w:hyperlink w:anchor="_Toc243461020" w:history="1">
         <w:r>
           <w:rPr>
             <w:rStyle w:val="Hyperlink"/>
@@ -3895,7 +4043,7 @@
             <w:noProof/>
             <w:webHidden/>
           </w:rPr>
-          <w:instrText xml:space="preserve"> PAGEREF _Toc243256036 \h </w:instrText>
+          <w:instrText xml:space="preserve"> PAGEREF _Toc243461020 \h </w:instrText>
         </w:r>
         <w:r>
           <w:rPr>
@@ -3915,7 +4063,7 @@
             <w:noProof/>
             <w:webHidden/>
           </w:rPr>
-          <w:t>29</w:t>
+          <w:t>32</w:t>
         </w:r>
         <w:r>
           <w:rPr>
@@ -3942,7 +4090,7 @@
           <w14:ligatures w14:val="standardContextual"/>
         </w:rPr>
       </w:pPr>
-      <w:hyperlink w:anchor="_Toc243256037" w:history="1">
+      <w:hyperlink w:anchor="_Toc243461021" w:history="1">
         <w:r>
           <w:rPr>
             <w:rStyle w:val="Hyperlink"/>
@@ -3969,7 +4117,7 @@
             <w:noProof/>
             <w:webHidden/>
           </w:rPr>
-          <w:instrText xml:space="preserve"> PAGEREF _Toc243256037 \h </w:instrText>
+          <w:instrText xml:space="preserve"> PAGEREF _Toc243461021 \h </w:instrText>
         </w:r>
         <w:r>
           <w:rPr>
@@ -3989,7 +4137,7 @@
             <w:noProof/>
             <w:webHidden/>
           </w:rPr>
-          <w:t>30</w:t>
+          <w:t>33</w:t>
         </w:r>
         <w:r>
           <w:rPr>
@@ -4016,7 +4164,7 @@
           <w14:ligatures w14:val="standardContextual"/>
         </w:rPr>
       </w:pPr>
-      <w:hyperlink w:anchor="_Toc243256038" w:history="1">
+      <w:hyperlink w:anchor="_Toc243461022" w:history="1">
         <w:r>
           <w:rPr>
             <w:rStyle w:val="Hyperlink"/>
@@ -4043,7 +4191,7 @@
             <w:noProof/>
             <w:webHidden/>
           </w:rPr>
-          <w:instrText xml:space="preserve"> PAGEREF _Toc243256038 \h </w:instrText>
+          <w:instrText xml:space="preserve"> PAGEREF _Toc243461022 \h </w:instrText>
         </w:r>
         <w:r>
           <w:rPr>
@@ -4063,7 +4211,7 @@
             <w:noProof/>
             <w:webHidden/>
           </w:rPr>
-          <w:t>30</w:t>
+          <w:t>33</w:t>
         </w:r>
         <w:r>
           <w:rPr>
@@ -4090,7 +4238,7 @@
           <w14:ligatures w14:val="standardContextual"/>
         </w:rPr>
       </w:pPr>
-      <w:hyperlink w:anchor="_Toc243256039" w:history="1">
+      <w:hyperlink w:anchor="_Toc243461023" w:history="1">
         <w:r>
           <w:rPr>
             <w:rStyle w:val="Hyperlink"/>
@@ -4117,7 +4265,7 @@
             <w:noProof/>
             <w:webHidden/>
           </w:rPr>
-          <w:instrText xml:space="preserve"> PAGEREF _Toc243256039 \h </w:instrText>
+          <w:instrText xml:space="preserve"> PAGEREF _Toc243461023 \h </w:instrText>
         </w:r>
         <w:r>
           <w:rPr>
@@ -4137,7 +4285,7 @@
             <w:noProof/>
             <w:webHidden/>
           </w:rPr>
-          <w:t>31</w:t>
+          <w:t>34</w:t>
         </w:r>
         <w:r>
           <w:rPr>
@@ -4164,7 +4312,7 @@
           <w14:ligatures w14:val="standardContextual"/>
         </w:rPr>
       </w:pPr>
-      <w:hyperlink w:anchor="_Toc243256040" w:history="1">
+      <w:hyperlink w:anchor="_Toc243461024" w:history="1">
         <w:r>
           <w:rPr>
             <w:rStyle w:val="Hyperlink"/>
@@ -4191,7 +4339,7 @@
             <w:noProof/>
             <w:webHidden/>
           </w:rPr>
-          <w:instrText xml:space="preserve"> PAGEREF _Toc243256040 \h </w:instrText>
+          <w:instrText xml:space="preserve"> PAGEREF _Toc243461024 \h </w:instrText>
         </w:r>
         <w:r>
           <w:rPr>
@@ -4211,7 +4359,7 @@
             <w:noProof/>
             <w:webHidden/>
           </w:rPr>
-          <w:t>31</w:t>
+          <w:t>34</w:t>
         </w:r>
         <w:r>
           <w:rPr>
@@ -4238,7 +4386,7 @@
           <w14:ligatures w14:val="standardContextual"/>
         </w:rPr>
       </w:pPr>
-      <w:hyperlink w:anchor="_Toc243256041" w:history="1">
+      <w:hyperlink w:anchor="_Toc243461025" w:history="1">
         <w:r>
           <w:rPr>
             <w:rStyle w:val="Hyperlink"/>
@@ -4265,7 +4413,7 @@
             <w:noProof/>
             <w:webHidden/>
           </w:rPr>
-          <w:instrText xml:space="preserve"> PAGEREF _Toc243256041 \h </w:instrText>
+          <w:instrText xml:space="preserve"> PAGEREF _Toc243461025 \h </w:instrText>
         </w:r>
         <w:r>
           <w:rPr>
@@ -4285,7 +4433,7 @@
             <w:noProof/>
             <w:webHidden/>
           </w:rPr>
-          <w:t>31</w:t>
+          <w:t>34</w:t>
         </w:r>
         <w:r>
           <w:rPr>
@@ -4312,7 +4460,7 @@
           <w14:ligatures w14:val="standardContextual"/>
         </w:rPr>
       </w:pPr>
-      <w:hyperlink w:anchor="_Toc243256042" w:history="1">
+      <w:hyperlink w:anchor="_Toc243461026" w:history="1">
         <w:r>
           <w:rPr>
             <w:rStyle w:val="Hyperlink"/>
@@ -4339,7 +4487,7 @@
             <w:noProof/>
             <w:webHidden/>
           </w:rPr>
-          <w:instrText xml:space="preserve"> PAGEREF _Toc243256042 \h </w:instrText>
+          <w:instrText xml:space="preserve"> PAGEREF _Toc243461026 \h </w:instrText>
         </w:r>
         <w:r>
           <w:rPr>
@@ -4359,7 +4507,7 @@
             <w:noProof/>
             <w:webHidden/>
           </w:rPr>
-          <w:t>32</w:t>
+          <w:t>35</w:t>
         </w:r>
         <w:r>
           <w:rPr>
@@ -4386,7 +4534,7 @@
           <w14:ligatures w14:val="standardContextual"/>
         </w:rPr>
       </w:pPr>
-      <w:hyperlink w:anchor="_Toc243256043" w:history="1">
+      <w:hyperlink w:anchor="_Toc243461027" w:history="1">
         <w:r>
           <w:rPr>
             <w:rStyle w:val="Hyperlink"/>
@@ -4413,7 +4561,7 @@
             <w:noProof/>
             <w:webHidden/>
           </w:rPr>
-          <w:instrText xml:space="preserve"> PAGEREF _Toc243256043 \h </w:instrText>
+          <w:instrText xml:space="preserve"> PAGEREF _Toc243461027 \h </w:instrText>
         </w:r>
         <w:r>
           <w:rPr>
@@ -4433,7 +4581,7 @@
             <w:noProof/>
             <w:webHidden/>
           </w:rPr>
-          <w:t>32</w:t>
+          <w:t>35</w:t>
         </w:r>
         <w:r>
           <w:rPr>
@@ -4460,7 +4608,7 @@
           <w14:ligatures w14:val="standardContextual"/>
         </w:rPr>
       </w:pPr>
-      <w:hyperlink w:anchor="_Toc243256044" w:history="1">
+      <w:hyperlink w:anchor="_Toc243461028" w:history="1">
         <w:r>
           <w:rPr>
             <w:rStyle w:val="Hyperlink"/>
@@ -4487,7 +4635,7 @@
             <w:noProof/>
             <w:webHidden/>
           </w:rPr>
-          <w:instrText xml:space="preserve"> PAGEREF _Toc243256044 \h </w:instrText>
+          <w:instrText xml:space="preserve"> PAGEREF _Toc243461028 \h </w:instrText>
         </w:r>
         <w:r>
           <w:rPr>
@@ -4507,7 +4655,7 @@
             <w:noProof/>
             <w:webHidden/>
           </w:rPr>
-          <w:t>32</w:t>
+          <w:t>35</w:t>
         </w:r>
         <w:r>
           <w:rPr>
@@ -4534,7 +4682,7 @@
           <w14:ligatures w14:val="standardContextual"/>
         </w:rPr>
       </w:pPr>
-      <w:hyperlink w:anchor="_Toc243256045" w:history="1">
+      <w:hyperlink w:anchor="_Toc243461029" w:history="1">
         <w:r>
           <w:rPr>
             <w:rStyle w:val="Hyperlink"/>
@@ -4561,7 +4709,7 @@
             <w:noProof/>
             <w:webHidden/>
           </w:rPr>
-          <w:instrText xml:space="preserve"> PAGEREF _Toc243256045 \h </w:instrText>
+          <w:instrText xml:space="preserve"> PAGEREF _Toc243461029 \h </w:instrText>
         </w:r>
         <w:r>
           <w:rPr>
@@ -4581,7 +4729,7 @@
             <w:noProof/>
             <w:webHidden/>
           </w:rPr>
-          <w:t>33</w:t>
+          <w:t>36</w:t>
         </w:r>
         <w:r>
           <w:rPr>
@@ -4608,7 +4756,7 @@
           <w14:ligatures w14:val="standardContextual"/>
         </w:rPr>
       </w:pPr>
-      <w:hyperlink w:anchor="_Toc243256046" w:history="1">
+      <w:hyperlink w:anchor="_Toc243461030" w:history="1">
         <w:r>
           <w:rPr>
             <w:rStyle w:val="Hyperlink"/>
@@ -4635,7 +4783,7 @@
             <w:noProof/>
             <w:webHidden/>
           </w:rPr>
-          <w:instrText xml:space="preserve"> PAGEREF _Toc243256046 \h </w:instrText>
+          <w:instrText xml:space="preserve"> PAGEREF _Toc243461030 \h </w:instrText>
         </w:r>
         <w:r>
           <w:rPr>
@@ -4655,7 +4803,7 @@
             <w:noProof/>
             <w:webHidden/>
           </w:rPr>
-          <w:t>33</w:t>
+          <w:t>36</w:t>
         </w:r>
         <w:r>
           <w:rPr>
@@ -4682,7 +4830,7 @@
           <w14:ligatures w14:val="standardContextual"/>
         </w:rPr>
       </w:pPr>
-      <w:hyperlink w:anchor="_Toc243256047" w:history="1">
+      <w:hyperlink w:anchor="_Toc243461031" w:history="1">
         <w:r>
           <w:rPr>
             <w:rStyle w:val="Hyperlink"/>
@@ -4709,7 +4857,7 @@
             <w:noProof/>
             <w:webHidden/>
           </w:rPr>
-          <w:instrText xml:space="preserve"> PAGEREF _Toc243256047 \h </w:instrText>
+          <w:instrText xml:space="preserve"> PAGEREF _Toc243461031 \h </w:instrText>
         </w:r>
         <w:r>
           <w:rPr>
@@ -4729,7 +4877,7 @@
             <w:noProof/>
             <w:webHidden/>
           </w:rPr>
-          <w:t>33</w:t>
+          <w:t>36</w:t>
         </w:r>
         <w:r>
           <w:rPr>
@@ -4756,7 +4904,7 @@
           <w14:ligatures w14:val="standardContextual"/>
         </w:rPr>
       </w:pPr>
-      <w:hyperlink w:anchor="_Toc243256048" w:history="1">
+      <w:hyperlink w:anchor="_Toc243461032" w:history="1">
         <w:r>
           <w:rPr>
             <w:rStyle w:val="Hyperlink"/>
@@ -4783,7 +4931,7 @@
             <w:noProof/>
             <w:webHidden/>
           </w:rPr>
-          <w:instrText xml:space="preserve"> PAGEREF _Toc243256048 \h </w:instrText>
+          <w:instrText xml:space="preserve"> PAGEREF _Toc243461032 \h </w:instrText>
         </w:r>
         <w:r>
           <w:rPr>
@@ -4803,7 +4951,7 @@
             <w:noProof/>
             <w:webHidden/>
           </w:rPr>
-          <w:t>34</w:t>
+          <w:t>37</w:t>
         </w:r>
         <w:r>
           <w:rPr>
@@ -4830,7 +4978,7 @@
           <w14:ligatures w14:val="standardContextual"/>
         </w:rPr>
       </w:pPr>
-      <w:hyperlink w:anchor="_Toc243256049" w:history="1">
+      <w:hyperlink w:anchor="_Toc243461033" w:history="1">
         <w:r>
           <w:rPr>
             <w:rStyle w:val="Hyperlink"/>
@@ -4857,7 +5005,7 @@
             <w:noProof/>
             <w:webHidden/>
           </w:rPr>
-          <w:instrText xml:space="preserve"> PAGEREF _Toc243256049 \h </w:instrText>
+          <w:instrText xml:space="preserve"> PAGEREF _Toc243461033 \h </w:instrText>
         </w:r>
         <w:r>
           <w:rPr>
@@ -4877,7 +5025,7 @@
             <w:noProof/>
             <w:webHidden/>
           </w:rPr>
-          <w:t>34</w:t>
+          <w:t>37</w:t>
         </w:r>
         <w:r>
           <w:rPr>
@@ -4904,7 +5052,7 @@
           <w14:ligatures w14:val="standardContextual"/>
         </w:rPr>
       </w:pPr>
-      <w:hyperlink w:anchor="_Toc243256050" w:history="1">
+      <w:hyperlink w:anchor="_Toc243461034" w:history="1">
         <w:r>
           <w:rPr>
             <w:rStyle w:val="Hyperlink"/>
@@ -4931,7 +5079,7 @@
             <w:noProof/>
             <w:webHidden/>
           </w:rPr>
-          <w:instrText xml:space="preserve"> PAGEREF _Toc243256050 \h </w:instrText>
+          <w:instrText xml:space="preserve"> PAGEREF _Toc243461034 \h </w:instrText>
         </w:r>
         <w:r>
           <w:rPr>
@@ -4951,7 +5099,7 @@
             <w:noProof/>
             <w:webHidden/>
           </w:rPr>
-          <w:t>34</w:t>
+          <w:t>37</w:t>
         </w:r>
         <w:r>
           <w:rPr>
@@ -4978,7 +5126,7 @@
           <w14:ligatures w14:val="standardContextual"/>
         </w:rPr>
       </w:pPr>
-      <w:hyperlink w:anchor="_Toc243256051" w:history="1">
+      <w:hyperlink w:anchor="_Toc243461035" w:history="1">
         <w:r>
           <w:rPr>
             <w:rStyle w:val="Hyperlink"/>
@@ -5005,7 +5153,7 @@
             <w:noProof/>
             <w:webHidden/>
           </w:rPr>
-          <w:instrText xml:space="preserve"> PAGEREF _Toc243256051 \h </w:instrText>
+          <w:instrText xml:space="preserve"> PAGEREF _Toc243461035 \h </w:instrText>
         </w:r>
         <w:r>
           <w:rPr>
@@ -5025,7 +5173,7 @@
             <w:noProof/>
             <w:webHidden/>
           </w:rPr>
-          <w:t>34</w:t>
+          <w:t>37</w:t>
         </w:r>
         <w:r>
           <w:rPr>
@@ -5052,7 +5200,7 @@
           <w14:ligatures w14:val="standardContextual"/>
         </w:rPr>
       </w:pPr>
-      <w:hyperlink w:anchor="_Toc243256052" w:history="1">
+      <w:hyperlink w:anchor="_Toc243461036" w:history="1">
         <w:r>
           <w:rPr>
             <w:rStyle w:val="Hyperlink"/>
@@ -5079,7 +5227,7 @@
             <w:noProof/>
             <w:webHidden/>
           </w:rPr>
-          <w:instrText xml:space="preserve"> PAGEREF _Toc243256052 \h </w:instrText>
+          <w:instrText xml:space="preserve"> PAGEREF _Toc243461036 \h </w:instrText>
         </w:r>
         <w:r>
           <w:rPr>
@@ -5099,7 +5247,7 @@
             <w:noProof/>
             <w:webHidden/>
           </w:rPr>
-          <w:t>36</w:t>
+          <w:t>39</w:t>
         </w:r>
         <w:r>
           <w:rPr>
@@ -5126,7 +5274,7 @@
           <w14:ligatures w14:val="standardContextual"/>
         </w:rPr>
       </w:pPr>
-      <w:hyperlink w:anchor="_Toc243256053" w:history="1">
+      <w:hyperlink w:anchor="_Toc243461037" w:history="1">
         <w:r>
           <w:rPr>
             <w:rStyle w:val="Hyperlink"/>
@@ -5153,7 +5301,7 @@
             <w:noProof/>
             <w:webHidden/>
           </w:rPr>
-          <w:instrText xml:space="preserve"> PAGEREF _Toc243256053 \h </w:instrText>
+          <w:instrText xml:space="preserve"> PAGEREF _Toc243461037 \h </w:instrText>
         </w:r>
         <w:r>
           <w:rPr>
@@ -5173,7 +5321,7 @@
             <w:noProof/>
             <w:webHidden/>
           </w:rPr>
-          <w:t>36</w:t>
+          <w:t>39</w:t>
         </w:r>
         <w:r>
           <w:rPr>
@@ -5200,7 +5348,7 @@
           <w14:ligatures w14:val="standardContextual"/>
         </w:rPr>
       </w:pPr>
-      <w:hyperlink w:anchor="_Toc243256054" w:history="1">
+      <w:hyperlink w:anchor="_Toc243461038" w:history="1">
         <w:r>
           <w:rPr>
             <w:rStyle w:val="Hyperlink"/>
@@ -5227,7 +5375,7 @@
             <w:noProof/>
             <w:webHidden/>
           </w:rPr>
-          <w:instrText xml:space="preserve"> PAGEREF _Toc243256054 \h </w:instrText>
+          <w:instrText xml:space="preserve"> PAGEREF _Toc243461038 \h </w:instrText>
         </w:r>
         <w:r>
           <w:rPr>
@@ -5247,7 +5395,7 @@
             <w:noProof/>
             <w:webHidden/>
           </w:rPr>
-          <w:t>36</w:t>
+          <w:t>39</w:t>
         </w:r>
         <w:r>
           <w:rPr>
@@ -5274,7 +5422,7 @@
           <w14:ligatures w14:val="standardContextual"/>
         </w:rPr>
       </w:pPr>
-      <w:hyperlink w:anchor="_Toc243256055" w:history="1">
+      <w:hyperlink w:anchor="_Toc243461039" w:history="1">
         <w:r>
           <w:rPr>
             <w:rStyle w:val="Hyperlink"/>
@@ -5301,7 +5449,7 @@
             <w:noProof/>
             <w:webHidden/>
           </w:rPr>
-          <w:instrText xml:space="preserve"> PAGEREF _Toc243256055 \h </w:instrText>
+          <w:instrText xml:space="preserve"> PAGEREF _Toc243461039 \h </w:instrText>
         </w:r>
         <w:r>
           <w:rPr>
@@ -5321,7 +5469,7 @@
             <w:noProof/>
             <w:webHidden/>
           </w:rPr>
-          <w:t>37</w:t>
+          <w:t>40</w:t>
         </w:r>
         <w:r>
           <w:rPr>
@@ -5348,7 +5496,7 @@
           <w14:ligatures w14:val="standardContextual"/>
         </w:rPr>
       </w:pPr>
-      <w:hyperlink w:anchor="_Toc243256056" w:history="1">
+      <w:hyperlink w:anchor="_Toc243461040" w:history="1">
         <w:r>
           <w:rPr>
             <w:rStyle w:val="Hyperlink"/>
@@ -5375,7 +5523,7 @@
             <w:noProof/>
             <w:webHidden/>
           </w:rPr>
-          <w:instrText xml:space="preserve"> PAGEREF _Toc243256056 \h </w:instrText>
+          <w:instrText xml:space="preserve"> PAGEREF _Toc243461040 \h </w:instrText>
         </w:r>
         <w:r>
           <w:rPr>
@@ -5395,7 +5543,7 @@
             <w:noProof/>
             <w:webHidden/>
           </w:rPr>
-          <w:t>37</w:t>
+          <w:t>40</w:t>
         </w:r>
         <w:r>
           <w:rPr>
@@ -5422,7 +5570,7 @@
           <w14:ligatures w14:val="standardContextual"/>
         </w:rPr>
       </w:pPr>
-      <w:hyperlink w:anchor="_Toc243256057" w:history="1">
+      <w:hyperlink w:anchor="_Toc243461041" w:history="1">
         <w:r>
           <w:rPr>
             <w:rStyle w:val="Hyperlink"/>
@@ -5449,7 +5597,7 @@
             <w:noProof/>
             <w:webHidden/>
           </w:rPr>
-          <w:instrText xml:space="preserve"> PAGEREF _Toc243256057 \h </w:instrText>
+          <w:instrText xml:space="preserve"> PAGEREF _Toc243461041 \h </w:instrText>
         </w:r>
         <w:r>
           <w:rPr>
@@ -5469,7 +5617,7 @@
             <w:noProof/>
             <w:webHidden/>
           </w:rPr>
-          <w:t>38</w:t>
+          <w:t>41</w:t>
         </w:r>
         <w:r>
           <w:rPr>
@@ -5496,7 +5644,7 @@
           <w14:ligatures w14:val="standardContextual"/>
         </w:rPr>
       </w:pPr>
-      <w:hyperlink w:anchor="_Toc243256058" w:history="1">
+      <w:hyperlink w:anchor="_Toc243461042" w:history="1">
         <w:r>
           <w:rPr>
             <w:rStyle w:val="Hyperlink"/>
@@ -5523,7 +5671,7 @@
             <w:noProof/>
             <w:webHidden/>
           </w:rPr>
-          <w:instrText xml:space="preserve"> PAGEREF _Toc243256058 \h </w:instrText>
+          <w:instrText xml:space="preserve"> PAGEREF _Toc243461042 \h </w:instrText>
         </w:r>
         <w:r>
           <w:rPr>
@@ -5543,7 +5691,7 @@
             <w:noProof/>
             <w:webHidden/>
           </w:rPr>
-          <w:t>38</w:t>
+          <w:t>41</w:t>
         </w:r>
         <w:r>
           <w:rPr>
@@ -5570,7 +5718,7 @@
           <w14:ligatures w14:val="standardContextual"/>
         </w:rPr>
       </w:pPr>
-      <w:hyperlink w:anchor="_Toc243256059" w:history="1">
+      <w:hyperlink w:anchor="_Toc243461043" w:history="1">
         <w:r>
           <w:rPr>
             <w:rStyle w:val="Hyperlink"/>
@@ -5597,7 +5745,7 @@
             <w:noProof/>
             <w:webHidden/>
           </w:rPr>
-          <w:instrText xml:space="preserve"> PAGEREF _Toc243256059 \h </w:instrText>
+          <w:instrText xml:space="preserve"> PAGEREF _Toc243461043 \h </w:instrText>
         </w:r>
         <w:r>
           <w:rPr>
@@ -5617,7 +5765,7 @@
             <w:noProof/>
             <w:webHidden/>
           </w:rPr>
-          <w:t>38</w:t>
+          <w:t>41</w:t>
         </w:r>
         <w:r>
           <w:rPr>
@@ -5644,7 +5792,7 @@
           <w14:ligatures w14:val="standardContextual"/>
         </w:rPr>
       </w:pPr>
-      <w:hyperlink w:anchor="_Toc243256060" w:history="1">
+      <w:hyperlink w:anchor="_Toc243461044" w:history="1">
         <w:r>
           <w:rPr>
             <w:rStyle w:val="Hyperlink"/>
@@ -5671,7 +5819,7 @@
             <w:noProof/>
             <w:webHidden/>
           </w:rPr>
-          <w:instrText xml:space="preserve"> PAGEREF _Toc243256060 \h </w:instrText>
+          <w:instrText xml:space="preserve"> PAGEREF _Toc243461044 \h </w:instrText>
         </w:r>
         <w:r>
           <w:rPr>
@@ -5691,7 +5839,7 @@
             <w:noProof/>
             <w:webHidden/>
           </w:rPr>
-          <w:t>38</w:t>
+          <w:t>41</w:t>
         </w:r>
         <w:r>
           <w:rPr>
@@ -5718,7 +5866,7 @@
           <w14:ligatures w14:val="standardContextual"/>
         </w:rPr>
       </w:pPr>
-      <w:hyperlink w:anchor="_Toc243256061" w:history="1">
+      <w:hyperlink w:anchor="_Toc243461045" w:history="1">
         <w:r>
           <w:rPr>
             <w:rStyle w:val="Hyperlink"/>
@@ -5745,7 +5893,7 @@
             <w:noProof/>
             <w:webHidden/>
           </w:rPr>
-          <w:instrText xml:space="preserve"> PAGEREF _Toc243256061 \h </w:instrText>
+          <w:instrText xml:space="preserve"> PAGEREF _Toc243461045 \h </w:instrText>
         </w:r>
         <w:r>
           <w:rPr>
@@ -5765,7 +5913,7 @@
             <w:noProof/>
             <w:webHidden/>
           </w:rPr>
-          <w:t>39</w:t>
+          <w:t>42</w:t>
         </w:r>
         <w:r>
           <w:rPr>
@@ -5792,7 +5940,7 @@
           <w14:ligatures w14:val="standardContextual"/>
         </w:rPr>
       </w:pPr>
-      <w:hyperlink w:anchor="_Toc243256062" w:history="1">
+      <w:hyperlink w:anchor="_Toc243461046" w:history="1">
         <w:r>
           <w:rPr>
             <w:rStyle w:val="Hyperlink"/>
@@ -5819,7 +5967,7 @@
             <w:noProof/>
             <w:webHidden/>
           </w:rPr>
-          <w:instrText xml:space="preserve"> PAGEREF _Toc243256062 \h </w:instrText>
+          <w:instrText xml:space="preserve"> PAGEREF _Toc243461046 \h </w:instrText>
         </w:r>
         <w:r>
           <w:rPr>
@@ -5839,7 +5987,7 @@
             <w:noProof/>
             <w:webHidden/>
           </w:rPr>
-          <w:t>40</w:t>
+          <w:t>43</w:t>
         </w:r>
         <w:r>
           <w:rPr>
@@ -5866,7 +6014,7 @@
           <w14:ligatures w14:val="standardContextual"/>
         </w:rPr>
       </w:pPr>
-      <w:hyperlink w:anchor="_Toc243256063" w:history="1">
+      <w:hyperlink w:anchor="_Toc243461047" w:history="1">
         <w:r>
           <w:rPr>
             <w:rStyle w:val="Hyperlink"/>
@@ -5893,7 +6041,7 @@
             <w:noProof/>
             <w:webHidden/>
           </w:rPr>
-          <w:instrText xml:space="preserve"> PAGEREF _Toc243256063 \h </w:instrText>
+          <w:instrText xml:space="preserve"> PAGEREF _Toc243461047 \h </w:instrText>
         </w:r>
         <w:r>
           <w:rPr>
@@ -5913,7 +6061,7 @@
             <w:noProof/>
             <w:webHidden/>
           </w:rPr>
-          <w:t>41</w:t>
+          <w:t>44</w:t>
         </w:r>
         <w:r>
           <w:rPr>
@@ -5940,7 +6088,7 @@
           <w14:ligatures w14:val="standardContextual"/>
         </w:rPr>
       </w:pPr>
-      <w:hyperlink w:anchor="_Toc243256064" w:history="1">
+      <w:hyperlink w:anchor="_Toc243461048" w:history="1">
         <w:r>
           <w:rPr>
             <w:rStyle w:val="Hyperlink"/>
@@ -5967,7 +6115,7 @@
             <w:noProof/>
             <w:webHidden/>
           </w:rPr>
-          <w:instrText xml:space="preserve"> PAGEREF _Toc243256064 \h </w:instrText>
+          <w:instrText xml:space="preserve"> PAGEREF _Toc243461048 \h </w:instrText>
         </w:r>
         <w:r>
           <w:rPr>
@@ -5987,7 +6135,7 @@
             <w:noProof/>
             <w:webHidden/>
           </w:rPr>
-          <w:t>41</w:t>
+          <w:t>44</w:t>
         </w:r>
         <w:r>
           <w:rPr>
@@ -6014,7 +6162,7 @@
           <w14:ligatures w14:val="standardContextual"/>
         </w:rPr>
       </w:pPr>
-      <w:hyperlink w:anchor="_Toc243256065" w:history="1">
+      <w:hyperlink w:anchor="_Toc243461049" w:history="1">
         <w:r>
           <w:rPr>
             <w:rStyle w:val="Hyperlink"/>
@@ -6041,7 +6189,7 @@
             <w:noProof/>
             <w:webHidden/>
           </w:rPr>
-          <w:instrText xml:space="preserve"> PAGEREF _Toc243256065 \h </w:instrText>
+          <w:instrText xml:space="preserve"> PAGEREF _Toc243461049 \h </w:instrText>
         </w:r>
         <w:r>
           <w:rPr>
@@ -6061,7 +6209,7 @@
             <w:noProof/>
             <w:webHidden/>
           </w:rPr>
-          <w:t>42</w:t>
+          <w:t>45</w:t>
         </w:r>
         <w:r>
           <w:rPr>
@@ -6088,7 +6236,7 @@
           <w14:ligatures w14:val="standardContextual"/>
         </w:rPr>
       </w:pPr>
-      <w:hyperlink w:anchor="_Toc243256066" w:history="1">
+      <w:hyperlink w:anchor="_Toc243461050" w:history="1">
         <w:r>
           <w:rPr>
             <w:rStyle w:val="Hyperlink"/>
@@ -6115,7 +6263,7 @@
             <w:noProof/>
             <w:webHidden/>
           </w:rPr>
-          <w:instrText xml:space="preserve"> PAGEREF _Toc243256066 \h </w:instrText>
+          <w:instrText xml:space="preserve"> PAGEREF _Toc243461050 \h </w:instrText>
         </w:r>
         <w:r>
           <w:rPr>
@@ -6135,7 +6283,7 @@
             <w:noProof/>
             <w:webHidden/>
           </w:rPr>
-          <w:t>42</w:t>
+          <w:t>45</w:t>
         </w:r>
         <w:r>
           <w:rPr>
@@ -6162,7 +6310,7 @@
           <w14:ligatures w14:val="standardContextual"/>
         </w:rPr>
       </w:pPr>
-      <w:hyperlink w:anchor="_Toc243256067" w:history="1">
+      <w:hyperlink w:anchor="_Toc243461051" w:history="1">
         <w:r>
           <w:rPr>
             <w:rStyle w:val="Hyperlink"/>
@@ -6189,7 +6337,7 @@
             <w:noProof/>
             <w:webHidden/>
           </w:rPr>
-          <w:instrText xml:space="preserve"> PAGEREF _Toc243256067 \h </w:instrText>
+          <w:instrText xml:space="preserve"> PAGEREF _Toc243461051 \h </w:instrText>
         </w:r>
         <w:r>
           <w:rPr>
@@ -6209,7 +6357,7 @@
             <w:noProof/>
             <w:webHidden/>
           </w:rPr>
-          <w:t>42</w:t>
+          <w:t>45</w:t>
         </w:r>
         <w:r>
           <w:rPr>
@@ -6236,7 +6384,7 @@
           <w14:ligatures w14:val="standardContextual"/>
         </w:rPr>
       </w:pPr>
-      <w:hyperlink w:anchor="_Toc243256068" w:history="1">
+      <w:hyperlink w:anchor="_Toc243461052" w:history="1">
         <w:r>
           <w:rPr>
             <w:rStyle w:val="Hyperlink"/>
@@ -6263,7 +6411,7 @@
             <w:noProof/>
             <w:webHidden/>
           </w:rPr>
-          <w:instrText xml:space="preserve"> PAGEREF _Toc243256068 \h </w:instrText>
+          <w:instrText xml:space="preserve"> PAGEREF _Toc243461052 \h </w:instrText>
         </w:r>
         <w:r>
           <w:rPr>
@@ -6283,7 +6431,7 @@
             <w:noProof/>
             <w:webHidden/>
           </w:rPr>
-          <w:t>43</w:t>
+          <w:t>46</w:t>
         </w:r>
         <w:r>
           <w:rPr>
@@ -6310,7 +6458,7 @@
           <w14:ligatures w14:val="standardContextual"/>
         </w:rPr>
       </w:pPr>
-      <w:hyperlink w:anchor="_Toc243256069" w:history="1">
+      <w:hyperlink w:anchor="_Toc243461053" w:history="1">
         <w:r>
           <w:rPr>
             <w:rStyle w:val="Hyperlink"/>
@@ -6337,7 +6485,7 @@
             <w:noProof/>
             <w:webHidden/>
           </w:rPr>
-          <w:instrText xml:space="preserve"> PAGEREF _Toc243256069 \h </w:instrText>
+          <w:instrText xml:space="preserve"> PAGEREF _Toc243461053 \h </w:instrText>
         </w:r>
         <w:r>
           <w:rPr>
@@ -6357,7 +6505,7 @@
             <w:noProof/>
             <w:webHidden/>
           </w:rPr>
-          <w:t>43</w:t>
+          <w:t>46</w:t>
         </w:r>
         <w:r>
           <w:rPr>
@@ -6384,7 +6532,7 @@
           <w14:ligatures w14:val="standardContextual"/>
         </w:rPr>
       </w:pPr>
-      <w:hyperlink w:anchor="_Toc243256070" w:history="1">
+      <w:hyperlink w:anchor="_Toc243461054" w:history="1">
         <w:r>
           <w:rPr>
             <w:rStyle w:val="Hyperlink"/>
@@ -6411,7 +6559,7 @@
             <w:noProof/>
             <w:webHidden/>
           </w:rPr>
-          <w:instrText xml:space="preserve"> PAGEREF _Toc243256070 \h </w:instrText>
+          <w:instrText xml:space="preserve"> PAGEREF _Toc243461054 \h </w:instrText>
         </w:r>
         <w:r>
           <w:rPr>
@@ -6431,7 +6579,7 @@
             <w:noProof/>
             <w:webHidden/>
           </w:rPr>
-          <w:t>44</w:t>
+          <w:t>47</w:t>
         </w:r>
         <w:r>
           <w:rPr>
@@ -6458,7 +6606,7 @@
           <w14:ligatures w14:val="standardContextual"/>
         </w:rPr>
       </w:pPr>
-      <w:hyperlink w:anchor="_Toc243256071" w:history="1">
+      <w:hyperlink w:anchor="_Toc243461055" w:history="1">
         <w:r>
           <w:rPr>
             <w:rStyle w:val="Hyperlink"/>
@@ -6485,7 +6633,7 @@
             <w:noProof/>
             <w:webHidden/>
           </w:rPr>
-          <w:instrText xml:space="preserve"> PAGEREF _Toc243256071 \h </w:instrText>
+          <w:instrText xml:space="preserve"> PAGEREF _Toc243461055 \h </w:instrText>
         </w:r>
         <w:r>
           <w:rPr>
@@ -6505,7 +6653,7 @@
             <w:noProof/>
             <w:webHidden/>
           </w:rPr>
-          <w:t>45</w:t>
+          <w:t>48</w:t>
         </w:r>
         <w:r>
           <w:rPr>
@@ -6532,7 +6680,7 @@
           <w14:ligatures w14:val="standardContextual"/>
         </w:rPr>
       </w:pPr>
-      <w:hyperlink w:anchor="_Toc243256072" w:history="1">
+      <w:hyperlink w:anchor="_Toc243461056" w:history="1">
         <w:r>
           <w:rPr>
             <w:rStyle w:val="Hyperlink"/>
@@ -6559,7 +6707,7 @@
             <w:noProof/>
             <w:webHidden/>
           </w:rPr>
-          <w:instrText xml:space="preserve"> PAGEREF _Toc243256072 \h </w:instrText>
+          <w:instrText xml:space="preserve"> PAGEREF _Toc243461056 \h </w:instrText>
         </w:r>
         <w:r>
           <w:rPr>
@@ -6579,7 +6727,7 @@
             <w:noProof/>
             <w:webHidden/>
           </w:rPr>
-          <w:t>46</w:t>
+          <w:t>49</w:t>
         </w:r>
         <w:r>
           <w:rPr>
@@ -6606,7 +6754,7 @@
           <w14:ligatures w14:val="standardContextual"/>
         </w:rPr>
       </w:pPr>
-      <w:hyperlink w:anchor="_Toc243256073" w:history="1">
+      <w:hyperlink w:anchor="_Toc243461057" w:history="1">
         <w:r>
           <w:rPr>
             <w:rStyle w:val="Hyperlink"/>
@@ -6633,7 +6781,7 @@
             <w:noProof/>
             <w:webHidden/>
           </w:rPr>
-          <w:instrText xml:space="preserve"> PAGEREF _Toc243256073 \h </w:instrText>
+          <w:instrText xml:space="preserve"> PAGEREF _Toc243461057 \h </w:instrText>
         </w:r>
         <w:r>
           <w:rPr>
@@ -6653,7 +6801,7 @@
             <w:noProof/>
             <w:webHidden/>
           </w:rPr>
-          <w:t>46</w:t>
+          <w:t>49</w:t>
         </w:r>
         <w:r>
           <w:rPr>
@@ -6680,7 +6828,7 @@
           <w14:ligatures w14:val="standardContextual"/>
         </w:rPr>
       </w:pPr>
-      <w:hyperlink w:anchor="_Toc243256074" w:history="1">
+      <w:hyperlink w:anchor="_Toc243461058" w:history="1">
         <w:r>
           <w:rPr>
             <w:rStyle w:val="Hyperlink"/>
@@ -6707,7 +6855,7 @@
             <w:noProof/>
             <w:webHidden/>
           </w:rPr>
-          <w:instrText xml:space="preserve"> PAGEREF _Toc243256074 \h </w:instrText>
+          <w:instrText xml:space="preserve"> PAGEREF _Toc243461058 \h </w:instrText>
         </w:r>
         <w:r>
           <w:rPr>
@@ -6727,7 +6875,7 @@
             <w:noProof/>
             <w:webHidden/>
           </w:rPr>
-          <w:t>47</w:t>
+          <w:t>50</w:t>
         </w:r>
         <w:r>
           <w:rPr>
@@ -6754,7 +6902,7 @@
           <w14:ligatures w14:val="standardContextual"/>
         </w:rPr>
       </w:pPr>
-      <w:hyperlink w:anchor="_Toc243256075" w:history="1">
+      <w:hyperlink w:anchor="_Toc243461059" w:history="1">
         <w:r>
           <w:rPr>
             <w:rStyle w:val="Hyperlink"/>
@@ -6781,7 +6929,7 @@
             <w:noProof/>
             <w:webHidden/>
           </w:rPr>
-          <w:instrText xml:space="preserve"> PAGEREF _Toc243256075 \h </w:instrText>
+          <w:instrText xml:space="preserve"> PAGEREF _Toc243461059 \h </w:instrText>
         </w:r>
         <w:r>
           <w:rPr>
@@ -6801,7 +6949,7 @@
             <w:noProof/>
             <w:webHidden/>
           </w:rPr>
-          <w:t>48</w:t>
+          <w:t>52</w:t>
         </w:r>
         <w:r>
           <w:rPr>
@@ -6828,7 +6976,7 @@
           <w14:ligatures w14:val="standardContextual"/>
         </w:rPr>
       </w:pPr>
-      <w:hyperlink w:anchor="_Toc243256076" w:history="1">
+      <w:hyperlink w:anchor="_Toc243461060" w:history="1">
         <w:r>
           <w:rPr>
             <w:rStyle w:val="Hyperlink"/>
@@ -6855,7 +7003,7 @@
             <w:noProof/>
             <w:webHidden/>
           </w:rPr>
-          <w:instrText xml:space="preserve"> PAGEREF _Toc243256076 \h </w:instrText>
+          <w:instrText xml:space="preserve"> PAGEREF _Toc243461060 \h </w:instrText>
         </w:r>
         <w:r>
           <w:rPr>
@@ -6875,7 +7023,7 @@
             <w:noProof/>
             <w:webHidden/>
           </w:rPr>
-          <w:t>48</w:t>
+          <w:t>52</w:t>
         </w:r>
         <w:r>
           <w:rPr>
@@ -6902,7 +7050,7 @@
           <w14:ligatures w14:val="standardContextual"/>
         </w:rPr>
       </w:pPr>
-      <w:hyperlink w:anchor="_Toc243256077" w:history="1">
+      <w:hyperlink w:anchor="_Toc243461061" w:history="1">
         <w:r>
           <w:rPr>
             <w:rStyle w:val="Hyperlink"/>
@@ -6929,7 +7077,7 @@
             <w:noProof/>
             <w:webHidden/>
           </w:rPr>
-          <w:instrText xml:space="preserve"> PAGEREF _Toc243256077 \h </w:instrText>
+          <w:instrText xml:space="preserve"> PAGEREF _Toc243461061 \h </w:instrText>
         </w:r>
         <w:r>
           <w:rPr>
@@ -6949,7 +7097,7 @@
             <w:noProof/>
             <w:webHidden/>
           </w:rPr>
-          <w:t>48</w:t>
+          <w:t>52</w:t>
         </w:r>
         <w:r>
           <w:rPr>
@@ -6976,7 +7124,7 @@
           <w14:ligatures w14:val="standardContextual"/>
         </w:rPr>
       </w:pPr>
-      <w:hyperlink w:anchor="_Toc243256078" w:history="1">
+      <w:hyperlink w:anchor="_Toc243461062" w:history="1">
         <w:r>
           <w:rPr>
             <w:rStyle w:val="Hyperlink"/>
@@ -7003,7 +7151,7 @@
             <w:noProof/>
             <w:webHidden/>
           </w:rPr>
-          <w:instrText xml:space="preserve"> PAGEREF _Toc243256078 \h </w:instrText>
+          <w:instrText xml:space="preserve"> PAGEREF _Toc243461062 \h </w:instrText>
         </w:r>
         <w:r>
           <w:rPr>
@@ -7023,7 +7171,7 @@
             <w:noProof/>
             <w:webHidden/>
           </w:rPr>
-          <w:t>50</w:t>
+          <w:t>54</w:t>
         </w:r>
         <w:r>
           <w:rPr>
@@ -7050,7 +7198,7 @@
           <w14:ligatures w14:val="standardContextual"/>
         </w:rPr>
       </w:pPr>
-      <w:hyperlink w:anchor="_Toc243256079" w:history="1">
+      <w:hyperlink w:anchor="_Toc243461063" w:history="1">
         <w:r>
           <w:rPr>
             <w:rStyle w:val="Hyperlink"/>
@@ -7077,7 +7225,7 @@
             <w:noProof/>
             <w:webHidden/>
           </w:rPr>
-          <w:instrText xml:space="preserve"> PAGEREF _Toc243256079 \h </w:instrText>
+          <w:instrText xml:space="preserve"> PAGEREF _Toc243461063 \h </w:instrText>
         </w:r>
         <w:r>
           <w:rPr>
@@ -7097,7 +7245,7 @@
             <w:noProof/>
             <w:webHidden/>
           </w:rPr>
-          <w:t>50</w:t>
+          <w:t>54</w:t>
         </w:r>
         <w:r>
           <w:rPr>
@@ -7124,7 +7272,7 @@
           <w14:ligatures w14:val="standardContextual"/>
         </w:rPr>
       </w:pPr>
-      <w:hyperlink w:anchor="_Toc243256080" w:history="1">
+      <w:hyperlink w:anchor="_Toc243461064" w:history="1">
         <w:r>
           <w:rPr>
             <w:rStyle w:val="Hyperlink"/>
@@ -7151,7 +7299,7 @@
             <w:noProof/>
             <w:webHidden/>
           </w:rPr>
-          <w:instrText xml:space="preserve"> PAGEREF _Toc243256080 \h </w:instrText>
+          <w:instrText xml:space="preserve"> PAGEREF _Toc243461064 \h </w:instrText>
         </w:r>
         <w:r>
           <w:rPr>
@@ -7171,7 +7319,7 @@
             <w:noProof/>
             <w:webHidden/>
           </w:rPr>
-          <w:t>50</w:t>
+          <w:t>54</w:t>
         </w:r>
         <w:r>
           <w:rPr>
@@ -7198,7 +7346,7 @@
           <w14:ligatures w14:val="standardContextual"/>
         </w:rPr>
       </w:pPr>
-      <w:hyperlink w:anchor="_Toc243256081" w:history="1">
+      <w:hyperlink w:anchor="_Toc243461065" w:history="1">
         <w:r>
           <w:rPr>
             <w:rStyle w:val="Hyperlink"/>
@@ -7225,7 +7373,7 @@
             <w:noProof/>
             <w:webHidden/>
           </w:rPr>
-          <w:instrText xml:space="preserve"> PAGEREF _Toc243256081 \h </w:instrText>
+          <w:instrText xml:space="preserve"> PAGEREF _Toc243461065 \h </w:instrText>
         </w:r>
         <w:r>
           <w:rPr>
@@ -7245,7 +7393,7 @@
             <w:noProof/>
             <w:webHidden/>
           </w:rPr>
-          <w:t>52</w:t>
+          <w:t>56</w:t>
         </w:r>
         <w:r>
           <w:rPr>
@@ -7272,7 +7420,7 @@
           <w14:ligatures w14:val="standardContextual"/>
         </w:rPr>
       </w:pPr>
-      <w:hyperlink w:anchor="_Toc243256082" w:history="1">
+      <w:hyperlink w:anchor="_Toc243461066" w:history="1">
         <w:r>
           <w:rPr>
             <w:rStyle w:val="Hyperlink"/>
@@ -7299,7 +7447,7 @@
             <w:noProof/>
             <w:webHidden/>
           </w:rPr>
-          <w:instrText xml:space="preserve"> PAGEREF _Toc243256082 \h </w:instrText>
+          <w:instrText xml:space="preserve"> PAGEREF _Toc243461066 \h </w:instrText>
         </w:r>
         <w:r>
           <w:rPr>
@@ -7319,7 +7467,7 @@
             <w:noProof/>
             <w:webHidden/>
           </w:rPr>
-          <w:t>53</w:t>
+          <w:t>57</w:t>
         </w:r>
         <w:r>
           <w:rPr>
@@ -7346,7 +7494,7 @@
           <w14:ligatures w14:val="standardContextual"/>
         </w:rPr>
       </w:pPr>
-      <w:hyperlink w:anchor="_Toc243256083" w:history="1">
+      <w:hyperlink w:anchor="_Toc243461067" w:history="1">
         <w:r>
           <w:rPr>
             <w:rStyle w:val="Hyperlink"/>
@@ -7373,7 +7521,7 @@
             <w:noProof/>
             <w:webHidden/>
           </w:rPr>
-          <w:instrText xml:space="preserve"> PAGEREF _Toc243256083 \h </w:instrText>
+          <w:instrText xml:space="preserve"> PAGEREF _Toc243461067 \h </w:instrText>
         </w:r>
         <w:r>
           <w:rPr>
@@ -7393,7 +7541,7 @@
             <w:noProof/>
             <w:webHidden/>
           </w:rPr>
-          <w:t>54</w:t>
+          <w:t>58</w:t>
         </w:r>
         <w:r>
           <w:rPr>
@@ -7420,7 +7568,7 @@
           <w14:ligatures w14:val="standardContextual"/>
         </w:rPr>
       </w:pPr>
-      <w:hyperlink w:anchor="_Toc243256084" w:history="1">
+      <w:hyperlink w:anchor="_Toc243461068" w:history="1">
         <w:r>
           <w:rPr>
             <w:rStyle w:val="Hyperlink"/>
@@ -7447,7 +7595,7 @@
             <w:noProof/>
             <w:webHidden/>
           </w:rPr>
-          <w:instrText xml:space="preserve"> PAGEREF _Toc243256084 \h </w:instrText>
+          <w:instrText xml:space="preserve"> PAGEREF _Toc243461068 \h </w:instrText>
         </w:r>
         <w:r>
           <w:rPr>
@@ -7467,7 +7615,7 @@
             <w:noProof/>
             <w:webHidden/>
           </w:rPr>
-          <w:t>56</w:t>
+          <w:t>60</w:t>
         </w:r>
         <w:r>
           <w:rPr>
@@ -7488,11 +7636,12 @@
         <w:pStyle w:val="Heading1"/>
         <w:pageBreakBefore/>
       </w:pPr>
-      <w:bookmarkStart w:id="1" w:name="_Toc243255986"/>
+      <w:bookmarkStart w:id="1" w:name="_Toc243460968"/>
       <w:r>
         <w:rPr>
           <w:color w:val="1D4E89"/>
         </w:rPr>
+        <w:lastRenderedPageBreak/>
         <w:t>1. Introduction</w:t>
       </w:r>
       <w:bookmarkEnd w:id="1"/>
@@ -7501,7 +7650,7 @@
       <w:pPr>
         <w:pStyle w:val="Heading2"/>
       </w:pPr>
-      <w:bookmarkStart w:id="2" w:name="_Toc243255987"/>
+      <w:bookmarkStart w:id="2" w:name="_Toc243460969"/>
       <w:r>
         <w:rPr>
           <w:color w:val="1D4E89"/>
@@ -7636,7 +7785,7 @@
       <w:pPr>
         <w:pStyle w:val="Heading2"/>
       </w:pPr>
-      <w:bookmarkStart w:id="3" w:name="_Toc243255988"/>
+      <w:bookmarkStart w:id="3" w:name="_Toc243460970"/>
       <w:r>
         <w:rPr>
           <w:color w:val="1D4E89"/>
@@ -7654,7 +7803,7 @@
       <w:pPr>
         <w:pStyle w:val="Heading2"/>
       </w:pPr>
-      <w:bookmarkStart w:id="4" w:name="_Toc243255989"/>
+      <w:bookmarkStart w:id="4" w:name="_Toc243460971"/>
       <w:r>
         <w:rPr>
           <w:color w:val="1D4E89"/>
@@ -7672,7 +7821,7 @@
       <w:pPr>
         <w:pStyle w:val="Heading2"/>
       </w:pPr>
-      <w:bookmarkStart w:id="5" w:name="_Toc243255990"/>
+      <w:bookmarkStart w:id="5" w:name="_Toc243460972"/>
       <w:r>
         <w:rPr>
           <w:color w:val="1D4E89"/>
@@ -7694,6 +7843,7 @@
         <w:pStyle w:val="ListBullet"/>
       </w:pPr>
       <w:r>
+        <w:lastRenderedPageBreak/>
         <w:t>Numbered steps are things you do, in order, on screen.</w:t>
       </w:r>
     </w:p>
@@ -7765,7 +7915,7 @@
       <w:pPr>
         <w:pStyle w:val="Heading2"/>
       </w:pPr>
-      <w:bookmarkStart w:id="6" w:name="_Toc243255991"/>
+      <w:bookmarkStart w:id="6" w:name="_Toc243460973"/>
       <w:r>
         <w:rPr>
           <w:color w:val="1D4E89"/>
@@ -7784,6 +7934,22 @@
         <w:pStyle w:val="ListBullet"/>
       </w:pPr>
       <w:r>
+        <w:t>Prices at each branch (optional, multi-branch, new in version 1.6) — let each branch sell a product at its own price, set on the product page or in bulk from a spreadsheet. See section 8.6.</w:t>
+      </w:r>
+    </w:p>
+    <w:p>
+      <w:pPr>
+        <w:pStyle w:val="ListBullet"/>
+      </w:pPr>
+      <w:r>
+        <w:t>Average cost per branch (optional, multi-branch, new in version 1.6) — each branch keeps its own average cost, so its purchases only change its own cost and profit. See section 8.7.</w:t>
+      </w:r>
+    </w:p>
+    <w:p>
+      <w:pPr>
+        <w:pStyle w:val="ListBullet"/>
+      </w:pPr>
+      <w:r>
         <w:t>Proforma invoices (optional, Growth &amp; Enterprise, new in version 1.5) — give a customer a priced quote on A4 or as a PDF, then turn it into a sale at the POS with one click when they buy. See section 4.6.</w:t>
       </w:r>
     </w:p>
@@ -7867,6 +8033,7 @@
         <w:rPr>
           <w:b/>
         </w:rPr>
+        <w:lastRenderedPageBreak/>
         <w:t>Purchases list</w:t>
       </w:r>
       <w:r>
@@ -8074,11 +8241,12 @@
         <w:pStyle w:val="Heading1"/>
         <w:pageBreakBefore/>
       </w:pPr>
-      <w:bookmarkStart w:id="7" w:name="_Toc243255992"/>
+      <w:bookmarkStart w:id="7" w:name="_Toc243460974"/>
       <w:r>
         <w:rPr>
           <w:color w:val="1D4E89"/>
         </w:rPr>
+        <w:lastRenderedPageBreak/>
         <w:t>2. Getting Started</w:t>
       </w:r>
       <w:bookmarkEnd w:id="7"/>
@@ -8087,7 +8255,7 @@
       <w:pPr>
         <w:pStyle w:val="Heading2"/>
       </w:pPr>
-      <w:bookmarkStart w:id="8" w:name="_Toc243255993"/>
+      <w:bookmarkStart w:id="8" w:name="_Toc243460975"/>
       <w:r>
         <w:rPr>
           <w:color w:val="1D4E89"/>
@@ -8223,7 +8391,7 @@
       <w:pPr>
         <w:pStyle w:val="Heading2"/>
       </w:pPr>
-      <w:bookmarkStart w:id="9" w:name="_Toc243255994"/>
+      <w:bookmarkStart w:id="9" w:name="_Toc243460976"/>
       <w:r>
         <w:rPr>
           <w:color w:val="1D4E89"/>
@@ -8448,6 +8616,7 @@
           </w:tcPr>
           <w:p>
             <w:r>
+              <w:lastRenderedPageBreak/>
               <w:t>Reports</w:t>
             </w:r>
           </w:p>
@@ -8539,7 +8708,7 @@
       <w:pPr>
         <w:pStyle w:val="Heading2"/>
       </w:pPr>
-      <w:bookmarkStart w:id="10" w:name="_Toc243255995"/>
+      <w:bookmarkStart w:id="10" w:name="_Toc243460977"/>
       <w:r>
         <w:rPr>
           <w:color w:val="1D4E89"/>
@@ -8602,7 +8771,7 @@
       <w:pPr>
         <w:pStyle w:val="Heading2"/>
       </w:pPr>
-      <w:bookmarkStart w:id="11" w:name="_Toc243255996"/>
+      <w:bookmarkStart w:id="11" w:name="_Toc243460978"/>
       <w:r>
         <w:rPr>
           <w:color w:val="1D4E89"/>
@@ -8645,6 +8814,7 @@
         <w:pStyle w:val="ListBullet"/>
       </w:pPr>
       <w:r>
+        <w:lastRenderedPageBreak/>
         <w:t>Financial Health — stock value, receivables, payables, and deposits held, each linking to its report</w:t>
       </w:r>
     </w:p>
@@ -8724,7 +8894,7 @@
       <w:pPr>
         <w:pStyle w:val="Heading2"/>
       </w:pPr>
-      <w:bookmarkStart w:id="12" w:name="_Toc243255997"/>
+      <w:bookmarkStart w:id="12" w:name="_Toc243460979"/>
       <w:r>
         <w:rPr>
           <w:color w:val="1D4E89"/>
@@ -8758,7 +8928,7 @@
       <w:pPr>
         <w:pStyle w:val="Heading2"/>
       </w:pPr>
-      <w:bookmarkStart w:id="13" w:name="_Toc243255998"/>
+      <w:bookmarkStart w:id="13" w:name="_Toc243460980"/>
       <w:r>
         <w:rPr>
           <w:color w:val="1D4E89"/>
@@ -8777,11 +8947,12 @@
         <w:pStyle w:val="Heading1"/>
         <w:pageBreakBefore/>
       </w:pPr>
-      <w:bookmarkStart w:id="14" w:name="_Toc243255999"/>
+      <w:bookmarkStart w:id="14" w:name="_Toc243460981"/>
       <w:r>
         <w:rPr>
           <w:color w:val="1D4E89"/>
         </w:rPr>
+        <w:lastRenderedPageBreak/>
         <w:t>3. Point of Sale (POS)</w:t>
       </w:r>
       <w:bookmarkEnd w:id="14"/>
@@ -8835,7 +9006,7 @@
       <w:pPr>
         <w:pStyle w:val="Heading2"/>
       </w:pPr>
-      <w:bookmarkStart w:id="15" w:name="_Toc243256000"/>
+      <w:bookmarkStart w:id="15" w:name="_Toc243460982"/>
       <w:r>
         <w:rPr>
           <w:color w:val="1D4E89"/>
@@ -9070,6 +9241,7 @@
               <w:rPr>
                 <w:b/>
               </w:rPr>
+              <w:lastRenderedPageBreak/>
               <w:t xml:space="preserve">Note:  </w:t>
             </w:r>
             <w:r>
@@ -9084,7 +9256,7 @@
       <w:pPr>
         <w:pStyle w:val="Heading2"/>
       </w:pPr>
-      <w:bookmarkStart w:id="16" w:name="_Toc243256001"/>
+      <w:bookmarkStart w:id="16" w:name="_Toc243460983"/>
       <w:r>
         <w:rPr>
           <w:color w:val="1D4E89"/>
@@ -9193,7 +9365,7 @@
       <w:pPr>
         <w:pStyle w:val="Heading2"/>
       </w:pPr>
-      <w:bookmarkStart w:id="17" w:name="_Toc243256002"/>
+      <w:bookmarkStart w:id="17" w:name="_Toc243460984"/>
       <w:r>
         <w:rPr>
           <w:color w:val="1D4E89"/>
@@ -9261,7 +9433,7 @@
       <w:pPr>
         <w:pStyle w:val="Heading2"/>
       </w:pPr>
-      <w:bookmarkStart w:id="18" w:name="_Toc243256003"/>
+      <w:bookmarkStart w:id="18" w:name="_Toc243460985"/>
       <w:r>
         <w:rPr>
           <w:color w:val="1D4E89"/>
@@ -9305,6 +9477,7 @@
               <w:rPr>
                 <w:b/>
               </w:rPr>
+              <w:lastRenderedPageBreak/>
               <w:t xml:space="preserve">Who can do this:  </w:t>
             </w:r>
             <w:r>
@@ -9318,7 +9491,7 @@
       <w:pPr>
         <w:pStyle w:val="Heading2"/>
       </w:pPr>
-      <w:bookmarkStart w:id="19" w:name="_Toc243256004"/>
+      <w:bookmarkStart w:id="19" w:name="_Toc243460986"/>
       <w:r>
         <w:rPr>
           <w:color w:val="1D4E89"/>
@@ -9413,7 +9586,7 @@
       <w:pPr>
         <w:pStyle w:val="Heading2"/>
       </w:pPr>
-      <w:bookmarkStart w:id="20" w:name="_Toc243256005"/>
+      <w:bookmarkStart w:id="20" w:name="_Toc243460987"/>
       <w:r>
         <w:rPr>
           <w:color w:val="1D4E89"/>
@@ -9464,11 +9637,12 @@
         <w:pStyle w:val="Heading1"/>
         <w:pageBreakBefore/>
       </w:pPr>
-      <w:bookmarkStart w:id="21" w:name="_Toc243256006"/>
+      <w:bookmarkStart w:id="21" w:name="_Toc243460988"/>
       <w:r>
         <w:rPr>
           <w:color w:val="1D4E89"/>
         </w:rPr>
+        <w:lastRenderedPageBreak/>
         <w:t>4. Sales History</w:t>
       </w:r>
       <w:bookmarkEnd w:id="21"/>
@@ -9522,7 +9696,7 @@
       <w:pPr>
         <w:pStyle w:val="Heading2"/>
       </w:pPr>
-      <w:bookmarkStart w:id="22" w:name="_Toc243256007"/>
+      <w:bookmarkStart w:id="22" w:name="_Toc243460989"/>
       <w:r>
         <w:rPr>
           <w:color w:val="1D4E89"/>
@@ -9540,7 +9714,7 @@
       <w:pPr>
         <w:pStyle w:val="Heading2"/>
       </w:pPr>
-      <w:bookmarkStart w:id="23" w:name="_Toc243256008"/>
+      <w:bookmarkStart w:id="23" w:name="_Toc243460990"/>
       <w:r>
         <w:rPr>
           <w:color w:val="1D4E89"/>
@@ -9593,7 +9767,7 @@
       <w:pPr>
         <w:pStyle w:val="Heading2"/>
       </w:pPr>
-      <w:bookmarkStart w:id="24" w:name="_Toc243256009"/>
+      <w:bookmarkStart w:id="24" w:name="_Toc243460991"/>
       <w:r>
         <w:rPr>
           <w:color w:val="1D4E89"/>
@@ -9684,7 +9858,7 @@
       <w:pPr>
         <w:pStyle w:val="Heading2"/>
       </w:pPr>
-      <w:bookmarkStart w:id="25" w:name="_Toc243256010"/>
+      <w:bookmarkStart w:id="25" w:name="_Toc243460992"/>
       <w:r>
         <w:rPr>
           <w:color w:val="1D4E89"/>
@@ -9723,6 +9897,7 @@
         <w:pStyle w:val="ListBullet"/>
       </w:pPr>
       <w:r>
+        <w:lastRenderedPageBreak/>
         <w:t xml:space="preserve">To take </w:t>
       </w:r>
       <w:r>
@@ -9755,7 +9930,7 @@
       <w:pPr>
         <w:pStyle w:val="Heading2"/>
       </w:pPr>
-      <w:bookmarkStart w:id="26" w:name="_Toc243256011"/>
+      <w:bookmarkStart w:id="26" w:name="_Toc243460993"/>
       <w:r>
         <w:rPr>
           <w:color w:val="1D4E89"/>
@@ -9847,7 +10022,7 @@
       <w:pPr>
         <w:pStyle w:val="Heading2"/>
       </w:pPr>
-      <w:bookmarkStart w:id="27" w:name="_Toc243256012"/>
+      <w:bookmarkStart w:id="27" w:name="_Toc243460994"/>
       <w:r>
         <w:rPr>
           <w:color w:val="1D4E89"/>
@@ -9995,6 +10170,7 @@
         <w:rPr>
           <w:color w:val="1D4E89"/>
         </w:rPr>
+        <w:lastRenderedPageBreak/>
         <w:t>Creating a proforma</w:t>
       </w:r>
     </w:p>
@@ -10230,6 +10406,7 @@
               <w:rPr>
                 <w:b/>
               </w:rPr>
+              <w:lastRenderedPageBreak/>
               <w:t xml:space="preserve">Note:  </w:t>
             </w:r>
             <w:r>
@@ -10261,11 +10438,12 @@
         <w:pStyle w:val="Heading1"/>
         <w:pageBreakBefore/>
       </w:pPr>
-      <w:bookmarkStart w:id="28" w:name="_Toc243256013"/>
+      <w:bookmarkStart w:id="28" w:name="_Toc243460995"/>
       <w:r>
         <w:rPr>
           <w:color w:val="1D4E89"/>
         </w:rPr>
+        <w:lastRenderedPageBreak/>
         <w:t>5. Purchases</w:t>
       </w:r>
       <w:bookmarkEnd w:id="28"/>
@@ -10319,7 +10497,7 @@
       <w:pPr>
         <w:pStyle w:val="Heading2"/>
       </w:pPr>
-      <w:bookmarkStart w:id="29" w:name="_Toc243256014"/>
+      <w:bookmarkStart w:id="29" w:name="_Toc243460996"/>
       <w:r>
         <w:rPr>
           <w:color w:val="1D4E89"/>
@@ -10337,7 +10515,7 @@
       <w:pPr>
         <w:pStyle w:val="Heading2"/>
       </w:pPr>
-      <w:bookmarkStart w:id="30" w:name="_Toc243256015"/>
+      <w:bookmarkStart w:id="30" w:name="_Toc243460997"/>
       <w:r>
         <w:rPr>
           <w:color w:val="1D4E89"/>
@@ -10464,7 +10642,7 @@
     </w:p>
     <w:p>
       <w:r>
-        <w:t>Completing a purchase automatically: adds the items to your branch's stock (into the named batches, for tracked products), recalculates each product's weighted-average cost (without tax — see section 12.4), updates the supplier's balance, and generates a printable Goods Received Note (GRN).</w:t>
+        <w:t>Completing a purchase automatically: adds the items to your branch's stock (into the named batches, for tracked products), recalculates each product's weighted-average cost (without tax — see section 12.4; your branch's own cost, if average cost is kept per branch — see section 8.7), updates the supplier's balance, and generates a printable Goods Received Note (GRN).</w:t>
       </w:r>
     </w:p>
     <w:tbl>
@@ -10537,6 +10715,7 @@
               <w:rPr>
                 <w:b/>
               </w:rPr>
+              <w:lastRenderedPageBreak/>
               <w:t xml:space="preserve">Note:  </w:t>
             </w:r>
             <w:r>
@@ -10551,7 +10730,7 @@
       <w:pPr>
         <w:pStyle w:val="Heading2"/>
       </w:pPr>
-      <w:bookmarkStart w:id="31" w:name="_Toc243256016"/>
+      <w:bookmarkStart w:id="31" w:name="_Toc243460998"/>
       <w:r>
         <w:rPr>
           <w:color w:val="1D4E89"/>
@@ -10609,11 +10788,12 @@
         <w:pStyle w:val="Heading1"/>
         <w:pageBreakBefore/>
       </w:pPr>
-      <w:bookmarkStart w:id="32" w:name="_Toc243256017"/>
+      <w:bookmarkStart w:id="32" w:name="_Toc243460999"/>
       <w:r>
         <w:rPr>
           <w:color w:val="1D4E89"/>
         </w:rPr>
+        <w:lastRenderedPageBreak/>
         <w:t>6. Customers</w:t>
       </w:r>
       <w:bookmarkEnd w:id="32"/>
@@ -10662,7 +10842,7 @@
       <w:pPr>
         <w:pStyle w:val="Heading2"/>
       </w:pPr>
-      <w:bookmarkStart w:id="33" w:name="_Toc243256018"/>
+      <w:bookmarkStart w:id="33" w:name="_Toc243461000"/>
       <w:r>
         <w:rPr>
           <w:color w:val="1D4E89"/>
@@ -10739,7 +10919,7 @@
       <w:pPr>
         <w:pStyle w:val="Heading2"/>
       </w:pPr>
-      <w:bookmarkStart w:id="34" w:name="_Toc243256019"/>
+      <w:bookmarkStart w:id="34" w:name="_Toc243461001"/>
       <w:r>
         <w:rPr>
           <w:color w:val="1D4E89"/>
@@ -10948,11 +11128,12 @@
         <w:pStyle w:val="Heading1"/>
         <w:pageBreakBefore/>
       </w:pPr>
-      <w:bookmarkStart w:id="35" w:name="_Toc243256020"/>
+      <w:bookmarkStart w:id="35" w:name="_Toc243461002"/>
       <w:r>
         <w:rPr>
           <w:color w:val="1D4E89"/>
         </w:rPr>
+        <w:lastRenderedPageBreak/>
         <w:t>7. Suppliers</w:t>
       </w:r>
       <w:bookmarkEnd w:id="35"/>
@@ -11001,7 +11182,7 @@
       <w:pPr>
         <w:pStyle w:val="Heading2"/>
       </w:pPr>
-      <w:bookmarkStart w:id="36" w:name="_Toc243256021"/>
+      <w:bookmarkStart w:id="36" w:name="_Toc243461003"/>
       <w:r>
         <w:rPr>
           <w:color w:val="1D4E89"/>
@@ -11078,7 +11259,7 @@
       <w:pPr>
         <w:pStyle w:val="Heading2"/>
       </w:pPr>
-      <w:bookmarkStart w:id="37" w:name="_Toc243256022"/>
+      <w:bookmarkStart w:id="37" w:name="_Toc243461004"/>
       <w:r>
         <w:rPr>
           <w:color w:val="1D4E89"/>
@@ -11136,11 +11317,12 @@
         <w:pStyle w:val="Heading1"/>
         <w:pageBreakBefore/>
       </w:pPr>
-      <w:bookmarkStart w:id="38" w:name="_Toc243256023"/>
+      <w:bookmarkStart w:id="38" w:name="_Toc243461005"/>
       <w:r>
         <w:rPr>
           <w:color w:val="1D4E89"/>
         </w:rPr>
+        <w:lastRenderedPageBreak/>
         <w:t>8. Products &amp; Categories</w:t>
       </w:r>
       <w:bookmarkEnd w:id="38"/>
@@ -11189,7 +11371,7 @@
       <w:pPr>
         <w:pStyle w:val="Heading2"/>
       </w:pPr>
-      <w:bookmarkStart w:id="39" w:name="_Toc243256024"/>
+      <w:bookmarkStart w:id="39" w:name="_Toc243461006"/>
       <w:r>
         <w:rPr>
           <w:color w:val="1D4E89"/>
@@ -11371,7 +11553,7 @@
       <w:pPr>
         <w:pStyle w:val="Heading2"/>
       </w:pPr>
-      <w:bookmarkStart w:id="40" w:name="_Toc243256025"/>
+      <w:bookmarkStart w:id="40" w:name="_Toc243461007"/>
       <w:r>
         <w:rPr>
           <w:color w:val="1D4E89"/>
@@ -11389,7 +11571,7 @@
       <w:pPr>
         <w:pStyle w:val="Heading2"/>
       </w:pPr>
-      <w:bookmarkStart w:id="41" w:name="_Toc243256026"/>
+      <w:bookmarkStart w:id="41" w:name="_Toc243461008"/>
       <w:r>
         <w:rPr>
           <w:color w:val="1D4E89"/>
@@ -11405,6 +11587,7 @@
     </w:p>
     <w:p>
       <w:r>
+        <w:lastRenderedPageBreak/>
         <w:t>To bring a deactivated product back, find it in Inventory → Products and click its Reactivate button (the circular-arrows icon), then confirm. It's immediately available for sale and purchase again.</w:t>
       </w:r>
     </w:p>
@@ -11412,7 +11595,7 @@
       <w:pPr>
         <w:pStyle w:val="Heading2"/>
       </w:pPr>
-      <w:bookmarkStart w:id="42" w:name="_Toc243256027"/>
+      <w:bookmarkStart w:id="42" w:name="_Toc243461009"/>
       <w:r>
         <w:rPr>
           <w:color w:val="1D4E89"/>
@@ -11469,7 +11652,7 @@
       <w:pPr>
         <w:pStyle w:val="Heading2"/>
       </w:pPr>
-      <w:bookmarkStart w:id="43" w:name="_Toc243256028"/>
+      <w:bookmarkStart w:id="43" w:name="_Toc243461010"/>
       <w:r>
         <w:rPr>
           <w:color w:val="1D4E89"/>
@@ -11671,6 +11854,7 @@
         <w:rPr>
           <w:color w:val="1D4E89"/>
         </w:rPr>
+        <w:lastRenderedPageBreak/>
         <w:t>Where services show, and where they don't</w:t>
       </w:r>
     </w:p>
@@ -11740,17 +11924,30 @@
     </w:p>
     <w:p>
       <w:pPr>
-        <w:pStyle w:val="Heading1"/>
-        <w:pageBreakBefore/>
-      </w:pPr>
-      <w:bookmarkStart w:id="44" w:name="_Toc243256029"/>
+        <w:pStyle w:val="Heading2"/>
+      </w:pPr>
+      <w:bookmarkStart w:id="44" w:name="_Toc243461011"/>
       <w:r>
         <w:rPr>
           <w:color w:val="1D4E89"/>
         </w:rPr>
-        <w:t>9. Stock Management</w:t>
+        <w:t>8.6 Prices at each branch</w:t>
       </w:r>
       <w:bookmarkEnd w:id="44"/>
+    </w:p>
+    <w:p>
+      <w:r>
+        <w:t xml:space="preserve">If your business has more than one branch, each branch can sell a product at its own price — a town branch dearer than the main store, say. The product's Selling Price becomes its </w:t>
+      </w:r>
+      <w:r>
+        <w:rPr>
+          <w:b/>
+        </w:rPr>
+        <w:t>standard price</w:t>
+      </w:r>
+      <w:r>
+        <w:t>, which every branch without a price of its own sells at. It's optional and off by default.</w:t>
+      </w:r>
     </w:p>
     <w:tbl>
       <w:tblPr>
@@ -11785,7 +11982,7 @@
               <w:t xml:space="preserve">Who can do this:  </w:t>
             </w:r>
             <w:r>
-              <w:t>Requires the stock.manage permission.</w:t>
+              <w:t>Switching it on requires settings.manage. Setting prices requires products.manage. Only available when your business has more than one branch (Enterprise, or the multi-branch add-on).</w:t>
             </w:r>
           </w:p>
         </w:tc>
@@ -11793,22 +11990,15 @@
     </w:tbl>
     <w:p/>
     <w:p>
-      <w:r>
-        <w:t>Inventory → Stock Management opens a dashboard for your branch with cards for Total Products, Stock Value (at cost), Low Stock (click to filter), and Out of Stock (click to filter), plus “📤 Export,” “↑ Stock In,” “↓ Stock Out,” “📋 History,” and “⚠ Alerts” (with a badge count). Stock movements and history only show your branch.</w:t>
-      </w:r>
-    </w:p>
-    <w:p>
-      <w:pPr>
-        <w:pStyle w:val="Heading2"/>
-      </w:pPr>
-      <w:bookmarkStart w:id="45" w:name="_Toc243256030"/>
+      <w:pPr>
+        <w:pStyle w:val="Heading3"/>
+      </w:pPr>
       <w:r>
         <w:rPr>
           <w:color w:val="1D4E89"/>
         </w:rPr>
-        <w:t>9.1 Stock In</w:t>
-      </w:r>
-      <w:bookmarkEnd w:id="45"/>
+        <w:t>Turning it on</w:t>
+      </w:r>
     </w:p>
     <w:p>
       <w:pPr>
@@ -11816,11 +12006,34 @@
         <w:keepNext/>
         <w:numPr>
           <w:ilvl w:val="0"/>
-          <w:numId w:val="16"/>
+          <w:numId w:val="43"/>
         </w:numPr>
       </w:pPr>
       <w:r>
-        <w:t>Click “↑ Stock In,” or the + button on a product’s row.</w:t>
+        <w:t>Administration → Settings → Optional features.</w:t>
+      </w:r>
+    </w:p>
+    <w:p>
+      <w:pPr>
+        <w:pStyle w:val="ListNumber"/>
+        <w:numPr>
+          <w:ilvl w:val="0"/>
+          <w:numId w:val="43"/>
+        </w:numPr>
+      </w:pPr>
+      <w:r>
+        <w:t>Switch on “Set a different selling price at each branch” and click “Save settings.”</w:t>
+      </w:r>
+    </w:p>
+    <w:p>
+      <w:pPr>
+        <w:pStyle w:val="Heading3"/>
+      </w:pPr>
+      <w:r>
+        <w:rPr>
+          <w:color w:val="1D4E89"/>
+        </w:rPr>
+        <w:t>Setting a branch's price</w:t>
       </w:r>
     </w:p>
     <w:p>
@@ -11829,11 +12042,11 @@
         <w:keepNext/>
         <w:numPr>
           <w:ilvl w:val="0"/>
-          <w:numId w:val="16"/>
+          <w:numId w:val="44"/>
         </w:numPr>
       </w:pPr>
       <w:r>
-        <w:t>Create Purchase opens (section 5.2). If you started from a product’s row, that product is already in the cart.</w:t>
+        <w:t>Inventory → Products, and click Edit on the product.</w:t>
       </w:r>
     </w:p>
     <w:p>
@@ -11842,11 +12055,11 @@
         <w:keepNext/>
         <w:numPr>
           <w:ilvl w:val="0"/>
-          <w:numId w:val="16"/>
+          <w:numId w:val="44"/>
         </w:numPr>
       </w:pPr>
       <w:r>
-        <w:t>Pick the Supplier and enter the Quantity and Unit Cost. For a product tracked by batch, enter the Batch No. (optional) and Expiry Date (required).</w:t>
+        <w:t>Under “Price at each branch,” type the price for each branch that sells it at its own price. Leave a branch blank to sell at the standard price there.</w:t>
       </w:r>
     </w:p>
     <w:p>
@@ -11854,101 +12067,11 @@
         <w:pStyle w:val="ListNumber"/>
         <w:numPr>
           <w:ilvl w:val="0"/>
-          <w:numId w:val="16"/>
+          <w:numId w:val="44"/>
         </w:numPr>
       </w:pPr>
       <w:r>
-        <w:t>Choose how you’re paying the supplier, or Credit, and click “✓ Complete Purchase.”</w:t>
-      </w:r>
-    </w:p>
-    <w:p>
-      <w:pPr>
-        <w:pStyle w:val="Heading2"/>
-      </w:pPr>
-      <w:bookmarkStart w:id="46" w:name="_Toc243256031"/>
-      <w:r>
-        <w:rPr>
-          <w:color w:val="1D4E89"/>
-        </w:rPr>
-        <w:t>9.2 Stock Out</w:t>
-      </w:r>
-      <w:bookmarkEnd w:id="46"/>
-    </w:p>
-    <w:p>
-      <w:pPr>
-        <w:pStyle w:val="ListNumber"/>
-        <w:keepNext/>
-        <w:numPr>
-          <w:ilvl w:val="0"/>
-          <w:numId w:val="17"/>
-        </w:numPr>
-      </w:pPr>
-      <w:r>
-        <w:t>Click “↓ Stock Out.”</w:t>
-      </w:r>
-    </w:p>
-    <w:p>
-      <w:pPr>
-        <w:pStyle w:val="ListNumber"/>
-        <w:keepNext/>
-        <w:numPr>
-          <w:ilvl w:val="0"/>
-          <w:numId w:val="17"/>
-        </w:numPr>
-      </w:pPr>
-      <w:r>
-        <w:t>Search and select the Product, and enter the Quantity to Remove.</w:t>
-      </w:r>
-    </w:p>
-    <w:p>
-      <w:pPr>
-        <w:pStyle w:val="ListNumber"/>
-        <w:keepNext/>
-        <w:numPr>
-          <w:ilvl w:val="0"/>
-          <w:numId w:val="17"/>
-        </w:numPr>
-      </w:pPr>
-      <w:r>
-        <w:t>For a product tracked by batch, choose the Batch — expired batches are marked “(EXPIRED)”. Leave it on “Earliest expiry first” to take stock from the oldest batch as usual.</w:t>
-      </w:r>
-    </w:p>
-    <w:p>
-      <w:pPr>
-        <w:pStyle w:val="ListNumber"/>
-        <w:keepNext/>
-        <w:numPr>
-          <w:ilvl w:val="0"/>
-          <w:numId w:val="17"/>
-        </w:numPr>
-      </w:pPr>
-      <w:r>
-        <w:t>If the product has damaged stock (section 9.4), tick “Take from damaged stock” when you're returning damaged items to the supplier or throwing them away. Leave it unticked to remove undamaged stock only.</w:t>
-      </w:r>
-    </w:p>
-    <w:p>
-      <w:pPr>
-        <w:pStyle w:val="ListNumber"/>
-        <w:keepNext/>
-        <w:numPr>
-          <w:ilvl w:val="0"/>
-          <w:numId w:val="17"/>
-        </w:numPr>
-      </w:pPr>
-      <w:r>
-        <w:t>Choose a Reason: Damaged, Expired, Lost / Stolen, Sample / Giveaway, Return to Supplier, or Other.</w:t>
-      </w:r>
-    </w:p>
-    <w:p>
-      <w:pPr>
-        <w:pStyle w:val="ListNumber"/>
-        <w:numPr>
-          <w:ilvl w:val="0"/>
-          <w:numId w:val="17"/>
-        </w:numPr>
-      </w:pPr>
-      <w:r>
-        <w:t>Add Notes if needed and click “✓ Confirm Stock Out.”</w:t>
+        <w:t>Click “Update Product.”</w:t>
       </w:r>
     </w:p>
     <w:tbl>
@@ -11984,7 +12107,7 @@
               <w:t xml:space="preserve">Note:  </w:t>
             </w:r>
             <w:r>
-              <w:t>You'll get a warning if the quantity you're removing is more than what's in stock — or, when you've picked a batch, more than what's left in that batch. Writing off expired stock? Pick the expired batch so exactly that stock is removed.</w:t>
+              <w:t>The Selling Price box is now called Standard Selling Price, and “+ Add Product” has the same “Price at each branch” boxes, so a new product can start with its branch prices.</w:t>
             </w:r>
           </w:p>
         </w:tc>
@@ -11993,20 +12116,19 @@
     <w:p/>
     <w:p>
       <w:pPr>
-        <w:pStyle w:val="Heading2"/>
-      </w:pPr>
-      <w:bookmarkStart w:id="47" w:name="_Toc243256032"/>
+        <w:pStyle w:val="Heading3"/>
+      </w:pPr>
       <w:r>
         <w:rPr>
           <w:color w:val="1D4E89"/>
         </w:rPr>
-        <w:t>9.3 Stock Adjustment</w:t>
-      </w:r>
-      <w:bookmarkEnd w:id="47"/>
-    </w:p>
-    <w:p>
-      <w:r>
-        <w:t>From a specific product, you can set its stock to an exact new quantity rather than adding or removing a delta — useful after a physical stock count.</w:t>
+        <w:lastRenderedPageBreak/>
+        <w:t>Setting prices in bulk</w:t>
+      </w:r>
+    </w:p>
+    <w:p>
+      <w:r>
+        <w:t>To set many prices at once, use a spreadsheet:</w:t>
       </w:r>
     </w:p>
     <w:p>
@@ -12015,11 +12137,17 @@
         <w:keepNext/>
         <w:numPr>
           <w:ilvl w:val="0"/>
-          <w:numId w:val="18"/>
+          <w:numId w:val="45"/>
         </w:numPr>
       </w:pPr>
       <w:r>
-        <w:t>Open the product and choose Stock Adjustment.</w:t>
+        <w:t>Inventory → Products → “</w:t>
+      </w:r>
+      <w:r>
+        <w:t>🏬</w:t>
+      </w:r>
+      <w:r>
+        <w:t xml:space="preserve"> Branch Prices.”</w:t>
       </w:r>
     </w:p>
     <w:p>
@@ -12028,11 +12156,11 @@
         <w:keepNext/>
         <w:numPr>
           <w:ilvl w:val="0"/>
-          <w:numId w:val="18"/>
+          <w:numId w:val="45"/>
         </w:numPr>
       </w:pPr>
       <w:r>
-        <w:t>Enter the New Stock Quantity directly, or use the quick buttons (−10 / −5 / −1 / +1 / +5 / +10 / +50 / +100).</w:t>
+        <w:t>Click “Download Current Prices.” The file lists every product at each of your branches, with its standard_price and the branch's own price (blank means it sells at the standard price).</w:t>
       </w:r>
     </w:p>
     <w:p>
@@ -12041,11 +12169,20 @@
         <w:keepNext/>
         <w:numPr>
           <w:ilvl w:val="0"/>
-          <w:numId w:val="18"/>
+          <w:numId w:val="45"/>
         </w:numPr>
       </w:pPr>
       <w:r>
-        <w:t>Enter a Reason for Adjustment (required — kept for the audit trail).</w:t>
+        <w:t xml:space="preserve">In the price column, type a branch's new price, or </w:t>
+      </w:r>
+      <w:r>
+        <w:rPr>
+          <w:b/>
+        </w:rPr>
+        <w:t>standard</w:t>
+      </w:r>
+      <w:r>
+        <w:t xml:space="preserve"> to put it back on the standard price. Leave a price blank to keep it as it is.</w:t>
       </w:r>
     </w:p>
     <w:p>
@@ -12053,11 +12190,11 @@
         <w:pStyle w:val="ListNumber"/>
         <w:numPr>
           <w:ilvl w:val="0"/>
-          <w:numId w:val="18"/>
+          <w:numId w:val="45"/>
         </w:numPr>
       </w:pPr>
       <w:r>
-        <w:t>Click “✓ Apply Adjustment.”</w:t>
+        <w:t>Save the file as CSV, upload it, click “Preview Import →,” check the rows, and confirm.</w:t>
       </w:r>
     </w:p>
     <w:tbl>
@@ -12093,28 +12230,132 @@
               <w:t xml:space="preserve">Note:  </w:t>
             </w:r>
             <w:r>
-              <w:t>If some of the product is marked damaged (section 9.4), count those items in the new quantity too. If the new quantity is lower than the number damaged, the damaged count is lowered to match.</w:t>
+              <w:t>Type the branch's name as it appears in IBS (capitals and dashes don't matter: “Kumasi - Adum” finds “Kumasi – Adum”). Each product can appear once per branch in a file. This import never changes a standard price. You can also start from “Download Template,” with the columns sku, branch, and price, or set your own branch's prices with the products import (section 20.1).</w:t>
             </w:r>
           </w:p>
         </w:tc>
       </w:tr>
     </w:tbl>
-    <w:p>
-      <w:pPr>
-        <w:pStyle w:val="Heading2"/>
-      </w:pPr>
-      <w:bookmarkStart w:id="48" w:name="_Toc243256033"/>
+    <w:p/>
+    <w:p>
+      <w:pPr>
+        <w:pStyle w:val="Heading3"/>
+      </w:pPr>
       <w:r>
         <w:rPr>
           <w:color w:val="1D4E89"/>
         </w:rPr>
-        <w:t>9.4 Damaged stock</w:t>
-      </w:r>
-      <w:bookmarkEnd w:id="48"/>
-    </w:p>
-    <w:p>
-      <w:r>
-        <w:t>Goods damaged in the store don't always go back to the supplier: lightly damaged ones are often sold at a discount, and only badly damaged ones are returned. Damaged stock keeps count of them. Damaged items stay part of your stock, but only sell on a POS line marked Damaged, so you always know how many you hold and the count goes down as they're sold.</w:t>
+        <w:t>Who can change what</w:t>
+      </w:r>
+    </w:p>
+    <w:p>
+      <w:pPr>
+        <w:pStyle w:val="ListBullet"/>
+      </w:pPr>
+      <w:r>
+        <w:t>Company-wide users can set any branch's price, and the standard price.</w:t>
+      </w:r>
+    </w:p>
+    <w:p>
+      <w:pPr>
+        <w:pStyle w:val="ListBullet"/>
+      </w:pPr>
+      <w:r>
+        <w:t>Branch-level users can set only their own branch's price. While branch prices are on they can't change the standard price, on the product page or in an import, because every other branch without its own price would change with it.</w:t>
+      </w:r>
+    </w:p>
+    <w:p>
+      <w:pPr>
+        <w:pStyle w:val="ListBullet"/>
+      </w:pPr>
+      <w:r>
+        <w:t>Anyone who can add products can give a new product its first price.</w:t>
+      </w:r>
+    </w:p>
+    <w:p>
+      <w:pPr>
+        <w:pStyle w:val="ListBullet"/>
+      </w:pPr>
+      <w:r>
+        <w:t>Every change is recorded in the Audit Log. Dropping a branch's price by 30% or more raises the usual alert on the Dashboard, naming the branch.</w:t>
+      </w:r>
+    </w:p>
+    <w:p>
+      <w:pPr>
+        <w:pStyle w:val="Heading3"/>
+      </w:pPr>
+      <w:r>
+        <w:rPr>
+          <w:color w:val="1D4E89"/>
+        </w:rPr>
+        <w:t>Where branch prices show</w:t>
+      </w:r>
+    </w:p>
+    <w:p>
+      <w:pPr>
+        <w:pStyle w:val="ListBullet"/>
+      </w:pPr>
+      <w:r>
+        <w:t>POS, proformas, and direct deliveries — each branch sells and quotes at its own price.</w:t>
+      </w:r>
+    </w:p>
+    <w:p>
+      <w:pPr>
+        <w:pStyle w:val="ListBullet"/>
+      </w:pPr>
+      <w:r>
+        <w:t>Product list and product page — the price at the branch you're viewing, with the standard price under it when they differ.</w:t>
+      </w:r>
+    </w:p>
+    <w:p>
+      <w:pPr>
+        <w:pStyle w:val="ListBullet"/>
+      </w:pPr>
+      <w:r>
+        <w:t>Reports — Stock Valuation, Profit Margins, Dead Stock, Damaged Stock, Low Stock, and Top Selling show the price at the branch you're viewing. With “All branches,” they show the standard price, and potential revenue and profit count each branch's stock at its own price.</w:t>
+      </w:r>
+    </w:p>
+    <w:p>
+      <w:pPr>
+        <w:pStyle w:val="ListBullet"/>
+      </w:pPr>
+      <w:r>
+        <w:t>Sales already made keep the price they were sold at.</w:t>
+      </w:r>
+    </w:p>
+    <w:p>
+      <w:pPr>
+        <w:pStyle w:val="Heading3"/>
+      </w:pPr>
+      <w:r>
+        <w:rPr>
+          <w:color w:val="1D4E89"/>
+        </w:rPr>
+        <w:t>Turning it off</w:t>
+      </w:r>
+    </w:p>
+    <w:p>
+      <w:r>
+        <w:t>Switching it off puts every branch back on the standard price. The branch prices are kept, and come back if you switch it on again.</w:t>
+      </w:r>
+    </w:p>
+    <w:p>
+      <w:pPr>
+        <w:pStyle w:val="Heading2"/>
+      </w:pPr>
+      <w:bookmarkStart w:id="45" w:name="_Toc243461012"/>
+      <w:r>
+        <w:rPr>
+          <w:color w:val="1D4E89"/>
+        </w:rPr>
+        <w:lastRenderedPageBreak/>
+        <w:t>8.7 Average cost per branch</w:t>
+      </w:r>
+      <w:bookmarkEnd w:id="45"/>
+    </w:p>
+    <w:p>
+      <w:r>
+        <w:t>A product's cost for profit and stock value is its weighted-average cost: the average of what its stock cost, updated by each purchase. Normally the whole business shares one average cost. If your branches buy from different suppliers or at different prices, each branch can keep its own, so a dearer purchase at one branch doesn't change the cost, or the profit, at the others. It's optional and off by default.</w:t>
       </w:r>
     </w:p>
     <w:tbl>
@@ -12150,12 +12391,13 @@
               <w:t xml:space="preserve">Who can do this:  </w:t>
             </w:r>
             <w:r>
-              <w:t>Switching it on requires settings.manage. Marking stock as damaged requires stock.manage and “Mark Stock as Damaged” (stock.mark_damaged), which the built-in Admin and Staff roles have and Cashier doesn't. Selling damaged stock needs only access to the POS. Available on every plan.</w:t>
+              <w:t>Switching it on requires settings.manage. Only available when your business has more than one branch. There's nothing else to set up.</w:t>
             </w:r>
           </w:p>
         </w:tc>
       </w:tr>
     </w:tbl>
+    <w:p/>
     <w:p>
       <w:pPr>
         <w:pStyle w:val="Heading3"/>
@@ -12173,7 +12415,7 @@
         <w:keepNext/>
         <w:numPr>
           <w:ilvl w:val="0"/>
-          <w:numId w:val="36"/>
+          <w:numId w:val="46"/>
         </w:numPr>
       </w:pPr>
       <w:r>
@@ -12185,16 +12427,11 @@
         <w:pStyle w:val="ListNumber"/>
         <w:numPr>
           <w:ilvl w:val="0"/>
-          <w:numId w:val="36"/>
+          <w:numId w:val="46"/>
         </w:numPr>
       </w:pPr>
       <w:r>
-        <w:t>Switch on “Keep count of damaged stock” and click “Save settings.”</w:t>
-      </w:r>
-    </w:p>
-    <w:p>
-      <w:r>
-        <w:t>Stock Management then shows each product's damaged count, and the Reports menu gets a Damaged Stock report.</w:t>
+        <w:t>Switch on “Keep average cost per branch” and click “Save settings.”</w:t>
       </w:r>
     </w:p>
     <w:p>
@@ -12205,63 +12442,36 @@
         <w:rPr>
           <w:color w:val="1D4E89"/>
         </w:rPr>
-        <w:t>Marking stock as damaged</w:t>
-      </w:r>
-    </w:p>
-    <w:p>
-      <w:pPr>
-        <w:pStyle w:val="ListNumber"/>
-        <w:keepNext/>
-        <w:numPr>
-          <w:ilvl w:val="0"/>
-          <w:numId w:val="37"/>
-        </w:numPr>
-      </w:pPr>
-      <w:r>
-        <w:t>Inventory → Stock Management, find the product, and click its Damaged button (the warning-triangle icon).</w:t>
-      </w:r>
-    </w:p>
-    <w:p>
-      <w:pPr>
-        <w:pStyle w:val="ListNumber"/>
-        <w:keepNext/>
-        <w:numPr>
-          <w:ilvl w:val="0"/>
-          <w:numId w:val="37"/>
-        </w:numPr>
-      </w:pPr>
-      <w:r>
-        <w:t>Choose “Mark as damaged.”</w:t>
-      </w:r>
-    </w:p>
-    <w:p>
-      <w:pPr>
-        <w:pStyle w:val="ListNumber"/>
-        <w:keepNext/>
-        <w:numPr>
-          <w:ilvl w:val="0"/>
-          <w:numId w:val="37"/>
-        </w:numPr>
-      </w:pPr>
-      <w:r>
-        <w:t>Enter the Quantity — up to the undamaged stock at your branch — and a Reason, such as “Cartons crushed in delivery.”</w:t>
-      </w:r>
-    </w:p>
-    <w:p>
-      <w:pPr>
-        <w:pStyle w:val="ListNumber"/>
-        <w:numPr>
-          <w:ilvl w:val="0"/>
-          <w:numId w:val="37"/>
-        </w:numPr>
-      </w:pPr>
-      <w:r>
-        <w:t>Click “✓ Save.”</w:t>
-      </w:r>
-    </w:p>
-    <w:p>
-      <w:r>
-        <w:t>The stock total doesn't change; those items now count as damaged. Marked something by mistake? Open the same page, choose “Not damaged after all,” and enter how many. The page lists the latest changes to the product's damaged count, and each marking is also recorded in the Audit Log.</w:t>
+        <w:t>What changes a branch's cost</w:t>
+      </w:r>
+    </w:p>
+    <w:p>
+      <w:pPr>
+        <w:pStyle w:val="ListBullet"/>
+      </w:pPr>
+      <w:r>
+        <w:t>A purchase — recorded, edited, voided, or imported — changes only the cost at the branch it belongs to.</w:t>
+      </w:r>
+    </w:p>
+    <w:p>
+      <w:pPr>
+        <w:pStyle w:val="ListBullet"/>
+      </w:pPr>
+      <w:r>
+        <w:t>A stock transfer takes the sending branch's cost with it. When it's received, it's blended into the receiving branch's cost. If it's cancelled, it goes back into the sending branch's cost.</w:t>
+      </w:r>
+    </w:p>
+    <w:p>
+      <w:pPr>
+        <w:pStyle w:val="ListBullet"/>
+      </w:pPr>
+      <w:r>
+        <w:t>Sales, Stock Out, and stock adjustments don't change the average, just as with one average for the whole business.</w:t>
+      </w:r>
+    </w:p>
+    <w:p>
+      <w:r>
+        <w:t>For example: both branches have a product at an average cost of 61.59. Kumasi holds 32 and buys 10 more at 80, so its cost becomes 65.97. Osu's stays at 61.59.</w:t>
       </w:r>
     </w:p>
     <w:p>
@@ -12272,7 +12482,7 @@
         <w:rPr>
           <w:color w:val="1D4E89"/>
         </w:rPr>
-        <w:t>What happens to damaged stock</w:t>
+        <w:t>Where it's used</w:t>
       </w:r>
     </w:p>
     <w:p>
@@ -12280,13 +12490,7 @@
         <w:pStyle w:val="ListBullet"/>
       </w:pPr>
       <w:r>
-        <w:rPr>
-          <w:b/>
-        </w:rPr>
-        <w:t>Selling:</w:t>
-      </w:r>
-      <w:r>
-        <w:t xml:space="preserve"> only on a POS line marked Damaged, at the discount the cashier gives — see section 3.5.</w:t>
+        <w:t>Each sale records the cost at the branch that sold it, so its profit in the Sales Report, Top Selling, Profit &amp; Loss, and Branch Performance uses what that branch's stock cost.</w:t>
       </w:r>
     </w:p>
     <w:p>
@@ -12294,13 +12498,7 @@
         <w:pStyle w:val="ListBullet"/>
       </w:pPr>
       <w:r>
-        <w:rPr>
-          <w:b/>
-        </w:rPr>
-        <w:t>Returning or throwing away:</w:t>
-      </w:r>
-      <w:r>
-        <w:t xml:space="preserve"> Stock Out with “Take from damaged stock” ticked — see section 9.2.</w:t>
+        <w:t>Stock Valuation, Stock by Branch, Profit Margins, Dead Stock, Damaged Stock, and the Expiry Report value each branch's stock at its own cost. With “All branches,” the cost shown is the branches' costs averaged by how much stock each holds.</w:t>
       </w:r>
     </w:p>
     <w:p>
@@ -12308,13 +12506,7 @@
         <w:pStyle w:val="ListBullet"/>
       </w:pPr>
       <w:r>
-        <w:rPr>
-          <w:b/>
-        </w:rPr>
-        <w:t>Everything else</w:t>
-      </w:r>
-      <w:r>
-        <w:t xml:space="preserve"> — normal sales, Stock Out without the tick, and stock transfers — uses undamaged stock only, so damaged items can't leave by accident.</w:t>
+        <w:t>The product list, product page, and purchase screens show your branch's cost. The product page also shows the business-wide cost in brackets when it's different.</w:t>
       </w:r>
     </w:p>
     <w:p>
@@ -12322,78 +12514,7 @@
         <w:pStyle w:val="ListBullet"/>
       </w:pPr>
       <w:r>
-        <w:rPr>
-          <w:b/>
-        </w:rPr>
-        <w:t>Stock counts:</w:t>
-      </w:r>
-      <w:r>
-        <w:t xml:space="preserve"> a stock adjustment that leaves less stock than is marked damaged lowers the damaged count to match.</w:t>
-      </w:r>
-    </w:p>
-    <w:p>
-      <w:pPr>
-        <w:pStyle w:val="ListBullet"/>
-      </w:pPr>
-      <w:r>
-        <w:rPr>
-          <w:b/>
-        </w:rPr>
-        <w:t>Branches:</w:t>
-      </w:r>
-      <w:r>
-        <w:t xml:space="preserve"> each branch keeps its own damaged count.</w:t>
-      </w:r>
-    </w:p>
-    <w:p>
-      <w:pPr>
-        <w:pStyle w:val="Heading3"/>
-      </w:pPr>
-      <w:r>
-        <w:rPr>
-          <w:color w:val="1D4E89"/>
-        </w:rPr>
-        <w:t>Seeing how much is damaged</w:t>
-      </w:r>
-    </w:p>
-    <w:p>
-      <w:r>
-        <w:t>Stock Management shows “N damaged” under a product's stock, the total damaged units on the Total Products card, and a “Has Damaged Stock” filter. For values and history, open Reports → Damaged Stock (section 19.1).</w:t>
-      </w:r>
-    </w:p>
-    <w:p>
-      <w:pPr>
-        <w:pStyle w:val="Heading3"/>
-      </w:pPr>
-      <w:r>
-        <w:rPr>
-          <w:color w:val="1D4E89"/>
-        </w:rPr>
-        <w:t>Turning it off</w:t>
-      </w:r>
-    </w:p>
-    <w:p>
-      <w:r>
-        <w:t>Switching it off hides the damaged counts and lets all stock sell normally. The counts and their history are kept, though selling stock while it's off can lower them. Switching it back on picks up where you left off.</w:t>
-      </w:r>
-    </w:p>
-    <w:p>
-      <w:pPr>
-        <w:pStyle w:val="Heading1"/>
-        <w:pageBreakBefore/>
-      </w:pPr>
-      <w:bookmarkStart w:id="49" w:name="_Toc243256034"/>
-      <w:r>
-        <w:rPr>
-          <w:color w:val="1D4E89"/>
-        </w:rPr>
-        <w:t>10. Batch &amp; Expiry Tracking</w:t>
-      </w:r>
-      <w:bookmarkEnd w:id="49"/>
-    </w:p>
-    <w:p>
-      <w:r>
-        <w:t>For businesses that sell goods that expire — medicines, food, agro-chemicals — the system can keep each product's stock split into batches, each with a batch number and an expiry date. It's optional and off by default: businesses that don't need it see no change at all.</w:t>
+        <w:t>Sales already made keep the cost they recorded.</w:t>
       </w:r>
     </w:p>
     <w:tbl>
@@ -12419,17 +12540,17 @@
         <w:tc>
           <w:tcPr>
             <w:tcW w:w="8640" w:type="dxa"/>
-            <w:shd w:val="clear" w:color="auto" w:fill="F2F2F2"/>
+            <w:shd w:val="clear" w:color="auto" w:fill="EAF1FB"/>
           </w:tcPr>
           <w:p>
             <w:r>
               <w:rPr>
                 <w:b/>
               </w:rPr>
-              <w:t xml:space="preserve">Who can do this:  </w:t>
-            </w:r>
-            <w:r>
-              <w:t>Turning tracking on requires settings.manage. Choosing which products are tracked requires products.manage. Available on every plan.</w:t>
+              <w:t xml:space="preserve">Note:  </w:t>
+            </w:r>
+            <w:r>
+              <w:t>Branch costs are kept from the day your system was updated, even while this is switched off, so they're up to date whenever you switch it on. On that day every branch started at the business's average cost.</w:t>
             </w:r>
           </w:p>
         </w:tc>
@@ -12438,93 +12559,35 @@
     <w:p/>
     <w:p>
       <w:pPr>
-        <w:pStyle w:val="Heading2"/>
-      </w:pPr>
-      <w:bookmarkStart w:id="50" w:name="_Toc243256035"/>
+        <w:pStyle w:val="Heading3"/>
+      </w:pPr>
       <w:r>
         <w:rPr>
           <w:color w:val="1D4E89"/>
         </w:rPr>
-        <w:t>10.1 Turning it on</w:t>
-      </w:r>
-      <w:bookmarkEnd w:id="50"/>
-    </w:p>
-    <w:p>
-      <w:pPr>
-        <w:pStyle w:val="ListNumber"/>
-        <w:keepNext/>
-        <w:numPr>
-          <w:ilvl w:val="0"/>
-          <w:numId w:val="19"/>
-        </w:numPr>
-      </w:pPr>
-      <w:r>
-        <w:t>Administration → Settings → Optional features.</w:t>
-      </w:r>
-    </w:p>
-    <w:p>
-      <w:pPr>
-        <w:pStyle w:val="ListNumber"/>
-        <w:keepNext/>
-        <w:numPr>
-          <w:ilvl w:val="0"/>
-          <w:numId w:val="19"/>
-        </w:numPr>
-      </w:pPr>
-      <w:r>
-        <w:t>Switch on “Track batches and expiry dates.” The expiry options below it appear.</w:t>
-      </w:r>
-    </w:p>
-    <w:p>
-      <w:pPr>
-        <w:pStyle w:val="ListNumber"/>
-        <w:keepNext/>
-        <w:numPr>
-          <w:ilvl w:val="0"/>
-          <w:numId w:val="19"/>
-        </w:numPr>
-      </w:pPr>
-      <w:r>
-        <w:t>Set “Warn about batches expiring within” — the number of days before expiry that a batch counts as “expiring soon” (default 90, which suits most pharmacies).</w:t>
-      </w:r>
-    </w:p>
-    <w:p>
-      <w:pPr>
-        <w:pStyle w:val="ListNumber"/>
-        <w:keepNext/>
-        <w:numPr>
-          <w:ilvl w:val="0"/>
-          <w:numId w:val="19"/>
-        </w:numPr>
-      </w:pPr>
-      <w:r>
-        <w:t>Choose what happens to expired stock under “Selling expired stock”: “Don't allow it” (recommended) or “Allow, with a warning.”</w:t>
-      </w:r>
-    </w:p>
-    <w:p>
-      <w:pPr>
-        <w:pStyle w:val="ListNumber"/>
-        <w:keepNext/>
-        <w:numPr>
-          <w:ilvl w:val="0"/>
-          <w:numId w:val="19"/>
-        </w:numPr>
-      </w:pPr>
-      <w:r>
-        <w:t>Click “Save settings.”</w:t>
-      </w:r>
-    </w:p>
-    <w:p>
-      <w:pPr>
-        <w:pStyle w:val="ListNumber"/>
-        <w:numPr>
-          <w:ilvl w:val="0"/>
-          <w:numId w:val="19"/>
-        </w:numPr>
-      </w:pPr>
-      <w:r>
-        <w:t>On each product that expires, open Edit and tick “Track batches and expiry dates.” Products you don't tick work exactly as before.</w:t>
-      </w:r>
+        <w:lastRenderedPageBreak/>
+        <w:t>Turning it off</w:t>
+      </w:r>
+    </w:p>
+    <w:p>
+      <w:r>
+        <w:t>Switching it off goes back to one average cost for the whole business. Sales from then on record it; sales already made keep the cost they recorded.</w:t>
+      </w:r>
+    </w:p>
+    <w:p>
+      <w:pPr>
+        <w:pStyle w:val="Heading1"/>
+        <w:pageBreakBefore/>
+      </w:pPr>
+      <w:bookmarkStart w:id="46" w:name="_Toc243461013"/>
+      <w:r>
+        <w:rPr>
+          <w:color w:val="1D4E89"/>
+        </w:rPr>
+        <w:lastRenderedPageBreak/>
+        <w:t>9. Stock Management</w:t>
+      </w:r>
+      <w:bookmarkEnd w:id="46"/>
     </w:p>
     <w:tbl>
       <w:tblPr>
@@ -12549,6 +12612,205 @@
         <w:tc>
           <w:tcPr>
             <w:tcW w:w="8640" w:type="dxa"/>
+            <w:shd w:val="clear" w:color="auto" w:fill="F2F2F2"/>
+          </w:tcPr>
+          <w:p>
+            <w:r>
+              <w:rPr>
+                <w:b/>
+              </w:rPr>
+              <w:t xml:space="preserve">Who can do this:  </w:t>
+            </w:r>
+            <w:r>
+              <w:t>Requires the stock.manage permission.</w:t>
+            </w:r>
+          </w:p>
+        </w:tc>
+      </w:tr>
+    </w:tbl>
+    <w:p/>
+    <w:p>
+      <w:r>
+        <w:t>Inventory → Stock Management opens a dashboard for your branch with cards for Total Products, Stock Value (at cost), Low Stock (click to filter), and Out of Stock (click to filter), plus “📤 Export,” “↑ Stock In,” “↓ Stock Out,” “📋 History,” and “⚠ Alerts” (with a badge count). Stock movements and history only show your branch.</w:t>
+      </w:r>
+    </w:p>
+    <w:p>
+      <w:pPr>
+        <w:pStyle w:val="Heading2"/>
+      </w:pPr>
+      <w:bookmarkStart w:id="47" w:name="_Toc243461014"/>
+      <w:r>
+        <w:rPr>
+          <w:color w:val="1D4E89"/>
+        </w:rPr>
+        <w:t>9.1 Stock In</w:t>
+      </w:r>
+      <w:bookmarkEnd w:id="47"/>
+    </w:p>
+    <w:p>
+      <w:pPr>
+        <w:pStyle w:val="ListNumber"/>
+        <w:keepNext/>
+        <w:numPr>
+          <w:ilvl w:val="0"/>
+          <w:numId w:val="16"/>
+        </w:numPr>
+      </w:pPr>
+      <w:r>
+        <w:t>Click “↑ Stock In,” or the + button on a product’s row.</w:t>
+      </w:r>
+    </w:p>
+    <w:p>
+      <w:pPr>
+        <w:pStyle w:val="ListNumber"/>
+        <w:keepNext/>
+        <w:numPr>
+          <w:ilvl w:val="0"/>
+          <w:numId w:val="16"/>
+        </w:numPr>
+      </w:pPr>
+      <w:r>
+        <w:t>Create Purchase opens (section 5.2). If you started from a product’s row, that product is already in the cart.</w:t>
+      </w:r>
+    </w:p>
+    <w:p>
+      <w:pPr>
+        <w:pStyle w:val="ListNumber"/>
+        <w:keepNext/>
+        <w:numPr>
+          <w:ilvl w:val="0"/>
+          <w:numId w:val="16"/>
+        </w:numPr>
+      </w:pPr>
+      <w:r>
+        <w:t>Pick the Supplier and enter the Quantity and Unit Cost. For a product tracked by batch, enter the Batch No. (optional) and Expiry Date (required).</w:t>
+      </w:r>
+    </w:p>
+    <w:p>
+      <w:pPr>
+        <w:pStyle w:val="ListNumber"/>
+        <w:numPr>
+          <w:ilvl w:val="0"/>
+          <w:numId w:val="16"/>
+        </w:numPr>
+      </w:pPr>
+      <w:r>
+        <w:t>Choose how you’re paying the supplier, or Credit, and click “✓ Complete Purchase.”</w:t>
+      </w:r>
+    </w:p>
+    <w:p>
+      <w:pPr>
+        <w:pStyle w:val="Heading2"/>
+      </w:pPr>
+      <w:bookmarkStart w:id="48" w:name="_Toc243461015"/>
+      <w:r>
+        <w:rPr>
+          <w:color w:val="1D4E89"/>
+        </w:rPr>
+        <w:t>9.2 Stock Out</w:t>
+      </w:r>
+      <w:bookmarkEnd w:id="48"/>
+    </w:p>
+    <w:p>
+      <w:pPr>
+        <w:pStyle w:val="ListNumber"/>
+        <w:keepNext/>
+        <w:numPr>
+          <w:ilvl w:val="0"/>
+          <w:numId w:val="17"/>
+        </w:numPr>
+      </w:pPr>
+      <w:r>
+        <w:t>Click “↓ Stock Out.”</w:t>
+      </w:r>
+    </w:p>
+    <w:p>
+      <w:pPr>
+        <w:pStyle w:val="ListNumber"/>
+        <w:keepNext/>
+        <w:numPr>
+          <w:ilvl w:val="0"/>
+          <w:numId w:val="17"/>
+        </w:numPr>
+      </w:pPr>
+      <w:r>
+        <w:t>Search and select the Product, and enter the Quantity to Remove.</w:t>
+      </w:r>
+    </w:p>
+    <w:p>
+      <w:pPr>
+        <w:pStyle w:val="ListNumber"/>
+        <w:keepNext/>
+        <w:numPr>
+          <w:ilvl w:val="0"/>
+          <w:numId w:val="17"/>
+        </w:numPr>
+      </w:pPr>
+      <w:r>
+        <w:t>For a product tracked by batch, choose the Batch — expired batches are marked “(EXPIRED)”. Leave it on “Earliest expiry first” to take stock from the oldest batch as usual.</w:t>
+      </w:r>
+    </w:p>
+    <w:p>
+      <w:pPr>
+        <w:pStyle w:val="ListNumber"/>
+        <w:keepNext/>
+        <w:numPr>
+          <w:ilvl w:val="0"/>
+          <w:numId w:val="17"/>
+        </w:numPr>
+      </w:pPr>
+      <w:r>
+        <w:t>If the product has damaged stock (section 9.4), tick “Take from damaged stock” when you're returning damaged items to the supplier or throwing them away. Leave it unticked to remove undamaged stock only.</w:t>
+      </w:r>
+    </w:p>
+    <w:p>
+      <w:pPr>
+        <w:pStyle w:val="ListNumber"/>
+        <w:keepNext/>
+        <w:numPr>
+          <w:ilvl w:val="0"/>
+          <w:numId w:val="17"/>
+        </w:numPr>
+      </w:pPr>
+      <w:r>
+        <w:t>Choose a Reason: Damaged, Expired, Lost / Stolen, Sample / Giveaway, Return to Supplier, or Other.</w:t>
+      </w:r>
+    </w:p>
+    <w:p>
+      <w:pPr>
+        <w:pStyle w:val="ListNumber"/>
+        <w:numPr>
+          <w:ilvl w:val="0"/>
+          <w:numId w:val="17"/>
+        </w:numPr>
+      </w:pPr>
+      <w:r>
+        <w:t>Add Notes if needed and click “✓ Confirm Stock Out.”</w:t>
+      </w:r>
+    </w:p>
+    <w:tbl>
+      <w:tblPr>
+        <w:tblW w:w="0" w:type="auto"/>
+        <w:tblBorders>
+          <w:top w:val="nil"/>
+          <w:left w:val="nil"/>
+          <w:bottom w:val="nil"/>
+          <w:right w:val="nil"/>
+          <w:insideH w:val="nil"/>
+          <w:insideV w:val="nil"/>
+        </w:tblBorders>
+        <w:tblLook w:val="04A0" w:firstRow="1" w:lastRow="0" w:firstColumn="1" w:lastColumn="0" w:noHBand="0" w:noVBand="1"/>
+      </w:tblPr>
+      <w:tblGrid>
+        <w:gridCol w:w="8640"/>
+      </w:tblGrid>
+      <w:tr>
+        <w:trPr>
+          <w:cantSplit/>
+        </w:trPr>
+        <w:tc>
+          <w:tcPr>
+            <w:tcW w:w="8640" w:type="dxa"/>
             <w:shd w:val="clear" w:color="auto" w:fill="EAF1FB"/>
           </w:tcPr>
           <w:p>
@@ -12559,7 +12821,7 @@
               <w:t xml:space="preserve">Note:  </w:t>
             </w:r>
             <w:r>
-              <w:t>When you start tracking a product that already has stock, that stock becomes one batch with an unknown expiry date. Unknown-expiry stock is treated as the oldest, so it's sold first.</w:t>
+              <w:t>You'll get a warning if the quantity you're removing is more than what's in stock — or, when you've picked a batch, more than what's left in that batch. Writing off expired stock? Pick the expired batch so exactly that stock is removed.</w:t>
             </w:r>
           </w:p>
         </w:tc>
@@ -12570,14 +12832,592 @@
       <w:pPr>
         <w:pStyle w:val="Heading2"/>
       </w:pPr>
-      <w:bookmarkStart w:id="51" w:name="_Toc243256036"/>
+      <w:bookmarkStart w:id="49" w:name="_Toc243461016"/>
+      <w:r>
+        <w:rPr>
+          <w:color w:val="1D4E89"/>
+        </w:rPr>
+        <w:t>9.3 Stock Adjustment</w:t>
+      </w:r>
+      <w:bookmarkEnd w:id="49"/>
+    </w:p>
+    <w:p>
+      <w:r>
+        <w:t>From a specific product, you can set its stock to an exact new quantity rather than adding or removing a delta — useful after a physical stock count.</w:t>
+      </w:r>
+    </w:p>
+    <w:p>
+      <w:pPr>
+        <w:pStyle w:val="ListNumber"/>
+        <w:keepNext/>
+        <w:numPr>
+          <w:ilvl w:val="0"/>
+          <w:numId w:val="18"/>
+        </w:numPr>
+      </w:pPr>
+      <w:r>
+        <w:lastRenderedPageBreak/>
+        <w:t>Open the product and choose Stock Adjustment.</w:t>
+      </w:r>
+    </w:p>
+    <w:p>
+      <w:pPr>
+        <w:pStyle w:val="ListNumber"/>
+        <w:keepNext/>
+        <w:numPr>
+          <w:ilvl w:val="0"/>
+          <w:numId w:val="18"/>
+        </w:numPr>
+      </w:pPr>
+      <w:r>
+        <w:t>Enter the New Stock Quantity directly, or use the quick buttons (−10 / −5 / −1 / +1 / +5 / +10 / +50 / +100).</w:t>
+      </w:r>
+    </w:p>
+    <w:p>
+      <w:pPr>
+        <w:pStyle w:val="ListNumber"/>
+        <w:keepNext/>
+        <w:numPr>
+          <w:ilvl w:val="0"/>
+          <w:numId w:val="18"/>
+        </w:numPr>
+      </w:pPr>
+      <w:r>
+        <w:t>Enter a Reason for Adjustment (required — kept for the audit trail).</w:t>
+      </w:r>
+    </w:p>
+    <w:p>
+      <w:pPr>
+        <w:pStyle w:val="ListNumber"/>
+        <w:numPr>
+          <w:ilvl w:val="0"/>
+          <w:numId w:val="18"/>
+        </w:numPr>
+      </w:pPr>
+      <w:r>
+        <w:t>Click “✓ Apply Adjustment.”</w:t>
+      </w:r>
+    </w:p>
+    <w:tbl>
+      <w:tblPr>
+        <w:tblW w:w="0" w:type="auto"/>
+        <w:tblBorders>
+          <w:top w:val="nil"/>
+          <w:left w:val="nil"/>
+          <w:bottom w:val="nil"/>
+          <w:right w:val="nil"/>
+          <w:insideH w:val="nil"/>
+          <w:insideV w:val="nil"/>
+        </w:tblBorders>
+        <w:tblLook w:val="04A0" w:firstRow="1" w:lastRow="0" w:firstColumn="1" w:lastColumn="0" w:noHBand="0" w:noVBand="1"/>
+      </w:tblPr>
+      <w:tblGrid>
+        <w:gridCol w:w="8640"/>
+      </w:tblGrid>
+      <w:tr>
+        <w:trPr>
+          <w:cantSplit/>
+        </w:trPr>
+        <w:tc>
+          <w:tcPr>
+            <w:tcW w:w="8640" w:type="dxa"/>
+            <w:shd w:val="clear" w:color="auto" w:fill="EAF1FB"/>
+          </w:tcPr>
+          <w:p>
+            <w:r>
+              <w:rPr>
+                <w:b/>
+              </w:rPr>
+              <w:t xml:space="preserve">Note:  </w:t>
+            </w:r>
+            <w:r>
+              <w:t>If some of the product is marked damaged (section 9.4), count those items in the new quantity too. If the new quantity is lower than the number damaged, the damaged count is lowered to match.</w:t>
+            </w:r>
+          </w:p>
+        </w:tc>
+      </w:tr>
+    </w:tbl>
+    <w:p>
+      <w:pPr>
+        <w:pStyle w:val="Heading2"/>
+      </w:pPr>
+      <w:bookmarkStart w:id="50" w:name="_Toc243461017"/>
+      <w:r>
+        <w:rPr>
+          <w:color w:val="1D4E89"/>
+        </w:rPr>
+        <w:t>9.4 Damaged stock</w:t>
+      </w:r>
+      <w:bookmarkEnd w:id="50"/>
+    </w:p>
+    <w:p>
+      <w:r>
+        <w:t>Goods damaged in the store don't always go back to the supplier: lightly damaged ones are often sold at a discount, and only badly damaged ones are returned. Damaged stock keeps count of them. Damaged items stay part of your stock, but only sell on a POS line marked Damaged, so you always know how many you hold and the count goes down as they're sold.</w:t>
+      </w:r>
+    </w:p>
+    <w:tbl>
+      <w:tblPr>
+        <w:tblW w:w="0" w:type="auto"/>
+        <w:tblBorders>
+          <w:top w:val="nil"/>
+          <w:left w:val="nil"/>
+          <w:bottom w:val="nil"/>
+          <w:right w:val="nil"/>
+          <w:insideH w:val="nil"/>
+          <w:insideV w:val="nil"/>
+        </w:tblBorders>
+        <w:tblLook w:val="04A0" w:firstRow="1" w:lastRow="0" w:firstColumn="1" w:lastColumn="0" w:noHBand="0" w:noVBand="1"/>
+      </w:tblPr>
+      <w:tblGrid>
+        <w:gridCol w:w="8640"/>
+      </w:tblGrid>
+      <w:tr>
+        <w:trPr>
+          <w:cantSplit/>
+        </w:trPr>
+        <w:tc>
+          <w:tcPr>
+            <w:tcW w:w="8640" w:type="dxa"/>
+            <w:shd w:val="clear" w:color="auto" w:fill="F2F2F2"/>
+          </w:tcPr>
+          <w:p>
+            <w:r>
+              <w:rPr>
+                <w:b/>
+              </w:rPr>
+              <w:t xml:space="preserve">Who can do this:  </w:t>
+            </w:r>
+            <w:r>
+              <w:t>Switching it on requires settings.manage. Marking stock as damaged requires stock.manage and “Mark Stock as Damaged” (stock.mark_damaged), which the built-in Admin and Staff roles have and Cashier doesn't. Selling damaged stock needs only access to the POS. Available on every plan.</w:t>
+            </w:r>
+          </w:p>
+        </w:tc>
+      </w:tr>
+    </w:tbl>
+    <w:p>
+      <w:pPr>
+        <w:pStyle w:val="Heading3"/>
+      </w:pPr>
+      <w:r>
+        <w:rPr>
+          <w:color w:val="1D4E89"/>
+        </w:rPr>
+        <w:t>Turning it on</w:t>
+      </w:r>
+    </w:p>
+    <w:p>
+      <w:pPr>
+        <w:pStyle w:val="ListNumber"/>
+        <w:keepNext/>
+        <w:numPr>
+          <w:ilvl w:val="0"/>
+          <w:numId w:val="36"/>
+        </w:numPr>
+      </w:pPr>
+      <w:r>
+        <w:t>Administration → Settings → Optional features.</w:t>
+      </w:r>
+    </w:p>
+    <w:p>
+      <w:pPr>
+        <w:pStyle w:val="ListNumber"/>
+        <w:numPr>
+          <w:ilvl w:val="0"/>
+          <w:numId w:val="36"/>
+        </w:numPr>
+      </w:pPr>
+      <w:r>
+        <w:t>Switch on “Keep count of damaged stock” and click “Save settings.”</w:t>
+      </w:r>
+    </w:p>
+    <w:p>
+      <w:r>
+        <w:t>Stock Management then shows each product's damaged count, and the Reports menu gets a Damaged Stock report.</w:t>
+      </w:r>
+    </w:p>
+    <w:p>
+      <w:pPr>
+        <w:pStyle w:val="Heading3"/>
+      </w:pPr>
+      <w:r>
+        <w:rPr>
+          <w:color w:val="1D4E89"/>
+        </w:rPr>
+        <w:t>Marking stock as damaged</w:t>
+      </w:r>
+    </w:p>
+    <w:p>
+      <w:pPr>
+        <w:pStyle w:val="ListNumber"/>
+        <w:keepNext/>
+        <w:numPr>
+          <w:ilvl w:val="0"/>
+          <w:numId w:val="37"/>
+        </w:numPr>
+      </w:pPr>
+      <w:r>
+        <w:t>Inventory → Stock Management, find the product, and click its Damaged button (the warning-triangle icon).</w:t>
+      </w:r>
+    </w:p>
+    <w:p>
+      <w:pPr>
+        <w:pStyle w:val="ListNumber"/>
+        <w:keepNext/>
+        <w:numPr>
+          <w:ilvl w:val="0"/>
+          <w:numId w:val="37"/>
+        </w:numPr>
+      </w:pPr>
+      <w:r>
+        <w:t>Choose “Mark as damaged.”</w:t>
+      </w:r>
+    </w:p>
+    <w:p>
+      <w:pPr>
+        <w:pStyle w:val="ListNumber"/>
+        <w:keepNext/>
+        <w:numPr>
+          <w:ilvl w:val="0"/>
+          <w:numId w:val="37"/>
+        </w:numPr>
+      </w:pPr>
+      <w:r>
+        <w:t>Enter the Quantity — up to the undamaged stock at your branch — and a Reason, such as “Cartons crushed in delivery.”</w:t>
+      </w:r>
+    </w:p>
+    <w:p>
+      <w:pPr>
+        <w:pStyle w:val="ListNumber"/>
+        <w:numPr>
+          <w:ilvl w:val="0"/>
+          <w:numId w:val="37"/>
+        </w:numPr>
+      </w:pPr>
+      <w:r>
+        <w:t>Click “✓ Save.”</w:t>
+      </w:r>
+    </w:p>
+    <w:p>
+      <w:r>
+        <w:t>The stock total doesn't change; those items now count as damaged. Marked something by mistake? Open the same page, choose “Not damaged after all,” and enter how many. The page lists the latest changes to the product's damaged count, and each marking is also recorded in the Audit Log.</w:t>
+      </w:r>
+    </w:p>
+    <w:p>
+      <w:pPr>
+        <w:pStyle w:val="Heading3"/>
+      </w:pPr>
+      <w:r>
+        <w:rPr>
+          <w:color w:val="1D4E89"/>
+        </w:rPr>
+        <w:lastRenderedPageBreak/>
+        <w:t>What happens to damaged stock</w:t>
+      </w:r>
+    </w:p>
+    <w:p>
+      <w:pPr>
+        <w:pStyle w:val="ListBullet"/>
+      </w:pPr>
+      <w:r>
+        <w:rPr>
+          <w:b/>
+        </w:rPr>
+        <w:t>Selling:</w:t>
+      </w:r>
+      <w:r>
+        <w:t xml:space="preserve"> only on a POS line marked Damaged, at the discount the cashier gives — see section 3.5.</w:t>
+      </w:r>
+    </w:p>
+    <w:p>
+      <w:pPr>
+        <w:pStyle w:val="ListBullet"/>
+      </w:pPr>
+      <w:r>
+        <w:rPr>
+          <w:b/>
+        </w:rPr>
+        <w:t>Returning or throwing away:</w:t>
+      </w:r>
+      <w:r>
+        <w:t xml:space="preserve"> Stock Out with “Take from damaged stock” ticked — see section 9.2.</w:t>
+      </w:r>
+    </w:p>
+    <w:p>
+      <w:pPr>
+        <w:pStyle w:val="ListBullet"/>
+      </w:pPr>
+      <w:r>
+        <w:rPr>
+          <w:b/>
+        </w:rPr>
+        <w:t>Everything else</w:t>
+      </w:r>
+      <w:r>
+        <w:t xml:space="preserve"> — normal sales, Stock Out without the tick, and stock transfers — uses undamaged stock only, so damaged items can't leave by accident.</w:t>
+      </w:r>
+    </w:p>
+    <w:p>
+      <w:pPr>
+        <w:pStyle w:val="ListBullet"/>
+      </w:pPr>
+      <w:r>
+        <w:rPr>
+          <w:b/>
+        </w:rPr>
+        <w:t>Stock counts:</w:t>
+      </w:r>
+      <w:r>
+        <w:t xml:space="preserve"> a stock adjustment that leaves less stock than is marked damaged lowers the damaged count to match.</w:t>
+      </w:r>
+    </w:p>
+    <w:p>
+      <w:pPr>
+        <w:pStyle w:val="ListBullet"/>
+      </w:pPr>
+      <w:r>
+        <w:rPr>
+          <w:b/>
+        </w:rPr>
+        <w:t>Branches:</w:t>
+      </w:r>
+      <w:r>
+        <w:t xml:space="preserve"> each branch keeps its own damaged count.</w:t>
+      </w:r>
+    </w:p>
+    <w:p>
+      <w:pPr>
+        <w:pStyle w:val="Heading3"/>
+      </w:pPr>
+      <w:r>
+        <w:rPr>
+          <w:color w:val="1D4E89"/>
+        </w:rPr>
+        <w:t>Seeing how much is damaged</w:t>
+      </w:r>
+    </w:p>
+    <w:p>
+      <w:r>
+        <w:t>Stock Management shows “N damaged” under a product's stock, the total damaged units on the Total Products card, and a “Has Damaged Stock” filter. For values and history, open Reports → Damaged Stock (section 19.1).</w:t>
+      </w:r>
+    </w:p>
+    <w:p>
+      <w:pPr>
+        <w:pStyle w:val="Heading3"/>
+      </w:pPr>
+      <w:r>
+        <w:rPr>
+          <w:color w:val="1D4E89"/>
+        </w:rPr>
+        <w:t>Turning it off</w:t>
+      </w:r>
+    </w:p>
+    <w:p>
+      <w:r>
+        <w:t>Switching it off hides the damaged counts and lets all stock sell normally. The counts and their history are kept, though selling stock while it's off can lower them. Switching it back on picks up where you left off.</w:t>
+      </w:r>
+    </w:p>
+    <w:p>
+      <w:pPr>
+        <w:pStyle w:val="Heading1"/>
+        <w:pageBreakBefore/>
+      </w:pPr>
+      <w:bookmarkStart w:id="51" w:name="_Toc243461018"/>
+      <w:r>
+        <w:rPr>
+          <w:color w:val="1D4E89"/>
+        </w:rPr>
+        <w:lastRenderedPageBreak/>
+        <w:t>10. Batch &amp; Expiry Tracking</w:t>
+      </w:r>
+      <w:bookmarkEnd w:id="51"/>
+    </w:p>
+    <w:p>
+      <w:r>
+        <w:t>For businesses that sell goods that expire — medicines, food, agro-chemicals — the system can keep each product's stock split into batches, each with a batch number and an expiry date. It's optional and off by default: businesses that don't need it see no change at all.</w:t>
+      </w:r>
+    </w:p>
+    <w:tbl>
+      <w:tblPr>
+        <w:tblW w:w="0" w:type="auto"/>
+        <w:tblBorders>
+          <w:top w:val="nil"/>
+          <w:left w:val="nil"/>
+          <w:bottom w:val="nil"/>
+          <w:right w:val="nil"/>
+          <w:insideH w:val="nil"/>
+          <w:insideV w:val="nil"/>
+        </w:tblBorders>
+        <w:tblLook w:val="04A0" w:firstRow="1" w:lastRow="0" w:firstColumn="1" w:lastColumn="0" w:noHBand="0" w:noVBand="1"/>
+      </w:tblPr>
+      <w:tblGrid>
+        <w:gridCol w:w="8640"/>
+      </w:tblGrid>
+      <w:tr>
+        <w:trPr>
+          <w:cantSplit/>
+        </w:trPr>
+        <w:tc>
+          <w:tcPr>
+            <w:tcW w:w="8640" w:type="dxa"/>
+            <w:shd w:val="clear" w:color="auto" w:fill="F2F2F2"/>
+          </w:tcPr>
+          <w:p>
+            <w:r>
+              <w:rPr>
+                <w:b/>
+              </w:rPr>
+              <w:t xml:space="preserve">Who can do this:  </w:t>
+            </w:r>
+            <w:r>
+              <w:t>Turning tracking on requires settings.manage. Choosing which products are tracked requires products.manage. Available on every plan.</w:t>
+            </w:r>
+          </w:p>
+        </w:tc>
+      </w:tr>
+    </w:tbl>
+    <w:p/>
+    <w:p>
+      <w:pPr>
+        <w:pStyle w:val="Heading2"/>
+      </w:pPr>
+      <w:bookmarkStart w:id="52" w:name="_Toc243461019"/>
+      <w:r>
+        <w:rPr>
+          <w:color w:val="1D4E89"/>
+        </w:rPr>
+        <w:t>10.1 Turning it on</w:t>
+      </w:r>
+      <w:bookmarkEnd w:id="52"/>
+    </w:p>
+    <w:p>
+      <w:pPr>
+        <w:pStyle w:val="ListNumber"/>
+        <w:keepNext/>
+        <w:numPr>
+          <w:ilvl w:val="0"/>
+          <w:numId w:val="19"/>
+        </w:numPr>
+      </w:pPr>
+      <w:r>
+        <w:t>Administration → Settings → Optional features.</w:t>
+      </w:r>
+    </w:p>
+    <w:p>
+      <w:pPr>
+        <w:pStyle w:val="ListNumber"/>
+        <w:keepNext/>
+        <w:numPr>
+          <w:ilvl w:val="0"/>
+          <w:numId w:val="19"/>
+        </w:numPr>
+      </w:pPr>
+      <w:r>
+        <w:t>Switch on “Track batches and expiry dates.” The expiry options below it appear.</w:t>
+      </w:r>
+    </w:p>
+    <w:p>
+      <w:pPr>
+        <w:pStyle w:val="ListNumber"/>
+        <w:keepNext/>
+        <w:numPr>
+          <w:ilvl w:val="0"/>
+          <w:numId w:val="19"/>
+        </w:numPr>
+      </w:pPr>
+      <w:r>
+        <w:t>Set “Warn about batches expiring within” — the number of days before expiry that a batch counts as “expiring soon” (default 90, which suits most pharmacies).</w:t>
+      </w:r>
+    </w:p>
+    <w:p>
+      <w:pPr>
+        <w:pStyle w:val="ListNumber"/>
+        <w:keepNext/>
+        <w:numPr>
+          <w:ilvl w:val="0"/>
+          <w:numId w:val="19"/>
+        </w:numPr>
+      </w:pPr>
+      <w:r>
+        <w:t>Choose what happens to expired stock under “Selling expired stock”: “Don't allow it” (recommended) or “Allow, with a warning.”</w:t>
+      </w:r>
+    </w:p>
+    <w:p>
+      <w:pPr>
+        <w:pStyle w:val="ListNumber"/>
+        <w:keepNext/>
+        <w:numPr>
+          <w:ilvl w:val="0"/>
+          <w:numId w:val="19"/>
+        </w:numPr>
+      </w:pPr>
+      <w:r>
+        <w:t>Click “Save settings.”</w:t>
+      </w:r>
+    </w:p>
+    <w:p>
+      <w:pPr>
+        <w:pStyle w:val="ListNumber"/>
+        <w:numPr>
+          <w:ilvl w:val="0"/>
+          <w:numId w:val="19"/>
+        </w:numPr>
+      </w:pPr>
+      <w:r>
+        <w:t>On each product that expires, open Edit and tick “Track batches and expiry dates.” Products you don't tick work exactly as before.</w:t>
+      </w:r>
+    </w:p>
+    <w:tbl>
+      <w:tblPr>
+        <w:tblW w:w="0" w:type="auto"/>
+        <w:tblBorders>
+          <w:top w:val="nil"/>
+          <w:left w:val="nil"/>
+          <w:bottom w:val="nil"/>
+          <w:right w:val="nil"/>
+          <w:insideH w:val="nil"/>
+          <w:insideV w:val="nil"/>
+        </w:tblBorders>
+        <w:tblLook w:val="04A0" w:firstRow="1" w:lastRow="0" w:firstColumn="1" w:lastColumn="0" w:noHBand="0" w:noVBand="1"/>
+      </w:tblPr>
+      <w:tblGrid>
+        <w:gridCol w:w="8640"/>
+      </w:tblGrid>
+      <w:tr>
+        <w:trPr>
+          <w:cantSplit/>
+        </w:trPr>
+        <w:tc>
+          <w:tcPr>
+            <w:tcW w:w="8640" w:type="dxa"/>
+            <w:shd w:val="clear" w:color="auto" w:fill="EAF1FB"/>
+          </w:tcPr>
+          <w:p>
+            <w:r>
+              <w:rPr>
+                <w:b/>
+              </w:rPr>
+              <w:t xml:space="preserve">Note:  </w:t>
+            </w:r>
+            <w:r>
+              <w:t>When you start tracking a product that already has stock, that stock becomes one batch with an unknown expiry date. Unknown-expiry stock is treated as the oldest, so it's sold first.</w:t>
+            </w:r>
+          </w:p>
+        </w:tc>
+      </w:tr>
+    </w:tbl>
+    <w:p/>
+    <w:p>
+      <w:pPr>
+        <w:pStyle w:val="Heading2"/>
+      </w:pPr>
+      <w:bookmarkStart w:id="53" w:name="_Toc243461020"/>
       <w:r>
         <w:rPr>
           <w:color w:val="1D4E89"/>
         </w:rPr>
         <w:t>10.2 How tracked stock moves</w:t>
       </w:r>
-      <w:bookmarkEnd w:id="51"/>
+      <w:bookmarkEnd w:id="53"/>
     </w:p>
     <w:tbl>
       <w:tblPr>
@@ -12814,14 +13654,14 @@
       <w:pPr>
         <w:pStyle w:val="Heading2"/>
       </w:pPr>
-      <w:bookmarkStart w:id="52" w:name="_Toc243256037"/>
+      <w:bookmarkStart w:id="54" w:name="_Toc243461021"/>
       <w:r>
         <w:rPr>
           <w:color w:val="1D4E89"/>
         </w:rPr>
         <w:t>10.3 Keeping an eye on expiry</w:t>
       </w:r>
-      <w:bookmarkEnd w:id="52"/>
+      <w:bookmarkEnd w:id="54"/>
     </w:p>
     <w:p>
       <w:pPr>
@@ -12869,14 +13709,14 @@
       <w:pPr>
         <w:pStyle w:val="Heading2"/>
       </w:pPr>
-      <w:bookmarkStart w:id="53" w:name="_Toc243256038"/>
+      <w:bookmarkStart w:id="55" w:name="_Toc243461022"/>
       <w:r>
         <w:rPr>
           <w:color w:val="1D4E89"/>
         </w:rPr>
         <w:t>10.4 Turning it off</w:t>
       </w:r>
-      <w:bookmarkEnd w:id="53"/>
+      <w:bookmarkEnd w:id="55"/>
     </w:p>
     <w:p>
       <w:r>
@@ -12888,14 +13728,15 @@
         <w:pStyle w:val="Heading1"/>
         <w:pageBreakBefore/>
       </w:pPr>
-      <w:bookmarkStart w:id="54" w:name="_Toc243256039"/>
+      <w:bookmarkStart w:id="56" w:name="_Toc243461023"/>
       <w:r>
         <w:rPr>
           <w:color w:val="1D4E89"/>
         </w:rPr>
+        <w:lastRenderedPageBreak/>
         <w:t>11. Truck &amp; Driver</w:t>
       </w:r>
-      <w:bookmarkEnd w:id="54"/>
+      <w:bookmarkEnd w:id="56"/>
     </w:p>
     <w:p>
       <w:r>
@@ -12946,14 +13787,14 @@
       <w:pPr>
         <w:pStyle w:val="Heading2"/>
       </w:pPr>
-      <w:bookmarkStart w:id="55" w:name="_Toc243256040"/>
+      <w:bookmarkStart w:id="57" w:name="_Toc243461024"/>
       <w:r>
         <w:rPr>
           <w:color w:val="1D4E89"/>
         </w:rPr>
         <w:t>11.1 Turning it on</w:t>
       </w:r>
-      <w:bookmarkEnd w:id="55"/>
+      <w:bookmarkEnd w:id="57"/>
     </w:p>
     <w:p>
       <w:pPr>
@@ -13037,14 +13878,14 @@
       <w:pPr>
         <w:pStyle w:val="Heading2"/>
       </w:pPr>
-      <w:bookmarkStart w:id="56" w:name="_Toc243256041"/>
+      <w:bookmarkStart w:id="58" w:name="_Toc243461025"/>
       <w:r>
         <w:rPr>
           <w:color w:val="1D4E89"/>
         </w:rPr>
         <w:t>11.2 Where you enter it</w:t>
       </w:r>
-      <w:bookmarkEnd w:id="56"/>
+      <w:bookmarkEnd w:id="58"/>
     </w:p>
     <w:tbl>
       <w:tblPr>
@@ -13290,14 +14131,15 @@
       <w:pPr>
         <w:pStyle w:val="Heading2"/>
       </w:pPr>
-      <w:bookmarkStart w:id="57" w:name="_Toc243256042"/>
+      <w:bookmarkStart w:id="59" w:name="_Toc243461026"/>
       <w:r>
         <w:rPr>
           <w:color w:val="1D4E89"/>
         </w:rPr>
+        <w:lastRenderedPageBreak/>
         <w:t>11.3 Keeping entries consistent</w:t>
       </w:r>
-      <w:bookmarkEnd w:id="57"/>
+      <w:bookmarkEnd w:id="59"/>
     </w:p>
     <w:p>
       <w:pPr>
@@ -13359,14 +14201,14 @@
       <w:pPr>
         <w:pStyle w:val="Heading2"/>
       </w:pPr>
-      <w:bookmarkStart w:id="58" w:name="_Toc243256043"/>
+      <w:bookmarkStart w:id="60" w:name="_Toc243461027"/>
       <w:r>
         <w:rPr>
           <w:color w:val="1D4E89"/>
         </w:rPr>
         <w:t>11.4 Where it shows</w:t>
       </w:r>
-      <w:bookmarkEnd w:id="58"/>
+      <w:bookmarkEnd w:id="60"/>
     </w:p>
     <w:p>
       <w:pPr>
@@ -13452,14 +14294,14 @@
       <w:pPr>
         <w:pStyle w:val="Heading2"/>
       </w:pPr>
-      <w:bookmarkStart w:id="59" w:name="_Toc243256044"/>
+      <w:bookmarkStart w:id="61" w:name="_Toc243461028"/>
       <w:r>
         <w:rPr>
           <w:color w:val="1D4E89"/>
         </w:rPr>
         <w:t>11.5 Importing purchases with a truck &amp; driver</w:t>
       </w:r>
-      <w:bookmarkEnd w:id="59"/>
+      <w:bookmarkEnd w:id="61"/>
     </w:p>
     <w:p>
       <w:r>
@@ -13513,14 +14355,15 @@
         <w:pStyle w:val="Heading1"/>
         <w:pageBreakBefore/>
       </w:pPr>
-      <w:bookmarkStart w:id="60" w:name="_Toc243256045"/>
+      <w:bookmarkStart w:id="62" w:name="_Toc243461029"/>
       <w:r>
         <w:rPr>
           <w:color w:val="1D4E89"/>
         </w:rPr>
+        <w:lastRenderedPageBreak/>
         <w:t>12. Tax</w:t>
       </w:r>
-      <w:bookmarkEnd w:id="60"/>
+      <w:bookmarkEnd w:id="62"/>
     </w:p>
     <w:p>
       <w:r>
@@ -13571,14 +14414,14 @@
       <w:pPr>
         <w:pStyle w:val="Heading2"/>
       </w:pPr>
-      <w:bookmarkStart w:id="61" w:name="_Toc243256046"/>
+      <w:bookmarkStart w:id="63" w:name="_Toc243461030"/>
       <w:r>
         <w:rPr>
           <w:color w:val="1D4E89"/>
         </w:rPr>
         <w:t>12.1 Setting it up</w:t>
       </w:r>
-      <w:bookmarkEnd w:id="61"/>
+      <w:bookmarkEnd w:id="63"/>
     </w:p>
     <w:p>
       <w:pPr>
@@ -13689,14 +14532,14 @@
       <w:pPr>
         <w:pStyle w:val="Heading2"/>
       </w:pPr>
-      <w:bookmarkStart w:id="62" w:name="_Toc243256047"/>
+      <w:bookmarkStart w:id="64" w:name="_Toc243461031"/>
       <w:r>
         <w:rPr>
           <w:color w:val="1D4E89"/>
         </w:rPr>
         <w:t>12.2 Prices that include tax, or tax added on top</w:t>
       </w:r>
-      <w:bookmarkEnd w:id="62"/>
+      <w:bookmarkEnd w:id="64"/>
     </w:p>
     <w:p>
       <w:r>
@@ -13854,14 +14697,15 @@
       <w:pPr>
         <w:pStyle w:val="Heading2"/>
       </w:pPr>
-      <w:bookmarkStart w:id="63" w:name="_Toc243256048"/>
+      <w:bookmarkStart w:id="65" w:name="_Toc243461032"/>
       <w:r>
         <w:rPr>
           <w:color w:val="1D4E89"/>
         </w:rPr>
+        <w:lastRenderedPageBreak/>
         <w:t>12.3 Tax at the POS</w:t>
       </w:r>
-      <w:bookmarkEnd w:id="63"/>
+      <w:bookmarkEnd w:id="65"/>
     </w:p>
     <w:p>
       <w:r>
@@ -13904,14 +14748,14 @@
       <w:pPr>
         <w:pStyle w:val="Heading2"/>
       </w:pPr>
-      <w:bookmarkStart w:id="64" w:name="_Toc243256049"/>
+      <w:bookmarkStart w:id="66" w:name="_Toc243461033"/>
       <w:r>
         <w:rPr>
           <w:color w:val="1D4E89"/>
         </w:rPr>
         <w:t>12.4 Tax on purchases and direct deliveries</w:t>
       </w:r>
-      <w:bookmarkEnd w:id="64"/>
+      <w:bookmarkEnd w:id="66"/>
     </w:p>
     <w:p>
       <w:pPr>
@@ -13941,14 +14785,14 @@
       <w:pPr>
         <w:pStyle w:val="Heading2"/>
       </w:pPr>
-      <w:bookmarkStart w:id="65" w:name="_Toc243256050"/>
+      <w:bookmarkStart w:id="67" w:name="_Toc243461034"/>
       <w:r>
         <w:rPr>
           <w:color w:val="1D4E89"/>
         </w:rPr>
         <w:t>12.5 Taxpayer Identification Numbers (TIN)</w:t>
       </w:r>
-      <w:bookmarkEnd w:id="65"/>
+      <w:bookmarkEnd w:id="67"/>
     </w:p>
     <w:p>
       <w:r>
@@ -14102,14 +14946,14 @@
       <w:pPr>
         <w:pStyle w:val="Heading2"/>
       </w:pPr>
-      <w:bookmarkStart w:id="66" w:name="_Toc243256051"/>
+      <w:bookmarkStart w:id="68" w:name="_Toc243461035"/>
       <w:r>
         <w:rPr>
           <w:color w:val="1D4E89"/>
         </w:rPr>
         <w:t>12.6 Where tax shows</w:t>
       </w:r>
-      <w:bookmarkEnd w:id="66"/>
+      <w:bookmarkEnd w:id="68"/>
     </w:p>
     <w:p>
       <w:pPr>
@@ -14124,6 +14968,7 @@
         <w:pStyle w:val="ListBullet"/>
       </w:pPr>
       <w:r>
+        <w:lastRenderedPageBreak/>
         <w:t>Exports — the sales and purchases exports have net, tax %, tax amount, and gross columns for each line (section 20.2).</w:t>
       </w:r>
     </w:p>
@@ -14148,14 +14993,15 @@
         <w:pStyle w:val="Heading1"/>
         <w:pageBreakBefore/>
       </w:pPr>
-      <w:bookmarkStart w:id="67" w:name="_Toc243256052"/>
+      <w:bookmarkStart w:id="69" w:name="_Toc243461036"/>
       <w:r>
         <w:rPr>
           <w:color w:val="1D4E89"/>
         </w:rPr>
+        <w:lastRenderedPageBreak/>
         <w:t>13. Stock Transfers (multi-branch)</w:t>
       </w:r>
-      <w:bookmarkEnd w:id="67"/>
+      <w:bookmarkEnd w:id="69"/>
     </w:p>
     <w:tbl>
       <w:tblPr>
@@ -14206,14 +15052,14 @@
       <w:pPr>
         <w:pStyle w:val="Heading2"/>
       </w:pPr>
-      <w:bookmarkStart w:id="68" w:name="_Toc243256053"/>
+      <w:bookmarkStart w:id="70" w:name="_Toc243461037"/>
       <w:r>
         <w:rPr>
           <w:color w:val="1D4E89"/>
         </w:rPr>
         <w:t>13.1 Sending a transfer</w:t>
       </w:r>
-      <w:bookmarkEnd w:id="68"/>
+      <w:bookmarkEnd w:id="70"/>
     </w:p>
     <w:p>
       <w:pPr>
@@ -14310,14 +15156,14 @@
       <w:pPr>
         <w:pStyle w:val="Heading2"/>
       </w:pPr>
-      <w:bookmarkStart w:id="69" w:name="_Toc243256054"/>
+      <w:bookmarkStart w:id="71" w:name="_Toc243461038"/>
       <w:r>
         <w:rPr>
           <w:color w:val="1D4E89"/>
         </w:rPr>
         <w:t>13.2 Receiving a transfer</w:t>
       </w:r>
-      <w:bookmarkEnd w:id="69"/>
+      <w:bookmarkEnd w:id="71"/>
     </w:p>
     <w:p>
       <w:pPr>
@@ -14403,18 +15249,24 @@
       </w:r>
     </w:p>
     <w:p>
+      <w:r>
+        <w:t>If your business keeps average cost per branch (section 8.7), transferred stock takes the sending branch's cost with it, and is blended into the receiving branch's cost when it's received. A cancelled transfer goes back into the sending branch's cost.</w:t>
+      </w:r>
+    </w:p>
+    <w:p>
       <w:pPr>
         <w:pStyle w:val="Heading1"/>
         <w:pageBreakBefore/>
       </w:pPr>
-      <w:bookmarkStart w:id="70" w:name="_Toc243256055"/>
+      <w:bookmarkStart w:id="72" w:name="_Toc243461039"/>
       <w:r>
         <w:rPr>
           <w:color w:val="1D4E89"/>
         </w:rPr>
+        <w:lastRenderedPageBreak/>
         <w:t>14. Direct Deliveries (Distributor)</w:t>
       </w:r>
-      <w:bookmarkEnd w:id="70"/>
+      <w:bookmarkEnd w:id="72"/>
     </w:p>
     <w:tbl>
       <w:tblPr>
@@ -14465,14 +15317,14 @@
       <w:pPr>
         <w:pStyle w:val="Heading2"/>
       </w:pPr>
-      <w:bookmarkStart w:id="71" w:name="_Toc243256056"/>
+      <w:bookmarkStart w:id="73" w:name="_Toc243461040"/>
       <w:r>
         <w:rPr>
           <w:color w:val="1D4E89"/>
         </w:rPr>
         <w:t>14.1 Recording a direct delivery</w:t>
       </w:r>
-      <w:bookmarkEnd w:id="71"/>
+      <w:bookmarkEnd w:id="73"/>
     </w:p>
     <w:p>
       <w:pPr>
@@ -14621,14 +15473,15 @@
         <w:pStyle w:val="Heading1"/>
         <w:pageBreakBefore/>
       </w:pPr>
-      <w:bookmarkStart w:id="72" w:name="_Toc243256057"/>
+      <w:bookmarkStart w:id="74" w:name="_Toc243461041"/>
       <w:r>
         <w:rPr>
           <w:color w:val="1D4E89"/>
         </w:rPr>
+        <w:lastRenderedPageBreak/>
         <w:t>15. Financial Accounts</w:t>
       </w:r>
-      <w:bookmarkEnd w:id="72"/>
+      <w:bookmarkEnd w:id="74"/>
     </w:p>
     <w:tbl>
       <w:tblPr>
@@ -14679,14 +15532,14 @@
       <w:pPr>
         <w:pStyle w:val="Heading2"/>
       </w:pPr>
-      <w:bookmarkStart w:id="73" w:name="_Toc243256058"/>
+      <w:bookmarkStart w:id="75" w:name="_Toc243461042"/>
       <w:r>
         <w:rPr>
           <w:color w:val="1D4E89"/>
         </w:rPr>
         <w:t>15.1 Cash, bank, and mobile money accounts</w:t>
       </w:r>
-      <w:bookmarkEnd w:id="73"/>
+      <w:bookmarkEnd w:id="75"/>
     </w:p>
     <w:p>
       <w:pPr>
@@ -14743,14 +15596,14 @@
       <w:pPr>
         <w:pStyle w:val="Heading2"/>
       </w:pPr>
-      <w:bookmarkStart w:id="74" w:name="_Toc243256059"/>
+      <w:bookmarkStart w:id="76" w:name="_Toc243461043"/>
       <w:r>
         <w:rPr>
           <w:color w:val="1D4E89"/>
         </w:rPr>
         <w:t>15.2 Adding an account</w:t>
       </w:r>
-      <w:bookmarkEnd w:id="74"/>
+      <w:bookmarkEnd w:id="76"/>
     </w:p>
     <w:p>
       <w:pPr>
@@ -14860,14 +15713,14 @@
       <w:pPr>
         <w:pStyle w:val="Heading2"/>
       </w:pPr>
-      <w:bookmarkStart w:id="75" w:name="_Toc243256060"/>
+      <w:bookmarkStart w:id="77" w:name="_Toc243461044"/>
       <w:r>
         <w:rPr>
           <w:color w:val="1D4E89"/>
         </w:rPr>
         <w:t>15.3 Moving funds between accounts</w:t>
       </w:r>
-      <w:bookmarkEnd w:id="75"/>
+      <w:bookmarkEnd w:id="77"/>
     </w:p>
     <w:p>
       <w:pPr>
@@ -14950,6 +15803,7 @@
               <w:rPr>
                 <w:b/>
               </w:rPr>
+              <w:lastRenderedPageBreak/>
               <w:t xml:space="preserve">Note:  </w:t>
             </w:r>
             <w:r>
@@ -14964,14 +15818,14 @@
       <w:pPr>
         <w:pStyle w:val="Heading2"/>
       </w:pPr>
-      <w:bookmarkStart w:id="76" w:name="_Toc243256061"/>
+      <w:bookmarkStart w:id="78" w:name="_Toc243461045"/>
       <w:r>
         <w:rPr>
           <w:color w:val="1D4E89"/>
         </w:rPr>
         <w:t>15.4 Account ledger</w:t>
       </w:r>
-      <w:bookmarkEnd w:id="76"/>
+      <w:bookmarkEnd w:id="78"/>
     </w:p>
     <w:p>
       <w:r>
@@ -15022,14 +15876,15 @@
         <w:pStyle w:val="Heading1"/>
         <w:pageBreakBefore/>
       </w:pPr>
-      <w:bookmarkStart w:id="77" w:name="_Toc243256062"/>
+      <w:bookmarkStart w:id="79" w:name="_Toc243461046"/>
       <w:r>
         <w:rPr>
           <w:color w:val="1D4E89"/>
         </w:rPr>
+        <w:lastRenderedPageBreak/>
         <w:t>16. Customer Transactions</w:t>
       </w:r>
-      <w:bookmarkEnd w:id="77"/>
+      <w:bookmarkEnd w:id="79"/>
     </w:p>
     <w:tbl>
       <w:tblPr>
@@ -15086,14 +15941,15 @@
         <w:pStyle w:val="Heading1"/>
         <w:pageBreakBefore/>
       </w:pPr>
-      <w:bookmarkStart w:id="78" w:name="_Toc243256063"/>
+      <w:bookmarkStart w:id="80" w:name="_Toc243461047"/>
       <w:r>
         <w:rPr>
           <w:color w:val="1D4E89"/>
         </w:rPr>
+        <w:lastRenderedPageBreak/>
         <w:t>17. Expenses</w:t>
       </w:r>
-      <w:bookmarkEnd w:id="78"/>
+      <w:bookmarkEnd w:id="80"/>
     </w:p>
     <w:tbl>
       <w:tblPr>
@@ -15139,14 +15995,14 @@
       <w:pPr>
         <w:pStyle w:val="Heading2"/>
       </w:pPr>
-      <w:bookmarkStart w:id="79" w:name="_Toc243256064"/>
+      <w:bookmarkStart w:id="81" w:name="_Toc243461048"/>
       <w:r>
         <w:rPr>
           <w:color w:val="1D4E89"/>
         </w:rPr>
         <w:t>17.1 Recording an expense</w:t>
       </w:r>
-      <w:bookmarkEnd w:id="79"/>
+      <w:bookmarkEnd w:id="81"/>
     </w:p>
     <w:p>
       <w:pPr>
@@ -15269,14 +16125,15 @@
         <w:pStyle w:val="Heading1"/>
         <w:pageBreakBefore/>
       </w:pPr>
-      <w:bookmarkStart w:id="80" w:name="_Toc243256065"/>
+      <w:bookmarkStart w:id="82" w:name="_Toc243461049"/>
       <w:r>
         <w:rPr>
           <w:color w:val="1D4E89"/>
         </w:rPr>
+        <w:lastRenderedPageBreak/>
         <w:t>18. Suspense Account</w:t>
       </w:r>
-      <w:bookmarkEnd w:id="80"/>
+      <w:bookmarkEnd w:id="82"/>
     </w:p>
     <w:tbl>
       <w:tblPr>
@@ -15327,14 +16184,14 @@
       <w:pPr>
         <w:pStyle w:val="Heading2"/>
       </w:pPr>
-      <w:bookmarkStart w:id="81" w:name="_Toc243256066"/>
+      <w:bookmarkStart w:id="83" w:name="_Toc243461050"/>
       <w:r>
         <w:rPr>
           <w:color w:val="1D4E89"/>
         </w:rPr>
         <w:t>18.1 Recording an unidentified deposit</w:t>
       </w:r>
-      <w:bookmarkEnd w:id="81"/>
+      <w:bookmarkEnd w:id="83"/>
     </w:p>
     <w:p>
       <w:pPr>
@@ -15391,14 +16248,14 @@
       <w:pPr>
         <w:pStyle w:val="Heading2"/>
       </w:pPr>
-      <w:bookmarkStart w:id="82" w:name="_Toc243256067"/>
+      <w:bookmarkStart w:id="84" w:name="_Toc243461051"/>
       <w:r>
         <w:rPr>
           <w:color w:val="1D4E89"/>
         </w:rPr>
         <w:t>18.2 Resolving it once you know the customer</w:t>
       </w:r>
-      <w:bookmarkEnd w:id="82"/>
+      <w:bookmarkEnd w:id="84"/>
     </w:p>
     <w:p>
       <w:pPr>
@@ -15482,14 +16339,15 @@
         <w:pStyle w:val="Heading1"/>
         <w:pageBreakBefore/>
       </w:pPr>
-      <w:bookmarkStart w:id="83" w:name="_Toc243256068"/>
+      <w:bookmarkStart w:id="85" w:name="_Toc243461052"/>
       <w:r>
         <w:rPr>
           <w:color w:val="1D4E89"/>
         </w:rPr>
+        <w:lastRenderedPageBreak/>
         <w:t>19. Reports</w:t>
       </w:r>
-      <w:bookmarkEnd w:id="83"/>
+      <w:bookmarkEnd w:id="85"/>
     </w:p>
     <w:p>
       <w:r>
@@ -15497,17 +16355,22 @@
       </w:r>
     </w:p>
     <w:p>
+      <w:r>
+        <w:t>If your business sets prices or keeps average cost per branch (sections 8.6 and 8.7), the stock reports use the prices and costs of the branch you're viewing. With “All branches,” each branch's stock is valued at its own price and cost.</w:t>
+      </w:r>
+    </w:p>
+    <w:p>
       <w:pPr>
         <w:pStyle w:val="Heading2"/>
       </w:pPr>
-      <w:bookmarkStart w:id="84" w:name="_Toc243256069"/>
+      <w:bookmarkStart w:id="86" w:name="_Toc243461053"/>
       <w:r>
         <w:rPr>
           <w:color w:val="1D4E89"/>
         </w:rPr>
         <w:t>19.1 Available on every plan</w:t>
       </w:r>
-      <w:bookmarkEnd w:id="84"/>
+      <w:bookmarkEnd w:id="86"/>
     </w:p>
     <w:tbl>
       <w:tblPr>
@@ -15782,6 +16645,7 @@
           </w:tcPr>
           <w:p>
             <w:r>
+              <w:lastRenderedPageBreak/>
               <w:t>Tax Report</w:t>
             </w:r>
           </w:p>
@@ -15806,14 +16670,14 @@
       <w:pPr>
         <w:pStyle w:val="Heading2"/>
       </w:pPr>
-      <w:bookmarkStart w:id="85" w:name="_Toc243256070"/>
+      <w:bookmarkStart w:id="87" w:name="_Toc243461054"/>
       <w:r>
         <w:rPr>
           <w:color w:val="1D4E89"/>
         </w:rPr>
         <w:t>19.2 Advanced reports (Growth &amp; Enterprise only)</w:t>
       </w:r>
-      <w:bookmarkEnd w:id="85"/>
+      <w:bookmarkEnd w:id="87"/>
     </w:p>
     <w:tbl>
       <w:tblPr>
@@ -16081,14 +16945,15 @@
       <w:pPr>
         <w:pStyle w:val="Heading2"/>
       </w:pPr>
-      <w:bookmarkStart w:id="86" w:name="_Toc243256071"/>
+      <w:bookmarkStart w:id="88" w:name="_Toc243461055"/>
       <w:r>
         <w:rPr>
           <w:color w:val="1D4E89"/>
         </w:rPr>
+        <w:lastRenderedPageBreak/>
         <w:t>19.3 Settling customer credit between branches</w:t>
       </w:r>
-      <w:bookmarkEnd w:id="86"/>
+      <w:bookmarkEnd w:id="88"/>
     </w:p>
     <w:p>
       <w:pPr>
@@ -16332,14 +17197,15 @@
         <w:pStyle w:val="Heading1"/>
         <w:pageBreakBefore/>
       </w:pPr>
-      <w:bookmarkStart w:id="87" w:name="_Toc243256072"/>
+      <w:bookmarkStart w:id="89" w:name="_Toc243461056"/>
       <w:r>
         <w:rPr>
           <w:color w:val="1D4E89"/>
         </w:rPr>
+        <w:lastRenderedPageBreak/>
         <w:t>20. Import &amp; Export</w:t>
       </w:r>
-      <w:bookmarkEnd w:id="87"/>
+      <w:bookmarkEnd w:id="89"/>
     </w:p>
     <w:tbl>
       <w:tblPr>
@@ -16385,14 +17251,14 @@
       <w:pPr>
         <w:pStyle w:val="Heading2"/>
       </w:pPr>
-      <w:bookmarkStart w:id="88" w:name="_Toc243256073"/>
+      <w:bookmarkStart w:id="90" w:name="_Toc243461057"/>
       <w:r>
         <w:rPr>
           <w:color w:val="1D4E89"/>
         </w:rPr>
         <w:t>20.1 Importing data</w:t>
       </w:r>
-      <w:bookmarkEnd w:id="88"/>
+      <w:bookmarkEnd w:id="90"/>
     </w:p>
     <w:p>
       <w:pPr>
@@ -16660,6 +17526,7 @@
     <w:p/>
     <w:p>
       <w:r>
+        <w:lastRenderedPageBreak/>
         <w:t>When truck &amp; driver recording is on, Purchases also take optional truck_number, driver_name, and driver_phone columns — taken per invoice from its first row that has them (see section 11.5).</w:t>
       </w:r>
     </w:p>
@@ -16676,6 +17543,26 @@
     <w:p>
       <w:r>
         <w:t>When selling services is on, Products also take optional type (product or service — blank means product for a new row, unchanged for an existing one) and price_at_sale (yes or no) columns. A service needs no supplier and can't have current_stock or a batch, and a price-at-sale service may have a selling_price of 0. A product that has stock can't be imported as a service, and the purchase import refuses services.</w:t>
+      </w:r>
+    </w:p>
+    <w:p>
+      <w:r>
+        <w:t xml:space="preserve">When branch prices are on (section 8.6), Products also take an optional branch_selling_price column: the price at your active branch. Blank keeps that branch's price; </w:t>
+      </w:r>
+      <w:r>
+        <w:rPr>
+          <w:b/>
+        </w:rPr>
+        <w:t>standard</w:t>
+      </w:r>
+      <w:r>
+        <w:t xml:space="preserve"> puts it back on the standard price. An existing product's selling_price can then be left blank to keep its standard price, and only company-wide users can change it. To set prices for several branches in one file, use the Branch Prices import (Inventory → Products → “</w:t>
+      </w:r>
+      <w:r>
+        <w:t>🏬</w:t>
+      </w:r>
+      <w:r>
+        <w:t xml:space="preserve"> Branch Prices”), with the columns sku, branch, and price.</w:t>
       </w:r>
     </w:p>
     <w:tbl>
@@ -16722,18 +17609,24 @@
       <w:pPr>
         <w:pStyle w:val="Heading2"/>
       </w:pPr>
-      <w:bookmarkStart w:id="89" w:name="_Toc243256074"/>
+      <w:bookmarkStart w:id="91" w:name="_Toc243461058"/>
       <w:r>
         <w:rPr>
           <w:color w:val="1D4E89"/>
         </w:rPr>
         <w:t>20.2 Exporting data</w:t>
       </w:r>
-      <w:bookmarkEnd w:id="89"/>
+      <w:bookmarkEnd w:id="91"/>
     </w:p>
     <w:p>
       <w:r>
         <w:t>“Export” buttons appear throughout the system — on Customer Transactions, Account Ledgers, the Audit Log, and most Reports (including Stock by Branch and the Expiry Report) — and download a CSV of whatever is currently filtered on screen. The sales export lists each line item once, with that line's share of any whole-cart discount, and — while truck &amp; driver recording is on — truck_number, driver_name, and driver_phone columns. The Reports → Sales Report export gets matching Truck, Driver, and Driver's Phone columns. Both the sales export and the purchases export (Finance → Purchases → “📤 Export Filtered”) have net_line_total, tax_percent, tax_amount, and gross_line_total columns; the purchases export also gives unit_cost_excl_tax. The customer and supplier exports include a tin column, and the Tax Report has its own export (section 19.1). While selling services is on, the products export has type and price_at_sale columns; the stock exports leave services out.</w:t>
+      </w:r>
+    </w:p>
+    <w:p>
+      <w:r>
+        <w:lastRenderedPageBreak/>
+        <w:t>While branch prices are on, the products export has a branch_selling_price column for your branch, and the Branch Prices page has “Download Current Prices” for every branch you can price (section 8.6).</w:t>
       </w:r>
     </w:p>
     <w:p>
@@ -16741,27 +17634,28 @@
         <w:pStyle w:val="Heading1"/>
         <w:pageBreakBefore/>
       </w:pPr>
-      <w:bookmarkStart w:id="90" w:name="_Toc243256075"/>
+      <w:bookmarkStart w:id="92" w:name="_Toc243461059"/>
       <w:r>
         <w:rPr>
           <w:color w:val="1D4E89"/>
         </w:rPr>
+        <w:lastRenderedPageBreak/>
         <w:t>21. Administration</w:t>
       </w:r>
-      <w:bookmarkEnd w:id="90"/>
+      <w:bookmarkEnd w:id="92"/>
     </w:p>
     <w:p>
       <w:pPr>
         <w:pStyle w:val="Heading2"/>
       </w:pPr>
-      <w:bookmarkStart w:id="91" w:name="_Toc243256076"/>
+      <w:bookmarkStart w:id="93" w:name="_Toc243461060"/>
       <w:r>
         <w:rPr>
           <w:color w:val="1D4E89"/>
         </w:rPr>
         <w:t>21.1 Users</w:t>
       </w:r>
-      <w:bookmarkEnd w:id="91"/>
+      <w:bookmarkEnd w:id="93"/>
     </w:p>
     <w:tbl>
       <w:tblPr>
@@ -16978,14 +17872,14 @@
       <w:pPr>
         <w:pStyle w:val="Heading2"/>
       </w:pPr>
-      <w:bookmarkStart w:id="92" w:name="_Toc243256077"/>
+      <w:bookmarkStart w:id="94" w:name="_Toc243461061"/>
       <w:r>
         <w:rPr>
           <w:color w:val="1D4E89"/>
         </w:rPr>
         <w:t>21.2 Roles &amp; Permissions</w:t>
       </w:r>
-      <w:bookmarkEnd w:id="92"/>
+      <w:bookmarkEnd w:id="94"/>
     </w:p>
     <w:tbl>
       <w:tblPr>
@@ -17062,6 +17956,7 @@
               <w:rPr>
                 <w:b/>
               </w:rPr>
+              <w:lastRenderedPageBreak/>
               <w:t xml:space="preserve">Note:  </w:t>
             </w:r>
             <w:r>
@@ -17932,14 +18827,15 @@
       <w:pPr>
         <w:pStyle w:val="Heading2"/>
       </w:pPr>
-      <w:bookmarkStart w:id="93" w:name="_Toc243256078"/>
+      <w:bookmarkStart w:id="95" w:name="_Toc243461062"/>
       <w:r>
         <w:rPr>
           <w:color w:val="1D4E89"/>
         </w:rPr>
+        <w:lastRenderedPageBreak/>
         <w:t>21.3 Branches</w:t>
       </w:r>
-      <w:bookmarkEnd w:id="93"/>
+      <w:bookmarkEnd w:id="95"/>
     </w:p>
     <w:tbl>
       <w:tblPr>
@@ -18068,14 +18964,14 @@
       <w:pPr>
         <w:pStyle w:val="Heading2"/>
       </w:pPr>
-      <w:bookmarkStart w:id="94" w:name="_Toc243256079"/>
+      <w:bookmarkStart w:id="96" w:name="_Toc243461063"/>
       <w:r>
         <w:rPr>
           <w:color w:val="1D4E89"/>
         </w:rPr>
         <w:t>21.4 Audit Log</w:t>
       </w:r>
-      <w:bookmarkEnd w:id="94"/>
+      <w:bookmarkEnd w:id="96"/>
     </w:p>
     <w:tbl>
       <w:tblPr>
@@ -18166,14 +19062,14 @@
       <w:pPr>
         <w:pStyle w:val="Heading2"/>
       </w:pPr>
-      <w:bookmarkStart w:id="95" w:name="_Toc243256080"/>
+      <w:bookmarkStart w:id="97" w:name="_Toc243461064"/>
       <w:r>
         <w:rPr>
           <w:color w:val="1D4E89"/>
         </w:rPr>
         <w:t>21.5 Settings</w:t>
       </w:r>
-      <w:bookmarkEnd w:id="95"/>
+      <w:bookmarkEnd w:id="97"/>
     </w:p>
     <w:tbl>
       <w:tblPr>
@@ -18245,6 +19141,7 @@
           </w:tcPr>
           <w:p>
             <w:r>
+              <w:lastRenderedPageBreak/>
               <w:t>Setting</w:t>
             </w:r>
           </w:p>
@@ -18662,6 +19559,69 @@
             </w:pPr>
             <w:r>
               <w:t>Keeps count of damaged goods that may still be sold at a discount, and adds the Damaged Stock report. See section 9.4.</w:t>
+            </w:r>
+          </w:p>
+        </w:tc>
+      </w:tr>
+      <w:tr>
+        <w:trPr>
+          <w:cnfStyle w:val="000000010000" w:firstRow="0" w:lastRow="0" w:firstColumn="0" w:lastColumn="0" w:oddVBand="0" w:evenVBand="0" w:oddHBand="0" w:evenHBand="1" w:firstRowFirstColumn="0" w:firstRowLastColumn="0" w:lastRowFirstColumn="0" w:lastRowLastColumn="0"/>
+          <w:cantSplit/>
+          <w:jc w:val="center"/>
+        </w:trPr>
+        <w:tc>
+          <w:tcPr>
+            <w:cnfStyle w:val="001000000000" w:firstRow="0" w:lastRow="0" w:firstColumn="1" w:lastColumn="0" w:oddVBand="0" w:evenVBand="0" w:oddHBand="0" w:evenHBand="0" w:firstRowFirstColumn="0" w:firstRowLastColumn="0" w:lastRowFirstColumn="0" w:lastRowLastColumn="0"/>
+            <w:tcW w:w="4320" w:type="dxa"/>
+          </w:tcPr>
+          <w:p>
+            <w:r>
+              <w:t>Optional features → Set a different selling price at each branch</w:t>
+            </w:r>
+          </w:p>
+        </w:tc>
+        <w:tc>
+          <w:tcPr>
+            <w:tcW w:w="4320" w:type="dxa"/>
+          </w:tcPr>
+          <w:p>
+            <w:pPr>
+              <w:cnfStyle w:val="000000010000" w:firstRow="0" w:lastRow="0" w:firstColumn="0" w:lastColumn="0" w:oddVBand="0" w:evenVBand="0" w:oddHBand="0" w:evenHBand="1" w:firstRowFirstColumn="0" w:firstRowLastColumn="0" w:lastRowFirstColumn="0" w:lastRowLastColumn="0"/>
+            </w:pPr>
+            <w:r>
+              <w:t>Multi-branch only. Lets each branch sell a product at its own price; the product's selling price becomes the standard price. See section 8.6.</w:t>
+            </w:r>
+          </w:p>
+        </w:tc>
+      </w:tr>
+      <w:tr>
+        <w:trPr>
+          <w:cnfStyle w:val="000000100000" w:firstRow="0" w:lastRow="0" w:firstColumn="0" w:lastColumn="0" w:oddVBand="0" w:evenVBand="0" w:oddHBand="1" w:evenHBand="0" w:firstRowFirstColumn="0" w:firstRowLastColumn="0" w:lastRowFirstColumn="0" w:lastRowLastColumn="0"/>
+          <w:cantSplit/>
+          <w:jc w:val="center"/>
+        </w:trPr>
+        <w:tc>
+          <w:tcPr>
+            <w:cnfStyle w:val="001000000000" w:firstRow="0" w:lastRow="0" w:firstColumn="1" w:lastColumn="0" w:oddVBand="0" w:evenVBand="0" w:oddHBand="0" w:evenHBand="0" w:firstRowFirstColumn="0" w:firstRowLastColumn="0" w:lastRowFirstColumn="0" w:lastRowLastColumn="0"/>
+            <w:tcW w:w="4320" w:type="dxa"/>
+          </w:tcPr>
+          <w:p>
+            <w:r>
+              <w:lastRenderedPageBreak/>
+              <w:t>Optional features → Keep average cost per branch</w:t>
+            </w:r>
+          </w:p>
+        </w:tc>
+        <w:tc>
+          <w:tcPr>
+            <w:tcW w:w="4320" w:type="dxa"/>
+          </w:tcPr>
+          <w:p>
+            <w:pPr>
+              <w:cnfStyle w:val="000000100000" w:firstRow="0" w:lastRow="0" w:firstColumn="0" w:lastColumn="0" w:oddVBand="0" w:evenVBand="0" w:oddHBand="1" w:evenHBand="0" w:firstRowFirstColumn="0" w:firstRowLastColumn="0" w:lastRowFirstColumn="0" w:lastRowLastColumn="0"/>
+            </w:pPr>
+            <w:r>
+              <w:t>Multi-branch only. Each branch keeps its own average cost, so its purchases only change its own cost and profit. See section 8.7.</w:t>
             </w:r>
           </w:p>
         </w:tc>
@@ -18701,7 +19661,7 @@
               <w:t xml:space="preserve">Note:  </w:t>
             </w:r>
             <w:r>
-              <w:t>If the Tax section, or the truck &amp; driver, services, proforma, or damaged stock switch, is missing, your installation hasn't had that update yet — contact your provider. On the Core plan, Proforma invoices shows as not included.</w:t>
+              <w:t>If the Tax section, or the truck &amp; driver, services, proforma, or damaged stock switch, is missing, your installation hasn't had that update yet — contact your provider. On the Core plan, Proforma invoices shows as not included. The branch price and branch cost switches only show when your business has more than one branch.</w:t>
             </w:r>
           </w:p>
         </w:tc>
@@ -18712,14 +19672,14 @@
       <w:pPr>
         <w:pStyle w:val="Heading2"/>
       </w:pPr>
-      <w:bookmarkStart w:id="96" w:name="_Toc243256081"/>
+      <w:bookmarkStart w:id="98" w:name="_Toc243461065"/>
       <w:r>
         <w:rPr>
           <w:color w:val="1D4E89"/>
         </w:rPr>
         <w:t>21.6 Subscription</w:t>
       </w:r>
-      <w:bookmarkEnd w:id="96"/>
+      <w:bookmarkEnd w:id="98"/>
     </w:p>
     <w:p>
       <w:r>
@@ -18988,14 +19948,15 @@
         <w:pStyle w:val="Heading1"/>
         <w:pageBreakBefore/>
       </w:pPr>
-      <w:bookmarkStart w:id="97" w:name="_Toc243256082"/>
+      <w:bookmarkStart w:id="99" w:name="_Toc243461066"/>
       <w:r>
         <w:rPr>
           <w:color w:val="1D4E89"/>
         </w:rPr>
+        <w:lastRenderedPageBreak/>
         <w:t>22. Plan Tiers &amp; Feature Availability</w:t>
       </w:r>
-      <w:bookmarkEnd w:id="97"/>
+      <w:bookmarkEnd w:id="99"/>
     </w:p>
     <w:p>
       <w:r>
@@ -20055,7 +21016,7 @@
           </w:tcPr>
           <w:p>
             <w:r>
-              <w:t>Custom roles / granular permissions</w:t>
+              <w:t>Prices and average cost per branch (switched on in Settings)</w:t>
             </w:r>
           </w:p>
         </w:tc>
@@ -20081,7 +21042,7 @@
               <w:cnfStyle w:val="000000010000" w:firstRow="0" w:lastRow="0" w:firstColumn="0" w:lastColumn="0" w:oddVBand="0" w:evenVBand="0" w:oddHBand="0" w:evenHBand="1" w:firstRowFirstColumn="0" w:firstRowLastColumn="0" w:lastRowFirstColumn="0" w:lastRowLastColumn="0"/>
             </w:pPr>
             <w:r>
-              <w:t>—</w:t>
+              <w:t>With add-on</w:t>
             </w:r>
           </w:p>
         </w:tc>
@@ -20112,7 +21073,7 @@
           </w:tcPr>
           <w:p>
             <w:r>
-              <w:t>Max active users</w:t>
+              <w:t>Custom roles / granular permissions</w:t>
             </w:r>
           </w:p>
         </w:tc>
@@ -20125,7 +21086,7 @@
               <w:cnfStyle w:val="000000100000" w:firstRow="0" w:lastRow="0" w:firstColumn="0" w:lastColumn="0" w:oddVBand="0" w:evenVBand="0" w:oddHBand="1" w:evenHBand="0" w:firstRowFirstColumn="0" w:firstRowLastColumn="0" w:lastRowFirstColumn="0" w:lastRowLastColumn="0"/>
             </w:pPr>
             <w:r>
-              <w:t>3</w:t>
+              <w:t>—</w:t>
             </w:r>
           </w:p>
         </w:tc>
@@ -20138,7 +21099,7 @@
               <w:cnfStyle w:val="000000100000" w:firstRow="0" w:lastRow="0" w:firstColumn="0" w:lastColumn="0" w:oddVBand="0" w:evenVBand="0" w:oddHBand="1" w:evenHBand="0" w:firstRowFirstColumn="0" w:firstRowLastColumn="0" w:lastRowFirstColumn="0" w:lastRowLastColumn="0"/>
             </w:pPr>
             <w:r>
-              <w:t>8</w:t>
+              <w:t>—</w:t>
             </w:r>
           </w:p>
         </w:tc>
@@ -20151,6 +21112,63 @@
               <w:cnfStyle w:val="000000100000" w:firstRow="0" w:lastRow="0" w:firstColumn="0" w:lastColumn="0" w:oddVBand="0" w:evenVBand="0" w:oddHBand="1" w:evenHBand="0" w:firstRowFirstColumn="0" w:firstRowLastColumn="0" w:lastRowFirstColumn="0" w:lastRowLastColumn="0"/>
             </w:pPr>
             <w:r>
+              <w:t>Yes</w:t>
+            </w:r>
+          </w:p>
+        </w:tc>
+      </w:tr>
+      <w:tr>
+        <w:trPr>
+          <w:cnfStyle w:val="000000010000" w:firstRow="0" w:lastRow="0" w:firstColumn="0" w:lastColumn="0" w:oddVBand="0" w:evenVBand="0" w:oddHBand="0" w:evenHBand="1" w:firstRowFirstColumn="0" w:firstRowLastColumn="0" w:lastRowFirstColumn="0" w:lastRowLastColumn="0"/>
+          <w:cantSplit/>
+          <w:jc w:val="center"/>
+        </w:trPr>
+        <w:tc>
+          <w:tcPr>
+            <w:cnfStyle w:val="001000000000" w:firstRow="0" w:lastRow="0" w:firstColumn="1" w:lastColumn="0" w:oddVBand="0" w:evenVBand="0" w:oddHBand="0" w:evenHBand="0" w:firstRowFirstColumn="0" w:firstRowLastColumn="0" w:lastRowFirstColumn="0" w:lastRowLastColumn="0"/>
+            <w:tcW w:w="4560" w:type="dxa"/>
+          </w:tcPr>
+          <w:p>
+            <w:r>
+              <w:t>Max active users</w:t>
+            </w:r>
+          </w:p>
+        </w:tc>
+        <w:tc>
+          <w:tcPr>
+            <w:tcW w:w="1360" w:type="dxa"/>
+          </w:tcPr>
+          <w:p>
+            <w:pPr>
+              <w:cnfStyle w:val="000000010000" w:firstRow="0" w:lastRow="0" w:firstColumn="0" w:lastColumn="0" w:oddVBand="0" w:evenVBand="0" w:oddHBand="0" w:evenHBand="1" w:firstRowFirstColumn="0" w:firstRowLastColumn="0" w:lastRowFirstColumn="0" w:lastRowLastColumn="0"/>
+            </w:pPr>
+            <w:r>
+              <w:t>3</w:t>
+            </w:r>
+          </w:p>
+        </w:tc>
+        <w:tc>
+          <w:tcPr>
+            <w:tcW w:w="1360" w:type="dxa"/>
+          </w:tcPr>
+          <w:p>
+            <w:pPr>
+              <w:cnfStyle w:val="000000010000" w:firstRow="0" w:lastRow="0" w:firstColumn="0" w:lastColumn="0" w:oddVBand="0" w:evenVBand="0" w:oddHBand="0" w:evenHBand="1" w:firstRowFirstColumn="0" w:firstRowLastColumn="0" w:lastRowFirstColumn="0" w:lastRowLastColumn="0"/>
+            </w:pPr>
+            <w:r>
+              <w:t>8</w:t>
+            </w:r>
+          </w:p>
+        </w:tc>
+        <w:tc>
+          <w:tcPr>
+            <w:tcW w:w="1360" w:type="dxa"/>
+          </w:tcPr>
+          <w:p>
+            <w:pPr>
+              <w:cnfStyle w:val="000000010000" w:firstRow="0" w:lastRow="0" w:firstColumn="0" w:lastColumn="0" w:oddVBand="0" w:evenVBand="0" w:oddHBand="0" w:evenHBand="1" w:firstRowFirstColumn="0" w:firstRowLastColumn="0" w:lastRowFirstColumn="0" w:lastRowLastColumn="0"/>
+            </w:pPr>
+            <w:r>
               <w:t>Unlimited</w:t>
             </w:r>
           </w:p>
@@ -20162,14 +21180,15 @@
         <w:pStyle w:val="Heading1"/>
         <w:pageBreakBefore/>
       </w:pPr>
-      <w:bookmarkStart w:id="98" w:name="_Toc243256083"/>
+      <w:bookmarkStart w:id="100" w:name="_Toc243461067"/>
       <w:r>
         <w:rPr>
           <w:color w:val="1D4E89"/>
         </w:rPr>
+        <w:lastRenderedPageBreak/>
         <w:t>Appendix A: Frequently Asked Questions</w:t>
       </w:r>
-      <w:bookmarkEnd w:id="98"/>
+      <w:bookmarkEnd w:id="100"/>
     </w:p>
     <w:p>
       <w:pPr>
@@ -20339,6 +21358,7 @@
         <w:rPr>
           <w:color w:val="1D4E89"/>
         </w:rPr>
+        <w:lastRenderedPageBreak/>
         <w:t>The truck number I typed was saved differently.</w:t>
       </w:r>
     </w:p>
@@ -20467,6 +21487,7 @@
         <w:rPr>
           <w:color w:val="1D4E89"/>
         </w:rPr>
+        <w:lastRenderedPageBreak/>
         <w:t>I can't change a product into a service.</w:t>
       </w:r>
     </w:p>
@@ -20477,16 +21498,48 @@
     </w:p>
     <w:p>
       <w:pPr>
+        <w:pStyle w:val="Heading3"/>
+      </w:pPr>
+      <w:r>
+        <w:rPr>
+          <w:color w:val="1D4E89"/>
+        </w:rPr>
+        <w:t>I can't change a product's selling price.</w:t>
+      </w:r>
+    </w:p>
+    <w:p>
+      <w:r>
+        <w:t>While branch prices are on (section 8.6), only company-wide users can change a product's standard selling price, because every branch without its own price sells at it. Set your branch's own price under “Price at each branch” instead, or ask a company-wide user to change the standard price.</w:t>
+      </w:r>
+    </w:p>
+    <w:p>
+      <w:pPr>
+        <w:pStyle w:val="Heading3"/>
+      </w:pPr>
+      <w:r>
+        <w:rPr>
+          <w:color w:val="1D4E89"/>
+        </w:rPr>
+        <w:t>Why does a product cost more at one branch than another?</w:t>
+      </w:r>
+    </w:p>
+    <w:p>
+      <w:r>
+        <w:t>Your business keeps average cost per branch (section 8.7): each branch's cost follows what its own purchases, and stock transferred to it, cost. The product page shows your branch's cost, with the business-wide cost in brackets.</w:t>
+      </w:r>
+    </w:p>
+    <w:p>
+      <w:pPr>
         <w:pStyle w:val="Heading1"/>
       </w:pPr>
-      <w:bookmarkStart w:id="99" w:name="_Toc243256084"/>
+      <w:bookmarkStart w:id="101" w:name="_Toc243461068"/>
       <w:r>
         <w:rPr>
           <w:color w:val="1D4E89"/>
         </w:rPr>
         <w:t>Appendix B: Document Information</w:t>
       </w:r>
-      <w:bookmarkEnd w:id="99"/>
+      <w:bookmarkEnd w:id="101"/>
     </w:p>
     <w:p>
       <w:r>
@@ -20495,7 +21548,7 @@
     </w:p>
     <w:p>
       <w:r>
-        <w:t>Version 1.5 — October 2026 (updated from Version 1.4, October 2026, Version 1.3, October 2026, Version 1.2, October 2026, and Version 1.0, September 2026; see section 1.5 for what changed).</w:t>
+        <w:t>Version 1.6 — October 2026 (updated from Version 1.5, October 2026, Version 1.4, October 2026, Version 1.3, October 2026, Version 1.2, October 2026, and Version 1.0, September 2026; see section 1.5 for what changed).</w:t>
       </w:r>
     </w:p>
     <w:sectPr>
@@ -20856,6 +21909,30 @@
     </w:lvlOverride>
   </w:num>
   <w:num w:numId="42" w16cid:durableId="916564674">
+    <w:abstractNumId w:val="1"/>
+    <w:lvlOverride w:ilvl="0">
+      <w:startOverride w:val="1"/>
+    </w:lvlOverride>
+  </w:num>
+  <w:num w:numId="43" w16cid:durableId="237253941">
+    <w:abstractNumId w:val="1"/>
+    <w:lvlOverride w:ilvl="0">
+      <w:startOverride w:val="1"/>
+    </w:lvlOverride>
+  </w:num>
+  <w:num w:numId="44" w16cid:durableId="509223656">
+    <w:abstractNumId w:val="1"/>
+    <w:lvlOverride w:ilvl="0">
+      <w:startOverride w:val="1"/>
+    </w:lvlOverride>
+  </w:num>
+  <w:num w:numId="45" w16cid:durableId="828642575">
+    <w:abstractNumId w:val="1"/>
+    <w:lvlOverride w:ilvl="0">
+      <w:startOverride w:val="1"/>
+    </w:lvlOverride>
+  </w:num>
+  <w:num w:numId="46" w16cid:durableId="804663518">
     <w:abstractNumId w:val="1"/>
     <w:lvlOverride w:ilvl="0">
       <w:startOverride w:val="1"/>

--- a/help/ibs/IBS_User_Manual.docx
+++ b/help/ibs/IBS_User_Manual.docx
@@ -40,7 +40,7 @@
         <w:rPr>
           <w:color w:val="333333"/>
         </w:rPr>
-        <w:t>Version 1.6  |  October 2026</w:t>
+        <w:t>Version 1.7  |  October 2026</w:t>
       </w:r>
     </w:p>
     <w:p>
@@ -59,7 +59,7 @@
         <w:pStyle w:val="Heading1"/>
         <w:pageBreakBefore/>
       </w:pPr>
-      <w:bookmarkStart w:id="0" w:name="_Toc243460967"/>
+      <w:bookmarkStart w:id="0" w:name="_Toc243479200"/>
       <w:r>
         <w:rPr>
           <w:color w:val="1D4E89"/>
@@ -94,7 +94,7 @@
       <w:r>
         <w:fldChar w:fldCharType="separate"/>
       </w:r>
-      <w:hyperlink w:anchor="_Toc243460967" w:history="1">
+      <w:hyperlink w:anchor="_Toc243479200" w:history="1">
         <w:r>
           <w:rPr>
             <w:rStyle w:val="Hyperlink"/>
@@ -121,7 +121,7 @@
             <w:noProof/>
             <w:webHidden/>
           </w:rPr>
-          <w:instrText xml:space="preserve"> PAGEREF _Toc243460967 \h </w:instrText>
+          <w:instrText xml:space="preserve"> PAGEREF _Toc243479200 \h </w:instrText>
         </w:r>
         <w:r>
           <w:rPr>
@@ -168,7 +168,7 @@
           <w14:ligatures w14:val="standardContextual"/>
         </w:rPr>
       </w:pPr>
-      <w:hyperlink w:anchor="_Toc243460968" w:history="1">
+      <w:hyperlink w:anchor="_Toc243479201" w:history="1">
         <w:r>
           <w:rPr>
             <w:rStyle w:val="Hyperlink"/>
@@ -195,7 +195,7 @@
             <w:noProof/>
             <w:webHidden/>
           </w:rPr>
-          <w:instrText xml:space="preserve"> PAGEREF _Toc243460968 \h </w:instrText>
+          <w:instrText xml:space="preserve"> PAGEREF _Toc243479201 \h </w:instrText>
         </w:r>
         <w:r>
           <w:rPr>
@@ -242,7 +242,7 @@
           <w14:ligatures w14:val="standardContextual"/>
         </w:rPr>
       </w:pPr>
-      <w:hyperlink w:anchor="_Toc243460969" w:history="1">
+      <w:hyperlink w:anchor="_Toc243479202" w:history="1">
         <w:r>
           <w:rPr>
             <w:rStyle w:val="Hyperlink"/>
@@ -269,7 +269,7 @@
             <w:noProof/>
             <w:webHidden/>
           </w:rPr>
-          <w:instrText xml:space="preserve"> PAGEREF _Toc243460969 \h </w:instrText>
+          <w:instrText xml:space="preserve"> PAGEREF _Toc243479202 \h </w:instrText>
         </w:r>
         <w:r>
           <w:rPr>
@@ -316,7 +316,7 @@
           <w14:ligatures w14:val="standardContextual"/>
         </w:rPr>
       </w:pPr>
-      <w:hyperlink w:anchor="_Toc243460970" w:history="1">
+      <w:hyperlink w:anchor="_Toc243479203" w:history="1">
         <w:r>
           <w:rPr>
             <w:rStyle w:val="Hyperlink"/>
@@ -343,7 +343,7 @@
             <w:noProof/>
             <w:webHidden/>
           </w:rPr>
-          <w:instrText xml:space="preserve"> PAGEREF _Toc243460970 \h </w:instrText>
+          <w:instrText xml:space="preserve"> PAGEREF _Toc243479203 \h </w:instrText>
         </w:r>
         <w:r>
           <w:rPr>
@@ -390,7 +390,7 @@
           <w14:ligatures w14:val="standardContextual"/>
         </w:rPr>
       </w:pPr>
-      <w:hyperlink w:anchor="_Toc243460971" w:history="1">
+      <w:hyperlink w:anchor="_Toc243479204" w:history="1">
         <w:r>
           <w:rPr>
             <w:rStyle w:val="Hyperlink"/>
@@ -417,7 +417,7 @@
             <w:noProof/>
             <w:webHidden/>
           </w:rPr>
-          <w:instrText xml:space="preserve"> PAGEREF _Toc243460971 \h </w:instrText>
+          <w:instrText xml:space="preserve"> PAGEREF _Toc243479204 \h </w:instrText>
         </w:r>
         <w:r>
           <w:rPr>
@@ -464,7 +464,7 @@
           <w14:ligatures w14:val="standardContextual"/>
         </w:rPr>
       </w:pPr>
-      <w:hyperlink w:anchor="_Toc243460972" w:history="1">
+      <w:hyperlink w:anchor="_Toc243479205" w:history="1">
         <w:r>
           <w:rPr>
             <w:rStyle w:val="Hyperlink"/>
@@ -491,7 +491,7 @@
             <w:noProof/>
             <w:webHidden/>
           </w:rPr>
-          <w:instrText xml:space="preserve"> PAGEREF _Toc243460972 \h </w:instrText>
+          <w:instrText xml:space="preserve"> PAGEREF _Toc243479205 \h </w:instrText>
         </w:r>
         <w:r>
           <w:rPr>
@@ -538,7 +538,7 @@
           <w14:ligatures w14:val="standardContextual"/>
         </w:rPr>
       </w:pPr>
-      <w:hyperlink w:anchor="_Toc243460973" w:history="1">
+      <w:hyperlink w:anchor="_Toc243479206" w:history="1">
         <w:r>
           <w:rPr>
             <w:rStyle w:val="Hyperlink"/>
@@ -565,7 +565,7 @@
             <w:noProof/>
             <w:webHidden/>
           </w:rPr>
-          <w:instrText xml:space="preserve"> PAGEREF _Toc243460973 \h </w:instrText>
+          <w:instrText xml:space="preserve"> PAGEREF _Toc243479206 \h </w:instrText>
         </w:r>
         <w:r>
           <w:rPr>
@@ -612,7 +612,7 @@
           <w14:ligatures w14:val="standardContextual"/>
         </w:rPr>
       </w:pPr>
-      <w:hyperlink w:anchor="_Toc243460974" w:history="1">
+      <w:hyperlink w:anchor="_Toc243479207" w:history="1">
         <w:r>
           <w:rPr>
             <w:rStyle w:val="Hyperlink"/>
@@ -639,7 +639,7 @@
             <w:noProof/>
             <w:webHidden/>
           </w:rPr>
-          <w:instrText xml:space="preserve"> PAGEREF _Toc243460974 \h </w:instrText>
+          <w:instrText xml:space="preserve"> PAGEREF _Toc243479207 \h </w:instrText>
         </w:r>
         <w:r>
           <w:rPr>
@@ -686,7 +686,7 @@
           <w14:ligatures w14:val="standardContextual"/>
         </w:rPr>
       </w:pPr>
-      <w:hyperlink w:anchor="_Toc243460975" w:history="1">
+      <w:hyperlink w:anchor="_Toc243479208" w:history="1">
         <w:r>
           <w:rPr>
             <w:rStyle w:val="Hyperlink"/>
@@ -713,7 +713,7 @@
             <w:noProof/>
             <w:webHidden/>
           </w:rPr>
-          <w:instrText xml:space="preserve"> PAGEREF _Toc243460975 \h </w:instrText>
+          <w:instrText xml:space="preserve"> PAGEREF _Toc243479208 \h </w:instrText>
         </w:r>
         <w:r>
           <w:rPr>
@@ -760,7 +760,7 @@
           <w14:ligatures w14:val="standardContextual"/>
         </w:rPr>
       </w:pPr>
-      <w:hyperlink w:anchor="_Toc243460976" w:history="1">
+      <w:hyperlink w:anchor="_Toc243479209" w:history="1">
         <w:r>
           <w:rPr>
             <w:rStyle w:val="Hyperlink"/>
@@ -787,7 +787,7 @@
             <w:noProof/>
             <w:webHidden/>
           </w:rPr>
-          <w:instrText xml:space="preserve"> PAGEREF _Toc243460976 \h </w:instrText>
+          <w:instrText xml:space="preserve"> PAGEREF _Toc243479209 \h </w:instrText>
         </w:r>
         <w:r>
           <w:rPr>
@@ -834,7 +834,7 @@
           <w14:ligatures w14:val="standardContextual"/>
         </w:rPr>
       </w:pPr>
-      <w:hyperlink w:anchor="_Toc243460977" w:history="1">
+      <w:hyperlink w:anchor="_Toc243479210" w:history="1">
         <w:r>
           <w:rPr>
             <w:rStyle w:val="Hyperlink"/>
@@ -861,7 +861,7 @@
             <w:noProof/>
             <w:webHidden/>
           </w:rPr>
-          <w:instrText xml:space="preserve"> PAGEREF _Toc243460977 \h </w:instrText>
+          <w:instrText xml:space="preserve"> PAGEREF _Toc243479210 \h </w:instrText>
         </w:r>
         <w:r>
           <w:rPr>
@@ -908,7 +908,7 @@
           <w14:ligatures w14:val="standardContextual"/>
         </w:rPr>
       </w:pPr>
-      <w:hyperlink w:anchor="_Toc243460978" w:history="1">
+      <w:hyperlink w:anchor="_Toc243479211" w:history="1">
         <w:r>
           <w:rPr>
             <w:rStyle w:val="Hyperlink"/>
@@ -935,7 +935,7 @@
             <w:noProof/>
             <w:webHidden/>
           </w:rPr>
-          <w:instrText xml:space="preserve"> PAGEREF _Toc243460978 \h </w:instrText>
+          <w:instrText xml:space="preserve"> PAGEREF _Toc243479211 \h </w:instrText>
         </w:r>
         <w:r>
           <w:rPr>
@@ -982,7 +982,7 @@
           <w14:ligatures w14:val="standardContextual"/>
         </w:rPr>
       </w:pPr>
-      <w:hyperlink w:anchor="_Toc243460979" w:history="1">
+      <w:hyperlink w:anchor="_Toc243479212" w:history="1">
         <w:r>
           <w:rPr>
             <w:rStyle w:val="Hyperlink"/>
@@ -1009,7 +1009,7 @@
             <w:noProof/>
             <w:webHidden/>
           </w:rPr>
-          <w:instrText xml:space="preserve"> PAGEREF _Toc243460979 \h </w:instrText>
+          <w:instrText xml:space="preserve"> PAGEREF _Toc243479212 \h </w:instrText>
         </w:r>
         <w:r>
           <w:rPr>
@@ -1056,7 +1056,7 @@
           <w14:ligatures w14:val="standardContextual"/>
         </w:rPr>
       </w:pPr>
-      <w:hyperlink w:anchor="_Toc243460980" w:history="1">
+      <w:hyperlink w:anchor="_Toc243479213" w:history="1">
         <w:r>
           <w:rPr>
             <w:rStyle w:val="Hyperlink"/>
@@ -1083,7 +1083,7 @@
             <w:noProof/>
             <w:webHidden/>
           </w:rPr>
-          <w:instrText xml:space="preserve"> PAGEREF _Toc243460980 \h </w:instrText>
+          <w:instrText xml:space="preserve"> PAGEREF _Toc243479213 \h </w:instrText>
         </w:r>
         <w:r>
           <w:rPr>
@@ -1130,7 +1130,7 @@
           <w14:ligatures w14:val="standardContextual"/>
         </w:rPr>
       </w:pPr>
-      <w:hyperlink w:anchor="_Toc243460981" w:history="1">
+      <w:hyperlink w:anchor="_Toc243479214" w:history="1">
         <w:r>
           <w:rPr>
             <w:rStyle w:val="Hyperlink"/>
@@ -1157,7 +1157,7 @@
             <w:noProof/>
             <w:webHidden/>
           </w:rPr>
-          <w:instrText xml:space="preserve"> PAGEREF _Toc243460981 \h </w:instrText>
+          <w:instrText xml:space="preserve"> PAGEREF _Toc243479214 \h </w:instrText>
         </w:r>
         <w:r>
           <w:rPr>
@@ -1204,7 +1204,7 @@
           <w14:ligatures w14:val="standardContextual"/>
         </w:rPr>
       </w:pPr>
-      <w:hyperlink w:anchor="_Toc243460982" w:history="1">
+      <w:hyperlink w:anchor="_Toc243479215" w:history="1">
         <w:r>
           <w:rPr>
             <w:rStyle w:val="Hyperlink"/>
@@ -1231,7 +1231,7 @@
             <w:noProof/>
             <w:webHidden/>
           </w:rPr>
-          <w:instrText xml:space="preserve"> PAGEREF _Toc243460982 \h </w:instrText>
+          <w:instrText xml:space="preserve"> PAGEREF _Toc243479215 \h </w:instrText>
         </w:r>
         <w:r>
           <w:rPr>
@@ -1278,7 +1278,7 @@
           <w14:ligatures w14:val="standardContextual"/>
         </w:rPr>
       </w:pPr>
-      <w:hyperlink w:anchor="_Toc243460983" w:history="1">
+      <w:hyperlink w:anchor="_Toc243479216" w:history="1">
         <w:r>
           <w:rPr>
             <w:rStyle w:val="Hyperlink"/>
@@ -1305,7 +1305,7 @@
             <w:noProof/>
             <w:webHidden/>
           </w:rPr>
-          <w:instrText xml:space="preserve"> PAGEREF _Toc243460983 \h </w:instrText>
+          <w:instrText xml:space="preserve"> PAGEREF _Toc243479216 \h </w:instrText>
         </w:r>
         <w:r>
           <w:rPr>
@@ -1352,7 +1352,7 @@
           <w14:ligatures w14:val="standardContextual"/>
         </w:rPr>
       </w:pPr>
-      <w:hyperlink w:anchor="_Toc243460984" w:history="1">
+      <w:hyperlink w:anchor="_Toc243479217" w:history="1">
         <w:r>
           <w:rPr>
             <w:rStyle w:val="Hyperlink"/>
@@ -1379,7 +1379,7 @@
             <w:noProof/>
             <w:webHidden/>
           </w:rPr>
-          <w:instrText xml:space="preserve"> PAGEREF _Toc243460984 \h </w:instrText>
+          <w:instrText xml:space="preserve"> PAGEREF _Toc243479217 \h </w:instrText>
         </w:r>
         <w:r>
           <w:rPr>
@@ -1426,7 +1426,7 @@
           <w14:ligatures w14:val="standardContextual"/>
         </w:rPr>
       </w:pPr>
-      <w:hyperlink w:anchor="_Toc243460985" w:history="1">
+      <w:hyperlink w:anchor="_Toc243479218" w:history="1">
         <w:r>
           <w:rPr>
             <w:rStyle w:val="Hyperlink"/>
@@ -1453,7 +1453,7 @@
             <w:noProof/>
             <w:webHidden/>
           </w:rPr>
-          <w:instrText xml:space="preserve"> PAGEREF _Toc243460985 \h </w:instrText>
+          <w:instrText xml:space="preserve"> PAGEREF _Toc243479218 \h </w:instrText>
         </w:r>
         <w:r>
           <w:rPr>
@@ -1500,7 +1500,7 @@
           <w14:ligatures w14:val="standardContextual"/>
         </w:rPr>
       </w:pPr>
-      <w:hyperlink w:anchor="_Toc243460986" w:history="1">
+      <w:hyperlink w:anchor="_Toc243479219" w:history="1">
         <w:r>
           <w:rPr>
             <w:rStyle w:val="Hyperlink"/>
@@ -1527,7 +1527,7 @@
             <w:noProof/>
             <w:webHidden/>
           </w:rPr>
-          <w:instrText xml:space="preserve"> PAGEREF _Toc243460986 \h </w:instrText>
+          <w:instrText xml:space="preserve"> PAGEREF _Toc243479219 \h </w:instrText>
         </w:r>
         <w:r>
           <w:rPr>
@@ -1574,7 +1574,7 @@
           <w14:ligatures w14:val="standardContextual"/>
         </w:rPr>
       </w:pPr>
-      <w:hyperlink w:anchor="_Toc243460987" w:history="1">
+      <w:hyperlink w:anchor="_Toc243479220" w:history="1">
         <w:r>
           <w:rPr>
             <w:rStyle w:val="Hyperlink"/>
@@ -1601,7 +1601,7 @@
             <w:noProof/>
             <w:webHidden/>
           </w:rPr>
-          <w:instrText xml:space="preserve"> PAGEREF _Toc243460987 \h </w:instrText>
+          <w:instrText xml:space="preserve"> PAGEREF _Toc243479220 \h </w:instrText>
         </w:r>
         <w:r>
           <w:rPr>
@@ -1648,7 +1648,7 @@
           <w14:ligatures w14:val="standardContextual"/>
         </w:rPr>
       </w:pPr>
-      <w:hyperlink w:anchor="_Toc243460988" w:history="1">
+      <w:hyperlink w:anchor="_Toc243479221" w:history="1">
         <w:r>
           <w:rPr>
             <w:rStyle w:val="Hyperlink"/>
@@ -1675,7 +1675,7 @@
             <w:noProof/>
             <w:webHidden/>
           </w:rPr>
-          <w:instrText xml:space="preserve"> PAGEREF _Toc243460988 \h </w:instrText>
+          <w:instrText xml:space="preserve"> PAGEREF _Toc243479221 \h </w:instrText>
         </w:r>
         <w:r>
           <w:rPr>
@@ -1722,7 +1722,7 @@
           <w14:ligatures w14:val="standardContextual"/>
         </w:rPr>
       </w:pPr>
-      <w:hyperlink w:anchor="_Toc243460989" w:history="1">
+      <w:hyperlink w:anchor="_Toc243479222" w:history="1">
         <w:r>
           <w:rPr>
             <w:rStyle w:val="Hyperlink"/>
@@ -1749,7 +1749,7 @@
             <w:noProof/>
             <w:webHidden/>
           </w:rPr>
-          <w:instrText xml:space="preserve"> PAGEREF _Toc243460989 \h </w:instrText>
+          <w:instrText xml:space="preserve"> PAGEREF _Toc243479222 \h </w:instrText>
         </w:r>
         <w:r>
           <w:rPr>
@@ -1796,7 +1796,7 @@
           <w14:ligatures w14:val="standardContextual"/>
         </w:rPr>
       </w:pPr>
-      <w:hyperlink w:anchor="_Toc243460990" w:history="1">
+      <w:hyperlink w:anchor="_Toc243479223" w:history="1">
         <w:r>
           <w:rPr>
             <w:rStyle w:val="Hyperlink"/>
@@ -1823,7 +1823,7 @@
             <w:noProof/>
             <w:webHidden/>
           </w:rPr>
-          <w:instrText xml:space="preserve"> PAGEREF _Toc243460990 \h </w:instrText>
+          <w:instrText xml:space="preserve"> PAGEREF _Toc243479223 \h </w:instrText>
         </w:r>
         <w:r>
           <w:rPr>
@@ -1870,7 +1870,7 @@
           <w14:ligatures w14:val="standardContextual"/>
         </w:rPr>
       </w:pPr>
-      <w:hyperlink w:anchor="_Toc243460991" w:history="1">
+      <w:hyperlink w:anchor="_Toc243479224" w:history="1">
         <w:r>
           <w:rPr>
             <w:rStyle w:val="Hyperlink"/>
@@ -1897,7 +1897,7 @@
             <w:noProof/>
             <w:webHidden/>
           </w:rPr>
-          <w:instrText xml:space="preserve"> PAGEREF _Toc243460991 \h </w:instrText>
+          <w:instrText xml:space="preserve"> PAGEREF _Toc243479224 \h </w:instrText>
         </w:r>
         <w:r>
           <w:rPr>
@@ -1944,7 +1944,7 @@
           <w14:ligatures w14:val="standardContextual"/>
         </w:rPr>
       </w:pPr>
-      <w:hyperlink w:anchor="_Toc243460992" w:history="1">
+      <w:hyperlink w:anchor="_Toc243479225" w:history="1">
         <w:r>
           <w:rPr>
             <w:rStyle w:val="Hyperlink"/>
@@ -1971,7 +1971,7 @@
             <w:noProof/>
             <w:webHidden/>
           </w:rPr>
-          <w:instrText xml:space="preserve"> PAGEREF _Toc243460992 \h </w:instrText>
+          <w:instrText xml:space="preserve"> PAGEREF _Toc243479225 \h </w:instrText>
         </w:r>
         <w:r>
           <w:rPr>
@@ -2018,7 +2018,7 @@
           <w14:ligatures w14:val="standardContextual"/>
         </w:rPr>
       </w:pPr>
-      <w:hyperlink w:anchor="_Toc243460993" w:history="1">
+      <w:hyperlink w:anchor="_Toc243479226" w:history="1">
         <w:r>
           <w:rPr>
             <w:rStyle w:val="Hyperlink"/>
@@ -2045,7 +2045,7 @@
             <w:noProof/>
             <w:webHidden/>
           </w:rPr>
-          <w:instrText xml:space="preserve"> PAGEREF _Toc243460993 \h </w:instrText>
+          <w:instrText xml:space="preserve"> PAGEREF _Toc243479226 \h </w:instrText>
         </w:r>
         <w:r>
           <w:rPr>
@@ -2092,7 +2092,7 @@
           <w14:ligatures w14:val="standardContextual"/>
         </w:rPr>
       </w:pPr>
-      <w:hyperlink w:anchor="_Toc243460994" w:history="1">
+      <w:hyperlink w:anchor="_Toc243479227" w:history="1">
         <w:r>
           <w:rPr>
             <w:rStyle w:val="Hyperlink"/>
@@ -2119,7 +2119,7 @@
             <w:noProof/>
             <w:webHidden/>
           </w:rPr>
-          <w:instrText xml:space="preserve"> PAGEREF _Toc243460994 \h </w:instrText>
+          <w:instrText xml:space="preserve"> PAGEREF _Toc243479227 \h </w:instrText>
         </w:r>
         <w:r>
           <w:rPr>
@@ -2152,7 +2152,7 @@
     </w:p>
     <w:p>
       <w:pPr>
-        <w:pStyle w:val="TOC1"/>
+        <w:pStyle w:val="TOC2"/>
         <w:tabs>
           <w:tab w:val="right" w:leader="dot" w:pos="8630"/>
         </w:tabs>
@@ -2166,13 +2166,13 @@
           <w14:ligatures w14:val="standardContextual"/>
         </w:rPr>
       </w:pPr>
-      <w:hyperlink w:anchor="_Toc243460995" w:history="1">
+      <w:hyperlink w:anchor="_Toc243479228" w:history="1">
         <w:r>
           <w:rPr>
             <w:rStyle w:val="Hyperlink"/>
             <w:noProof/>
           </w:rPr>
-          <w:t>5. Purchases</w:t>
+          <w:t>4.7 Importing past sales</w:t>
         </w:r>
         <w:r>
           <w:rPr>
@@ -2193,7 +2193,7 @@
             <w:noProof/>
             <w:webHidden/>
           </w:rPr>
-          <w:instrText xml:space="preserve"> PAGEREF _Toc243460995 \h </w:instrText>
+          <w:instrText xml:space="preserve"> PAGEREF _Toc243479228 \h </w:instrText>
         </w:r>
         <w:r>
           <w:rPr>
@@ -2213,7 +2213,7 @@
             <w:noProof/>
             <w:webHidden/>
           </w:rPr>
-          <w:t>19</w:t>
+          <w:t>18</w:t>
         </w:r>
         <w:r>
           <w:rPr>
@@ -2226,7 +2226,7 @@
     </w:p>
     <w:p>
       <w:pPr>
-        <w:pStyle w:val="TOC2"/>
+        <w:pStyle w:val="TOC1"/>
         <w:tabs>
           <w:tab w:val="right" w:leader="dot" w:pos="8630"/>
         </w:tabs>
@@ -2240,13 +2240,13 @@
           <w14:ligatures w14:val="standardContextual"/>
         </w:rPr>
       </w:pPr>
-      <w:hyperlink w:anchor="_Toc243460996" w:history="1">
+      <w:hyperlink w:anchor="_Toc243479229" w:history="1">
         <w:r>
           <w:rPr>
             <w:rStyle w:val="Hyperlink"/>
             <w:noProof/>
           </w:rPr>
-          <w:t>5.1 The Purchases list</w:t>
+          <w:t>5. Purchases</w:t>
         </w:r>
         <w:r>
           <w:rPr>
@@ -2267,7 +2267,7 @@
             <w:noProof/>
             <w:webHidden/>
           </w:rPr>
-          <w:instrText xml:space="preserve"> PAGEREF _Toc243460996 \h </w:instrText>
+          <w:instrText xml:space="preserve"> PAGEREF _Toc243479229 \h </w:instrText>
         </w:r>
         <w:r>
           <w:rPr>
@@ -2287,7 +2287,7 @@
             <w:noProof/>
             <w:webHidden/>
           </w:rPr>
-          <w:t>19</w:t>
+          <w:t>20</w:t>
         </w:r>
         <w:r>
           <w:rPr>
@@ -2314,13 +2314,13 @@
           <w14:ligatures w14:val="standardContextual"/>
         </w:rPr>
       </w:pPr>
-      <w:hyperlink w:anchor="_Toc243460997" w:history="1">
+      <w:hyperlink w:anchor="_Toc243479230" w:history="1">
         <w:r>
           <w:rPr>
             <w:rStyle w:val="Hyperlink"/>
             <w:noProof/>
           </w:rPr>
-          <w:t>5.2 Recording a purchase</w:t>
+          <w:t>5.1 The Purchases list</w:t>
         </w:r>
         <w:r>
           <w:rPr>
@@ -2341,7 +2341,7 @@
             <w:noProof/>
             <w:webHidden/>
           </w:rPr>
-          <w:instrText xml:space="preserve"> PAGEREF _Toc243460997 \h </w:instrText>
+          <w:instrText xml:space="preserve"> PAGEREF _Toc243479230 \h </w:instrText>
         </w:r>
         <w:r>
           <w:rPr>
@@ -2361,7 +2361,7 @@
             <w:noProof/>
             <w:webHidden/>
           </w:rPr>
-          <w:t>19</w:t>
+          <w:t>20</w:t>
         </w:r>
         <w:r>
           <w:rPr>
@@ -2388,13 +2388,13 @@
           <w14:ligatures w14:val="standardContextual"/>
         </w:rPr>
       </w:pPr>
-      <w:hyperlink w:anchor="_Toc243460998" w:history="1">
+      <w:hyperlink w:anchor="_Toc243479231" w:history="1">
         <w:r>
           <w:rPr>
             <w:rStyle w:val="Hyperlink"/>
             <w:noProof/>
           </w:rPr>
-          <w:t>5.3 Managing a purchase afterward</w:t>
+          <w:t>5.2 Recording a purchase</w:t>
         </w:r>
         <w:r>
           <w:rPr>
@@ -2415,7 +2415,7 @@
             <w:noProof/>
             <w:webHidden/>
           </w:rPr>
-          <w:instrText xml:space="preserve"> PAGEREF _Toc243460998 \h </w:instrText>
+          <w:instrText xml:space="preserve"> PAGEREF _Toc243479231 \h </w:instrText>
         </w:r>
         <w:r>
           <w:rPr>
@@ -2448,7 +2448,7 @@
     </w:p>
     <w:p>
       <w:pPr>
-        <w:pStyle w:val="TOC1"/>
+        <w:pStyle w:val="TOC2"/>
         <w:tabs>
           <w:tab w:val="right" w:leader="dot" w:pos="8630"/>
         </w:tabs>
@@ -2462,13 +2462,13 @@
           <w14:ligatures w14:val="standardContextual"/>
         </w:rPr>
       </w:pPr>
-      <w:hyperlink w:anchor="_Toc243460999" w:history="1">
+      <w:hyperlink w:anchor="_Toc243479232" w:history="1">
         <w:r>
           <w:rPr>
             <w:rStyle w:val="Hyperlink"/>
             <w:noProof/>
           </w:rPr>
-          <w:t>6. Customers</w:t>
+          <w:t>5.3 Managing a purchase afterward</w:t>
         </w:r>
         <w:r>
           <w:rPr>
@@ -2489,7 +2489,7 @@
             <w:noProof/>
             <w:webHidden/>
           </w:rPr>
-          <w:instrText xml:space="preserve"> PAGEREF _Toc243460999 \h </w:instrText>
+          <w:instrText xml:space="preserve"> PAGEREF _Toc243479232 \h </w:instrText>
         </w:r>
         <w:r>
           <w:rPr>
@@ -2522,7 +2522,7 @@
     </w:p>
     <w:p>
       <w:pPr>
-        <w:pStyle w:val="TOC2"/>
+        <w:pStyle w:val="TOC1"/>
         <w:tabs>
           <w:tab w:val="right" w:leader="dot" w:pos="8630"/>
         </w:tabs>
@@ -2536,13 +2536,13 @@
           <w14:ligatures w14:val="standardContextual"/>
         </w:rPr>
       </w:pPr>
-      <w:hyperlink w:anchor="_Toc243461000" w:history="1">
+      <w:hyperlink w:anchor="_Toc243479233" w:history="1">
         <w:r>
           <w:rPr>
             <w:rStyle w:val="Hyperlink"/>
             <w:noProof/>
           </w:rPr>
-          <w:t>6.1 Adding a customer</w:t>
+          <w:t>6. Customers</w:t>
         </w:r>
         <w:r>
           <w:rPr>
@@ -2563,7 +2563,7 @@
             <w:noProof/>
             <w:webHidden/>
           </w:rPr>
-          <w:instrText xml:space="preserve"> PAGEREF _Toc243461000 \h </w:instrText>
+          <w:instrText xml:space="preserve"> PAGEREF _Toc243479233 \h </w:instrText>
         </w:r>
         <w:r>
           <w:rPr>
@@ -2583,7 +2583,7 @@
             <w:noProof/>
             <w:webHidden/>
           </w:rPr>
-          <w:t>21</w:t>
+          <w:t>22</w:t>
         </w:r>
         <w:r>
           <w:rPr>
@@ -2610,13 +2610,13 @@
           <w14:ligatures w14:val="standardContextual"/>
         </w:rPr>
       </w:pPr>
-      <w:hyperlink w:anchor="_Toc243461001" w:history="1">
+      <w:hyperlink w:anchor="_Toc243479234" w:history="1">
         <w:r>
           <w:rPr>
             <w:rStyle w:val="Hyperlink"/>
             <w:noProof/>
           </w:rPr>
-          <w:t>6.2 The customer detail page</w:t>
+          <w:t>6.1 Adding a customer</w:t>
         </w:r>
         <w:r>
           <w:rPr>
@@ -2637,7 +2637,7 @@
             <w:noProof/>
             <w:webHidden/>
           </w:rPr>
-          <w:instrText xml:space="preserve"> PAGEREF _Toc243461001 \h </w:instrText>
+          <w:instrText xml:space="preserve"> PAGEREF _Toc243479234 \h </w:instrText>
         </w:r>
         <w:r>
           <w:rPr>
@@ -2657,7 +2657,7 @@
             <w:noProof/>
             <w:webHidden/>
           </w:rPr>
-          <w:t>21</w:t>
+          <w:t>22</w:t>
         </w:r>
         <w:r>
           <w:rPr>
@@ -2670,7 +2670,7 @@
     </w:p>
     <w:p>
       <w:pPr>
-        <w:pStyle w:val="TOC1"/>
+        <w:pStyle w:val="TOC2"/>
         <w:tabs>
           <w:tab w:val="right" w:leader="dot" w:pos="8630"/>
         </w:tabs>
@@ -2684,13 +2684,13 @@
           <w14:ligatures w14:val="standardContextual"/>
         </w:rPr>
       </w:pPr>
-      <w:hyperlink w:anchor="_Toc243461002" w:history="1">
+      <w:hyperlink w:anchor="_Toc243479235" w:history="1">
         <w:r>
           <w:rPr>
             <w:rStyle w:val="Hyperlink"/>
             <w:noProof/>
           </w:rPr>
-          <w:t>7. Suppliers</w:t>
+          <w:t>6.2 The customer detail page</w:t>
         </w:r>
         <w:r>
           <w:rPr>
@@ -2711,7 +2711,7 @@
             <w:noProof/>
             <w:webHidden/>
           </w:rPr>
-          <w:instrText xml:space="preserve"> PAGEREF _Toc243461002 \h </w:instrText>
+          <w:instrText xml:space="preserve"> PAGEREF _Toc243479235 \h </w:instrText>
         </w:r>
         <w:r>
           <w:rPr>
@@ -2758,13 +2758,13 @@
           <w14:ligatures w14:val="standardContextual"/>
         </w:rPr>
       </w:pPr>
-      <w:hyperlink w:anchor="_Toc243461003" w:history="1">
+      <w:hyperlink w:anchor="_Toc243479236" w:history="1">
         <w:r>
           <w:rPr>
             <w:rStyle w:val="Hyperlink"/>
             <w:noProof/>
           </w:rPr>
-          <w:t>7.1 Adding a supplier</w:t>
+          <w:t>6.3 Opening debts</w:t>
         </w:r>
         <w:r>
           <w:rPr>
@@ -2785,7 +2785,7 @@
             <w:noProof/>
             <w:webHidden/>
           </w:rPr>
-          <w:instrText xml:space="preserve"> PAGEREF _Toc243461003 \h </w:instrText>
+          <w:instrText xml:space="preserve"> PAGEREF _Toc243479236 \h </w:instrText>
         </w:r>
         <w:r>
           <w:rPr>
@@ -2805,7 +2805,7 @@
             <w:noProof/>
             <w:webHidden/>
           </w:rPr>
-          <w:t>22</w:t>
+          <w:t>23</w:t>
         </w:r>
         <w:r>
           <w:rPr>
@@ -2818,7 +2818,7 @@
     </w:p>
     <w:p>
       <w:pPr>
-        <w:pStyle w:val="TOC2"/>
+        <w:pStyle w:val="TOC1"/>
         <w:tabs>
           <w:tab w:val="right" w:leader="dot" w:pos="8630"/>
         </w:tabs>
@@ -2832,13 +2832,13 @@
           <w14:ligatures w14:val="standardContextual"/>
         </w:rPr>
       </w:pPr>
-      <w:hyperlink w:anchor="_Toc243461004" w:history="1">
+      <w:hyperlink w:anchor="_Toc243479237" w:history="1">
         <w:r>
           <w:rPr>
             <w:rStyle w:val="Hyperlink"/>
             <w:noProof/>
           </w:rPr>
-          <w:t>7.2 The supplier detail page</w:t>
+          <w:t>7. Suppliers</w:t>
         </w:r>
         <w:r>
           <w:rPr>
@@ -2859,7 +2859,7 @@
             <w:noProof/>
             <w:webHidden/>
           </w:rPr>
-          <w:instrText xml:space="preserve"> PAGEREF _Toc243461004 \h </w:instrText>
+          <w:instrText xml:space="preserve"> PAGEREF _Toc243479237 \h </w:instrText>
         </w:r>
         <w:r>
           <w:rPr>
@@ -2879,7 +2879,7 @@
             <w:noProof/>
             <w:webHidden/>
           </w:rPr>
-          <w:t>22</w:t>
+          <w:t>25</w:t>
         </w:r>
         <w:r>
           <w:rPr>
@@ -2892,7 +2892,7 @@
     </w:p>
     <w:p>
       <w:pPr>
-        <w:pStyle w:val="TOC1"/>
+        <w:pStyle w:val="TOC2"/>
         <w:tabs>
           <w:tab w:val="right" w:leader="dot" w:pos="8630"/>
         </w:tabs>
@@ -2906,13 +2906,13 @@
           <w14:ligatures w14:val="standardContextual"/>
         </w:rPr>
       </w:pPr>
-      <w:hyperlink w:anchor="_Toc243461005" w:history="1">
+      <w:hyperlink w:anchor="_Toc243479238" w:history="1">
         <w:r>
           <w:rPr>
             <w:rStyle w:val="Hyperlink"/>
             <w:noProof/>
           </w:rPr>
-          <w:t>8. Products &amp; Categories</w:t>
+          <w:t>7.1 Adding a supplier</w:t>
         </w:r>
         <w:r>
           <w:rPr>
@@ -2933,7 +2933,7 @@
             <w:noProof/>
             <w:webHidden/>
           </w:rPr>
-          <w:instrText xml:space="preserve"> PAGEREF _Toc243461005 \h </w:instrText>
+          <w:instrText xml:space="preserve"> PAGEREF _Toc243479238 \h </w:instrText>
         </w:r>
         <w:r>
           <w:rPr>
@@ -2953,7 +2953,7 @@
             <w:noProof/>
             <w:webHidden/>
           </w:rPr>
-          <w:t>23</w:t>
+          <w:t>25</w:t>
         </w:r>
         <w:r>
           <w:rPr>
@@ -2980,13 +2980,13 @@
           <w14:ligatures w14:val="standardContextual"/>
         </w:rPr>
       </w:pPr>
-      <w:hyperlink w:anchor="_Toc243461006" w:history="1">
+      <w:hyperlink w:anchor="_Toc243479239" w:history="1">
         <w:r>
           <w:rPr>
             <w:rStyle w:val="Hyperlink"/>
             <w:noProof/>
           </w:rPr>
-          <w:t>8.1 Adding a product</w:t>
+          <w:t>7.2 The supplier detail page</w:t>
         </w:r>
         <w:r>
           <w:rPr>
@@ -3007,7 +3007,7 @@
             <w:noProof/>
             <w:webHidden/>
           </w:rPr>
-          <w:instrText xml:space="preserve"> PAGEREF _Toc243461006 \h </w:instrText>
+          <w:instrText xml:space="preserve"> PAGEREF _Toc243479239 \h </w:instrText>
         </w:r>
         <w:r>
           <w:rPr>
@@ -3027,7 +3027,7 @@
             <w:noProof/>
             <w:webHidden/>
           </w:rPr>
-          <w:t>23</w:t>
+          <w:t>25</w:t>
         </w:r>
         <w:r>
           <w:rPr>
@@ -3054,13 +3054,13 @@
           <w14:ligatures w14:val="standardContextual"/>
         </w:rPr>
       </w:pPr>
-      <w:hyperlink w:anchor="_Toc243461007" w:history="1">
+      <w:hyperlink w:anchor="_Toc243479240" w:history="1">
         <w:r>
           <w:rPr>
             <w:rStyle w:val="Hyperlink"/>
             <w:noProof/>
           </w:rPr>
-          <w:t>8.2 The product list and product page</w:t>
+          <w:t>7.3 Opening debts</w:t>
         </w:r>
         <w:r>
           <w:rPr>
@@ -3081,7 +3081,7 @@
             <w:noProof/>
             <w:webHidden/>
           </w:rPr>
-          <w:instrText xml:space="preserve"> PAGEREF _Toc243461007 \h </w:instrText>
+          <w:instrText xml:space="preserve"> PAGEREF _Toc243479240 \h </w:instrText>
         </w:r>
         <w:r>
           <w:rPr>
@@ -3101,7 +3101,7 @@
             <w:noProof/>
             <w:webHidden/>
           </w:rPr>
-          <w:t>23</w:t>
+          <w:t>25</w:t>
         </w:r>
         <w:r>
           <w:rPr>
@@ -3114,7 +3114,7 @@
     </w:p>
     <w:p>
       <w:pPr>
-        <w:pStyle w:val="TOC2"/>
+        <w:pStyle w:val="TOC1"/>
         <w:tabs>
           <w:tab w:val="right" w:leader="dot" w:pos="8630"/>
         </w:tabs>
@@ -3128,13 +3128,13 @@
           <w14:ligatures w14:val="standardContextual"/>
         </w:rPr>
       </w:pPr>
-      <w:hyperlink w:anchor="_Toc243461008" w:history="1">
+      <w:hyperlink w:anchor="_Toc243479241" w:history="1">
         <w:r>
           <w:rPr>
             <w:rStyle w:val="Hyperlink"/>
             <w:noProof/>
           </w:rPr>
-          <w:t>8.3 Deactivating and reactivating a product</w:t>
+          <w:t>8. Products &amp; Categories</w:t>
         </w:r>
         <w:r>
           <w:rPr>
@@ -3155,7 +3155,7 @@
             <w:noProof/>
             <w:webHidden/>
           </w:rPr>
-          <w:instrText xml:space="preserve"> PAGEREF _Toc243461008 \h </w:instrText>
+          <w:instrText xml:space="preserve"> PAGEREF _Toc243479241 \h </w:instrText>
         </w:r>
         <w:r>
           <w:rPr>
@@ -3175,7 +3175,7 @@
             <w:noProof/>
             <w:webHidden/>
           </w:rPr>
-          <w:t>23</w:t>
+          <w:t>27</w:t>
         </w:r>
         <w:r>
           <w:rPr>
@@ -3202,13 +3202,13 @@
           <w14:ligatures w14:val="standardContextual"/>
         </w:rPr>
       </w:pPr>
-      <w:hyperlink w:anchor="_Toc243461009" w:history="1">
+      <w:hyperlink w:anchor="_Toc243479242" w:history="1">
         <w:r>
           <w:rPr>
             <w:rStyle w:val="Hyperlink"/>
             <w:noProof/>
           </w:rPr>
-          <w:t>8.4 Categories</w:t>
+          <w:t>8.1 Adding a product</w:t>
         </w:r>
         <w:r>
           <w:rPr>
@@ -3229,7 +3229,7 @@
             <w:noProof/>
             <w:webHidden/>
           </w:rPr>
-          <w:instrText xml:space="preserve"> PAGEREF _Toc243461009 \h </w:instrText>
+          <w:instrText xml:space="preserve"> PAGEREF _Toc243479242 \h </w:instrText>
         </w:r>
         <w:r>
           <w:rPr>
@@ -3249,7 +3249,7 @@
             <w:noProof/>
             <w:webHidden/>
           </w:rPr>
-          <w:t>24</w:t>
+          <w:t>27</w:t>
         </w:r>
         <w:r>
           <w:rPr>
@@ -3276,13 +3276,13 @@
           <w14:ligatures w14:val="standardContextual"/>
         </w:rPr>
       </w:pPr>
-      <w:hyperlink w:anchor="_Toc243461010" w:history="1">
+      <w:hyperlink w:anchor="_Toc243479243" w:history="1">
         <w:r>
           <w:rPr>
             <w:rStyle w:val="Hyperlink"/>
             <w:noProof/>
           </w:rPr>
-          <w:t>8.5 Services</w:t>
+          <w:t>8.2 The product list and product page</w:t>
         </w:r>
         <w:r>
           <w:rPr>
@@ -3303,7 +3303,7 @@
             <w:noProof/>
             <w:webHidden/>
           </w:rPr>
-          <w:instrText xml:space="preserve"> PAGEREF _Toc243461010 \h </w:instrText>
+          <w:instrText xml:space="preserve"> PAGEREF _Toc243479243 \h </w:instrText>
         </w:r>
         <w:r>
           <w:rPr>
@@ -3323,7 +3323,7 @@
             <w:noProof/>
             <w:webHidden/>
           </w:rPr>
-          <w:t>24</w:t>
+          <w:t>27</w:t>
         </w:r>
         <w:r>
           <w:rPr>
@@ -3350,13 +3350,13 @@
           <w14:ligatures w14:val="standardContextual"/>
         </w:rPr>
       </w:pPr>
-      <w:hyperlink w:anchor="_Toc243461011" w:history="1">
+      <w:hyperlink w:anchor="_Toc243479244" w:history="1">
         <w:r>
           <w:rPr>
             <w:rStyle w:val="Hyperlink"/>
             <w:noProof/>
           </w:rPr>
-          <w:t>8.6 Prices at each branch</w:t>
+          <w:t>8.3 Deactivating and reactivating a product</w:t>
         </w:r>
         <w:r>
           <w:rPr>
@@ -3377,7 +3377,7 @@
             <w:noProof/>
             <w:webHidden/>
           </w:rPr>
-          <w:instrText xml:space="preserve"> PAGEREF _Toc243461011 \h </w:instrText>
+          <w:instrText xml:space="preserve"> PAGEREF _Toc243479244 \h </w:instrText>
         </w:r>
         <w:r>
           <w:rPr>
@@ -3397,7 +3397,7 @@
             <w:noProof/>
             <w:webHidden/>
           </w:rPr>
-          <w:t>25</w:t>
+          <w:t>27</w:t>
         </w:r>
         <w:r>
           <w:rPr>
@@ -3424,13 +3424,13 @@
           <w14:ligatures w14:val="standardContextual"/>
         </w:rPr>
       </w:pPr>
-      <w:hyperlink w:anchor="_Toc243461012" w:history="1">
+      <w:hyperlink w:anchor="_Toc243479245" w:history="1">
         <w:r>
           <w:rPr>
             <w:rStyle w:val="Hyperlink"/>
             <w:noProof/>
           </w:rPr>
-          <w:t>8.7 Average cost per branch</w:t>
+          <w:t>8.4 Categories</w:t>
         </w:r>
         <w:r>
           <w:rPr>
@@ -3451,7 +3451,7 @@
             <w:noProof/>
             <w:webHidden/>
           </w:rPr>
-          <w:instrText xml:space="preserve"> PAGEREF _Toc243461012 \h </w:instrText>
+          <w:instrText xml:space="preserve"> PAGEREF _Toc243479245 \h </w:instrText>
         </w:r>
         <w:r>
           <w:rPr>
@@ -3471,7 +3471,7 @@
             <w:noProof/>
             <w:webHidden/>
           </w:rPr>
-          <w:t>27</w:t>
+          <w:t>28</w:t>
         </w:r>
         <w:r>
           <w:rPr>
@@ -3484,7 +3484,7 @@
     </w:p>
     <w:p>
       <w:pPr>
-        <w:pStyle w:val="TOC1"/>
+        <w:pStyle w:val="TOC2"/>
         <w:tabs>
           <w:tab w:val="right" w:leader="dot" w:pos="8630"/>
         </w:tabs>
@@ -3498,13 +3498,13 @@
           <w14:ligatures w14:val="standardContextual"/>
         </w:rPr>
       </w:pPr>
-      <w:hyperlink w:anchor="_Toc243461013" w:history="1">
+      <w:hyperlink w:anchor="_Toc243479246" w:history="1">
         <w:r>
           <w:rPr>
             <w:rStyle w:val="Hyperlink"/>
             <w:noProof/>
           </w:rPr>
-          <w:t>9. Stock Management</w:t>
+          <w:t>8.5 Services</w:t>
         </w:r>
         <w:r>
           <w:rPr>
@@ -3525,7 +3525,7 @@
             <w:noProof/>
             <w:webHidden/>
           </w:rPr>
-          <w:instrText xml:space="preserve"> PAGEREF _Toc243461013 \h </w:instrText>
+          <w:instrText xml:space="preserve"> PAGEREF _Toc243479246 \h </w:instrText>
         </w:r>
         <w:r>
           <w:rPr>
@@ -3545,7 +3545,7 @@
             <w:noProof/>
             <w:webHidden/>
           </w:rPr>
-          <w:t>29</w:t>
+          <w:t>28</w:t>
         </w:r>
         <w:r>
           <w:rPr>
@@ -3572,13 +3572,13 @@
           <w14:ligatures w14:val="standardContextual"/>
         </w:rPr>
       </w:pPr>
-      <w:hyperlink w:anchor="_Toc243461014" w:history="1">
+      <w:hyperlink w:anchor="_Toc243479247" w:history="1">
         <w:r>
           <w:rPr>
             <w:rStyle w:val="Hyperlink"/>
             <w:noProof/>
           </w:rPr>
-          <w:t>9.1 Stock In</w:t>
+          <w:t>8.6 Prices at each branch</w:t>
         </w:r>
         <w:r>
           <w:rPr>
@@ -3599,7 +3599,7 @@
             <w:noProof/>
             <w:webHidden/>
           </w:rPr>
-          <w:instrText xml:space="preserve"> PAGEREF _Toc243461014 \h </w:instrText>
+          <w:instrText xml:space="preserve"> PAGEREF _Toc243479247 \h </w:instrText>
         </w:r>
         <w:r>
           <w:rPr>
@@ -3646,13 +3646,13 @@
           <w14:ligatures w14:val="standardContextual"/>
         </w:rPr>
       </w:pPr>
-      <w:hyperlink w:anchor="_Toc243461015" w:history="1">
+      <w:hyperlink w:anchor="_Toc243479248" w:history="1">
         <w:r>
           <w:rPr>
             <w:rStyle w:val="Hyperlink"/>
             <w:noProof/>
           </w:rPr>
-          <w:t>9.2 Stock Out</w:t>
+          <w:t>8.7 Average cost per branch</w:t>
         </w:r>
         <w:r>
           <w:rPr>
@@ -3673,7 +3673,7 @@
             <w:noProof/>
             <w:webHidden/>
           </w:rPr>
-          <w:instrText xml:space="preserve"> PAGEREF _Toc243461015 \h </w:instrText>
+          <w:instrText xml:space="preserve"> PAGEREF _Toc243479248 \h </w:instrText>
         </w:r>
         <w:r>
           <w:rPr>
@@ -3693,7 +3693,7 @@
             <w:noProof/>
             <w:webHidden/>
           </w:rPr>
-          <w:t>29</w:t>
+          <w:t>31</w:t>
         </w:r>
         <w:r>
           <w:rPr>
@@ -3706,7 +3706,7 @@
     </w:p>
     <w:p>
       <w:pPr>
-        <w:pStyle w:val="TOC2"/>
+        <w:pStyle w:val="TOC1"/>
         <w:tabs>
           <w:tab w:val="right" w:leader="dot" w:pos="8630"/>
         </w:tabs>
@@ -3720,13 +3720,13 @@
           <w14:ligatures w14:val="standardContextual"/>
         </w:rPr>
       </w:pPr>
-      <w:hyperlink w:anchor="_Toc243461016" w:history="1">
+      <w:hyperlink w:anchor="_Toc243479249" w:history="1">
         <w:r>
           <w:rPr>
             <w:rStyle w:val="Hyperlink"/>
             <w:noProof/>
           </w:rPr>
-          <w:t>9.3 Stock Adjustment</w:t>
+          <w:t>9. Stock Management</w:t>
         </w:r>
         <w:r>
           <w:rPr>
@@ -3747,7 +3747,7 @@
             <w:noProof/>
             <w:webHidden/>
           </w:rPr>
-          <w:instrText xml:space="preserve"> PAGEREF _Toc243461016 \h </w:instrText>
+          <w:instrText xml:space="preserve"> PAGEREF _Toc243479249 \h </w:instrText>
         </w:r>
         <w:r>
           <w:rPr>
@@ -3767,7 +3767,7 @@
             <w:noProof/>
             <w:webHidden/>
           </w:rPr>
-          <w:t>29</w:t>
+          <w:t>33</w:t>
         </w:r>
         <w:r>
           <w:rPr>
@@ -3794,13 +3794,13 @@
           <w14:ligatures w14:val="standardContextual"/>
         </w:rPr>
       </w:pPr>
-      <w:hyperlink w:anchor="_Toc243461017" w:history="1">
+      <w:hyperlink w:anchor="_Toc243479250" w:history="1">
         <w:r>
           <w:rPr>
             <w:rStyle w:val="Hyperlink"/>
             <w:noProof/>
           </w:rPr>
-          <w:t>9.4 Damaged stock</w:t>
+          <w:t>9.1 Stock In</w:t>
         </w:r>
         <w:r>
           <w:rPr>
@@ -3821,7 +3821,7 @@
             <w:noProof/>
             <w:webHidden/>
           </w:rPr>
-          <w:instrText xml:space="preserve"> PAGEREF _Toc243461017 \h </w:instrText>
+          <w:instrText xml:space="preserve"> PAGEREF _Toc243479250 \h </w:instrText>
         </w:r>
         <w:r>
           <w:rPr>
@@ -3841,7 +3841,7 @@
             <w:noProof/>
             <w:webHidden/>
           </w:rPr>
-          <w:t>30</w:t>
+          <w:t>33</w:t>
         </w:r>
         <w:r>
           <w:rPr>
@@ -3854,7 +3854,7 @@
     </w:p>
     <w:p>
       <w:pPr>
-        <w:pStyle w:val="TOC1"/>
+        <w:pStyle w:val="TOC2"/>
         <w:tabs>
           <w:tab w:val="right" w:leader="dot" w:pos="8630"/>
         </w:tabs>
@@ -3868,13 +3868,13 @@
           <w14:ligatures w14:val="standardContextual"/>
         </w:rPr>
       </w:pPr>
-      <w:hyperlink w:anchor="_Toc243461018" w:history="1">
+      <w:hyperlink w:anchor="_Toc243479251" w:history="1">
         <w:r>
           <w:rPr>
             <w:rStyle w:val="Hyperlink"/>
             <w:noProof/>
           </w:rPr>
-          <w:t>10. Batch &amp; Expiry Tracking</w:t>
+          <w:t>9.2 Stock Out</w:t>
         </w:r>
         <w:r>
           <w:rPr>
@@ -3895,7 +3895,7 @@
             <w:noProof/>
             <w:webHidden/>
           </w:rPr>
-          <w:instrText xml:space="preserve"> PAGEREF _Toc243461018 \h </w:instrText>
+          <w:instrText xml:space="preserve"> PAGEREF _Toc243479251 \h </w:instrText>
         </w:r>
         <w:r>
           <w:rPr>
@@ -3915,7 +3915,7 @@
             <w:noProof/>
             <w:webHidden/>
           </w:rPr>
-          <w:t>32</w:t>
+          <w:t>33</w:t>
         </w:r>
         <w:r>
           <w:rPr>
@@ -3942,13 +3942,13 @@
           <w14:ligatures w14:val="standardContextual"/>
         </w:rPr>
       </w:pPr>
-      <w:hyperlink w:anchor="_Toc243461019" w:history="1">
+      <w:hyperlink w:anchor="_Toc243479252" w:history="1">
         <w:r>
           <w:rPr>
             <w:rStyle w:val="Hyperlink"/>
             <w:noProof/>
           </w:rPr>
-          <w:t>10.1 Turning it on</w:t>
+          <w:t>9.3 Stock Adjustment</w:t>
         </w:r>
         <w:r>
           <w:rPr>
@@ -3969,7 +3969,7 @@
             <w:noProof/>
             <w:webHidden/>
           </w:rPr>
-          <w:instrText xml:space="preserve"> PAGEREF _Toc243461019 \h </w:instrText>
+          <w:instrText xml:space="preserve"> PAGEREF _Toc243479252 \h </w:instrText>
         </w:r>
         <w:r>
           <w:rPr>
@@ -3989,7 +3989,7 @@
             <w:noProof/>
             <w:webHidden/>
           </w:rPr>
-          <w:t>32</w:t>
+          <w:t>33</w:t>
         </w:r>
         <w:r>
           <w:rPr>
@@ -4016,13 +4016,13 @@
           <w14:ligatures w14:val="standardContextual"/>
         </w:rPr>
       </w:pPr>
-      <w:hyperlink w:anchor="_Toc243461020" w:history="1">
+      <w:hyperlink w:anchor="_Toc243479253" w:history="1">
         <w:r>
           <w:rPr>
             <w:rStyle w:val="Hyperlink"/>
             <w:noProof/>
           </w:rPr>
-          <w:t>10.2 How tracked stock moves</w:t>
+          <w:t>9.4 Damaged stock</w:t>
         </w:r>
         <w:r>
           <w:rPr>
@@ -4043,7 +4043,7 @@
             <w:noProof/>
             <w:webHidden/>
           </w:rPr>
-          <w:instrText xml:space="preserve"> PAGEREF _Toc243461020 \h </w:instrText>
+          <w:instrText xml:space="preserve"> PAGEREF _Toc243479253 \h </w:instrText>
         </w:r>
         <w:r>
           <w:rPr>
@@ -4063,7 +4063,7 @@
             <w:noProof/>
             <w:webHidden/>
           </w:rPr>
-          <w:t>32</w:t>
+          <w:t>34</w:t>
         </w:r>
         <w:r>
           <w:rPr>
@@ -4076,7 +4076,7 @@
     </w:p>
     <w:p>
       <w:pPr>
-        <w:pStyle w:val="TOC2"/>
+        <w:pStyle w:val="TOC1"/>
         <w:tabs>
           <w:tab w:val="right" w:leader="dot" w:pos="8630"/>
         </w:tabs>
@@ -4090,13 +4090,13 @@
           <w14:ligatures w14:val="standardContextual"/>
         </w:rPr>
       </w:pPr>
-      <w:hyperlink w:anchor="_Toc243461021" w:history="1">
+      <w:hyperlink w:anchor="_Toc243479254" w:history="1">
         <w:r>
           <w:rPr>
             <w:rStyle w:val="Hyperlink"/>
             <w:noProof/>
           </w:rPr>
-          <w:t>10.3 Keeping an eye on expiry</w:t>
+          <w:t>10. Batch &amp; Expiry Tracking</w:t>
         </w:r>
         <w:r>
           <w:rPr>
@@ -4117,7 +4117,7 @@
             <w:noProof/>
             <w:webHidden/>
           </w:rPr>
-          <w:instrText xml:space="preserve"> PAGEREF _Toc243461021 \h </w:instrText>
+          <w:instrText xml:space="preserve"> PAGEREF _Toc243479254 \h </w:instrText>
         </w:r>
         <w:r>
           <w:rPr>
@@ -4137,7 +4137,7 @@
             <w:noProof/>
             <w:webHidden/>
           </w:rPr>
-          <w:t>33</w:t>
+          <w:t>36</w:t>
         </w:r>
         <w:r>
           <w:rPr>
@@ -4164,13 +4164,13 @@
           <w14:ligatures w14:val="standardContextual"/>
         </w:rPr>
       </w:pPr>
-      <w:hyperlink w:anchor="_Toc243461022" w:history="1">
+      <w:hyperlink w:anchor="_Toc243479255" w:history="1">
         <w:r>
           <w:rPr>
             <w:rStyle w:val="Hyperlink"/>
             <w:noProof/>
           </w:rPr>
-          <w:t>10.4 Turning it off</w:t>
+          <w:t>10.1 Turning it on</w:t>
         </w:r>
         <w:r>
           <w:rPr>
@@ -4191,7 +4191,7 @@
             <w:noProof/>
             <w:webHidden/>
           </w:rPr>
-          <w:instrText xml:space="preserve"> PAGEREF _Toc243461022 \h </w:instrText>
+          <w:instrText xml:space="preserve"> PAGEREF _Toc243479255 \h </w:instrText>
         </w:r>
         <w:r>
           <w:rPr>
@@ -4211,7 +4211,7 @@
             <w:noProof/>
             <w:webHidden/>
           </w:rPr>
-          <w:t>33</w:t>
+          <w:t>36</w:t>
         </w:r>
         <w:r>
           <w:rPr>
@@ -4224,7 +4224,7 @@
     </w:p>
     <w:p>
       <w:pPr>
-        <w:pStyle w:val="TOC1"/>
+        <w:pStyle w:val="TOC2"/>
         <w:tabs>
           <w:tab w:val="right" w:leader="dot" w:pos="8630"/>
         </w:tabs>
@@ -4238,13 +4238,13 @@
           <w14:ligatures w14:val="standardContextual"/>
         </w:rPr>
       </w:pPr>
-      <w:hyperlink w:anchor="_Toc243461023" w:history="1">
+      <w:hyperlink w:anchor="_Toc243479256" w:history="1">
         <w:r>
           <w:rPr>
             <w:rStyle w:val="Hyperlink"/>
             <w:noProof/>
           </w:rPr>
-          <w:t>11. Truck &amp; Driver</w:t>
+          <w:t>10.2 How tracked stock moves</w:t>
         </w:r>
         <w:r>
           <w:rPr>
@@ -4265,7 +4265,7 @@
             <w:noProof/>
             <w:webHidden/>
           </w:rPr>
-          <w:instrText xml:space="preserve"> PAGEREF _Toc243461023 \h </w:instrText>
+          <w:instrText xml:space="preserve"> PAGEREF _Toc243479256 \h </w:instrText>
         </w:r>
         <w:r>
           <w:rPr>
@@ -4285,7 +4285,7 @@
             <w:noProof/>
             <w:webHidden/>
           </w:rPr>
-          <w:t>34</w:t>
+          <w:t>36</w:t>
         </w:r>
         <w:r>
           <w:rPr>
@@ -4312,13 +4312,13 @@
           <w14:ligatures w14:val="standardContextual"/>
         </w:rPr>
       </w:pPr>
-      <w:hyperlink w:anchor="_Toc243461024" w:history="1">
+      <w:hyperlink w:anchor="_Toc243479257" w:history="1">
         <w:r>
           <w:rPr>
             <w:rStyle w:val="Hyperlink"/>
             <w:noProof/>
           </w:rPr>
-          <w:t>11.1 Turning it on</w:t>
+          <w:t>10.3 Keeping an eye on expiry</w:t>
         </w:r>
         <w:r>
           <w:rPr>
@@ -4339,7 +4339,7 @@
             <w:noProof/>
             <w:webHidden/>
           </w:rPr>
-          <w:instrText xml:space="preserve"> PAGEREF _Toc243461024 \h </w:instrText>
+          <w:instrText xml:space="preserve"> PAGEREF _Toc243479257 \h </w:instrText>
         </w:r>
         <w:r>
           <w:rPr>
@@ -4359,7 +4359,7 @@
             <w:noProof/>
             <w:webHidden/>
           </w:rPr>
-          <w:t>34</w:t>
+          <w:t>37</w:t>
         </w:r>
         <w:r>
           <w:rPr>
@@ -4386,13 +4386,13 @@
           <w14:ligatures w14:val="standardContextual"/>
         </w:rPr>
       </w:pPr>
-      <w:hyperlink w:anchor="_Toc243461025" w:history="1">
+      <w:hyperlink w:anchor="_Toc243479258" w:history="1">
         <w:r>
           <w:rPr>
             <w:rStyle w:val="Hyperlink"/>
             <w:noProof/>
           </w:rPr>
-          <w:t>11.2 Where you enter it</w:t>
+          <w:t>10.4 Turning it off</w:t>
         </w:r>
         <w:r>
           <w:rPr>
@@ -4413,7 +4413,7 @@
             <w:noProof/>
             <w:webHidden/>
           </w:rPr>
-          <w:instrText xml:space="preserve"> PAGEREF _Toc243461025 \h </w:instrText>
+          <w:instrText xml:space="preserve"> PAGEREF _Toc243479258 \h </w:instrText>
         </w:r>
         <w:r>
           <w:rPr>
@@ -4433,7 +4433,7 @@
             <w:noProof/>
             <w:webHidden/>
           </w:rPr>
-          <w:t>34</w:t>
+          <w:t>37</w:t>
         </w:r>
         <w:r>
           <w:rPr>
@@ -4446,7 +4446,7 @@
     </w:p>
     <w:p>
       <w:pPr>
-        <w:pStyle w:val="TOC2"/>
+        <w:pStyle w:val="TOC1"/>
         <w:tabs>
           <w:tab w:val="right" w:leader="dot" w:pos="8630"/>
         </w:tabs>
@@ -4460,13 +4460,13 @@
           <w14:ligatures w14:val="standardContextual"/>
         </w:rPr>
       </w:pPr>
-      <w:hyperlink w:anchor="_Toc243461026" w:history="1">
+      <w:hyperlink w:anchor="_Toc243479259" w:history="1">
         <w:r>
           <w:rPr>
             <w:rStyle w:val="Hyperlink"/>
             <w:noProof/>
           </w:rPr>
-          <w:t>11.3 Keeping entries consistent</w:t>
+          <w:t>11. Truck &amp; Driver</w:t>
         </w:r>
         <w:r>
           <w:rPr>
@@ -4487,7 +4487,7 @@
             <w:noProof/>
             <w:webHidden/>
           </w:rPr>
-          <w:instrText xml:space="preserve"> PAGEREF _Toc243461026 \h </w:instrText>
+          <w:instrText xml:space="preserve"> PAGEREF _Toc243479259 \h </w:instrText>
         </w:r>
         <w:r>
           <w:rPr>
@@ -4507,7 +4507,7 @@
             <w:noProof/>
             <w:webHidden/>
           </w:rPr>
-          <w:t>35</w:t>
+          <w:t>38</w:t>
         </w:r>
         <w:r>
           <w:rPr>
@@ -4534,13 +4534,13 @@
           <w14:ligatures w14:val="standardContextual"/>
         </w:rPr>
       </w:pPr>
-      <w:hyperlink w:anchor="_Toc243461027" w:history="1">
+      <w:hyperlink w:anchor="_Toc243479260" w:history="1">
         <w:r>
           <w:rPr>
             <w:rStyle w:val="Hyperlink"/>
             <w:noProof/>
           </w:rPr>
-          <w:t>11.4 Where it shows</w:t>
+          <w:t>11.1 Turning it on</w:t>
         </w:r>
         <w:r>
           <w:rPr>
@@ -4561,7 +4561,7 @@
             <w:noProof/>
             <w:webHidden/>
           </w:rPr>
-          <w:instrText xml:space="preserve"> PAGEREF _Toc243461027 \h </w:instrText>
+          <w:instrText xml:space="preserve"> PAGEREF _Toc243479260 \h </w:instrText>
         </w:r>
         <w:r>
           <w:rPr>
@@ -4581,7 +4581,7 @@
             <w:noProof/>
             <w:webHidden/>
           </w:rPr>
-          <w:t>35</w:t>
+          <w:t>38</w:t>
         </w:r>
         <w:r>
           <w:rPr>
@@ -4608,13 +4608,13 @@
           <w14:ligatures w14:val="standardContextual"/>
         </w:rPr>
       </w:pPr>
-      <w:hyperlink w:anchor="_Toc243461028" w:history="1">
+      <w:hyperlink w:anchor="_Toc243479261" w:history="1">
         <w:r>
           <w:rPr>
             <w:rStyle w:val="Hyperlink"/>
             <w:noProof/>
           </w:rPr>
-          <w:t>11.5 Importing purchases with a truck &amp; driver</w:t>
+          <w:t>11.2 Where you enter it</w:t>
         </w:r>
         <w:r>
           <w:rPr>
@@ -4635,7 +4635,7 @@
             <w:noProof/>
             <w:webHidden/>
           </w:rPr>
-          <w:instrText xml:space="preserve"> PAGEREF _Toc243461028 \h </w:instrText>
+          <w:instrText xml:space="preserve"> PAGEREF _Toc243479261 \h </w:instrText>
         </w:r>
         <w:r>
           <w:rPr>
@@ -4655,7 +4655,7 @@
             <w:noProof/>
             <w:webHidden/>
           </w:rPr>
-          <w:t>35</w:t>
+          <w:t>38</w:t>
         </w:r>
         <w:r>
           <w:rPr>
@@ -4668,7 +4668,7 @@
     </w:p>
     <w:p>
       <w:pPr>
-        <w:pStyle w:val="TOC1"/>
+        <w:pStyle w:val="TOC2"/>
         <w:tabs>
           <w:tab w:val="right" w:leader="dot" w:pos="8630"/>
         </w:tabs>
@@ -4682,13 +4682,13 @@
           <w14:ligatures w14:val="standardContextual"/>
         </w:rPr>
       </w:pPr>
-      <w:hyperlink w:anchor="_Toc243461029" w:history="1">
+      <w:hyperlink w:anchor="_Toc243479262" w:history="1">
         <w:r>
           <w:rPr>
             <w:rStyle w:val="Hyperlink"/>
             <w:noProof/>
           </w:rPr>
-          <w:t>12. Tax</w:t>
+          <w:t>11.3 Keeping entries consistent</w:t>
         </w:r>
         <w:r>
           <w:rPr>
@@ -4709,7 +4709,7 @@
             <w:noProof/>
             <w:webHidden/>
           </w:rPr>
-          <w:instrText xml:space="preserve"> PAGEREF _Toc243461029 \h </w:instrText>
+          <w:instrText xml:space="preserve"> PAGEREF _Toc243479262 \h </w:instrText>
         </w:r>
         <w:r>
           <w:rPr>
@@ -4729,7 +4729,7 @@
             <w:noProof/>
             <w:webHidden/>
           </w:rPr>
-          <w:t>36</w:t>
+          <w:t>39</w:t>
         </w:r>
         <w:r>
           <w:rPr>
@@ -4756,13 +4756,13 @@
           <w14:ligatures w14:val="standardContextual"/>
         </w:rPr>
       </w:pPr>
-      <w:hyperlink w:anchor="_Toc243461030" w:history="1">
+      <w:hyperlink w:anchor="_Toc243479263" w:history="1">
         <w:r>
           <w:rPr>
             <w:rStyle w:val="Hyperlink"/>
             <w:noProof/>
           </w:rPr>
-          <w:t>12.1 Setting it up</w:t>
+          <w:t>11.4 Where it shows</w:t>
         </w:r>
         <w:r>
           <w:rPr>
@@ -4783,7 +4783,7 @@
             <w:noProof/>
             <w:webHidden/>
           </w:rPr>
-          <w:instrText xml:space="preserve"> PAGEREF _Toc243461030 \h </w:instrText>
+          <w:instrText xml:space="preserve"> PAGEREF _Toc243479263 \h </w:instrText>
         </w:r>
         <w:r>
           <w:rPr>
@@ -4803,7 +4803,7 @@
             <w:noProof/>
             <w:webHidden/>
           </w:rPr>
-          <w:t>36</w:t>
+          <w:t>39</w:t>
         </w:r>
         <w:r>
           <w:rPr>
@@ -4830,13 +4830,13 @@
           <w14:ligatures w14:val="standardContextual"/>
         </w:rPr>
       </w:pPr>
-      <w:hyperlink w:anchor="_Toc243461031" w:history="1">
+      <w:hyperlink w:anchor="_Toc243479264" w:history="1">
         <w:r>
           <w:rPr>
             <w:rStyle w:val="Hyperlink"/>
             <w:noProof/>
           </w:rPr>
-          <w:t>12.2 Prices that include tax, or tax added on top</w:t>
+          <w:t>11.5 Importing purchases with a truck &amp; driver</w:t>
         </w:r>
         <w:r>
           <w:rPr>
@@ -4857,7 +4857,7 @@
             <w:noProof/>
             <w:webHidden/>
           </w:rPr>
-          <w:instrText xml:space="preserve"> PAGEREF _Toc243461031 \h </w:instrText>
+          <w:instrText xml:space="preserve"> PAGEREF _Toc243479264 \h </w:instrText>
         </w:r>
         <w:r>
           <w:rPr>
@@ -4877,7 +4877,7 @@
             <w:noProof/>
             <w:webHidden/>
           </w:rPr>
-          <w:t>36</w:t>
+          <w:t>39</w:t>
         </w:r>
         <w:r>
           <w:rPr>
@@ -4890,7 +4890,7 @@
     </w:p>
     <w:p>
       <w:pPr>
-        <w:pStyle w:val="TOC2"/>
+        <w:pStyle w:val="TOC1"/>
         <w:tabs>
           <w:tab w:val="right" w:leader="dot" w:pos="8630"/>
         </w:tabs>
@@ -4904,13 +4904,13 @@
           <w14:ligatures w14:val="standardContextual"/>
         </w:rPr>
       </w:pPr>
-      <w:hyperlink w:anchor="_Toc243461032" w:history="1">
+      <w:hyperlink w:anchor="_Toc243479265" w:history="1">
         <w:r>
           <w:rPr>
             <w:rStyle w:val="Hyperlink"/>
             <w:noProof/>
           </w:rPr>
-          <w:t>12.3 Tax at the POS</w:t>
+          <w:t>12. Tax</w:t>
         </w:r>
         <w:r>
           <w:rPr>
@@ -4931,7 +4931,7 @@
             <w:noProof/>
             <w:webHidden/>
           </w:rPr>
-          <w:instrText xml:space="preserve"> PAGEREF _Toc243461032 \h </w:instrText>
+          <w:instrText xml:space="preserve"> PAGEREF _Toc243479265 \h </w:instrText>
         </w:r>
         <w:r>
           <w:rPr>
@@ -4951,7 +4951,7 @@
             <w:noProof/>
             <w:webHidden/>
           </w:rPr>
-          <w:t>37</w:t>
+          <w:t>40</w:t>
         </w:r>
         <w:r>
           <w:rPr>
@@ -4978,13 +4978,13 @@
           <w14:ligatures w14:val="standardContextual"/>
         </w:rPr>
       </w:pPr>
-      <w:hyperlink w:anchor="_Toc243461033" w:history="1">
+      <w:hyperlink w:anchor="_Toc243479266" w:history="1">
         <w:r>
           <w:rPr>
             <w:rStyle w:val="Hyperlink"/>
             <w:noProof/>
           </w:rPr>
-          <w:t>12.4 Tax on purchases and direct deliveries</w:t>
+          <w:t>12.1 Setting it up</w:t>
         </w:r>
         <w:r>
           <w:rPr>
@@ -5005,7 +5005,7 @@
             <w:noProof/>
             <w:webHidden/>
           </w:rPr>
-          <w:instrText xml:space="preserve"> PAGEREF _Toc243461033 \h </w:instrText>
+          <w:instrText xml:space="preserve"> PAGEREF _Toc243479266 \h </w:instrText>
         </w:r>
         <w:r>
           <w:rPr>
@@ -5025,7 +5025,7 @@
             <w:noProof/>
             <w:webHidden/>
           </w:rPr>
-          <w:t>37</w:t>
+          <w:t>40</w:t>
         </w:r>
         <w:r>
           <w:rPr>
@@ -5052,13 +5052,13 @@
           <w14:ligatures w14:val="standardContextual"/>
         </w:rPr>
       </w:pPr>
-      <w:hyperlink w:anchor="_Toc243461034" w:history="1">
+      <w:hyperlink w:anchor="_Toc243479267" w:history="1">
         <w:r>
           <w:rPr>
             <w:rStyle w:val="Hyperlink"/>
             <w:noProof/>
           </w:rPr>
-          <w:t>12.5 Taxpayer Identification Numbers (TIN)</w:t>
+          <w:t>12.2 Prices that include tax, or tax added on top</w:t>
         </w:r>
         <w:r>
           <w:rPr>
@@ -5079,7 +5079,7 @@
             <w:noProof/>
             <w:webHidden/>
           </w:rPr>
-          <w:instrText xml:space="preserve"> PAGEREF _Toc243461034 \h </w:instrText>
+          <w:instrText xml:space="preserve"> PAGEREF _Toc243479267 \h </w:instrText>
         </w:r>
         <w:r>
           <w:rPr>
@@ -5099,7 +5099,7 @@
             <w:noProof/>
             <w:webHidden/>
           </w:rPr>
-          <w:t>37</w:t>
+          <w:t>40</w:t>
         </w:r>
         <w:r>
           <w:rPr>
@@ -5126,13 +5126,13 @@
           <w14:ligatures w14:val="standardContextual"/>
         </w:rPr>
       </w:pPr>
-      <w:hyperlink w:anchor="_Toc243461035" w:history="1">
+      <w:hyperlink w:anchor="_Toc243479268" w:history="1">
         <w:r>
           <w:rPr>
             <w:rStyle w:val="Hyperlink"/>
             <w:noProof/>
           </w:rPr>
-          <w:t>12.6 Where tax shows</w:t>
+          <w:t>12.3 Tax at the POS</w:t>
         </w:r>
         <w:r>
           <w:rPr>
@@ -5153,7 +5153,7 @@
             <w:noProof/>
             <w:webHidden/>
           </w:rPr>
-          <w:instrText xml:space="preserve"> PAGEREF _Toc243461035 \h </w:instrText>
+          <w:instrText xml:space="preserve"> PAGEREF _Toc243479268 \h </w:instrText>
         </w:r>
         <w:r>
           <w:rPr>
@@ -5173,7 +5173,7 @@
             <w:noProof/>
             <w:webHidden/>
           </w:rPr>
-          <w:t>37</w:t>
+          <w:t>41</w:t>
         </w:r>
         <w:r>
           <w:rPr>
@@ -5186,7 +5186,7 @@
     </w:p>
     <w:p>
       <w:pPr>
-        <w:pStyle w:val="TOC1"/>
+        <w:pStyle w:val="TOC2"/>
         <w:tabs>
           <w:tab w:val="right" w:leader="dot" w:pos="8630"/>
         </w:tabs>
@@ -5200,13 +5200,13 @@
           <w14:ligatures w14:val="standardContextual"/>
         </w:rPr>
       </w:pPr>
-      <w:hyperlink w:anchor="_Toc243461036" w:history="1">
+      <w:hyperlink w:anchor="_Toc243479269" w:history="1">
         <w:r>
           <w:rPr>
             <w:rStyle w:val="Hyperlink"/>
             <w:noProof/>
           </w:rPr>
-          <w:t>13. Stock Transfers (multi-branch)</w:t>
+          <w:t>12.4 Tax on purchases and direct deliveries</w:t>
         </w:r>
         <w:r>
           <w:rPr>
@@ -5227,7 +5227,7 @@
             <w:noProof/>
             <w:webHidden/>
           </w:rPr>
-          <w:instrText xml:space="preserve"> PAGEREF _Toc243461036 \h </w:instrText>
+          <w:instrText xml:space="preserve"> PAGEREF _Toc243479269 \h </w:instrText>
         </w:r>
         <w:r>
           <w:rPr>
@@ -5247,7 +5247,7 @@
             <w:noProof/>
             <w:webHidden/>
           </w:rPr>
-          <w:t>39</w:t>
+          <w:t>41</w:t>
         </w:r>
         <w:r>
           <w:rPr>
@@ -5274,13 +5274,13 @@
           <w14:ligatures w14:val="standardContextual"/>
         </w:rPr>
       </w:pPr>
-      <w:hyperlink w:anchor="_Toc243461037" w:history="1">
+      <w:hyperlink w:anchor="_Toc243479270" w:history="1">
         <w:r>
           <w:rPr>
             <w:rStyle w:val="Hyperlink"/>
             <w:noProof/>
           </w:rPr>
-          <w:t>13.1 Sending a transfer</w:t>
+          <w:t>12.5 Taxpayer Identification Numbers (TIN)</w:t>
         </w:r>
         <w:r>
           <w:rPr>
@@ -5301,7 +5301,7 @@
             <w:noProof/>
             <w:webHidden/>
           </w:rPr>
-          <w:instrText xml:space="preserve"> PAGEREF _Toc243461037 \h </w:instrText>
+          <w:instrText xml:space="preserve"> PAGEREF _Toc243479270 \h </w:instrText>
         </w:r>
         <w:r>
           <w:rPr>
@@ -5321,7 +5321,7 @@
             <w:noProof/>
             <w:webHidden/>
           </w:rPr>
-          <w:t>39</w:t>
+          <w:t>41</w:t>
         </w:r>
         <w:r>
           <w:rPr>
@@ -5348,13 +5348,13 @@
           <w14:ligatures w14:val="standardContextual"/>
         </w:rPr>
       </w:pPr>
-      <w:hyperlink w:anchor="_Toc243461038" w:history="1">
+      <w:hyperlink w:anchor="_Toc243479271" w:history="1">
         <w:r>
           <w:rPr>
             <w:rStyle w:val="Hyperlink"/>
             <w:noProof/>
           </w:rPr>
-          <w:t>13.2 Receiving a transfer</w:t>
+          <w:t>12.6 Where tax shows</w:t>
         </w:r>
         <w:r>
           <w:rPr>
@@ -5375,7 +5375,7 @@
             <w:noProof/>
             <w:webHidden/>
           </w:rPr>
-          <w:instrText xml:space="preserve"> PAGEREF _Toc243461038 \h </w:instrText>
+          <w:instrText xml:space="preserve"> PAGEREF _Toc243479271 \h </w:instrText>
         </w:r>
         <w:r>
           <w:rPr>
@@ -5395,7 +5395,7 @@
             <w:noProof/>
             <w:webHidden/>
           </w:rPr>
-          <w:t>39</w:t>
+          <w:t>41</w:t>
         </w:r>
         <w:r>
           <w:rPr>
@@ -5422,13 +5422,13 @@
           <w14:ligatures w14:val="standardContextual"/>
         </w:rPr>
       </w:pPr>
-      <w:hyperlink w:anchor="_Toc243461039" w:history="1">
+      <w:hyperlink w:anchor="_Toc243479272" w:history="1">
         <w:r>
           <w:rPr>
             <w:rStyle w:val="Hyperlink"/>
             <w:noProof/>
           </w:rPr>
-          <w:t>14. Direct Deliveries (Distributor)</w:t>
+          <w:t>13. Stock Transfers (multi-branch)</w:t>
         </w:r>
         <w:r>
           <w:rPr>
@@ -5449,7 +5449,7 @@
             <w:noProof/>
             <w:webHidden/>
           </w:rPr>
-          <w:instrText xml:space="preserve"> PAGEREF _Toc243461039 \h </w:instrText>
+          <w:instrText xml:space="preserve"> PAGEREF _Toc243479272 \h </w:instrText>
         </w:r>
         <w:r>
           <w:rPr>
@@ -5469,7 +5469,7 @@
             <w:noProof/>
             <w:webHidden/>
           </w:rPr>
-          <w:t>40</w:t>
+          <w:t>43</w:t>
         </w:r>
         <w:r>
           <w:rPr>
@@ -5496,13 +5496,13 @@
           <w14:ligatures w14:val="standardContextual"/>
         </w:rPr>
       </w:pPr>
-      <w:hyperlink w:anchor="_Toc243461040" w:history="1">
+      <w:hyperlink w:anchor="_Toc243479273" w:history="1">
         <w:r>
           <w:rPr>
             <w:rStyle w:val="Hyperlink"/>
             <w:noProof/>
           </w:rPr>
-          <w:t>14.1 Recording a direct delivery</w:t>
+          <w:t>13.1 Sending a transfer</w:t>
         </w:r>
         <w:r>
           <w:rPr>
@@ -5523,7 +5523,7 @@
             <w:noProof/>
             <w:webHidden/>
           </w:rPr>
-          <w:instrText xml:space="preserve"> PAGEREF _Toc243461040 \h </w:instrText>
+          <w:instrText xml:space="preserve"> PAGEREF _Toc243479273 \h </w:instrText>
         </w:r>
         <w:r>
           <w:rPr>
@@ -5543,7 +5543,7 @@
             <w:noProof/>
             <w:webHidden/>
           </w:rPr>
-          <w:t>40</w:t>
+          <w:t>43</w:t>
         </w:r>
         <w:r>
           <w:rPr>
@@ -5556,7 +5556,7 @@
     </w:p>
     <w:p>
       <w:pPr>
-        <w:pStyle w:val="TOC1"/>
+        <w:pStyle w:val="TOC2"/>
         <w:tabs>
           <w:tab w:val="right" w:leader="dot" w:pos="8630"/>
         </w:tabs>
@@ -5570,13 +5570,13 @@
           <w14:ligatures w14:val="standardContextual"/>
         </w:rPr>
       </w:pPr>
-      <w:hyperlink w:anchor="_Toc243461041" w:history="1">
+      <w:hyperlink w:anchor="_Toc243479274" w:history="1">
         <w:r>
           <w:rPr>
             <w:rStyle w:val="Hyperlink"/>
             <w:noProof/>
           </w:rPr>
-          <w:t>15. Financial Accounts</w:t>
+          <w:t>13.2 Receiving a transfer</w:t>
         </w:r>
         <w:r>
           <w:rPr>
@@ -5597,7 +5597,7 @@
             <w:noProof/>
             <w:webHidden/>
           </w:rPr>
-          <w:instrText xml:space="preserve"> PAGEREF _Toc243461041 \h </w:instrText>
+          <w:instrText xml:space="preserve"> PAGEREF _Toc243479274 \h </w:instrText>
         </w:r>
         <w:r>
           <w:rPr>
@@ -5617,7 +5617,7 @@
             <w:noProof/>
             <w:webHidden/>
           </w:rPr>
-          <w:t>41</w:t>
+          <w:t>43</w:t>
         </w:r>
         <w:r>
           <w:rPr>
@@ -5630,7 +5630,7 @@
     </w:p>
     <w:p>
       <w:pPr>
-        <w:pStyle w:val="TOC2"/>
+        <w:pStyle w:val="TOC1"/>
         <w:tabs>
           <w:tab w:val="right" w:leader="dot" w:pos="8630"/>
         </w:tabs>
@@ -5644,13 +5644,13 @@
           <w14:ligatures w14:val="standardContextual"/>
         </w:rPr>
       </w:pPr>
-      <w:hyperlink w:anchor="_Toc243461042" w:history="1">
+      <w:hyperlink w:anchor="_Toc243479275" w:history="1">
         <w:r>
           <w:rPr>
             <w:rStyle w:val="Hyperlink"/>
             <w:noProof/>
           </w:rPr>
-          <w:t>15.1 Cash, bank, and mobile money accounts</w:t>
+          <w:t>14. Direct Deliveries (Distributor)</w:t>
         </w:r>
         <w:r>
           <w:rPr>
@@ -5671,7 +5671,7 @@
             <w:noProof/>
             <w:webHidden/>
           </w:rPr>
-          <w:instrText xml:space="preserve"> PAGEREF _Toc243461042 \h </w:instrText>
+          <w:instrText xml:space="preserve"> PAGEREF _Toc243479275 \h </w:instrText>
         </w:r>
         <w:r>
           <w:rPr>
@@ -5691,7 +5691,7 @@
             <w:noProof/>
             <w:webHidden/>
           </w:rPr>
-          <w:t>41</w:t>
+          <w:t>44</w:t>
         </w:r>
         <w:r>
           <w:rPr>
@@ -5718,13 +5718,13 @@
           <w14:ligatures w14:val="standardContextual"/>
         </w:rPr>
       </w:pPr>
-      <w:hyperlink w:anchor="_Toc243461043" w:history="1">
+      <w:hyperlink w:anchor="_Toc243479276" w:history="1">
         <w:r>
           <w:rPr>
             <w:rStyle w:val="Hyperlink"/>
             <w:noProof/>
           </w:rPr>
-          <w:t>15.2 Adding an account</w:t>
+          <w:t>14.1 Recording a direct delivery</w:t>
         </w:r>
         <w:r>
           <w:rPr>
@@ -5745,7 +5745,7 @@
             <w:noProof/>
             <w:webHidden/>
           </w:rPr>
-          <w:instrText xml:space="preserve"> PAGEREF _Toc243461043 \h </w:instrText>
+          <w:instrText xml:space="preserve"> PAGEREF _Toc243479276 \h </w:instrText>
         </w:r>
         <w:r>
           <w:rPr>
@@ -5765,7 +5765,7 @@
             <w:noProof/>
             <w:webHidden/>
           </w:rPr>
-          <w:t>41</w:t>
+          <w:t>44</w:t>
         </w:r>
         <w:r>
           <w:rPr>
@@ -5778,7 +5778,7 @@
     </w:p>
     <w:p>
       <w:pPr>
-        <w:pStyle w:val="TOC2"/>
+        <w:pStyle w:val="TOC1"/>
         <w:tabs>
           <w:tab w:val="right" w:leader="dot" w:pos="8630"/>
         </w:tabs>
@@ -5792,13 +5792,13 @@
           <w14:ligatures w14:val="standardContextual"/>
         </w:rPr>
       </w:pPr>
-      <w:hyperlink w:anchor="_Toc243461044" w:history="1">
+      <w:hyperlink w:anchor="_Toc243479277" w:history="1">
         <w:r>
           <w:rPr>
             <w:rStyle w:val="Hyperlink"/>
             <w:noProof/>
           </w:rPr>
-          <w:t>15.3 Moving funds between accounts</w:t>
+          <w:t>15. Financial Accounts</w:t>
         </w:r>
         <w:r>
           <w:rPr>
@@ -5819,7 +5819,7 @@
             <w:noProof/>
             <w:webHidden/>
           </w:rPr>
-          <w:instrText xml:space="preserve"> PAGEREF _Toc243461044 \h </w:instrText>
+          <w:instrText xml:space="preserve"> PAGEREF _Toc243479277 \h </w:instrText>
         </w:r>
         <w:r>
           <w:rPr>
@@ -5839,7 +5839,7 @@
             <w:noProof/>
             <w:webHidden/>
           </w:rPr>
-          <w:t>41</w:t>
+          <w:t>45</w:t>
         </w:r>
         <w:r>
           <w:rPr>
@@ -5866,13 +5866,13 @@
           <w14:ligatures w14:val="standardContextual"/>
         </w:rPr>
       </w:pPr>
-      <w:hyperlink w:anchor="_Toc243461045" w:history="1">
+      <w:hyperlink w:anchor="_Toc243479278" w:history="1">
         <w:r>
           <w:rPr>
             <w:rStyle w:val="Hyperlink"/>
             <w:noProof/>
           </w:rPr>
-          <w:t>15.4 Account ledger</w:t>
+          <w:t>15.1 Cash, bank, and mobile money accounts</w:t>
         </w:r>
         <w:r>
           <w:rPr>
@@ -5893,7 +5893,7 @@
             <w:noProof/>
             <w:webHidden/>
           </w:rPr>
-          <w:instrText xml:space="preserve"> PAGEREF _Toc243461045 \h </w:instrText>
+          <w:instrText xml:space="preserve"> PAGEREF _Toc243479278 \h </w:instrText>
         </w:r>
         <w:r>
           <w:rPr>
@@ -5913,7 +5913,7 @@
             <w:noProof/>
             <w:webHidden/>
           </w:rPr>
-          <w:t>42</w:t>
+          <w:t>45</w:t>
         </w:r>
         <w:r>
           <w:rPr>
@@ -5926,7 +5926,7 @@
     </w:p>
     <w:p>
       <w:pPr>
-        <w:pStyle w:val="TOC1"/>
+        <w:pStyle w:val="TOC2"/>
         <w:tabs>
           <w:tab w:val="right" w:leader="dot" w:pos="8630"/>
         </w:tabs>
@@ -5940,13 +5940,13 @@
           <w14:ligatures w14:val="standardContextual"/>
         </w:rPr>
       </w:pPr>
-      <w:hyperlink w:anchor="_Toc243461046" w:history="1">
+      <w:hyperlink w:anchor="_Toc243479279" w:history="1">
         <w:r>
           <w:rPr>
             <w:rStyle w:val="Hyperlink"/>
             <w:noProof/>
           </w:rPr>
-          <w:t>16. Customer Transactions</w:t>
+          <w:t>15.2 Adding an account</w:t>
         </w:r>
         <w:r>
           <w:rPr>
@@ -5967,7 +5967,7 @@
             <w:noProof/>
             <w:webHidden/>
           </w:rPr>
-          <w:instrText xml:space="preserve"> PAGEREF _Toc243461046 \h </w:instrText>
+          <w:instrText xml:space="preserve"> PAGEREF _Toc243479279 \h </w:instrText>
         </w:r>
         <w:r>
           <w:rPr>
@@ -5987,7 +5987,7 @@
             <w:noProof/>
             <w:webHidden/>
           </w:rPr>
-          <w:t>43</w:t>
+          <w:t>45</w:t>
         </w:r>
         <w:r>
           <w:rPr>
@@ -6000,7 +6000,7 @@
     </w:p>
     <w:p>
       <w:pPr>
-        <w:pStyle w:val="TOC1"/>
+        <w:pStyle w:val="TOC2"/>
         <w:tabs>
           <w:tab w:val="right" w:leader="dot" w:pos="8630"/>
         </w:tabs>
@@ -6014,13 +6014,13 @@
           <w14:ligatures w14:val="standardContextual"/>
         </w:rPr>
       </w:pPr>
-      <w:hyperlink w:anchor="_Toc243461047" w:history="1">
+      <w:hyperlink w:anchor="_Toc243479280" w:history="1">
         <w:r>
           <w:rPr>
             <w:rStyle w:val="Hyperlink"/>
             <w:noProof/>
           </w:rPr>
-          <w:t>17. Expenses</w:t>
+          <w:t>15.3 Moving funds between accounts</w:t>
         </w:r>
         <w:r>
           <w:rPr>
@@ -6041,7 +6041,7 @@
             <w:noProof/>
             <w:webHidden/>
           </w:rPr>
-          <w:instrText xml:space="preserve"> PAGEREF _Toc243461047 \h </w:instrText>
+          <w:instrText xml:space="preserve"> PAGEREF _Toc243479280 \h </w:instrText>
         </w:r>
         <w:r>
           <w:rPr>
@@ -6061,7 +6061,7 @@
             <w:noProof/>
             <w:webHidden/>
           </w:rPr>
-          <w:t>44</w:t>
+          <w:t>45</w:t>
         </w:r>
         <w:r>
           <w:rPr>
@@ -6088,13 +6088,13 @@
           <w14:ligatures w14:val="standardContextual"/>
         </w:rPr>
       </w:pPr>
-      <w:hyperlink w:anchor="_Toc243461048" w:history="1">
+      <w:hyperlink w:anchor="_Toc243479281" w:history="1">
         <w:r>
           <w:rPr>
             <w:rStyle w:val="Hyperlink"/>
             <w:noProof/>
           </w:rPr>
-          <w:t>17.1 Recording an expense</w:t>
+          <w:t>15.4 Account ledger</w:t>
         </w:r>
         <w:r>
           <w:rPr>
@@ -6115,7 +6115,7 @@
             <w:noProof/>
             <w:webHidden/>
           </w:rPr>
-          <w:instrText xml:space="preserve"> PAGEREF _Toc243461048 \h </w:instrText>
+          <w:instrText xml:space="preserve"> PAGEREF _Toc243479281 \h </w:instrText>
         </w:r>
         <w:r>
           <w:rPr>
@@ -6135,7 +6135,7 @@
             <w:noProof/>
             <w:webHidden/>
           </w:rPr>
-          <w:t>44</w:t>
+          <w:t>46</w:t>
         </w:r>
         <w:r>
           <w:rPr>
@@ -6162,13 +6162,13 @@
           <w14:ligatures w14:val="standardContextual"/>
         </w:rPr>
       </w:pPr>
-      <w:hyperlink w:anchor="_Toc243461049" w:history="1">
+      <w:hyperlink w:anchor="_Toc243479282" w:history="1">
         <w:r>
           <w:rPr>
             <w:rStyle w:val="Hyperlink"/>
             <w:noProof/>
           </w:rPr>
-          <w:t>18. Suspense Account</w:t>
+          <w:t>16. Customer Transactions</w:t>
         </w:r>
         <w:r>
           <w:rPr>
@@ -6189,7 +6189,7 @@
             <w:noProof/>
             <w:webHidden/>
           </w:rPr>
-          <w:instrText xml:space="preserve"> PAGEREF _Toc243461049 \h </w:instrText>
+          <w:instrText xml:space="preserve"> PAGEREF _Toc243479282 \h </w:instrText>
         </w:r>
         <w:r>
           <w:rPr>
@@ -6209,7 +6209,7 @@
             <w:noProof/>
             <w:webHidden/>
           </w:rPr>
-          <w:t>45</w:t>
+          <w:t>47</w:t>
         </w:r>
         <w:r>
           <w:rPr>
@@ -6222,7 +6222,7 @@
     </w:p>
     <w:p>
       <w:pPr>
-        <w:pStyle w:val="TOC2"/>
+        <w:pStyle w:val="TOC1"/>
         <w:tabs>
           <w:tab w:val="right" w:leader="dot" w:pos="8630"/>
         </w:tabs>
@@ -6236,13 +6236,13 @@
           <w14:ligatures w14:val="standardContextual"/>
         </w:rPr>
       </w:pPr>
-      <w:hyperlink w:anchor="_Toc243461050" w:history="1">
+      <w:hyperlink w:anchor="_Toc243479283" w:history="1">
         <w:r>
           <w:rPr>
             <w:rStyle w:val="Hyperlink"/>
             <w:noProof/>
           </w:rPr>
-          <w:t>18.1 Recording an unidentified deposit</w:t>
+          <w:t>17. Expenses</w:t>
         </w:r>
         <w:r>
           <w:rPr>
@@ -6263,7 +6263,7 @@
             <w:noProof/>
             <w:webHidden/>
           </w:rPr>
-          <w:instrText xml:space="preserve"> PAGEREF _Toc243461050 \h </w:instrText>
+          <w:instrText xml:space="preserve"> PAGEREF _Toc243479283 \h </w:instrText>
         </w:r>
         <w:r>
           <w:rPr>
@@ -6283,7 +6283,7 @@
             <w:noProof/>
             <w:webHidden/>
           </w:rPr>
-          <w:t>45</w:t>
+          <w:t>48</w:t>
         </w:r>
         <w:r>
           <w:rPr>
@@ -6310,13 +6310,13 @@
           <w14:ligatures w14:val="standardContextual"/>
         </w:rPr>
       </w:pPr>
-      <w:hyperlink w:anchor="_Toc243461051" w:history="1">
+      <w:hyperlink w:anchor="_Toc243479284" w:history="1">
         <w:r>
           <w:rPr>
             <w:rStyle w:val="Hyperlink"/>
             <w:noProof/>
           </w:rPr>
-          <w:t>18.2 Resolving it once you know the customer</w:t>
+          <w:t>17.1 Recording an expense</w:t>
         </w:r>
         <w:r>
           <w:rPr>
@@ -6337,7 +6337,7 @@
             <w:noProof/>
             <w:webHidden/>
           </w:rPr>
-          <w:instrText xml:space="preserve"> PAGEREF _Toc243461051 \h </w:instrText>
+          <w:instrText xml:space="preserve"> PAGEREF _Toc243479284 \h </w:instrText>
         </w:r>
         <w:r>
           <w:rPr>
@@ -6357,7 +6357,7 @@
             <w:noProof/>
             <w:webHidden/>
           </w:rPr>
-          <w:t>45</w:t>
+          <w:t>48</w:t>
         </w:r>
         <w:r>
           <w:rPr>
@@ -6384,13 +6384,13 @@
           <w14:ligatures w14:val="standardContextual"/>
         </w:rPr>
       </w:pPr>
-      <w:hyperlink w:anchor="_Toc243461052" w:history="1">
+      <w:hyperlink w:anchor="_Toc243479285" w:history="1">
         <w:r>
           <w:rPr>
             <w:rStyle w:val="Hyperlink"/>
             <w:noProof/>
           </w:rPr>
-          <w:t>19. Reports</w:t>
+          <w:t>18. Suspense Account</w:t>
         </w:r>
         <w:r>
           <w:rPr>
@@ -6411,7 +6411,7 @@
             <w:noProof/>
             <w:webHidden/>
           </w:rPr>
-          <w:instrText xml:space="preserve"> PAGEREF _Toc243461052 \h </w:instrText>
+          <w:instrText xml:space="preserve"> PAGEREF _Toc243479285 \h </w:instrText>
         </w:r>
         <w:r>
           <w:rPr>
@@ -6431,7 +6431,7 @@
             <w:noProof/>
             <w:webHidden/>
           </w:rPr>
-          <w:t>46</w:t>
+          <w:t>49</w:t>
         </w:r>
         <w:r>
           <w:rPr>
@@ -6458,13 +6458,13 @@
           <w14:ligatures w14:val="standardContextual"/>
         </w:rPr>
       </w:pPr>
-      <w:hyperlink w:anchor="_Toc243461053" w:history="1">
+      <w:hyperlink w:anchor="_Toc243479286" w:history="1">
         <w:r>
           <w:rPr>
             <w:rStyle w:val="Hyperlink"/>
             <w:noProof/>
           </w:rPr>
-          <w:t>19.1 Available on every plan</w:t>
+          <w:t>18.1 Recording an unidentified deposit</w:t>
         </w:r>
         <w:r>
           <w:rPr>
@@ -6485,7 +6485,7 @@
             <w:noProof/>
             <w:webHidden/>
           </w:rPr>
-          <w:instrText xml:space="preserve"> PAGEREF _Toc243461053 \h </w:instrText>
+          <w:instrText xml:space="preserve"> PAGEREF _Toc243479286 \h </w:instrText>
         </w:r>
         <w:r>
           <w:rPr>
@@ -6505,7 +6505,7 @@
             <w:noProof/>
             <w:webHidden/>
           </w:rPr>
-          <w:t>46</w:t>
+          <w:t>49</w:t>
         </w:r>
         <w:r>
           <w:rPr>
@@ -6532,13 +6532,13 @@
           <w14:ligatures w14:val="standardContextual"/>
         </w:rPr>
       </w:pPr>
-      <w:hyperlink w:anchor="_Toc243461054" w:history="1">
+      <w:hyperlink w:anchor="_Toc243479287" w:history="1">
         <w:r>
           <w:rPr>
             <w:rStyle w:val="Hyperlink"/>
             <w:noProof/>
           </w:rPr>
-          <w:t>19.2 Advanced reports (Growth &amp; Enterprise only)</w:t>
+          <w:t>18.2 Resolving it once you know the customer</w:t>
         </w:r>
         <w:r>
           <w:rPr>
@@ -6559,7 +6559,7 @@
             <w:noProof/>
             <w:webHidden/>
           </w:rPr>
-          <w:instrText xml:space="preserve"> PAGEREF _Toc243461054 \h </w:instrText>
+          <w:instrText xml:space="preserve"> PAGEREF _Toc243479287 \h </w:instrText>
         </w:r>
         <w:r>
           <w:rPr>
@@ -6579,7 +6579,7 @@
             <w:noProof/>
             <w:webHidden/>
           </w:rPr>
-          <w:t>47</w:t>
+          <w:t>49</w:t>
         </w:r>
         <w:r>
           <w:rPr>
@@ -6592,7 +6592,7 @@
     </w:p>
     <w:p>
       <w:pPr>
-        <w:pStyle w:val="TOC2"/>
+        <w:pStyle w:val="TOC1"/>
         <w:tabs>
           <w:tab w:val="right" w:leader="dot" w:pos="8630"/>
         </w:tabs>
@@ -6606,13 +6606,13 @@
           <w14:ligatures w14:val="standardContextual"/>
         </w:rPr>
       </w:pPr>
-      <w:hyperlink w:anchor="_Toc243461055" w:history="1">
+      <w:hyperlink w:anchor="_Toc243479288" w:history="1">
         <w:r>
           <w:rPr>
             <w:rStyle w:val="Hyperlink"/>
             <w:noProof/>
           </w:rPr>
-          <w:t>19.3 Settling customer credit between branches</w:t>
+          <w:t>19. Reports</w:t>
         </w:r>
         <w:r>
           <w:rPr>
@@ -6633,7 +6633,7 @@
             <w:noProof/>
             <w:webHidden/>
           </w:rPr>
-          <w:instrText xml:space="preserve"> PAGEREF _Toc243461055 \h </w:instrText>
+          <w:instrText xml:space="preserve"> PAGEREF _Toc243479288 \h </w:instrText>
         </w:r>
         <w:r>
           <w:rPr>
@@ -6653,7 +6653,7 @@
             <w:noProof/>
             <w:webHidden/>
           </w:rPr>
-          <w:t>48</w:t>
+          <w:t>50</w:t>
         </w:r>
         <w:r>
           <w:rPr>
@@ -6666,7 +6666,7 @@
     </w:p>
     <w:p>
       <w:pPr>
-        <w:pStyle w:val="TOC1"/>
+        <w:pStyle w:val="TOC2"/>
         <w:tabs>
           <w:tab w:val="right" w:leader="dot" w:pos="8630"/>
         </w:tabs>
@@ -6680,13 +6680,13 @@
           <w14:ligatures w14:val="standardContextual"/>
         </w:rPr>
       </w:pPr>
-      <w:hyperlink w:anchor="_Toc243461056" w:history="1">
+      <w:hyperlink w:anchor="_Toc243479289" w:history="1">
         <w:r>
           <w:rPr>
             <w:rStyle w:val="Hyperlink"/>
             <w:noProof/>
           </w:rPr>
-          <w:t>20. Import &amp; Export</w:t>
+          <w:t>19.1 Available on every plan</w:t>
         </w:r>
         <w:r>
           <w:rPr>
@@ -6707,7 +6707,7 @@
             <w:noProof/>
             <w:webHidden/>
           </w:rPr>
-          <w:instrText xml:space="preserve"> PAGEREF _Toc243461056 \h </w:instrText>
+          <w:instrText xml:space="preserve"> PAGEREF _Toc243479289 \h </w:instrText>
         </w:r>
         <w:r>
           <w:rPr>
@@ -6727,7 +6727,7 @@
             <w:noProof/>
             <w:webHidden/>
           </w:rPr>
-          <w:t>49</w:t>
+          <w:t>50</w:t>
         </w:r>
         <w:r>
           <w:rPr>
@@ -6754,13 +6754,13 @@
           <w14:ligatures w14:val="standardContextual"/>
         </w:rPr>
       </w:pPr>
-      <w:hyperlink w:anchor="_Toc243461057" w:history="1">
+      <w:hyperlink w:anchor="_Toc243479290" w:history="1">
         <w:r>
           <w:rPr>
             <w:rStyle w:val="Hyperlink"/>
             <w:noProof/>
           </w:rPr>
-          <w:t>20.1 Importing data</w:t>
+          <w:t>19.2 Advanced reports (Growth &amp; Enterprise only)</w:t>
         </w:r>
         <w:r>
           <w:rPr>
@@ -6781,7 +6781,7 @@
             <w:noProof/>
             <w:webHidden/>
           </w:rPr>
-          <w:instrText xml:space="preserve"> PAGEREF _Toc243461057 \h </w:instrText>
+          <w:instrText xml:space="preserve"> PAGEREF _Toc243479290 \h </w:instrText>
         </w:r>
         <w:r>
           <w:rPr>
@@ -6801,7 +6801,7 @@
             <w:noProof/>
             <w:webHidden/>
           </w:rPr>
-          <w:t>49</w:t>
+          <w:t>51</w:t>
         </w:r>
         <w:r>
           <w:rPr>
@@ -6828,13 +6828,13 @@
           <w14:ligatures w14:val="standardContextual"/>
         </w:rPr>
       </w:pPr>
-      <w:hyperlink w:anchor="_Toc243461058" w:history="1">
+      <w:hyperlink w:anchor="_Toc243479291" w:history="1">
         <w:r>
           <w:rPr>
             <w:rStyle w:val="Hyperlink"/>
             <w:noProof/>
           </w:rPr>
-          <w:t>20.2 Exporting data</w:t>
+          <w:t>19.3 Settling customer credit between branches</w:t>
         </w:r>
         <w:r>
           <w:rPr>
@@ -6855,7 +6855,7 @@
             <w:noProof/>
             <w:webHidden/>
           </w:rPr>
-          <w:instrText xml:space="preserve"> PAGEREF _Toc243461058 \h </w:instrText>
+          <w:instrText xml:space="preserve"> PAGEREF _Toc243479291 \h </w:instrText>
         </w:r>
         <w:r>
           <w:rPr>
@@ -6875,7 +6875,7 @@
             <w:noProof/>
             <w:webHidden/>
           </w:rPr>
-          <w:t>50</w:t>
+          <w:t>52</w:t>
         </w:r>
         <w:r>
           <w:rPr>
@@ -6888,7 +6888,7 @@
     </w:p>
     <w:p>
       <w:pPr>
-        <w:pStyle w:val="TOC1"/>
+        <w:pStyle w:val="TOC2"/>
         <w:tabs>
           <w:tab w:val="right" w:leader="dot" w:pos="8630"/>
         </w:tabs>
@@ -6902,13 +6902,13 @@
           <w14:ligatures w14:val="standardContextual"/>
         </w:rPr>
       </w:pPr>
-      <w:hyperlink w:anchor="_Toc243461059" w:history="1">
+      <w:hyperlink w:anchor="_Toc243479292" w:history="1">
         <w:r>
           <w:rPr>
             <w:rStyle w:val="Hyperlink"/>
             <w:noProof/>
           </w:rPr>
-          <w:t>21. Administration</w:t>
+          <w:t>19.4 Who sees profit</w:t>
         </w:r>
         <w:r>
           <w:rPr>
@@ -6929,7 +6929,7 @@
             <w:noProof/>
             <w:webHidden/>
           </w:rPr>
-          <w:instrText xml:space="preserve"> PAGEREF _Toc243461059 \h </w:instrText>
+          <w:instrText xml:space="preserve"> PAGEREF _Toc243479292 \h </w:instrText>
         </w:r>
         <w:r>
           <w:rPr>
@@ -6962,7 +6962,7 @@
     </w:p>
     <w:p>
       <w:pPr>
-        <w:pStyle w:val="TOC2"/>
+        <w:pStyle w:val="TOC1"/>
         <w:tabs>
           <w:tab w:val="right" w:leader="dot" w:pos="8630"/>
         </w:tabs>
@@ -6976,13 +6976,13 @@
           <w14:ligatures w14:val="standardContextual"/>
         </w:rPr>
       </w:pPr>
-      <w:hyperlink w:anchor="_Toc243461060" w:history="1">
+      <w:hyperlink w:anchor="_Toc243479293" w:history="1">
         <w:r>
           <w:rPr>
             <w:rStyle w:val="Hyperlink"/>
             <w:noProof/>
           </w:rPr>
-          <w:t>21.1 Users</w:t>
+          <w:t>20. Import &amp; Export</w:t>
         </w:r>
         <w:r>
           <w:rPr>
@@ -7003,7 +7003,7 @@
             <w:noProof/>
             <w:webHidden/>
           </w:rPr>
-          <w:instrText xml:space="preserve"> PAGEREF _Toc243461060 \h </w:instrText>
+          <w:instrText xml:space="preserve"> PAGEREF _Toc243479293 \h </w:instrText>
         </w:r>
         <w:r>
           <w:rPr>
@@ -7023,7 +7023,7 @@
             <w:noProof/>
             <w:webHidden/>
           </w:rPr>
-          <w:t>52</w:t>
+          <w:t>54</w:t>
         </w:r>
         <w:r>
           <w:rPr>
@@ -7050,13 +7050,13 @@
           <w14:ligatures w14:val="standardContextual"/>
         </w:rPr>
       </w:pPr>
-      <w:hyperlink w:anchor="_Toc243461061" w:history="1">
+      <w:hyperlink w:anchor="_Toc243479294" w:history="1">
         <w:r>
           <w:rPr>
             <w:rStyle w:val="Hyperlink"/>
             <w:noProof/>
           </w:rPr>
-          <w:t>21.2 Roles &amp; Permissions</w:t>
+          <w:t>20.1 Importing data</w:t>
         </w:r>
         <w:r>
           <w:rPr>
@@ -7077,7 +7077,7 @@
             <w:noProof/>
             <w:webHidden/>
           </w:rPr>
-          <w:instrText xml:space="preserve"> PAGEREF _Toc243461061 \h </w:instrText>
+          <w:instrText xml:space="preserve"> PAGEREF _Toc243479294 \h </w:instrText>
         </w:r>
         <w:r>
           <w:rPr>
@@ -7097,7 +7097,7 @@
             <w:noProof/>
             <w:webHidden/>
           </w:rPr>
-          <w:t>52</w:t>
+          <w:t>54</w:t>
         </w:r>
         <w:r>
           <w:rPr>
@@ -7124,13 +7124,13 @@
           <w14:ligatures w14:val="standardContextual"/>
         </w:rPr>
       </w:pPr>
-      <w:hyperlink w:anchor="_Toc243461062" w:history="1">
+      <w:hyperlink w:anchor="_Toc243479295" w:history="1">
         <w:r>
           <w:rPr>
             <w:rStyle w:val="Hyperlink"/>
             <w:noProof/>
           </w:rPr>
-          <w:t>21.3 Branches</w:t>
+          <w:t>20.2 Exporting data</w:t>
         </w:r>
         <w:r>
           <w:rPr>
@@ -7151,7 +7151,7 @@
             <w:noProof/>
             <w:webHidden/>
           </w:rPr>
-          <w:instrText xml:space="preserve"> PAGEREF _Toc243461062 \h </w:instrText>
+          <w:instrText xml:space="preserve"> PAGEREF _Toc243479295 \h </w:instrText>
         </w:r>
         <w:r>
           <w:rPr>
@@ -7171,7 +7171,7 @@
             <w:noProof/>
             <w:webHidden/>
           </w:rPr>
-          <w:t>54</w:t>
+          <w:t>55</w:t>
         </w:r>
         <w:r>
           <w:rPr>
@@ -7184,7 +7184,7 @@
     </w:p>
     <w:p>
       <w:pPr>
-        <w:pStyle w:val="TOC2"/>
+        <w:pStyle w:val="TOC1"/>
         <w:tabs>
           <w:tab w:val="right" w:leader="dot" w:pos="8630"/>
         </w:tabs>
@@ -7198,13 +7198,13 @@
           <w14:ligatures w14:val="standardContextual"/>
         </w:rPr>
       </w:pPr>
-      <w:hyperlink w:anchor="_Toc243461063" w:history="1">
+      <w:hyperlink w:anchor="_Toc243479296" w:history="1">
         <w:r>
           <w:rPr>
             <w:rStyle w:val="Hyperlink"/>
             <w:noProof/>
           </w:rPr>
-          <w:t>21.4 Audit Log</w:t>
+          <w:t>21. Administration</w:t>
         </w:r>
         <w:r>
           <w:rPr>
@@ -7225,7 +7225,7 @@
             <w:noProof/>
             <w:webHidden/>
           </w:rPr>
-          <w:instrText xml:space="preserve"> PAGEREF _Toc243461063 \h </w:instrText>
+          <w:instrText xml:space="preserve"> PAGEREF _Toc243479296 \h </w:instrText>
         </w:r>
         <w:r>
           <w:rPr>
@@ -7245,7 +7245,7 @@
             <w:noProof/>
             <w:webHidden/>
           </w:rPr>
-          <w:t>54</w:t>
+          <w:t>57</w:t>
         </w:r>
         <w:r>
           <w:rPr>
@@ -7272,13 +7272,13 @@
           <w14:ligatures w14:val="standardContextual"/>
         </w:rPr>
       </w:pPr>
-      <w:hyperlink w:anchor="_Toc243461064" w:history="1">
+      <w:hyperlink w:anchor="_Toc243479297" w:history="1">
         <w:r>
           <w:rPr>
             <w:rStyle w:val="Hyperlink"/>
             <w:noProof/>
           </w:rPr>
-          <w:t>21.5 Settings</w:t>
+          <w:t>21.1 Users</w:t>
         </w:r>
         <w:r>
           <w:rPr>
@@ -7299,7 +7299,7 @@
             <w:noProof/>
             <w:webHidden/>
           </w:rPr>
-          <w:instrText xml:space="preserve"> PAGEREF _Toc243461064 \h </w:instrText>
+          <w:instrText xml:space="preserve"> PAGEREF _Toc243479297 \h </w:instrText>
         </w:r>
         <w:r>
           <w:rPr>
@@ -7319,7 +7319,7 @@
             <w:noProof/>
             <w:webHidden/>
           </w:rPr>
-          <w:t>54</w:t>
+          <w:t>57</w:t>
         </w:r>
         <w:r>
           <w:rPr>
@@ -7346,13 +7346,13 @@
           <w14:ligatures w14:val="standardContextual"/>
         </w:rPr>
       </w:pPr>
-      <w:hyperlink w:anchor="_Toc243461065" w:history="1">
+      <w:hyperlink w:anchor="_Toc243479298" w:history="1">
         <w:r>
           <w:rPr>
             <w:rStyle w:val="Hyperlink"/>
             <w:noProof/>
           </w:rPr>
-          <w:t>21.6 Subscription</w:t>
+          <w:t>21.2 Roles &amp; Permissions</w:t>
         </w:r>
         <w:r>
           <w:rPr>
@@ -7373,7 +7373,7 @@
             <w:noProof/>
             <w:webHidden/>
           </w:rPr>
-          <w:instrText xml:space="preserve"> PAGEREF _Toc243461065 \h </w:instrText>
+          <w:instrText xml:space="preserve"> PAGEREF _Toc243479298 \h </w:instrText>
         </w:r>
         <w:r>
           <w:rPr>
@@ -7393,7 +7393,7 @@
             <w:noProof/>
             <w:webHidden/>
           </w:rPr>
-          <w:t>56</w:t>
+          <w:t>57</w:t>
         </w:r>
         <w:r>
           <w:rPr>
@@ -7406,7 +7406,7 @@
     </w:p>
     <w:p>
       <w:pPr>
-        <w:pStyle w:val="TOC1"/>
+        <w:pStyle w:val="TOC2"/>
         <w:tabs>
           <w:tab w:val="right" w:leader="dot" w:pos="8630"/>
         </w:tabs>
@@ -7420,13 +7420,13 @@
           <w14:ligatures w14:val="standardContextual"/>
         </w:rPr>
       </w:pPr>
-      <w:hyperlink w:anchor="_Toc243461066" w:history="1">
+      <w:hyperlink w:anchor="_Toc243479299" w:history="1">
         <w:r>
           <w:rPr>
             <w:rStyle w:val="Hyperlink"/>
             <w:noProof/>
           </w:rPr>
-          <w:t>22. Plan Tiers &amp; Feature Availability</w:t>
+          <w:t>21.3 Branches</w:t>
         </w:r>
         <w:r>
           <w:rPr>
@@ -7447,7 +7447,7 @@
             <w:noProof/>
             <w:webHidden/>
           </w:rPr>
-          <w:instrText xml:space="preserve"> PAGEREF _Toc243461066 \h </w:instrText>
+          <w:instrText xml:space="preserve"> PAGEREF _Toc243479299 \h </w:instrText>
         </w:r>
         <w:r>
           <w:rPr>
@@ -7467,7 +7467,7 @@
             <w:noProof/>
             <w:webHidden/>
           </w:rPr>
-          <w:t>57</w:t>
+          <w:t>59</w:t>
         </w:r>
         <w:r>
           <w:rPr>
@@ -7480,7 +7480,7 @@
     </w:p>
     <w:p>
       <w:pPr>
-        <w:pStyle w:val="TOC1"/>
+        <w:pStyle w:val="TOC2"/>
         <w:tabs>
           <w:tab w:val="right" w:leader="dot" w:pos="8630"/>
         </w:tabs>
@@ -7494,13 +7494,13 @@
           <w14:ligatures w14:val="standardContextual"/>
         </w:rPr>
       </w:pPr>
-      <w:hyperlink w:anchor="_Toc243461067" w:history="1">
+      <w:hyperlink w:anchor="_Toc243479300" w:history="1">
         <w:r>
           <w:rPr>
             <w:rStyle w:val="Hyperlink"/>
             <w:noProof/>
           </w:rPr>
-          <w:t>Appendix A: Frequently Asked Questions</w:t>
+          <w:t>21.4 Audit Log</w:t>
         </w:r>
         <w:r>
           <w:rPr>
@@ -7521,7 +7521,7 @@
             <w:noProof/>
             <w:webHidden/>
           </w:rPr>
-          <w:instrText xml:space="preserve"> PAGEREF _Toc243461067 \h </w:instrText>
+          <w:instrText xml:space="preserve"> PAGEREF _Toc243479300 \h </w:instrText>
         </w:r>
         <w:r>
           <w:rPr>
@@ -7541,7 +7541,7 @@
             <w:noProof/>
             <w:webHidden/>
           </w:rPr>
-          <w:t>58</w:t>
+          <w:t>59</w:t>
         </w:r>
         <w:r>
           <w:rPr>
@@ -7554,7 +7554,7 @@
     </w:p>
     <w:p>
       <w:pPr>
-        <w:pStyle w:val="TOC1"/>
+        <w:pStyle w:val="TOC2"/>
         <w:tabs>
           <w:tab w:val="right" w:leader="dot" w:pos="8630"/>
         </w:tabs>
@@ -7568,12 +7568,308 @@
           <w14:ligatures w14:val="standardContextual"/>
         </w:rPr>
       </w:pPr>
-      <w:hyperlink w:anchor="_Toc243461068" w:history="1">
+      <w:hyperlink w:anchor="_Toc243479301" w:history="1">
         <w:r>
           <w:rPr>
             <w:rStyle w:val="Hyperlink"/>
             <w:noProof/>
           </w:rPr>
+          <w:t>21.5 Settings</w:t>
+        </w:r>
+        <w:r>
+          <w:rPr>
+            <w:noProof/>
+            <w:webHidden/>
+          </w:rPr>
+          <w:tab/>
+        </w:r>
+        <w:r>
+          <w:rPr>
+            <w:noProof/>
+            <w:webHidden/>
+          </w:rPr>
+          <w:fldChar w:fldCharType="begin"/>
+        </w:r>
+        <w:r>
+          <w:rPr>
+            <w:noProof/>
+            <w:webHidden/>
+          </w:rPr>
+          <w:instrText xml:space="preserve"> PAGEREF _Toc243479301 \h </w:instrText>
+        </w:r>
+        <w:r>
+          <w:rPr>
+            <w:noProof/>
+            <w:webHidden/>
+          </w:rPr>
+        </w:r>
+        <w:r>
+          <w:rPr>
+            <w:noProof/>
+            <w:webHidden/>
+          </w:rPr>
+          <w:fldChar w:fldCharType="separate"/>
+        </w:r>
+        <w:r>
+          <w:rPr>
+            <w:noProof/>
+            <w:webHidden/>
+          </w:rPr>
+          <w:t>59</w:t>
+        </w:r>
+        <w:r>
+          <w:rPr>
+            <w:noProof/>
+            <w:webHidden/>
+          </w:rPr>
+          <w:fldChar w:fldCharType="end"/>
+        </w:r>
+      </w:hyperlink>
+    </w:p>
+    <w:p>
+      <w:pPr>
+        <w:pStyle w:val="TOC2"/>
+        <w:tabs>
+          <w:tab w:val="right" w:leader="dot" w:pos="8630"/>
+        </w:tabs>
+        <w:rPr>
+          <w:rFonts w:asciiTheme="minorHAnsi" w:hAnsiTheme="minorHAnsi"/>
+          <w:noProof/>
+          <w:kern w:val="2"/>
+          <w:sz w:val="24"/>
+          <w:szCs w:val="24"/>
+          <w:lang w:val="en-GB" w:eastAsia="en-GB"/>
+          <w14:ligatures w14:val="standardContextual"/>
+        </w:rPr>
+      </w:pPr>
+      <w:hyperlink w:anchor="_Toc243479302" w:history="1">
+        <w:r>
+          <w:rPr>
+            <w:rStyle w:val="Hyperlink"/>
+            <w:noProof/>
+          </w:rPr>
+          <w:t>21.6 Subscription</w:t>
+        </w:r>
+        <w:r>
+          <w:rPr>
+            <w:noProof/>
+            <w:webHidden/>
+          </w:rPr>
+          <w:tab/>
+        </w:r>
+        <w:r>
+          <w:rPr>
+            <w:noProof/>
+            <w:webHidden/>
+          </w:rPr>
+          <w:fldChar w:fldCharType="begin"/>
+        </w:r>
+        <w:r>
+          <w:rPr>
+            <w:noProof/>
+            <w:webHidden/>
+          </w:rPr>
+          <w:instrText xml:space="preserve"> PAGEREF _Toc243479302 \h </w:instrText>
+        </w:r>
+        <w:r>
+          <w:rPr>
+            <w:noProof/>
+            <w:webHidden/>
+          </w:rPr>
+        </w:r>
+        <w:r>
+          <w:rPr>
+            <w:noProof/>
+            <w:webHidden/>
+          </w:rPr>
+          <w:fldChar w:fldCharType="separate"/>
+        </w:r>
+        <w:r>
+          <w:rPr>
+            <w:noProof/>
+            <w:webHidden/>
+          </w:rPr>
+          <w:t>61</w:t>
+        </w:r>
+        <w:r>
+          <w:rPr>
+            <w:noProof/>
+            <w:webHidden/>
+          </w:rPr>
+          <w:fldChar w:fldCharType="end"/>
+        </w:r>
+      </w:hyperlink>
+    </w:p>
+    <w:p>
+      <w:pPr>
+        <w:pStyle w:val="TOC1"/>
+        <w:tabs>
+          <w:tab w:val="right" w:leader="dot" w:pos="8630"/>
+        </w:tabs>
+        <w:rPr>
+          <w:rFonts w:asciiTheme="minorHAnsi" w:hAnsiTheme="minorHAnsi"/>
+          <w:noProof/>
+          <w:kern w:val="2"/>
+          <w:sz w:val="24"/>
+          <w:szCs w:val="24"/>
+          <w:lang w:val="en-GB" w:eastAsia="en-GB"/>
+          <w14:ligatures w14:val="standardContextual"/>
+        </w:rPr>
+      </w:pPr>
+      <w:hyperlink w:anchor="_Toc243479303" w:history="1">
+        <w:r>
+          <w:rPr>
+            <w:rStyle w:val="Hyperlink"/>
+            <w:noProof/>
+          </w:rPr>
+          <w:t>22. Plan Tiers &amp; Feature Availability</w:t>
+        </w:r>
+        <w:r>
+          <w:rPr>
+            <w:noProof/>
+            <w:webHidden/>
+          </w:rPr>
+          <w:tab/>
+        </w:r>
+        <w:r>
+          <w:rPr>
+            <w:noProof/>
+            <w:webHidden/>
+          </w:rPr>
+          <w:fldChar w:fldCharType="begin"/>
+        </w:r>
+        <w:r>
+          <w:rPr>
+            <w:noProof/>
+            <w:webHidden/>
+          </w:rPr>
+          <w:instrText xml:space="preserve"> PAGEREF _Toc243479303 \h </w:instrText>
+        </w:r>
+        <w:r>
+          <w:rPr>
+            <w:noProof/>
+            <w:webHidden/>
+          </w:rPr>
+        </w:r>
+        <w:r>
+          <w:rPr>
+            <w:noProof/>
+            <w:webHidden/>
+          </w:rPr>
+          <w:fldChar w:fldCharType="separate"/>
+        </w:r>
+        <w:r>
+          <w:rPr>
+            <w:noProof/>
+            <w:webHidden/>
+          </w:rPr>
+          <w:t>62</w:t>
+        </w:r>
+        <w:r>
+          <w:rPr>
+            <w:noProof/>
+            <w:webHidden/>
+          </w:rPr>
+          <w:fldChar w:fldCharType="end"/>
+        </w:r>
+      </w:hyperlink>
+    </w:p>
+    <w:p>
+      <w:pPr>
+        <w:pStyle w:val="TOC1"/>
+        <w:tabs>
+          <w:tab w:val="right" w:leader="dot" w:pos="8630"/>
+        </w:tabs>
+        <w:rPr>
+          <w:rFonts w:asciiTheme="minorHAnsi" w:hAnsiTheme="minorHAnsi"/>
+          <w:noProof/>
+          <w:kern w:val="2"/>
+          <w:sz w:val="24"/>
+          <w:szCs w:val="24"/>
+          <w:lang w:val="en-GB" w:eastAsia="en-GB"/>
+          <w14:ligatures w14:val="standardContextual"/>
+        </w:rPr>
+      </w:pPr>
+      <w:hyperlink w:anchor="_Toc243479304" w:history="1">
+        <w:r>
+          <w:rPr>
+            <w:rStyle w:val="Hyperlink"/>
+            <w:noProof/>
+          </w:rPr>
+          <w:t>Appendix A: Frequently Asked Questions</w:t>
+        </w:r>
+        <w:r>
+          <w:rPr>
+            <w:noProof/>
+            <w:webHidden/>
+          </w:rPr>
+          <w:tab/>
+        </w:r>
+        <w:r>
+          <w:rPr>
+            <w:noProof/>
+            <w:webHidden/>
+          </w:rPr>
+          <w:fldChar w:fldCharType="begin"/>
+        </w:r>
+        <w:r>
+          <w:rPr>
+            <w:noProof/>
+            <w:webHidden/>
+          </w:rPr>
+          <w:instrText xml:space="preserve"> PAGEREF _Toc243479304 \h </w:instrText>
+        </w:r>
+        <w:r>
+          <w:rPr>
+            <w:noProof/>
+            <w:webHidden/>
+          </w:rPr>
+        </w:r>
+        <w:r>
+          <w:rPr>
+            <w:noProof/>
+            <w:webHidden/>
+          </w:rPr>
+          <w:fldChar w:fldCharType="separate"/>
+        </w:r>
+        <w:r>
+          <w:rPr>
+            <w:noProof/>
+            <w:webHidden/>
+          </w:rPr>
+          <w:t>63</w:t>
+        </w:r>
+        <w:r>
+          <w:rPr>
+            <w:noProof/>
+            <w:webHidden/>
+          </w:rPr>
+          <w:fldChar w:fldCharType="end"/>
+        </w:r>
+      </w:hyperlink>
+    </w:p>
+    <w:p>
+      <w:pPr>
+        <w:pStyle w:val="TOC1"/>
+        <w:tabs>
+          <w:tab w:val="right" w:leader="dot" w:pos="8630"/>
+        </w:tabs>
+        <w:rPr>
+          <w:rFonts w:asciiTheme="minorHAnsi" w:hAnsiTheme="minorHAnsi"/>
+          <w:noProof/>
+          <w:kern w:val="2"/>
+          <w:sz w:val="24"/>
+          <w:szCs w:val="24"/>
+          <w:lang w:val="en-GB" w:eastAsia="en-GB"/>
+          <w14:ligatures w14:val="standardContextual"/>
+        </w:rPr>
+      </w:pPr>
+      <w:hyperlink w:anchor="_Toc243479305" w:history="1">
+        <w:r>
+          <w:rPr>
+            <w:rStyle w:val="Hyperlink"/>
+            <w:noProof/>
+          </w:rPr>
           <w:t>Appendix B: Document Information</w:t>
         </w:r>
         <w:r>
@@ -7595,7 +7891,7 @@
             <w:noProof/>
             <w:webHidden/>
           </w:rPr>
-          <w:instrText xml:space="preserve"> PAGEREF _Toc243461068 \h </w:instrText>
+          <w:instrText xml:space="preserve"> PAGEREF _Toc243479305 \h </w:instrText>
         </w:r>
         <w:r>
           <w:rPr>
@@ -7615,7 +7911,7 @@
             <w:noProof/>
             <w:webHidden/>
           </w:rPr>
-          <w:t>60</w:t>
+          <w:t>65</w:t>
         </w:r>
         <w:r>
           <w:rPr>
@@ -7636,7 +7932,7 @@
         <w:pStyle w:val="Heading1"/>
         <w:pageBreakBefore/>
       </w:pPr>
-      <w:bookmarkStart w:id="1" w:name="_Toc243460968"/>
+      <w:bookmarkStart w:id="1" w:name="_Toc243479201"/>
       <w:r>
         <w:rPr>
           <w:color w:val="1D4E89"/>
@@ -7650,7 +7946,7 @@
       <w:pPr>
         <w:pStyle w:val="Heading2"/>
       </w:pPr>
-      <w:bookmarkStart w:id="2" w:name="_Toc243460969"/>
+      <w:bookmarkStart w:id="2" w:name="_Toc243479202"/>
       <w:r>
         <w:rPr>
           <w:color w:val="1D4E89"/>
@@ -7785,7 +8081,7 @@
       <w:pPr>
         <w:pStyle w:val="Heading2"/>
       </w:pPr>
-      <w:bookmarkStart w:id="3" w:name="_Toc243460970"/>
+      <w:bookmarkStart w:id="3" w:name="_Toc243479203"/>
       <w:r>
         <w:rPr>
           <w:color w:val="1D4E89"/>
@@ -7803,7 +8099,7 @@
       <w:pPr>
         <w:pStyle w:val="Heading2"/>
       </w:pPr>
-      <w:bookmarkStart w:id="4" w:name="_Toc243460971"/>
+      <w:bookmarkStart w:id="4" w:name="_Toc243479204"/>
       <w:r>
         <w:rPr>
           <w:color w:val="1D4E89"/>
@@ -7821,7 +8117,7 @@
       <w:pPr>
         <w:pStyle w:val="Heading2"/>
       </w:pPr>
-      <w:bookmarkStart w:id="5" w:name="_Toc243460972"/>
+      <w:bookmarkStart w:id="5" w:name="_Toc243479205"/>
       <w:r>
         <w:rPr>
           <w:color w:val="1D4E89"/>
@@ -7915,7 +8211,7 @@
       <w:pPr>
         <w:pStyle w:val="Heading2"/>
       </w:pPr>
-      <w:bookmarkStart w:id="6" w:name="_Toc243460973"/>
+      <w:bookmarkStart w:id="6" w:name="_Toc243479206"/>
       <w:r>
         <w:rPr>
           <w:color w:val="1D4E89"/>
@@ -7934,6 +8230,30 @@
         <w:pStyle w:val="ListBullet"/>
       </w:pPr>
       <w:r>
+        <w:t>Opening debts (new in version 1.7) — enter what customers already owed you, and what you already owed suppliers, when you started using IBS, with the date each has been owed since. Balances, statements, and the Receivables and Payables ageing reports include them. See sections 6.3 and 7.3.</w:t>
+      </w:r>
+    </w:p>
+    <w:p>
+      <w:pPr>
+        <w:pStyle w:val="ListBullet"/>
+      </w:pPr>
+      <w:r>
+        <w:t>Importing past sales (Growth &amp; Enterprise, new in version 1.7) — counted your stock a few days before you started? Import the sales made since, instead of counting again. See section 4.7.</w:t>
+      </w:r>
+    </w:p>
+    <w:p>
+      <w:pPr>
+        <w:pStyle w:val="ListBullet"/>
+      </w:pPr>
+      <w:r>
+        <w:t>Who sees profit (new in version 1.7) — on Core and Growth only the Admin role sees the business's profit; on Enterprise the new View Profit permission decides. The Dashboard is back in the menu for cashiers, without profit. See section 19.4.</w:t>
+      </w:r>
+    </w:p>
+    <w:p>
+      <w:pPr>
+        <w:pStyle w:val="ListBullet"/>
+      </w:pPr>
+      <w:r>
         <w:t>Prices at each branch (optional, multi-branch, new in version 1.6) — let each branch sell a product at its own price, set on the product page or in bulk from a spreadsheet. See section 8.6.</w:t>
       </w:r>
     </w:p>
@@ -7980,7 +8300,11 @@
         <w:t>Damaged stock</w:t>
       </w:r>
       <w:r>
-        <w:t xml:space="preserve"> (optional, new in version 1.4) — keep count of damaged goods you sell at a discount instead of returning. Mark them on the Stock page, sell them at the POS on a line switched to Damaged, return them through Stock Out, and follow them in the Damaged Stock report. See sections 9.4 and 3.5.</w:t>
+        <w:t xml:space="preserve"> (optional, new in version 1.4) — keep count of damaged goods you sell at a discount instead of returning. Mark them on the Stock page, sell them at the POS on a line </w:t>
+      </w:r>
+      <w:r>
+        <w:lastRenderedPageBreak/>
+        <w:t>switched to Damaged, return them through Stock Out, and follow them in the Damaged Stock report. See sections 9.4 and 3.5.</w:t>
       </w:r>
     </w:p>
     <w:p>
@@ -8033,7 +8357,6 @@
         <w:rPr>
           <w:b/>
         </w:rPr>
-        <w:lastRenderedPageBreak/>
         <w:t>Purchases list</w:t>
       </w:r>
       <w:r>
@@ -8241,7 +8564,7 @@
         <w:pStyle w:val="Heading1"/>
         <w:pageBreakBefore/>
       </w:pPr>
-      <w:bookmarkStart w:id="7" w:name="_Toc243460974"/>
+      <w:bookmarkStart w:id="7" w:name="_Toc243479207"/>
       <w:r>
         <w:rPr>
           <w:color w:val="1D4E89"/>
@@ -8255,7 +8578,7 @@
       <w:pPr>
         <w:pStyle w:val="Heading2"/>
       </w:pPr>
-      <w:bookmarkStart w:id="8" w:name="_Toc243460975"/>
+      <w:bookmarkStart w:id="8" w:name="_Toc243479208"/>
       <w:r>
         <w:rPr>
           <w:color w:val="1D4E89"/>
@@ -8391,7 +8714,7 @@
       <w:pPr>
         <w:pStyle w:val="Heading2"/>
       </w:pPr>
-      <w:bookmarkStart w:id="9" w:name="_Toc243460976"/>
+      <w:bookmarkStart w:id="9" w:name="_Toc243479209"/>
       <w:r>
         <w:rPr>
           <w:color w:val="1D4E89"/>
@@ -8474,7 +8797,7 @@
               <w:cnfStyle w:val="000000100000" w:firstRow="0" w:lastRow="0" w:firstColumn="0" w:lastColumn="0" w:oddVBand="0" w:evenVBand="0" w:oddHBand="1" w:evenHBand="0" w:firstRowFirstColumn="0" w:firstRowLastColumn="0" w:lastRowFirstColumn="0" w:lastRowLastColumn="0"/>
             </w:pPr>
             <w:r>
-              <w:t>Business overview: alerts, today's performance, charts, quick actions. Shown to anyone with at least one management permission.</w:t>
+              <w:t>Business overview: alerts, today's performance, charts, quick actions. Shown to everyone; the profit only to those who can see it (section 19.4).</w:t>
             </w:r>
           </w:p>
         </w:tc>
@@ -8708,7 +9031,7 @@
       <w:pPr>
         <w:pStyle w:val="Heading2"/>
       </w:pPr>
-      <w:bookmarkStart w:id="10" w:name="_Toc243460977"/>
+      <w:bookmarkStart w:id="10" w:name="_Toc243479210"/>
       <w:r>
         <w:rPr>
           <w:color w:val="1D4E89"/>
@@ -8771,7 +9094,7 @@
       <w:pPr>
         <w:pStyle w:val="Heading2"/>
       </w:pPr>
-      <w:bookmarkStart w:id="11" w:name="_Toc243460978"/>
+      <w:bookmarkStart w:id="11" w:name="_Toc243479211"/>
       <w:r>
         <w:rPr>
           <w:color w:val="1D4E89"/>
@@ -8782,7 +9105,7 @@
     </w:p>
     <w:p>
       <w:r>
-        <w:t>The Dashboard is the home screen for anyone who manages the business (it is hidden from pure cashier accounts, who land on POS instead). It gives a one-screen snapshot:</w:t>
+        <w:t>The Dashboard is the home screen for anyone who manages the business. Cashiers land on POS when they log in, and can open the Dashboard from the menu for its stock alerts. It gives a one-screen snapshot:</w:t>
       </w:r>
     </w:p>
     <w:p>
@@ -8806,7 +9129,8 @@
         <w:pStyle w:val="ListBullet"/>
       </w:pPr>
       <w:r>
-        <w:t>Today's Performance — revenue, profit and margin %, average transaction size, and this month's totals</w:t>
+        <w:lastRenderedPageBreak/>
+        <w:t>Today's Performance — revenue, profit and margin %, average transaction size, and this month's totals (profit only for those who can see it; see section 19.4)</w:t>
       </w:r>
     </w:p>
     <w:p>
@@ -8814,7 +9138,6 @@
         <w:pStyle w:val="ListBullet"/>
       </w:pPr>
       <w:r>
-        <w:lastRenderedPageBreak/>
         <w:t>Financial Health — stock value, receivables, payables, and deposits held, each linking to its report</w:t>
       </w:r>
     </w:p>
@@ -8894,7 +9217,7 @@
       <w:pPr>
         <w:pStyle w:val="Heading2"/>
       </w:pPr>
-      <w:bookmarkStart w:id="12" w:name="_Toc243460979"/>
+      <w:bookmarkStart w:id="12" w:name="_Toc243479212"/>
       <w:r>
         <w:rPr>
           <w:color w:val="1D4E89"/>
@@ -8928,7 +9251,7 @@
       <w:pPr>
         <w:pStyle w:val="Heading2"/>
       </w:pPr>
-      <w:bookmarkStart w:id="13" w:name="_Toc243460980"/>
+      <w:bookmarkStart w:id="13" w:name="_Toc243479213"/>
       <w:r>
         <w:rPr>
           <w:color w:val="1D4E89"/>
@@ -8947,7 +9270,7 @@
         <w:pStyle w:val="Heading1"/>
         <w:pageBreakBefore/>
       </w:pPr>
-      <w:bookmarkStart w:id="14" w:name="_Toc243460981"/>
+      <w:bookmarkStart w:id="14" w:name="_Toc243479214"/>
       <w:r>
         <w:rPr>
           <w:color w:val="1D4E89"/>
@@ -9006,7 +9329,7 @@
       <w:pPr>
         <w:pStyle w:val="Heading2"/>
       </w:pPr>
-      <w:bookmarkStart w:id="15" w:name="_Toc243460982"/>
+      <w:bookmarkStart w:id="15" w:name="_Toc243479215"/>
       <w:r>
         <w:rPr>
           <w:color w:val="1D4E89"/>
@@ -9256,7 +9579,7 @@
       <w:pPr>
         <w:pStyle w:val="Heading2"/>
       </w:pPr>
-      <w:bookmarkStart w:id="16" w:name="_Toc243460983"/>
+      <w:bookmarkStart w:id="16" w:name="_Toc243479216"/>
       <w:r>
         <w:rPr>
           <w:color w:val="1D4E89"/>
@@ -9365,7 +9688,7 @@
       <w:pPr>
         <w:pStyle w:val="Heading2"/>
       </w:pPr>
-      <w:bookmarkStart w:id="17" w:name="_Toc243460984"/>
+      <w:bookmarkStart w:id="17" w:name="_Toc243479217"/>
       <w:r>
         <w:rPr>
           <w:color w:val="1D4E89"/>
@@ -9433,7 +9756,7 @@
       <w:pPr>
         <w:pStyle w:val="Heading2"/>
       </w:pPr>
-      <w:bookmarkStart w:id="18" w:name="_Toc243460985"/>
+      <w:bookmarkStart w:id="18" w:name="_Toc243479218"/>
       <w:r>
         <w:rPr>
           <w:color w:val="1D4E89"/>
@@ -9445,6 +9768,12 @@
     <w:p>
       <w:r>
         <w:t>Users with the “Back-date Sales” permission see an extra Sale Date field on the POS screen, letting them record a sale as having happened on an earlier date — useful for entering historical records.</w:t>
+      </w:r>
+    </w:p>
+    <w:p>
+      <w:r>
+        <w:lastRenderedPageBreak/>
+        <w:t>To enter many past sales at once, such as the sales made between a stock count and your first day on IBS, import them (section 4.7).</w:t>
       </w:r>
     </w:p>
     <w:tbl>
@@ -9477,7 +9806,6 @@
               <w:rPr>
                 <w:b/>
               </w:rPr>
-              <w:lastRenderedPageBreak/>
               <w:t xml:space="preserve">Who can do this:  </w:t>
             </w:r>
             <w:r>
@@ -9491,7 +9819,7 @@
       <w:pPr>
         <w:pStyle w:val="Heading2"/>
       </w:pPr>
-      <w:bookmarkStart w:id="19" w:name="_Toc243460986"/>
+      <w:bookmarkStart w:id="19" w:name="_Toc243479219"/>
       <w:r>
         <w:rPr>
           <w:color w:val="1D4E89"/>
@@ -9586,7 +9914,7 @@
       <w:pPr>
         <w:pStyle w:val="Heading2"/>
       </w:pPr>
-      <w:bookmarkStart w:id="20" w:name="_Toc243460987"/>
+      <w:bookmarkStart w:id="20" w:name="_Toc243479220"/>
       <w:r>
         <w:rPr>
           <w:color w:val="1D4E89"/>
@@ -9637,7 +9965,7 @@
         <w:pStyle w:val="Heading1"/>
         <w:pageBreakBefore/>
       </w:pPr>
-      <w:bookmarkStart w:id="21" w:name="_Toc243460988"/>
+      <w:bookmarkStart w:id="21" w:name="_Toc243479221"/>
       <w:r>
         <w:rPr>
           <w:color w:val="1D4E89"/>
@@ -9696,7 +10024,7 @@
       <w:pPr>
         <w:pStyle w:val="Heading2"/>
       </w:pPr>
-      <w:bookmarkStart w:id="22" w:name="_Toc243460989"/>
+      <w:bookmarkStart w:id="22" w:name="_Toc243479222"/>
       <w:r>
         <w:rPr>
           <w:color w:val="1D4E89"/>
@@ -9714,7 +10042,7 @@
       <w:pPr>
         <w:pStyle w:val="Heading2"/>
       </w:pPr>
-      <w:bookmarkStart w:id="23" w:name="_Toc243460990"/>
+      <w:bookmarkStart w:id="23" w:name="_Toc243479223"/>
       <w:r>
         <w:rPr>
           <w:color w:val="1D4E89"/>
@@ -9767,7 +10095,7 @@
       <w:pPr>
         <w:pStyle w:val="Heading2"/>
       </w:pPr>
-      <w:bookmarkStart w:id="24" w:name="_Toc243460991"/>
+      <w:bookmarkStart w:id="24" w:name="_Toc243479224"/>
       <w:r>
         <w:rPr>
           <w:color w:val="1D4E89"/>
@@ -9858,7 +10186,7 @@
       <w:pPr>
         <w:pStyle w:val="Heading2"/>
       </w:pPr>
-      <w:bookmarkStart w:id="25" w:name="_Toc243460992"/>
+      <w:bookmarkStart w:id="25" w:name="_Toc243479225"/>
       <w:r>
         <w:rPr>
           <w:color w:val="1D4E89"/>
@@ -9930,7 +10258,7 @@
       <w:pPr>
         <w:pStyle w:val="Heading2"/>
       </w:pPr>
-      <w:bookmarkStart w:id="26" w:name="_Toc243460993"/>
+      <w:bookmarkStart w:id="26" w:name="_Toc243479226"/>
       <w:r>
         <w:rPr>
           <w:color w:val="1D4E89"/>
@@ -10022,7 +10350,7 @@
       <w:pPr>
         <w:pStyle w:val="Heading2"/>
       </w:pPr>
-      <w:bookmarkStart w:id="27" w:name="_Toc243460994"/>
+      <w:bookmarkStart w:id="27" w:name="_Toc243479227"/>
       <w:r>
         <w:rPr>
           <w:color w:val="1D4E89"/>
@@ -10435,22 +10763,22 @@
     </w:p>
     <w:p>
       <w:pPr>
-        <w:pStyle w:val="Heading1"/>
-        <w:pageBreakBefore/>
-      </w:pPr>
-      <w:bookmarkStart w:id="28" w:name="_Toc243460995"/>
+        <w:pStyle w:val="Heading2"/>
+      </w:pPr>
+      <w:bookmarkStart w:id="28" w:name="_Toc243256110"/>
+      <w:bookmarkStart w:id="29" w:name="_Toc243479228"/>
       <w:r>
         <w:rPr>
           <w:color w:val="1D4E89"/>
         </w:rPr>
-        <w:lastRenderedPageBreak/>
-        <w:t>5. Purchases</w:t>
+        <w:t>4.7 Importing past sales</w:t>
       </w:r>
       <w:bookmarkEnd w:id="28"/>
-    </w:p>
-    <w:p>
-      <w:r>
-        <w:t>Finance → Purchases is where stock coming in from suppliers is recorded.</w:t>
+      <w:bookmarkEnd w:id="29"/>
+    </w:p>
+    <w:p>
+      <w:r>
+        <w:t>If you counted your stock a few days before you started using IBS, the sales made since the count are missing, and your stock looks higher than it is. You don't need to count again: import those sales from a spreadsheet. Each one is recorded as if it had been rung up at the POS on its date.</w:t>
       </w:r>
     </w:p>
     <w:tbl>
@@ -10486,7 +10814,7 @@
               <w:t xml:space="preserve">Who can do this:  </w:t>
             </w:r>
             <w:r>
-              <w:t>The entire Purchases module requires the purchases.manage permission.</w:t>
+              <w:t>Requires “Access Sales / POS” (sales.access) and “Back-date Sales” (sales.backdate), on the Growth or Enterprise plan.</w:t>
             </w:r>
           </w:p>
         </w:tc>
@@ -10495,34 +10823,14 @@
     <w:p/>
     <w:p>
       <w:pPr>
-        <w:pStyle w:val="Heading2"/>
-      </w:pPr>
-      <w:bookmarkStart w:id="29" w:name="_Toc243460996"/>
+        <w:pStyle w:val="Heading3"/>
+      </w:pPr>
       <w:r>
         <w:rPr>
           <w:color w:val="1D4E89"/>
         </w:rPr>
-        <w:t>5.1 The Purchases list</w:t>
-      </w:r>
-      <w:bookmarkEnd w:id="29"/>
-    </w:p>
-    <w:p>
-      <w:r>
-        <w:t>Shows stat cards (Today's Purchases, Total Spent, Paid Today, Outstanding) and buttons for “📥 Import CSV” and “📤 Export Filtered” (see Chapter 20) and “+ New Purchase.” Filter the list by search, status, and a From / To date range; Export Filtered downloads exactly the purchases the filters show, one row per line.</w:t>
-      </w:r>
-    </w:p>
-    <w:p>
-      <w:pPr>
-        <w:pStyle w:val="Heading2"/>
-      </w:pPr>
-      <w:bookmarkStart w:id="30" w:name="_Toc243460997"/>
-      <w:r>
-        <w:rPr>
-          <w:color w:val="1D4E89"/>
-        </w:rPr>
-        <w:t>5.2 Recording a purchase</w:t>
-      </w:r>
-      <w:bookmarkEnd w:id="30"/>
+        <w:t>Before you import</w:t>
+      </w:r>
     </w:p>
     <w:p>
       <w:pPr>
@@ -10530,11 +10838,11 @@
         <w:keepNext/>
         <w:numPr>
           <w:ilvl w:val="0"/>
-          <w:numId w:val="10"/>
+          <w:numId w:val="47"/>
         </w:numPr>
       </w:pPr>
       <w:r>
-        <w:t>Finance → Purchases → “+ New Purchase.”</w:t>
+        <w:t>Add your products with the stock you counted (section 20.1).</w:t>
       </w:r>
     </w:p>
     <w:p>
@@ -10543,11 +10851,11 @@
         <w:keepNext/>
         <w:numPr>
           <w:ilvl w:val="0"/>
-          <w:numId w:val="10"/>
+          <w:numId w:val="47"/>
         </w:numPr>
       </w:pPr>
       <w:r>
-        <w:t>Select a Supplier — their current balance owed/credit is shown.</w:t>
+        <w:t>Record any purchases made since the count (Chapter 5).</w:t>
       </w:r>
     </w:p>
     <w:p>
@@ -10556,11 +10864,34 @@
         <w:keepNext/>
         <w:numPr>
           <w:ilvl w:val="0"/>
-          <w:numId w:val="10"/>
+          <w:numId w:val="47"/>
         </w:numPr>
       </w:pPr>
       <w:r>
-        <w:t>Search or scan products and add them to the cart; edit Quantity, Unit Cost, and an optional per-item discount % inline.</w:t>
+        <w:t>Add the customers who bought on credit or paid from a deposit (Chapter 6), with what they already owed (section 6.3).</w:t>
+      </w:r>
+    </w:p>
+    <w:p>
+      <w:pPr>
+        <w:pStyle w:val="ListNumber"/>
+        <w:numPr>
+          <w:ilvl w:val="0"/>
+          <w:numId w:val="47"/>
+        </w:numPr>
+      </w:pPr>
+      <w:r>
+        <w:t>Then import the sales.</w:t>
+      </w:r>
+    </w:p>
+    <w:p>
+      <w:pPr>
+        <w:pStyle w:val="Heading3"/>
+      </w:pPr>
+      <w:r>
+        <w:rPr>
+          <w:color w:val="1D4E89"/>
+        </w:rPr>
+        <w:t>Importing the file</w:t>
       </w:r>
     </w:p>
     <w:p>
@@ -10569,11 +10900,17 @@
         <w:keepNext/>
         <w:numPr>
           <w:ilvl w:val="0"/>
-          <w:numId w:val="10"/>
+          <w:numId w:val="48"/>
         </w:numPr>
       </w:pPr>
       <w:r>
-        <w:t>For a product tracked by batch, enter the Batch number (optional) and Expiry date (required) on its line. If the delivery came in more than one batch, click “+ batch” to add another line for the same product.</w:t>
+        <w:t>Finance → Sales → “</w:t>
+      </w:r>
+      <w:r>
+        <w:t>📥</w:t>
+      </w:r>
+      <w:r>
+        <w:t xml:space="preserve"> Import Sales.”</w:t>
       </w:r>
     </w:p>
     <w:p>
@@ -10582,50 +10919,11 @@
         <w:keepNext/>
         <w:numPr>
           <w:ilvl w:val="0"/>
-          <w:numId w:val="10"/>
+          <w:numId w:val="48"/>
         </w:numPr>
       </w:pPr>
       <w:r>
-        <w:t>Set an overall Discount % and Tax % if applicable. Whether the tax is taken out of your cost prices or added on top depends on Settings (section 12.2).</w:t>
-      </w:r>
-    </w:p>
-    <w:p>
-      <w:pPr>
-        <w:pStyle w:val="ListNumber"/>
-        <w:keepNext/>
-        <w:numPr>
-          <w:ilvl w:val="0"/>
-          <w:numId w:val="10"/>
-        </w:numPr>
-      </w:pPr>
-      <w:r>
-        <w:t>Enter the Supplier Invoice # (optional) and a Purchase Date (optional — defaults to today).</w:t>
-      </w:r>
-    </w:p>
-    <w:p>
-      <w:pPr>
-        <w:pStyle w:val="ListNumber"/>
-        <w:keepNext/>
-        <w:numPr>
-          <w:ilvl w:val="0"/>
-          <w:numId w:val="10"/>
-        </w:numPr>
-      </w:pPr>
-      <w:r>
-        <w:t>Choose a Payment Method: Cash, Mobile, Bank, Cheque, or Credit; for anything other than Credit, choose the Payment Source Account and enter the Amount Paid.</w:t>
-      </w:r>
-    </w:p>
-    <w:p>
-      <w:pPr>
-        <w:pStyle w:val="ListNumber"/>
-        <w:keepNext/>
-        <w:numPr>
-          <w:ilvl w:val="0"/>
-          <w:numId w:val="10"/>
-        </w:numPr>
-      </w:pPr>
-      <w:r>
-        <w:t>If truck &amp; driver recording is on, fill in the 🚚 Truck &amp; Driver fields (optional) for the truck that delivered the goods.</w:t>
+        <w:t>Click “Download Template” and fill in one row per item sold.</w:t>
       </w:r>
     </w:p>
     <w:p>
@@ -10633,16 +10931,228 @@
         <w:pStyle w:val="ListNumber"/>
         <w:numPr>
           <w:ilvl w:val="0"/>
-          <w:numId w:val="10"/>
+          <w:numId w:val="48"/>
         </w:numPr>
       </w:pPr>
       <w:r>
-        <w:t>Add Notes if needed and click “✓ Complete Purchase.”</w:t>
-      </w:r>
-    </w:p>
-    <w:p>
-      <w:r>
-        <w:t>Completing a purchase automatically: adds the items to your branch's stock (into the named batches, for tracked products), recalculates each product's weighted-average cost (without tax — see section 12.4; your branch's own cost, if average cost is kept per branch — see section 8.7), updates the supplier's balance, and generates a printable Goods Received Note (GRN).</w:t>
+        <w:t>Upload the CSV, click “Preview Import →,” check the rows, and confirm.</w:t>
+      </w:r>
+    </w:p>
+    <w:p>
+      <w:pPr>
+        <w:pStyle w:val="Heading3"/>
+      </w:pPr>
+      <w:r>
+        <w:rPr>
+          <w:color w:val="1D4E89"/>
+        </w:rPr>
+        <w:t>The columns</w:t>
+      </w:r>
+    </w:p>
+    <w:p>
+      <w:pPr>
+        <w:pStyle w:val="ListBullet"/>
+      </w:pPr>
+      <w:r>
+        <w:rPr>
+          <w:b/>
+        </w:rPr>
+        <w:t>sale_date</w:t>
+      </w:r>
+      <w:r>
+        <w:t xml:space="preserve"> (required): YYYY-MM-DD, optionally with a time, such as 2026-10-15 14:30. Without a time, the sale is recorded at noon. It can't be in the future.</w:t>
+      </w:r>
+    </w:p>
+    <w:p>
+      <w:pPr>
+        <w:pStyle w:val="ListBullet"/>
+      </w:pPr>
+      <w:r>
+        <w:rPr>
+          <w:b/>
+        </w:rPr>
+        <w:t>sku</w:t>
+      </w:r>
+      <w:r>
+        <w:t xml:space="preserve"> (required): the product's SKU or barcode. </w:t>
+      </w:r>
+      <w:r>
+        <w:rPr>
+          <w:b/>
+        </w:rPr>
+        <w:t>quantity</w:t>
+      </w:r>
+      <w:r>
+        <w:t xml:space="preserve"> (required).</w:t>
+      </w:r>
+    </w:p>
+    <w:p>
+      <w:pPr>
+        <w:pStyle w:val="ListBullet"/>
+      </w:pPr>
+      <w:r>
+        <w:rPr>
+          <w:b/>
+        </w:rPr>
+        <w:t>receipt_number</w:t>
+      </w:r>
+      <w:r>
+        <w:t>: rows with the same receipt number are one sale; a row without one is a sale on its own. The sale's date, customer, payment, and notes come from its first row.</w:t>
+      </w:r>
+    </w:p>
+    <w:p>
+      <w:pPr>
+        <w:pStyle w:val="ListBullet"/>
+      </w:pPr>
+      <w:r>
+        <w:rPr>
+          <w:b/>
+        </w:rPr>
+        <w:lastRenderedPageBreak/>
+        <w:t>customer</w:t>
+      </w:r>
+      <w:r>
+        <w:t>: the customer's phone or customer code (or exact name, if only one customer has it). Blank means a walk-in customer, who must pay in full.</w:t>
+      </w:r>
+    </w:p>
+    <w:p>
+      <w:pPr>
+        <w:pStyle w:val="ListBullet"/>
+      </w:pPr>
+      <w:r>
+        <w:rPr>
+          <w:b/>
+        </w:rPr>
+        <w:t>unit_price</w:t>
+      </w:r>
+      <w:r>
+        <w:t xml:space="preserve">: blank uses your branch's selling price. </w:t>
+      </w:r>
+      <w:r>
+        <w:rPr>
+          <w:b/>
+        </w:rPr>
+        <w:t>discount</w:t>
+      </w:r>
+      <w:r>
+        <w:t xml:space="preserve"> (per line) and </w:t>
+      </w:r>
+      <w:r>
+        <w:rPr>
+          <w:b/>
+        </w:rPr>
+        <w:t>sale_discount</w:t>
+      </w:r>
+      <w:r>
+        <w:t xml:space="preserve"> (the whole sale) are percentages or amounts, following your POS discount setting (section 21.5).</w:t>
+      </w:r>
+    </w:p>
+    <w:p>
+      <w:pPr>
+        <w:pStyle w:val="ListBullet"/>
+      </w:pPr>
+      <w:r>
+        <w:rPr>
+          <w:b/>
+        </w:rPr>
+        <w:t>payment_method</w:t>
+      </w:r>
+      <w:r>
+        <w:t xml:space="preserve">: cash, mobile, bank, credit, or deposit (blank means cash). </w:t>
+      </w:r>
+      <w:r>
+        <w:rPr>
+          <w:b/>
+        </w:rPr>
+        <w:t>payment_account</w:t>
+      </w:r>
+      <w:r>
+        <w:t>: an account name or number (blank means your branch's account for that method).</w:t>
+      </w:r>
+    </w:p>
+    <w:p>
+      <w:pPr>
+        <w:pStyle w:val="ListBullet"/>
+      </w:pPr>
+      <w:r>
+        <w:rPr>
+          <w:b/>
+        </w:rPr>
+        <w:t>amount_paid</w:t>
+      </w:r>
+      <w:r>
+        <w:t>: blank means paid in full, or nothing on credit. Less than the total leaves the rest owing, as at the POS.</w:t>
+      </w:r>
+    </w:p>
+    <w:p>
+      <w:pPr>
+        <w:pStyle w:val="ListBullet"/>
+      </w:pPr>
+      <w:r>
+        <w:rPr>
+          <w:b/>
+        </w:rPr>
+        <w:t>tax_percent</w:t>
+      </w:r>
+      <w:r>
+        <w:t>: the sale's tax rate, when tax is on (blank means your usual rate).</w:t>
+      </w:r>
+    </w:p>
+    <w:p>
+      <w:pPr>
+        <w:pStyle w:val="ListBullet"/>
+      </w:pPr>
+      <w:r>
+        <w:rPr>
+          <w:b/>
+        </w:rPr>
+        <w:t>notes</w:t>
+      </w:r>
+      <w:r>
+        <w:t>: kept with the sale, as at the POS.</w:t>
+      </w:r>
+    </w:p>
+    <w:p>
+      <w:pPr>
+        <w:pStyle w:val="Heading3"/>
+      </w:pPr>
+      <w:r>
+        <w:rPr>
+          <w:color w:val="1D4E89"/>
+        </w:rPr>
+        <w:t>What happens</w:t>
+      </w:r>
+    </w:p>
+    <w:p>
+      <w:pPr>
+        <w:pStyle w:val="ListBullet"/>
+      </w:pPr>
+      <w:r>
+        <w:t>Sales are recorded oldest first, at your active branch, and each goes through the same checks as the POS: enough stock (not expired, if your settings refuse expired stock), walk-in customers pay in full, deposits, and credit limits.</w:t>
+      </w:r>
+    </w:p>
+    <w:p>
+      <w:pPr>
+        <w:pStyle w:val="ListBullet"/>
+      </w:pPr>
+      <w:r>
+        <w:t>Stock comes off your branch, money goes into the account, and a credit sale adds to what the customer owes, all dated sale_date, so the reports for those days include them.</w:t>
+      </w:r>
+    </w:p>
+    <w:p>
+      <w:pPr>
+        <w:pStyle w:val="ListBullet"/>
+      </w:pPr>
+      <w:r>
+        <w:t>A sale that fails a check is skipped and listed with the reason; the rest are imported. Fix the skipped ones and import a file with only those.</w:t>
+      </w:r>
+    </w:p>
+    <w:p>
+      <w:pPr>
+        <w:pStyle w:val="ListBullet"/>
+      </w:pPr>
+      <w:r>
+        <w:t>Imported sales appear in Sales History like any other sale, and the import is recorded in the Audit Log.</w:t>
       </w:r>
     </w:p>
     <w:tbl>
@@ -10678,6 +11188,258 @@
               <w:t xml:space="preserve">Note:  </w:t>
             </w:r>
             <w:r>
+              <w:t>Importing the same file twice records the sales twice.</w:t>
+            </w:r>
+          </w:p>
+        </w:tc>
+      </w:tr>
+    </w:tbl>
+    <w:p/>
+    <w:p>
+      <w:pPr>
+        <w:pStyle w:val="Heading1"/>
+        <w:pageBreakBefore/>
+      </w:pPr>
+      <w:bookmarkStart w:id="30" w:name="_Toc243479229"/>
+      <w:r>
+        <w:rPr>
+          <w:color w:val="1D4E89"/>
+        </w:rPr>
+        <w:lastRenderedPageBreak/>
+        <w:t>5. Purchases</w:t>
+      </w:r>
+      <w:bookmarkEnd w:id="30"/>
+    </w:p>
+    <w:p>
+      <w:r>
+        <w:t>Finance → Purchases is where stock coming in from suppliers is recorded.</w:t>
+      </w:r>
+    </w:p>
+    <w:tbl>
+      <w:tblPr>
+        <w:tblW w:w="0" w:type="auto"/>
+        <w:tblBorders>
+          <w:top w:val="nil"/>
+          <w:left w:val="nil"/>
+          <w:bottom w:val="nil"/>
+          <w:right w:val="nil"/>
+          <w:insideH w:val="nil"/>
+          <w:insideV w:val="nil"/>
+        </w:tblBorders>
+        <w:tblLook w:val="04A0" w:firstRow="1" w:lastRow="0" w:firstColumn="1" w:lastColumn="0" w:noHBand="0" w:noVBand="1"/>
+      </w:tblPr>
+      <w:tblGrid>
+        <w:gridCol w:w="8640"/>
+      </w:tblGrid>
+      <w:tr>
+        <w:trPr>
+          <w:cantSplit/>
+        </w:trPr>
+        <w:tc>
+          <w:tcPr>
+            <w:tcW w:w="8640" w:type="dxa"/>
+            <w:shd w:val="clear" w:color="auto" w:fill="F2F2F2"/>
+          </w:tcPr>
+          <w:p>
+            <w:r>
+              <w:rPr>
+                <w:b/>
+              </w:rPr>
+              <w:t xml:space="preserve">Who can do this:  </w:t>
+            </w:r>
+            <w:r>
+              <w:t>The entire Purchases module requires the purchases.manage permission.</w:t>
+            </w:r>
+          </w:p>
+        </w:tc>
+      </w:tr>
+    </w:tbl>
+    <w:p/>
+    <w:p>
+      <w:pPr>
+        <w:pStyle w:val="Heading2"/>
+      </w:pPr>
+      <w:bookmarkStart w:id="31" w:name="_Toc243479230"/>
+      <w:r>
+        <w:rPr>
+          <w:color w:val="1D4E89"/>
+        </w:rPr>
+        <w:t>5.1 The Purchases list</w:t>
+      </w:r>
+      <w:bookmarkEnd w:id="31"/>
+    </w:p>
+    <w:p>
+      <w:r>
+        <w:t>Shows stat cards (Today's Purchases, Total Spent, Paid Today, Outstanding) and buttons for “📥 Import CSV” and “📤 Export Filtered” (see Chapter 20) and “+ New Purchase.” Filter the list by search, status, and a From / To date range; Export Filtered downloads exactly the purchases the filters show, one row per line.</w:t>
+      </w:r>
+    </w:p>
+    <w:p>
+      <w:pPr>
+        <w:pStyle w:val="Heading2"/>
+      </w:pPr>
+      <w:bookmarkStart w:id="32" w:name="_Toc243479231"/>
+      <w:r>
+        <w:rPr>
+          <w:color w:val="1D4E89"/>
+        </w:rPr>
+        <w:t>5.2 Recording a purchase</w:t>
+      </w:r>
+      <w:bookmarkEnd w:id="32"/>
+    </w:p>
+    <w:p>
+      <w:pPr>
+        <w:pStyle w:val="ListNumber"/>
+        <w:keepNext/>
+        <w:numPr>
+          <w:ilvl w:val="0"/>
+          <w:numId w:val="10"/>
+        </w:numPr>
+      </w:pPr>
+      <w:r>
+        <w:t>Finance → Purchases → “+ New Purchase.”</w:t>
+      </w:r>
+    </w:p>
+    <w:p>
+      <w:pPr>
+        <w:pStyle w:val="ListNumber"/>
+        <w:keepNext/>
+        <w:numPr>
+          <w:ilvl w:val="0"/>
+          <w:numId w:val="10"/>
+        </w:numPr>
+      </w:pPr>
+      <w:r>
+        <w:t>Select a Supplier — their current balance owed/credit is shown.</w:t>
+      </w:r>
+    </w:p>
+    <w:p>
+      <w:pPr>
+        <w:pStyle w:val="ListNumber"/>
+        <w:keepNext/>
+        <w:numPr>
+          <w:ilvl w:val="0"/>
+          <w:numId w:val="10"/>
+        </w:numPr>
+      </w:pPr>
+      <w:r>
+        <w:t>Search or scan products and add them to the cart; edit Quantity, Unit Cost, and an optional per-item discount % inline.</w:t>
+      </w:r>
+    </w:p>
+    <w:p>
+      <w:pPr>
+        <w:pStyle w:val="ListNumber"/>
+        <w:keepNext/>
+        <w:numPr>
+          <w:ilvl w:val="0"/>
+          <w:numId w:val="10"/>
+        </w:numPr>
+      </w:pPr>
+      <w:r>
+        <w:t>For a product tracked by batch, enter the Batch number (optional) and Expiry date (required) on its line. If the delivery came in more than one batch, click “+ batch” to add another line for the same product.</w:t>
+      </w:r>
+    </w:p>
+    <w:p>
+      <w:pPr>
+        <w:pStyle w:val="ListNumber"/>
+        <w:keepNext/>
+        <w:numPr>
+          <w:ilvl w:val="0"/>
+          <w:numId w:val="10"/>
+        </w:numPr>
+      </w:pPr>
+      <w:r>
+        <w:t>Set an overall Discount % and Tax % if applicable. Whether the tax is taken out of your cost prices or added on top depends on Settings (section 12.2).</w:t>
+      </w:r>
+    </w:p>
+    <w:p>
+      <w:pPr>
+        <w:pStyle w:val="ListNumber"/>
+        <w:keepNext/>
+        <w:numPr>
+          <w:ilvl w:val="0"/>
+          <w:numId w:val="10"/>
+        </w:numPr>
+      </w:pPr>
+      <w:r>
+        <w:t>Enter the Supplier Invoice # (optional) and a Purchase Date (optional — defaults to today).</w:t>
+      </w:r>
+    </w:p>
+    <w:p>
+      <w:pPr>
+        <w:pStyle w:val="ListNumber"/>
+        <w:keepNext/>
+        <w:numPr>
+          <w:ilvl w:val="0"/>
+          <w:numId w:val="10"/>
+        </w:numPr>
+      </w:pPr>
+      <w:r>
+        <w:t>Choose a Payment Method: Cash, Mobile, Bank, Cheque, or Credit; for anything other than Credit, choose the Payment Source Account and enter the Amount Paid.</w:t>
+      </w:r>
+    </w:p>
+    <w:p>
+      <w:pPr>
+        <w:pStyle w:val="ListNumber"/>
+        <w:keepNext/>
+        <w:numPr>
+          <w:ilvl w:val="0"/>
+          <w:numId w:val="10"/>
+        </w:numPr>
+      </w:pPr>
+      <w:r>
+        <w:t>If truck &amp; driver recording is on, fill in the 🚚 Truck &amp; Driver fields (optional) for the truck that delivered the goods.</w:t>
+      </w:r>
+    </w:p>
+    <w:p>
+      <w:pPr>
+        <w:pStyle w:val="ListNumber"/>
+        <w:numPr>
+          <w:ilvl w:val="0"/>
+          <w:numId w:val="10"/>
+        </w:numPr>
+      </w:pPr>
+      <w:r>
+        <w:t>Add Notes if needed and click “✓ Complete Purchase.”</w:t>
+      </w:r>
+    </w:p>
+    <w:p>
+      <w:r>
+        <w:t>Completing a purchase automatically: adds the items to your branch's stock (into the named batches, for tracked products), recalculates each product's weighted-average cost (without tax — see section 12.4; your branch's own cost, if average cost is kept per branch — see section 8.7), updates the supplier's balance, and generates a printable Goods Received Note (GRN).</w:t>
+      </w:r>
+    </w:p>
+    <w:tbl>
+      <w:tblPr>
+        <w:tblW w:w="0" w:type="auto"/>
+        <w:tblBorders>
+          <w:top w:val="nil"/>
+          <w:left w:val="nil"/>
+          <w:bottom w:val="nil"/>
+          <w:right w:val="nil"/>
+          <w:insideH w:val="nil"/>
+          <w:insideV w:val="nil"/>
+        </w:tblBorders>
+        <w:tblLook w:val="04A0" w:firstRow="1" w:lastRow="0" w:firstColumn="1" w:lastColumn="0" w:noHBand="0" w:noVBand="1"/>
+      </w:tblPr>
+      <w:tblGrid>
+        <w:gridCol w:w="8640"/>
+      </w:tblGrid>
+      <w:tr>
+        <w:trPr>
+          <w:cantSplit/>
+        </w:trPr>
+        <w:tc>
+          <w:tcPr>
+            <w:tcW w:w="8640" w:type="dxa"/>
+            <w:shd w:val="clear" w:color="auto" w:fill="EAF1FB"/>
+          </w:tcPr>
+          <w:p>
+            <w:r>
+              <w:rPr>
+                <w:b/>
+              </w:rPr>
+              <w:t xml:space="preserve">Note:  </w:t>
+            </w:r>
+            <w:r>
               <w:t>An expiry date can't be earlier than the day the stock is received.</w:t>
             </w:r>
           </w:p>
@@ -10730,14 +11492,14 @@
       <w:pPr>
         <w:pStyle w:val="Heading2"/>
       </w:pPr>
-      <w:bookmarkStart w:id="31" w:name="_Toc243460998"/>
+      <w:bookmarkStart w:id="33" w:name="_Toc243479232"/>
       <w:r>
         <w:rPr>
           <w:color w:val="1D4E89"/>
         </w:rPr>
         <w:t>5.3 Managing a purchase afterward</w:t>
       </w:r>
-      <w:bookmarkEnd w:id="31"/>
+      <w:bookmarkEnd w:id="33"/>
     </w:p>
     <w:p>
       <w:r>
@@ -10788,7 +11550,7 @@
         <w:pStyle w:val="Heading1"/>
         <w:pageBreakBefore/>
       </w:pPr>
-      <w:bookmarkStart w:id="32" w:name="_Toc243460999"/>
+      <w:bookmarkStart w:id="34" w:name="_Toc243479233"/>
       <w:r>
         <w:rPr>
           <w:color w:val="1D4E89"/>
@@ -10796,7 +11558,7 @@
         <w:lastRenderedPageBreak/>
         <w:t>6. Customers</w:t>
       </w:r>
-      <w:bookmarkEnd w:id="32"/>
+      <w:bookmarkEnd w:id="34"/>
     </w:p>
     <w:tbl>
       <w:tblPr>
@@ -10842,14 +11604,14 @@
       <w:pPr>
         <w:pStyle w:val="Heading2"/>
       </w:pPr>
-      <w:bookmarkStart w:id="33" w:name="_Toc243461000"/>
+      <w:bookmarkStart w:id="35" w:name="_Toc243479234"/>
       <w:r>
         <w:rPr>
           <w:color w:val="1D4E89"/>
         </w:rPr>
         <w:t>6.1 Adding a customer</w:t>
       </w:r>
-      <w:bookmarkEnd w:id="33"/>
+      <w:bookmarkEnd w:id="35"/>
     </w:p>
     <w:p>
       <w:pPr>
@@ -10919,18 +11681,18 @@
       <w:pPr>
         <w:pStyle w:val="Heading2"/>
       </w:pPr>
-      <w:bookmarkStart w:id="34" w:name="_Toc243461001"/>
+      <w:bookmarkStart w:id="36" w:name="_Toc243479235"/>
       <w:r>
         <w:rPr>
           <w:color w:val="1D4E89"/>
         </w:rPr>
         <w:t>6.2 The customer detail page</w:t>
       </w:r>
-      <w:bookmarkEnd w:id="34"/>
-    </w:p>
-    <w:p>
-      <w:r>
-        <w:t>Shows the customer's current balance and gives you: 📄 Statement, + Deposit, Credit Limit, and Edit.</w:t>
+      <w:bookmarkEnd w:id="36"/>
+    </w:p>
+    <w:p>
+      <w:r>
+        <w:t>Shows the customer's current balance and gives you: 📄 Statement, + Deposit, + Opening Debt, Credit Limit, and Edit.</w:t>
       </w:r>
     </w:p>
     <w:p>
@@ -10993,6 +11755,11 @@
       </w:pPr>
       <w:r>
         <w:t>Check the live “New Balance After Deposit” preview, then click “✓ Confirm Deposit.”</w:t>
+      </w:r>
+    </w:p>
+    <w:p>
+      <w:r>
+        <w:t>A deposit first pays what the customer owes: their unpaid credit sales and opening debts (section 6.3), oldest first. What's left stays on deposit for later purchases. Editing or deleting a deposit undoes the payments it made.</w:t>
       </w:r>
     </w:p>
     <w:tbl>
@@ -11125,18 +11892,24 @@
     </w:tbl>
     <w:p>
       <w:pPr>
-        <w:pStyle w:val="Heading1"/>
-        <w:pageBreakBefore/>
-      </w:pPr>
-      <w:bookmarkStart w:id="35" w:name="_Toc243461002"/>
+        <w:pStyle w:val="Heading2"/>
+      </w:pPr>
+      <w:bookmarkStart w:id="37" w:name="_Toc243256111"/>
+      <w:bookmarkStart w:id="38" w:name="_Toc243479236"/>
       <w:r>
         <w:rPr>
           <w:color w:val="1D4E89"/>
         </w:rPr>
         <w:lastRenderedPageBreak/>
-        <w:t>7. Suppliers</w:t>
-      </w:r>
-      <w:bookmarkEnd w:id="35"/>
+        <w:t>6.3 Opening debts</w:t>
+      </w:r>
+      <w:bookmarkEnd w:id="37"/>
+      <w:bookmarkEnd w:id="38"/>
+    </w:p>
+    <w:p>
+      <w:r>
+        <w:t>Money a customer already owed you when you started using IBS is an opening debt. Enter it with the date it has been owed since, and the customer's balance, statement, credit limit, and the Receivables ageing report are right from day one. An opening debt isn't a sale: no stock moves, and it isn't counted as revenue, profit, or tax.</w:t>
+      </w:r>
     </w:p>
     <w:tbl>
       <w:tblPr>
@@ -11171,7 +11944,7 @@
               <w:t xml:space="preserve">Who can do this:  </w:t>
             </w:r>
             <w:r>
-              <w:t>The Suppliers module requires the suppliers.manage permission.</w:t>
+              <w:t>Requires customers.manage. Importing opening debts needs the Growth or Enterprise plan.</w:t>
             </w:r>
           </w:p>
         </w:tc>
@@ -11180,16 +11953,14 @@
     <w:p/>
     <w:p>
       <w:pPr>
-        <w:pStyle w:val="Heading2"/>
-      </w:pPr>
-      <w:bookmarkStart w:id="36" w:name="_Toc243461003"/>
+        <w:pStyle w:val="Heading3"/>
+      </w:pPr>
       <w:r>
         <w:rPr>
           <w:color w:val="1D4E89"/>
         </w:rPr>
-        <w:t>7.1 Adding a supplier</w:t>
-      </w:r>
-      <w:bookmarkEnd w:id="36"/>
+        <w:t>Adding an opening debt</w:t>
+      </w:r>
     </w:p>
     <w:p>
       <w:pPr>
@@ -11197,11 +11968,11 @@
         <w:keepNext/>
         <w:numPr>
           <w:ilvl w:val="0"/>
-          <w:numId w:val="14"/>
+          <w:numId w:val="49"/>
         </w:numPr>
       </w:pPr>
       <w:r>
-        <w:t>People → Suppliers → “+ Add Supplier.”</w:t>
+        <w:t>Open the customer and click “+ Opening Debt.”</w:t>
       </w:r>
     </w:p>
     <w:p>
@@ -11210,37 +11981,11 @@
         <w:keepNext/>
         <w:numPr>
           <w:ilvl w:val="0"/>
-          <w:numId w:val="14"/>
+          <w:numId w:val="49"/>
         </w:numPr>
       </w:pPr>
       <w:r>
-        <w:t>Fill in Company/Business Name (required) and Phone (required).</w:t>
-      </w:r>
-    </w:p>
-    <w:p>
-      <w:pPr>
-        <w:pStyle w:val="ListNumber"/>
-        <w:keepNext/>
-        <w:numPr>
-          <w:ilvl w:val="0"/>
-          <w:numId w:val="14"/>
-        </w:numPr>
-      </w:pPr>
-      <w:r>
-        <w:t>Supplier Code is generated automatically if left blank.</w:t>
-      </w:r>
-    </w:p>
-    <w:p>
-      <w:pPr>
-        <w:pStyle w:val="ListNumber"/>
-        <w:keepNext/>
-        <w:numPr>
-          <w:ilvl w:val="0"/>
-          <w:numId w:val="14"/>
-        </w:numPr>
-      </w:pPr>
-      <w:r>
-        <w:t>Fill in whichever of Contact Person, Alt Phone, Email, TIN (see section 12.5), City/Location, Credit Limit, Address, and Notes are relevant.</w:t>
+        <w:t>Enter the Amount owed and the Owed since date: the date of the old invoice, or when the debt started.</w:t>
       </w:r>
     </w:p>
     <w:p>
@@ -11248,29 +11993,11 @@
         <w:pStyle w:val="ListNumber"/>
         <w:numPr>
           <w:ilvl w:val="0"/>
-          <w:numId w:val="14"/>
+          <w:numId w:val="49"/>
         </w:numPr>
       </w:pPr>
       <w:r>
-        <w:t>Click “Save Supplier.”</w:t>
-      </w:r>
-    </w:p>
-    <w:p>
-      <w:pPr>
-        <w:pStyle w:val="Heading2"/>
-      </w:pPr>
-      <w:bookmarkStart w:id="37" w:name="_Toc243461004"/>
-      <w:r>
-        <w:rPr>
-          <w:color w:val="1D4E89"/>
-        </w:rPr>
-        <w:t>7.2 The supplier detail page</w:t>
-      </w:r>
-      <w:bookmarkEnd w:id="37"/>
-    </w:p>
-    <w:p>
-      <w:r>
-        <w:t>Shows how many products this supplier provides and their credit limit, with buttons for “+ New Purchase” (pre-fills this supplier on the Create Purchase screen), “💳 + Payment,” and Edit.</w:t>
+        <w:t>Add an optional Reference (such as the old invoice number) and Notes, and click “Add Opening Debt.”</w:t>
       </w:r>
     </w:p>
     <w:tbl>
@@ -11306,26 +12033,211 @@
               <w:t xml:space="preserve">Note:  </w:t>
             </w:r>
             <w:r>
-              <w:t>A supplier with purchase history isn't deleted — it's deactivated instead, using the toggle on their profile, so past purchase records stay intact.</w:t>
+              <w:t>Owed for different lengths of time? Add each amount on its own, for example 2,000 owed since March and 500 since September, so the ageing report puts each in the right column. In a multi-branch business, the debt is recorded at your active branch.</w:t>
             </w:r>
           </w:p>
         </w:tc>
       </w:tr>
     </w:tbl>
+    <w:p/>
+    <w:p>
+      <w:pPr>
+        <w:pStyle w:val="Heading3"/>
+      </w:pPr>
+      <w:r>
+        <w:rPr>
+          <w:color w:val="1D4E89"/>
+        </w:rPr>
+        <w:t>Importing opening debts</w:t>
+      </w:r>
+    </w:p>
+    <w:p>
+      <w:pPr>
+        <w:pStyle w:val="ListNumber"/>
+        <w:keepNext/>
+        <w:numPr>
+          <w:ilvl w:val="0"/>
+          <w:numId w:val="50"/>
+        </w:numPr>
+      </w:pPr>
+      <w:r>
+        <w:t>People → Customers → “</w:t>
+      </w:r>
+      <w:r>
+        <w:t>📋</w:t>
+      </w:r>
+      <w:r>
+        <w:t xml:space="preserve"> Import Opening Debts.”</w:t>
+      </w:r>
+    </w:p>
+    <w:p>
+      <w:pPr>
+        <w:pStyle w:val="ListNumber"/>
+        <w:keepNext/>
+        <w:numPr>
+          <w:ilvl w:val="0"/>
+          <w:numId w:val="50"/>
+        </w:numPr>
+      </w:pPr>
+      <w:r>
+        <w:t xml:space="preserve">Click “Download Template” and fill in one row per amount owed: </w:t>
+      </w:r>
+      <w:r>
+        <w:rPr>
+          <w:b/>
+        </w:rPr>
+        <w:t>customer</w:t>
+      </w:r>
+      <w:r>
+        <w:t xml:space="preserve"> (their phone or customer code, or exact name if only one customer has it), </w:t>
+      </w:r>
+      <w:r>
+        <w:rPr>
+          <w:b/>
+        </w:rPr>
+        <w:t>amount</w:t>
+      </w:r>
+      <w:r>
+        <w:t xml:space="preserve">, and </w:t>
+      </w:r>
+      <w:r>
+        <w:rPr>
+          <w:b/>
+        </w:rPr>
+        <w:t>owing_since</w:t>
+      </w:r>
+      <w:r>
+        <w:t xml:space="preserve"> (YYYY-MM-DD), with optional </w:t>
+      </w:r>
+      <w:r>
+        <w:rPr>
+          <w:b/>
+        </w:rPr>
+        <w:t>reference</w:t>
+      </w:r>
+      <w:r>
+        <w:t xml:space="preserve"> and </w:t>
+      </w:r>
+      <w:r>
+        <w:rPr>
+          <w:b/>
+        </w:rPr>
+        <w:t>notes</w:t>
+      </w:r>
+      <w:r>
+        <w:t>.</w:t>
+      </w:r>
+    </w:p>
+    <w:p>
+      <w:pPr>
+        <w:pStyle w:val="ListNumber"/>
+        <w:numPr>
+          <w:ilvl w:val="0"/>
+          <w:numId w:val="50"/>
+        </w:numPr>
+      </w:pPr>
+      <w:r>
+        <w:t>Upload the CSV, click “Preview Import →,” check the rows, and confirm.</w:t>
+      </w:r>
+    </w:p>
+    <w:p>
+      <w:r>
+        <w:t>The customers must already exist, so import them first (section 20.1). Importing the same file twice adds the debts twice.</w:t>
+      </w:r>
+    </w:p>
+    <w:p>
+      <w:pPr>
+        <w:pStyle w:val="Heading3"/>
+      </w:pPr>
+      <w:r>
+        <w:rPr>
+          <w:color w:val="1D4E89"/>
+        </w:rPr>
+        <w:t>Paying it off</w:t>
+      </w:r>
+    </w:p>
+    <w:p>
+      <w:pPr>
+        <w:pStyle w:val="ListBullet"/>
+      </w:pPr>
+      <w:r>
+        <w:t>The customer's page lists each opening debt under Opening Debts, with what's owed, paid, and due. Click “Record Payment” to take a payment by cash, mobile money, bank, or from the customer's unspent deposit.</w:t>
+      </w:r>
+    </w:p>
+    <w:p>
+      <w:pPr>
+        <w:pStyle w:val="ListBullet"/>
+      </w:pPr>
+      <w:r>
+        <w:t>A deposit pays the customer's oldest debts first, opening debts and unpaid credit sales together (section 6.2). If the customer already has an unspent deposit when you add an opening debt, it pays the debt straight away.</w:t>
+      </w:r>
+    </w:p>
+    <w:p>
+      <w:pPr>
+        <w:pStyle w:val="Heading3"/>
+      </w:pPr>
+      <w:r>
+        <w:rPr>
+          <w:color w:val="1D4E89"/>
+        </w:rPr>
+        <w:lastRenderedPageBreak/>
+        <w:t>Where it shows</w:t>
+      </w:r>
+    </w:p>
+    <w:p>
+      <w:pPr>
+        <w:pStyle w:val="ListBullet"/>
+      </w:pPr>
+      <w:r>
+        <w:t>The customer's balance and statement, as an “Opening debt” line. It counts toward their credit limit.</w:t>
+      </w:r>
+    </w:p>
+    <w:p>
+      <w:pPr>
+        <w:pStyle w:val="ListBullet"/>
+      </w:pPr>
+      <w:r>
+        <w:t>Receivables (section 19.2), aged from the owed-since date, and the Dashboard's receivables and overdue counts.</w:t>
+      </w:r>
+    </w:p>
+    <w:p>
+      <w:pPr>
+        <w:pStyle w:val="ListBullet"/>
+      </w:pPr>
+      <w:r>
+        <w:t>Customer Transactions (Chapter 16), with the type Opening debt.</w:t>
+      </w:r>
+    </w:p>
+    <w:p>
+      <w:pPr>
+        <w:pStyle w:val="Heading3"/>
+      </w:pPr>
+      <w:r>
+        <w:rPr>
+          <w:color w:val="1D4E89"/>
+        </w:rPr>
+        <w:t>Correcting a mistake</w:t>
+      </w:r>
+    </w:p>
+    <w:p>
+      <w:r>
+        <w:t>An opening debt entered by mistake can be deleted from the customer's page while nothing has been paid on it.</w:t>
+      </w:r>
+    </w:p>
     <w:p>
       <w:pPr>
         <w:pStyle w:val="Heading1"/>
         <w:pageBreakBefore/>
       </w:pPr>
-      <w:bookmarkStart w:id="38" w:name="_Toc243461005"/>
+      <w:bookmarkStart w:id="39" w:name="_Toc243479237"/>
       <w:r>
         <w:rPr>
           <w:color w:val="1D4E89"/>
         </w:rPr>
         <w:lastRenderedPageBreak/>
-        <w:t>8. Products &amp; Categories</w:t>
-      </w:r>
-      <w:bookmarkEnd w:id="38"/>
+        <w:t>7. Suppliers</w:t>
+      </w:r>
+      <w:bookmarkEnd w:id="39"/>
     </w:p>
     <w:tbl>
       <w:tblPr>
@@ -11360,7 +12272,7 @@
               <w:t xml:space="preserve">Who can do this:  </w:t>
             </w:r>
             <w:r>
-              <w:t>Products requires products.manage; Categories requires categories.manage.</w:t>
+              <w:t>The Suppliers module requires the suppliers.manage permission.</w:t>
             </w:r>
           </w:p>
         </w:tc>
@@ -11371,14 +12283,14 @@
       <w:pPr>
         <w:pStyle w:val="Heading2"/>
       </w:pPr>
-      <w:bookmarkStart w:id="39" w:name="_Toc243461006"/>
+      <w:bookmarkStart w:id="40" w:name="_Toc243479238"/>
       <w:r>
         <w:rPr>
           <w:color w:val="1D4E89"/>
         </w:rPr>
-        <w:t>8.1 Adding a product</w:t>
-      </w:r>
-      <w:bookmarkEnd w:id="39"/>
+        <w:t>7.1 Adding a supplier</w:t>
+      </w:r>
+      <w:bookmarkEnd w:id="40"/>
     </w:p>
     <w:p>
       <w:pPr>
@@ -11386,11 +12298,11 @@
         <w:keepNext/>
         <w:numPr>
           <w:ilvl w:val="0"/>
-          <w:numId w:val="15"/>
+          <w:numId w:val="14"/>
         </w:numPr>
       </w:pPr>
       <w:r>
-        <w:t>Inventory → Products → “+ Add Product.”</w:t>
+        <w:t>People → Suppliers → “+ Add Supplier.”</w:t>
       </w:r>
     </w:p>
     <w:p>
@@ -11399,11 +12311,11 @@
         <w:keepNext/>
         <w:numPr>
           <w:ilvl w:val="0"/>
-          <w:numId w:val="15"/>
+          <w:numId w:val="14"/>
         </w:numPr>
       </w:pPr>
       <w:r>
-        <w:t>If selling services is on, choose the Type: Product, or Service for work you charge for, such as a repair (section 8.5).</w:t>
+        <w:t>Fill in Company/Business Name (required) and Phone (required).</w:t>
       </w:r>
     </w:p>
     <w:p>
@@ -11412,11 +12324,11 @@
         <w:keepNext/>
         <w:numPr>
           <w:ilvl w:val="0"/>
-          <w:numId w:val="15"/>
+          <w:numId w:val="14"/>
         </w:numPr>
       </w:pPr>
       <w:r>
-        <w:t>Enter a SKU (required — or click “Generate” to auto-create one) and, optionally, a Barcode for scanners.</w:t>
+        <w:t>Supplier Code is generated automatically if left blank.</w:t>
       </w:r>
     </w:p>
     <w:p>
@@ -11425,76 +12337,11 @@
         <w:keepNext/>
         <w:numPr>
           <w:ilvl w:val="0"/>
-          <w:numId w:val="15"/>
+          <w:numId w:val="14"/>
         </w:numPr>
       </w:pPr>
       <w:r>
-        <w:t>Enter the Product Name and Description.</w:t>
-      </w:r>
-    </w:p>
-    <w:p>
-      <w:pPr>
-        <w:pStyle w:val="ListNumber"/>
-        <w:keepNext/>
-        <w:numPr>
-          <w:ilvl w:val="0"/>
-          <w:numId w:val="15"/>
-        </w:numPr>
-      </w:pPr>
-      <w:r>
-        <w:t>Choose a Category and a Main Supplier (both required).</w:t>
-      </w:r>
-    </w:p>
-    <w:p>
-      <w:pPr>
-        <w:pStyle w:val="ListNumber"/>
-        <w:keepNext/>
-        <w:numPr>
-          <w:ilvl w:val="0"/>
-          <w:numId w:val="15"/>
-        </w:numPr>
-      </w:pPr>
-      <w:r>
-        <w:t>Choose the Unit of Measure (Pieces, Bag, Box, Bottle, Kilograms, Liters, or Pack).</w:t>
-      </w:r>
-    </w:p>
-    <w:p>
-      <w:pPr>
-        <w:pStyle w:val="ListNumber"/>
-        <w:keepNext/>
-        <w:numPr>
-          <w:ilvl w:val="0"/>
-          <w:numId w:val="15"/>
-        </w:numPr>
-      </w:pPr>
-      <w:r>
-        <w:t>Enter Cost Price and Selling Price — a live Profit Margin % is shown as you type.</w:t>
-      </w:r>
-    </w:p>
-    <w:p>
-      <w:pPr>
-        <w:pStyle w:val="ListNumber"/>
-        <w:keepNext/>
-        <w:numPr>
-          <w:ilvl w:val="0"/>
-          <w:numId w:val="15"/>
-        </w:numPr>
-      </w:pPr>
-      <w:r>
-        <w:t>Enter an Initial Stock Quantity (added at your active branch) and a Reorder Level (the threshold that triggers a low-stock alert).</w:t>
-      </w:r>
-    </w:p>
-    <w:p>
-      <w:pPr>
-        <w:pStyle w:val="ListNumber"/>
-        <w:keepNext/>
-        <w:numPr>
-          <w:ilvl w:val="0"/>
-          <w:numId w:val="15"/>
-        </w:numPr>
-      </w:pPr>
-      <w:r>
-        <w:t>If batch tracking is on and this product expires, tick “Track batches and expiry dates.” With opening stock, also enter its batch no. (optional) and expiry date (required).</w:t>
+        <w:t>Fill in whichever of Contact Person, Alt Phone, Email, TIN (see section 12.5), City/Location, Credit Limit, Address, and Notes are relevant.</w:t>
       </w:r>
     </w:p>
     <w:p>
@@ -11502,11 +12349,40 @@
         <w:pStyle w:val="ListNumber"/>
         <w:numPr>
           <w:ilvl w:val="0"/>
-          <w:numId w:val="15"/>
+          <w:numId w:val="14"/>
         </w:numPr>
       </w:pPr>
       <w:r>
-        <w:t>Click “Save Product.”</w:t>
+        <w:t>Click “Save Supplier.”</w:t>
+      </w:r>
+    </w:p>
+    <w:p>
+      <w:pPr>
+        <w:pStyle w:val="Heading2"/>
+      </w:pPr>
+      <w:bookmarkStart w:id="41" w:name="_Toc243479239"/>
+      <w:r>
+        <w:rPr>
+          <w:color w:val="1D4E89"/>
+        </w:rPr>
+        <w:t>7.2 The supplier detail page</w:t>
+      </w:r>
+      <w:bookmarkEnd w:id="41"/>
+    </w:p>
+    <w:p>
+      <w:r>
+        <w:t>Shows how many products this supplier provides and their credit limit, with buttons for “+ New Purchase” (pre-fills this supplier on the Create Purchase screen), “💳 + Payment,” and Edit.</w:t>
+      </w:r>
+    </w:p>
+    <w:p>
+      <w:r>
+        <w:t>A payment made with “</w:t>
+      </w:r>
+      <w:r>
+        <w:t>💳</w:t>
+      </w:r>
+      <w:r>
+        <w:t xml:space="preserve"> + Payment” counts against the supplier's oldest purchases and opening debts first (section 7.3). “+ Opening Debt” records what you already owed them when you started using IBS.</w:t>
       </w:r>
     </w:p>
     <w:tbl>
@@ -11542,71 +12418,30 @@
               <w:t xml:space="preserve">Note:  </w:t>
             </w:r>
             <w:r>
-              <w:t>Opening stock from more than one batch? Click “+ Another batch” and enter each batch’s number, expiry date and quantity. Together the batches must add up to the Initial Stock Quantity.</w:t>
+              <w:t>A supplier with purchase history isn't deleted — it's deactivated instead, using the toggle on their profile, so past purchase records stay intact.</w:t>
             </w:r>
           </w:p>
         </w:tc>
       </w:tr>
     </w:tbl>
-    <w:p/>
     <w:p>
       <w:pPr>
         <w:pStyle w:val="Heading2"/>
       </w:pPr>
-      <w:bookmarkStart w:id="40" w:name="_Toc243461007"/>
+      <w:bookmarkStart w:id="42" w:name="_Toc243256112"/>
+      <w:bookmarkStart w:id="43" w:name="_Toc243479240"/>
       <w:r>
         <w:rPr>
           <w:color w:val="1D4E89"/>
         </w:rPr>
-        <w:t>8.2 The product list and product page</w:t>
-      </w:r>
-      <w:bookmarkEnd w:id="40"/>
-    </w:p>
-    <w:p>
-      <w:r>
-        <w:t>Stock figures on the product list and product page are for your branch (or the branch selected in the header). For a product tracked by batch, the list shows its nearest expiry date — red once expired, amber when expiring soon — and the product page has a batch table listing each batch's number, expiry date, status (“Expired”, “Expires in N days”), and quantity, earliest expiry first. The product's stock history also shows the batch for each movement.</w:t>
-      </w:r>
-    </w:p>
-    <w:p>
-      <w:pPr>
-        <w:pStyle w:val="Heading2"/>
-      </w:pPr>
-      <w:bookmarkStart w:id="41" w:name="_Toc243461008"/>
-      <w:r>
-        <w:rPr>
-          <w:color w:val="1D4E89"/>
-        </w:rPr>
-        <w:t>8.3 Deactivating and reactivating a product</w:t>
-      </w:r>
-      <w:bookmarkEnd w:id="41"/>
-    </w:p>
-    <w:p>
-      <w:r>
-        <w:t>Deleting a product that already has sales history, or is on a proforma, deactivates it instead of removing it, so past sales and quotes stay intact. A product with no sales history is deleted outright.</w:t>
-      </w:r>
-    </w:p>
-    <w:p>
-      <w:r>
-        <w:lastRenderedPageBreak/>
-        <w:t>To bring a deactivated product back, find it in Inventory → Products and click its Reactivate button (the circular-arrows icon), then confirm. It's immediately available for sale and purchase again.</w:t>
-      </w:r>
-    </w:p>
-    <w:p>
-      <w:pPr>
-        <w:pStyle w:val="Heading2"/>
-      </w:pPr>
-      <w:bookmarkStart w:id="42" w:name="_Toc243461009"/>
-      <w:r>
-        <w:rPr>
-          <w:color w:val="1D4E89"/>
-        </w:rPr>
-        <w:t>8.4 Categories</w:t>
+        <w:t>7.3 Opening debts</w:t>
       </w:r>
       <w:bookmarkEnd w:id="42"/>
-    </w:p>
-    <w:p>
-      <w:r>
-        <w:t>Categories are added and edited the same simple way (a name, and a save button), and can be toggled active/inactive.</w:t>
+      <w:bookmarkEnd w:id="43"/>
+    </w:p>
+    <w:p>
+      <w:r>
+        <w:t>Money you already owed a supplier when you started using IBS works like a customer's opening debt (section 6.3). It isn't a purchase: no stock comes in, and it isn't counted as cost.</w:t>
       </w:r>
     </w:p>
     <w:tbl>
@@ -11632,39 +12467,189 @@
         <w:tc>
           <w:tcPr>
             <w:tcW w:w="8640" w:type="dxa"/>
-            <w:shd w:val="clear" w:color="auto" w:fill="EAF1FB"/>
+            <w:shd w:val="clear" w:color="auto" w:fill="F2F2F2"/>
           </w:tcPr>
           <w:p>
             <w:r>
               <w:rPr>
                 <w:b/>
               </w:rPr>
-              <w:t xml:space="preserve">Note:  </w:t>
-            </w:r>
-            <w:r>
-              <w:t>Deleting a category that still has products in it doesn't fail or block — those products are simply reassigned to “uncategorized.” A category with no products deletes cleanly.</w:t>
+              <w:t xml:space="preserve">Who can do this:  </w:t>
+            </w:r>
+            <w:r>
+              <w:t>Requires suppliers.manage. Importing opening debts needs the Growth or Enterprise plan.</w:t>
             </w:r>
           </w:p>
         </w:tc>
       </w:tr>
     </w:tbl>
-    <w:p>
-      <w:pPr>
-        <w:pStyle w:val="Heading2"/>
-      </w:pPr>
-      <w:bookmarkStart w:id="43" w:name="_Toc243461010"/>
+    <w:p/>
+    <w:p>
+      <w:pPr>
+        <w:pStyle w:val="Heading3"/>
+      </w:pPr>
       <w:r>
         <w:rPr>
           <w:color w:val="1D4E89"/>
         </w:rPr>
-        <w:t>8.5 Services</w:t>
-      </w:r>
-      <w:bookmarkEnd w:id="43"/>
-    </w:p>
-    <w:p>
-      <w:r>
-        <w:t>Shops that charge for work as well as goods — repairs, installation, labour, delivery, hire — can sell those services alongside their products. A service is set up and sold like a product, and counts in sales and profit, but it has no stock: it never runs out, and it isn't bought, counted, transferred, or valued as stock. It's optional and off by default.</w:t>
-      </w:r>
+        <w:t>Adding an opening debt</w:t>
+      </w:r>
+    </w:p>
+    <w:p>
+      <w:pPr>
+        <w:pStyle w:val="ListNumber"/>
+        <w:keepNext/>
+        <w:numPr>
+          <w:ilvl w:val="0"/>
+          <w:numId w:val="51"/>
+        </w:numPr>
+      </w:pPr>
+      <w:r>
+        <w:t>Open the supplier and click “+ Opening Debt.”</w:t>
+      </w:r>
+    </w:p>
+    <w:p>
+      <w:pPr>
+        <w:pStyle w:val="ListNumber"/>
+        <w:keepNext/>
+        <w:numPr>
+          <w:ilvl w:val="0"/>
+          <w:numId w:val="51"/>
+        </w:numPr>
+      </w:pPr>
+      <w:r>
+        <w:t>Enter the Amount owed, the Owed since date, and an optional Reference (such as the supplier's invoice number) and Notes.</w:t>
+      </w:r>
+    </w:p>
+    <w:p>
+      <w:pPr>
+        <w:pStyle w:val="ListNumber"/>
+        <w:numPr>
+          <w:ilvl w:val="0"/>
+          <w:numId w:val="51"/>
+        </w:numPr>
+      </w:pPr>
+      <w:r>
+        <w:t>Click “Add Opening Debt.”</w:t>
+      </w:r>
+    </w:p>
+    <w:p>
+      <w:r>
+        <w:t>To enter many at once, use People → Suppliers → “</w:t>
+      </w:r>
+      <w:r>
+        <w:t>📋</w:t>
+      </w:r>
+      <w:r>
+        <w:t xml:space="preserve"> Import Opening Debts,” with the columns </w:t>
+      </w:r>
+      <w:r>
+        <w:rPr>
+          <w:b/>
+        </w:rPr>
+        <w:t>supplier</w:t>
+      </w:r>
+      <w:r>
+        <w:t xml:space="preserve"> (company name or supplier code), </w:t>
+      </w:r>
+      <w:r>
+        <w:rPr>
+          <w:b/>
+        </w:rPr>
+        <w:t>amount</w:t>
+      </w:r>
+      <w:r>
+        <w:t xml:space="preserve">, and </w:t>
+      </w:r>
+      <w:r>
+        <w:rPr>
+          <w:b/>
+        </w:rPr>
+        <w:t>owing_since</w:t>
+      </w:r>
+      <w:r>
+        <w:t xml:space="preserve">, and optional </w:t>
+      </w:r>
+      <w:r>
+        <w:rPr>
+          <w:b/>
+        </w:rPr>
+        <w:t>reference</w:t>
+      </w:r>
+      <w:r>
+        <w:t xml:space="preserve"> and </w:t>
+      </w:r>
+      <w:r>
+        <w:rPr>
+          <w:b/>
+        </w:rPr>
+        <w:t>notes</w:t>
+      </w:r>
+      <w:r>
+        <w:t>.</w:t>
+      </w:r>
+    </w:p>
+    <w:p>
+      <w:pPr>
+        <w:pStyle w:val="Heading3"/>
+      </w:pPr>
+      <w:r>
+        <w:rPr>
+          <w:color w:val="1D4E89"/>
+        </w:rPr>
+        <w:lastRenderedPageBreak/>
+        <w:t>Paying a supplier</w:t>
+      </w:r>
+    </w:p>
+    <w:p>
+      <w:pPr>
+        <w:pStyle w:val="ListBullet"/>
+      </w:pPr>
+      <w:r>
+        <w:t>“Record Payment” next to an opening debt pays it from one of your accounts.</w:t>
+      </w:r>
+    </w:p>
+    <w:p>
+      <w:pPr>
+        <w:pStyle w:val="ListBullet"/>
+      </w:pPr>
+      <w:r>
+        <w:t>A payment made with “</w:t>
+      </w:r>
+      <w:r>
+        <w:t>💳</w:t>
+      </w:r>
+      <w:r>
+        <w:t xml:space="preserve"> + Payment” on the supplier's page isn't tied to one purchase. It counts against the supplier's oldest purchases and opening debts first. A purchase or opening debt it covers says it's covered by payments made on the supplier's account, and its Record Payment starts at what's still owed.</w:t>
+      </w:r>
+    </w:p>
+    <w:p>
+      <w:pPr>
+        <w:pStyle w:val="ListBullet"/>
+      </w:pPr>
+      <w:r>
+        <w:t>Opening debts show in the supplier's balance and ledger, in Payables (aged from the owed-since date), and in the Dashboard's payables.</w:t>
+      </w:r>
+    </w:p>
+    <w:p>
+      <w:r>
+        <w:t>An opening debt entered by mistake can be deleted from the supplier's page while nothing has been paid on it.</w:t>
+      </w:r>
+    </w:p>
+    <w:p>
+      <w:pPr>
+        <w:pStyle w:val="Heading1"/>
+        <w:pageBreakBefore/>
+      </w:pPr>
+      <w:bookmarkStart w:id="44" w:name="_Toc243479241"/>
+      <w:r>
+        <w:rPr>
+          <w:color w:val="1D4E89"/>
+        </w:rPr>
+        <w:lastRenderedPageBreak/>
+        <w:t>8. Products &amp; Categories</w:t>
+      </w:r>
+      <w:bookmarkEnd w:id="44"/>
     </w:p>
     <w:tbl>
       <w:tblPr>
@@ -11699,7 +12684,7 @@
               <w:t xml:space="preserve">Who can do this:  </w:t>
             </w:r>
             <w:r>
-              <w:t>Switching it on requires settings.manage. Setting up services requires products.manage. Selling them needs only access to the POS. Available on every plan.</w:t>
+              <w:t>Products requires products.manage; Categories requires categories.manage.</w:t>
             </w:r>
           </w:p>
         </w:tc>
@@ -11708,14 +12693,16 @@
     <w:p/>
     <w:p>
       <w:pPr>
-        <w:pStyle w:val="Heading3"/>
-      </w:pPr>
+        <w:pStyle w:val="Heading2"/>
+      </w:pPr>
+      <w:bookmarkStart w:id="45" w:name="_Toc243479242"/>
       <w:r>
         <w:rPr>
           <w:color w:val="1D4E89"/>
         </w:rPr>
-        <w:t>Turning it on</w:t>
-      </w:r>
+        <w:t>8.1 Adding a product</w:t>
+      </w:r>
+      <w:bookmarkEnd w:id="45"/>
     </w:p>
     <w:p>
       <w:pPr>
@@ -11723,34 +12710,11 @@
         <w:keepNext/>
         <w:numPr>
           <w:ilvl w:val="0"/>
-          <w:numId w:val="41"/>
+          <w:numId w:val="15"/>
         </w:numPr>
       </w:pPr>
       <w:r>
-        <w:t>Administration → Settings → Optional features.</w:t>
-      </w:r>
-    </w:p>
-    <w:p>
-      <w:pPr>
-        <w:pStyle w:val="ListNumber"/>
-        <w:numPr>
-          <w:ilvl w:val="0"/>
-          <w:numId w:val="41"/>
-        </w:numPr>
-      </w:pPr>
-      <w:r>
-        <w:t>Switch on “Sell services as well as products” and click “Save settings.”</w:t>
-      </w:r>
-    </w:p>
-    <w:p>
-      <w:pPr>
-        <w:pStyle w:val="Heading3"/>
-      </w:pPr>
-      <w:r>
-        <w:rPr>
-          <w:color w:val="1D4E89"/>
-        </w:rPr>
-        <w:t>Setting up a service</w:t>
+        <w:t>Inventory → Products → “+ Add Product.”</w:t>
       </w:r>
     </w:p>
     <w:p>
@@ -11759,11 +12723,11 @@
         <w:keepNext/>
         <w:numPr>
           <w:ilvl w:val="0"/>
-          <w:numId w:val="42"/>
+          <w:numId w:val="15"/>
         </w:numPr>
       </w:pPr>
       <w:r>
-        <w:t>Inventory → Products → “+ Add Product,” and choose Type: Service.</w:t>
+        <w:t>If selling services is on, choose the Type: Product, or Service for work you charge for, such as a repair (section 8.5).</w:t>
       </w:r>
     </w:p>
     <w:p>
@@ -11772,11 +12736,11 @@
         <w:keepNext/>
         <w:numPr>
           <w:ilvl w:val="0"/>
-          <w:numId w:val="42"/>
+          <w:numId w:val="15"/>
         </w:numPr>
       </w:pPr>
       <w:r>
-        <w:t>Enter a SKU, a name such as “Generator repair,” and a Category. A Main Supplier isn't needed.</w:t>
+        <w:t>Enter a SKU (required — or click “Generate” to auto-create one) and, optionally, a Barcode for scanners.</w:t>
       </w:r>
     </w:p>
     <w:p>
@@ -11785,11 +12749,11 @@
         <w:keepNext/>
         <w:numPr>
           <w:ilvl w:val="0"/>
-          <w:numId w:val="42"/>
+          <w:numId w:val="15"/>
         </w:numPr>
       </w:pPr>
       <w:r>
-        <w:t>Choose the Unit: Job, Hour, Day, Visit, Trip, or Each.</w:t>
+        <w:t>Enter the Product Name and Description.</w:t>
       </w:r>
     </w:p>
     <w:p>
@@ -11798,11 +12762,11 @@
         <w:keepNext/>
         <w:numPr>
           <w:ilvl w:val="0"/>
-          <w:numId w:val="42"/>
+          <w:numId w:val="15"/>
         </w:numPr>
       </w:pPr>
       <w:r>
-        <w:t>Enter the Selling Price. If the price depends on the job, tick “Price set at sale”: the cashier types the price at the POS, and the selling price is only a suggestion (it can be 0).</w:t>
+        <w:t>Choose a Category and a Main Supplier (both required).</w:t>
       </w:r>
     </w:p>
     <w:p>
@@ -11811,11 +12775,50 @@
         <w:keepNext/>
         <w:numPr>
           <w:ilvl w:val="0"/>
-          <w:numId w:val="42"/>
+          <w:numId w:val="15"/>
         </w:numPr>
       </w:pPr>
       <w:r>
-        <w:t>Optionally enter the Cost per service — what one costs you in labour or materials (see below).</w:t>
+        <w:t>Choose the Unit of Measure (Pieces, Bag, Box, Bottle, Kilograms, Liters, or Pack).</w:t>
+      </w:r>
+    </w:p>
+    <w:p>
+      <w:pPr>
+        <w:pStyle w:val="ListNumber"/>
+        <w:keepNext/>
+        <w:numPr>
+          <w:ilvl w:val="0"/>
+          <w:numId w:val="15"/>
+        </w:numPr>
+      </w:pPr>
+      <w:r>
+        <w:t>Enter Cost Price and Selling Price — a live Profit Margin % is shown as you type.</w:t>
+      </w:r>
+    </w:p>
+    <w:p>
+      <w:pPr>
+        <w:pStyle w:val="ListNumber"/>
+        <w:keepNext/>
+        <w:numPr>
+          <w:ilvl w:val="0"/>
+          <w:numId w:val="15"/>
+        </w:numPr>
+      </w:pPr>
+      <w:r>
+        <w:t>Enter an Initial Stock Quantity (added at your active branch) and a Reorder Level (the threshold that triggers a low-stock alert).</w:t>
+      </w:r>
+    </w:p>
+    <w:p>
+      <w:pPr>
+        <w:pStyle w:val="ListNumber"/>
+        <w:keepNext/>
+        <w:numPr>
+          <w:ilvl w:val="0"/>
+          <w:numId w:val="15"/>
+        </w:numPr>
+      </w:pPr>
+      <w:r>
+        <w:t>If batch tracking is on and this product expires, tick “Track batches and expiry dates.” With opening stock, also enter its batch no. (optional) and expiry date (required).</w:t>
       </w:r>
     </w:p>
     <w:p>
@@ -11823,130 +12826,11 @@
         <w:pStyle w:val="ListNumber"/>
         <w:numPr>
           <w:ilvl w:val="0"/>
-          <w:numId w:val="42"/>
+          <w:numId w:val="15"/>
         </w:numPr>
       </w:pPr>
       <w:r>
-        <w:t>Click “Save Product.” There's no stock, reorder level, or expiry to enter.</w:t>
-      </w:r>
-    </w:p>
-    <w:p>
-      <w:pPr>
-        <w:pStyle w:val="Heading3"/>
-      </w:pPr>
-      <w:r>
-        <w:rPr>
-          <w:color w:val="1D4E89"/>
-        </w:rPr>
-        <w:t>Cost and profit</w:t>
-      </w:r>
-    </w:p>
-    <w:p>
-      <w:r>
-        <w:t>A service's profit is its selling price less its Cost per service. Leave the cost at 0 to count the whole price as profit, or enter what one costs you, such as the technician's pay for the job or the parts it uses. As for products, each sale keeps the cost at the time, so changing the cost later doesn't change profit already reported.</w:t>
-      </w:r>
-    </w:p>
-    <w:p>
-      <w:pPr>
-        <w:pStyle w:val="Heading3"/>
-      </w:pPr>
-      <w:r>
-        <w:rPr>
-          <w:color w:val="1D4E89"/>
-        </w:rPr>
-        <w:lastRenderedPageBreak/>
-        <w:t>Where services show, and where they don't</w:t>
-      </w:r>
-    </w:p>
-    <w:p>
-      <w:pPr>
-        <w:pStyle w:val="ListBullet"/>
-      </w:pPr>
-      <w:r>
-        <w:t>Product list — marked “Service” (or “Service · price at sale”) with “—” for stock. A filter shows Products only or Services only.</w:t>
-      </w:r>
-    </w:p>
-    <w:p>
-      <w:pPr>
-        <w:pStyle w:val="ListBullet"/>
-      </w:pPr>
-      <w:r>
-        <w:t>POS and proformas — sold and quoted like any product (sections 3.6 and 4.6).</w:t>
-      </w:r>
-    </w:p>
-    <w:p>
-      <w:pPr>
-        <w:pStyle w:val="ListBullet"/>
-      </w:pPr>
-      <w:r>
-        <w:t>Reports — counted in sales, Top Selling, and Profit &amp; Loss like any product.</w:t>
-      </w:r>
-    </w:p>
-    <w:p>
-      <w:pPr>
-        <w:pStyle w:val="ListBullet"/>
-      </w:pPr>
-      <w:r>
-        <w:t>Left out of everything about stock: Stock Management, Stock In, Stock Out, adjustments, purchases, direct deliveries, stock transfers, low-stock alerts, and the Stock Valuation, Low Stock, Stock by Branch, and Profit Margins reports.</w:t>
-      </w:r>
-    </w:p>
-    <w:p>
-      <w:pPr>
-        <w:pStyle w:val="Heading3"/>
-      </w:pPr>
-      <w:r>
-        <w:rPr>
-          <w:color w:val="1D4E89"/>
-        </w:rPr>
-        <w:t>Changing a product into a service</w:t>
-      </w:r>
-    </w:p>
-    <w:p>
-      <w:r>
-        <w:t>A product that has stock can't become a service. If it really is a service, take its stock out first with Stock Out or a stock adjustment, then change its Type. A service can be changed back into a product, starting with no stock.</w:t>
-      </w:r>
-    </w:p>
-    <w:p>
-      <w:pPr>
-        <w:pStyle w:val="Heading3"/>
-      </w:pPr>
-      <w:r>
-        <w:rPr>
-          <w:color w:val="1D4E89"/>
-        </w:rPr>
-        <w:t>Turning it off</w:t>
-      </w:r>
-    </w:p>
-    <w:p>
-      <w:r>
-        <w:t>Switching it off hides the Type choice and the service options. Services already set up keep selling, and keep their settings.</w:t>
-      </w:r>
-    </w:p>
-    <w:p>
-      <w:pPr>
-        <w:pStyle w:val="Heading2"/>
-      </w:pPr>
-      <w:bookmarkStart w:id="44" w:name="_Toc243461011"/>
-      <w:r>
-        <w:rPr>
-          <w:color w:val="1D4E89"/>
-        </w:rPr>
-        <w:t>8.6 Prices at each branch</w:t>
-      </w:r>
-      <w:bookmarkEnd w:id="44"/>
-    </w:p>
-    <w:p>
-      <w:r>
-        <w:t xml:space="preserve">If your business has more than one branch, each branch can sell a product at its own price — a town branch dearer than the main store, say. The product's Selling Price becomes its </w:t>
-      </w:r>
-      <w:r>
-        <w:rPr>
-          <w:b/>
-        </w:rPr>
-        <w:t>standard price</w:t>
-      </w:r>
-      <w:r>
-        <w:t>, which every branch without a price of its own sells at. It's optional and off by default.</w:t>
+        <w:t>Click “Save Product.”</w:t>
       </w:r>
     </w:p>
     <w:tbl>
@@ -11972,17 +12856,17 @@
         <w:tc>
           <w:tcPr>
             <w:tcW w:w="8640" w:type="dxa"/>
-            <w:shd w:val="clear" w:color="auto" w:fill="F2F2F2"/>
+            <w:shd w:val="clear" w:color="auto" w:fill="EAF1FB"/>
           </w:tcPr>
           <w:p>
             <w:r>
               <w:rPr>
                 <w:b/>
               </w:rPr>
-              <w:t xml:space="preserve">Who can do this:  </w:t>
-            </w:r>
-            <w:r>
-              <w:t>Switching it on requires settings.manage. Setting prices requires products.manage. Only available when your business has more than one branch (Enterprise, or the multi-branch add-on).</w:t>
+              <w:t xml:space="preserve">Note:  </w:t>
+            </w:r>
+            <w:r>
+              <w:t>Opening stock from more than one batch? Click “+ Another batch” and enter each batch’s number, expiry date and quantity. Together the batches must add up to the Initial Stock Quantity.</w:t>
             </w:r>
           </w:p>
         </w:tc>
@@ -11991,87 +12875,62 @@
     <w:p/>
     <w:p>
       <w:pPr>
-        <w:pStyle w:val="Heading3"/>
-      </w:pPr>
+        <w:pStyle w:val="Heading2"/>
+      </w:pPr>
+      <w:bookmarkStart w:id="46" w:name="_Toc243479243"/>
       <w:r>
         <w:rPr>
           <w:color w:val="1D4E89"/>
         </w:rPr>
-        <w:t>Turning it on</w:t>
-      </w:r>
-    </w:p>
-    <w:p>
-      <w:pPr>
-        <w:pStyle w:val="ListNumber"/>
-        <w:keepNext/>
-        <w:numPr>
-          <w:ilvl w:val="0"/>
-          <w:numId w:val="43"/>
-        </w:numPr>
-      </w:pPr>
-      <w:r>
-        <w:t>Administration → Settings → Optional features.</w:t>
-      </w:r>
-    </w:p>
-    <w:p>
-      <w:pPr>
-        <w:pStyle w:val="ListNumber"/>
-        <w:numPr>
-          <w:ilvl w:val="0"/>
-          <w:numId w:val="43"/>
-        </w:numPr>
-      </w:pPr>
-      <w:r>
-        <w:t>Switch on “Set a different selling price at each branch” and click “Save settings.”</w:t>
-      </w:r>
-    </w:p>
-    <w:p>
-      <w:pPr>
-        <w:pStyle w:val="Heading3"/>
-      </w:pPr>
+        <w:t>8.2 The product list and product page</w:t>
+      </w:r>
+      <w:bookmarkEnd w:id="46"/>
+    </w:p>
+    <w:p>
+      <w:r>
+        <w:t>Stock figures on the product list and product page are for your branch (or the branch selected in the header). For a product tracked by batch, the list shows its nearest expiry date — red once expired, amber when expiring soon — and the product page has a batch table listing each batch's number, expiry date, status (“Expired”, “Expires in N days”), and quantity, earliest expiry first. The product's stock history also shows the batch for each movement.</w:t>
+      </w:r>
+    </w:p>
+    <w:p>
+      <w:pPr>
+        <w:pStyle w:val="Heading2"/>
+      </w:pPr>
+      <w:bookmarkStart w:id="47" w:name="_Toc243479244"/>
       <w:r>
         <w:rPr>
           <w:color w:val="1D4E89"/>
         </w:rPr>
-        <w:t>Setting a branch's price</w:t>
-      </w:r>
-    </w:p>
-    <w:p>
-      <w:pPr>
-        <w:pStyle w:val="ListNumber"/>
-        <w:keepNext/>
-        <w:numPr>
-          <w:ilvl w:val="0"/>
-          <w:numId w:val="44"/>
-        </w:numPr>
-      </w:pPr>
-      <w:r>
-        <w:t>Inventory → Products, and click Edit on the product.</w:t>
-      </w:r>
-    </w:p>
-    <w:p>
-      <w:pPr>
-        <w:pStyle w:val="ListNumber"/>
-        <w:keepNext/>
-        <w:numPr>
-          <w:ilvl w:val="0"/>
-          <w:numId w:val="44"/>
-        </w:numPr>
-      </w:pPr>
-      <w:r>
-        <w:t>Under “Price at each branch,” type the price for each branch that sells it at its own price. Leave a branch blank to sell at the standard price there.</w:t>
-      </w:r>
-    </w:p>
-    <w:p>
-      <w:pPr>
-        <w:pStyle w:val="ListNumber"/>
-        <w:numPr>
-          <w:ilvl w:val="0"/>
-          <w:numId w:val="44"/>
-        </w:numPr>
-      </w:pPr>
-      <w:r>
-        <w:t>Click “Update Product.”</w:t>
+        <w:t>8.3 Deactivating and reactivating a product</w:t>
+      </w:r>
+      <w:bookmarkEnd w:id="47"/>
+    </w:p>
+    <w:p>
+      <w:r>
+        <w:t>Deleting a product that already has sales history, or is on a proforma, deactivates it instead of removing it, so past sales and quotes stay intact. A product with no sales history is deleted outright.</w:t>
+      </w:r>
+    </w:p>
+    <w:p>
+      <w:r>
+        <w:lastRenderedPageBreak/>
+        <w:t>To bring a deactivated product back, find it in Inventory → Products and click its Reactivate button (the circular-arrows icon), then confirm. It's immediately available for sale and purchase again.</w:t>
+      </w:r>
+    </w:p>
+    <w:p>
+      <w:pPr>
+        <w:pStyle w:val="Heading2"/>
+      </w:pPr>
+      <w:bookmarkStart w:id="48" w:name="_Toc243479245"/>
+      <w:r>
+        <w:rPr>
+          <w:color w:val="1D4E89"/>
+        </w:rPr>
+        <w:t>8.4 Categories</w:t>
+      </w:r>
+      <w:bookmarkEnd w:id="48"/>
+    </w:p>
+    <w:p>
+      <w:r>
+        <w:t>Categories are added and edited the same simple way (a name, and a save button), and can be toggled active/inactive.</w:t>
       </w:r>
     </w:p>
     <w:tbl>
@@ -12107,94 +12966,28 @@
               <w:t xml:space="preserve">Note:  </w:t>
             </w:r>
             <w:r>
-              <w:t>The Selling Price box is now called Standard Selling Price, and “+ Add Product” has the same “Price at each branch” boxes, so a new product can start with its branch prices.</w:t>
+              <w:t>Deleting a category that still has products in it doesn't fail or block — those products are simply reassigned to “uncategorized.” A category with no products deletes cleanly.</w:t>
             </w:r>
           </w:p>
         </w:tc>
       </w:tr>
     </w:tbl>
-    <w:p/>
-    <w:p>
-      <w:pPr>
-        <w:pStyle w:val="Heading3"/>
-      </w:pPr>
+    <w:p>
+      <w:pPr>
+        <w:pStyle w:val="Heading2"/>
+      </w:pPr>
+      <w:bookmarkStart w:id="49" w:name="_Toc243479246"/>
       <w:r>
         <w:rPr>
           <w:color w:val="1D4E89"/>
         </w:rPr>
-        <w:lastRenderedPageBreak/>
-        <w:t>Setting prices in bulk</w:t>
-      </w:r>
-    </w:p>
-    <w:p>
-      <w:r>
-        <w:t>To set many prices at once, use a spreadsheet:</w:t>
-      </w:r>
-    </w:p>
-    <w:p>
-      <w:pPr>
-        <w:pStyle w:val="ListNumber"/>
-        <w:keepNext/>
-        <w:numPr>
-          <w:ilvl w:val="0"/>
-          <w:numId w:val="45"/>
-        </w:numPr>
-      </w:pPr>
-      <w:r>
-        <w:t>Inventory → Products → “</w:t>
-      </w:r>
-      <w:r>
-        <w:t>🏬</w:t>
-      </w:r>
-      <w:r>
-        <w:t xml:space="preserve"> Branch Prices.”</w:t>
-      </w:r>
-    </w:p>
-    <w:p>
-      <w:pPr>
-        <w:pStyle w:val="ListNumber"/>
-        <w:keepNext/>
-        <w:numPr>
-          <w:ilvl w:val="0"/>
-          <w:numId w:val="45"/>
-        </w:numPr>
-      </w:pPr>
-      <w:r>
-        <w:t>Click “Download Current Prices.” The file lists every product at each of your branches, with its standard_price and the branch's own price (blank means it sells at the standard price).</w:t>
-      </w:r>
-    </w:p>
-    <w:p>
-      <w:pPr>
-        <w:pStyle w:val="ListNumber"/>
-        <w:keepNext/>
-        <w:numPr>
-          <w:ilvl w:val="0"/>
-          <w:numId w:val="45"/>
-        </w:numPr>
-      </w:pPr>
-      <w:r>
-        <w:t xml:space="preserve">In the price column, type a branch's new price, or </w:t>
-      </w:r>
-      <w:r>
-        <w:rPr>
-          <w:b/>
-        </w:rPr>
-        <w:t>standard</w:t>
-      </w:r>
-      <w:r>
-        <w:t xml:space="preserve"> to put it back on the standard price. Leave a price blank to keep it as it is.</w:t>
-      </w:r>
-    </w:p>
-    <w:p>
-      <w:pPr>
-        <w:pStyle w:val="ListNumber"/>
-        <w:numPr>
-          <w:ilvl w:val="0"/>
-          <w:numId w:val="45"/>
-        </w:numPr>
-      </w:pPr>
-      <w:r>
-        <w:t>Save the file as CSV, upload it, click “Preview Import →,” check the rows, and confirm.</w:t>
+        <w:t>8.5 Services</w:t>
+      </w:r>
+      <w:bookmarkEnd w:id="49"/>
+    </w:p>
+    <w:p>
+      <w:r>
+        <w:t>Shops that charge for work as well as goods — repairs, installation, labour, delivery, hire — can sell those services alongside their products. A service is set up and sold like a product, and counts in sales and profit, but it has no stock: it never runs out, and it isn't bought, counted, transferred, or valued as stock. It's optional and off by default.</w:t>
       </w:r>
     </w:p>
     <w:tbl>
@@ -12220,17 +13013,17 @@
         <w:tc>
           <w:tcPr>
             <w:tcW w:w="8640" w:type="dxa"/>
-            <w:shd w:val="clear" w:color="auto" w:fill="EAF1FB"/>
+            <w:shd w:val="clear" w:color="auto" w:fill="F2F2F2"/>
           </w:tcPr>
           <w:p>
             <w:r>
               <w:rPr>
                 <w:b/>
               </w:rPr>
-              <w:t xml:space="preserve">Note:  </w:t>
-            </w:r>
-            <w:r>
-              <w:t>Type the branch's name as it appears in IBS (capitals and dashes don't matter: “Kumasi - Adum” finds “Kumasi – Adum”). Each product can appear once per branch in a file. This import never changes a standard price. You can also start from “Download Template,” with the columns sku, branch, and price, or set your own branch's prices with the products import (section 20.1).</w:t>
+              <w:t xml:space="preserve">Who can do this:  </w:t>
+            </w:r>
+            <w:r>
+              <w:t>Switching it on requires settings.manage. Setting up services requires products.manage. Selling them needs only access to the POS. Available on every plan.</w:t>
             </w:r>
           </w:p>
         </w:tc>
@@ -12245,7 +13038,148 @@
         <w:rPr>
           <w:color w:val="1D4E89"/>
         </w:rPr>
-        <w:t>Who can change what</w:t>
+        <w:t>Turning it on</w:t>
+      </w:r>
+    </w:p>
+    <w:p>
+      <w:pPr>
+        <w:pStyle w:val="ListNumber"/>
+        <w:keepNext/>
+        <w:numPr>
+          <w:ilvl w:val="0"/>
+          <w:numId w:val="41"/>
+        </w:numPr>
+      </w:pPr>
+      <w:r>
+        <w:t>Administration → Settings → Optional features.</w:t>
+      </w:r>
+    </w:p>
+    <w:p>
+      <w:pPr>
+        <w:pStyle w:val="ListNumber"/>
+        <w:numPr>
+          <w:ilvl w:val="0"/>
+          <w:numId w:val="41"/>
+        </w:numPr>
+      </w:pPr>
+      <w:r>
+        <w:t>Switch on “Sell services as well as products” and click “Save settings.”</w:t>
+      </w:r>
+    </w:p>
+    <w:p>
+      <w:pPr>
+        <w:pStyle w:val="Heading3"/>
+      </w:pPr>
+      <w:r>
+        <w:rPr>
+          <w:color w:val="1D4E89"/>
+        </w:rPr>
+        <w:t>Setting up a service</w:t>
+      </w:r>
+    </w:p>
+    <w:p>
+      <w:pPr>
+        <w:pStyle w:val="ListNumber"/>
+        <w:keepNext/>
+        <w:numPr>
+          <w:ilvl w:val="0"/>
+          <w:numId w:val="42"/>
+        </w:numPr>
+      </w:pPr>
+      <w:r>
+        <w:t>Inventory → Products → “+ Add Product,” and choose Type: Service.</w:t>
+      </w:r>
+    </w:p>
+    <w:p>
+      <w:pPr>
+        <w:pStyle w:val="ListNumber"/>
+        <w:keepNext/>
+        <w:numPr>
+          <w:ilvl w:val="0"/>
+          <w:numId w:val="42"/>
+        </w:numPr>
+      </w:pPr>
+      <w:r>
+        <w:t>Enter a SKU, a name such as “Generator repair,” and a Category. A Main Supplier isn't needed.</w:t>
+      </w:r>
+    </w:p>
+    <w:p>
+      <w:pPr>
+        <w:pStyle w:val="ListNumber"/>
+        <w:keepNext/>
+        <w:numPr>
+          <w:ilvl w:val="0"/>
+          <w:numId w:val="42"/>
+        </w:numPr>
+      </w:pPr>
+      <w:r>
+        <w:t>Choose the Unit: Job, Hour, Day, Visit, Trip, or Each.</w:t>
+      </w:r>
+    </w:p>
+    <w:p>
+      <w:pPr>
+        <w:pStyle w:val="ListNumber"/>
+        <w:keepNext/>
+        <w:numPr>
+          <w:ilvl w:val="0"/>
+          <w:numId w:val="42"/>
+        </w:numPr>
+      </w:pPr>
+      <w:r>
+        <w:t>Enter the Selling Price. If the price depends on the job, tick “Price set at sale”: the cashier types the price at the POS, and the selling price is only a suggestion (it can be 0).</w:t>
+      </w:r>
+    </w:p>
+    <w:p>
+      <w:pPr>
+        <w:pStyle w:val="ListNumber"/>
+        <w:keepNext/>
+        <w:numPr>
+          <w:ilvl w:val="0"/>
+          <w:numId w:val="42"/>
+        </w:numPr>
+      </w:pPr>
+      <w:r>
+        <w:t>Optionally enter the Cost per service — what one costs you in labour or materials (see below).</w:t>
+      </w:r>
+    </w:p>
+    <w:p>
+      <w:pPr>
+        <w:pStyle w:val="ListNumber"/>
+        <w:numPr>
+          <w:ilvl w:val="0"/>
+          <w:numId w:val="42"/>
+        </w:numPr>
+      </w:pPr>
+      <w:r>
+        <w:t>Click “Save Product.” There's no stock, reorder level, or expiry to enter.</w:t>
+      </w:r>
+    </w:p>
+    <w:p>
+      <w:pPr>
+        <w:pStyle w:val="Heading3"/>
+      </w:pPr>
+      <w:r>
+        <w:rPr>
+          <w:color w:val="1D4E89"/>
+        </w:rPr>
+        <w:t>Cost and profit</w:t>
+      </w:r>
+    </w:p>
+    <w:p>
+      <w:r>
+        <w:t>A service's profit is its selling price less its Cost per service. Leave the cost at 0 to count the whole price as profit, or enter what one costs you, such as the technician's pay for the job or the parts it uses. As for products, each sale keeps the cost at the time, so changing the cost later doesn't change profit already reported.</w:t>
+      </w:r>
+    </w:p>
+    <w:p>
+      <w:pPr>
+        <w:pStyle w:val="Heading3"/>
+      </w:pPr>
+      <w:r>
+        <w:rPr>
+          <w:color w:val="1D4E89"/>
+        </w:rPr>
+        <w:lastRenderedPageBreak/>
+        <w:t>Where services show, and where they don't</w:t>
       </w:r>
     </w:p>
     <w:p>
@@ -12253,7 +13187,7 @@
         <w:pStyle w:val="ListBullet"/>
       </w:pPr>
       <w:r>
-        <w:t>Company-wide users can set any branch's price, and the standard price.</w:t>
+        <w:t>Product list — marked “Service” (or “Service · price at sale”) with “—” for stock. A filter shows Products only or Services only.</w:t>
       </w:r>
     </w:p>
     <w:p>
@@ -12261,7 +13195,7 @@
         <w:pStyle w:val="ListBullet"/>
       </w:pPr>
       <w:r>
-        <w:t>Branch-level users can set only their own branch's price. While branch prices are on they can't change the standard price, on the product page or in an import, because every other branch without its own price would change with it.</w:t>
+        <w:t>POS and proformas — sold and quoted like any product (sections 3.6 and 4.6).</w:t>
       </w:r>
     </w:p>
     <w:p>
@@ -12269,7 +13203,7 @@
         <w:pStyle w:val="ListBullet"/>
       </w:pPr>
       <w:r>
-        <w:t>Anyone who can add products can give a new product its first price.</w:t>
+        <w:t>Reports — counted in sales, Top Selling, and Profit &amp; Loss like any product.</w:t>
       </w:r>
     </w:p>
     <w:p>
@@ -12277,7 +13211,7 @@
         <w:pStyle w:val="ListBullet"/>
       </w:pPr>
       <w:r>
-        <w:t>Every change is recorded in the Audit Log. Dropping a branch's price by 30% or more raises the usual alert on the Dashboard, naming the branch.</w:t>
+        <w:t>Left out of everything about stock: Stock Management, Stock In, Stock Out, adjustments, purchases, direct deliveries, stock transfers, low-stock alerts, and the Stock Valuation, Low Stock, Stock by Branch, and Profit Margins reports.</w:t>
       </w:r>
     </w:p>
     <w:p>
@@ -12288,39 +13222,12 @@
         <w:rPr>
           <w:color w:val="1D4E89"/>
         </w:rPr>
-        <w:t>Where branch prices show</w:t>
-      </w:r>
-    </w:p>
-    <w:p>
-      <w:pPr>
-        <w:pStyle w:val="ListBullet"/>
-      </w:pPr>
-      <w:r>
-        <w:t>POS, proformas, and direct deliveries — each branch sells and quotes at its own price.</w:t>
-      </w:r>
-    </w:p>
-    <w:p>
-      <w:pPr>
-        <w:pStyle w:val="ListBullet"/>
-      </w:pPr>
-      <w:r>
-        <w:t>Product list and product page — the price at the branch you're viewing, with the standard price under it when they differ.</w:t>
-      </w:r>
-    </w:p>
-    <w:p>
-      <w:pPr>
-        <w:pStyle w:val="ListBullet"/>
-      </w:pPr>
-      <w:r>
-        <w:t>Reports — Stock Valuation, Profit Margins, Dead Stock, Damaged Stock, Low Stock, and Top Selling show the price at the branch you're viewing. With “All branches,” they show the standard price, and potential revenue and profit count each branch's stock at its own price.</w:t>
-      </w:r>
-    </w:p>
-    <w:p>
-      <w:pPr>
-        <w:pStyle w:val="ListBullet"/>
-      </w:pPr>
-      <w:r>
-        <w:t>Sales already made keep the price they were sold at.</w:t>
+        <w:t>Changing a product into a service</w:t>
+      </w:r>
+    </w:p>
+    <w:p>
+      <w:r>
+        <w:t>A product that has stock can't become a service. If it really is a service, take its stock out first with Stock Out or a stock adjustment, then change its Type. A service can be changed back into a product, starting with no stock.</w:t>
       </w:r>
     </w:p>
     <w:p>
@@ -12336,26 +13243,34 @@
     </w:p>
     <w:p>
       <w:r>
-        <w:t>Switching it off puts every branch back on the standard price. The branch prices are kept, and come back if you switch it on again.</w:t>
+        <w:t>Switching it off hides the Type choice and the service options. Services already set up keep selling, and keep their settings.</w:t>
       </w:r>
     </w:p>
     <w:p>
       <w:pPr>
         <w:pStyle w:val="Heading2"/>
       </w:pPr>
-      <w:bookmarkStart w:id="45" w:name="_Toc243461012"/>
+      <w:bookmarkStart w:id="50" w:name="_Toc243479247"/>
       <w:r>
         <w:rPr>
           <w:color w:val="1D4E89"/>
         </w:rPr>
-        <w:lastRenderedPageBreak/>
-        <w:t>8.7 Average cost per branch</w:t>
-      </w:r>
-      <w:bookmarkEnd w:id="45"/>
-    </w:p>
-    <w:p>
-      <w:r>
-        <w:t>A product's cost for profit and stock value is its weighted-average cost: the average of what its stock cost, updated by each purchase. Normally the whole business shares one average cost. If your branches buy from different suppliers or at different prices, each branch can keep its own, so a dearer purchase at one branch doesn't change the cost, or the profit, at the others. It's optional and off by default.</w:t>
+        <w:t>8.6 Prices at each branch</w:t>
+      </w:r>
+      <w:bookmarkEnd w:id="50"/>
+    </w:p>
+    <w:p>
+      <w:r>
+        <w:t xml:space="preserve">If your business has more than one branch, each branch can sell a product at its own price — a town branch dearer than the main store, say. The product's Selling Price becomes its </w:t>
+      </w:r>
+      <w:r>
+        <w:rPr>
+          <w:b/>
+        </w:rPr>
+        <w:t>standard price</w:t>
+      </w:r>
+      <w:r>
+        <w:t>, which every branch without a price of its own sells at. It's optional and off by default.</w:t>
       </w:r>
     </w:p>
     <w:tbl>
@@ -12391,7 +13306,7 @@
               <w:t xml:space="preserve">Who can do this:  </w:t>
             </w:r>
             <w:r>
-              <w:t>Switching it on requires settings.manage. Only available when your business has more than one branch. There's nothing else to set up.</w:t>
+              <w:t>Switching it on requires settings.manage. Setting prices requires products.manage. Only available when your business has more than one branch (Enterprise, or the multi-branch add-on).</w:t>
             </w:r>
           </w:p>
         </w:tc>
@@ -12415,7 +13330,7 @@
         <w:keepNext/>
         <w:numPr>
           <w:ilvl w:val="0"/>
-          <w:numId w:val="46"/>
+          <w:numId w:val="43"/>
         </w:numPr>
       </w:pPr>
       <w:r>
@@ -12427,11 +13342,11 @@
         <w:pStyle w:val="ListNumber"/>
         <w:numPr>
           <w:ilvl w:val="0"/>
-          <w:numId w:val="46"/>
+          <w:numId w:val="43"/>
         </w:numPr>
       </w:pPr>
       <w:r>
-        <w:t>Switch on “Keep average cost per branch” and click “Save settings.”</w:t>
+        <w:t>Switch on “Set a different selling price at each branch” and click “Save settings.”</w:t>
       </w:r>
     </w:p>
     <w:p>
@@ -12442,79 +13357,45 @@
         <w:rPr>
           <w:color w:val="1D4E89"/>
         </w:rPr>
-        <w:t>What changes a branch's cost</w:t>
-      </w:r>
-    </w:p>
-    <w:p>
-      <w:pPr>
-        <w:pStyle w:val="ListBullet"/>
-      </w:pPr>
-      <w:r>
-        <w:t>A purchase — recorded, edited, voided, or imported — changes only the cost at the branch it belongs to.</w:t>
-      </w:r>
-    </w:p>
-    <w:p>
-      <w:pPr>
-        <w:pStyle w:val="ListBullet"/>
-      </w:pPr>
-      <w:r>
-        <w:t>A stock transfer takes the sending branch's cost with it. When it's received, it's blended into the receiving branch's cost. If it's cancelled, it goes back into the sending branch's cost.</w:t>
-      </w:r>
-    </w:p>
-    <w:p>
-      <w:pPr>
-        <w:pStyle w:val="ListBullet"/>
-      </w:pPr>
-      <w:r>
-        <w:t>Sales, Stock Out, and stock adjustments don't change the average, just as with one average for the whole business.</w:t>
-      </w:r>
-    </w:p>
-    <w:p>
-      <w:r>
-        <w:t>For example: both branches have a product at an average cost of 61.59. Kumasi holds 32 and buys 10 more at 80, so its cost becomes 65.97. Osu's stays at 61.59.</w:t>
-      </w:r>
-    </w:p>
-    <w:p>
-      <w:pPr>
-        <w:pStyle w:val="Heading3"/>
-      </w:pPr>
-      <w:r>
-        <w:rPr>
-          <w:color w:val="1D4E89"/>
-        </w:rPr>
-        <w:t>Where it's used</w:t>
-      </w:r>
-    </w:p>
-    <w:p>
-      <w:pPr>
-        <w:pStyle w:val="ListBullet"/>
-      </w:pPr>
-      <w:r>
-        <w:t>Each sale records the cost at the branch that sold it, so its profit in the Sales Report, Top Selling, Profit &amp; Loss, and Branch Performance uses what that branch's stock cost.</w:t>
-      </w:r>
-    </w:p>
-    <w:p>
-      <w:pPr>
-        <w:pStyle w:val="ListBullet"/>
-      </w:pPr>
-      <w:r>
-        <w:t>Stock Valuation, Stock by Branch, Profit Margins, Dead Stock, Damaged Stock, and the Expiry Report value each branch's stock at its own cost. With “All branches,” the cost shown is the branches' costs averaged by how much stock each holds.</w:t>
-      </w:r>
-    </w:p>
-    <w:p>
-      <w:pPr>
-        <w:pStyle w:val="ListBullet"/>
-      </w:pPr>
-      <w:r>
-        <w:t>The product list, product page, and purchase screens show your branch's cost. The product page also shows the business-wide cost in brackets when it's different.</w:t>
-      </w:r>
-    </w:p>
-    <w:p>
-      <w:pPr>
-        <w:pStyle w:val="ListBullet"/>
-      </w:pPr>
-      <w:r>
-        <w:t>Sales already made keep the cost they recorded.</w:t>
+        <w:t>Setting a branch's price</w:t>
+      </w:r>
+    </w:p>
+    <w:p>
+      <w:pPr>
+        <w:pStyle w:val="ListNumber"/>
+        <w:keepNext/>
+        <w:numPr>
+          <w:ilvl w:val="0"/>
+          <w:numId w:val="44"/>
+        </w:numPr>
+      </w:pPr>
+      <w:r>
+        <w:t>Inventory → Products, and click Edit on the product.</w:t>
+      </w:r>
+    </w:p>
+    <w:p>
+      <w:pPr>
+        <w:pStyle w:val="ListNumber"/>
+        <w:keepNext/>
+        <w:numPr>
+          <w:ilvl w:val="0"/>
+          <w:numId w:val="44"/>
+        </w:numPr>
+      </w:pPr>
+      <w:r>
+        <w:t>Under “Price at each branch,” type the price for each branch that sells it at its own price. Leave a branch blank to sell at the standard price there.</w:t>
+      </w:r>
+    </w:p>
+    <w:p>
+      <w:pPr>
+        <w:pStyle w:val="ListNumber"/>
+        <w:numPr>
+          <w:ilvl w:val="0"/>
+          <w:numId w:val="44"/>
+        </w:numPr>
+      </w:pPr>
+      <w:r>
+        <w:t>Click “Update Product.”</w:t>
       </w:r>
     </w:p>
     <w:tbl>
@@ -12550,7 +13431,7 @@
               <w:t xml:space="preserve">Note:  </w:t>
             </w:r>
             <w:r>
-              <w:t>Branch costs are kept from the day your system was updated, even while this is switched off, so they're up to date whenever you switch it on. On that day every branch started at the business's average cost.</w:t>
+              <w:t>The Selling Price box is now called Standard Selling Price, and “+ Add Product” has the same “Price at each branch” boxes, so a new product can start with its branch prices.</w:t>
             </w:r>
           </w:p>
         </w:tc>
@@ -12566,28 +13447,79 @@
           <w:color w:val="1D4E89"/>
         </w:rPr>
         <w:lastRenderedPageBreak/>
-        <w:t>Turning it off</w:t>
-      </w:r>
-    </w:p>
-    <w:p>
-      <w:r>
-        <w:t>Switching it off goes back to one average cost for the whole business. Sales from then on record it; sales already made keep the cost they recorded.</w:t>
-      </w:r>
-    </w:p>
-    <w:p>
-      <w:pPr>
-        <w:pStyle w:val="Heading1"/>
-        <w:pageBreakBefore/>
-      </w:pPr>
-      <w:bookmarkStart w:id="46" w:name="_Toc243461013"/>
-      <w:r>
-        <w:rPr>
-          <w:color w:val="1D4E89"/>
-        </w:rPr>
-        <w:lastRenderedPageBreak/>
-        <w:t>9. Stock Management</w:t>
-      </w:r>
-      <w:bookmarkEnd w:id="46"/>
+        <w:t>Setting prices in bulk</w:t>
+      </w:r>
+    </w:p>
+    <w:p>
+      <w:r>
+        <w:t>To set many prices at once, use a spreadsheet:</w:t>
+      </w:r>
+    </w:p>
+    <w:p>
+      <w:pPr>
+        <w:pStyle w:val="ListNumber"/>
+        <w:keepNext/>
+        <w:numPr>
+          <w:ilvl w:val="0"/>
+          <w:numId w:val="45"/>
+        </w:numPr>
+      </w:pPr>
+      <w:r>
+        <w:t>Inventory → Products → “</w:t>
+      </w:r>
+      <w:r>
+        <w:t>🏬</w:t>
+      </w:r>
+      <w:r>
+        <w:t xml:space="preserve"> Branch Prices.”</w:t>
+      </w:r>
+    </w:p>
+    <w:p>
+      <w:pPr>
+        <w:pStyle w:val="ListNumber"/>
+        <w:keepNext/>
+        <w:numPr>
+          <w:ilvl w:val="0"/>
+          <w:numId w:val="45"/>
+        </w:numPr>
+      </w:pPr>
+      <w:r>
+        <w:t>Click “Download Current Prices.” The file lists every product at each of your branches, with its standard_price and the branch's own price (blank means it sells at the standard price).</w:t>
+      </w:r>
+    </w:p>
+    <w:p>
+      <w:pPr>
+        <w:pStyle w:val="ListNumber"/>
+        <w:keepNext/>
+        <w:numPr>
+          <w:ilvl w:val="0"/>
+          <w:numId w:val="45"/>
+        </w:numPr>
+      </w:pPr>
+      <w:r>
+        <w:t xml:space="preserve">In the price column, type a branch's new price, or </w:t>
+      </w:r>
+      <w:r>
+        <w:rPr>
+          <w:b/>
+        </w:rPr>
+        <w:t>standard</w:t>
+      </w:r>
+      <w:r>
+        <w:t xml:space="preserve"> to put it back on the standard price. Leave a price blank to keep it as it is.</w:t>
+      </w:r>
+    </w:p>
+    <w:p>
+      <w:pPr>
+        <w:pStyle w:val="ListNumber"/>
+        <w:numPr>
+          <w:ilvl w:val="0"/>
+          <w:numId w:val="45"/>
+        </w:numPr>
+      </w:pPr>
+      <w:r>
+        <w:t>Save the file as CSV, upload it, click “Preview Import →,” check the rows, and confirm.</w:t>
+      </w:r>
     </w:p>
     <w:tbl>
       <w:tblPr>
@@ -12612,17 +13544,17 @@
         <w:tc>
           <w:tcPr>
             <w:tcW w:w="8640" w:type="dxa"/>
-            <w:shd w:val="clear" w:color="auto" w:fill="F2F2F2"/>
+            <w:shd w:val="clear" w:color="auto" w:fill="EAF1FB"/>
           </w:tcPr>
           <w:p>
             <w:r>
               <w:rPr>
                 <w:b/>
               </w:rPr>
-              <w:t xml:space="preserve">Who can do this:  </w:t>
-            </w:r>
-            <w:r>
-              <w:t>Requires the stock.manage permission.</w:t>
+              <w:t xml:space="preserve">Note:  </w:t>
+            </w:r>
+            <w:r>
+              <w:t>Type the branch's name as it appears in IBS (capitals and dashes don't matter: “Kumasi - Adum” finds “Kumasi – Adum”). Each product can appear once per branch in a file. This import never changes a standard price. You can also start from “Download Template,” with the columns sku, branch, and price, or set your own branch's prices with the products import (section 20.1).</w:t>
             </w:r>
           </w:p>
         </w:tc>
@@ -12630,162 +13562,124 @@
     </w:tbl>
     <w:p/>
     <w:p>
-      <w:r>
-        <w:t>Inventory → Stock Management opens a dashboard for your branch with cards for Total Products, Stock Value (at cost), Low Stock (click to filter), and Out of Stock (click to filter), plus “📤 Export,” “↑ Stock In,” “↓ Stock Out,” “📋 History,” and “⚠ Alerts” (with a badge count). Stock movements and history only show your branch.</w:t>
+      <w:pPr>
+        <w:pStyle w:val="Heading3"/>
+      </w:pPr>
+      <w:r>
+        <w:rPr>
+          <w:color w:val="1D4E89"/>
+        </w:rPr>
+        <w:t>Who can change what</w:t>
+      </w:r>
+    </w:p>
+    <w:p>
+      <w:pPr>
+        <w:pStyle w:val="ListBullet"/>
+      </w:pPr>
+      <w:r>
+        <w:t>Company-wide users can set any branch's price, and the standard price.</w:t>
+      </w:r>
+    </w:p>
+    <w:p>
+      <w:pPr>
+        <w:pStyle w:val="ListBullet"/>
+      </w:pPr>
+      <w:r>
+        <w:t>Branch-level users can set only their own branch's price. While branch prices are on they can't change the standard price, on the product page or in an import, because every other branch without its own price would change with it.</w:t>
+      </w:r>
+    </w:p>
+    <w:p>
+      <w:pPr>
+        <w:pStyle w:val="ListBullet"/>
+      </w:pPr>
+      <w:r>
+        <w:t>Anyone who can add products can give a new product its first price.</w:t>
+      </w:r>
+    </w:p>
+    <w:p>
+      <w:pPr>
+        <w:pStyle w:val="ListBullet"/>
+      </w:pPr>
+      <w:r>
+        <w:t>Every change is recorded in the Audit Log. Dropping a branch's price by 30% or more raises the usual alert on the Dashboard, naming the branch.</w:t>
+      </w:r>
+    </w:p>
+    <w:p>
+      <w:pPr>
+        <w:pStyle w:val="Heading3"/>
+      </w:pPr>
+      <w:r>
+        <w:rPr>
+          <w:color w:val="1D4E89"/>
+        </w:rPr>
+        <w:t>Where branch prices show</w:t>
+      </w:r>
+    </w:p>
+    <w:p>
+      <w:pPr>
+        <w:pStyle w:val="ListBullet"/>
+      </w:pPr>
+      <w:r>
+        <w:t>POS, proformas, and direct deliveries — each branch sells and quotes at its own price.</w:t>
+      </w:r>
+    </w:p>
+    <w:p>
+      <w:pPr>
+        <w:pStyle w:val="ListBullet"/>
+      </w:pPr>
+      <w:r>
+        <w:t>Product list and product page — the price at the branch you're viewing, with the standard price under it when they differ.</w:t>
+      </w:r>
+    </w:p>
+    <w:p>
+      <w:pPr>
+        <w:pStyle w:val="ListBullet"/>
+      </w:pPr>
+      <w:r>
+        <w:t>Reports — Stock Valuation, Profit Margins, Dead Stock, Damaged Stock, Low Stock, and Top Selling show the price at the branch you're viewing. With “All branches,” they show the standard price, and potential revenue and profit count each branch's stock at its own price.</w:t>
+      </w:r>
+    </w:p>
+    <w:p>
+      <w:pPr>
+        <w:pStyle w:val="ListBullet"/>
+      </w:pPr>
+      <w:r>
+        <w:t>Sales already made keep the price they were sold at.</w:t>
+      </w:r>
+    </w:p>
+    <w:p>
+      <w:pPr>
+        <w:pStyle w:val="Heading3"/>
+      </w:pPr>
+      <w:r>
+        <w:rPr>
+          <w:color w:val="1D4E89"/>
+        </w:rPr>
+        <w:t>Turning it off</w:t>
+      </w:r>
+    </w:p>
+    <w:p>
+      <w:r>
+        <w:t>Switching it off puts every branch back on the standard price. The branch prices are kept, and come back if you switch it on again.</w:t>
       </w:r>
     </w:p>
     <w:p>
       <w:pPr>
         <w:pStyle w:val="Heading2"/>
       </w:pPr>
-      <w:bookmarkStart w:id="47" w:name="_Toc243461014"/>
+      <w:bookmarkStart w:id="51" w:name="_Toc243479248"/>
       <w:r>
         <w:rPr>
           <w:color w:val="1D4E89"/>
         </w:rPr>
-        <w:t>9.1 Stock In</w:t>
-      </w:r>
-      <w:bookmarkEnd w:id="47"/>
-    </w:p>
-    <w:p>
-      <w:pPr>
-        <w:pStyle w:val="ListNumber"/>
-        <w:keepNext/>
-        <w:numPr>
-          <w:ilvl w:val="0"/>
-          <w:numId w:val="16"/>
-        </w:numPr>
-      </w:pPr>
-      <w:r>
-        <w:t>Click “↑ Stock In,” or the + button on a product’s row.</w:t>
-      </w:r>
-    </w:p>
-    <w:p>
-      <w:pPr>
-        <w:pStyle w:val="ListNumber"/>
-        <w:keepNext/>
-        <w:numPr>
-          <w:ilvl w:val="0"/>
-          <w:numId w:val="16"/>
-        </w:numPr>
-      </w:pPr>
-      <w:r>
-        <w:t>Create Purchase opens (section 5.2). If you started from a product’s row, that product is already in the cart.</w:t>
-      </w:r>
-    </w:p>
-    <w:p>
-      <w:pPr>
-        <w:pStyle w:val="ListNumber"/>
-        <w:keepNext/>
-        <w:numPr>
-          <w:ilvl w:val="0"/>
-          <w:numId w:val="16"/>
-        </w:numPr>
-      </w:pPr>
-      <w:r>
-        <w:t>Pick the Supplier and enter the Quantity and Unit Cost. For a product tracked by batch, enter the Batch No. (optional) and Expiry Date (required).</w:t>
-      </w:r>
-    </w:p>
-    <w:p>
-      <w:pPr>
-        <w:pStyle w:val="ListNumber"/>
-        <w:numPr>
-          <w:ilvl w:val="0"/>
-          <w:numId w:val="16"/>
-        </w:numPr>
-      </w:pPr>
-      <w:r>
-        <w:t>Choose how you’re paying the supplier, or Credit, and click “✓ Complete Purchase.”</w:t>
-      </w:r>
-    </w:p>
-    <w:p>
-      <w:pPr>
-        <w:pStyle w:val="Heading2"/>
-      </w:pPr>
-      <w:bookmarkStart w:id="48" w:name="_Toc243461015"/>
-      <w:r>
-        <w:rPr>
-          <w:color w:val="1D4E89"/>
-        </w:rPr>
-        <w:t>9.2 Stock Out</w:t>
-      </w:r>
-      <w:bookmarkEnd w:id="48"/>
-    </w:p>
-    <w:p>
-      <w:pPr>
-        <w:pStyle w:val="ListNumber"/>
-        <w:keepNext/>
-        <w:numPr>
-          <w:ilvl w:val="0"/>
-          <w:numId w:val="17"/>
-        </w:numPr>
-      </w:pPr>
-      <w:r>
-        <w:t>Click “↓ Stock Out.”</w:t>
-      </w:r>
-    </w:p>
-    <w:p>
-      <w:pPr>
-        <w:pStyle w:val="ListNumber"/>
-        <w:keepNext/>
-        <w:numPr>
-          <w:ilvl w:val="0"/>
-          <w:numId w:val="17"/>
-        </w:numPr>
-      </w:pPr>
-      <w:r>
-        <w:t>Search and select the Product, and enter the Quantity to Remove.</w:t>
-      </w:r>
-    </w:p>
-    <w:p>
-      <w:pPr>
-        <w:pStyle w:val="ListNumber"/>
-        <w:keepNext/>
-        <w:numPr>
-          <w:ilvl w:val="0"/>
-          <w:numId w:val="17"/>
-        </w:numPr>
-      </w:pPr>
-      <w:r>
-        <w:t>For a product tracked by batch, choose the Batch — expired batches are marked “(EXPIRED)”. Leave it on “Earliest expiry first” to take stock from the oldest batch as usual.</w:t>
-      </w:r>
-    </w:p>
-    <w:p>
-      <w:pPr>
-        <w:pStyle w:val="ListNumber"/>
-        <w:keepNext/>
-        <w:numPr>
-          <w:ilvl w:val="0"/>
-          <w:numId w:val="17"/>
-        </w:numPr>
-      </w:pPr>
-      <w:r>
-        <w:t>If the product has damaged stock (section 9.4), tick “Take from damaged stock” when you're returning damaged items to the supplier or throwing them away. Leave it unticked to remove undamaged stock only.</w:t>
-      </w:r>
-    </w:p>
-    <w:p>
-      <w:pPr>
-        <w:pStyle w:val="ListNumber"/>
-        <w:keepNext/>
-        <w:numPr>
-          <w:ilvl w:val="0"/>
-          <w:numId w:val="17"/>
-        </w:numPr>
-      </w:pPr>
-      <w:r>
-        <w:t>Choose a Reason: Damaged, Expired, Lost / Stolen, Sample / Giveaway, Return to Supplier, or Other.</w:t>
-      </w:r>
-    </w:p>
-    <w:p>
-      <w:pPr>
-        <w:pStyle w:val="ListNumber"/>
-        <w:numPr>
-          <w:ilvl w:val="0"/>
-          <w:numId w:val="17"/>
-        </w:numPr>
-      </w:pPr>
-      <w:r>
-        <w:t>Add Notes if needed and click “✓ Confirm Stock Out.”</w:t>
+        <w:lastRenderedPageBreak/>
+        <w:t>8.7 Average cost per branch</w:t>
+      </w:r>
+      <w:bookmarkEnd w:id="51"/>
+    </w:p>
+    <w:p>
+      <w:r>
+        <w:t>A product's cost for profit and stock value is its weighted-average cost: the average of what its stock cost, updated by each purchase. Normally the whole business shares one average cost. If your branches buy from different suppliers or at different prices, each branch can keep its own, so a dearer purchase at one branch doesn't change the cost, or the profit, at the others. It's optional and off by default.</w:t>
       </w:r>
     </w:p>
     <w:tbl>
@@ -12811,17 +13705,17 @@
         <w:tc>
           <w:tcPr>
             <w:tcW w:w="8640" w:type="dxa"/>
-            <w:shd w:val="clear" w:color="auto" w:fill="EAF1FB"/>
+            <w:shd w:val="clear" w:color="auto" w:fill="F2F2F2"/>
           </w:tcPr>
           <w:p>
             <w:r>
               <w:rPr>
                 <w:b/>
               </w:rPr>
-              <w:t xml:space="preserve">Note:  </w:t>
-            </w:r>
-            <w:r>
-              <w:t>You'll get a warning if the quantity you're removing is more than what's in stock — or, when you've picked a batch, more than what's left in that batch. Writing off expired stock? Pick the expired batch so exactly that stock is removed.</w:t>
+              <w:t xml:space="preserve">Who can do this:  </w:t>
+            </w:r>
+            <w:r>
+              <w:t>Switching it on requires settings.manage. Only available when your business has more than one branch. There's nothing else to set up.</w:t>
             </w:r>
           </w:p>
         </w:tc>
@@ -12830,20 +13724,13 @@
     <w:p/>
     <w:p>
       <w:pPr>
-        <w:pStyle w:val="Heading2"/>
-      </w:pPr>
-      <w:bookmarkStart w:id="49" w:name="_Toc243461016"/>
+        <w:pStyle w:val="Heading3"/>
+      </w:pPr>
       <w:r>
         <w:rPr>
           <w:color w:val="1D4E89"/>
         </w:rPr>
-        <w:t>9.3 Stock Adjustment</w:t>
-      </w:r>
-      <w:bookmarkEnd w:id="49"/>
-    </w:p>
-    <w:p>
-      <w:r>
-        <w:t>From a specific product, you can set its stock to an exact new quantity rather than adding or removing a delta — useful after a physical stock count.</w:t>
+        <w:t>Turning it on</w:t>
       </w:r>
     </w:p>
     <w:p>
@@ -12852,38 +13739,11 @@
         <w:keepNext/>
         <w:numPr>
           <w:ilvl w:val="0"/>
-          <w:numId w:val="18"/>
+          <w:numId w:val="46"/>
         </w:numPr>
       </w:pPr>
       <w:r>
-        <w:lastRenderedPageBreak/>
-        <w:t>Open the product and choose Stock Adjustment.</w:t>
-      </w:r>
-    </w:p>
-    <w:p>
-      <w:pPr>
-        <w:pStyle w:val="ListNumber"/>
-        <w:keepNext/>
-        <w:numPr>
-          <w:ilvl w:val="0"/>
-          <w:numId w:val="18"/>
-        </w:numPr>
-      </w:pPr>
-      <w:r>
-        <w:t>Enter the New Stock Quantity directly, or use the quick buttons (−10 / −5 / −1 / +1 / +5 / +10 / +50 / +100).</w:t>
-      </w:r>
-    </w:p>
-    <w:p>
-      <w:pPr>
-        <w:pStyle w:val="ListNumber"/>
-        <w:keepNext/>
-        <w:numPr>
-          <w:ilvl w:val="0"/>
-          <w:numId w:val="18"/>
-        </w:numPr>
-      </w:pPr>
-      <w:r>
-        <w:t>Enter a Reason for Adjustment (required — kept for the audit trail).</w:t>
+        <w:t>Administration → Settings → Optional features.</w:t>
       </w:r>
     </w:p>
     <w:p>
@@ -12891,11 +13751,94 @@
         <w:pStyle w:val="ListNumber"/>
         <w:numPr>
           <w:ilvl w:val="0"/>
-          <w:numId w:val="18"/>
+          <w:numId w:val="46"/>
         </w:numPr>
       </w:pPr>
       <w:r>
-        <w:t>Click “✓ Apply Adjustment.”</w:t>
+        <w:t>Switch on “Keep average cost per branch” and click “Save settings.”</w:t>
+      </w:r>
+    </w:p>
+    <w:p>
+      <w:pPr>
+        <w:pStyle w:val="Heading3"/>
+      </w:pPr>
+      <w:r>
+        <w:rPr>
+          <w:color w:val="1D4E89"/>
+        </w:rPr>
+        <w:t>What changes a branch's cost</w:t>
+      </w:r>
+    </w:p>
+    <w:p>
+      <w:pPr>
+        <w:pStyle w:val="ListBullet"/>
+      </w:pPr>
+      <w:r>
+        <w:t>A purchase — recorded, edited, voided, or imported — changes only the cost at the branch it belongs to.</w:t>
+      </w:r>
+    </w:p>
+    <w:p>
+      <w:pPr>
+        <w:pStyle w:val="ListBullet"/>
+      </w:pPr>
+      <w:r>
+        <w:t>A stock transfer takes the sending branch's cost with it. When it's received, it's blended into the receiving branch's cost. If it's cancelled, it goes back into the sending branch's cost.</w:t>
+      </w:r>
+    </w:p>
+    <w:p>
+      <w:pPr>
+        <w:pStyle w:val="ListBullet"/>
+      </w:pPr>
+      <w:r>
+        <w:t>Sales, Stock Out, and stock adjustments don't change the average, just as with one average for the whole business.</w:t>
+      </w:r>
+    </w:p>
+    <w:p>
+      <w:r>
+        <w:t>For example: both branches have a product at an average cost of 61.59. Kumasi holds 32 and buys 10 more at 80, so its cost becomes 65.97. Osu's stays at 61.59.</w:t>
+      </w:r>
+    </w:p>
+    <w:p>
+      <w:pPr>
+        <w:pStyle w:val="Heading3"/>
+      </w:pPr>
+      <w:r>
+        <w:rPr>
+          <w:color w:val="1D4E89"/>
+        </w:rPr>
+        <w:t>Where it's used</w:t>
+      </w:r>
+    </w:p>
+    <w:p>
+      <w:pPr>
+        <w:pStyle w:val="ListBullet"/>
+      </w:pPr>
+      <w:r>
+        <w:t>Each sale records the cost at the branch that sold it, so its profit in the Sales Report, Top Selling, Profit &amp; Loss, and Branch Performance uses what that branch's stock cost.</w:t>
+      </w:r>
+    </w:p>
+    <w:p>
+      <w:pPr>
+        <w:pStyle w:val="ListBullet"/>
+      </w:pPr>
+      <w:r>
+        <w:t>Stock Valuation, Stock by Branch, Profit Margins, Dead Stock, Damaged Stock, and the Expiry Report value each branch's stock at its own cost. With “All branches,” the cost shown is the branches' costs averaged by how much stock each holds.</w:t>
+      </w:r>
+    </w:p>
+    <w:p>
+      <w:pPr>
+        <w:pStyle w:val="ListBullet"/>
+      </w:pPr>
+      <w:r>
+        <w:t>The product list, product page, and purchase screens show your branch's cost. The product page also shows the business-wide cost in brackets when it's different.</w:t>
+      </w:r>
+    </w:p>
+    <w:p>
+      <w:pPr>
+        <w:pStyle w:val="ListBullet"/>
+      </w:pPr>
+      <w:r>
+        <w:t>Sales already made keep the cost they recorded.</w:t>
       </w:r>
     </w:p>
     <w:tbl>
@@ -12931,29 +13874,44 @@
               <w:t xml:space="preserve">Note:  </w:t>
             </w:r>
             <w:r>
-              <w:t>If some of the product is marked damaged (section 9.4), count those items in the new quantity too. If the new quantity is lower than the number damaged, the damaged count is lowered to match.</w:t>
+              <w:t>Branch costs are kept from the day your system was updated, even while this is switched off, so they're up to date whenever you switch it on. On that day every branch started at the business's average cost.</w:t>
             </w:r>
           </w:p>
         </w:tc>
       </w:tr>
     </w:tbl>
-    <w:p>
-      <w:pPr>
-        <w:pStyle w:val="Heading2"/>
-      </w:pPr>
-      <w:bookmarkStart w:id="50" w:name="_Toc243461017"/>
+    <w:p/>
+    <w:p>
+      <w:pPr>
+        <w:pStyle w:val="Heading3"/>
+      </w:pPr>
       <w:r>
         <w:rPr>
           <w:color w:val="1D4E89"/>
         </w:rPr>
-        <w:t>9.4 Damaged stock</w:t>
-      </w:r>
-      <w:bookmarkEnd w:id="50"/>
-    </w:p>
-    <w:p>
-      <w:r>
-        <w:t>Goods damaged in the store don't always go back to the supplier: lightly damaged ones are often sold at a discount, and only badly damaged ones are returned. Damaged stock keeps count of them. Damaged items stay part of your stock, but only sell on a POS line marked Damaged, so you always know how many you hold and the count goes down as they're sold.</w:t>
-      </w:r>
+        <w:lastRenderedPageBreak/>
+        <w:t>Turning it off</w:t>
+      </w:r>
+    </w:p>
+    <w:p>
+      <w:r>
+        <w:t>Switching it off goes back to one average cost for the whole business. Sales from then on record it; sales already made keep the cost they recorded.</w:t>
+      </w:r>
+    </w:p>
+    <w:p>
+      <w:pPr>
+        <w:pStyle w:val="Heading1"/>
+        <w:pageBreakBefore/>
+      </w:pPr>
+      <w:bookmarkStart w:id="52" w:name="_Toc243479249"/>
+      <w:r>
+        <w:rPr>
+          <w:color w:val="1D4E89"/>
+        </w:rPr>
+        <w:lastRenderedPageBreak/>
+        <w:t>9. Stock Management</w:t>
+      </w:r>
+      <w:bookmarkEnd w:id="52"/>
     </w:p>
     <w:tbl>
       <w:tblPr>
@@ -12988,22 +13946,30 @@
               <w:t xml:space="preserve">Who can do this:  </w:t>
             </w:r>
             <w:r>
-              <w:t>Switching it on requires settings.manage. Marking stock as damaged requires stock.manage and “Mark Stock as Damaged” (stock.mark_damaged), which the built-in Admin and Staff roles have and Cashier doesn't. Selling damaged stock needs only access to the POS. Available on every plan.</w:t>
+              <w:t>Requires the stock.manage permission.</w:t>
             </w:r>
           </w:p>
         </w:tc>
       </w:tr>
     </w:tbl>
-    <w:p>
-      <w:pPr>
-        <w:pStyle w:val="Heading3"/>
-      </w:pPr>
+    <w:p/>
+    <w:p>
+      <w:r>
+        <w:t>Inventory → Stock Management opens a dashboard for your branch with cards for Total Products, Stock Value (at cost), Low Stock (click to filter), and Out of Stock (click to filter), plus “📤 Export,” “↑ Stock In,” “↓ Stock Out,” “📋 History,” and “⚠ Alerts” (with a badge count). Stock movements and history only show your branch.</w:t>
+      </w:r>
+    </w:p>
+    <w:p>
+      <w:pPr>
+        <w:pStyle w:val="Heading2"/>
+      </w:pPr>
+      <w:bookmarkStart w:id="53" w:name="_Toc243479250"/>
       <w:r>
         <w:rPr>
           <w:color w:val="1D4E89"/>
         </w:rPr>
-        <w:t>Turning it on</w:t>
-      </w:r>
+        <w:t>9.1 Stock In</w:t>
+      </w:r>
+      <w:bookmarkEnd w:id="53"/>
     </w:p>
     <w:p>
       <w:pPr>
@@ -13011,39 +13977,11 @@
         <w:keepNext/>
         <w:numPr>
           <w:ilvl w:val="0"/>
-          <w:numId w:val="36"/>
+          <w:numId w:val="16"/>
         </w:numPr>
       </w:pPr>
       <w:r>
-        <w:t>Administration → Settings → Optional features.</w:t>
-      </w:r>
-    </w:p>
-    <w:p>
-      <w:pPr>
-        <w:pStyle w:val="ListNumber"/>
-        <w:numPr>
-          <w:ilvl w:val="0"/>
-          <w:numId w:val="36"/>
-        </w:numPr>
-      </w:pPr>
-      <w:r>
-        <w:t>Switch on “Keep count of damaged stock” and click “Save settings.”</w:t>
-      </w:r>
-    </w:p>
-    <w:p>
-      <w:r>
-        <w:t>Stock Management then shows each product's damaged count, and the Reports menu gets a Damaged Stock report.</w:t>
-      </w:r>
-    </w:p>
-    <w:p>
-      <w:pPr>
-        <w:pStyle w:val="Heading3"/>
-      </w:pPr>
-      <w:r>
-        <w:rPr>
-          <w:color w:val="1D4E89"/>
-        </w:rPr>
-        <w:t>Marking stock as damaged</w:t>
+        <w:t>Click “↑ Stock In,” or the + button on a product’s row.</w:t>
       </w:r>
     </w:p>
     <w:p>
@@ -13052,11 +13990,11 @@
         <w:keepNext/>
         <w:numPr>
           <w:ilvl w:val="0"/>
-          <w:numId w:val="37"/>
+          <w:numId w:val="16"/>
         </w:numPr>
       </w:pPr>
       <w:r>
-        <w:t>Inventory → Stock Management, find the product, and click its Damaged button (the warning-triangle icon).</w:t>
+        <w:t>Create Purchase opens (section 5.2). If you started from a product’s row, that product is already in the cart.</w:t>
       </w:r>
     </w:p>
     <w:p>
@@ -13065,12 +14003,37 @@
         <w:keepNext/>
         <w:numPr>
           <w:ilvl w:val="0"/>
-          <w:numId w:val="37"/>
+          <w:numId w:val="16"/>
         </w:numPr>
       </w:pPr>
       <w:r>
-        <w:t>Choose “Mark as damaged.”</w:t>
-      </w:r>
+        <w:t>Pick the Supplier and enter the Quantity and Unit Cost. For a product tracked by batch, enter the Batch No. (optional) and Expiry Date (required).</w:t>
+      </w:r>
+    </w:p>
+    <w:p>
+      <w:pPr>
+        <w:pStyle w:val="ListNumber"/>
+        <w:numPr>
+          <w:ilvl w:val="0"/>
+          <w:numId w:val="16"/>
+        </w:numPr>
+      </w:pPr>
+      <w:r>
+        <w:t>Choose how you’re paying the supplier, or Credit, and click “✓ Complete Purchase.”</w:t>
+      </w:r>
+    </w:p>
+    <w:p>
+      <w:pPr>
+        <w:pStyle w:val="Heading2"/>
+      </w:pPr>
+      <w:bookmarkStart w:id="54" w:name="_Toc243479251"/>
+      <w:r>
+        <w:rPr>
+          <w:color w:val="1D4E89"/>
+        </w:rPr>
+        <w:t>9.2 Stock Out</w:t>
+      </w:r>
+      <w:bookmarkEnd w:id="54"/>
     </w:p>
     <w:p>
       <w:pPr>
@@ -13078,11 +14041,63 @@
         <w:keepNext/>
         <w:numPr>
           <w:ilvl w:val="0"/>
-          <w:numId w:val="37"/>
+          <w:numId w:val="17"/>
         </w:numPr>
       </w:pPr>
       <w:r>
-        <w:t>Enter the Quantity — up to the undamaged stock at your branch — and a Reason, such as “Cartons crushed in delivery.”</w:t>
+        <w:t>Click “↓ Stock Out.”</w:t>
+      </w:r>
+    </w:p>
+    <w:p>
+      <w:pPr>
+        <w:pStyle w:val="ListNumber"/>
+        <w:keepNext/>
+        <w:numPr>
+          <w:ilvl w:val="0"/>
+          <w:numId w:val="17"/>
+        </w:numPr>
+      </w:pPr>
+      <w:r>
+        <w:t>Search and select the Product, and enter the Quantity to Remove.</w:t>
+      </w:r>
+    </w:p>
+    <w:p>
+      <w:pPr>
+        <w:pStyle w:val="ListNumber"/>
+        <w:keepNext/>
+        <w:numPr>
+          <w:ilvl w:val="0"/>
+          <w:numId w:val="17"/>
+        </w:numPr>
+      </w:pPr>
+      <w:r>
+        <w:t>For a product tracked by batch, choose the Batch — expired batches are marked “(EXPIRED)”. Leave it on “Earliest expiry first” to take stock from the oldest batch as usual.</w:t>
+      </w:r>
+    </w:p>
+    <w:p>
+      <w:pPr>
+        <w:pStyle w:val="ListNumber"/>
+        <w:keepNext/>
+        <w:numPr>
+          <w:ilvl w:val="0"/>
+          <w:numId w:val="17"/>
+        </w:numPr>
+      </w:pPr>
+      <w:r>
+        <w:t>If the product has damaged stock (section 9.4), tick “Take from damaged stock” when you're returning damaged items to the supplier or throwing them away. Leave it unticked to remove undamaged stock only.</w:t>
+      </w:r>
+    </w:p>
+    <w:p>
+      <w:pPr>
+        <w:pStyle w:val="ListNumber"/>
+        <w:keepNext/>
+        <w:numPr>
+          <w:ilvl w:val="0"/>
+          <w:numId w:val="17"/>
+        </w:numPr>
+      </w:pPr>
+      <w:r>
+        <w:t>Choose a Reason: Damaged, Expired, Lost / Stolen, Sample / Giveaway, Return to Supplier, or Other.</w:t>
       </w:r>
     </w:p>
     <w:p>
@@ -13090,150 +14105,11 @@
         <w:pStyle w:val="ListNumber"/>
         <w:numPr>
           <w:ilvl w:val="0"/>
-          <w:numId w:val="37"/>
+          <w:numId w:val="17"/>
         </w:numPr>
       </w:pPr>
       <w:r>
-        <w:t>Click “✓ Save.”</w:t>
-      </w:r>
-    </w:p>
-    <w:p>
-      <w:r>
-        <w:t>The stock total doesn't change; those items now count as damaged. Marked something by mistake? Open the same page, choose “Not damaged after all,” and enter how many. The page lists the latest changes to the product's damaged count, and each marking is also recorded in the Audit Log.</w:t>
-      </w:r>
-    </w:p>
-    <w:p>
-      <w:pPr>
-        <w:pStyle w:val="Heading3"/>
-      </w:pPr>
-      <w:r>
-        <w:rPr>
-          <w:color w:val="1D4E89"/>
-        </w:rPr>
-        <w:lastRenderedPageBreak/>
-        <w:t>What happens to damaged stock</w:t>
-      </w:r>
-    </w:p>
-    <w:p>
-      <w:pPr>
-        <w:pStyle w:val="ListBullet"/>
-      </w:pPr>
-      <w:r>
-        <w:rPr>
-          <w:b/>
-        </w:rPr>
-        <w:t>Selling:</w:t>
-      </w:r>
-      <w:r>
-        <w:t xml:space="preserve"> only on a POS line marked Damaged, at the discount the cashier gives — see section 3.5.</w:t>
-      </w:r>
-    </w:p>
-    <w:p>
-      <w:pPr>
-        <w:pStyle w:val="ListBullet"/>
-      </w:pPr>
-      <w:r>
-        <w:rPr>
-          <w:b/>
-        </w:rPr>
-        <w:t>Returning or throwing away:</w:t>
-      </w:r>
-      <w:r>
-        <w:t xml:space="preserve"> Stock Out with “Take from damaged stock” ticked — see section 9.2.</w:t>
-      </w:r>
-    </w:p>
-    <w:p>
-      <w:pPr>
-        <w:pStyle w:val="ListBullet"/>
-      </w:pPr>
-      <w:r>
-        <w:rPr>
-          <w:b/>
-        </w:rPr>
-        <w:t>Everything else</w:t>
-      </w:r>
-      <w:r>
-        <w:t xml:space="preserve"> — normal sales, Stock Out without the tick, and stock transfers — uses undamaged stock only, so damaged items can't leave by accident.</w:t>
-      </w:r>
-    </w:p>
-    <w:p>
-      <w:pPr>
-        <w:pStyle w:val="ListBullet"/>
-      </w:pPr>
-      <w:r>
-        <w:rPr>
-          <w:b/>
-        </w:rPr>
-        <w:t>Stock counts:</w:t>
-      </w:r>
-      <w:r>
-        <w:t xml:space="preserve"> a stock adjustment that leaves less stock than is marked damaged lowers the damaged count to match.</w:t>
-      </w:r>
-    </w:p>
-    <w:p>
-      <w:pPr>
-        <w:pStyle w:val="ListBullet"/>
-      </w:pPr>
-      <w:r>
-        <w:rPr>
-          <w:b/>
-        </w:rPr>
-        <w:t>Branches:</w:t>
-      </w:r>
-      <w:r>
-        <w:t xml:space="preserve"> each branch keeps its own damaged count.</w:t>
-      </w:r>
-    </w:p>
-    <w:p>
-      <w:pPr>
-        <w:pStyle w:val="Heading3"/>
-      </w:pPr>
-      <w:r>
-        <w:rPr>
-          <w:color w:val="1D4E89"/>
-        </w:rPr>
-        <w:t>Seeing how much is damaged</w:t>
-      </w:r>
-    </w:p>
-    <w:p>
-      <w:r>
-        <w:t>Stock Management shows “N damaged” under a product's stock, the total damaged units on the Total Products card, and a “Has Damaged Stock” filter. For values and history, open Reports → Damaged Stock (section 19.1).</w:t>
-      </w:r>
-    </w:p>
-    <w:p>
-      <w:pPr>
-        <w:pStyle w:val="Heading3"/>
-      </w:pPr>
-      <w:r>
-        <w:rPr>
-          <w:color w:val="1D4E89"/>
-        </w:rPr>
-        <w:t>Turning it off</w:t>
-      </w:r>
-    </w:p>
-    <w:p>
-      <w:r>
-        <w:t>Switching it off hides the damaged counts and lets all stock sell normally. The counts and their history are kept, though selling stock while it's off can lower them. Switching it back on picks up where you left off.</w:t>
-      </w:r>
-    </w:p>
-    <w:p>
-      <w:pPr>
-        <w:pStyle w:val="Heading1"/>
-        <w:pageBreakBefore/>
-      </w:pPr>
-      <w:bookmarkStart w:id="51" w:name="_Toc243461018"/>
-      <w:r>
-        <w:rPr>
-          <w:color w:val="1D4E89"/>
-        </w:rPr>
-        <w:lastRenderedPageBreak/>
-        <w:t>10. Batch &amp; Expiry Tracking</w:t>
-      </w:r>
-      <w:bookmarkEnd w:id="51"/>
-    </w:p>
-    <w:p>
-      <w:r>
-        <w:t>For businesses that sell goods that expire — medicines, food, agro-chemicals — the system can keep each product's stock split into batches, each with a batch number and an expiry date. It's optional and off by default: businesses that don't need it see no change at all.</w:t>
+        <w:t>Add Notes if needed and click “✓ Confirm Stock Out.”</w:t>
       </w:r>
     </w:p>
     <w:tbl>
@@ -13259,17 +14135,17 @@
         <w:tc>
           <w:tcPr>
             <w:tcW w:w="8640" w:type="dxa"/>
-            <w:shd w:val="clear" w:color="auto" w:fill="F2F2F2"/>
+            <w:shd w:val="clear" w:color="auto" w:fill="EAF1FB"/>
           </w:tcPr>
           <w:p>
             <w:r>
               <w:rPr>
                 <w:b/>
               </w:rPr>
-              <w:t xml:space="preserve">Who can do this:  </w:t>
-            </w:r>
-            <w:r>
-              <w:t>Turning tracking on requires settings.manage. Choosing which products are tracked requires products.manage. Available on every plan.</w:t>
+              <w:t xml:space="preserve">Note:  </w:t>
+            </w:r>
+            <w:r>
+              <w:t>You'll get a warning if the quantity you're removing is more than what's in stock — or, when you've picked a batch, more than what's left in that batch. Writing off expired stock? Pick the expired batch so exactly that stock is removed.</w:t>
             </w:r>
           </w:p>
         </w:tc>
@@ -13280,14 +14156,19 @@
       <w:pPr>
         <w:pStyle w:val="Heading2"/>
       </w:pPr>
-      <w:bookmarkStart w:id="52" w:name="_Toc243461019"/>
+      <w:bookmarkStart w:id="55" w:name="_Toc243479252"/>
       <w:r>
         <w:rPr>
           <w:color w:val="1D4E89"/>
         </w:rPr>
-        <w:t>10.1 Turning it on</w:t>
-      </w:r>
-      <w:bookmarkEnd w:id="52"/>
+        <w:t>9.3 Stock Adjustment</w:t>
+      </w:r>
+      <w:bookmarkEnd w:id="55"/>
+    </w:p>
+    <w:p>
+      <w:r>
+        <w:t>From a specific product, you can set its stock to an exact new quantity rather than adding or removing a delta — useful after a physical stock count.</w:t>
+      </w:r>
     </w:p>
     <w:p>
       <w:pPr>
@@ -13295,11 +14176,12 @@
         <w:keepNext/>
         <w:numPr>
           <w:ilvl w:val="0"/>
-          <w:numId w:val="19"/>
+          <w:numId w:val="18"/>
         </w:numPr>
       </w:pPr>
       <w:r>
-        <w:t>Administration → Settings → Optional features.</w:t>
+        <w:lastRenderedPageBreak/>
+        <w:t>Open the product and choose Stock Adjustment.</w:t>
       </w:r>
     </w:p>
     <w:p>
@@ -13308,11 +14190,11 @@
         <w:keepNext/>
         <w:numPr>
           <w:ilvl w:val="0"/>
-          <w:numId w:val="19"/>
+          <w:numId w:val="18"/>
         </w:numPr>
       </w:pPr>
       <w:r>
-        <w:t>Switch on “Track batches and expiry dates.” The expiry options below it appear.</w:t>
+        <w:t>Enter the New Stock Quantity directly, or use the quick buttons (−10 / −5 / −1 / +1 / +5 / +10 / +50 / +100).</w:t>
       </w:r>
     </w:p>
     <w:p>
@@ -13321,37 +14203,11 @@
         <w:keepNext/>
         <w:numPr>
           <w:ilvl w:val="0"/>
-          <w:numId w:val="19"/>
+          <w:numId w:val="18"/>
         </w:numPr>
       </w:pPr>
       <w:r>
-        <w:t>Set “Warn about batches expiring within” — the number of days before expiry that a batch counts as “expiring soon” (default 90, which suits most pharmacies).</w:t>
-      </w:r>
-    </w:p>
-    <w:p>
-      <w:pPr>
-        <w:pStyle w:val="ListNumber"/>
-        <w:keepNext/>
-        <w:numPr>
-          <w:ilvl w:val="0"/>
-          <w:numId w:val="19"/>
-        </w:numPr>
-      </w:pPr>
-      <w:r>
-        <w:t>Choose what happens to expired stock under “Selling expired stock”: “Don't allow it” (recommended) or “Allow, with a warning.”</w:t>
-      </w:r>
-    </w:p>
-    <w:p>
-      <w:pPr>
-        <w:pStyle w:val="ListNumber"/>
-        <w:keepNext/>
-        <w:numPr>
-          <w:ilvl w:val="0"/>
-          <w:numId w:val="19"/>
-        </w:numPr>
-      </w:pPr>
-      <w:r>
-        <w:t>Click “Save settings.”</w:t>
+        <w:t>Enter a Reason for Adjustment (required — kept for the audit trail).</w:t>
       </w:r>
     </w:p>
     <w:p>
@@ -13359,11 +14215,11 @@
         <w:pStyle w:val="ListNumber"/>
         <w:numPr>
           <w:ilvl w:val="0"/>
-          <w:numId w:val="19"/>
+          <w:numId w:val="18"/>
         </w:numPr>
       </w:pPr>
       <w:r>
-        <w:t>On each product that expires, open Edit and tick “Track batches and expiry dates.” Products you don't tick work exactly as before.</w:t>
+        <w:t>Click “✓ Apply Adjustment.”</w:t>
       </w:r>
     </w:p>
     <w:tbl>
@@ -13399,7 +14255,345 @@
               <w:t xml:space="preserve">Note:  </w:t>
             </w:r>
             <w:r>
-              <w:t>When you start tracking a product that already has stock, that stock becomes one batch with an unknown expiry date. Unknown-expiry stock is treated as the oldest, so it's sold first.</w:t>
+              <w:t>If some of the product is marked damaged (section 9.4), count those items in the new quantity too. If the new quantity is lower than the number damaged, the damaged count is lowered to match.</w:t>
+            </w:r>
+          </w:p>
+        </w:tc>
+      </w:tr>
+    </w:tbl>
+    <w:p>
+      <w:pPr>
+        <w:pStyle w:val="Heading2"/>
+      </w:pPr>
+      <w:bookmarkStart w:id="56" w:name="_Toc243479253"/>
+      <w:r>
+        <w:rPr>
+          <w:color w:val="1D4E89"/>
+        </w:rPr>
+        <w:t>9.4 Damaged stock</w:t>
+      </w:r>
+      <w:bookmarkEnd w:id="56"/>
+    </w:p>
+    <w:p>
+      <w:r>
+        <w:t>Goods damaged in the store don't always go back to the supplier: lightly damaged ones are often sold at a discount, and only badly damaged ones are returned. Damaged stock keeps count of them. Damaged items stay part of your stock, but only sell on a POS line marked Damaged, so you always know how many you hold and the count goes down as they're sold.</w:t>
+      </w:r>
+    </w:p>
+    <w:tbl>
+      <w:tblPr>
+        <w:tblW w:w="0" w:type="auto"/>
+        <w:tblBorders>
+          <w:top w:val="nil"/>
+          <w:left w:val="nil"/>
+          <w:bottom w:val="nil"/>
+          <w:right w:val="nil"/>
+          <w:insideH w:val="nil"/>
+          <w:insideV w:val="nil"/>
+        </w:tblBorders>
+        <w:tblLook w:val="04A0" w:firstRow="1" w:lastRow="0" w:firstColumn="1" w:lastColumn="0" w:noHBand="0" w:noVBand="1"/>
+      </w:tblPr>
+      <w:tblGrid>
+        <w:gridCol w:w="8640"/>
+      </w:tblGrid>
+      <w:tr>
+        <w:trPr>
+          <w:cantSplit/>
+        </w:trPr>
+        <w:tc>
+          <w:tcPr>
+            <w:tcW w:w="8640" w:type="dxa"/>
+            <w:shd w:val="clear" w:color="auto" w:fill="F2F2F2"/>
+          </w:tcPr>
+          <w:p>
+            <w:r>
+              <w:rPr>
+                <w:b/>
+              </w:rPr>
+              <w:t xml:space="preserve">Who can do this:  </w:t>
+            </w:r>
+            <w:r>
+              <w:t>Switching it on requires settings.manage. Marking stock as damaged requires stock.manage and “Mark Stock as Damaged” (stock.mark_damaged), which the built-in Admin and Staff roles have and Cashier doesn't. Selling damaged stock needs only access to the POS. Available on every plan.</w:t>
+            </w:r>
+          </w:p>
+        </w:tc>
+      </w:tr>
+    </w:tbl>
+    <w:p>
+      <w:pPr>
+        <w:pStyle w:val="Heading3"/>
+      </w:pPr>
+      <w:r>
+        <w:rPr>
+          <w:color w:val="1D4E89"/>
+        </w:rPr>
+        <w:t>Turning it on</w:t>
+      </w:r>
+    </w:p>
+    <w:p>
+      <w:pPr>
+        <w:pStyle w:val="ListNumber"/>
+        <w:keepNext/>
+        <w:numPr>
+          <w:ilvl w:val="0"/>
+          <w:numId w:val="36"/>
+        </w:numPr>
+      </w:pPr>
+      <w:r>
+        <w:t>Administration → Settings → Optional features.</w:t>
+      </w:r>
+    </w:p>
+    <w:p>
+      <w:pPr>
+        <w:pStyle w:val="ListNumber"/>
+        <w:numPr>
+          <w:ilvl w:val="0"/>
+          <w:numId w:val="36"/>
+        </w:numPr>
+      </w:pPr>
+      <w:r>
+        <w:t>Switch on “Keep count of damaged stock” and click “Save settings.”</w:t>
+      </w:r>
+    </w:p>
+    <w:p>
+      <w:r>
+        <w:t>Stock Management then shows each product's damaged count, and the Reports menu gets a Damaged Stock report.</w:t>
+      </w:r>
+    </w:p>
+    <w:p>
+      <w:pPr>
+        <w:pStyle w:val="Heading3"/>
+      </w:pPr>
+      <w:r>
+        <w:rPr>
+          <w:color w:val="1D4E89"/>
+        </w:rPr>
+        <w:t>Marking stock as damaged</w:t>
+      </w:r>
+    </w:p>
+    <w:p>
+      <w:pPr>
+        <w:pStyle w:val="ListNumber"/>
+        <w:keepNext/>
+        <w:numPr>
+          <w:ilvl w:val="0"/>
+          <w:numId w:val="37"/>
+        </w:numPr>
+      </w:pPr>
+      <w:r>
+        <w:t>Inventory → Stock Management, find the product, and click its Damaged button (the warning-triangle icon).</w:t>
+      </w:r>
+    </w:p>
+    <w:p>
+      <w:pPr>
+        <w:pStyle w:val="ListNumber"/>
+        <w:keepNext/>
+        <w:numPr>
+          <w:ilvl w:val="0"/>
+          <w:numId w:val="37"/>
+        </w:numPr>
+      </w:pPr>
+      <w:r>
+        <w:t>Choose “Mark as damaged.”</w:t>
+      </w:r>
+    </w:p>
+    <w:p>
+      <w:pPr>
+        <w:pStyle w:val="ListNumber"/>
+        <w:keepNext/>
+        <w:numPr>
+          <w:ilvl w:val="0"/>
+          <w:numId w:val="37"/>
+        </w:numPr>
+      </w:pPr>
+      <w:r>
+        <w:t>Enter the Quantity — up to the undamaged stock at your branch — and a Reason, such as “Cartons crushed in delivery.”</w:t>
+      </w:r>
+    </w:p>
+    <w:p>
+      <w:pPr>
+        <w:pStyle w:val="ListNumber"/>
+        <w:numPr>
+          <w:ilvl w:val="0"/>
+          <w:numId w:val="37"/>
+        </w:numPr>
+      </w:pPr>
+      <w:r>
+        <w:t>Click “✓ Save.”</w:t>
+      </w:r>
+    </w:p>
+    <w:p>
+      <w:r>
+        <w:t>The stock total doesn't change; those items now count as damaged. Marked something by mistake? Open the same page, choose “Not damaged after all,” and enter how many. The page lists the latest changes to the product's damaged count, and each marking is also recorded in the Audit Log.</w:t>
+      </w:r>
+    </w:p>
+    <w:p>
+      <w:pPr>
+        <w:pStyle w:val="Heading3"/>
+      </w:pPr>
+      <w:r>
+        <w:rPr>
+          <w:color w:val="1D4E89"/>
+        </w:rPr>
+        <w:lastRenderedPageBreak/>
+        <w:t>What happens to damaged stock</w:t>
+      </w:r>
+    </w:p>
+    <w:p>
+      <w:pPr>
+        <w:pStyle w:val="ListBullet"/>
+      </w:pPr>
+      <w:r>
+        <w:rPr>
+          <w:b/>
+        </w:rPr>
+        <w:t>Selling:</w:t>
+      </w:r>
+      <w:r>
+        <w:t xml:space="preserve"> only on a POS line marked Damaged, at the discount the cashier gives — see section 3.5.</w:t>
+      </w:r>
+    </w:p>
+    <w:p>
+      <w:pPr>
+        <w:pStyle w:val="ListBullet"/>
+      </w:pPr>
+      <w:r>
+        <w:rPr>
+          <w:b/>
+        </w:rPr>
+        <w:t>Returning or throwing away:</w:t>
+      </w:r>
+      <w:r>
+        <w:t xml:space="preserve"> Stock Out with “Take from damaged stock” ticked — see section 9.2.</w:t>
+      </w:r>
+    </w:p>
+    <w:p>
+      <w:pPr>
+        <w:pStyle w:val="ListBullet"/>
+      </w:pPr>
+      <w:r>
+        <w:rPr>
+          <w:b/>
+        </w:rPr>
+        <w:t>Everything else</w:t>
+      </w:r>
+      <w:r>
+        <w:t xml:space="preserve"> — normal sales, Stock Out without the tick, and stock transfers — uses undamaged stock only, so damaged items can't leave by accident.</w:t>
+      </w:r>
+    </w:p>
+    <w:p>
+      <w:pPr>
+        <w:pStyle w:val="ListBullet"/>
+      </w:pPr>
+      <w:r>
+        <w:rPr>
+          <w:b/>
+        </w:rPr>
+        <w:t>Stock counts:</w:t>
+      </w:r>
+      <w:r>
+        <w:t xml:space="preserve"> a stock adjustment that leaves less stock than is marked damaged lowers the damaged count to match.</w:t>
+      </w:r>
+    </w:p>
+    <w:p>
+      <w:pPr>
+        <w:pStyle w:val="ListBullet"/>
+      </w:pPr>
+      <w:r>
+        <w:rPr>
+          <w:b/>
+        </w:rPr>
+        <w:t>Branches:</w:t>
+      </w:r>
+      <w:r>
+        <w:t xml:space="preserve"> each branch keeps its own damaged count.</w:t>
+      </w:r>
+    </w:p>
+    <w:p>
+      <w:pPr>
+        <w:pStyle w:val="Heading3"/>
+      </w:pPr>
+      <w:r>
+        <w:rPr>
+          <w:color w:val="1D4E89"/>
+        </w:rPr>
+        <w:t>Seeing how much is damaged</w:t>
+      </w:r>
+    </w:p>
+    <w:p>
+      <w:r>
+        <w:t>Stock Management shows “N damaged” under a product's stock, the total damaged units on the Total Products card, and a “Has Damaged Stock” filter. For values and history, open Reports → Damaged Stock (section 19.1).</w:t>
+      </w:r>
+    </w:p>
+    <w:p>
+      <w:pPr>
+        <w:pStyle w:val="Heading3"/>
+      </w:pPr>
+      <w:r>
+        <w:rPr>
+          <w:color w:val="1D4E89"/>
+        </w:rPr>
+        <w:t>Turning it off</w:t>
+      </w:r>
+    </w:p>
+    <w:p>
+      <w:r>
+        <w:t>Switching it off hides the damaged counts and lets all stock sell normally. The counts and their history are kept, though selling stock while it's off can lower them. Switching it back on picks up where you left off.</w:t>
+      </w:r>
+    </w:p>
+    <w:p>
+      <w:pPr>
+        <w:pStyle w:val="Heading1"/>
+        <w:pageBreakBefore/>
+      </w:pPr>
+      <w:bookmarkStart w:id="57" w:name="_Toc243479254"/>
+      <w:r>
+        <w:rPr>
+          <w:color w:val="1D4E89"/>
+        </w:rPr>
+        <w:lastRenderedPageBreak/>
+        <w:t>10. Batch &amp; Expiry Tracking</w:t>
+      </w:r>
+      <w:bookmarkEnd w:id="57"/>
+    </w:p>
+    <w:p>
+      <w:r>
+        <w:t>For businesses that sell goods that expire — medicines, food, agro-chemicals — the system can keep each product's stock split into batches, each with a batch number and an expiry date. It's optional and off by default: businesses that don't need it see no change at all.</w:t>
+      </w:r>
+    </w:p>
+    <w:tbl>
+      <w:tblPr>
+        <w:tblW w:w="0" w:type="auto"/>
+        <w:tblBorders>
+          <w:top w:val="nil"/>
+          <w:left w:val="nil"/>
+          <w:bottom w:val="nil"/>
+          <w:right w:val="nil"/>
+          <w:insideH w:val="nil"/>
+          <w:insideV w:val="nil"/>
+        </w:tblBorders>
+        <w:tblLook w:val="04A0" w:firstRow="1" w:lastRow="0" w:firstColumn="1" w:lastColumn="0" w:noHBand="0" w:noVBand="1"/>
+      </w:tblPr>
+      <w:tblGrid>
+        <w:gridCol w:w="8640"/>
+      </w:tblGrid>
+      <w:tr>
+        <w:trPr>
+          <w:cantSplit/>
+        </w:trPr>
+        <w:tc>
+          <w:tcPr>
+            <w:tcW w:w="8640" w:type="dxa"/>
+            <w:shd w:val="clear" w:color="auto" w:fill="F2F2F2"/>
+          </w:tcPr>
+          <w:p>
+            <w:r>
+              <w:rPr>
+                <w:b/>
+              </w:rPr>
+              <w:t xml:space="preserve">Who can do this:  </w:t>
+            </w:r>
+            <w:r>
+              <w:t>Turning tracking on requires settings.manage. Choosing which products are tracked requires products.manage. Available on every plan.</w:t>
             </w:r>
           </w:p>
         </w:tc>
@@ -13410,14 +14604,144 @@
       <w:pPr>
         <w:pStyle w:val="Heading2"/>
       </w:pPr>
-      <w:bookmarkStart w:id="53" w:name="_Toc243461020"/>
+      <w:bookmarkStart w:id="58" w:name="_Toc243479255"/>
       <w:r>
         <w:rPr>
           <w:color w:val="1D4E89"/>
         </w:rPr>
+        <w:t>10.1 Turning it on</w:t>
+      </w:r>
+      <w:bookmarkEnd w:id="58"/>
+    </w:p>
+    <w:p>
+      <w:pPr>
+        <w:pStyle w:val="ListNumber"/>
+        <w:keepNext/>
+        <w:numPr>
+          <w:ilvl w:val="0"/>
+          <w:numId w:val="19"/>
+        </w:numPr>
+      </w:pPr>
+      <w:r>
+        <w:t>Administration → Settings → Optional features.</w:t>
+      </w:r>
+    </w:p>
+    <w:p>
+      <w:pPr>
+        <w:pStyle w:val="ListNumber"/>
+        <w:keepNext/>
+        <w:numPr>
+          <w:ilvl w:val="0"/>
+          <w:numId w:val="19"/>
+        </w:numPr>
+      </w:pPr>
+      <w:r>
+        <w:t>Switch on “Track batches and expiry dates.” The expiry options below it appear.</w:t>
+      </w:r>
+    </w:p>
+    <w:p>
+      <w:pPr>
+        <w:pStyle w:val="ListNumber"/>
+        <w:keepNext/>
+        <w:numPr>
+          <w:ilvl w:val="0"/>
+          <w:numId w:val="19"/>
+        </w:numPr>
+      </w:pPr>
+      <w:r>
+        <w:t>Set “Warn about batches expiring within” — the number of days before expiry that a batch counts as “expiring soon” (default 90, which suits most pharmacies).</w:t>
+      </w:r>
+    </w:p>
+    <w:p>
+      <w:pPr>
+        <w:pStyle w:val="ListNumber"/>
+        <w:keepNext/>
+        <w:numPr>
+          <w:ilvl w:val="0"/>
+          <w:numId w:val="19"/>
+        </w:numPr>
+      </w:pPr>
+      <w:r>
+        <w:t>Choose what happens to expired stock under “Selling expired stock”: “Don't allow it” (recommended) or “Allow, with a warning.”</w:t>
+      </w:r>
+    </w:p>
+    <w:p>
+      <w:pPr>
+        <w:pStyle w:val="ListNumber"/>
+        <w:keepNext/>
+        <w:numPr>
+          <w:ilvl w:val="0"/>
+          <w:numId w:val="19"/>
+        </w:numPr>
+      </w:pPr>
+      <w:r>
+        <w:t>Click “Save settings.”</w:t>
+      </w:r>
+    </w:p>
+    <w:p>
+      <w:pPr>
+        <w:pStyle w:val="ListNumber"/>
+        <w:numPr>
+          <w:ilvl w:val="0"/>
+          <w:numId w:val="19"/>
+        </w:numPr>
+      </w:pPr>
+      <w:r>
+        <w:t>On each product that expires, open Edit and tick “Track batches and expiry dates.” Products you don't tick work exactly as before.</w:t>
+      </w:r>
+    </w:p>
+    <w:tbl>
+      <w:tblPr>
+        <w:tblW w:w="0" w:type="auto"/>
+        <w:tblBorders>
+          <w:top w:val="nil"/>
+          <w:left w:val="nil"/>
+          <w:bottom w:val="nil"/>
+          <w:right w:val="nil"/>
+          <w:insideH w:val="nil"/>
+          <w:insideV w:val="nil"/>
+        </w:tblBorders>
+        <w:tblLook w:val="04A0" w:firstRow="1" w:lastRow="0" w:firstColumn="1" w:lastColumn="0" w:noHBand="0" w:noVBand="1"/>
+      </w:tblPr>
+      <w:tblGrid>
+        <w:gridCol w:w="8640"/>
+      </w:tblGrid>
+      <w:tr>
+        <w:trPr>
+          <w:cantSplit/>
+        </w:trPr>
+        <w:tc>
+          <w:tcPr>
+            <w:tcW w:w="8640" w:type="dxa"/>
+            <w:shd w:val="clear" w:color="auto" w:fill="EAF1FB"/>
+          </w:tcPr>
+          <w:p>
+            <w:r>
+              <w:rPr>
+                <w:b/>
+              </w:rPr>
+              <w:t xml:space="preserve">Note:  </w:t>
+            </w:r>
+            <w:r>
+              <w:t>When you start tracking a product that already has stock, that stock becomes one batch with an unknown expiry date. Unknown-expiry stock is treated as the oldest, so it's sold first.</w:t>
+            </w:r>
+          </w:p>
+        </w:tc>
+      </w:tr>
+    </w:tbl>
+    <w:p/>
+    <w:p>
+      <w:pPr>
+        <w:pStyle w:val="Heading2"/>
+      </w:pPr>
+      <w:bookmarkStart w:id="59" w:name="_Toc243479256"/>
+      <w:r>
+        <w:rPr>
+          <w:color w:val="1D4E89"/>
+        </w:rPr>
         <w:t>10.2 How tracked stock moves</w:t>
       </w:r>
-      <w:bookmarkEnd w:id="53"/>
+      <w:bookmarkEnd w:id="59"/>
     </w:p>
     <w:tbl>
       <w:tblPr>
@@ -13654,14 +14978,14 @@
       <w:pPr>
         <w:pStyle w:val="Heading2"/>
       </w:pPr>
-      <w:bookmarkStart w:id="54" w:name="_Toc243461021"/>
+      <w:bookmarkStart w:id="60" w:name="_Toc243479257"/>
       <w:r>
         <w:rPr>
           <w:color w:val="1D4E89"/>
         </w:rPr>
         <w:t>10.3 Keeping an eye on expiry</w:t>
       </w:r>
-      <w:bookmarkEnd w:id="54"/>
+      <w:bookmarkEnd w:id="60"/>
     </w:p>
     <w:p>
       <w:pPr>
@@ -13709,14 +15033,14 @@
       <w:pPr>
         <w:pStyle w:val="Heading2"/>
       </w:pPr>
-      <w:bookmarkStart w:id="55" w:name="_Toc243461022"/>
+      <w:bookmarkStart w:id="61" w:name="_Toc243479258"/>
       <w:r>
         <w:rPr>
           <w:color w:val="1D4E89"/>
         </w:rPr>
         <w:t>10.4 Turning it off</w:t>
       </w:r>
-      <w:bookmarkEnd w:id="55"/>
+      <w:bookmarkEnd w:id="61"/>
     </w:p>
     <w:p>
       <w:r>
@@ -13728,7 +15052,7 @@
         <w:pStyle w:val="Heading1"/>
         <w:pageBreakBefore/>
       </w:pPr>
-      <w:bookmarkStart w:id="56" w:name="_Toc243461023"/>
+      <w:bookmarkStart w:id="62" w:name="_Toc243479259"/>
       <w:r>
         <w:rPr>
           <w:color w:val="1D4E89"/>
@@ -13736,7 +15060,7 @@
         <w:lastRenderedPageBreak/>
         <w:t>11. Truck &amp; Driver</w:t>
       </w:r>
-      <w:bookmarkEnd w:id="56"/>
+      <w:bookmarkEnd w:id="62"/>
     </w:p>
     <w:p>
       <w:r>
@@ -13787,14 +15111,14 @@
       <w:pPr>
         <w:pStyle w:val="Heading2"/>
       </w:pPr>
-      <w:bookmarkStart w:id="57" w:name="_Toc243461024"/>
+      <w:bookmarkStart w:id="63" w:name="_Toc243479260"/>
       <w:r>
         <w:rPr>
           <w:color w:val="1D4E89"/>
         </w:rPr>
         <w:t>11.1 Turning it on</w:t>
       </w:r>
-      <w:bookmarkEnd w:id="57"/>
+      <w:bookmarkEnd w:id="63"/>
     </w:p>
     <w:p>
       <w:pPr>
@@ -13878,14 +15202,14 @@
       <w:pPr>
         <w:pStyle w:val="Heading2"/>
       </w:pPr>
-      <w:bookmarkStart w:id="58" w:name="_Toc243461025"/>
+      <w:bookmarkStart w:id="64" w:name="_Toc243479261"/>
       <w:r>
         <w:rPr>
           <w:color w:val="1D4E89"/>
         </w:rPr>
         <w:t>11.2 Where you enter it</w:t>
       </w:r>
-      <w:bookmarkEnd w:id="58"/>
+      <w:bookmarkEnd w:id="64"/>
     </w:p>
     <w:tbl>
       <w:tblPr>
@@ -14131,7 +15455,7 @@
       <w:pPr>
         <w:pStyle w:val="Heading2"/>
       </w:pPr>
-      <w:bookmarkStart w:id="59" w:name="_Toc243461026"/>
+      <w:bookmarkStart w:id="65" w:name="_Toc243479262"/>
       <w:r>
         <w:rPr>
           <w:color w:val="1D4E89"/>
@@ -14139,7 +15463,7 @@
         <w:lastRenderedPageBreak/>
         <w:t>11.3 Keeping entries consistent</w:t>
       </w:r>
-      <w:bookmarkEnd w:id="59"/>
+      <w:bookmarkEnd w:id="65"/>
     </w:p>
     <w:p>
       <w:pPr>
@@ -14201,14 +15525,14 @@
       <w:pPr>
         <w:pStyle w:val="Heading2"/>
       </w:pPr>
-      <w:bookmarkStart w:id="60" w:name="_Toc243461027"/>
+      <w:bookmarkStart w:id="66" w:name="_Toc243479263"/>
       <w:r>
         <w:rPr>
           <w:color w:val="1D4E89"/>
         </w:rPr>
         <w:t>11.4 Where it shows</w:t>
       </w:r>
-      <w:bookmarkEnd w:id="60"/>
+      <w:bookmarkEnd w:id="66"/>
     </w:p>
     <w:p>
       <w:pPr>
@@ -14294,14 +15618,14 @@
       <w:pPr>
         <w:pStyle w:val="Heading2"/>
       </w:pPr>
-      <w:bookmarkStart w:id="61" w:name="_Toc243461028"/>
+      <w:bookmarkStart w:id="67" w:name="_Toc243479264"/>
       <w:r>
         <w:rPr>
           <w:color w:val="1D4E89"/>
         </w:rPr>
         <w:t>11.5 Importing purchases with a truck &amp; driver</w:t>
       </w:r>
-      <w:bookmarkEnd w:id="61"/>
+      <w:bookmarkEnd w:id="67"/>
     </w:p>
     <w:p>
       <w:r>
@@ -14355,7 +15679,7 @@
         <w:pStyle w:val="Heading1"/>
         <w:pageBreakBefore/>
       </w:pPr>
-      <w:bookmarkStart w:id="62" w:name="_Toc243461029"/>
+      <w:bookmarkStart w:id="68" w:name="_Toc243479265"/>
       <w:r>
         <w:rPr>
           <w:color w:val="1D4E89"/>
@@ -14363,7 +15687,7 @@
         <w:lastRenderedPageBreak/>
         <w:t>12. Tax</w:t>
       </w:r>
-      <w:bookmarkEnd w:id="62"/>
+      <w:bookmarkEnd w:id="68"/>
     </w:p>
     <w:p>
       <w:r>
@@ -14414,14 +15738,14 @@
       <w:pPr>
         <w:pStyle w:val="Heading2"/>
       </w:pPr>
-      <w:bookmarkStart w:id="63" w:name="_Toc243461030"/>
+      <w:bookmarkStart w:id="69" w:name="_Toc243479266"/>
       <w:r>
         <w:rPr>
           <w:color w:val="1D4E89"/>
         </w:rPr>
         <w:t>12.1 Setting it up</w:t>
       </w:r>
-      <w:bookmarkEnd w:id="63"/>
+      <w:bookmarkEnd w:id="69"/>
     </w:p>
     <w:p>
       <w:pPr>
@@ -14532,14 +15856,14 @@
       <w:pPr>
         <w:pStyle w:val="Heading2"/>
       </w:pPr>
-      <w:bookmarkStart w:id="64" w:name="_Toc243461031"/>
+      <w:bookmarkStart w:id="70" w:name="_Toc243479267"/>
       <w:r>
         <w:rPr>
           <w:color w:val="1D4E89"/>
         </w:rPr>
         <w:t>12.2 Prices that include tax, or tax added on top</w:t>
       </w:r>
-      <w:bookmarkEnd w:id="64"/>
+      <w:bookmarkEnd w:id="70"/>
     </w:p>
     <w:p>
       <w:r>
@@ -14697,7 +16021,7 @@
       <w:pPr>
         <w:pStyle w:val="Heading2"/>
       </w:pPr>
-      <w:bookmarkStart w:id="65" w:name="_Toc243461032"/>
+      <w:bookmarkStart w:id="71" w:name="_Toc243479268"/>
       <w:r>
         <w:rPr>
           <w:color w:val="1D4E89"/>
@@ -14705,7 +16029,7 @@
         <w:lastRenderedPageBreak/>
         <w:t>12.3 Tax at the POS</w:t>
       </w:r>
-      <w:bookmarkEnd w:id="65"/>
+      <w:bookmarkEnd w:id="71"/>
     </w:p>
     <w:p>
       <w:r>
@@ -14748,14 +16072,14 @@
       <w:pPr>
         <w:pStyle w:val="Heading2"/>
       </w:pPr>
-      <w:bookmarkStart w:id="66" w:name="_Toc243461033"/>
+      <w:bookmarkStart w:id="72" w:name="_Toc243479269"/>
       <w:r>
         <w:rPr>
           <w:color w:val="1D4E89"/>
         </w:rPr>
         <w:t>12.4 Tax on purchases and direct deliveries</w:t>
       </w:r>
-      <w:bookmarkEnd w:id="66"/>
+      <w:bookmarkEnd w:id="72"/>
     </w:p>
     <w:p>
       <w:pPr>
@@ -14785,14 +16109,14 @@
       <w:pPr>
         <w:pStyle w:val="Heading2"/>
       </w:pPr>
-      <w:bookmarkStart w:id="67" w:name="_Toc243461034"/>
+      <w:bookmarkStart w:id="73" w:name="_Toc243479270"/>
       <w:r>
         <w:rPr>
           <w:color w:val="1D4E89"/>
         </w:rPr>
         <w:t>12.5 Taxpayer Identification Numbers (TIN)</w:t>
       </w:r>
-      <w:bookmarkEnd w:id="67"/>
+      <w:bookmarkEnd w:id="73"/>
     </w:p>
     <w:p>
       <w:r>
@@ -14946,14 +16270,14 @@
       <w:pPr>
         <w:pStyle w:val="Heading2"/>
       </w:pPr>
-      <w:bookmarkStart w:id="68" w:name="_Toc243461035"/>
+      <w:bookmarkStart w:id="74" w:name="_Toc243479271"/>
       <w:r>
         <w:rPr>
           <w:color w:val="1D4E89"/>
         </w:rPr>
         <w:t>12.6 Where tax shows</w:t>
       </w:r>
-      <w:bookmarkEnd w:id="68"/>
+      <w:bookmarkEnd w:id="74"/>
     </w:p>
     <w:p>
       <w:pPr>
@@ -14993,7 +16317,7 @@
         <w:pStyle w:val="Heading1"/>
         <w:pageBreakBefore/>
       </w:pPr>
-      <w:bookmarkStart w:id="69" w:name="_Toc243461036"/>
+      <w:bookmarkStart w:id="75" w:name="_Toc243479272"/>
       <w:r>
         <w:rPr>
           <w:color w:val="1D4E89"/>
@@ -15001,7 +16325,7 @@
         <w:lastRenderedPageBreak/>
         <w:t>13. Stock Transfers (multi-branch)</w:t>
       </w:r>
-      <w:bookmarkEnd w:id="69"/>
+      <w:bookmarkEnd w:id="75"/>
     </w:p>
     <w:tbl>
       <w:tblPr>
@@ -15052,14 +16376,14 @@
       <w:pPr>
         <w:pStyle w:val="Heading2"/>
       </w:pPr>
-      <w:bookmarkStart w:id="70" w:name="_Toc243461037"/>
+      <w:bookmarkStart w:id="76" w:name="_Toc243479273"/>
       <w:r>
         <w:rPr>
           <w:color w:val="1D4E89"/>
         </w:rPr>
         <w:t>13.1 Sending a transfer</w:t>
       </w:r>
-      <w:bookmarkEnd w:id="70"/>
+      <w:bookmarkEnd w:id="76"/>
     </w:p>
     <w:p>
       <w:pPr>
@@ -15156,14 +16480,14 @@
       <w:pPr>
         <w:pStyle w:val="Heading2"/>
       </w:pPr>
-      <w:bookmarkStart w:id="71" w:name="_Toc243461038"/>
+      <w:bookmarkStart w:id="77" w:name="_Toc243479274"/>
       <w:r>
         <w:rPr>
           <w:color w:val="1D4E89"/>
         </w:rPr>
         <w:t>13.2 Receiving a transfer</w:t>
       </w:r>
-      <w:bookmarkEnd w:id="71"/>
+      <w:bookmarkEnd w:id="77"/>
     </w:p>
     <w:p>
       <w:pPr>
@@ -15258,7 +16582,7 @@
         <w:pStyle w:val="Heading1"/>
         <w:pageBreakBefore/>
       </w:pPr>
-      <w:bookmarkStart w:id="72" w:name="_Toc243461039"/>
+      <w:bookmarkStart w:id="78" w:name="_Toc243479275"/>
       <w:r>
         <w:rPr>
           <w:color w:val="1D4E89"/>
@@ -15266,7 +16590,7 @@
         <w:lastRenderedPageBreak/>
         <w:t>14. Direct Deliveries (Distributor)</w:t>
       </w:r>
-      <w:bookmarkEnd w:id="72"/>
+      <w:bookmarkEnd w:id="78"/>
     </w:p>
     <w:tbl>
       <w:tblPr>
@@ -15317,14 +16641,14 @@
       <w:pPr>
         <w:pStyle w:val="Heading2"/>
       </w:pPr>
-      <w:bookmarkStart w:id="73" w:name="_Toc243461040"/>
+      <w:bookmarkStart w:id="79" w:name="_Toc243479276"/>
       <w:r>
         <w:rPr>
           <w:color w:val="1D4E89"/>
         </w:rPr>
         <w:t>14.1 Recording a direct delivery</w:t>
       </w:r>
-      <w:bookmarkEnd w:id="73"/>
+      <w:bookmarkEnd w:id="79"/>
     </w:p>
     <w:p>
       <w:pPr>
@@ -15473,7 +16797,7 @@
         <w:pStyle w:val="Heading1"/>
         <w:pageBreakBefore/>
       </w:pPr>
-      <w:bookmarkStart w:id="74" w:name="_Toc243461041"/>
+      <w:bookmarkStart w:id="80" w:name="_Toc243479277"/>
       <w:r>
         <w:rPr>
           <w:color w:val="1D4E89"/>
@@ -15481,7 +16805,7 @@
         <w:lastRenderedPageBreak/>
         <w:t>15. Financial Accounts</w:t>
       </w:r>
-      <w:bookmarkEnd w:id="74"/>
+      <w:bookmarkEnd w:id="80"/>
     </w:p>
     <w:tbl>
       <w:tblPr>
@@ -15532,14 +16856,14 @@
       <w:pPr>
         <w:pStyle w:val="Heading2"/>
       </w:pPr>
-      <w:bookmarkStart w:id="75" w:name="_Toc243461042"/>
+      <w:bookmarkStart w:id="81" w:name="_Toc243479278"/>
       <w:r>
         <w:rPr>
           <w:color w:val="1D4E89"/>
         </w:rPr>
         <w:t>15.1 Cash, bank, and mobile money accounts</w:t>
       </w:r>
-      <w:bookmarkEnd w:id="75"/>
+      <w:bookmarkEnd w:id="81"/>
     </w:p>
     <w:p>
       <w:pPr>
@@ -15596,14 +16920,14 @@
       <w:pPr>
         <w:pStyle w:val="Heading2"/>
       </w:pPr>
-      <w:bookmarkStart w:id="76" w:name="_Toc243461043"/>
+      <w:bookmarkStart w:id="82" w:name="_Toc243479279"/>
       <w:r>
         <w:rPr>
           <w:color w:val="1D4E89"/>
         </w:rPr>
         <w:t>15.2 Adding an account</w:t>
       </w:r>
-      <w:bookmarkEnd w:id="76"/>
+      <w:bookmarkEnd w:id="82"/>
     </w:p>
     <w:p>
       <w:pPr>
@@ -15713,14 +17037,14 @@
       <w:pPr>
         <w:pStyle w:val="Heading2"/>
       </w:pPr>
-      <w:bookmarkStart w:id="77" w:name="_Toc243461044"/>
+      <w:bookmarkStart w:id="83" w:name="_Toc243479280"/>
       <w:r>
         <w:rPr>
           <w:color w:val="1D4E89"/>
         </w:rPr>
         <w:t>15.3 Moving funds between accounts</w:t>
       </w:r>
-      <w:bookmarkEnd w:id="77"/>
+      <w:bookmarkEnd w:id="83"/>
     </w:p>
     <w:p>
       <w:pPr>
@@ -15818,14 +17142,14 @@
       <w:pPr>
         <w:pStyle w:val="Heading2"/>
       </w:pPr>
-      <w:bookmarkStart w:id="78" w:name="_Toc243461045"/>
+      <w:bookmarkStart w:id="84" w:name="_Toc243479281"/>
       <w:r>
         <w:rPr>
           <w:color w:val="1D4E89"/>
         </w:rPr>
         <w:t>15.4 Account ledger</w:t>
       </w:r>
-      <w:bookmarkEnd w:id="78"/>
+      <w:bookmarkEnd w:id="84"/>
     </w:p>
     <w:p>
       <w:r>
@@ -15876,7 +17200,7 @@
         <w:pStyle w:val="Heading1"/>
         <w:pageBreakBefore/>
       </w:pPr>
-      <w:bookmarkStart w:id="79" w:name="_Toc243461046"/>
+      <w:bookmarkStart w:id="85" w:name="_Toc243479282"/>
       <w:r>
         <w:rPr>
           <w:color w:val="1D4E89"/>
@@ -15884,7 +17208,7 @@
         <w:lastRenderedPageBreak/>
         <w:t>16. Customer Transactions</w:t>
       </w:r>
-      <w:bookmarkEnd w:id="79"/>
+      <w:bookmarkEnd w:id="85"/>
     </w:p>
     <w:tbl>
       <w:tblPr>
@@ -15933,7 +17257,7 @@
     </w:p>
     <w:p>
       <w:r>
-        <w:t>Filter by Search (customer/phone/notes), Customer, Type (Deposit / Payment / Sale (Credit) / Refund / Adjustment), and a date range, then click “Filter.” “📤 Export Transactions” exports whatever is currently filtered.</w:t>
+        <w:t>Filter by Search (customer/phone/notes), Customer, Type (Deposit / Payment / Sale (Credit) / Refund / Adjustment / Opening debt), and a date range, then click “Filter.” “📤 Export Transactions” exports whatever is currently filtered.</w:t>
       </w:r>
     </w:p>
     <w:p>
@@ -15941,7 +17265,7 @@
         <w:pStyle w:val="Heading1"/>
         <w:pageBreakBefore/>
       </w:pPr>
-      <w:bookmarkStart w:id="80" w:name="_Toc243461047"/>
+      <w:bookmarkStart w:id="86" w:name="_Toc243479283"/>
       <w:r>
         <w:rPr>
           <w:color w:val="1D4E89"/>
@@ -15949,7 +17273,7 @@
         <w:lastRenderedPageBreak/>
         <w:t>17. Expenses</w:t>
       </w:r>
-      <w:bookmarkEnd w:id="80"/>
+      <w:bookmarkEnd w:id="86"/>
     </w:p>
     <w:tbl>
       <w:tblPr>
@@ -15995,14 +17319,14 @@
       <w:pPr>
         <w:pStyle w:val="Heading2"/>
       </w:pPr>
-      <w:bookmarkStart w:id="81" w:name="_Toc243461048"/>
+      <w:bookmarkStart w:id="87" w:name="_Toc243479284"/>
       <w:r>
         <w:rPr>
           <w:color w:val="1D4E89"/>
         </w:rPr>
         <w:t>17.1 Recording an expense</w:t>
       </w:r>
-      <w:bookmarkEnd w:id="81"/>
+      <w:bookmarkEnd w:id="87"/>
     </w:p>
     <w:p>
       <w:pPr>
@@ -16125,7 +17449,7 @@
         <w:pStyle w:val="Heading1"/>
         <w:pageBreakBefore/>
       </w:pPr>
-      <w:bookmarkStart w:id="82" w:name="_Toc243461049"/>
+      <w:bookmarkStart w:id="88" w:name="_Toc243479285"/>
       <w:r>
         <w:rPr>
           <w:color w:val="1D4E89"/>
@@ -16133,7 +17457,7 @@
         <w:lastRenderedPageBreak/>
         <w:t>18. Suspense Account</w:t>
       </w:r>
-      <w:bookmarkEnd w:id="82"/>
+      <w:bookmarkEnd w:id="88"/>
     </w:p>
     <w:tbl>
       <w:tblPr>
@@ -16184,14 +17508,14 @@
       <w:pPr>
         <w:pStyle w:val="Heading2"/>
       </w:pPr>
-      <w:bookmarkStart w:id="83" w:name="_Toc243461050"/>
+      <w:bookmarkStart w:id="89" w:name="_Toc243479286"/>
       <w:r>
         <w:rPr>
           <w:color w:val="1D4E89"/>
         </w:rPr>
         <w:t>18.1 Recording an unidentified deposit</w:t>
       </w:r>
-      <w:bookmarkEnd w:id="83"/>
+      <w:bookmarkEnd w:id="89"/>
     </w:p>
     <w:p>
       <w:pPr>
@@ -16248,14 +17572,14 @@
       <w:pPr>
         <w:pStyle w:val="Heading2"/>
       </w:pPr>
-      <w:bookmarkStart w:id="84" w:name="_Toc243461051"/>
+      <w:bookmarkStart w:id="90" w:name="_Toc243479287"/>
       <w:r>
         <w:rPr>
           <w:color w:val="1D4E89"/>
         </w:rPr>
         <w:t>18.2 Resolving it once you know the customer</w:t>
       </w:r>
-      <w:bookmarkEnd w:id="84"/>
+      <w:bookmarkEnd w:id="90"/>
     </w:p>
     <w:p>
       <w:pPr>
@@ -16339,7 +17663,7 @@
         <w:pStyle w:val="Heading1"/>
         <w:pageBreakBefore/>
       </w:pPr>
-      <w:bookmarkStart w:id="85" w:name="_Toc243461052"/>
+      <w:bookmarkStart w:id="91" w:name="_Toc243479288"/>
       <w:r>
         <w:rPr>
           <w:color w:val="1D4E89"/>
@@ -16347,7 +17671,7 @@
         <w:lastRenderedPageBreak/>
         <w:t>19. Reports</w:t>
       </w:r>
-      <w:bookmarkEnd w:id="85"/>
+      <w:bookmarkEnd w:id="91"/>
     </w:p>
     <w:p>
       <w:r>
@@ -16363,14 +17687,14 @@
       <w:pPr>
         <w:pStyle w:val="Heading2"/>
       </w:pPr>
-      <w:bookmarkStart w:id="86" w:name="_Toc243461053"/>
+      <w:bookmarkStart w:id="92" w:name="_Toc243479289"/>
       <w:r>
         <w:rPr>
           <w:color w:val="1D4E89"/>
         </w:rPr>
         <w:t>19.1 Available on every plan</w:t>
       </w:r>
-      <w:bookmarkEnd w:id="86"/>
+      <w:bookmarkEnd w:id="92"/>
     </w:p>
     <w:tbl>
       <w:tblPr>
@@ -16670,14 +17994,14 @@
       <w:pPr>
         <w:pStyle w:val="Heading2"/>
       </w:pPr>
-      <w:bookmarkStart w:id="87" w:name="_Toc243461054"/>
+      <w:bookmarkStart w:id="93" w:name="_Toc243479290"/>
       <w:r>
         <w:rPr>
           <w:color w:val="1D4E89"/>
         </w:rPr>
         <w:t>19.2 Advanced reports (Growth &amp; Enterprise only)</w:t>
       </w:r>
-      <w:bookmarkEnd w:id="87"/>
+      <w:bookmarkEnd w:id="93"/>
     </w:p>
     <w:tbl>
       <w:tblPr>
@@ -16748,7 +18072,7 @@
               <w:cnfStyle w:val="000000100000" w:firstRow="0" w:lastRow="0" w:firstColumn="0" w:lastColumn="0" w:oddVBand="0" w:evenVBand="0" w:oddHBand="1" w:evenHBand="0" w:firstRowFirstColumn="0" w:firstRowLastColumn="0" w:lastRowFirstColumn="0" w:lastRowLastColumn="0"/>
             </w:pPr>
             <w:r>
-              <w:t>Outstanding customer debt, with 0/30/60/90+ day aging buckets and risk level</w:t>
+              <w:t>Outstanding customer debt, with 0/30/60/90+ day aging buckets and risk level. Opening debts are aged from the date they're owed since (section 6.3).</w:t>
             </w:r>
           </w:p>
         </w:tc>
@@ -16779,7 +18103,7 @@
               <w:cnfStyle w:val="000000010000" w:firstRow="0" w:lastRow="0" w:firstColumn="0" w:lastColumn="0" w:oddVBand="0" w:evenVBand="0" w:oddHBand="0" w:evenHBand="1" w:firstRowFirstColumn="0" w:firstRowLastColumn="0" w:lastRowFirstColumn="0" w:lastRowLastColumn="0"/>
             </w:pPr>
             <w:r>
-              <w:t>Outstanding supplier debt, sortable by amount, name, or age</w:t>
+              <w:t>Outstanding supplier debt, sortable by amount, name, or age, including opening debts (section 7.3). Payments made on a supplier's page count against their oldest debts.</w:t>
             </w:r>
           </w:p>
         </w:tc>
@@ -16810,7 +18134,7 @@
               <w:cnfStyle w:val="000000100000" w:firstRow="0" w:lastRow="0" w:firstColumn="0" w:lastColumn="0" w:oddVBand="0" w:evenVBand="0" w:oddHBand="1" w:evenHBand="0" w:firstRowFirstColumn="0" w:firstRowLastColumn="0" w:lastRowFirstColumn="0" w:lastRowLastColumn="0"/>
             </w:pPr>
             <w:r>
-              <w:t>Revenue, cost of goods sold, gross profit, operating expenses, and net profit for a period, with category breakdown, a daily trend, and comparison to the prior period</w:t>
+              <w:t>Revenue, cost of goods sold, gross profit, operating expenses, and net profit for a period, with category breakdown, a daily trend, and comparison to the prior period. Only for those who can see profit (section 19.4).</w:t>
             </w:r>
           </w:p>
         </w:tc>
@@ -16872,7 +18196,7 @@
               <w:cnfStyle w:val="000000100000" w:firstRow="0" w:lastRow="0" w:firstColumn="0" w:lastColumn="0" w:oddVBand="0" w:evenVBand="0" w:oddHBand="1" w:evenHBand="0" w:firstRowFirstColumn="0" w:firstRowLastColumn="0" w:lastRowFirstColumn="0" w:lastRowLastColumn="0"/>
             </w:pPr>
             <w:r>
-              <w:t>Per-product margin analysis, sortable by margin, profit, or revenue</w:t>
+              <w:t>Per-product margin analysis, sortable by margin, profit, or revenue. Only for those who can see profit (section 19.4).</w:t>
             </w:r>
           </w:p>
         </w:tc>
@@ -16921,6 +18245,7 @@
           </w:tcPr>
           <w:p>
             <w:r>
+              <w:lastRenderedPageBreak/>
               <w:t>Branch Performance</w:t>
             </w:r>
           </w:p>
@@ -16934,7 +18259,7 @@
               <w:cnfStyle w:val="000000100000" w:firstRow="0" w:lastRow="0" w:firstColumn="0" w:lastColumn="0" w:oddVBand="0" w:evenVBand="0" w:oddHBand="1" w:evenHBand="0" w:firstRowFirstColumn="0" w:firstRowLastColumn="0" w:lastRowFirstColumn="0" w:lastRowLastColumn="0"/>
             </w:pPr>
             <w:r>
-              <w:t>Multi-branch, company-wide users only. Branches ranked by revenue for the period, with sales count, average sale value, gross profit, and margin.</w:t>
+              <w:t>Multi-branch, company-wide users only. Branches ranked by revenue for the period, with sales count, average sale value, gross profit, and margin. Only for those who can see profit (section 19.4).</w:t>
             </w:r>
           </w:p>
         </w:tc>
@@ -16945,15 +18270,14 @@
       <w:pPr>
         <w:pStyle w:val="Heading2"/>
       </w:pPr>
-      <w:bookmarkStart w:id="88" w:name="_Toc243461055"/>
+      <w:bookmarkStart w:id="94" w:name="_Toc243479291"/>
       <w:r>
         <w:rPr>
           <w:color w:val="1D4E89"/>
         </w:rPr>
-        <w:lastRenderedPageBreak/>
         <w:t>19.3 Settling customer credit between branches</w:t>
       </w:r>
-      <w:bookmarkEnd w:id="88"/>
+      <w:bookmarkEnd w:id="94"/>
     </w:p>
     <w:p>
       <w:pPr>
@@ -17194,18 +18518,81 @@
     </w:tbl>
     <w:p>
       <w:pPr>
-        <w:pStyle w:val="Heading1"/>
-        <w:pageBreakBefore/>
-      </w:pPr>
-      <w:bookmarkStart w:id="89" w:name="_Toc243461056"/>
+        <w:pStyle w:val="Heading2"/>
+      </w:pPr>
+      <w:bookmarkStart w:id="95" w:name="_Toc243256113"/>
+      <w:bookmarkStart w:id="96" w:name="_Toc243479292"/>
       <w:r>
         <w:rPr>
           <w:color w:val="1D4E89"/>
         </w:rPr>
+        <w:t>19.4 Who sees profit</w:t>
+      </w:r>
+      <w:bookmarkEnd w:id="95"/>
+      <w:bookmarkEnd w:id="96"/>
+    </w:p>
+    <w:p>
+      <w:r>
+        <w:t>Not everyone needs to see how much the business makes. Only these users see its profit:</w:t>
+      </w:r>
+    </w:p>
+    <w:p>
+      <w:pPr>
+        <w:pStyle w:val="ListBullet"/>
+      </w:pPr>
+      <w:r>
+        <w:rPr>
+          <w:b/>
+        </w:rPr>
+        <w:t>Core and Growth:</w:t>
+      </w:r>
+      <w:r>
+        <w:t xml:space="preserve"> users with the Admin role.</w:t>
+      </w:r>
+    </w:p>
+    <w:p>
+      <w:pPr>
+        <w:pStyle w:val="ListBullet"/>
+      </w:pPr>
+      <w:r>
+        <w:rPr>
+          <w:b/>
+        </w:rPr>
+        <w:t>Enterprise:</w:t>
+      </w:r>
+      <w:r>
+        <w:t xml:space="preserve"> users whose role has the View Profit permission (profit.view). The Admin role has it, and you can give it to any other role (section 21.2).</w:t>
+      </w:r>
+    </w:p>
+    <w:p>
+      <w:r>
         <w:lastRenderedPageBreak/>
-        <w:t>20. Import &amp; Export</w:t>
-      </w:r>
-      <w:bookmarkEnd w:id="89"/>
+        <w:t>Everyone else:</w:t>
+      </w:r>
+    </w:p>
+    <w:p>
+      <w:pPr>
+        <w:pStyle w:val="ListBullet"/>
+      </w:pPr>
+      <w:r>
+        <w:t>Doesn't see Profit &amp; Loss, Profit Margins, or Branch Performance in the Reports menu, and can't open or export them.</w:t>
+      </w:r>
+    </w:p>
+    <w:p>
+      <w:pPr>
+        <w:pStyle w:val="ListBullet"/>
+      </w:pPr>
+      <w:r>
+        <w:t>Sees the Dashboard without today's and this month's profit, and without the profit line on the trend chart. Top Products and Category Performance are ranked by quantity and revenue instead.</w:t>
+      </w:r>
+    </w:p>
+    <w:p>
+      <w:pPr>
+        <w:pStyle w:val="ListBullet"/>
+      </w:pPr>
+      <w:r>
+        <w:t>Sees Top Selling and Stock Valuation without their profit, potential profit, and margin columns, and gets the Stock Valuation, Top Selling, and Dead Stock exports without them.</w:t>
+      </w:r>
     </w:p>
     <w:tbl>
       <w:tblPr>
@@ -17230,6 +18617,61 @@
         <w:tc>
           <w:tcPr>
             <w:tcW w:w="8640" w:type="dxa"/>
+            <w:shd w:val="clear" w:color="auto" w:fill="EAF1FB"/>
+          </w:tcPr>
+          <w:p>
+            <w:r>
+              <w:rPr>
+                <w:b/>
+              </w:rPr>
+              <w:t xml:space="preserve">Note:  </w:t>
+            </w:r>
+            <w:r>
+              <w:t>Product costs, and the margin on a product's own page, are still shown to anyone who can see products. Cashiers land on the POS when they log in, and can open the Dashboard from the menu for its stock alerts.</w:t>
+            </w:r>
+          </w:p>
+        </w:tc>
+      </w:tr>
+    </w:tbl>
+    <w:p/>
+    <w:p>
+      <w:pPr>
+        <w:pStyle w:val="Heading1"/>
+        <w:pageBreakBefore/>
+      </w:pPr>
+      <w:bookmarkStart w:id="97" w:name="_Toc243479293"/>
+      <w:r>
+        <w:rPr>
+          <w:color w:val="1D4E89"/>
+        </w:rPr>
+        <w:lastRenderedPageBreak/>
+        <w:t>20. Import &amp; Export</w:t>
+      </w:r>
+      <w:bookmarkEnd w:id="97"/>
+    </w:p>
+    <w:tbl>
+      <w:tblPr>
+        <w:tblW w:w="0" w:type="auto"/>
+        <w:tblBorders>
+          <w:top w:val="nil"/>
+          <w:left w:val="nil"/>
+          <w:bottom w:val="nil"/>
+          <w:right w:val="nil"/>
+          <w:insideH w:val="nil"/>
+          <w:insideV w:val="nil"/>
+        </w:tblBorders>
+        <w:tblLook w:val="04A0" w:firstRow="1" w:lastRow="0" w:firstColumn="1" w:lastColumn="0" w:noHBand="0" w:noVBand="1"/>
+      </w:tblPr>
+      <w:tblGrid>
+        <w:gridCol w:w="8640"/>
+      </w:tblGrid>
+      <w:tr>
+        <w:trPr>
+          <w:cantSplit/>
+        </w:trPr>
+        <w:tc>
+          <w:tcPr>
+            <w:tcW w:w="8640" w:type="dxa"/>
             <w:shd w:val="clear" w:color="auto" w:fill="F2F2F2"/>
           </w:tcPr>
           <w:p>
@@ -17251,14 +18693,14 @@
       <w:pPr>
         <w:pStyle w:val="Heading2"/>
       </w:pPr>
-      <w:bookmarkStart w:id="90" w:name="_Toc243461057"/>
+      <w:bookmarkStart w:id="98" w:name="_Toc243479294"/>
       <w:r>
         <w:rPr>
           <w:color w:val="1D4E89"/>
         </w:rPr>
         <w:t>20.1 Importing data</w:t>
       </w:r>
-      <w:bookmarkEnd w:id="90"/>
+      <w:bookmarkEnd w:id="98"/>
     </w:p>
     <w:p>
       <w:pPr>
@@ -17270,7 +18712,7 @@
         </w:numPr>
       </w:pPr>
       <w:r>
-        <w:t>Open Import from the relevant module (Categories, Products, Suppliers, Customers, or Purchases).</w:t>
+        <w:t>Open Import from the relevant module (Categories, Products, Suppliers, Customers, Purchases, or Sales).</w:t>
       </w:r>
     </w:p>
     <w:p>
@@ -17522,11 +18964,104 @@
           </w:p>
         </w:tc>
       </w:tr>
+      <w:tr>
+        <w:trPr>
+          <w:cnfStyle w:val="000000010000" w:firstRow="0" w:lastRow="0" w:firstColumn="0" w:lastColumn="0" w:oddVBand="0" w:evenVBand="0" w:oddHBand="0" w:evenHBand="1" w:firstRowFirstColumn="0" w:firstRowLastColumn="0" w:lastRowFirstColumn="0" w:lastRowLastColumn="0"/>
+          <w:cantSplit/>
+          <w:jc w:val="center"/>
+        </w:trPr>
+        <w:tc>
+          <w:tcPr>
+            <w:cnfStyle w:val="001000000000" w:firstRow="0" w:lastRow="0" w:firstColumn="1" w:lastColumn="0" w:oddVBand="0" w:evenVBand="0" w:oddHBand="0" w:evenHBand="0" w:firstRowFirstColumn="0" w:firstRowLastColumn="0" w:lastRowFirstColumn="0" w:lastRowLastColumn="0"/>
+            <w:tcW w:w="4320" w:type="dxa"/>
+          </w:tcPr>
+          <w:p>
+            <w:r>
+              <w:t>Customer opening debts</w:t>
+            </w:r>
+          </w:p>
+        </w:tc>
+        <w:tc>
+          <w:tcPr>
+            <w:tcW w:w="4320" w:type="dxa"/>
+          </w:tcPr>
+          <w:p>
+            <w:pPr>
+              <w:cnfStyle w:val="000000010000" w:firstRow="0" w:lastRow="0" w:firstColumn="0" w:lastColumn="0" w:oddVBand="0" w:evenVBand="0" w:oddHBand="0" w:evenHBand="1" w:firstRowFirstColumn="0" w:firstRowLastColumn="0" w:lastRowFirstColumn="0" w:lastRowLastColumn="0"/>
+            </w:pPr>
+            <w:r>
+              <w:t>customer, amount, owing_since. One row per amount owed; customer is a phone or customer code. See section 6.3.</w:t>
+            </w:r>
+          </w:p>
+        </w:tc>
+      </w:tr>
+      <w:tr>
+        <w:trPr>
+          <w:cnfStyle w:val="000000100000" w:firstRow="0" w:lastRow="0" w:firstColumn="0" w:lastColumn="0" w:oddVBand="0" w:evenVBand="0" w:oddHBand="1" w:evenHBand="0" w:firstRowFirstColumn="0" w:firstRowLastColumn="0" w:lastRowFirstColumn="0" w:lastRowLastColumn="0"/>
+          <w:cantSplit/>
+          <w:jc w:val="center"/>
+        </w:trPr>
+        <w:tc>
+          <w:tcPr>
+            <w:cnfStyle w:val="001000000000" w:firstRow="0" w:lastRow="0" w:firstColumn="1" w:lastColumn="0" w:oddVBand="0" w:evenVBand="0" w:oddHBand="0" w:evenHBand="0" w:firstRowFirstColumn="0" w:firstRowLastColumn="0" w:lastRowFirstColumn="0" w:lastRowLastColumn="0"/>
+            <w:tcW w:w="4320" w:type="dxa"/>
+          </w:tcPr>
+          <w:p>
+            <w:r>
+              <w:lastRenderedPageBreak/>
+              <w:t>Supplier opening debts</w:t>
+            </w:r>
+          </w:p>
+        </w:tc>
+        <w:tc>
+          <w:tcPr>
+            <w:tcW w:w="4320" w:type="dxa"/>
+          </w:tcPr>
+          <w:p>
+            <w:pPr>
+              <w:cnfStyle w:val="000000100000" w:firstRow="0" w:lastRow="0" w:firstColumn="0" w:lastColumn="0" w:oddVBand="0" w:evenVBand="0" w:oddHBand="1" w:evenHBand="0" w:firstRowFirstColumn="0" w:firstRowLastColumn="0" w:lastRowFirstColumn="0" w:lastRowLastColumn="0"/>
+            </w:pPr>
+            <w:r>
+              <w:t>supplier, amount, owing_since. Supplier by company name or code. See section 7.3.</w:t>
+            </w:r>
+          </w:p>
+        </w:tc>
+      </w:tr>
+      <w:tr>
+        <w:trPr>
+          <w:cnfStyle w:val="000000010000" w:firstRow="0" w:lastRow="0" w:firstColumn="0" w:lastColumn="0" w:oddVBand="0" w:evenVBand="0" w:oddHBand="0" w:evenHBand="1" w:firstRowFirstColumn="0" w:firstRowLastColumn="0" w:lastRowFirstColumn="0" w:lastRowLastColumn="0"/>
+          <w:cantSplit/>
+          <w:jc w:val="center"/>
+        </w:trPr>
+        <w:tc>
+          <w:tcPr>
+            <w:cnfStyle w:val="001000000000" w:firstRow="0" w:lastRow="0" w:firstColumn="1" w:lastColumn="0" w:oddVBand="0" w:evenVBand="0" w:oddHBand="0" w:evenHBand="0" w:firstRowFirstColumn="0" w:firstRowLastColumn="0" w:lastRowFirstColumn="0" w:lastRowLastColumn="0"/>
+            <w:tcW w:w="4320" w:type="dxa"/>
+          </w:tcPr>
+          <w:p>
+            <w:r>
+              <w:t>Sales</w:t>
+            </w:r>
+          </w:p>
+        </w:tc>
+        <w:tc>
+          <w:tcPr>
+            <w:tcW w:w="4320" w:type="dxa"/>
+          </w:tcPr>
+          <w:p>
+            <w:pPr>
+              <w:cnfStyle w:val="000000010000" w:firstRow="0" w:lastRow="0" w:firstColumn="0" w:lastColumn="0" w:oddVBand="0" w:evenVBand="0" w:oddHBand="0" w:evenHBand="1" w:firstRowFirstColumn="0" w:firstRowLastColumn="0" w:lastRowFirstColumn="0" w:lastRowLastColumn="0"/>
+            </w:pPr>
+            <w:r>
+              <w:t>sale_date, sku, quantity. Sales made between a stock count and your first day on IBS; rows sharing a receipt_number become one sale. Needs Back-date Sales. See section 4.7.</w:t>
+            </w:r>
+          </w:p>
+        </w:tc>
+      </w:tr>
     </w:tbl>
     <w:p/>
     <w:p>
       <w:r>
-        <w:lastRenderedPageBreak/>
         <w:t>When truck &amp; driver recording is on, Purchases also take optional truck_number, driver_name, and driver_phone columns — taken per invoice from its first row that has them (see section 11.5).</w:t>
       </w:r>
     </w:p>
@@ -17609,24 +19144,32 @@
       <w:pPr>
         <w:pStyle w:val="Heading2"/>
       </w:pPr>
-      <w:bookmarkStart w:id="91" w:name="_Toc243461058"/>
+      <w:bookmarkStart w:id="99" w:name="_Toc243479295"/>
       <w:r>
         <w:rPr>
           <w:color w:val="1D4E89"/>
         </w:rPr>
         <w:t>20.2 Exporting data</w:t>
       </w:r>
-      <w:bookmarkEnd w:id="91"/>
-    </w:p>
-    <w:p>
-      <w:r>
-        <w:t>“Export” buttons appear throughout the system — on Customer Transactions, Account Ledgers, the Audit Log, and most Reports (including Stock by Branch and the Expiry Report) — and download a CSV of whatever is currently filtered on screen. The sales export lists each line item once, with that line's share of any whole-cart discount, and — while truck &amp; driver recording is on — truck_number, driver_name, and driver_phone columns. The Reports → Sales Report export gets matching Truck, Driver, and Driver's Phone columns. Both the sales export and the purchases export (Finance → Purchases → “📤 Export Filtered”) have net_line_total, tax_percent, tax_amount, and gross_line_total columns; the purchases export also gives unit_cost_excl_tax. The customer and supplier exports include a tin column, and the Tax Report has its own export (section 19.1). While selling services is on, the products export has type and price_at_sale columns; the stock exports leave services out.</w:t>
-      </w:r>
-    </w:p>
-    <w:p>
+      <w:bookmarkEnd w:id="99"/>
+    </w:p>
+    <w:p>
+      <w:r>
+        <w:t xml:space="preserve">“Export” buttons appear throughout the system — on Customer Transactions, Account Ledgers, the Audit Log, and most Reports (including Stock by Branch and the Expiry Report) — and download a CSV of whatever is currently filtered on screen. The sales export lists each line item once, with that line's share of any whole-cart discount, and — while truck &amp; driver recording is on — truck_number, driver_name, and driver_phone columns. The Reports → Sales Report </w:t>
+      </w:r>
       <w:r>
         <w:lastRenderedPageBreak/>
+        <w:t>export gets matching Truck, Driver, and Driver's Phone columns. Both the sales export and the purchases export (Finance → Purchases → “📤 Export Filtered”) have net_line_total, tax_percent, tax_amount, and gross_line_total columns; the purchases export also gives unit_cost_excl_tax. The customer and supplier exports include a tin column, and the Tax Report has its own export (section 19.1). While selling services is on, the products export has type and price_at_sale columns; the stock exports leave services out.</w:t>
+      </w:r>
+    </w:p>
+    <w:p>
+      <w:r>
         <w:t>While branch prices are on, the products export has a branch_selling_price column for your branch, and the Branch Prices page has “Download Current Prices” for every branch you can price (section 8.6).</w:t>
+      </w:r>
+    </w:p>
+    <w:p>
+      <w:r>
+        <w:t>Users who can't see profit (section 19.4) get the Stock Valuation, Top Selling, and Dead Stock exports without their profit columns, and can't export Profit &amp; Loss or Profit Margins.</w:t>
       </w:r>
     </w:p>
     <w:p>
@@ -17634,7 +19177,7 @@
         <w:pStyle w:val="Heading1"/>
         <w:pageBreakBefore/>
       </w:pPr>
-      <w:bookmarkStart w:id="92" w:name="_Toc243461059"/>
+      <w:bookmarkStart w:id="100" w:name="_Toc243479296"/>
       <w:r>
         <w:rPr>
           <w:color w:val="1D4E89"/>
@@ -17642,20 +19185,20 @@
         <w:lastRenderedPageBreak/>
         <w:t>21. Administration</w:t>
       </w:r>
-      <w:bookmarkEnd w:id="92"/>
+      <w:bookmarkEnd w:id="100"/>
     </w:p>
     <w:p>
       <w:pPr>
         <w:pStyle w:val="Heading2"/>
       </w:pPr>
-      <w:bookmarkStart w:id="93" w:name="_Toc243461060"/>
+      <w:bookmarkStart w:id="101" w:name="_Toc243479297"/>
       <w:r>
         <w:rPr>
           <w:color w:val="1D4E89"/>
         </w:rPr>
         <w:t>21.1 Users</w:t>
       </w:r>
-      <w:bookmarkEnd w:id="93"/>
+      <w:bookmarkEnd w:id="101"/>
     </w:p>
     <w:tbl>
       <w:tblPr>
@@ -17872,14 +19415,14 @@
       <w:pPr>
         <w:pStyle w:val="Heading2"/>
       </w:pPr>
-      <w:bookmarkStart w:id="94" w:name="_Toc243461061"/>
+      <w:bookmarkStart w:id="102" w:name="_Toc243479298"/>
       <w:r>
         <w:rPr>
           <w:color w:val="1D4E89"/>
         </w:rPr>
         <w:t>21.2 Roles &amp; Permissions</w:t>
       </w:r>
-      <w:bookmarkEnd w:id="94"/>
+      <w:bookmarkEnd w:id="102"/>
     </w:p>
     <w:tbl>
       <w:tblPr>
@@ -18078,7 +19621,7 @@
               <w:cnfStyle w:val="000000010000" w:firstRow="0" w:lastRow="0" w:firstColumn="0" w:lastColumn="0" w:oddVBand="0" w:evenVBand="0" w:oddHBand="0" w:evenHBand="1" w:firstRowFirstColumn="0" w:firstRowLastColumn="0" w:lastRowFirstColumn="0" w:lastRowLastColumn="0"/>
             </w:pPr>
             <w:r>
-              <w:t>Everything except Users, Settings, Roles, Branches, Audit Log, Stock Transfers, Back-date Sales, and Edit / Void Sales</w:t>
+              <w:t>Everything except Users, Settings, Roles, Branches, Audit Log, Stock Transfers, Back-date Sales, Edit / Void Sales, and View Profit</w:t>
             </w:r>
           </w:p>
         </w:tc>
@@ -18821,21 +20364,51 @@
           </w:p>
         </w:tc>
       </w:tr>
+      <w:tr>
+        <w:trPr>
+          <w:cnfStyle w:val="000000010000" w:firstRow="0" w:lastRow="0" w:firstColumn="0" w:lastColumn="0" w:oddVBand="0" w:evenVBand="0" w:oddHBand="0" w:evenHBand="1" w:firstRowFirstColumn="0" w:firstRowLastColumn="0" w:lastRowFirstColumn="0" w:lastRowLastColumn="0"/>
+          <w:cantSplit/>
+          <w:jc w:val="center"/>
+        </w:trPr>
+        <w:tc>
+          <w:tcPr>
+            <w:cnfStyle w:val="001000000000" w:firstRow="0" w:lastRow="0" w:firstColumn="1" w:lastColumn="0" w:oddVBand="0" w:evenVBand="0" w:oddHBand="0" w:evenHBand="0" w:firstRowFirstColumn="0" w:firstRowLastColumn="0" w:lastRowFirstColumn="0" w:lastRowLastColumn="0"/>
+            <w:tcW w:w="4320" w:type="dxa"/>
+          </w:tcPr>
+          <w:p>
+            <w:r>
+              <w:t>profit.view</w:t>
+            </w:r>
+          </w:p>
+        </w:tc>
+        <w:tc>
+          <w:tcPr>
+            <w:tcW w:w="4320" w:type="dxa"/>
+          </w:tcPr>
+          <w:p>
+            <w:pPr>
+              <w:cnfStyle w:val="000000010000" w:firstRow="0" w:lastRow="0" w:firstColumn="0" w:lastColumn="0" w:oddVBand="0" w:evenVBand="0" w:oddHBand="0" w:evenHBand="1" w:firstRowFirstColumn="0" w:firstRowLastColumn="0" w:lastRowFirstColumn="0" w:lastRowLastColumn="0"/>
+            </w:pPr>
+            <w:r>
+              <w:t>View Profit: profit in reports, exports, and on the Dashboard (section 19.4)</w:t>
+            </w:r>
+          </w:p>
+        </w:tc>
+      </w:tr>
     </w:tbl>
     <w:p/>
     <w:p>
       <w:pPr>
         <w:pStyle w:val="Heading2"/>
       </w:pPr>
-      <w:bookmarkStart w:id="95" w:name="_Toc243461062"/>
+      <w:bookmarkStart w:id="103" w:name="_Toc243479299"/>
       <w:r>
         <w:rPr>
           <w:color w:val="1D4E89"/>
         </w:rPr>
-        <w:lastRenderedPageBreak/>
         <w:t>21.3 Branches</w:t>
       </w:r>
-      <w:bookmarkEnd w:id="95"/>
+      <w:bookmarkEnd w:id="103"/>
     </w:p>
     <w:tbl>
       <w:tblPr>
@@ -18964,14 +20537,14 @@
       <w:pPr>
         <w:pStyle w:val="Heading2"/>
       </w:pPr>
-      <w:bookmarkStart w:id="96" w:name="_Toc243461063"/>
+      <w:bookmarkStart w:id="104" w:name="_Toc243479300"/>
       <w:r>
         <w:rPr>
           <w:color w:val="1D4E89"/>
         </w:rPr>
         <w:t>21.4 Audit Log</w:t>
       </w:r>
-      <w:bookmarkEnd w:id="96"/>
+      <w:bookmarkEnd w:id="104"/>
     </w:p>
     <w:tbl>
       <w:tblPr>
@@ -19062,14 +20635,14 @@
       <w:pPr>
         <w:pStyle w:val="Heading2"/>
       </w:pPr>
-      <w:bookmarkStart w:id="97" w:name="_Toc243461064"/>
+      <w:bookmarkStart w:id="105" w:name="_Toc243479301"/>
       <w:r>
         <w:rPr>
           <w:color w:val="1D4E89"/>
         </w:rPr>
         <w:t>21.5 Settings</w:t>
       </w:r>
-      <w:bookmarkEnd w:id="97"/>
+      <w:bookmarkEnd w:id="105"/>
     </w:p>
     <w:tbl>
       <w:tblPr>
@@ -19113,7 +20686,11 @@
     <w:p/>
     <w:p>
       <w:r>
-        <w:t>Administration → Settings groups its options into four sections — General, Point of sale, Tax, and Optional features — listed down the left of the page (across the top on a phone); click one to jump to it. Each on/off option is a switch with a one-line explanation under it; click “How this works” for the full explanation. Options that depend on another, such as the tax rate and the expiry options, only appear while it is switched on. Change what you need, then click “Save settings” — the button stays at the bottom of the screen as you scroll.</w:t>
+        <w:t xml:space="preserve">Administration → Settings groups its options into four sections — General, Point of sale, Tax, and Optional features — listed down the left of the page (across the top on a phone); click one to jump to it. Each on/off option is a switch with a one-line explanation under it; click “How this works” for the full explanation. Options that depend on another, such as the tax rate and the </w:t>
+      </w:r>
+      <w:r>
+        <w:lastRenderedPageBreak/>
+        <w:t>expiry options, only appear while it is switched on. Change what you need, then click “Save settings” — the button stays at the bottom of the screen as you scroll.</w:t>
       </w:r>
     </w:p>
     <w:tbl>
@@ -19141,7 +20718,6 @@
           </w:tcPr>
           <w:p>
             <w:r>
-              <w:lastRenderedPageBreak/>
               <w:t>Setting</w:t>
             </w:r>
           </w:p>
@@ -19576,6 +21152,7 @@
           </w:tcPr>
           <w:p>
             <w:r>
+              <w:lastRenderedPageBreak/>
               <w:t>Optional features → Set a different selling price at each branch</w:t>
             </w:r>
           </w:p>
@@ -19607,7 +21184,6 @@
           </w:tcPr>
           <w:p>
             <w:r>
-              <w:lastRenderedPageBreak/>
               <w:t>Optional features → Keep average cost per branch</w:t>
             </w:r>
           </w:p>
@@ -19672,14 +21248,14 @@
       <w:pPr>
         <w:pStyle w:val="Heading2"/>
       </w:pPr>
-      <w:bookmarkStart w:id="98" w:name="_Toc243461065"/>
+      <w:bookmarkStart w:id="106" w:name="_Toc243479302"/>
       <w:r>
         <w:rPr>
           <w:color w:val="1D4E89"/>
         </w:rPr>
         <w:t>21.6 Subscription</w:t>
       </w:r>
-      <w:bookmarkEnd w:id="98"/>
+      <w:bookmarkEnd w:id="106"/>
     </w:p>
     <w:p>
       <w:r>
@@ -19948,7 +21524,7 @@
         <w:pStyle w:val="Heading1"/>
         <w:pageBreakBefore/>
       </w:pPr>
-      <w:bookmarkStart w:id="99" w:name="_Toc243461066"/>
+      <w:bookmarkStart w:id="107" w:name="_Toc243479303"/>
       <w:r>
         <w:rPr>
           <w:color w:val="1D4E89"/>
@@ -19956,7 +21532,7 @@
         <w:lastRenderedPageBreak/>
         <w:t>22. Plan Tiers &amp; Feature Availability</w:t>
       </w:r>
-      <w:bookmarkEnd w:id="99"/>
+      <w:bookmarkEnd w:id="107"/>
     </w:p>
     <w:p>
       <w:r>
@@ -21130,7 +22706,7 @@
           </w:tcPr>
           <w:p>
             <w:r>
-              <w:t>Max active users</w:t>
+              <w:t>Who sees profit (section 19.4)</w:t>
             </w:r>
           </w:p>
         </w:tc>
@@ -21143,7 +22719,7 @@
               <w:cnfStyle w:val="000000010000" w:firstRow="0" w:lastRow="0" w:firstColumn="0" w:lastColumn="0" w:oddVBand="0" w:evenVBand="0" w:oddHBand="0" w:evenHBand="1" w:firstRowFirstColumn="0" w:firstRowLastColumn="0" w:lastRowFirstColumn="0" w:lastRowLastColumn="0"/>
             </w:pPr>
             <w:r>
-              <w:t>3</w:t>
+              <w:t>Admin role</w:t>
             </w:r>
           </w:p>
         </w:tc>
@@ -21156,7 +22732,7 @@
               <w:cnfStyle w:val="000000010000" w:firstRow="0" w:lastRow="0" w:firstColumn="0" w:lastColumn="0" w:oddVBand="0" w:evenVBand="0" w:oddHBand="0" w:evenHBand="1" w:firstRowFirstColumn="0" w:firstRowLastColumn="0" w:lastRowFirstColumn="0" w:lastRowLastColumn="0"/>
             </w:pPr>
             <w:r>
-              <w:t>8</w:t>
+              <w:t>Admin role</w:t>
             </w:r>
           </w:p>
         </w:tc>
@@ -21169,6 +22745,63 @@
               <w:cnfStyle w:val="000000010000" w:firstRow="0" w:lastRow="0" w:firstColumn="0" w:lastColumn="0" w:oddVBand="0" w:evenVBand="0" w:oddHBand="0" w:evenHBand="1" w:firstRowFirstColumn="0" w:firstRowLastColumn="0" w:lastRowFirstColumn="0" w:lastRowLastColumn="0"/>
             </w:pPr>
             <w:r>
+              <w:t>View Profit permission</w:t>
+            </w:r>
+          </w:p>
+        </w:tc>
+      </w:tr>
+      <w:tr>
+        <w:trPr>
+          <w:cnfStyle w:val="000000100000" w:firstRow="0" w:lastRow="0" w:firstColumn="0" w:lastColumn="0" w:oddVBand="0" w:evenVBand="0" w:oddHBand="1" w:evenHBand="0" w:firstRowFirstColumn="0" w:firstRowLastColumn="0" w:lastRowFirstColumn="0" w:lastRowLastColumn="0"/>
+          <w:cantSplit/>
+          <w:jc w:val="center"/>
+        </w:trPr>
+        <w:tc>
+          <w:tcPr>
+            <w:cnfStyle w:val="001000000000" w:firstRow="0" w:lastRow="0" w:firstColumn="1" w:lastColumn="0" w:oddVBand="0" w:evenVBand="0" w:oddHBand="0" w:evenHBand="0" w:firstRowFirstColumn="0" w:firstRowLastColumn="0" w:lastRowFirstColumn="0" w:lastRowLastColumn="0"/>
+            <w:tcW w:w="4560" w:type="dxa"/>
+          </w:tcPr>
+          <w:p>
+            <w:r>
+              <w:t>Max active users</w:t>
+            </w:r>
+          </w:p>
+        </w:tc>
+        <w:tc>
+          <w:tcPr>
+            <w:tcW w:w="1360" w:type="dxa"/>
+          </w:tcPr>
+          <w:p>
+            <w:pPr>
+              <w:cnfStyle w:val="000000100000" w:firstRow="0" w:lastRow="0" w:firstColumn="0" w:lastColumn="0" w:oddVBand="0" w:evenVBand="0" w:oddHBand="1" w:evenHBand="0" w:firstRowFirstColumn="0" w:firstRowLastColumn="0" w:lastRowFirstColumn="0" w:lastRowLastColumn="0"/>
+            </w:pPr>
+            <w:r>
+              <w:t>3</w:t>
+            </w:r>
+          </w:p>
+        </w:tc>
+        <w:tc>
+          <w:tcPr>
+            <w:tcW w:w="1360" w:type="dxa"/>
+          </w:tcPr>
+          <w:p>
+            <w:pPr>
+              <w:cnfStyle w:val="000000100000" w:firstRow="0" w:lastRow="0" w:firstColumn="0" w:lastColumn="0" w:oddVBand="0" w:evenVBand="0" w:oddHBand="1" w:evenHBand="0" w:firstRowFirstColumn="0" w:firstRowLastColumn="0" w:lastRowFirstColumn="0" w:lastRowLastColumn="0"/>
+            </w:pPr>
+            <w:r>
+              <w:t>8</w:t>
+            </w:r>
+          </w:p>
+        </w:tc>
+        <w:tc>
+          <w:tcPr>
+            <w:tcW w:w="1360" w:type="dxa"/>
+          </w:tcPr>
+          <w:p>
+            <w:pPr>
+              <w:cnfStyle w:val="000000100000" w:firstRow="0" w:lastRow="0" w:firstColumn="0" w:lastColumn="0" w:oddVBand="0" w:evenVBand="0" w:oddHBand="1" w:evenHBand="0" w:firstRowFirstColumn="0" w:firstRowLastColumn="0" w:lastRowFirstColumn="0" w:lastRowLastColumn="0"/>
+            </w:pPr>
+            <w:r>
               <w:t>Unlimited</w:t>
             </w:r>
           </w:p>
@@ -21180,7 +22813,7 @@
         <w:pStyle w:val="Heading1"/>
         <w:pageBreakBefore/>
       </w:pPr>
-      <w:bookmarkStart w:id="100" w:name="_Toc243461067"/>
+      <w:bookmarkStart w:id="108" w:name="_Toc243479304"/>
       <w:r>
         <w:rPr>
           <w:color w:val="1D4E89"/>
@@ -21188,7 +22821,7 @@
         <w:lastRenderedPageBreak/>
         <w:t>Appendix A: Frequently Asked Questions</w:t>
       </w:r>
-      <w:bookmarkEnd w:id="100"/>
+      <w:bookmarkEnd w:id="108"/>
     </w:p>
     <w:p>
       <w:pPr>
@@ -21530,16 +23163,80 @@
     </w:p>
     <w:p>
       <w:pPr>
+        <w:pStyle w:val="Heading3"/>
+      </w:pPr>
+      <w:r>
+        <w:rPr>
+          <w:color w:val="1D4E89"/>
+        </w:rPr>
+        <w:t>I can't see Profit &amp; Loss, or the profit on the Dashboard.</w:t>
+      </w:r>
+    </w:p>
+    <w:p>
+      <w:r>
+        <w:t>Profit is only shown to those allowed to see it: the Admin role on Core and Growth, or roles with the View Profit permission on Enterprise (section 19.4). Ask your administrator.</w:t>
+      </w:r>
+    </w:p>
+    <w:p>
+      <w:pPr>
+        <w:pStyle w:val="Heading3"/>
+      </w:pPr>
+      <w:r>
+        <w:rPr>
+          <w:color w:val="1D4E89"/>
+        </w:rPr>
+        <w:t>A customer owed us money before we started using IBS. How do I enter it?</w:t>
+      </w:r>
+    </w:p>
+    <w:p>
+      <w:r>
+        <w:t>Add it as an opening debt on the customer's page, with the date it has been owed since (section 6.3). Don't enter it as a sale: that would count it as revenue and take stock out.</w:t>
+      </w:r>
+    </w:p>
+    <w:p>
+      <w:pPr>
+        <w:pStyle w:val="Heading3"/>
+      </w:pPr>
+      <w:r>
+        <w:rPr>
+          <w:color w:val="1D4E89"/>
+        </w:rPr>
+        <w:t>We counted our stock a few days before going live. Do we need to count again?</w:t>
+      </w:r>
+    </w:p>
+    <w:p>
+      <w:r>
+        <w:t>No. Record the purchases made since the count, then import the sales (section 4.7). They come off the counted stock.</w:t>
+      </w:r>
+    </w:p>
+    <w:p>
+      <w:pPr>
+        <w:pStyle w:val="Heading3"/>
+      </w:pPr>
+      <w:r>
+        <w:rPr>
+          <w:color w:val="1D4E89"/>
+        </w:rPr>
+        <w:t>Why does a purchase say it's covered by payments on the supplier's account?</w:t>
+      </w:r>
+    </w:p>
+    <w:p>
+      <w:r>
+        <w:t>A payment made on the supplier's own page isn't tied to one purchase, so it counts against their oldest purchases and opening debts first (section 7.3). Record Payment starts at what's still owed.</w:t>
+      </w:r>
+    </w:p>
+    <w:p>
+      <w:pPr>
         <w:pStyle w:val="Heading1"/>
       </w:pPr>
-      <w:bookmarkStart w:id="101" w:name="_Toc243461068"/>
+      <w:bookmarkStart w:id="109" w:name="_Toc243479305"/>
       <w:r>
         <w:rPr>
           <w:color w:val="1D4E89"/>
         </w:rPr>
         <w:t>Appendix B: Document Information</w:t>
       </w:r>
-      <w:bookmarkEnd w:id="101"/>
+      <w:bookmarkEnd w:id="109"/>
     </w:p>
     <w:p>
       <w:r>
@@ -21548,7 +23245,7 @@
     </w:p>
     <w:p>
       <w:r>
-        <w:t>Version 1.6 — October 2026 (updated from Version 1.5, October 2026, Version 1.4, October 2026, Version 1.3, October 2026, Version 1.2, October 2026, and Version 1.0, September 2026; see section 1.5 for what changed).</w:t>
+        <w:t>Version 1.7 — October 2026 (updated from Version 1.6, October 2026, Version 1.5, October 2026, Version 1.4, October 2026, Version 1.3, October 2026, Version 1.2, October 2026, and Version 1.0, September 2026; see section 1.5 for what changed).</w:t>
       </w:r>
     </w:p>
     <w:sectPr>
@@ -21938,7 +23635,37 @@
       <w:startOverride w:val="1"/>
     </w:lvlOverride>
   </w:num>
-  <w:numIdMacAtCleanup w:val="33"/>
+  <w:num w:numId="47" w16cid:durableId="1203131627">
+    <w:abstractNumId w:val="1"/>
+    <w:lvlOverride w:ilvl="0">
+      <w:startOverride w:val="1"/>
+    </w:lvlOverride>
+  </w:num>
+  <w:num w:numId="48" w16cid:durableId="1583876390">
+    <w:abstractNumId w:val="1"/>
+    <w:lvlOverride w:ilvl="0">
+      <w:startOverride w:val="1"/>
+    </w:lvlOverride>
+  </w:num>
+  <w:num w:numId="49" w16cid:durableId="627932825">
+    <w:abstractNumId w:val="1"/>
+    <w:lvlOverride w:ilvl="0">
+      <w:startOverride w:val="1"/>
+    </w:lvlOverride>
+  </w:num>
+  <w:num w:numId="50" w16cid:durableId="2085374786">
+    <w:abstractNumId w:val="1"/>
+    <w:lvlOverride w:ilvl="0">
+      <w:startOverride w:val="1"/>
+    </w:lvlOverride>
+  </w:num>
+  <w:num w:numId="51" w16cid:durableId="1793089961">
+    <w:abstractNumId w:val="1"/>
+    <w:lvlOverride w:ilvl="0">
+      <w:startOverride w:val="1"/>
+    </w:lvlOverride>
+  </w:num>
+  <w:numIdMacAtCleanup w:val="51"/>
 </w:numbering>
 </file>
 

--- a/help/ibs/IBS_User_Manual.docx
+++ b/help/ibs/IBS_User_Manual.docx
@@ -8200,7 +8200,7 @@
               <w:t xml:space="preserve">Note:  </w:t>
             </w:r>
             <w:r>
-              <w:t>Feature availability depends on your subscription plan (Core, Growth, or Enterprise) and on the permissions your administrator has given your user account. If a menu item described here is missing for you, that is most likely why — see Chapter 22, “Plan Tiers &amp; Feature Availability,” and Appendix A.</w:t>
+              <w:t>Feature availability depends on your subscription plan (Core, Growth, or Enterprise) and on the permissions your administrator has given your user account. If a menu item described here is missing for you, that is most likely why. A feature your plan doesn't include can often be added as an add-on — see Chapter 22, “Plan Tiers &amp; Feature Availability,” and Appendix A.</w:t>
             </w:r>
           </w:p>
         </w:tc>
@@ -8246,7 +8246,15 @@
         <w:pStyle w:val="ListBullet"/>
       </w:pPr>
       <w:r>
-        <w:t>Who sees profit (new in version 1.7) — on Core and Growth only the Admin role sees the business's profit; on Enterprise the new View Profit permission decides. The Dashboard is back in the menu for cashiers, without profit. See section 19.4.</w:t>
+        <w:t>Who sees profit (new in version 1.7) — on Core and Growth only the Admin role sees the business's profit; on Enterprise (or with the Custom Roles add-on) the new View Profit permission decides. The Dashboard is back in the menu for cashiers, without profit. See section 19.4.</w:t>
+      </w:r>
+    </w:p>
+    <w:p>
+      <w:pPr>
+        <w:pStyle w:val="ListBullet"/>
+      </w:pPr>
+      <w:r>
+        <w:t>Plans and add-ons (new in version 1.7) — batch &amp; expiry tracking now comes with the Growth and Enterprise plans, and damaged stock, services, and truck &amp; driver with Enterprise. On other plans each can be added as an add-on, as can extra users and, on Growth, extra branches. A feature your business already used when the system was updated stays on. Settings → General lists your add-ons. See Chapter 22.</w:t>
       </w:r>
     </w:p>
     <w:p>
@@ -8953,7 +8961,7 @@
               <w:cnfStyle w:val="000000010000" w:firstRow="0" w:lastRow="0" w:firstColumn="0" w:lastColumn="0" w:oddVBand="0" w:evenVBand="0" w:oddHBand="0" w:evenHBand="1" w:firstRowFirstColumn="0" w:firstRowLastColumn="0" w:lastRowFirstColumn="0" w:lastRowLastColumn="0"/>
             </w:pPr>
             <w:r>
-              <w:t>Sales Report, Stock Valuation, Stock by Branch, Top Selling, Low Stock Alert, Expiry Report (when batch tracking is on), and (Growth+) Receivables, Payables, Profit &amp; Loss, Dead Stock, Profit Margins, Customer Credit Settlement, Branch Performance</w:t>
+              <w:t>Sales Report, Stock Valuation, Stock by Branch, Top Selling, Low Stock Alert, Expiry Report (when batch tracking is on), Damaged Stock (when switched on), Tax Report, and (Growth+, or the Advanced Reports add-on) Receivables, Payables, Profit &amp; Loss, Dead Stock, Profit Margins, Customer Credit Settlement, Branch Performance. Profit &amp; Loss, Profit Margins, and Branch Performance only show for those who can see profit (section 19.4).</w:t>
             </w:r>
           </w:p>
         </w:tc>
@@ -10397,7 +10405,7 @@
               <w:t xml:space="preserve">Who can do this:  </w:t>
             </w:r>
             <w:r>
-              <w:t>Available on the Growth and Enterprise plans, once switched on in Settings (settings.manage). Creating, editing, printing, and converting proformas need “Access Sales / POS” (sales.access); cancelling one needs “Edit / Void Sales” (sales.edit).</w:t>
+              <w:t>Available on the Growth and Enterprise plans (on Core, as an add-on), once switched on in Settings (settings.manage). Creating, editing, printing, and converting proformas need “Access Sales / POS” (sales.access); cancelling one needs “Edit / Void Sales” (sales.edit).</w:t>
             </w:r>
           </w:p>
         </w:tc>
@@ -10814,7 +10822,7 @@
               <w:t xml:space="preserve">Who can do this:  </w:t>
             </w:r>
             <w:r>
-              <w:t>Requires “Access Sales / POS” (sales.access) and “Back-date Sales” (sales.backdate), on the Growth or Enterprise plan.</w:t>
+              <w:t>Requires “Access Sales / POS” (sales.access) and “Back-date Sales” (sales.backdate), on the Growth or Enterprise plan (on Core, with the Import &amp; Export add-on).</w:t>
             </w:r>
           </w:p>
         </w:tc>
@@ -10971,33 +10979,18 @@
         <w:rPr>
           <w:b/>
         </w:rPr>
-        <w:t>sku</w:t>
-      </w:r>
-      <w:r>
-        <w:t xml:space="preserve"> (required): the product's SKU or barcode. </w:t>
-      </w:r>
+        <w:t>sku (required): the SKU or barcode of an active product. quantity (required).</w:t>
+      </w:r>
+    </w:p>
+    <w:p>
+      <w:pPr>
+        <w:pStyle w:val="ListBullet"/>
+      </w:pPr>
       <w:r>
         <w:rPr>
           <w:b/>
         </w:rPr>
-        <w:t>quantity</w:t>
-      </w:r>
-      <w:r>
-        <w:t xml:space="preserve"> (required).</w:t>
-      </w:r>
-    </w:p>
-    <w:p>
-      <w:pPr>
-        <w:pStyle w:val="ListBullet"/>
-      </w:pPr>
-      <w:r>
-        <w:rPr>
-          <w:b/>
-        </w:rPr>
-        <w:t>receipt_number</w:t>
-      </w:r>
-      <w:r>
-        <w:t>: rows with the same receipt number are one sale; a row without one is a sale on its own. The sale's date, customer, payment, and notes come from its first row.</w:t>
+        <w:t>receipt_number: rows with the same receipt number are one sale; a row without one is a sale on its own. The sale's date, customer, payment, sale_discount, tax_percent, and notes come from its first row. The receipt number itself isn't kept — each sale gets a new sale number — so copy it into notes if you want to find the sale by it later.</w:t>
       </w:r>
     </w:p>
     <w:p>
@@ -11023,28 +11016,30 @@
         <w:rPr>
           <w:b/>
         </w:rPr>
-        <w:t>unit_price</w:t>
-      </w:r>
-      <w:r>
-        <w:t xml:space="preserve">: blank uses your branch's selling price. </w:t>
-      </w:r>
+        <w:t>unit_price: blank uses your branch's selling price; a service priced at sale (section 8.5) needs one. discount (per line) and sale_discount (the whole sale) are percentages or amounts, following your POS discount setting (section 21.5).</w:t>
+      </w:r>
+    </w:p>
+    <w:p>
+      <w:pPr>
+        <w:pStyle w:val="ListBullet"/>
+      </w:pPr>
       <w:r>
         <w:rPr>
           <w:b/>
         </w:rPr>
-        <w:t>discount</w:t>
-      </w:r>
-      <w:r>
-        <w:t xml:space="preserve"> (per line) and </w:t>
+        <w:t>payment_method</w:t>
+      </w:r>
+      <w:r>
+        <w:t xml:space="preserve">: cash, mobile, bank, credit, or deposit (blank means cash). </w:t>
       </w:r>
       <w:r>
         <w:rPr>
           <w:b/>
         </w:rPr>
-        <w:t>sale_discount</w:t>
-      </w:r>
-      <w:r>
-        <w:t xml:space="preserve"> (the whole sale) are percentages or amounts, following your POS discount setting (section 21.5).</w:t>
+        <w:t>payment_account</w:t>
+      </w:r>
+      <w:r>
+        <w:t>: an account name or number (blank means your branch's account for that method).</w:t>
       </w:r>
     </w:p>
     <w:p>
@@ -11055,19 +11050,24 @@
         <w:rPr>
           <w:b/>
         </w:rPr>
-        <w:t>payment_method</w:t>
-      </w:r>
-      <w:r>
-        <w:t xml:space="preserve">: cash, mobile, bank, credit, or deposit (blank means cash). </w:t>
-      </w:r>
+        <w:t>amount_paid</w:t>
+      </w:r>
+      <w:r>
+        <w:t>: blank means paid in full, or nothing on credit. Less than the total leaves the rest owing, as at the POS.</w:t>
+      </w:r>
+    </w:p>
+    <w:p>
+      <w:pPr>
+        <w:pStyle w:val="ListBullet"/>
+      </w:pPr>
       <w:r>
         <w:rPr>
           <w:b/>
         </w:rPr>
-        <w:t>payment_account</w:t>
-      </w:r>
-      <w:r>
-        <w:t>: an account name or number (blank means your branch's account for that method).</w:t>
+        <w:t>tax_percent</w:t>
+      </w:r>
+      <w:r>
+        <w:t>: the sale's tax rate, when tax is on (blank means your usual rate).</w:t>
       </w:r>
     </w:p>
     <w:p>
@@ -11078,10 +11078,21 @@
         <w:rPr>
           <w:b/>
         </w:rPr>
-        <w:t>amount_paid</w:t>
-      </w:r>
-      <w:r>
-        <w:t>: blank means paid in full, or nothing on credit. Less than the total leaves the rest owing, as at the POS.</w:t>
+        <w:t>notes</w:t>
+      </w:r>
+      <w:r>
+        <w:t>: kept with the sale, as at the POS.</w:t>
+      </w:r>
+    </w:p>
+    <w:p>
+      <w:pPr>
+        <w:pStyle w:val="Heading3"/>
+      </w:pPr>
+      <w:r>
+        <w:rPr>
+          <w:color w:val="1D4E89"/>
+        </w:rPr>
+        <w:t>What happens</w:t>
       </w:r>
     </w:p>
     <w:p>
@@ -11089,13 +11100,7 @@
         <w:pStyle w:val="ListBullet"/>
       </w:pPr>
       <w:r>
-        <w:rPr>
-          <w:b/>
-        </w:rPr>
-        <w:t>tax_percent</w:t>
-      </w:r>
-      <w:r>
-        <w:t>: the sale's tax rate, when tax is on (blank means your usual rate).</w:t>
+        <w:t>Sales are recorded oldest first, at your active branch, and each goes through the same checks as the POS: enough undamaged stock (not expired, if your settings refuse expired stock), walk-in customers pay in full, deposits, and credit limits.</w:t>
       </w:r>
     </w:p>
     <w:p>
@@ -11103,40 +11108,7 @@
         <w:pStyle w:val="ListBullet"/>
       </w:pPr>
       <w:r>
-        <w:rPr>
-          <w:b/>
-        </w:rPr>
-        <w:t>notes</w:t>
-      </w:r>
-      <w:r>
-        <w:t>: kept with the sale, as at the POS.</w:t>
-      </w:r>
-    </w:p>
-    <w:p>
-      <w:pPr>
-        <w:pStyle w:val="Heading3"/>
-      </w:pPr>
-      <w:r>
-        <w:rPr>
-          <w:color w:val="1D4E89"/>
-        </w:rPr>
-        <w:t>What happens</w:t>
-      </w:r>
-    </w:p>
-    <w:p>
-      <w:pPr>
-        <w:pStyle w:val="ListBullet"/>
-      </w:pPr>
-      <w:r>
-        <w:t>Sales are recorded oldest first, at your active branch, and each goes through the same checks as the POS: enough stock (not expired, if your settings refuse expired stock), walk-in customers pay in full, deposits, and credit limits.</w:t>
-      </w:r>
-    </w:p>
-    <w:p>
-      <w:pPr>
-        <w:pStyle w:val="ListBullet"/>
-      </w:pPr>
-      <w:r>
-        <w:t>Stock comes off your branch, money goes into the account, and a credit sale adds to what the customer owes, all dated sale_date, so the reports for those days include them.</w:t>
+        <w:t>Stock comes off your branch, and a credit sale adds to what the customer owes, dated sale_date, so the reports for those days include them. The money goes into the account too, but shows in the account's ledger on the day you import, as for any back-dated sale.</w:t>
       </w:r>
     </w:p>
     <w:p>
@@ -12606,7 +12578,7 @@
         <w:pStyle w:val="ListBullet"/>
       </w:pPr>
       <w:r>
-        <w:t>“Record Payment” next to an opening debt pays it from one of your accounts.</w:t>
+        <w:t>“Record Payment” next to an opening debt pays it by cash, mobile money, bank, or cheque, from the account you choose (your branch's account for that method if you leave it), dated today or an earlier Payment date.</w:t>
       </w:r>
     </w:p>
     <w:p>
@@ -13023,7 +12995,7 @@
               <w:t xml:space="preserve">Who can do this:  </w:t>
             </w:r>
             <w:r>
-              <w:t>Switching it on requires settings.manage. Setting up services requires products.manage. Selling them needs only access to the POS. Available on every plan.</w:t>
+              <w:t>Switching it on requires settings.manage. Setting up services requires products.manage. Selling them needs only access to the POS. Included in the Enterprise plan; on Core and Growth, available as an add-on.</w:t>
             </w:r>
           </w:p>
         </w:tc>
@@ -13306,7 +13278,7 @@
               <w:t xml:space="preserve">Who can do this:  </w:t>
             </w:r>
             <w:r>
-              <w:t>Switching it on requires settings.manage. Setting prices requires products.manage. Only available when your business has more than one branch (Enterprise, or the multi-branch add-on).</w:t>
+              <w:t>Switching it on requires settings.manage. Setting prices requires products.manage. Only available when your business has more than one branch (Enterprise, or extra branches on Growth).</w:t>
             </w:r>
           </w:p>
         </w:tc>
@@ -14312,7 +14284,7 @@
               <w:t xml:space="preserve">Who can do this:  </w:t>
             </w:r>
             <w:r>
-              <w:t>Switching it on requires settings.manage. Marking stock as damaged requires stock.manage and “Mark Stock as Damaged” (stock.mark_damaged), which the built-in Admin and Staff roles have and Cashier doesn't. Selling damaged stock needs only access to the POS. Available on every plan.</w:t>
+              <w:t>Switching it on requires settings.manage. Marking stock as damaged requires stock.manage and “Mark Stock as Damaged” (stock.mark_damaged), which the built-in Admin and Staff roles have and Cashier doesn't. Selling damaged stock needs only access to the POS. Included in the Enterprise plan; on Core and Growth, available as an add-on.</w:t>
             </w:r>
           </w:p>
         </w:tc>
@@ -14593,7 +14565,7 @@
               <w:t xml:space="preserve">Who can do this:  </w:t>
             </w:r>
             <w:r>
-              <w:t>Turning tracking on requires settings.manage. Choosing which products are tracked requires products.manage. Available on every plan.</w:t>
+              <w:t>Turning tracking on requires settings.manage. Choosing which products are tracked requires products.manage. Included in the Growth and Enterprise plans; on Core, available as an add-on.</w:t>
             </w:r>
           </w:p>
         </w:tc>
@@ -15100,7 +15072,7 @@
               <w:t xml:space="preserve">Who can do this:  </w:t>
             </w:r>
             <w:r>
-              <w:t>Turning it on requires settings.manage. Entering the details needs only access to the screen itself (POS, Purchases, or Direct Deliveries); correcting them on an existing sale needs “Edit / Void Sales”. Available on every plan.</w:t>
+              <w:t>Turning it on requires settings.manage. Entering the details needs only access to the screen itself (POS, Purchases, or Direct Deliveries); correcting them on an existing sale needs “Edit / Void Sales”. Included in the Enterprise plan; on Core and Growth, available as an add-on.</w:t>
             </w:r>
           </w:p>
         </w:tc>
@@ -15571,7 +15543,7 @@
         <w:pStyle w:val="ListBullet"/>
       </w:pPr>
       <w:r>
-        <w:t>Both sales exports: the Sales History export (Finance → Sales → Export) as truck_number, driver_name, and driver_phone columns, and the Sales Report export (Reports → Sales Report) as Truck, Driver, and Driver's Phone columns</w:t>
+        <w:t>Both sales exports: the Sales History export (Finance → Sales → “📤 Export Filtered”) as truck_number, driver_name, and driver_phone columns, and the Sales Report export (Reports → Sales Report) as Truck, Driver, and Driver's Phone columns</w:t>
       </w:r>
     </w:p>
     <w:tbl>
@@ -16625,7 +16597,7 @@
               <w:t xml:space="preserve">Who can do this:  </w:t>
             </w:r>
             <w:r>
-              <w:t>Requires distributor.manage, and is only available on plans that include the Direct Deliveries feature (typically Enterprise).</w:t>
+              <w:t>Requires distributor.manage, and is only available on plans that include the Direct Deliveries feature (Enterprise, or the Distributor Deliveries add-on on Growth).</w:t>
             </w:r>
           </w:p>
         </w:tc>
@@ -16840,7 +16812,7 @@
               <w:t xml:space="preserve">Who can do this:  </w:t>
             </w:r>
             <w:r>
-              <w:t>Viewing requires financial_accounts.access. Adding a new account additionally requires the Growth+ “manage financial accounts” plan feature.</w:t>
+              <w:t>Viewing requires financial_accounts.access. Adding a new account additionally requires the Growth+ “manage financial accounts” plan feature (on Core, the Finance Pack add-on).</w:t>
             </w:r>
           </w:p>
         </w:tc>
@@ -17308,7 +17280,7 @@
               <w:t xml:space="preserve">Who can do this:  </w:t>
             </w:r>
             <w:r>
-              <w:t>Requires expenses.manage and the Growth+ “expenses” plan feature.</w:t>
+              <w:t>Requires expenses.manage and the Growth+ “expenses” plan feature (on Core, the Finance Pack add-on).</w:t>
             </w:r>
           </w:p>
         </w:tc>
@@ -17492,7 +17464,7 @@
               <w:t xml:space="preserve">Who can do this:  </w:t>
             </w:r>
             <w:r>
-              <w:t>Requires suspense.manage and the Growth+ “suspense” plan feature.</w:t>
+              <w:t>Requires suspense.manage and the Growth+ “suspense” plan feature (on Core, the Finance Pack add-on).</w:t>
             </w:r>
           </w:p>
         </w:tc>
@@ -18003,6 +17975,11 @@
       </w:r>
       <w:bookmarkEnd w:id="93"/>
     </w:p>
+    <w:p>
+      <w:r>
+        <w:t>On the Core plan, the Advanced Reports add-on adds these reports.</w:t>
+      </w:r>
+    </w:p>
     <w:tbl>
       <w:tblPr>
         <w:tblStyle w:val="LightGrid-Accent1"/>
@@ -18547,7 +18524,7 @@
         <w:t>Core and Growth:</w:t>
       </w:r>
       <w:r>
-        <w:t xml:space="preserve"> users with the Admin role.</w:t>
+        <w:t xml:space="preserve"> users with the Admin role, unless your plan has custom roles.</w:t>
       </w:r>
     </w:p>
     <w:p>
@@ -18561,7 +18538,7 @@
         <w:t>Enterprise:</w:t>
       </w:r>
       <w:r>
-        <w:t xml:space="preserve"> users whose role has the View Profit permission (profit.view). The Admin role has it, and you can give it to any other role (section 21.2).</w:t>
+        <w:t xml:space="preserve"> users whose role has the View Profit permission (profit.view). The Admin role has it, and you can give it to any other role (section 21.2). This also applies on Growth with the Custom Roles add-on.</w:t>
       </w:r>
     </w:p>
     <w:p>
@@ -18627,7 +18604,7 @@
               <w:t xml:space="preserve">Note:  </w:t>
             </w:r>
             <w:r>
-              <w:t>Product costs, and the margin on a product's own page, are still shown to anyone who can see products. Cashiers land on the POS when they log in, and can open the Dashboard from the menu for its stock alerts.</w:t>
+              <w:t>Product costs, and the margin on a product's own page, are still shown to anyone who can see products. Cashiers land on the POS when they log in, and can open the Dashboard from the menu for its stock alerts. Direct Deliveries still show their markup to anyone who can manage them (Chapter 14).</w:t>
             </w:r>
           </w:p>
         </w:tc>
@@ -18682,7 +18659,7 @@
               <w:t xml:space="preserve">Who can do this:  </w:t>
             </w:r>
             <w:r>
-              <w:t>Requires the Growth+ “imports/exports” plan feature, plus the matching module permission for the data you're importing/exporting. Audit Log export is exempt from the plan requirement, for compliance reasons.</w:t>
+              <w:t>Requires the Growth+ “imports/exports” plan feature (on Core, the Import &amp; Export add-on), plus the matching module permission for the data you're importing/exporting. Audit Log export is exempt from the plan requirement, for compliance reasons.</w:t>
             </w:r>
           </w:p>
         </w:tc>
@@ -19361,7 +19338,7 @@
               <w:t xml:space="preserve">Note:  </w:t>
             </w:r>
             <w:r>
-              <w:t>Your plan caps how many active users you can have: 3 on Core, 8 on Growth, unlimited on Enterprise.</w:t>
+              <w:t>Your plan caps how many active users you can have: 3 on Core, 8 on Growth, unlimited on Enterprise. Extra users can be added to Core and Growth as an add-on; Settings → General shows your limit. Reactivating a user also needs a free place.</w:t>
             </w:r>
           </w:p>
         </w:tc>
@@ -19457,7 +19434,7 @@
               <w:t xml:space="preserve">Who can do this:  </w:t>
             </w:r>
             <w:r>
-              <w:t>Requires roles.manage, and the Enterprise “advanced permissions” plan feature (custom roles are not available on Core or Growth).</w:t>
+              <w:t>Requires roles.manage, and custom roles: included in Enterprise, an add-on on Growth, and not available on Core.</w:t>
             </w:r>
           </w:p>
         </w:tc>
@@ -20443,7 +20420,7 @@
               <w:t xml:space="preserve">Who can do this:  </w:t>
             </w:r>
             <w:r>
-              <w:t>Requires branches.manage, and multi-branch enabled on your account (automatic on Enterprise, purchasable as an add-on on Growth).</w:t>
+              <w:t>Requires branches.manage. Core and Growth include one branch, and Growth can add more as an add-on; Enterprise has no limit.</w:t>
             </w:r>
           </w:p>
         </w:tc>
@@ -20491,6 +20468,11 @@
     <w:p>
       <w:r>
         <w:t>The new branch automatically gets its own Cash account (see section 15.1).</w:t>
+      </w:r>
+    </w:p>
+    <w:p>
+      <w:r>
+        <w:t>The Branches page shows how many of your branches are in use. When they all are, “+ Add Branch” is replaced by “All your branches are in use. Contact your provider to add another.” Reactivating a branch also needs a free place.</w:t>
       </w:r>
     </w:p>
     <w:tbl>
@@ -20762,7 +20744,7 @@
               <w:cnfStyle w:val="000000100000" w:firstRow="0" w:lastRow="0" w:firstColumn="0" w:lastColumn="0" w:oddVBand="0" w:evenVBand="0" w:oddHBand="1" w:evenHBand="0" w:firstRowFirstColumn="0" w:firstRowLastColumn="0" w:lastRowFirstColumn="0" w:lastRowLastColumn="0"/>
             </w:pPr>
             <w:r>
-              <w:t>Your plan and its user limit. Upgrading isn't self-service; contact your provider.</w:t>
+              <w:t>Your plan, any add-ons, and how many users you can have. Changing plans or adding features isn't self-service; contact your provider.</w:t>
             </w:r>
           </w:p>
         </w:tc>
@@ -21010,7 +20992,7 @@
               <w:cnfStyle w:val="000000100000" w:firstRow="0" w:lastRow="0" w:firstColumn="0" w:lastColumn="0" w:oddVBand="0" w:evenVBand="0" w:oddHBand="1" w:evenHBand="0" w:firstRowFirstColumn="0" w:firstRowLastColumn="0" w:lastRowFirstColumn="0" w:lastRowLastColumn="0"/>
             </w:pPr>
             <w:r>
-              <w:t>Adds optional truck number, driver's name, and driver's phone fields to the POS, purchases, and direct deliveries. See Chapter 11.</w:t>
+              <w:t>Enterprise, or an add-on. Adds optional truck number, driver's name, and driver's phone fields to the POS, purchases, and direct deliveries. See Chapter 11.</w:t>
             </w:r>
           </w:p>
         </w:tc>
@@ -21041,7 +21023,7 @@
               <w:cnfStyle w:val="000000010000" w:firstRow="0" w:lastRow="0" w:firstColumn="0" w:lastColumn="0" w:oddVBand="0" w:evenVBand="0" w:oddHBand="0" w:evenHBand="1" w:firstRowFirstColumn="0" w:firstRowLastColumn="0" w:lastRowFirstColumn="0" w:lastRowLastColumn="0"/>
             </w:pPr>
             <w:r>
-              <w:t>Turns batch and expiry tracking on; the “expiring soon” warning period and whether expired stock can be sold appear under it. See Chapter 10.</w:t>
+              <w:t>Growth &amp; Enterprise, or an add-on. Turns batch and expiry tracking on; the “expiring soon” warning period and whether expired stock can be sold appear under it. See Chapter 10.</w:t>
             </w:r>
           </w:p>
         </w:tc>
@@ -21072,7 +21054,7 @@
               <w:cnfStyle w:val="000000100000" w:firstRow="0" w:lastRow="0" w:firstColumn="0" w:lastColumn="0" w:oddVBand="0" w:evenVBand="0" w:oddHBand="1" w:evenHBand="0" w:firstRowFirstColumn="0" w:firstRowLastColumn="0" w:lastRowFirstColumn="0" w:lastRowLastColumn="0"/>
             </w:pPr>
             <w:r>
-              <w:t>Lets a product be set up as a service, which sells with no stock. See section 8.5.</w:t>
+              <w:t>Enterprise, or an add-on. Lets a product be set up as a service, which sells with no stock. See section 8.5.</w:t>
             </w:r>
           </w:p>
         </w:tc>
@@ -21134,7 +21116,7 @@
               <w:cnfStyle w:val="000000100000" w:firstRow="0" w:lastRow="0" w:firstColumn="0" w:lastColumn="0" w:oddVBand="0" w:evenVBand="0" w:oddHBand="1" w:evenHBand="0" w:firstRowFirstColumn="0" w:firstRowLastColumn="0" w:lastRowFirstColumn="0" w:lastRowLastColumn="0"/>
             </w:pPr>
             <w:r>
-              <w:t>Keeps count of damaged goods that may still be sold at a discount, and adds the Damaged Stock report. See section 9.4.</w:t>
+              <w:t>Enterprise, or an add-on. Keeps count of damaged goods that may still be sold at a discount, and adds the Damaged Stock report. See section 9.4.</w:t>
             </w:r>
           </w:p>
         </w:tc>
@@ -21237,7 +21219,7 @@
               <w:t xml:space="preserve">Note:  </w:t>
             </w:r>
             <w:r>
-              <w:t>If the Tax section, or the truck &amp; driver, services, proforma, or damaged stock switch, is missing, your installation hasn't had that update yet — contact your provider. On the Core plan, Proforma invoices shows as not included. The branch price and branch cost switches only show when your business has more than one branch.</w:t>
+              <w:t>If the Tax section, or the truck &amp; driver, services, proforma, or damaged stock switch, is missing, your installation hasn't had that update yet — contact your provider. On the Core plan, Proforma invoices shows as not included. A truck &amp; driver, batch &amp; expiry, services, or damaged stock switch your plan doesn't include shows “Included in the … plan, or available for your … plan as an add-on. Contact your provider to add it.” instead. One your business already used when the system was updated stays on. The branch price and branch cost switches only show when your business has more than one branch.</w:t>
             </w:r>
           </w:p>
         </w:tc>
@@ -21477,7 +21459,7 @@
         </w:numPr>
       </w:pPr>
       <w:r>
-        <w:t>Paste the full code exactly as received (it starts “IBS2-”) into “Enter unlock code” and click “Activate.”</w:t>
+        <w:t>Paste the full code exactly as received (it starts “IBS3-”; older “IBS2-” codes still work) into “Enter unlock code” and click “Activate.”</w:t>
       </w:r>
     </w:p>
     <w:tbl>
@@ -21519,6 +21501,46 @@
         </w:tc>
       </w:tr>
     </w:tbl>
+    <w:p/>
+    <w:tbl>
+      <w:tblPr>
+        <w:tblW w:w="0" w:type="auto"/>
+        <w:tblBorders>
+          <w:top w:val="nil"/>
+          <w:left w:val="nil"/>
+          <w:bottom w:val="nil"/>
+          <w:right w:val="nil"/>
+          <w:insideH w:val="nil"/>
+          <w:insideV w:val="nil"/>
+        </w:tblBorders>
+        <w:tblLook w:val="04A0" w:firstRow="1" w:lastRow="0" w:firstColumn="1" w:lastColumn="0" w:noHBand="0" w:noVBand="1"/>
+      </w:tblPr>
+      <w:tblGrid>
+        <w:gridCol w:w="8640"/>
+      </w:tblGrid>
+      <w:tr>
+        <w:trPr>
+          <w:cantSplit/>
+        </w:trPr>
+        <w:tc>
+          <w:tcPr>
+            <w:tcW w:w="8640" w:type="dxa"/>
+            <w:shd w:val="clear" w:color="auto" w:fill="EAF1FB"/>
+          </w:tcPr>
+          <w:p>
+            <w:r>
+              <w:rPr>
+                <w:b/>
+              </w:rPr>
+              <w:t xml:space="preserve">Note:  </w:t>
+            </w:r>
+            <w:r>
+              <w:t>An IBS3 code also carries your plan, add-ons, and extra users and branches: entering it sets them to exactly what the code lists. A code older than one already entered is refused with “A newer code has already been entered on this installation.”</w:t>
+            </w:r>
+          </w:p>
+        </w:tc>
+      </w:tr>
+    </w:tbl>
     <w:p>
       <w:pPr>
         <w:pStyle w:val="Heading1"/>
@@ -21537,6 +21559,11 @@
     <w:p>
       <w:r>
         <w:t>The system ships in three tiers — Core, Growth, and Enterprise — from a single codebase. Your plan is set on the server side; there's no self-service upgrade button. Contact your provider to change tiers.</w:t>
+      </w:r>
+    </w:p>
+    <w:p>
+      <w:r>
+        <w:t>Most features a plan leaves out can be added to it as an add-on, for an extra fee: they're marked “Add-on” below. The expenses, suspense, and new-account features come together as the Finance Pack add-on. Settings → General → Current plan lists the add-ons you have.</w:t>
       </w:r>
     </w:p>
     <w:tbl>
@@ -21750,7 +21777,7 @@
               <w:cnfStyle w:val="000000100000" w:firstRow="0" w:lastRow="0" w:firstColumn="0" w:lastColumn="0" w:oddVBand="0" w:evenVBand="0" w:oddHBand="1" w:evenHBand="0" w:firstRowFirstColumn="0" w:firstRowLastColumn="0" w:lastRowFirstColumn="0" w:lastRowLastColumn="0"/>
             </w:pPr>
             <w:r>
-              <w:t>Yes</w:t>
+              <w:t>Add-on</w:t>
             </w:r>
           </w:p>
         </w:tc>
@@ -21807,7 +21834,7 @@
               <w:cnfStyle w:val="000000010000" w:firstRow="0" w:lastRow="0" w:firstColumn="0" w:lastColumn="0" w:oddVBand="0" w:evenVBand="0" w:oddHBand="0" w:evenHBand="1" w:firstRowFirstColumn="0" w:firstRowLastColumn="0" w:lastRowFirstColumn="0" w:lastRowLastColumn="0"/>
             </w:pPr>
             <w:r>
-              <w:t>Yes</w:t>
+              <w:t>Add-on</w:t>
             </w:r>
           </w:p>
         </w:tc>
@@ -21820,7 +21847,7 @@
               <w:cnfStyle w:val="000000010000" w:firstRow="0" w:lastRow="0" w:firstColumn="0" w:lastColumn="0" w:oddVBand="0" w:evenVBand="0" w:oddHBand="0" w:evenHBand="1" w:firstRowFirstColumn="0" w:firstRowLastColumn="0" w:lastRowFirstColumn="0" w:lastRowLastColumn="0"/>
             </w:pPr>
             <w:r>
-              <w:t>Yes</w:t>
+              <w:t>Add-on</w:t>
             </w:r>
           </w:p>
         </w:tc>
@@ -21921,7 +21948,7 @@
               <w:cnfStyle w:val="000000010000" w:firstRow="0" w:lastRow="0" w:firstColumn="0" w:lastColumn="0" w:oddVBand="0" w:evenVBand="0" w:oddHBand="0" w:evenHBand="1" w:firstRowFirstColumn="0" w:firstRowLastColumn="0" w:lastRowFirstColumn="0" w:lastRowLastColumn="0"/>
             </w:pPr>
             <w:r>
-              <w:t>Yes</w:t>
+              <w:t>Add-on</w:t>
             </w:r>
           </w:p>
         </w:tc>
@@ -21934,7 +21961,7 @@
               <w:cnfStyle w:val="000000010000" w:firstRow="0" w:lastRow="0" w:firstColumn="0" w:lastColumn="0" w:oddVBand="0" w:evenVBand="0" w:oddHBand="0" w:evenHBand="1" w:firstRowFirstColumn="0" w:firstRowLastColumn="0" w:lastRowFirstColumn="0" w:lastRowLastColumn="0"/>
             </w:pPr>
             <w:r>
-              <w:t>Yes</w:t>
+              <w:t>Add-on</w:t>
             </w:r>
           </w:p>
         </w:tc>
@@ -21978,7 +22005,7 @@
               <w:cnfStyle w:val="000000100000" w:firstRow="0" w:lastRow="0" w:firstColumn="0" w:lastColumn="0" w:oddVBand="0" w:evenVBand="0" w:oddHBand="1" w:evenHBand="0" w:firstRowFirstColumn="0" w:firstRowLastColumn="0" w:lastRowFirstColumn="0" w:lastRowLastColumn="0"/>
             </w:pPr>
             <w:r>
-              <w:t>Yes</w:t>
+              <w:t>Add-on</w:t>
             </w:r>
           </w:p>
         </w:tc>
@@ -21991,7 +22018,7 @@
               <w:cnfStyle w:val="000000100000" w:firstRow="0" w:lastRow="0" w:firstColumn="0" w:lastColumn="0" w:oddVBand="0" w:evenVBand="0" w:oddHBand="1" w:evenHBand="0" w:firstRowFirstColumn="0" w:firstRowLastColumn="0" w:lastRowFirstColumn="0" w:lastRowLastColumn="0"/>
             </w:pPr>
             <w:r>
-              <w:t>Yes</w:t>
+              <w:t>Add-on</w:t>
             </w:r>
           </w:p>
         </w:tc>
@@ -22035,7 +22062,7 @@
               <w:cnfStyle w:val="000000010000" w:firstRow="0" w:lastRow="0" w:firstColumn="0" w:lastColumn="0" w:oddVBand="0" w:evenVBand="0" w:oddHBand="0" w:evenHBand="1" w:firstRowFirstColumn="0" w:firstRowLastColumn="0" w:lastRowFirstColumn="0" w:lastRowLastColumn="0"/>
             </w:pPr>
             <w:r>
-              <w:t>—</w:t>
+              <w:t>Add-on</w:t>
             </w:r>
           </w:p>
         </w:tc>
@@ -22092,7 +22119,7 @@
               <w:cnfStyle w:val="000000100000" w:firstRow="0" w:lastRow="0" w:firstColumn="0" w:lastColumn="0" w:oddVBand="0" w:evenVBand="0" w:oddHBand="1" w:evenHBand="0" w:firstRowFirstColumn="0" w:firstRowLastColumn="0" w:lastRowFirstColumn="0" w:lastRowLastColumn="0"/>
             </w:pPr>
             <w:r>
-              <w:t>—</w:t>
+              <w:t>Add-on</w:t>
             </w:r>
           </w:p>
         </w:tc>
@@ -22149,7 +22176,7 @@
               <w:cnfStyle w:val="000000010000" w:firstRow="0" w:lastRow="0" w:firstColumn="0" w:lastColumn="0" w:oddVBand="0" w:evenVBand="0" w:oddHBand="0" w:evenHBand="1" w:firstRowFirstColumn="0" w:firstRowLastColumn="0" w:lastRowFirstColumn="0" w:lastRowLastColumn="0"/>
             </w:pPr>
             <w:r>
-              <w:t>—</w:t>
+              <w:t>Add-on</w:t>
             </w:r>
           </w:p>
         </w:tc>
@@ -22206,7 +22233,7 @@
               <w:cnfStyle w:val="000000100000" w:firstRow="0" w:lastRow="0" w:firstColumn="0" w:lastColumn="0" w:oddVBand="0" w:evenVBand="0" w:oddHBand="1" w:evenHBand="0" w:firstRowFirstColumn="0" w:firstRowLastColumn="0" w:lastRowFirstColumn="0" w:lastRowLastColumn="0"/>
             </w:pPr>
             <w:r>
-              <w:t>—</w:t>
+              <w:t>Finance Pack add-on</w:t>
             </w:r>
           </w:p>
         </w:tc>
@@ -22320,7 +22347,7 @@
               <w:cnfStyle w:val="000000100000" w:firstRow="0" w:lastRow="0" w:firstColumn="0" w:lastColumn="0" w:oddVBand="0" w:evenVBand="0" w:oddHBand="1" w:evenHBand="0" w:firstRowFirstColumn="0" w:firstRowLastColumn="0" w:lastRowFirstColumn="0" w:lastRowLastColumn="0"/>
             </w:pPr>
             <w:r>
-              <w:t>—</w:t>
+              <w:t>Finance Pack add-on</w:t>
             </w:r>
           </w:p>
         </w:tc>
@@ -22377,7 +22404,7 @@
               <w:cnfStyle w:val="000000010000" w:firstRow="0" w:lastRow="0" w:firstColumn="0" w:lastColumn="0" w:oddVBand="0" w:evenVBand="0" w:oddHBand="0" w:evenHBand="1" w:firstRowFirstColumn="0" w:firstRowLastColumn="0" w:lastRowFirstColumn="0" w:lastRowLastColumn="0"/>
             </w:pPr>
             <w:r>
-              <w:t>—</w:t>
+              <w:t>Finance Pack add-on</w:t>
             </w:r>
           </w:p>
         </w:tc>
@@ -22447,7 +22474,7 @@
               <w:cnfStyle w:val="000000100000" w:firstRow="0" w:lastRow="0" w:firstColumn="0" w:lastColumn="0" w:oddVBand="0" w:evenVBand="0" w:oddHBand="1" w:evenHBand="0" w:firstRowFirstColumn="0" w:firstRowLastColumn="0" w:lastRowFirstColumn="0" w:lastRowLastColumn="0"/>
             </w:pPr>
             <w:r>
-              <w:t>—</w:t>
+              <w:t>Add-on</w:t>
             </w:r>
           </w:p>
         </w:tc>
@@ -22504,7 +22531,7 @@
               <w:cnfStyle w:val="000000010000" w:firstRow="0" w:lastRow="0" w:firstColumn="0" w:lastColumn="0" w:oddVBand="0" w:evenVBand="0" w:oddHBand="0" w:evenHBand="1" w:firstRowFirstColumn="0" w:firstRowLastColumn="0" w:lastRowFirstColumn="0" w:lastRowLastColumn="0"/>
             </w:pPr>
             <w:r>
-              <w:t>Add-on</w:t>
+              <w:t>Add-on, per extra branch</w:t>
             </w:r>
           </w:p>
         </w:tc>
@@ -22675,7 +22702,7 @@
               <w:cnfStyle w:val="000000100000" w:firstRow="0" w:lastRow="0" w:firstColumn="0" w:lastColumn="0" w:oddVBand="0" w:evenVBand="0" w:oddHBand="1" w:evenHBand="0" w:firstRowFirstColumn="0" w:firstRowLastColumn="0" w:lastRowFirstColumn="0" w:lastRowLastColumn="0"/>
             </w:pPr>
             <w:r>
-              <w:t>—</w:t>
+              <w:t>Add-on</w:t>
             </w:r>
           </w:p>
         </w:tc>
@@ -22732,7 +22759,7 @@
               <w:cnfStyle w:val="000000010000" w:firstRow="0" w:lastRow="0" w:firstColumn="0" w:lastColumn="0" w:oddVBand="0" w:evenVBand="0" w:oddHBand="0" w:evenHBand="1" w:firstRowFirstColumn="0" w:firstRowLastColumn="0" w:lastRowFirstColumn="0" w:lastRowLastColumn="0"/>
             </w:pPr>
             <w:r>
-              <w:t>Admin role</w:t>
+              <w:t>Admin role (View Profit permission with the Custom Roles add-on)</w:t>
             </w:r>
           </w:p>
         </w:tc>
@@ -22776,7 +22803,7 @@
               <w:cnfStyle w:val="000000100000" w:firstRow="0" w:lastRow="0" w:firstColumn="0" w:lastColumn="0" w:oddVBand="0" w:evenVBand="0" w:oddHBand="1" w:evenHBand="0" w:firstRowFirstColumn="0" w:firstRowLastColumn="0" w:lastRowFirstColumn="0" w:lastRowLastColumn="0"/>
             </w:pPr>
             <w:r>
-              <w:t>3</w:t>
+              <w:t>3, more as an add-on</w:t>
             </w:r>
           </w:p>
         </w:tc>
@@ -22789,7 +22816,7 @@
               <w:cnfStyle w:val="000000100000" w:firstRow="0" w:lastRow="0" w:firstColumn="0" w:lastColumn="0" w:oddVBand="0" w:evenVBand="0" w:oddHBand="1" w:evenHBand="0" w:firstRowFirstColumn="0" w:firstRowLastColumn="0" w:lastRowFirstColumn="0" w:lastRowLastColumn="0"/>
             </w:pPr>
             <w:r>
-              <w:t>8</w:t>
+              <w:t>8, more as an add-on</w:t>
             </w:r>
           </w:p>
         </w:tc>
@@ -22884,7 +22911,7 @@
     </w:p>
     <w:p>
       <w:r>
-        <w:t>Two possible reasons: your user account doesn't have the matching permission (ask an administrator to check Roles &amp; Permissions), or the feature isn't included in your plan tier (see Chapter 22). Some items also only appear when a feature is switched on — Stock Transfers needs multi-branch, and the Expiry Report needs batch tracking.</w:t>
+        <w:t>Two possible reasons: your user account doesn't have the matching permission (ask an administrator to check Roles &amp; Permissions), or the feature isn't included in your plan tier and hasn't been added as an add-on (see Chapter 22). Some items also only appear when a feature is switched on — Stock Transfers needs multi-branch, and the Expiry Report needs batch tracking.</w:t>
       </w:r>
     </w:p>
     <w:p>
@@ -23174,7 +23201,7 @@
     </w:p>
     <w:p>
       <w:r>
-        <w:t>Profit is only shown to those allowed to see it: the Admin role on Core and Growth, or roles with the View Profit permission on Enterprise (section 19.4). Ask your administrator.</w:t>
+        <w:t>Profit is only shown to those allowed to see it: the Admin role on Core and Growth, or roles with the View Profit permission on Enterprise or with the Custom Roles add-on (section 19.4). Ask your administrator.</w:t>
       </w:r>
     </w:p>
     <w:p>
@@ -23223,6 +23250,22 @@
     <w:p>
       <w:r>
         <w:t>A payment made on the supplier's own page isn't tied to one purchase, so it counts against their oldest purchases and opening debts first (section 7.3). Record Payment starts at what's still owed.</w:t>
+      </w:r>
+    </w:p>
+    <w:p>
+      <w:pPr>
+        <w:pStyle w:val="Heading3"/>
+      </w:pPr>
+      <w:r>
+        <w:rPr>
+          <w:color w:val="1D4E89"/>
+        </w:rPr>
+        <w:t>A switch in Settings → Optional features says it's included in another plan.</w:t>
+      </w:r>
+    </w:p>
+    <w:p>
+      <w:r>
+        <w:t>Your plan doesn't include that feature, so it can't be switched on. It can be added as an add-on: contact your provider (Chapter 22).</w:t>
       </w:r>
     </w:p>
     <w:p>

--- a/help/ibs/IBS_User_Manual.docx
+++ b/help/ibs/IBS_User_Manual.docx
@@ -11086,6 +11086,17 @@
     </w:p>
     <w:p>
       <w:pPr>
+        <w:pStyle w:val="ListBullet"/>
+      </w:pPr>
+      <w:r>
+        <w:rPr>
+          <w:b/>
+        </w:rPr>
+        <w:t>truck_number, driver_name, driver_phone: while truck &amp; driver recording is on (Chapter 11), optional. They belong to the whole sale and are taken from its first row that has them, with the same rules as at the POS (section 11.3). A driver_phone that isn't a phone number marks its row as an error in the preview.</w:t>
+      </w:r>
+    </w:p>
+    <w:p>
+      <w:pPr>
         <w:pStyle w:val="Heading3"/>
       </w:pPr>
       <w:r>
@@ -15381,6 +15392,37 @@
           </w:p>
         </w:tc>
       </w:tr>
+      <w:tr>
+        <w:trPr>
+          <w:cnfStyle w:val="000000100000" w:firstRow="0" w:lastRow="0" w:firstColumn="0" w:lastColumn="0" w:oddVBand="0" w:evenVBand="0" w:oddHBand="1" w:evenHBand="0" w:firstRowFirstColumn="0" w:firstRowLastColumn="0" w:lastRowFirstColumn="0" w:lastRowLastColumn="0"/>
+          <w:cantSplit/>
+          <w:jc w:val="center"/>
+        </w:trPr>
+        <w:tc>
+          <w:tcPr>
+            <w:cnfStyle w:val="001000000000" w:firstRow="0" w:lastRow="0" w:firstColumn="1" w:lastColumn="0" w:oddVBand="0" w:evenVBand="0" w:oddHBand="0" w:evenHBand="0" w:firstRowFirstColumn="0" w:firstRowLastColumn="0" w:lastRowFirstColumn="0" w:lastRowLastColumn="0"/>
+            <w:tcW w:w="4320" w:type="dxa"/>
+          </w:tcPr>
+          <w:p>
+            <w:r>
+              <w:t>Sales import (CSV)</w:t>
+            </w:r>
+          </w:p>
+        </w:tc>
+        <w:tc>
+          <w:tcPr>
+            <w:tcW w:w="4320" w:type="dxa"/>
+          </w:tcPr>
+          <w:p>
+            <w:pPr>
+              <w:cnfStyle w:val="000000100000" w:firstRow="0" w:lastRow="0" w:firstColumn="0" w:lastColumn="0" w:oddVBand="0" w:evenVBand="0" w:oddHBand="1" w:evenHBand="0" w:firstRowFirstColumn="0" w:firstRowLastColumn="0" w:lastRowFirstColumn="0" w:lastRowLastColumn="0"/>
+            </w:pPr>
+            <w:r>
+              <w:t>Optional truck_number, driver_name, and driver_phone columns, one truck per sale — see sections 4.7 and 11.5.</w:t>
+            </w:r>
+          </w:p>
+        </w:tc>
+      </w:tr>
     </w:tbl>
     <w:p/>
     <w:tbl>
@@ -15644,6 +15686,17 @@
       </w:r>
       <w:r>
         <w:t xml:space="preserve"> a driver_phone that isn't a phone number marks that row as an error in the preview, and it isn't imported until it's corrected or cleared.</w:t>
+      </w:r>
+    </w:p>
+    <w:p>
+      <w:pPr>
+        <w:pStyle w:val="ListBullet"/>
+      </w:pPr>
+      <w:r>
+        <w:rPr>
+          <w:b/>
+        </w:rPr>
+        <w:t>The sales import (section 4.7) takes the same three columns, with the same rules: rows with the same receipt_number are one sale, so the truck and driver are taken from that sale's first row that has them.</w:t>
       </w:r>
     </w:p>
     <w:p>
@@ -19030,7 +19083,7 @@
               <w:cnfStyle w:val="000000010000" w:firstRow="0" w:lastRow="0" w:firstColumn="0" w:lastColumn="0" w:oddVBand="0" w:evenVBand="0" w:oddHBand="0" w:evenHBand="1" w:firstRowFirstColumn="0" w:firstRowLastColumn="0" w:lastRowFirstColumn="0" w:lastRowLastColumn="0"/>
             </w:pPr>
             <w:r>
-              <w:t>sale_date, sku, quantity. Sales made between a stock count and your first day on IBS; rows sharing a receipt_number become one sale. Needs Back-date Sales. See section 4.7.</w:t>
+              <w:t>sale_date, sku, quantity. Sales made between a stock count and your first day on IBS; rows sharing a receipt_number become one sale. Optional truck_number, driver_name, and driver_phone while truck &amp; driver is on. Needs Back-date Sales. See section 4.7.</w:t>
             </w:r>
           </w:p>
         </w:tc>

--- a/help/ibs/IBS_User_Manual.docx
+++ b/help/ibs/IBS_User_Manual.docx
@@ -40,7 +40,7 @@
         <w:rPr>
           <w:color w:val="333333"/>
         </w:rPr>
-        <w:t>Version 1.7  |  October 2026</w:t>
+        <w:t>Version 1.8  |  October 2026</w:t>
       </w:r>
     </w:p>
     <w:p>
@@ -8223,6 +8223,15 @@
     <w:p>
       <w:r>
         <w:t>If you used the system with version 1.0 of this manual, these are the changes you'll notice:</w:t>
+      </w:r>
+    </w:p>
+    <w:p>
+      <w:pPr>
+        <w:pStyle w:val="ListBullet"/>
+      </w:pPr>
+      <w:r>
+        <w:rPr/>
+        <w:t>The POS shows which branch you're selling from (multi-branch, new in version 1.8) — a “🏢 Selling from” label under the POS heading names the branch each sale is recorded at, and turns amber while a company-wide user is viewing 🌐 All branches. See sections 2.3 and 3.1.</w:t>
       </w:r>
     </w:p>
     <w:p>
@@ -9095,7 +9104,7 @@
         <w:t>🌐 All branches</w:t>
       </w:r>
       <w:r>
-        <w:t xml:space="preserve"> option. It combines every branch in lists and reports, but only changes what you see — new sales and stock changes still go to your active branch, which the dropdown's tooltip names.</w:t>
+        <w:t xml:space="preserve"> option. It combines every branch in lists and reports, but only changes what you see — new sales and stock changes still go to your active branch, which the dropdown's tooltip names. The POS also shows it under its heading as “🏢 Selling from” (section 3.1).</w:t>
       </w:r>
     </w:p>
     <w:p>
@@ -9460,6 +9469,18 @@
       </w:pPr>
       <w:r>
         <w:t>Click “✓ Complete Sale.” A receipt appears with options to Print, start a New sale, or Close.</w:t>
+      </w:r>
+    </w:p>
+    <w:p>
+      <w:r>
+        <w:rPr>
+          <w:b/>
+        </w:rPr>
+        <w:t xml:space="preserve">Which branch the sale goes to. </w:t>
+      </w:r>
+      <w:r>
+        <w:rPr/>
+        <w:t>If your business has more than one branch, a “🏢 Selling from” label under the POS heading names the branch the sale will be recorded at, and whose stock it uses. For a company-wide user viewing 🌐 All branches the label turns amber, as a reminder that the sale still goes to your active branch: to sell from a different branch, pick it in the branch switcher at the top first (section 2.3).</w:t>
       </w:r>
     </w:p>
     <w:tbl>
@@ -23323,6 +23344,23 @@
     </w:p>
     <w:p>
       <w:pPr>
+        <w:pStyle w:val="Heading3"/>
+      </w:pPr>
+      <w:r>
+        <w:rPr>
+          <w:color w:val="1D4E89"/>
+        </w:rPr>
+        <w:t>I sold something while viewing All branches. Which branch got the sale?</w:t>
+      </w:r>
+    </w:p>
+    <w:p>
+      <w:r>
+        <w:rPr/>
+        <w:t>Your active branch — the one named in the “🏢 Selling from” label at the top of the POS. “All branches” only combines what you see in lists and reports. To sell from another branch, pick that branch in the switcher at the top before ringing up the sale (section 2.3).</w:t>
+      </w:r>
+    </w:p>
+    <w:p>
+      <w:pPr>
         <w:pStyle w:val="Heading1"/>
       </w:pPr>
       <w:bookmarkStart w:id="109" w:name="_Toc243479305"/>
@@ -23341,7 +23379,7 @@
     </w:p>
     <w:p>
       <w:r>
-        <w:t>Version 1.7 — October 2026 (updated from Version 1.6, October 2026, Version 1.5, October 2026, Version 1.4, October 2026, Version 1.3, October 2026, Version 1.2, October 2026, and Version 1.0, September 2026; see section 1.5 for what changed).</w:t>
+        <w:t>Version 1.8 — October 2026 (updated from Version 1.7, October 2026, Version 1.6, October 2026, Version 1.5, October 2026, Version 1.4, October 2026, Version 1.3, October 2026, Version 1.2, October 2026, and Version 1.0, September 2026; see section 1.5 for what changed).</w:t>
       </w:r>
     </w:p>
     <w:sectPr>

--- a/help/ibs/IBS_User_Manual.docx
+++ b/help/ibs/IBS_User_Manual.docx
@@ -12744,7 +12744,7 @@
         </w:numPr>
       </w:pPr>
       <w:r>
-        <w:t>Enter a SKU (required — or click “Generate” to auto-create one) and, optionally, a Barcode for scanners.</w:t>
+        <w:t>Enter a SKU (required — or click “Generate” to auto-create one) and, optionally, a Barcode: click in the Barcode field and scan the barcode on the pack, or type it. You can scan at any point while filling in the form — the scanner's Enter key doesn't save the product early. The same goes for the Barcode field when editing a product.</w:t>
       </w:r>
     </w:p>
     <w:p>

--- a/help/ibs/IBS_User_Manual.docx
+++ b/help/ibs/IBS_User_Manual.docx
@@ -87,11 +87,7 @@
       </w:pPr>
       <w:r>
         <w:fldChar w:fldCharType="begin"/>
-      </w:r>
-      <w:r>
         <w:instrText>TOC \o "1-2" \h \z \u</w:instrText>
-      </w:r>
-      <w:r>
         <w:fldChar w:fldCharType="separate"/>
       </w:r>
       <w:hyperlink w:anchor="_Toc243479200" w:history="1">
@@ -108,46 +104,10 @@
             <w:webHidden/>
           </w:rPr>
           <w:tab/>
-        </w:r>
-        <w:r>
-          <w:rPr>
-            <w:noProof/>
-            <w:webHidden/>
-          </w:rPr>
           <w:fldChar w:fldCharType="begin"/>
-        </w:r>
-        <w:r>
-          <w:rPr>
-            <w:noProof/>
-            <w:webHidden/>
-          </w:rPr>
           <w:instrText xml:space="preserve"> PAGEREF _Toc243479200 \h </w:instrText>
-        </w:r>
-        <w:r>
-          <w:rPr>
-            <w:noProof/>
-            <w:webHidden/>
-          </w:rPr>
-        </w:r>
-        <w:r>
-          <w:rPr>
-            <w:noProof/>
-            <w:webHidden/>
-          </w:rPr>
           <w:fldChar w:fldCharType="separate"/>
-        </w:r>
-        <w:r>
-          <w:rPr>
-            <w:noProof/>
-            <w:webHidden/>
-          </w:rPr>
           <w:t>2</w:t>
-        </w:r>
-        <w:r>
-          <w:rPr>
-            <w:noProof/>
-            <w:webHidden/>
-          </w:rPr>
           <w:fldChar w:fldCharType="end"/>
         </w:r>
       </w:hyperlink>
@@ -182,46 +142,10 @@
             <w:webHidden/>
           </w:rPr>
           <w:tab/>
-        </w:r>
-        <w:r>
-          <w:rPr>
-            <w:noProof/>
-            <w:webHidden/>
-          </w:rPr>
           <w:fldChar w:fldCharType="begin"/>
-        </w:r>
-        <w:r>
-          <w:rPr>
-            <w:noProof/>
-            <w:webHidden/>
-          </w:rPr>
           <w:instrText xml:space="preserve"> PAGEREF _Toc243479201 \h </w:instrText>
-        </w:r>
-        <w:r>
-          <w:rPr>
-            <w:noProof/>
-            <w:webHidden/>
-          </w:rPr>
-        </w:r>
-        <w:r>
-          <w:rPr>
-            <w:noProof/>
-            <w:webHidden/>
-          </w:rPr>
           <w:fldChar w:fldCharType="separate"/>
-        </w:r>
-        <w:r>
-          <w:rPr>
-            <w:noProof/>
-            <w:webHidden/>
-          </w:rPr>
           <w:t>6</w:t>
-        </w:r>
-        <w:r>
-          <w:rPr>
-            <w:noProof/>
-            <w:webHidden/>
-          </w:rPr>
           <w:fldChar w:fldCharType="end"/>
         </w:r>
       </w:hyperlink>
@@ -256,46 +180,10 @@
             <w:webHidden/>
           </w:rPr>
           <w:tab/>
-        </w:r>
-        <w:r>
-          <w:rPr>
-            <w:noProof/>
-            <w:webHidden/>
-          </w:rPr>
           <w:fldChar w:fldCharType="begin"/>
-        </w:r>
-        <w:r>
-          <w:rPr>
-            <w:noProof/>
-            <w:webHidden/>
-          </w:rPr>
           <w:instrText xml:space="preserve"> PAGEREF _Toc243479202 \h </w:instrText>
-        </w:r>
-        <w:r>
-          <w:rPr>
-            <w:noProof/>
-            <w:webHidden/>
-          </w:rPr>
-        </w:r>
-        <w:r>
-          <w:rPr>
-            <w:noProof/>
-            <w:webHidden/>
-          </w:rPr>
           <w:fldChar w:fldCharType="separate"/>
-        </w:r>
-        <w:r>
-          <w:rPr>
-            <w:noProof/>
-            <w:webHidden/>
-          </w:rPr>
           <w:t>6</w:t>
-        </w:r>
-        <w:r>
-          <w:rPr>
-            <w:noProof/>
-            <w:webHidden/>
-          </w:rPr>
           <w:fldChar w:fldCharType="end"/>
         </w:r>
       </w:hyperlink>
@@ -330,46 +218,10 @@
             <w:webHidden/>
           </w:rPr>
           <w:tab/>
-        </w:r>
-        <w:r>
-          <w:rPr>
-            <w:noProof/>
-            <w:webHidden/>
-          </w:rPr>
           <w:fldChar w:fldCharType="begin"/>
-        </w:r>
-        <w:r>
-          <w:rPr>
-            <w:noProof/>
-            <w:webHidden/>
-          </w:rPr>
           <w:instrText xml:space="preserve"> PAGEREF _Toc243479203 \h </w:instrText>
-        </w:r>
-        <w:r>
-          <w:rPr>
-            <w:noProof/>
-            <w:webHidden/>
-          </w:rPr>
-        </w:r>
-        <w:r>
-          <w:rPr>
-            <w:noProof/>
-            <w:webHidden/>
-          </w:rPr>
           <w:fldChar w:fldCharType="separate"/>
-        </w:r>
-        <w:r>
-          <w:rPr>
-            <w:noProof/>
-            <w:webHidden/>
-          </w:rPr>
           <w:t>6</w:t>
-        </w:r>
-        <w:r>
-          <w:rPr>
-            <w:noProof/>
-            <w:webHidden/>
-          </w:rPr>
           <w:fldChar w:fldCharType="end"/>
         </w:r>
       </w:hyperlink>
@@ -404,46 +256,10 @@
             <w:webHidden/>
           </w:rPr>
           <w:tab/>
-        </w:r>
-        <w:r>
-          <w:rPr>
-            <w:noProof/>
-            <w:webHidden/>
-          </w:rPr>
           <w:fldChar w:fldCharType="begin"/>
-        </w:r>
-        <w:r>
-          <w:rPr>
-            <w:noProof/>
-            <w:webHidden/>
-          </w:rPr>
           <w:instrText xml:space="preserve"> PAGEREF _Toc243479204 \h </w:instrText>
-        </w:r>
-        <w:r>
-          <w:rPr>
-            <w:noProof/>
-            <w:webHidden/>
-          </w:rPr>
-        </w:r>
-        <w:r>
-          <w:rPr>
-            <w:noProof/>
-            <w:webHidden/>
-          </w:rPr>
           <w:fldChar w:fldCharType="separate"/>
-        </w:r>
-        <w:r>
-          <w:rPr>
-            <w:noProof/>
-            <w:webHidden/>
-          </w:rPr>
           <w:t>6</w:t>
-        </w:r>
-        <w:r>
-          <w:rPr>
-            <w:noProof/>
-            <w:webHidden/>
-          </w:rPr>
           <w:fldChar w:fldCharType="end"/>
         </w:r>
       </w:hyperlink>
@@ -478,46 +294,10 @@
             <w:webHidden/>
           </w:rPr>
           <w:tab/>
-        </w:r>
-        <w:r>
-          <w:rPr>
-            <w:noProof/>
-            <w:webHidden/>
-          </w:rPr>
           <w:fldChar w:fldCharType="begin"/>
-        </w:r>
-        <w:r>
-          <w:rPr>
-            <w:noProof/>
-            <w:webHidden/>
-          </w:rPr>
           <w:instrText xml:space="preserve"> PAGEREF _Toc243479205 \h </w:instrText>
-        </w:r>
-        <w:r>
-          <w:rPr>
-            <w:noProof/>
-            <w:webHidden/>
-          </w:rPr>
-        </w:r>
-        <w:r>
-          <w:rPr>
-            <w:noProof/>
-            <w:webHidden/>
-          </w:rPr>
           <w:fldChar w:fldCharType="separate"/>
-        </w:r>
-        <w:r>
-          <w:rPr>
-            <w:noProof/>
-            <w:webHidden/>
-          </w:rPr>
           <w:t>6</w:t>
-        </w:r>
-        <w:r>
-          <w:rPr>
-            <w:noProof/>
-            <w:webHidden/>
-          </w:rPr>
           <w:fldChar w:fldCharType="end"/>
         </w:r>
       </w:hyperlink>
@@ -552,46 +332,10 @@
             <w:webHidden/>
           </w:rPr>
           <w:tab/>
-        </w:r>
-        <w:r>
-          <w:rPr>
-            <w:noProof/>
-            <w:webHidden/>
-          </w:rPr>
           <w:fldChar w:fldCharType="begin"/>
-        </w:r>
-        <w:r>
-          <w:rPr>
-            <w:noProof/>
-            <w:webHidden/>
-          </w:rPr>
           <w:instrText xml:space="preserve"> PAGEREF _Toc243479206 \h </w:instrText>
-        </w:r>
-        <w:r>
-          <w:rPr>
-            <w:noProof/>
-            <w:webHidden/>
-          </w:rPr>
-        </w:r>
-        <w:r>
-          <w:rPr>
-            <w:noProof/>
-            <w:webHidden/>
-          </w:rPr>
           <w:fldChar w:fldCharType="separate"/>
-        </w:r>
-        <w:r>
-          <w:rPr>
-            <w:noProof/>
-            <w:webHidden/>
-          </w:rPr>
           <w:t>7</w:t>
-        </w:r>
-        <w:r>
-          <w:rPr>
-            <w:noProof/>
-            <w:webHidden/>
-          </w:rPr>
           <w:fldChar w:fldCharType="end"/>
         </w:r>
       </w:hyperlink>
@@ -626,46 +370,10 @@
             <w:webHidden/>
           </w:rPr>
           <w:tab/>
-        </w:r>
-        <w:r>
-          <w:rPr>
-            <w:noProof/>
-            <w:webHidden/>
-          </w:rPr>
           <w:fldChar w:fldCharType="begin"/>
-        </w:r>
-        <w:r>
-          <w:rPr>
-            <w:noProof/>
-            <w:webHidden/>
-          </w:rPr>
           <w:instrText xml:space="preserve"> PAGEREF _Toc243479207 \h </w:instrText>
-        </w:r>
-        <w:r>
-          <w:rPr>
-            <w:noProof/>
-            <w:webHidden/>
-          </w:rPr>
-        </w:r>
-        <w:r>
-          <w:rPr>
-            <w:noProof/>
-            <w:webHidden/>
-          </w:rPr>
           <w:fldChar w:fldCharType="separate"/>
-        </w:r>
-        <w:r>
-          <w:rPr>
-            <w:noProof/>
-            <w:webHidden/>
-          </w:rPr>
           <w:t>9</w:t>
-        </w:r>
-        <w:r>
-          <w:rPr>
-            <w:noProof/>
-            <w:webHidden/>
-          </w:rPr>
           <w:fldChar w:fldCharType="end"/>
         </w:r>
       </w:hyperlink>
@@ -700,46 +408,10 @@
             <w:webHidden/>
           </w:rPr>
           <w:tab/>
-        </w:r>
-        <w:r>
-          <w:rPr>
-            <w:noProof/>
-            <w:webHidden/>
-          </w:rPr>
           <w:fldChar w:fldCharType="begin"/>
-        </w:r>
-        <w:r>
-          <w:rPr>
-            <w:noProof/>
-            <w:webHidden/>
-          </w:rPr>
           <w:instrText xml:space="preserve"> PAGEREF _Toc243479208 \h </w:instrText>
-        </w:r>
-        <w:r>
-          <w:rPr>
-            <w:noProof/>
-            <w:webHidden/>
-          </w:rPr>
-        </w:r>
-        <w:r>
-          <w:rPr>
-            <w:noProof/>
-            <w:webHidden/>
-          </w:rPr>
           <w:fldChar w:fldCharType="separate"/>
-        </w:r>
-        <w:r>
-          <w:rPr>
-            <w:noProof/>
-            <w:webHidden/>
-          </w:rPr>
           <w:t>9</w:t>
-        </w:r>
-        <w:r>
-          <w:rPr>
-            <w:noProof/>
-            <w:webHidden/>
-          </w:rPr>
           <w:fldChar w:fldCharType="end"/>
         </w:r>
       </w:hyperlink>
@@ -774,46 +446,10 @@
             <w:webHidden/>
           </w:rPr>
           <w:tab/>
-        </w:r>
-        <w:r>
-          <w:rPr>
-            <w:noProof/>
-            <w:webHidden/>
-          </w:rPr>
           <w:fldChar w:fldCharType="begin"/>
-        </w:r>
-        <w:r>
-          <w:rPr>
-            <w:noProof/>
-            <w:webHidden/>
-          </w:rPr>
           <w:instrText xml:space="preserve"> PAGEREF _Toc243479209 \h </w:instrText>
-        </w:r>
-        <w:r>
-          <w:rPr>
-            <w:noProof/>
-            <w:webHidden/>
-          </w:rPr>
-        </w:r>
-        <w:r>
-          <w:rPr>
-            <w:noProof/>
-            <w:webHidden/>
-          </w:rPr>
           <w:fldChar w:fldCharType="separate"/>
-        </w:r>
-        <w:r>
-          <w:rPr>
-            <w:noProof/>
-            <w:webHidden/>
-          </w:rPr>
           <w:t>9</w:t>
-        </w:r>
-        <w:r>
-          <w:rPr>
-            <w:noProof/>
-            <w:webHidden/>
-          </w:rPr>
           <w:fldChar w:fldCharType="end"/>
         </w:r>
       </w:hyperlink>
@@ -848,46 +484,10 @@
             <w:webHidden/>
           </w:rPr>
           <w:tab/>
-        </w:r>
-        <w:r>
-          <w:rPr>
-            <w:noProof/>
-            <w:webHidden/>
-          </w:rPr>
           <w:fldChar w:fldCharType="begin"/>
-        </w:r>
-        <w:r>
-          <w:rPr>
-            <w:noProof/>
-            <w:webHidden/>
-          </w:rPr>
           <w:instrText xml:space="preserve"> PAGEREF _Toc243479210 \h </w:instrText>
-        </w:r>
-        <w:r>
-          <w:rPr>
-            <w:noProof/>
-            <w:webHidden/>
-          </w:rPr>
-        </w:r>
-        <w:r>
-          <w:rPr>
-            <w:noProof/>
-            <w:webHidden/>
-          </w:rPr>
           <w:fldChar w:fldCharType="separate"/>
-        </w:r>
-        <w:r>
-          <w:rPr>
-            <w:noProof/>
-            <w:webHidden/>
-          </w:rPr>
           <w:t>10</w:t>
-        </w:r>
-        <w:r>
-          <w:rPr>
-            <w:noProof/>
-            <w:webHidden/>
-          </w:rPr>
           <w:fldChar w:fldCharType="end"/>
         </w:r>
       </w:hyperlink>
@@ -922,46 +522,10 @@
             <w:webHidden/>
           </w:rPr>
           <w:tab/>
-        </w:r>
-        <w:r>
-          <w:rPr>
-            <w:noProof/>
-            <w:webHidden/>
-          </w:rPr>
           <w:fldChar w:fldCharType="begin"/>
-        </w:r>
-        <w:r>
-          <w:rPr>
-            <w:noProof/>
-            <w:webHidden/>
-          </w:rPr>
           <w:instrText xml:space="preserve"> PAGEREF _Toc243479211 \h </w:instrText>
-        </w:r>
-        <w:r>
-          <w:rPr>
-            <w:noProof/>
-            <w:webHidden/>
-          </w:rPr>
-        </w:r>
-        <w:r>
-          <w:rPr>
-            <w:noProof/>
-            <w:webHidden/>
-          </w:rPr>
           <w:fldChar w:fldCharType="separate"/>
-        </w:r>
-        <w:r>
-          <w:rPr>
-            <w:noProof/>
-            <w:webHidden/>
-          </w:rPr>
           <w:t>10</w:t>
-        </w:r>
-        <w:r>
-          <w:rPr>
-            <w:noProof/>
-            <w:webHidden/>
-          </w:rPr>
           <w:fldChar w:fldCharType="end"/>
         </w:r>
       </w:hyperlink>
@@ -996,46 +560,10 @@
             <w:webHidden/>
           </w:rPr>
           <w:tab/>
-        </w:r>
-        <w:r>
-          <w:rPr>
-            <w:noProof/>
-            <w:webHidden/>
-          </w:rPr>
           <w:fldChar w:fldCharType="begin"/>
-        </w:r>
-        <w:r>
-          <w:rPr>
-            <w:noProof/>
-            <w:webHidden/>
-          </w:rPr>
           <w:instrText xml:space="preserve"> PAGEREF _Toc243479212 \h </w:instrText>
-        </w:r>
-        <w:r>
-          <w:rPr>
-            <w:noProof/>
-            <w:webHidden/>
-          </w:rPr>
-        </w:r>
-        <w:r>
-          <w:rPr>
-            <w:noProof/>
-            <w:webHidden/>
-          </w:rPr>
           <w:fldChar w:fldCharType="separate"/>
-        </w:r>
-        <w:r>
-          <w:rPr>
-            <w:noProof/>
-            <w:webHidden/>
-          </w:rPr>
           <w:t>11</w:t>
-        </w:r>
-        <w:r>
-          <w:rPr>
-            <w:noProof/>
-            <w:webHidden/>
-          </w:rPr>
           <w:fldChar w:fldCharType="end"/>
         </w:r>
       </w:hyperlink>
@@ -1070,46 +598,10 @@
             <w:webHidden/>
           </w:rPr>
           <w:tab/>
-        </w:r>
-        <w:r>
-          <w:rPr>
-            <w:noProof/>
-            <w:webHidden/>
-          </w:rPr>
           <w:fldChar w:fldCharType="begin"/>
-        </w:r>
-        <w:r>
-          <w:rPr>
-            <w:noProof/>
-            <w:webHidden/>
-          </w:rPr>
           <w:instrText xml:space="preserve"> PAGEREF _Toc243479213 \h </w:instrText>
-        </w:r>
-        <w:r>
-          <w:rPr>
-            <w:noProof/>
-            <w:webHidden/>
-          </w:rPr>
-        </w:r>
-        <w:r>
-          <w:rPr>
-            <w:noProof/>
-            <w:webHidden/>
-          </w:rPr>
           <w:fldChar w:fldCharType="separate"/>
-        </w:r>
-        <w:r>
-          <w:rPr>
-            <w:noProof/>
-            <w:webHidden/>
-          </w:rPr>
           <w:t>11</w:t>
-        </w:r>
-        <w:r>
-          <w:rPr>
-            <w:noProof/>
-            <w:webHidden/>
-          </w:rPr>
           <w:fldChar w:fldCharType="end"/>
         </w:r>
       </w:hyperlink>
@@ -1144,46 +636,10 @@
             <w:webHidden/>
           </w:rPr>
           <w:tab/>
-        </w:r>
-        <w:r>
-          <w:rPr>
-            <w:noProof/>
-            <w:webHidden/>
-          </w:rPr>
           <w:fldChar w:fldCharType="begin"/>
-        </w:r>
-        <w:r>
-          <w:rPr>
-            <w:noProof/>
-            <w:webHidden/>
-          </w:rPr>
           <w:instrText xml:space="preserve"> PAGEREF _Toc243479214 \h </w:instrText>
-        </w:r>
-        <w:r>
-          <w:rPr>
-            <w:noProof/>
-            <w:webHidden/>
-          </w:rPr>
-        </w:r>
-        <w:r>
-          <w:rPr>
-            <w:noProof/>
-            <w:webHidden/>
-          </w:rPr>
           <w:fldChar w:fldCharType="separate"/>
-        </w:r>
-        <w:r>
-          <w:rPr>
-            <w:noProof/>
-            <w:webHidden/>
-          </w:rPr>
           <w:t>12</w:t>
-        </w:r>
-        <w:r>
-          <w:rPr>
-            <w:noProof/>
-            <w:webHidden/>
-          </w:rPr>
           <w:fldChar w:fldCharType="end"/>
         </w:r>
       </w:hyperlink>
@@ -1218,46 +674,10 @@
             <w:webHidden/>
           </w:rPr>
           <w:tab/>
-        </w:r>
-        <w:r>
-          <w:rPr>
-            <w:noProof/>
-            <w:webHidden/>
-          </w:rPr>
           <w:fldChar w:fldCharType="begin"/>
-        </w:r>
-        <w:r>
-          <w:rPr>
-            <w:noProof/>
-            <w:webHidden/>
-          </w:rPr>
           <w:instrText xml:space="preserve"> PAGEREF _Toc243479215 \h </w:instrText>
-        </w:r>
-        <w:r>
-          <w:rPr>
-            <w:noProof/>
-            <w:webHidden/>
-          </w:rPr>
-        </w:r>
-        <w:r>
-          <w:rPr>
-            <w:noProof/>
-            <w:webHidden/>
-          </w:rPr>
           <w:fldChar w:fldCharType="separate"/>
-        </w:r>
-        <w:r>
-          <w:rPr>
-            <w:noProof/>
-            <w:webHidden/>
-          </w:rPr>
           <w:t>12</w:t>
-        </w:r>
-        <w:r>
-          <w:rPr>
-            <w:noProof/>
-            <w:webHidden/>
-          </w:rPr>
           <w:fldChar w:fldCharType="end"/>
         </w:r>
       </w:hyperlink>
@@ -1292,46 +712,10 @@
             <w:webHidden/>
           </w:rPr>
           <w:tab/>
-        </w:r>
-        <w:r>
-          <w:rPr>
-            <w:noProof/>
-            <w:webHidden/>
-          </w:rPr>
           <w:fldChar w:fldCharType="begin"/>
-        </w:r>
-        <w:r>
-          <w:rPr>
-            <w:noProof/>
-            <w:webHidden/>
-          </w:rPr>
           <w:instrText xml:space="preserve"> PAGEREF _Toc243479216 \h </w:instrText>
-        </w:r>
-        <w:r>
-          <w:rPr>
-            <w:noProof/>
-            <w:webHidden/>
-          </w:rPr>
-        </w:r>
-        <w:r>
-          <w:rPr>
-            <w:noProof/>
-            <w:webHidden/>
-          </w:rPr>
           <w:fldChar w:fldCharType="separate"/>
-        </w:r>
-        <w:r>
-          <w:rPr>
-            <w:noProof/>
-            <w:webHidden/>
-          </w:rPr>
           <w:t>13</w:t>
-        </w:r>
-        <w:r>
-          <w:rPr>
-            <w:noProof/>
-            <w:webHidden/>
-          </w:rPr>
           <w:fldChar w:fldCharType="end"/>
         </w:r>
       </w:hyperlink>
@@ -1366,46 +750,10 @@
             <w:webHidden/>
           </w:rPr>
           <w:tab/>
-        </w:r>
-        <w:r>
-          <w:rPr>
-            <w:noProof/>
-            <w:webHidden/>
-          </w:rPr>
           <w:fldChar w:fldCharType="begin"/>
-        </w:r>
-        <w:r>
-          <w:rPr>
-            <w:noProof/>
-            <w:webHidden/>
-          </w:rPr>
           <w:instrText xml:space="preserve"> PAGEREF _Toc243479217 \h </w:instrText>
-        </w:r>
-        <w:r>
-          <w:rPr>
-            <w:noProof/>
-            <w:webHidden/>
-          </w:rPr>
-        </w:r>
-        <w:r>
-          <w:rPr>
-            <w:noProof/>
-            <w:webHidden/>
-          </w:rPr>
           <w:fldChar w:fldCharType="separate"/>
-        </w:r>
-        <w:r>
-          <w:rPr>
-            <w:noProof/>
-            <w:webHidden/>
-          </w:rPr>
           <w:t>13</w:t>
-        </w:r>
-        <w:r>
-          <w:rPr>
-            <w:noProof/>
-            <w:webHidden/>
-          </w:rPr>
           <w:fldChar w:fldCharType="end"/>
         </w:r>
       </w:hyperlink>
@@ -1440,46 +788,10 @@
             <w:webHidden/>
           </w:rPr>
           <w:tab/>
-        </w:r>
-        <w:r>
-          <w:rPr>
-            <w:noProof/>
-            <w:webHidden/>
-          </w:rPr>
           <w:fldChar w:fldCharType="begin"/>
-        </w:r>
-        <w:r>
-          <w:rPr>
-            <w:noProof/>
-            <w:webHidden/>
-          </w:rPr>
           <w:instrText xml:space="preserve"> PAGEREF _Toc243479218 \h </w:instrText>
-        </w:r>
-        <w:r>
-          <w:rPr>
-            <w:noProof/>
-            <w:webHidden/>
-          </w:rPr>
-        </w:r>
-        <w:r>
-          <w:rPr>
-            <w:noProof/>
-            <w:webHidden/>
-          </w:rPr>
           <w:fldChar w:fldCharType="separate"/>
-        </w:r>
-        <w:r>
-          <w:rPr>
-            <w:noProof/>
-            <w:webHidden/>
-          </w:rPr>
           <w:t>13</w:t>
-        </w:r>
-        <w:r>
-          <w:rPr>
-            <w:noProof/>
-            <w:webHidden/>
-          </w:rPr>
           <w:fldChar w:fldCharType="end"/>
         </w:r>
       </w:hyperlink>
@@ -1514,46 +826,10 @@
             <w:webHidden/>
           </w:rPr>
           <w:tab/>
-        </w:r>
-        <w:r>
-          <w:rPr>
-            <w:noProof/>
-            <w:webHidden/>
-          </w:rPr>
           <w:fldChar w:fldCharType="begin"/>
-        </w:r>
-        <w:r>
-          <w:rPr>
-            <w:noProof/>
-            <w:webHidden/>
-          </w:rPr>
           <w:instrText xml:space="preserve"> PAGEREF _Toc243479219 \h </w:instrText>
-        </w:r>
-        <w:r>
-          <w:rPr>
-            <w:noProof/>
-            <w:webHidden/>
-          </w:rPr>
-        </w:r>
-        <w:r>
-          <w:rPr>
-            <w:noProof/>
-            <w:webHidden/>
-          </w:rPr>
           <w:fldChar w:fldCharType="separate"/>
-        </w:r>
-        <w:r>
-          <w:rPr>
-            <w:noProof/>
-            <w:webHidden/>
-          </w:rPr>
           <w:t>14</w:t>
-        </w:r>
-        <w:r>
-          <w:rPr>
-            <w:noProof/>
-            <w:webHidden/>
-          </w:rPr>
           <w:fldChar w:fldCharType="end"/>
         </w:r>
       </w:hyperlink>
@@ -1588,46 +864,10 @@
             <w:webHidden/>
           </w:rPr>
           <w:tab/>
-        </w:r>
-        <w:r>
-          <w:rPr>
-            <w:noProof/>
-            <w:webHidden/>
-          </w:rPr>
           <w:fldChar w:fldCharType="begin"/>
-        </w:r>
-        <w:r>
-          <w:rPr>
-            <w:noProof/>
-            <w:webHidden/>
-          </w:rPr>
           <w:instrText xml:space="preserve"> PAGEREF _Toc243479220 \h </w:instrText>
-        </w:r>
-        <w:r>
-          <w:rPr>
-            <w:noProof/>
-            <w:webHidden/>
-          </w:rPr>
-        </w:r>
-        <w:r>
-          <w:rPr>
-            <w:noProof/>
-            <w:webHidden/>
-          </w:rPr>
           <w:fldChar w:fldCharType="separate"/>
-        </w:r>
-        <w:r>
-          <w:rPr>
-            <w:noProof/>
-            <w:webHidden/>
-          </w:rPr>
           <w:t>14</w:t>
-        </w:r>
-        <w:r>
-          <w:rPr>
-            <w:noProof/>
-            <w:webHidden/>
-          </w:rPr>
           <w:fldChar w:fldCharType="end"/>
         </w:r>
       </w:hyperlink>
@@ -1662,46 +902,10 @@
             <w:webHidden/>
           </w:rPr>
           <w:tab/>
-        </w:r>
-        <w:r>
-          <w:rPr>
-            <w:noProof/>
-            <w:webHidden/>
-          </w:rPr>
           <w:fldChar w:fldCharType="begin"/>
-        </w:r>
-        <w:r>
-          <w:rPr>
-            <w:noProof/>
-            <w:webHidden/>
-          </w:rPr>
           <w:instrText xml:space="preserve"> PAGEREF _Toc243479221 \h </w:instrText>
-        </w:r>
-        <w:r>
-          <w:rPr>
-            <w:noProof/>
-            <w:webHidden/>
-          </w:rPr>
-        </w:r>
-        <w:r>
-          <w:rPr>
-            <w:noProof/>
-            <w:webHidden/>
-          </w:rPr>
           <w:fldChar w:fldCharType="separate"/>
-        </w:r>
-        <w:r>
-          <w:rPr>
-            <w:noProof/>
-            <w:webHidden/>
-          </w:rPr>
           <w:t>15</w:t>
-        </w:r>
-        <w:r>
-          <w:rPr>
-            <w:noProof/>
-            <w:webHidden/>
-          </w:rPr>
           <w:fldChar w:fldCharType="end"/>
         </w:r>
       </w:hyperlink>
@@ -1736,46 +940,10 @@
             <w:webHidden/>
           </w:rPr>
           <w:tab/>
-        </w:r>
-        <w:r>
-          <w:rPr>
-            <w:noProof/>
-            <w:webHidden/>
-          </w:rPr>
           <w:fldChar w:fldCharType="begin"/>
-        </w:r>
-        <w:r>
-          <w:rPr>
-            <w:noProof/>
-            <w:webHidden/>
-          </w:rPr>
           <w:instrText xml:space="preserve"> PAGEREF _Toc243479222 \h </w:instrText>
-        </w:r>
-        <w:r>
-          <w:rPr>
-            <w:noProof/>
-            <w:webHidden/>
-          </w:rPr>
-        </w:r>
-        <w:r>
-          <w:rPr>
-            <w:noProof/>
-            <w:webHidden/>
-          </w:rPr>
           <w:fldChar w:fldCharType="separate"/>
-        </w:r>
-        <w:r>
-          <w:rPr>
-            <w:noProof/>
-            <w:webHidden/>
-          </w:rPr>
           <w:t>15</w:t>
-        </w:r>
-        <w:r>
-          <w:rPr>
-            <w:noProof/>
-            <w:webHidden/>
-          </w:rPr>
           <w:fldChar w:fldCharType="end"/>
         </w:r>
       </w:hyperlink>
@@ -1810,46 +978,10 @@
             <w:webHidden/>
           </w:rPr>
           <w:tab/>
-        </w:r>
-        <w:r>
-          <w:rPr>
-            <w:noProof/>
-            <w:webHidden/>
-          </w:rPr>
           <w:fldChar w:fldCharType="begin"/>
-        </w:r>
-        <w:r>
-          <w:rPr>
-            <w:noProof/>
-            <w:webHidden/>
-          </w:rPr>
           <w:instrText xml:space="preserve"> PAGEREF _Toc243479223 \h </w:instrText>
-        </w:r>
-        <w:r>
-          <w:rPr>
-            <w:noProof/>
-            <w:webHidden/>
-          </w:rPr>
-        </w:r>
-        <w:r>
-          <w:rPr>
-            <w:noProof/>
-            <w:webHidden/>
-          </w:rPr>
           <w:fldChar w:fldCharType="separate"/>
-        </w:r>
-        <w:r>
-          <w:rPr>
-            <w:noProof/>
-            <w:webHidden/>
-          </w:rPr>
           <w:t>15</w:t>
-        </w:r>
-        <w:r>
-          <w:rPr>
-            <w:noProof/>
-            <w:webHidden/>
-          </w:rPr>
           <w:fldChar w:fldCharType="end"/>
         </w:r>
       </w:hyperlink>
@@ -1884,46 +1016,10 @@
             <w:webHidden/>
           </w:rPr>
           <w:tab/>
-        </w:r>
-        <w:r>
-          <w:rPr>
-            <w:noProof/>
-            <w:webHidden/>
-          </w:rPr>
           <w:fldChar w:fldCharType="begin"/>
-        </w:r>
-        <w:r>
-          <w:rPr>
-            <w:noProof/>
-            <w:webHidden/>
-          </w:rPr>
           <w:instrText xml:space="preserve"> PAGEREF _Toc243479224 \h </w:instrText>
-        </w:r>
-        <w:r>
-          <w:rPr>
-            <w:noProof/>
-            <w:webHidden/>
-          </w:rPr>
-        </w:r>
-        <w:r>
-          <w:rPr>
-            <w:noProof/>
-            <w:webHidden/>
-          </w:rPr>
           <w:fldChar w:fldCharType="separate"/>
-        </w:r>
-        <w:r>
-          <w:rPr>
-            <w:noProof/>
-            <w:webHidden/>
-          </w:rPr>
           <w:t>15</w:t>
-        </w:r>
-        <w:r>
-          <w:rPr>
-            <w:noProof/>
-            <w:webHidden/>
-          </w:rPr>
           <w:fldChar w:fldCharType="end"/>
         </w:r>
       </w:hyperlink>
@@ -1958,46 +1054,10 @@
             <w:webHidden/>
           </w:rPr>
           <w:tab/>
-        </w:r>
-        <w:r>
-          <w:rPr>
-            <w:noProof/>
-            <w:webHidden/>
-          </w:rPr>
           <w:fldChar w:fldCharType="begin"/>
-        </w:r>
-        <w:r>
-          <w:rPr>
-            <w:noProof/>
-            <w:webHidden/>
-          </w:rPr>
           <w:instrText xml:space="preserve"> PAGEREF _Toc243479225 \h </w:instrText>
-        </w:r>
-        <w:r>
-          <w:rPr>
-            <w:noProof/>
-            <w:webHidden/>
-          </w:rPr>
-        </w:r>
-        <w:r>
-          <w:rPr>
-            <w:noProof/>
-            <w:webHidden/>
-          </w:rPr>
           <w:fldChar w:fldCharType="separate"/>
-        </w:r>
-        <w:r>
-          <w:rPr>
-            <w:noProof/>
-            <w:webHidden/>
-          </w:rPr>
           <w:t>15</w:t>
-        </w:r>
-        <w:r>
-          <w:rPr>
-            <w:noProof/>
-            <w:webHidden/>
-          </w:rPr>
           <w:fldChar w:fldCharType="end"/>
         </w:r>
       </w:hyperlink>
@@ -2032,46 +1092,10 @@
             <w:webHidden/>
           </w:rPr>
           <w:tab/>
-        </w:r>
-        <w:r>
-          <w:rPr>
-            <w:noProof/>
-            <w:webHidden/>
-          </w:rPr>
           <w:fldChar w:fldCharType="begin"/>
-        </w:r>
-        <w:r>
-          <w:rPr>
-            <w:noProof/>
-            <w:webHidden/>
-          </w:rPr>
           <w:instrText xml:space="preserve"> PAGEREF _Toc243479226 \h </w:instrText>
-        </w:r>
-        <w:r>
-          <w:rPr>
-            <w:noProof/>
-            <w:webHidden/>
-          </w:rPr>
-        </w:r>
-        <w:r>
-          <w:rPr>
-            <w:noProof/>
-            <w:webHidden/>
-          </w:rPr>
           <w:fldChar w:fldCharType="separate"/>
-        </w:r>
-        <w:r>
-          <w:rPr>
-            <w:noProof/>
-            <w:webHidden/>
-          </w:rPr>
           <w:t>16</w:t>
-        </w:r>
-        <w:r>
-          <w:rPr>
-            <w:noProof/>
-            <w:webHidden/>
-          </w:rPr>
           <w:fldChar w:fldCharType="end"/>
         </w:r>
       </w:hyperlink>
@@ -2106,46 +1130,10 @@
             <w:webHidden/>
           </w:rPr>
           <w:tab/>
-        </w:r>
-        <w:r>
-          <w:rPr>
-            <w:noProof/>
-            <w:webHidden/>
-          </w:rPr>
           <w:fldChar w:fldCharType="begin"/>
-        </w:r>
-        <w:r>
-          <w:rPr>
-            <w:noProof/>
-            <w:webHidden/>
-          </w:rPr>
           <w:instrText xml:space="preserve"> PAGEREF _Toc243479227 \h </w:instrText>
-        </w:r>
-        <w:r>
-          <w:rPr>
-            <w:noProof/>
-            <w:webHidden/>
-          </w:rPr>
-        </w:r>
-        <w:r>
-          <w:rPr>
-            <w:noProof/>
-            <w:webHidden/>
-          </w:rPr>
           <w:fldChar w:fldCharType="separate"/>
-        </w:r>
-        <w:r>
-          <w:rPr>
-            <w:noProof/>
-            <w:webHidden/>
-          </w:rPr>
           <w:t>16</w:t>
-        </w:r>
-        <w:r>
-          <w:rPr>
-            <w:noProof/>
-            <w:webHidden/>
-          </w:rPr>
           <w:fldChar w:fldCharType="end"/>
         </w:r>
       </w:hyperlink>
@@ -2180,46 +1168,10 @@
             <w:webHidden/>
           </w:rPr>
           <w:tab/>
-        </w:r>
-        <w:r>
-          <w:rPr>
-            <w:noProof/>
-            <w:webHidden/>
-          </w:rPr>
           <w:fldChar w:fldCharType="begin"/>
-        </w:r>
-        <w:r>
-          <w:rPr>
-            <w:noProof/>
-            <w:webHidden/>
-          </w:rPr>
           <w:instrText xml:space="preserve"> PAGEREF _Toc243479228 \h </w:instrText>
-        </w:r>
-        <w:r>
-          <w:rPr>
-            <w:noProof/>
-            <w:webHidden/>
-          </w:rPr>
-        </w:r>
-        <w:r>
-          <w:rPr>
-            <w:noProof/>
-            <w:webHidden/>
-          </w:rPr>
           <w:fldChar w:fldCharType="separate"/>
-        </w:r>
-        <w:r>
-          <w:rPr>
-            <w:noProof/>
-            <w:webHidden/>
-          </w:rPr>
           <w:t>18</w:t>
-        </w:r>
-        <w:r>
-          <w:rPr>
-            <w:noProof/>
-            <w:webHidden/>
-          </w:rPr>
           <w:fldChar w:fldCharType="end"/>
         </w:r>
       </w:hyperlink>
@@ -2254,46 +1206,10 @@
             <w:webHidden/>
           </w:rPr>
           <w:tab/>
-        </w:r>
-        <w:r>
-          <w:rPr>
-            <w:noProof/>
-            <w:webHidden/>
-          </w:rPr>
           <w:fldChar w:fldCharType="begin"/>
-        </w:r>
-        <w:r>
-          <w:rPr>
-            <w:noProof/>
-            <w:webHidden/>
-          </w:rPr>
           <w:instrText xml:space="preserve"> PAGEREF _Toc243479229 \h </w:instrText>
-        </w:r>
-        <w:r>
-          <w:rPr>
-            <w:noProof/>
-            <w:webHidden/>
-          </w:rPr>
-        </w:r>
-        <w:r>
-          <w:rPr>
-            <w:noProof/>
-            <w:webHidden/>
-          </w:rPr>
           <w:fldChar w:fldCharType="separate"/>
-        </w:r>
-        <w:r>
-          <w:rPr>
-            <w:noProof/>
-            <w:webHidden/>
-          </w:rPr>
           <w:t>20</w:t>
-        </w:r>
-        <w:r>
-          <w:rPr>
-            <w:noProof/>
-            <w:webHidden/>
-          </w:rPr>
           <w:fldChar w:fldCharType="end"/>
         </w:r>
       </w:hyperlink>
@@ -2328,46 +1244,10 @@
             <w:webHidden/>
           </w:rPr>
           <w:tab/>
-        </w:r>
-        <w:r>
-          <w:rPr>
-            <w:noProof/>
-            <w:webHidden/>
-          </w:rPr>
           <w:fldChar w:fldCharType="begin"/>
-        </w:r>
-        <w:r>
-          <w:rPr>
-            <w:noProof/>
-            <w:webHidden/>
-          </w:rPr>
           <w:instrText xml:space="preserve"> PAGEREF _Toc243479230 \h </w:instrText>
-        </w:r>
-        <w:r>
-          <w:rPr>
-            <w:noProof/>
-            <w:webHidden/>
-          </w:rPr>
-        </w:r>
-        <w:r>
-          <w:rPr>
-            <w:noProof/>
-            <w:webHidden/>
-          </w:rPr>
           <w:fldChar w:fldCharType="separate"/>
-        </w:r>
-        <w:r>
-          <w:rPr>
-            <w:noProof/>
-            <w:webHidden/>
-          </w:rPr>
           <w:t>20</w:t>
-        </w:r>
-        <w:r>
-          <w:rPr>
-            <w:noProof/>
-            <w:webHidden/>
-          </w:rPr>
           <w:fldChar w:fldCharType="end"/>
         </w:r>
       </w:hyperlink>
@@ -2402,46 +1282,10 @@
             <w:webHidden/>
           </w:rPr>
           <w:tab/>
-        </w:r>
-        <w:r>
-          <w:rPr>
-            <w:noProof/>
-            <w:webHidden/>
-          </w:rPr>
           <w:fldChar w:fldCharType="begin"/>
-        </w:r>
-        <w:r>
-          <w:rPr>
-            <w:noProof/>
-            <w:webHidden/>
-          </w:rPr>
           <w:instrText xml:space="preserve"> PAGEREF _Toc243479231 \h </w:instrText>
-        </w:r>
-        <w:r>
-          <w:rPr>
-            <w:noProof/>
-            <w:webHidden/>
-          </w:rPr>
-        </w:r>
-        <w:r>
-          <w:rPr>
-            <w:noProof/>
-            <w:webHidden/>
-          </w:rPr>
           <w:fldChar w:fldCharType="separate"/>
-        </w:r>
-        <w:r>
-          <w:rPr>
-            <w:noProof/>
-            <w:webHidden/>
-          </w:rPr>
           <w:t>20</w:t>
-        </w:r>
-        <w:r>
-          <w:rPr>
-            <w:noProof/>
-            <w:webHidden/>
-          </w:rPr>
           <w:fldChar w:fldCharType="end"/>
         </w:r>
       </w:hyperlink>
@@ -2476,46 +1320,10 @@
             <w:webHidden/>
           </w:rPr>
           <w:tab/>
-        </w:r>
-        <w:r>
-          <w:rPr>
-            <w:noProof/>
-            <w:webHidden/>
-          </w:rPr>
           <w:fldChar w:fldCharType="begin"/>
-        </w:r>
-        <w:r>
-          <w:rPr>
-            <w:noProof/>
-            <w:webHidden/>
-          </w:rPr>
           <w:instrText xml:space="preserve"> PAGEREF _Toc243479232 \h </w:instrText>
-        </w:r>
-        <w:r>
-          <w:rPr>
-            <w:noProof/>
-            <w:webHidden/>
-          </w:rPr>
-        </w:r>
-        <w:r>
-          <w:rPr>
-            <w:noProof/>
-            <w:webHidden/>
-          </w:rPr>
           <w:fldChar w:fldCharType="separate"/>
-        </w:r>
-        <w:r>
-          <w:rPr>
-            <w:noProof/>
-            <w:webHidden/>
-          </w:rPr>
           <w:t>21</w:t>
-        </w:r>
-        <w:r>
-          <w:rPr>
-            <w:noProof/>
-            <w:webHidden/>
-          </w:rPr>
           <w:fldChar w:fldCharType="end"/>
         </w:r>
       </w:hyperlink>
@@ -2550,46 +1358,10 @@
             <w:webHidden/>
           </w:rPr>
           <w:tab/>
-        </w:r>
-        <w:r>
-          <w:rPr>
-            <w:noProof/>
-            <w:webHidden/>
-          </w:rPr>
           <w:fldChar w:fldCharType="begin"/>
-        </w:r>
-        <w:r>
-          <w:rPr>
-            <w:noProof/>
-            <w:webHidden/>
-          </w:rPr>
           <w:instrText xml:space="preserve"> PAGEREF _Toc243479233 \h </w:instrText>
-        </w:r>
-        <w:r>
-          <w:rPr>
-            <w:noProof/>
-            <w:webHidden/>
-          </w:rPr>
-        </w:r>
-        <w:r>
-          <w:rPr>
-            <w:noProof/>
-            <w:webHidden/>
-          </w:rPr>
           <w:fldChar w:fldCharType="separate"/>
-        </w:r>
-        <w:r>
-          <w:rPr>
-            <w:noProof/>
-            <w:webHidden/>
-          </w:rPr>
           <w:t>22</w:t>
-        </w:r>
-        <w:r>
-          <w:rPr>
-            <w:noProof/>
-            <w:webHidden/>
-          </w:rPr>
           <w:fldChar w:fldCharType="end"/>
         </w:r>
       </w:hyperlink>
@@ -2624,46 +1396,10 @@
             <w:webHidden/>
           </w:rPr>
           <w:tab/>
-        </w:r>
-        <w:r>
-          <w:rPr>
-            <w:noProof/>
-            <w:webHidden/>
-          </w:rPr>
           <w:fldChar w:fldCharType="begin"/>
-        </w:r>
-        <w:r>
-          <w:rPr>
-            <w:noProof/>
-            <w:webHidden/>
-          </w:rPr>
           <w:instrText xml:space="preserve"> PAGEREF _Toc243479234 \h </w:instrText>
-        </w:r>
-        <w:r>
-          <w:rPr>
-            <w:noProof/>
-            <w:webHidden/>
-          </w:rPr>
-        </w:r>
-        <w:r>
-          <w:rPr>
-            <w:noProof/>
-            <w:webHidden/>
-          </w:rPr>
           <w:fldChar w:fldCharType="separate"/>
-        </w:r>
-        <w:r>
-          <w:rPr>
-            <w:noProof/>
-            <w:webHidden/>
-          </w:rPr>
           <w:t>22</w:t>
-        </w:r>
-        <w:r>
-          <w:rPr>
-            <w:noProof/>
-            <w:webHidden/>
-          </w:rPr>
           <w:fldChar w:fldCharType="end"/>
         </w:r>
       </w:hyperlink>
@@ -2698,46 +1434,10 @@
             <w:webHidden/>
           </w:rPr>
           <w:tab/>
-        </w:r>
-        <w:r>
-          <w:rPr>
-            <w:noProof/>
-            <w:webHidden/>
-          </w:rPr>
           <w:fldChar w:fldCharType="begin"/>
-        </w:r>
-        <w:r>
-          <w:rPr>
-            <w:noProof/>
-            <w:webHidden/>
-          </w:rPr>
           <w:instrText xml:space="preserve"> PAGEREF _Toc243479235 \h </w:instrText>
-        </w:r>
-        <w:r>
-          <w:rPr>
-            <w:noProof/>
-            <w:webHidden/>
-          </w:rPr>
-        </w:r>
-        <w:r>
-          <w:rPr>
-            <w:noProof/>
-            <w:webHidden/>
-          </w:rPr>
           <w:fldChar w:fldCharType="separate"/>
-        </w:r>
-        <w:r>
-          <w:rPr>
-            <w:noProof/>
-            <w:webHidden/>
-          </w:rPr>
           <w:t>22</w:t>
-        </w:r>
-        <w:r>
-          <w:rPr>
-            <w:noProof/>
-            <w:webHidden/>
-          </w:rPr>
           <w:fldChar w:fldCharType="end"/>
         </w:r>
       </w:hyperlink>
@@ -2772,46 +1472,10 @@
             <w:webHidden/>
           </w:rPr>
           <w:tab/>
-        </w:r>
-        <w:r>
-          <w:rPr>
-            <w:noProof/>
-            <w:webHidden/>
-          </w:rPr>
           <w:fldChar w:fldCharType="begin"/>
-        </w:r>
-        <w:r>
-          <w:rPr>
-            <w:noProof/>
-            <w:webHidden/>
-          </w:rPr>
           <w:instrText xml:space="preserve"> PAGEREF _Toc243479236 \h </w:instrText>
-        </w:r>
-        <w:r>
-          <w:rPr>
-            <w:noProof/>
-            <w:webHidden/>
-          </w:rPr>
-        </w:r>
-        <w:r>
-          <w:rPr>
-            <w:noProof/>
-            <w:webHidden/>
-          </w:rPr>
           <w:fldChar w:fldCharType="separate"/>
-        </w:r>
-        <w:r>
-          <w:rPr>
-            <w:noProof/>
-            <w:webHidden/>
-          </w:rPr>
           <w:t>23</w:t>
-        </w:r>
-        <w:r>
-          <w:rPr>
-            <w:noProof/>
-            <w:webHidden/>
-          </w:rPr>
           <w:fldChar w:fldCharType="end"/>
         </w:r>
       </w:hyperlink>
@@ -2846,46 +1510,10 @@
             <w:webHidden/>
           </w:rPr>
           <w:tab/>
-        </w:r>
-        <w:r>
-          <w:rPr>
-            <w:noProof/>
-            <w:webHidden/>
-          </w:rPr>
           <w:fldChar w:fldCharType="begin"/>
-        </w:r>
-        <w:r>
-          <w:rPr>
-            <w:noProof/>
-            <w:webHidden/>
-          </w:rPr>
           <w:instrText xml:space="preserve"> PAGEREF _Toc243479237 \h </w:instrText>
-        </w:r>
-        <w:r>
-          <w:rPr>
-            <w:noProof/>
-            <w:webHidden/>
-          </w:rPr>
-        </w:r>
-        <w:r>
-          <w:rPr>
-            <w:noProof/>
-            <w:webHidden/>
-          </w:rPr>
           <w:fldChar w:fldCharType="separate"/>
-        </w:r>
-        <w:r>
-          <w:rPr>
-            <w:noProof/>
-            <w:webHidden/>
-          </w:rPr>
           <w:t>25</w:t>
-        </w:r>
-        <w:r>
-          <w:rPr>
-            <w:noProof/>
-            <w:webHidden/>
-          </w:rPr>
           <w:fldChar w:fldCharType="end"/>
         </w:r>
       </w:hyperlink>
@@ -2920,46 +1548,10 @@
             <w:webHidden/>
           </w:rPr>
           <w:tab/>
-        </w:r>
-        <w:r>
-          <w:rPr>
-            <w:noProof/>
-            <w:webHidden/>
-          </w:rPr>
           <w:fldChar w:fldCharType="begin"/>
-        </w:r>
-        <w:r>
-          <w:rPr>
-            <w:noProof/>
-            <w:webHidden/>
-          </w:rPr>
           <w:instrText xml:space="preserve"> PAGEREF _Toc243479238 \h </w:instrText>
-        </w:r>
-        <w:r>
-          <w:rPr>
-            <w:noProof/>
-            <w:webHidden/>
-          </w:rPr>
-        </w:r>
-        <w:r>
-          <w:rPr>
-            <w:noProof/>
-            <w:webHidden/>
-          </w:rPr>
           <w:fldChar w:fldCharType="separate"/>
-        </w:r>
-        <w:r>
-          <w:rPr>
-            <w:noProof/>
-            <w:webHidden/>
-          </w:rPr>
           <w:t>25</w:t>
-        </w:r>
-        <w:r>
-          <w:rPr>
-            <w:noProof/>
-            <w:webHidden/>
-          </w:rPr>
           <w:fldChar w:fldCharType="end"/>
         </w:r>
       </w:hyperlink>
@@ -2994,46 +1586,10 @@
             <w:webHidden/>
           </w:rPr>
           <w:tab/>
-        </w:r>
-        <w:r>
-          <w:rPr>
-            <w:noProof/>
-            <w:webHidden/>
-          </w:rPr>
           <w:fldChar w:fldCharType="begin"/>
-        </w:r>
-        <w:r>
-          <w:rPr>
-            <w:noProof/>
-            <w:webHidden/>
-          </w:rPr>
           <w:instrText xml:space="preserve"> PAGEREF _Toc243479239 \h </w:instrText>
-        </w:r>
-        <w:r>
-          <w:rPr>
-            <w:noProof/>
-            <w:webHidden/>
-          </w:rPr>
-        </w:r>
-        <w:r>
-          <w:rPr>
-            <w:noProof/>
-            <w:webHidden/>
-          </w:rPr>
           <w:fldChar w:fldCharType="separate"/>
-        </w:r>
-        <w:r>
-          <w:rPr>
-            <w:noProof/>
-            <w:webHidden/>
-          </w:rPr>
           <w:t>25</w:t>
-        </w:r>
-        <w:r>
-          <w:rPr>
-            <w:noProof/>
-            <w:webHidden/>
-          </w:rPr>
           <w:fldChar w:fldCharType="end"/>
         </w:r>
       </w:hyperlink>
@@ -3068,46 +1624,10 @@
             <w:webHidden/>
           </w:rPr>
           <w:tab/>
-        </w:r>
-        <w:r>
-          <w:rPr>
-            <w:noProof/>
-            <w:webHidden/>
-          </w:rPr>
           <w:fldChar w:fldCharType="begin"/>
-        </w:r>
-        <w:r>
-          <w:rPr>
-            <w:noProof/>
-            <w:webHidden/>
-          </w:rPr>
           <w:instrText xml:space="preserve"> PAGEREF _Toc243479240 \h </w:instrText>
-        </w:r>
-        <w:r>
-          <w:rPr>
-            <w:noProof/>
-            <w:webHidden/>
-          </w:rPr>
-        </w:r>
-        <w:r>
-          <w:rPr>
-            <w:noProof/>
-            <w:webHidden/>
-          </w:rPr>
           <w:fldChar w:fldCharType="separate"/>
-        </w:r>
-        <w:r>
-          <w:rPr>
-            <w:noProof/>
-            <w:webHidden/>
-          </w:rPr>
           <w:t>25</w:t>
-        </w:r>
-        <w:r>
-          <w:rPr>
-            <w:noProof/>
-            <w:webHidden/>
-          </w:rPr>
           <w:fldChar w:fldCharType="end"/>
         </w:r>
       </w:hyperlink>
@@ -3142,46 +1662,10 @@
             <w:webHidden/>
           </w:rPr>
           <w:tab/>
-        </w:r>
-        <w:r>
-          <w:rPr>
-            <w:noProof/>
-            <w:webHidden/>
-          </w:rPr>
           <w:fldChar w:fldCharType="begin"/>
-        </w:r>
-        <w:r>
-          <w:rPr>
-            <w:noProof/>
-            <w:webHidden/>
-          </w:rPr>
           <w:instrText xml:space="preserve"> PAGEREF _Toc243479241 \h </w:instrText>
-        </w:r>
-        <w:r>
-          <w:rPr>
-            <w:noProof/>
-            <w:webHidden/>
-          </w:rPr>
-        </w:r>
-        <w:r>
-          <w:rPr>
-            <w:noProof/>
-            <w:webHidden/>
-          </w:rPr>
           <w:fldChar w:fldCharType="separate"/>
-        </w:r>
-        <w:r>
-          <w:rPr>
-            <w:noProof/>
-            <w:webHidden/>
-          </w:rPr>
           <w:t>27</w:t>
-        </w:r>
-        <w:r>
-          <w:rPr>
-            <w:noProof/>
-            <w:webHidden/>
-          </w:rPr>
           <w:fldChar w:fldCharType="end"/>
         </w:r>
       </w:hyperlink>
@@ -3216,46 +1700,10 @@
             <w:webHidden/>
           </w:rPr>
           <w:tab/>
-        </w:r>
-        <w:r>
-          <w:rPr>
-            <w:noProof/>
-            <w:webHidden/>
-          </w:rPr>
           <w:fldChar w:fldCharType="begin"/>
-        </w:r>
-        <w:r>
-          <w:rPr>
-            <w:noProof/>
-            <w:webHidden/>
-          </w:rPr>
           <w:instrText xml:space="preserve"> PAGEREF _Toc243479242 \h </w:instrText>
-        </w:r>
-        <w:r>
-          <w:rPr>
-            <w:noProof/>
-            <w:webHidden/>
-          </w:rPr>
-        </w:r>
-        <w:r>
-          <w:rPr>
-            <w:noProof/>
-            <w:webHidden/>
-          </w:rPr>
           <w:fldChar w:fldCharType="separate"/>
-        </w:r>
-        <w:r>
-          <w:rPr>
-            <w:noProof/>
-            <w:webHidden/>
-          </w:rPr>
           <w:t>27</w:t>
-        </w:r>
-        <w:r>
-          <w:rPr>
-            <w:noProof/>
-            <w:webHidden/>
-          </w:rPr>
           <w:fldChar w:fldCharType="end"/>
         </w:r>
       </w:hyperlink>
@@ -3290,46 +1738,10 @@
             <w:webHidden/>
           </w:rPr>
           <w:tab/>
-        </w:r>
-        <w:r>
-          <w:rPr>
-            <w:noProof/>
-            <w:webHidden/>
-          </w:rPr>
           <w:fldChar w:fldCharType="begin"/>
-        </w:r>
-        <w:r>
-          <w:rPr>
-            <w:noProof/>
-            <w:webHidden/>
-          </w:rPr>
           <w:instrText xml:space="preserve"> PAGEREF _Toc243479243 \h </w:instrText>
-        </w:r>
-        <w:r>
-          <w:rPr>
-            <w:noProof/>
-            <w:webHidden/>
-          </w:rPr>
-        </w:r>
-        <w:r>
-          <w:rPr>
-            <w:noProof/>
-            <w:webHidden/>
-          </w:rPr>
           <w:fldChar w:fldCharType="separate"/>
-        </w:r>
-        <w:r>
-          <w:rPr>
-            <w:noProof/>
-            <w:webHidden/>
-          </w:rPr>
           <w:t>27</w:t>
-        </w:r>
-        <w:r>
-          <w:rPr>
-            <w:noProof/>
-            <w:webHidden/>
-          </w:rPr>
           <w:fldChar w:fldCharType="end"/>
         </w:r>
       </w:hyperlink>
@@ -3364,46 +1776,10 @@
             <w:webHidden/>
           </w:rPr>
           <w:tab/>
-        </w:r>
-        <w:r>
-          <w:rPr>
-            <w:noProof/>
-            <w:webHidden/>
-          </w:rPr>
           <w:fldChar w:fldCharType="begin"/>
-        </w:r>
-        <w:r>
-          <w:rPr>
-            <w:noProof/>
-            <w:webHidden/>
-          </w:rPr>
           <w:instrText xml:space="preserve"> PAGEREF _Toc243479244 \h </w:instrText>
-        </w:r>
-        <w:r>
-          <w:rPr>
-            <w:noProof/>
-            <w:webHidden/>
-          </w:rPr>
-        </w:r>
-        <w:r>
-          <w:rPr>
-            <w:noProof/>
-            <w:webHidden/>
-          </w:rPr>
           <w:fldChar w:fldCharType="separate"/>
-        </w:r>
-        <w:r>
-          <w:rPr>
-            <w:noProof/>
-            <w:webHidden/>
-          </w:rPr>
           <w:t>27</w:t>
-        </w:r>
-        <w:r>
-          <w:rPr>
-            <w:noProof/>
-            <w:webHidden/>
-          </w:rPr>
           <w:fldChar w:fldCharType="end"/>
         </w:r>
       </w:hyperlink>
@@ -3438,46 +1814,10 @@
             <w:webHidden/>
           </w:rPr>
           <w:tab/>
-        </w:r>
-        <w:r>
-          <w:rPr>
-            <w:noProof/>
-            <w:webHidden/>
-          </w:rPr>
           <w:fldChar w:fldCharType="begin"/>
-        </w:r>
-        <w:r>
-          <w:rPr>
-            <w:noProof/>
-            <w:webHidden/>
-          </w:rPr>
           <w:instrText xml:space="preserve"> PAGEREF _Toc243479245 \h </w:instrText>
-        </w:r>
-        <w:r>
-          <w:rPr>
-            <w:noProof/>
-            <w:webHidden/>
-          </w:rPr>
-        </w:r>
-        <w:r>
-          <w:rPr>
-            <w:noProof/>
-            <w:webHidden/>
-          </w:rPr>
           <w:fldChar w:fldCharType="separate"/>
-        </w:r>
-        <w:r>
-          <w:rPr>
-            <w:noProof/>
-            <w:webHidden/>
-          </w:rPr>
           <w:t>28</w:t>
-        </w:r>
-        <w:r>
-          <w:rPr>
-            <w:noProof/>
-            <w:webHidden/>
-          </w:rPr>
           <w:fldChar w:fldCharType="end"/>
         </w:r>
       </w:hyperlink>
@@ -3512,46 +1852,10 @@
             <w:webHidden/>
           </w:rPr>
           <w:tab/>
-        </w:r>
-        <w:r>
-          <w:rPr>
-            <w:noProof/>
-            <w:webHidden/>
-          </w:rPr>
           <w:fldChar w:fldCharType="begin"/>
-        </w:r>
-        <w:r>
-          <w:rPr>
-            <w:noProof/>
-            <w:webHidden/>
-          </w:rPr>
           <w:instrText xml:space="preserve"> PAGEREF _Toc243479246 \h </w:instrText>
-        </w:r>
-        <w:r>
-          <w:rPr>
-            <w:noProof/>
-            <w:webHidden/>
-          </w:rPr>
-        </w:r>
-        <w:r>
-          <w:rPr>
-            <w:noProof/>
-            <w:webHidden/>
-          </w:rPr>
           <w:fldChar w:fldCharType="separate"/>
-        </w:r>
-        <w:r>
-          <w:rPr>
-            <w:noProof/>
-            <w:webHidden/>
-          </w:rPr>
           <w:t>28</w:t>
-        </w:r>
-        <w:r>
-          <w:rPr>
-            <w:noProof/>
-            <w:webHidden/>
-          </w:rPr>
           <w:fldChar w:fldCharType="end"/>
         </w:r>
       </w:hyperlink>
@@ -3586,46 +1890,10 @@
             <w:webHidden/>
           </w:rPr>
           <w:tab/>
-        </w:r>
-        <w:r>
-          <w:rPr>
-            <w:noProof/>
-            <w:webHidden/>
-          </w:rPr>
           <w:fldChar w:fldCharType="begin"/>
-        </w:r>
-        <w:r>
-          <w:rPr>
-            <w:noProof/>
-            <w:webHidden/>
-          </w:rPr>
           <w:instrText xml:space="preserve"> PAGEREF _Toc243479247 \h </w:instrText>
-        </w:r>
-        <w:r>
-          <w:rPr>
-            <w:noProof/>
-            <w:webHidden/>
-          </w:rPr>
-        </w:r>
-        <w:r>
-          <w:rPr>
-            <w:noProof/>
-            <w:webHidden/>
-          </w:rPr>
           <w:fldChar w:fldCharType="separate"/>
-        </w:r>
-        <w:r>
-          <w:rPr>
-            <w:noProof/>
-            <w:webHidden/>
-          </w:rPr>
           <w:t>29</w:t>
-        </w:r>
-        <w:r>
-          <w:rPr>
-            <w:noProof/>
-            <w:webHidden/>
-          </w:rPr>
           <w:fldChar w:fldCharType="end"/>
         </w:r>
       </w:hyperlink>
@@ -3660,46 +1928,10 @@
             <w:webHidden/>
           </w:rPr>
           <w:tab/>
-        </w:r>
-        <w:r>
-          <w:rPr>
-            <w:noProof/>
-            <w:webHidden/>
-          </w:rPr>
           <w:fldChar w:fldCharType="begin"/>
-        </w:r>
-        <w:r>
-          <w:rPr>
-            <w:noProof/>
-            <w:webHidden/>
-          </w:rPr>
           <w:instrText xml:space="preserve"> PAGEREF _Toc243479248 \h </w:instrText>
-        </w:r>
-        <w:r>
-          <w:rPr>
-            <w:noProof/>
-            <w:webHidden/>
-          </w:rPr>
-        </w:r>
-        <w:r>
-          <w:rPr>
-            <w:noProof/>
-            <w:webHidden/>
-          </w:rPr>
           <w:fldChar w:fldCharType="separate"/>
-        </w:r>
-        <w:r>
-          <w:rPr>
-            <w:noProof/>
-            <w:webHidden/>
-          </w:rPr>
           <w:t>31</w:t>
-        </w:r>
-        <w:r>
-          <w:rPr>
-            <w:noProof/>
-            <w:webHidden/>
-          </w:rPr>
           <w:fldChar w:fldCharType="end"/>
         </w:r>
       </w:hyperlink>
@@ -3734,46 +1966,10 @@
             <w:webHidden/>
           </w:rPr>
           <w:tab/>
-        </w:r>
-        <w:r>
-          <w:rPr>
-            <w:noProof/>
-            <w:webHidden/>
-          </w:rPr>
           <w:fldChar w:fldCharType="begin"/>
-        </w:r>
-        <w:r>
-          <w:rPr>
-            <w:noProof/>
-            <w:webHidden/>
-          </w:rPr>
           <w:instrText xml:space="preserve"> PAGEREF _Toc243479249 \h </w:instrText>
-        </w:r>
-        <w:r>
-          <w:rPr>
-            <w:noProof/>
-            <w:webHidden/>
-          </w:rPr>
-        </w:r>
-        <w:r>
-          <w:rPr>
-            <w:noProof/>
-            <w:webHidden/>
-          </w:rPr>
           <w:fldChar w:fldCharType="separate"/>
-        </w:r>
-        <w:r>
-          <w:rPr>
-            <w:noProof/>
-            <w:webHidden/>
-          </w:rPr>
           <w:t>33</w:t>
-        </w:r>
-        <w:r>
-          <w:rPr>
-            <w:noProof/>
-            <w:webHidden/>
-          </w:rPr>
           <w:fldChar w:fldCharType="end"/>
         </w:r>
       </w:hyperlink>
@@ -3808,46 +2004,10 @@
             <w:webHidden/>
           </w:rPr>
           <w:tab/>
-        </w:r>
-        <w:r>
-          <w:rPr>
-            <w:noProof/>
-            <w:webHidden/>
-          </w:rPr>
           <w:fldChar w:fldCharType="begin"/>
-        </w:r>
-        <w:r>
-          <w:rPr>
-            <w:noProof/>
-            <w:webHidden/>
-          </w:rPr>
           <w:instrText xml:space="preserve"> PAGEREF _Toc243479250 \h </w:instrText>
-        </w:r>
-        <w:r>
-          <w:rPr>
-            <w:noProof/>
-            <w:webHidden/>
-          </w:rPr>
-        </w:r>
-        <w:r>
-          <w:rPr>
-            <w:noProof/>
-            <w:webHidden/>
-          </w:rPr>
           <w:fldChar w:fldCharType="separate"/>
-        </w:r>
-        <w:r>
-          <w:rPr>
-            <w:noProof/>
-            <w:webHidden/>
-          </w:rPr>
           <w:t>33</w:t>
-        </w:r>
-        <w:r>
-          <w:rPr>
-            <w:noProof/>
-            <w:webHidden/>
-          </w:rPr>
           <w:fldChar w:fldCharType="end"/>
         </w:r>
       </w:hyperlink>
@@ -3882,46 +2042,10 @@
             <w:webHidden/>
           </w:rPr>
           <w:tab/>
-        </w:r>
-        <w:r>
-          <w:rPr>
-            <w:noProof/>
-            <w:webHidden/>
-          </w:rPr>
           <w:fldChar w:fldCharType="begin"/>
-        </w:r>
-        <w:r>
-          <w:rPr>
-            <w:noProof/>
-            <w:webHidden/>
-          </w:rPr>
           <w:instrText xml:space="preserve"> PAGEREF _Toc243479251 \h </w:instrText>
-        </w:r>
-        <w:r>
-          <w:rPr>
-            <w:noProof/>
-            <w:webHidden/>
-          </w:rPr>
-        </w:r>
-        <w:r>
-          <w:rPr>
-            <w:noProof/>
-            <w:webHidden/>
-          </w:rPr>
           <w:fldChar w:fldCharType="separate"/>
-        </w:r>
-        <w:r>
-          <w:rPr>
-            <w:noProof/>
-            <w:webHidden/>
-          </w:rPr>
           <w:t>33</w:t>
-        </w:r>
-        <w:r>
-          <w:rPr>
-            <w:noProof/>
-            <w:webHidden/>
-          </w:rPr>
           <w:fldChar w:fldCharType="end"/>
         </w:r>
       </w:hyperlink>
@@ -3956,46 +2080,10 @@
             <w:webHidden/>
           </w:rPr>
           <w:tab/>
-        </w:r>
-        <w:r>
-          <w:rPr>
-            <w:noProof/>
-            <w:webHidden/>
-          </w:rPr>
           <w:fldChar w:fldCharType="begin"/>
-        </w:r>
-        <w:r>
-          <w:rPr>
-            <w:noProof/>
-            <w:webHidden/>
-          </w:rPr>
           <w:instrText xml:space="preserve"> PAGEREF _Toc243479252 \h </w:instrText>
-        </w:r>
-        <w:r>
-          <w:rPr>
-            <w:noProof/>
-            <w:webHidden/>
-          </w:rPr>
-        </w:r>
-        <w:r>
-          <w:rPr>
-            <w:noProof/>
-            <w:webHidden/>
-          </w:rPr>
           <w:fldChar w:fldCharType="separate"/>
-        </w:r>
-        <w:r>
-          <w:rPr>
-            <w:noProof/>
-            <w:webHidden/>
-          </w:rPr>
           <w:t>33</w:t>
-        </w:r>
-        <w:r>
-          <w:rPr>
-            <w:noProof/>
-            <w:webHidden/>
-          </w:rPr>
           <w:fldChar w:fldCharType="end"/>
         </w:r>
       </w:hyperlink>
@@ -4030,46 +2118,10 @@
             <w:webHidden/>
           </w:rPr>
           <w:tab/>
-        </w:r>
-        <w:r>
-          <w:rPr>
-            <w:noProof/>
-            <w:webHidden/>
-          </w:rPr>
           <w:fldChar w:fldCharType="begin"/>
-        </w:r>
-        <w:r>
-          <w:rPr>
-            <w:noProof/>
-            <w:webHidden/>
-          </w:rPr>
           <w:instrText xml:space="preserve"> PAGEREF _Toc243479253 \h </w:instrText>
-        </w:r>
-        <w:r>
-          <w:rPr>
-            <w:noProof/>
-            <w:webHidden/>
-          </w:rPr>
-        </w:r>
-        <w:r>
-          <w:rPr>
-            <w:noProof/>
-            <w:webHidden/>
-          </w:rPr>
           <w:fldChar w:fldCharType="separate"/>
-        </w:r>
-        <w:r>
-          <w:rPr>
-            <w:noProof/>
-            <w:webHidden/>
-          </w:rPr>
           <w:t>34</w:t>
-        </w:r>
-        <w:r>
-          <w:rPr>
-            <w:noProof/>
-            <w:webHidden/>
-          </w:rPr>
           <w:fldChar w:fldCharType="end"/>
         </w:r>
       </w:hyperlink>
@@ -4104,46 +2156,10 @@
             <w:webHidden/>
           </w:rPr>
           <w:tab/>
-        </w:r>
-        <w:r>
-          <w:rPr>
-            <w:noProof/>
-            <w:webHidden/>
-          </w:rPr>
           <w:fldChar w:fldCharType="begin"/>
-        </w:r>
-        <w:r>
-          <w:rPr>
-            <w:noProof/>
-            <w:webHidden/>
-          </w:rPr>
           <w:instrText xml:space="preserve"> PAGEREF _Toc243479254 \h </w:instrText>
-        </w:r>
-        <w:r>
-          <w:rPr>
-            <w:noProof/>
-            <w:webHidden/>
-          </w:rPr>
-        </w:r>
-        <w:r>
-          <w:rPr>
-            <w:noProof/>
-            <w:webHidden/>
-          </w:rPr>
           <w:fldChar w:fldCharType="separate"/>
-        </w:r>
-        <w:r>
-          <w:rPr>
-            <w:noProof/>
-            <w:webHidden/>
-          </w:rPr>
           <w:t>36</w:t>
-        </w:r>
-        <w:r>
-          <w:rPr>
-            <w:noProof/>
-            <w:webHidden/>
-          </w:rPr>
           <w:fldChar w:fldCharType="end"/>
         </w:r>
       </w:hyperlink>
@@ -4178,46 +2194,10 @@
             <w:webHidden/>
           </w:rPr>
           <w:tab/>
-        </w:r>
-        <w:r>
-          <w:rPr>
-            <w:noProof/>
-            <w:webHidden/>
-          </w:rPr>
           <w:fldChar w:fldCharType="begin"/>
-        </w:r>
-        <w:r>
-          <w:rPr>
-            <w:noProof/>
-            <w:webHidden/>
-          </w:rPr>
           <w:instrText xml:space="preserve"> PAGEREF _Toc243479255 \h </w:instrText>
-        </w:r>
-        <w:r>
-          <w:rPr>
-            <w:noProof/>
-            <w:webHidden/>
-          </w:rPr>
-        </w:r>
-        <w:r>
-          <w:rPr>
-            <w:noProof/>
-            <w:webHidden/>
-          </w:rPr>
           <w:fldChar w:fldCharType="separate"/>
-        </w:r>
-        <w:r>
-          <w:rPr>
-            <w:noProof/>
-            <w:webHidden/>
-          </w:rPr>
           <w:t>36</w:t>
-        </w:r>
-        <w:r>
-          <w:rPr>
-            <w:noProof/>
-            <w:webHidden/>
-          </w:rPr>
           <w:fldChar w:fldCharType="end"/>
         </w:r>
       </w:hyperlink>
@@ -4252,46 +2232,10 @@
             <w:webHidden/>
           </w:rPr>
           <w:tab/>
-        </w:r>
-        <w:r>
-          <w:rPr>
-            <w:noProof/>
-            <w:webHidden/>
-          </w:rPr>
           <w:fldChar w:fldCharType="begin"/>
-        </w:r>
-        <w:r>
-          <w:rPr>
-            <w:noProof/>
-            <w:webHidden/>
-          </w:rPr>
           <w:instrText xml:space="preserve"> PAGEREF _Toc243479256 \h </w:instrText>
-        </w:r>
-        <w:r>
-          <w:rPr>
-            <w:noProof/>
-            <w:webHidden/>
-          </w:rPr>
-        </w:r>
-        <w:r>
-          <w:rPr>
-            <w:noProof/>
-            <w:webHidden/>
-          </w:rPr>
           <w:fldChar w:fldCharType="separate"/>
-        </w:r>
-        <w:r>
-          <w:rPr>
-            <w:noProof/>
-            <w:webHidden/>
-          </w:rPr>
           <w:t>36</w:t>
-        </w:r>
-        <w:r>
-          <w:rPr>
-            <w:noProof/>
-            <w:webHidden/>
-          </w:rPr>
           <w:fldChar w:fldCharType="end"/>
         </w:r>
       </w:hyperlink>
@@ -4326,46 +2270,10 @@
             <w:webHidden/>
           </w:rPr>
           <w:tab/>
-        </w:r>
-        <w:r>
-          <w:rPr>
-            <w:noProof/>
-            <w:webHidden/>
-          </w:rPr>
           <w:fldChar w:fldCharType="begin"/>
-        </w:r>
-        <w:r>
-          <w:rPr>
-            <w:noProof/>
-            <w:webHidden/>
-          </w:rPr>
           <w:instrText xml:space="preserve"> PAGEREF _Toc243479257 \h </w:instrText>
-        </w:r>
-        <w:r>
-          <w:rPr>
-            <w:noProof/>
-            <w:webHidden/>
-          </w:rPr>
-        </w:r>
-        <w:r>
-          <w:rPr>
-            <w:noProof/>
-            <w:webHidden/>
-          </w:rPr>
           <w:fldChar w:fldCharType="separate"/>
-        </w:r>
-        <w:r>
-          <w:rPr>
-            <w:noProof/>
-            <w:webHidden/>
-          </w:rPr>
           <w:t>37</w:t>
-        </w:r>
-        <w:r>
-          <w:rPr>
-            <w:noProof/>
-            <w:webHidden/>
-          </w:rPr>
           <w:fldChar w:fldCharType="end"/>
         </w:r>
       </w:hyperlink>
@@ -4400,46 +2308,10 @@
             <w:webHidden/>
           </w:rPr>
           <w:tab/>
-        </w:r>
-        <w:r>
-          <w:rPr>
-            <w:noProof/>
-            <w:webHidden/>
-          </w:rPr>
           <w:fldChar w:fldCharType="begin"/>
-        </w:r>
-        <w:r>
-          <w:rPr>
-            <w:noProof/>
-            <w:webHidden/>
-          </w:rPr>
           <w:instrText xml:space="preserve"> PAGEREF _Toc243479258 \h </w:instrText>
-        </w:r>
-        <w:r>
-          <w:rPr>
-            <w:noProof/>
-            <w:webHidden/>
-          </w:rPr>
-        </w:r>
-        <w:r>
-          <w:rPr>
-            <w:noProof/>
-            <w:webHidden/>
-          </w:rPr>
           <w:fldChar w:fldCharType="separate"/>
-        </w:r>
-        <w:r>
-          <w:rPr>
-            <w:noProof/>
-            <w:webHidden/>
-          </w:rPr>
           <w:t>37</w:t>
-        </w:r>
-        <w:r>
-          <w:rPr>
-            <w:noProof/>
-            <w:webHidden/>
-          </w:rPr>
           <w:fldChar w:fldCharType="end"/>
         </w:r>
       </w:hyperlink>
@@ -4474,46 +2346,10 @@
             <w:webHidden/>
           </w:rPr>
           <w:tab/>
-        </w:r>
-        <w:r>
-          <w:rPr>
-            <w:noProof/>
-            <w:webHidden/>
-          </w:rPr>
           <w:fldChar w:fldCharType="begin"/>
-        </w:r>
-        <w:r>
-          <w:rPr>
-            <w:noProof/>
-            <w:webHidden/>
-          </w:rPr>
           <w:instrText xml:space="preserve"> PAGEREF _Toc243479259 \h </w:instrText>
-        </w:r>
-        <w:r>
-          <w:rPr>
-            <w:noProof/>
-            <w:webHidden/>
-          </w:rPr>
-        </w:r>
-        <w:r>
-          <w:rPr>
-            <w:noProof/>
-            <w:webHidden/>
-          </w:rPr>
           <w:fldChar w:fldCharType="separate"/>
-        </w:r>
-        <w:r>
-          <w:rPr>
-            <w:noProof/>
-            <w:webHidden/>
-          </w:rPr>
           <w:t>38</w:t>
-        </w:r>
-        <w:r>
-          <w:rPr>
-            <w:noProof/>
-            <w:webHidden/>
-          </w:rPr>
           <w:fldChar w:fldCharType="end"/>
         </w:r>
       </w:hyperlink>
@@ -4548,46 +2384,10 @@
             <w:webHidden/>
           </w:rPr>
           <w:tab/>
-        </w:r>
-        <w:r>
-          <w:rPr>
-            <w:noProof/>
-            <w:webHidden/>
-          </w:rPr>
           <w:fldChar w:fldCharType="begin"/>
-        </w:r>
-        <w:r>
-          <w:rPr>
-            <w:noProof/>
-            <w:webHidden/>
-          </w:rPr>
           <w:instrText xml:space="preserve"> PAGEREF _Toc243479260 \h </w:instrText>
-        </w:r>
-        <w:r>
-          <w:rPr>
-            <w:noProof/>
-            <w:webHidden/>
-          </w:rPr>
-        </w:r>
-        <w:r>
-          <w:rPr>
-            <w:noProof/>
-            <w:webHidden/>
-          </w:rPr>
           <w:fldChar w:fldCharType="separate"/>
-        </w:r>
-        <w:r>
-          <w:rPr>
-            <w:noProof/>
-            <w:webHidden/>
-          </w:rPr>
           <w:t>38</w:t>
-        </w:r>
-        <w:r>
-          <w:rPr>
-            <w:noProof/>
-            <w:webHidden/>
-          </w:rPr>
           <w:fldChar w:fldCharType="end"/>
         </w:r>
       </w:hyperlink>
@@ -4622,46 +2422,10 @@
             <w:webHidden/>
           </w:rPr>
           <w:tab/>
-        </w:r>
-        <w:r>
-          <w:rPr>
-            <w:noProof/>
-            <w:webHidden/>
-          </w:rPr>
           <w:fldChar w:fldCharType="begin"/>
-        </w:r>
-        <w:r>
-          <w:rPr>
-            <w:noProof/>
-            <w:webHidden/>
-          </w:rPr>
           <w:instrText xml:space="preserve"> PAGEREF _Toc243479261 \h </w:instrText>
-        </w:r>
-        <w:r>
-          <w:rPr>
-            <w:noProof/>
-            <w:webHidden/>
-          </w:rPr>
-        </w:r>
-        <w:r>
-          <w:rPr>
-            <w:noProof/>
-            <w:webHidden/>
-          </w:rPr>
           <w:fldChar w:fldCharType="separate"/>
-        </w:r>
-        <w:r>
-          <w:rPr>
-            <w:noProof/>
-            <w:webHidden/>
-          </w:rPr>
           <w:t>38</w:t>
-        </w:r>
-        <w:r>
-          <w:rPr>
-            <w:noProof/>
-            <w:webHidden/>
-          </w:rPr>
           <w:fldChar w:fldCharType="end"/>
         </w:r>
       </w:hyperlink>
@@ -4696,46 +2460,10 @@
             <w:webHidden/>
           </w:rPr>
           <w:tab/>
-        </w:r>
-        <w:r>
-          <w:rPr>
-            <w:noProof/>
-            <w:webHidden/>
-          </w:rPr>
           <w:fldChar w:fldCharType="begin"/>
-        </w:r>
-        <w:r>
-          <w:rPr>
-            <w:noProof/>
-            <w:webHidden/>
-          </w:rPr>
           <w:instrText xml:space="preserve"> PAGEREF _Toc243479262 \h </w:instrText>
-        </w:r>
-        <w:r>
-          <w:rPr>
-            <w:noProof/>
-            <w:webHidden/>
-          </w:rPr>
-        </w:r>
-        <w:r>
-          <w:rPr>
-            <w:noProof/>
-            <w:webHidden/>
-          </w:rPr>
           <w:fldChar w:fldCharType="separate"/>
-        </w:r>
-        <w:r>
-          <w:rPr>
-            <w:noProof/>
-            <w:webHidden/>
-          </w:rPr>
           <w:t>39</w:t>
-        </w:r>
-        <w:r>
-          <w:rPr>
-            <w:noProof/>
-            <w:webHidden/>
-          </w:rPr>
           <w:fldChar w:fldCharType="end"/>
         </w:r>
       </w:hyperlink>
@@ -4770,46 +2498,10 @@
             <w:webHidden/>
           </w:rPr>
           <w:tab/>
-        </w:r>
-        <w:r>
-          <w:rPr>
-            <w:noProof/>
-            <w:webHidden/>
-          </w:rPr>
           <w:fldChar w:fldCharType="begin"/>
-        </w:r>
-        <w:r>
-          <w:rPr>
-            <w:noProof/>
-            <w:webHidden/>
-          </w:rPr>
           <w:instrText xml:space="preserve"> PAGEREF _Toc243479263 \h </w:instrText>
-        </w:r>
-        <w:r>
-          <w:rPr>
-            <w:noProof/>
-            <w:webHidden/>
-          </w:rPr>
-        </w:r>
-        <w:r>
-          <w:rPr>
-            <w:noProof/>
-            <w:webHidden/>
-          </w:rPr>
           <w:fldChar w:fldCharType="separate"/>
-        </w:r>
-        <w:r>
-          <w:rPr>
-            <w:noProof/>
-            <w:webHidden/>
-          </w:rPr>
           <w:t>39</w:t>
-        </w:r>
-        <w:r>
-          <w:rPr>
-            <w:noProof/>
-            <w:webHidden/>
-          </w:rPr>
           <w:fldChar w:fldCharType="end"/>
         </w:r>
       </w:hyperlink>
@@ -4844,46 +2536,10 @@
             <w:webHidden/>
           </w:rPr>
           <w:tab/>
-        </w:r>
-        <w:r>
-          <w:rPr>
-            <w:noProof/>
-            <w:webHidden/>
-          </w:rPr>
           <w:fldChar w:fldCharType="begin"/>
-        </w:r>
-        <w:r>
-          <w:rPr>
-            <w:noProof/>
-            <w:webHidden/>
-          </w:rPr>
           <w:instrText xml:space="preserve"> PAGEREF _Toc243479264 \h </w:instrText>
-        </w:r>
-        <w:r>
-          <w:rPr>
-            <w:noProof/>
-            <w:webHidden/>
-          </w:rPr>
-        </w:r>
-        <w:r>
-          <w:rPr>
-            <w:noProof/>
-            <w:webHidden/>
-          </w:rPr>
           <w:fldChar w:fldCharType="separate"/>
-        </w:r>
-        <w:r>
-          <w:rPr>
-            <w:noProof/>
-            <w:webHidden/>
-          </w:rPr>
           <w:t>39</w:t>
-        </w:r>
-        <w:r>
-          <w:rPr>
-            <w:noProof/>
-            <w:webHidden/>
-          </w:rPr>
           <w:fldChar w:fldCharType="end"/>
         </w:r>
       </w:hyperlink>
@@ -4918,46 +2574,10 @@
             <w:webHidden/>
           </w:rPr>
           <w:tab/>
-        </w:r>
-        <w:r>
-          <w:rPr>
-            <w:noProof/>
-            <w:webHidden/>
-          </w:rPr>
           <w:fldChar w:fldCharType="begin"/>
-        </w:r>
-        <w:r>
-          <w:rPr>
-            <w:noProof/>
-            <w:webHidden/>
-          </w:rPr>
           <w:instrText xml:space="preserve"> PAGEREF _Toc243479265 \h </w:instrText>
-        </w:r>
-        <w:r>
-          <w:rPr>
-            <w:noProof/>
-            <w:webHidden/>
-          </w:rPr>
-        </w:r>
-        <w:r>
-          <w:rPr>
-            <w:noProof/>
-            <w:webHidden/>
-          </w:rPr>
           <w:fldChar w:fldCharType="separate"/>
-        </w:r>
-        <w:r>
-          <w:rPr>
-            <w:noProof/>
-            <w:webHidden/>
-          </w:rPr>
           <w:t>40</w:t>
-        </w:r>
-        <w:r>
-          <w:rPr>
-            <w:noProof/>
-            <w:webHidden/>
-          </w:rPr>
           <w:fldChar w:fldCharType="end"/>
         </w:r>
       </w:hyperlink>
@@ -4992,46 +2612,10 @@
             <w:webHidden/>
           </w:rPr>
           <w:tab/>
-        </w:r>
-        <w:r>
-          <w:rPr>
-            <w:noProof/>
-            <w:webHidden/>
-          </w:rPr>
           <w:fldChar w:fldCharType="begin"/>
-        </w:r>
-        <w:r>
-          <w:rPr>
-            <w:noProof/>
-            <w:webHidden/>
-          </w:rPr>
           <w:instrText xml:space="preserve"> PAGEREF _Toc243479266 \h </w:instrText>
-        </w:r>
-        <w:r>
-          <w:rPr>
-            <w:noProof/>
-            <w:webHidden/>
-          </w:rPr>
-        </w:r>
-        <w:r>
-          <w:rPr>
-            <w:noProof/>
-            <w:webHidden/>
-          </w:rPr>
           <w:fldChar w:fldCharType="separate"/>
-        </w:r>
-        <w:r>
-          <w:rPr>
-            <w:noProof/>
-            <w:webHidden/>
-          </w:rPr>
           <w:t>40</w:t>
-        </w:r>
-        <w:r>
-          <w:rPr>
-            <w:noProof/>
-            <w:webHidden/>
-          </w:rPr>
           <w:fldChar w:fldCharType="end"/>
         </w:r>
       </w:hyperlink>
@@ -5066,46 +2650,10 @@
             <w:webHidden/>
           </w:rPr>
           <w:tab/>
-        </w:r>
-        <w:r>
-          <w:rPr>
-            <w:noProof/>
-            <w:webHidden/>
-          </w:rPr>
           <w:fldChar w:fldCharType="begin"/>
-        </w:r>
-        <w:r>
-          <w:rPr>
-            <w:noProof/>
-            <w:webHidden/>
-          </w:rPr>
           <w:instrText xml:space="preserve"> PAGEREF _Toc243479267 \h </w:instrText>
-        </w:r>
-        <w:r>
-          <w:rPr>
-            <w:noProof/>
-            <w:webHidden/>
-          </w:rPr>
-        </w:r>
-        <w:r>
-          <w:rPr>
-            <w:noProof/>
-            <w:webHidden/>
-          </w:rPr>
           <w:fldChar w:fldCharType="separate"/>
-        </w:r>
-        <w:r>
-          <w:rPr>
-            <w:noProof/>
-            <w:webHidden/>
-          </w:rPr>
           <w:t>40</w:t>
-        </w:r>
-        <w:r>
-          <w:rPr>
-            <w:noProof/>
-            <w:webHidden/>
-          </w:rPr>
           <w:fldChar w:fldCharType="end"/>
         </w:r>
       </w:hyperlink>
@@ -5140,46 +2688,10 @@
             <w:webHidden/>
           </w:rPr>
           <w:tab/>
-        </w:r>
-        <w:r>
-          <w:rPr>
-            <w:noProof/>
-            <w:webHidden/>
-          </w:rPr>
           <w:fldChar w:fldCharType="begin"/>
-        </w:r>
-        <w:r>
-          <w:rPr>
-            <w:noProof/>
-            <w:webHidden/>
-          </w:rPr>
           <w:instrText xml:space="preserve"> PAGEREF _Toc243479268 \h </w:instrText>
-        </w:r>
-        <w:r>
-          <w:rPr>
-            <w:noProof/>
-            <w:webHidden/>
-          </w:rPr>
-        </w:r>
-        <w:r>
-          <w:rPr>
-            <w:noProof/>
-            <w:webHidden/>
-          </w:rPr>
           <w:fldChar w:fldCharType="separate"/>
-        </w:r>
-        <w:r>
-          <w:rPr>
-            <w:noProof/>
-            <w:webHidden/>
-          </w:rPr>
           <w:t>41</w:t>
-        </w:r>
-        <w:r>
-          <w:rPr>
-            <w:noProof/>
-            <w:webHidden/>
-          </w:rPr>
           <w:fldChar w:fldCharType="end"/>
         </w:r>
       </w:hyperlink>
@@ -5214,46 +2726,10 @@
             <w:webHidden/>
           </w:rPr>
           <w:tab/>
-        </w:r>
-        <w:r>
-          <w:rPr>
-            <w:noProof/>
-            <w:webHidden/>
-          </w:rPr>
           <w:fldChar w:fldCharType="begin"/>
-        </w:r>
-        <w:r>
-          <w:rPr>
-            <w:noProof/>
-            <w:webHidden/>
-          </w:rPr>
           <w:instrText xml:space="preserve"> PAGEREF _Toc243479269 \h </w:instrText>
-        </w:r>
-        <w:r>
-          <w:rPr>
-            <w:noProof/>
-            <w:webHidden/>
-          </w:rPr>
-        </w:r>
-        <w:r>
-          <w:rPr>
-            <w:noProof/>
-            <w:webHidden/>
-          </w:rPr>
           <w:fldChar w:fldCharType="separate"/>
-        </w:r>
-        <w:r>
-          <w:rPr>
-            <w:noProof/>
-            <w:webHidden/>
-          </w:rPr>
           <w:t>41</w:t>
-        </w:r>
-        <w:r>
-          <w:rPr>
-            <w:noProof/>
-            <w:webHidden/>
-          </w:rPr>
           <w:fldChar w:fldCharType="end"/>
         </w:r>
       </w:hyperlink>
@@ -5288,46 +2764,10 @@
             <w:webHidden/>
           </w:rPr>
           <w:tab/>
-        </w:r>
-        <w:r>
-          <w:rPr>
-            <w:noProof/>
-            <w:webHidden/>
-          </w:rPr>
           <w:fldChar w:fldCharType="begin"/>
-        </w:r>
-        <w:r>
-          <w:rPr>
-            <w:noProof/>
-            <w:webHidden/>
-          </w:rPr>
           <w:instrText xml:space="preserve"> PAGEREF _Toc243479270 \h </w:instrText>
-        </w:r>
-        <w:r>
-          <w:rPr>
-            <w:noProof/>
-            <w:webHidden/>
-          </w:rPr>
-        </w:r>
-        <w:r>
-          <w:rPr>
-            <w:noProof/>
-            <w:webHidden/>
-          </w:rPr>
           <w:fldChar w:fldCharType="separate"/>
-        </w:r>
-        <w:r>
-          <w:rPr>
-            <w:noProof/>
-            <w:webHidden/>
-          </w:rPr>
           <w:t>41</w:t>
-        </w:r>
-        <w:r>
-          <w:rPr>
-            <w:noProof/>
-            <w:webHidden/>
-          </w:rPr>
           <w:fldChar w:fldCharType="end"/>
         </w:r>
       </w:hyperlink>
@@ -5362,46 +2802,10 @@
             <w:webHidden/>
           </w:rPr>
           <w:tab/>
-        </w:r>
-        <w:r>
-          <w:rPr>
-            <w:noProof/>
-            <w:webHidden/>
-          </w:rPr>
           <w:fldChar w:fldCharType="begin"/>
-        </w:r>
-        <w:r>
-          <w:rPr>
-            <w:noProof/>
-            <w:webHidden/>
-          </w:rPr>
           <w:instrText xml:space="preserve"> PAGEREF _Toc243479271 \h </w:instrText>
-        </w:r>
-        <w:r>
-          <w:rPr>
-            <w:noProof/>
-            <w:webHidden/>
-          </w:rPr>
-        </w:r>
-        <w:r>
-          <w:rPr>
-            <w:noProof/>
-            <w:webHidden/>
-          </w:rPr>
           <w:fldChar w:fldCharType="separate"/>
-        </w:r>
-        <w:r>
-          <w:rPr>
-            <w:noProof/>
-            <w:webHidden/>
-          </w:rPr>
           <w:t>41</w:t>
-        </w:r>
-        <w:r>
-          <w:rPr>
-            <w:noProof/>
-            <w:webHidden/>
-          </w:rPr>
           <w:fldChar w:fldCharType="end"/>
         </w:r>
       </w:hyperlink>
@@ -5436,46 +2840,10 @@
             <w:webHidden/>
           </w:rPr>
           <w:tab/>
-        </w:r>
-        <w:r>
-          <w:rPr>
-            <w:noProof/>
-            <w:webHidden/>
-          </w:rPr>
           <w:fldChar w:fldCharType="begin"/>
-        </w:r>
-        <w:r>
-          <w:rPr>
-            <w:noProof/>
-            <w:webHidden/>
-          </w:rPr>
           <w:instrText xml:space="preserve"> PAGEREF _Toc243479272 \h </w:instrText>
-        </w:r>
-        <w:r>
-          <w:rPr>
-            <w:noProof/>
-            <w:webHidden/>
-          </w:rPr>
-        </w:r>
-        <w:r>
-          <w:rPr>
-            <w:noProof/>
-            <w:webHidden/>
-          </w:rPr>
           <w:fldChar w:fldCharType="separate"/>
-        </w:r>
-        <w:r>
-          <w:rPr>
-            <w:noProof/>
-            <w:webHidden/>
-          </w:rPr>
           <w:t>43</w:t>
-        </w:r>
-        <w:r>
-          <w:rPr>
-            <w:noProof/>
-            <w:webHidden/>
-          </w:rPr>
           <w:fldChar w:fldCharType="end"/>
         </w:r>
       </w:hyperlink>
@@ -5510,46 +2878,10 @@
             <w:webHidden/>
           </w:rPr>
           <w:tab/>
-        </w:r>
-        <w:r>
-          <w:rPr>
-            <w:noProof/>
-            <w:webHidden/>
-          </w:rPr>
           <w:fldChar w:fldCharType="begin"/>
-        </w:r>
-        <w:r>
-          <w:rPr>
-            <w:noProof/>
-            <w:webHidden/>
-          </w:rPr>
           <w:instrText xml:space="preserve"> PAGEREF _Toc243479273 \h </w:instrText>
-        </w:r>
-        <w:r>
-          <w:rPr>
-            <w:noProof/>
-            <w:webHidden/>
-          </w:rPr>
-        </w:r>
-        <w:r>
-          <w:rPr>
-            <w:noProof/>
-            <w:webHidden/>
-          </w:rPr>
           <w:fldChar w:fldCharType="separate"/>
-        </w:r>
-        <w:r>
-          <w:rPr>
-            <w:noProof/>
-            <w:webHidden/>
-          </w:rPr>
           <w:t>43</w:t>
-        </w:r>
-        <w:r>
-          <w:rPr>
-            <w:noProof/>
-            <w:webHidden/>
-          </w:rPr>
           <w:fldChar w:fldCharType="end"/>
         </w:r>
       </w:hyperlink>
@@ -5584,46 +2916,10 @@
             <w:webHidden/>
           </w:rPr>
           <w:tab/>
-        </w:r>
-        <w:r>
-          <w:rPr>
-            <w:noProof/>
-            <w:webHidden/>
-          </w:rPr>
           <w:fldChar w:fldCharType="begin"/>
-        </w:r>
-        <w:r>
-          <w:rPr>
-            <w:noProof/>
-            <w:webHidden/>
-          </w:rPr>
           <w:instrText xml:space="preserve"> PAGEREF _Toc243479274 \h </w:instrText>
-        </w:r>
-        <w:r>
-          <w:rPr>
-            <w:noProof/>
-            <w:webHidden/>
-          </w:rPr>
-        </w:r>
-        <w:r>
-          <w:rPr>
-            <w:noProof/>
-            <w:webHidden/>
-          </w:rPr>
           <w:fldChar w:fldCharType="separate"/>
-        </w:r>
-        <w:r>
-          <w:rPr>
-            <w:noProof/>
-            <w:webHidden/>
-          </w:rPr>
           <w:t>43</w:t>
-        </w:r>
-        <w:r>
-          <w:rPr>
-            <w:noProof/>
-            <w:webHidden/>
-          </w:rPr>
           <w:fldChar w:fldCharType="end"/>
         </w:r>
       </w:hyperlink>
@@ -5658,46 +2954,10 @@
             <w:webHidden/>
           </w:rPr>
           <w:tab/>
-        </w:r>
-        <w:r>
-          <w:rPr>
-            <w:noProof/>
-            <w:webHidden/>
-          </w:rPr>
           <w:fldChar w:fldCharType="begin"/>
-        </w:r>
-        <w:r>
-          <w:rPr>
-            <w:noProof/>
-            <w:webHidden/>
-          </w:rPr>
           <w:instrText xml:space="preserve"> PAGEREF _Toc243479275 \h </w:instrText>
-        </w:r>
-        <w:r>
-          <w:rPr>
-            <w:noProof/>
-            <w:webHidden/>
-          </w:rPr>
-        </w:r>
-        <w:r>
-          <w:rPr>
-            <w:noProof/>
-            <w:webHidden/>
-          </w:rPr>
           <w:fldChar w:fldCharType="separate"/>
-        </w:r>
-        <w:r>
-          <w:rPr>
-            <w:noProof/>
-            <w:webHidden/>
-          </w:rPr>
           <w:t>44</w:t>
-        </w:r>
-        <w:r>
-          <w:rPr>
-            <w:noProof/>
-            <w:webHidden/>
-          </w:rPr>
           <w:fldChar w:fldCharType="end"/>
         </w:r>
       </w:hyperlink>
@@ -5732,46 +2992,10 @@
             <w:webHidden/>
           </w:rPr>
           <w:tab/>
-        </w:r>
-        <w:r>
-          <w:rPr>
-            <w:noProof/>
-            <w:webHidden/>
-          </w:rPr>
           <w:fldChar w:fldCharType="begin"/>
-        </w:r>
-        <w:r>
-          <w:rPr>
-            <w:noProof/>
-            <w:webHidden/>
-          </w:rPr>
           <w:instrText xml:space="preserve"> PAGEREF _Toc243479276 \h </w:instrText>
-        </w:r>
-        <w:r>
-          <w:rPr>
-            <w:noProof/>
-            <w:webHidden/>
-          </w:rPr>
-        </w:r>
-        <w:r>
-          <w:rPr>
-            <w:noProof/>
-            <w:webHidden/>
-          </w:rPr>
           <w:fldChar w:fldCharType="separate"/>
-        </w:r>
-        <w:r>
-          <w:rPr>
-            <w:noProof/>
-            <w:webHidden/>
-          </w:rPr>
           <w:t>44</w:t>
-        </w:r>
-        <w:r>
-          <w:rPr>
-            <w:noProof/>
-            <w:webHidden/>
-          </w:rPr>
           <w:fldChar w:fldCharType="end"/>
         </w:r>
       </w:hyperlink>
@@ -5806,46 +3030,10 @@
             <w:webHidden/>
           </w:rPr>
           <w:tab/>
-        </w:r>
-        <w:r>
-          <w:rPr>
-            <w:noProof/>
-            <w:webHidden/>
-          </w:rPr>
           <w:fldChar w:fldCharType="begin"/>
-        </w:r>
-        <w:r>
-          <w:rPr>
-            <w:noProof/>
-            <w:webHidden/>
-          </w:rPr>
           <w:instrText xml:space="preserve"> PAGEREF _Toc243479277 \h </w:instrText>
-        </w:r>
-        <w:r>
-          <w:rPr>
-            <w:noProof/>
-            <w:webHidden/>
-          </w:rPr>
-        </w:r>
-        <w:r>
-          <w:rPr>
-            <w:noProof/>
-            <w:webHidden/>
-          </w:rPr>
           <w:fldChar w:fldCharType="separate"/>
-        </w:r>
-        <w:r>
-          <w:rPr>
-            <w:noProof/>
-            <w:webHidden/>
-          </w:rPr>
           <w:t>45</w:t>
-        </w:r>
-        <w:r>
-          <w:rPr>
-            <w:noProof/>
-            <w:webHidden/>
-          </w:rPr>
           <w:fldChar w:fldCharType="end"/>
         </w:r>
       </w:hyperlink>
@@ -5880,46 +3068,10 @@
             <w:webHidden/>
           </w:rPr>
           <w:tab/>
-        </w:r>
-        <w:r>
-          <w:rPr>
-            <w:noProof/>
-            <w:webHidden/>
-          </w:rPr>
           <w:fldChar w:fldCharType="begin"/>
-        </w:r>
-        <w:r>
-          <w:rPr>
-            <w:noProof/>
-            <w:webHidden/>
-          </w:rPr>
           <w:instrText xml:space="preserve"> PAGEREF _Toc243479278 \h </w:instrText>
-        </w:r>
-        <w:r>
-          <w:rPr>
-            <w:noProof/>
-            <w:webHidden/>
-          </w:rPr>
-        </w:r>
-        <w:r>
-          <w:rPr>
-            <w:noProof/>
-            <w:webHidden/>
-          </w:rPr>
           <w:fldChar w:fldCharType="separate"/>
-        </w:r>
-        <w:r>
-          <w:rPr>
-            <w:noProof/>
-            <w:webHidden/>
-          </w:rPr>
           <w:t>45</w:t>
-        </w:r>
-        <w:r>
-          <w:rPr>
-            <w:noProof/>
-            <w:webHidden/>
-          </w:rPr>
           <w:fldChar w:fldCharType="end"/>
         </w:r>
       </w:hyperlink>
@@ -5954,46 +3106,10 @@
             <w:webHidden/>
           </w:rPr>
           <w:tab/>
-        </w:r>
-        <w:r>
-          <w:rPr>
-            <w:noProof/>
-            <w:webHidden/>
-          </w:rPr>
           <w:fldChar w:fldCharType="begin"/>
-        </w:r>
-        <w:r>
-          <w:rPr>
-            <w:noProof/>
-            <w:webHidden/>
-          </w:rPr>
           <w:instrText xml:space="preserve"> PAGEREF _Toc243479279 \h </w:instrText>
-        </w:r>
-        <w:r>
-          <w:rPr>
-            <w:noProof/>
-            <w:webHidden/>
-          </w:rPr>
-        </w:r>
-        <w:r>
-          <w:rPr>
-            <w:noProof/>
-            <w:webHidden/>
-          </w:rPr>
           <w:fldChar w:fldCharType="separate"/>
-        </w:r>
-        <w:r>
-          <w:rPr>
-            <w:noProof/>
-            <w:webHidden/>
-          </w:rPr>
           <w:t>45</w:t>
-        </w:r>
-        <w:r>
-          <w:rPr>
-            <w:noProof/>
-            <w:webHidden/>
-          </w:rPr>
           <w:fldChar w:fldCharType="end"/>
         </w:r>
       </w:hyperlink>
@@ -6028,46 +3144,10 @@
             <w:webHidden/>
           </w:rPr>
           <w:tab/>
-        </w:r>
-        <w:r>
-          <w:rPr>
-            <w:noProof/>
-            <w:webHidden/>
-          </w:rPr>
           <w:fldChar w:fldCharType="begin"/>
-        </w:r>
-        <w:r>
-          <w:rPr>
-            <w:noProof/>
-            <w:webHidden/>
-          </w:rPr>
           <w:instrText xml:space="preserve"> PAGEREF _Toc243479280 \h </w:instrText>
-        </w:r>
-        <w:r>
-          <w:rPr>
-            <w:noProof/>
-            <w:webHidden/>
-          </w:rPr>
-        </w:r>
-        <w:r>
-          <w:rPr>
-            <w:noProof/>
-            <w:webHidden/>
-          </w:rPr>
           <w:fldChar w:fldCharType="separate"/>
-        </w:r>
-        <w:r>
-          <w:rPr>
-            <w:noProof/>
-            <w:webHidden/>
-          </w:rPr>
           <w:t>45</w:t>
-        </w:r>
-        <w:r>
-          <w:rPr>
-            <w:noProof/>
-            <w:webHidden/>
-          </w:rPr>
           <w:fldChar w:fldCharType="end"/>
         </w:r>
       </w:hyperlink>
@@ -6102,46 +3182,10 @@
             <w:webHidden/>
           </w:rPr>
           <w:tab/>
-        </w:r>
-        <w:r>
-          <w:rPr>
-            <w:noProof/>
-            <w:webHidden/>
-          </w:rPr>
           <w:fldChar w:fldCharType="begin"/>
-        </w:r>
-        <w:r>
-          <w:rPr>
-            <w:noProof/>
-            <w:webHidden/>
-          </w:rPr>
           <w:instrText xml:space="preserve"> PAGEREF _Toc243479281 \h </w:instrText>
-        </w:r>
-        <w:r>
-          <w:rPr>
-            <w:noProof/>
-            <w:webHidden/>
-          </w:rPr>
-        </w:r>
-        <w:r>
-          <w:rPr>
-            <w:noProof/>
-            <w:webHidden/>
-          </w:rPr>
           <w:fldChar w:fldCharType="separate"/>
-        </w:r>
-        <w:r>
-          <w:rPr>
-            <w:noProof/>
-            <w:webHidden/>
-          </w:rPr>
           <w:t>46</w:t>
-        </w:r>
-        <w:r>
-          <w:rPr>
-            <w:noProof/>
-            <w:webHidden/>
-          </w:rPr>
           <w:fldChar w:fldCharType="end"/>
         </w:r>
       </w:hyperlink>
@@ -6176,46 +3220,10 @@
             <w:webHidden/>
           </w:rPr>
           <w:tab/>
-        </w:r>
-        <w:r>
-          <w:rPr>
-            <w:noProof/>
-            <w:webHidden/>
-          </w:rPr>
           <w:fldChar w:fldCharType="begin"/>
-        </w:r>
-        <w:r>
-          <w:rPr>
-            <w:noProof/>
-            <w:webHidden/>
-          </w:rPr>
           <w:instrText xml:space="preserve"> PAGEREF _Toc243479282 \h </w:instrText>
-        </w:r>
-        <w:r>
-          <w:rPr>
-            <w:noProof/>
-            <w:webHidden/>
-          </w:rPr>
-        </w:r>
-        <w:r>
-          <w:rPr>
-            <w:noProof/>
-            <w:webHidden/>
-          </w:rPr>
           <w:fldChar w:fldCharType="separate"/>
-        </w:r>
-        <w:r>
-          <w:rPr>
-            <w:noProof/>
-            <w:webHidden/>
-          </w:rPr>
           <w:t>47</w:t>
-        </w:r>
-        <w:r>
-          <w:rPr>
-            <w:noProof/>
-            <w:webHidden/>
-          </w:rPr>
           <w:fldChar w:fldCharType="end"/>
         </w:r>
       </w:hyperlink>
@@ -6250,46 +3258,10 @@
             <w:webHidden/>
           </w:rPr>
           <w:tab/>
-        </w:r>
-        <w:r>
-          <w:rPr>
-            <w:noProof/>
-            <w:webHidden/>
-          </w:rPr>
           <w:fldChar w:fldCharType="begin"/>
-        </w:r>
-        <w:r>
-          <w:rPr>
-            <w:noProof/>
-            <w:webHidden/>
-          </w:rPr>
           <w:instrText xml:space="preserve"> PAGEREF _Toc243479283 \h </w:instrText>
-        </w:r>
-        <w:r>
-          <w:rPr>
-            <w:noProof/>
-            <w:webHidden/>
-          </w:rPr>
-        </w:r>
-        <w:r>
-          <w:rPr>
-            <w:noProof/>
-            <w:webHidden/>
-          </w:rPr>
           <w:fldChar w:fldCharType="separate"/>
-        </w:r>
-        <w:r>
-          <w:rPr>
-            <w:noProof/>
-            <w:webHidden/>
-          </w:rPr>
           <w:t>48</w:t>
-        </w:r>
-        <w:r>
-          <w:rPr>
-            <w:noProof/>
-            <w:webHidden/>
-          </w:rPr>
           <w:fldChar w:fldCharType="end"/>
         </w:r>
       </w:hyperlink>
@@ -6324,46 +3296,10 @@
             <w:webHidden/>
           </w:rPr>
           <w:tab/>
-        </w:r>
-        <w:r>
-          <w:rPr>
-            <w:noProof/>
-            <w:webHidden/>
-          </w:rPr>
           <w:fldChar w:fldCharType="begin"/>
-        </w:r>
-        <w:r>
-          <w:rPr>
-            <w:noProof/>
-            <w:webHidden/>
-          </w:rPr>
           <w:instrText xml:space="preserve"> PAGEREF _Toc243479284 \h </w:instrText>
-        </w:r>
-        <w:r>
-          <w:rPr>
-            <w:noProof/>
-            <w:webHidden/>
-          </w:rPr>
-        </w:r>
-        <w:r>
-          <w:rPr>
-            <w:noProof/>
-            <w:webHidden/>
-          </w:rPr>
           <w:fldChar w:fldCharType="separate"/>
-        </w:r>
-        <w:r>
-          <w:rPr>
-            <w:noProof/>
-            <w:webHidden/>
-          </w:rPr>
           <w:t>48</w:t>
-        </w:r>
-        <w:r>
-          <w:rPr>
-            <w:noProof/>
-            <w:webHidden/>
-          </w:rPr>
           <w:fldChar w:fldCharType="end"/>
         </w:r>
       </w:hyperlink>
@@ -6398,46 +3334,10 @@
             <w:webHidden/>
           </w:rPr>
           <w:tab/>
-        </w:r>
-        <w:r>
-          <w:rPr>
-            <w:noProof/>
-            <w:webHidden/>
-          </w:rPr>
           <w:fldChar w:fldCharType="begin"/>
-        </w:r>
-        <w:r>
-          <w:rPr>
-            <w:noProof/>
-            <w:webHidden/>
-          </w:rPr>
           <w:instrText xml:space="preserve"> PAGEREF _Toc243479285 \h </w:instrText>
-        </w:r>
-        <w:r>
-          <w:rPr>
-            <w:noProof/>
-            <w:webHidden/>
-          </w:rPr>
-        </w:r>
-        <w:r>
-          <w:rPr>
-            <w:noProof/>
-            <w:webHidden/>
-          </w:rPr>
           <w:fldChar w:fldCharType="separate"/>
-        </w:r>
-        <w:r>
-          <w:rPr>
-            <w:noProof/>
-            <w:webHidden/>
-          </w:rPr>
           <w:t>49</w:t>
-        </w:r>
-        <w:r>
-          <w:rPr>
-            <w:noProof/>
-            <w:webHidden/>
-          </w:rPr>
           <w:fldChar w:fldCharType="end"/>
         </w:r>
       </w:hyperlink>
@@ -6472,46 +3372,10 @@
             <w:webHidden/>
           </w:rPr>
           <w:tab/>
-        </w:r>
-        <w:r>
-          <w:rPr>
-            <w:noProof/>
-            <w:webHidden/>
-          </w:rPr>
           <w:fldChar w:fldCharType="begin"/>
-        </w:r>
-        <w:r>
-          <w:rPr>
-            <w:noProof/>
-            <w:webHidden/>
-          </w:rPr>
           <w:instrText xml:space="preserve"> PAGEREF _Toc243479286 \h </w:instrText>
-        </w:r>
-        <w:r>
-          <w:rPr>
-            <w:noProof/>
-            <w:webHidden/>
-          </w:rPr>
-        </w:r>
-        <w:r>
-          <w:rPr>
-            <w:noProof/>
-            <w:webHidden/>
-          </w:rPr>
           <w:fldChar w:fldCharType="separate"/>
-        </w:r>
-        <w:r>
-          <w:rPr>
-            <w:noProof/>
-            <w:webHidden/>
-          </w:rPr>
           <w:t>49</w:t>
-        </w:r>
-        <w:r>
-          <w:rPr>
-            <w:noProof/>
-            <w:webHidden/>
-          </w:rPr>
           <w:fldChar w:fldCharType="end"/>
         </w:r>
       </w:hyperlink>
@@ -6546,46 +3410,10 @@
             <w:webHidden/>
           </w:rPr>
           <w:tab/>
-        </w:r>
-        <w:r>
-          <w:rPr>
-            <w:noProof/>
-            <w:webHidden/>
-          </w:rPr>
           <w:fldChar w:fldCharType="begin"/>
-        </w:r>
-        <w:r>
-          <w:rPr>
-            <w:noProof/>
-            <w:webHidden/>
-          </w:rPr>
           <w:instrText xml:space="preserve"> PAGEREF _Toc243479287 \h </w:instrText>
-        </w:r>
-        <w:r>
-          <w:rPr>
-            <w:noProof/>
-            <w:webHidden/>
-          </w:rPr>
-        </w:r>
-        <w:r>
-          <w:rPr>
-            <w:noProof/>
-            <w:webHidden/>
-          </w:rPr>
           <w:fldChar w:fldCharType="separate"/>
-        </w:r>
-        <w:r>
-          <w:rPr>
-            <w:noProof/>
-            <w:webHidden/>
-          </w:rPr>
           <w:t>49</w:t>
-        </w:r>
-        <w:r>
-          <w:rPr>
-            <w:noProof/>
-            <w:webHidden/>
-          </w:rPr>
           <w:fldChar w:fldCharType="end"/>
         </w:r>
       </w:hyperlink>
@@ -6620,46 +3448,10 @@
             <w:webHidden/>
           </w:rPr>
           <w:tab/>
-        </w:r>
-        <w:r>
-          <w:rPr>
-            <w:noProof/>
-            <w:webHidden/>
-          </w:rPr>
           <w:fldChar w:fldCharType="begin"/>
-        </w:r>
-        <w:r>
-          <w:rPr>
-            <w:noProof/>
-            <w:webHidden/>
-          </w:rPr>
           <w:instrText xml:space="preserve"> PAGEREF _Toc243479288 \h </w:instrText>
-        </w:r>
-        <w:r>
-          <w:rPr>
-            <w:noProof/>
-            <w:webHidden/>
-          </w:rPr>
-        </w:r>
-        <w:r>
-          <w:rPr>
-            <w:noProof/>
-            <w:webHidden/>
-          </w:rPr>
           <w:fldChar w:fldCharType="separate"/>
-        </w:r>
-        <w:r>
-          <w:rPr>
-            <w:noProof/>
-            <w:webHidden/>
-          </w:rPr>
           <w:t>50</w:t>
-        </w:r>
-        <w:r>
-          <w:rPr>
-            <w:noProof/>
-            <w:webHidden/>
-          </w:rPr>
           <w:fldChar w:fldCharType="end"/>
         </w:r>
       </w:hyperlink>
@@ -6694,46 +3486,10 @@
             <w:webHidden/>
           </w:rPr>
           <w:tab/>
-        </w:r>
-        <w:r>
-          <w:rPr>
-            <w:noProof/>
-            <w:webHidden/>
-          </w:rPr>
           <w:fldChar w:fldCharType="begin"/>
-        </w:r>
-        <w:r>
-          <w:rPr>
-            <w:noProof/>
-            <w:webHidden/>
-          </w:rPr>
           <w:instrText xml:space="preserve"> PAGEREF _Toc243479289 \h </w:instrText>
-        </w:r>
-        <w:r>
-          <w:rPr>
-            <w:noProof/>
-            <w:webHidden/>
-          </w:rPr>
-        </w:r>
-        <w:r>
-          <w:rPr>
-            <w:noProof/>
-            <w:webHidden/>
-          </w:rPr>
           <w:fldChar w:fldCharType="separate"/>
-        </w:r>
-        <w:r>
-          <w:rPr>
-            <w:noProof/>
-            <w:webHidden/>
-          </w:rPr>
           <w:t>50</w:t>
-        </w:r>
-        <w:r>
-          <w:rPr>
-            <w:noProof/>
-            <w:webHidden/>
-          </w:rPr>
           <w:fldChar w:fldCharType="end"/>
         </w:r>
       </w:hyperlink>
@@ -6768,46 +3524,10 @@
             <w:webHidden/>
           </w:rPr>
           <w:tab/>
-        </w:r>
-        <w:r>
-          <w:rPr>
-            <w:noProof/>
-            <w:webHidden/>
-          </w:rPr>
           <w:fldChar w:fldCharType="begin"/>
-        </w:r>
-        <w:r>
-          <w:rPr>
-            <w:noProof/>
-            <w:webHidden/>
-          </w:rPr>
           <w:instrText xml:space="preserve"> PAGEREF _Toc243479290 \h </w:instrText>
-        </w:r>
-        <w:r>
-          <w:rPr>
-            <w:noProof/>
-            <w:webHidden/>
-          </w:rPr>
-        </w:r>
-        <w:r>
-          <w:rPr>
-            <w:noProof/>
-            <w:webHidden/>
-          </w:rPr>
           <w:fldChar w:fldCharType="separate"/>
-        </w:r>
-        <w:r>
-          <w:rPr>
-            <w:noProof/>
-            <w:webHidden/>
-          </w:rPr>
           <w:t>51</w:t>
-        </w:r>
-        <w:r>
-          <w:rPr>
-            <w:noProof/>
-            <w:webHidden/>
-          </w:rPr>
           <w:fldChar w:fldCharType="end"/>
         </w:r>
       </w:hyperlink>
@@ -6842,46 +3562,10 @@
             <w:webHidden/>
           </w:rPr>
           <w:tab/>
-        </w:r>
-        <w:r>
-          <w:rPr>
-            <w:noProof/>
-            <w:webHidden/>
-          </w:rPr>
           <w:fldChar w:fldCharType="begin"/>
-        </w:r>
-        <w:r>
-          <w:rPr>
-            <w:noProof/>
-            <w:webHidden/>
-          </w:rPr>
           <w:instrText xml:space="preserve"> PAGEREF _Toc243479291 \h </w:instrText>
-        </w:r>
-        <w:r>
-          <w:rPr>
-            <w:noProof/>
-            <w:webHidden/>
-          </w:rPr>
-        </w:r>
-        <w:r>
-          <w:rPr>
-            <w:noProof/>
-            <w:webHidden/>
-          </w:rPr>
           <w:fldChar w:fldCharType="separate"/>
-        </w:r>
-        <w:r>
-          <w:rPr>
-            <w:noProof/>
-            <w:webHidden/>
-          </w:rPr>
           <w:t>52</w:t>
-        </w:r>
-        <w:r>
-          <w:rPr>
-            <w:noProof/>
-            <w:webHidden/>
-          </w:rPr>
           <w:fldChar w:fldCharType="end"/>
         </w:r>
       </w:hyperlink>
@@ -6916,46 +3600,10 @@
             <w:webHidden/>
           </w:rPr>
           <w:tab/>
-        </w:r>
-        <w:r>
-          <w:rPr>
-            <w:noProof/>
-            <w:webHidden/>
-          </w:rPr>
           <w:fldChar w:fldCharType="begin"/>
-        </w:r>
-        <w:r>
-          <w:rPr>
-            <w:noProof/>
-            <w:webHidden/>
-          </w:rPr>
           <w:instrText xml:space="preserve"> PAGEREF _Toc243479292 \h </w:instrText>
-        </w:r>
-        <w:r>
-          <w:rPr>
-            <w:noProof/>
-            <w:webHidden/>
-          </w:rPr>
-        </w:r>
-        <w:r>
-          <w:rPr>
-            <w:noProof/>
-            <w:webHidden/>
-          </w:rPr>
           <w:fldChar w:fldCharType="separate"/>
-        </w:r>
-        <w:r>
-          <w:rPr>
-            <w:noProof/>
-            <w:webHidden/>
-          </w:rPr>
           <w:t>52</w:t>
-        </w:r>
-        <w:r>
-          <w:rPr>
-            <w:noProof/>
-            <w:webHidden/>
-          </w:rPr>
           <w:fldChar w:fldCharType="end"/>
         </w:r>
       </w:hyperlink>
@@ -6990,46 +3638,10 @@
             <w:webHidden/>
           </w:rPr>
           <w:tab/>
-        </w:r>
-        <w:r>
-          <w:rPr>
-            <w:noProof/>
-            <w:webHidden/>
-          </w:rPr>
           <w:fldChar w:fldCharType="begin"/>
-        </w:r>
-        <w:r>
-          <w:rPr>
-            <w:noProof/>
-            <w:webHidden/>
-          </w:rPr>
           <w:instrText xml:space="preserve"> PAGEREF _Toc243479293 \h </w:instrText>
-        </w:r>
-        <w:r>
-          <w:rPr>
-            <w:noProof/>
-            <w:webHidden/>
-          </w:rPr>
-        </w:r>
-        <w:r>
-          <w:rPr>
-            <w:noProof/>
-            <w:webHidden/>
-          </w:rPr>
           <w:fldChar w:fldCharType="separate"/>
-        </w:r>
-        <w:r>
-          <w:rPr>
-            <w:noProof/>
-            <w:webHidden/>
-          </w:rPr>
           <w:t>54</w:t>
-        </w:r>
-        <w:r>
-          <w:rPr>
-            <w:noProof/>
-            <w:webHidden/>
-          </w:rPr>
           <w:fldChar w:fldCharType="end"/>
         </w:r>
       </w:hyperlink>
@@ -7064,46 +3676,10 @@
             <w:webHidden/>
           </w:rPr>
           <w:tab/>
-        </w:r>
-        <w:r>
-          <w:rPr>
-            <w:noProof/>
-            <w:webHidden/>
-          </w:rPr>
           <w:fldChar w:fldCharType="begin"/>
-        </w:r>
-        <w:r>
-          <w:rPr>
-            <w:noProof/>
-            <w:webHidden/>
-          </w:rPr>
           <w:instrText xml:space="preserve"> PAGEREF _Toc243479294 \h </w:instrText>
-        </w:r>
-        <w:r>
-          <w:rPr>
-            <w:noProof/>
-            <w:webHidden/>
-          </w:rPr>
-        </w:r>
-        <w:r>
-          <w:rPr>
-            <w:noProof/>
-            <w:webHidden/>
-          </w:rPr>
           <w:fldChar w:fldCharType="separate"/>
-        </w:r>
-        <w:r>
-          <w:rPr>
-            <w:noProof/>
-            <w:webHidden/>
-          </w:rPr>
           <w:t>54</w:t>
-        </w:r>
-        <w:r>
-          <w:rPr>
-            <w:noProof/>
-            <w:webHidden/>
-          </w:rPr>
           <w:fldChar w:fldCharType="end"/>
         </w:r>
       </w:hyperlink>
@@ -7138,46 +3714,10 @@
             <w:webHidden/>
           </w:rPr>
           <w:tab/>
-        </w:r>
-        <w:r>
-          <w:rPr>
-            <w:noProof/>
-            <w:webHidden/>
-          </w:rPr>
           <w:fldChar w:fldCharType="begin"/>
-        </w:r>
-        <w:r>
-          <w:rPr>
-            <w:noProof/>
-            <w:webHidden/>
-          </w:rPr>
           <w:instrText xml:space="preserve"> PAGEREF _Toc243479295 \h </w:instrText>
-        </w:r>
-        <w:r>
-          <w:rPr>
-            <w:noProof/>
-            <w:webHidden/>
-          </w:rPr>
-        </w:r>
-        <w:r>
-          <w:rPr>
-            <w:noProof/>
-            <w:webHidden/>
-          </w:rPr>
           <w:fldChar w:fldCharType="separate"/>
-        </w:r>
-        <w:r>
-          <w:rPr>
-            <w:noProof/>
-            <w:webHidden/>
-          </w:rPr>
           <w:t>55</w:t>
-        </w:r>
-        <w:r>
-          <w:rPr>
-            <w:noProof/>
-            <w:webHidden/>
-          </w:rPr>
           <w:fldChar w:fldCharType="end"/>
         </w:r>
       </w:hyperlink>
@@ -7212,46 +3752,10 @@
             <w:webHidden/>
           </w:rPr>
           <w:tab/>
-        </w:r>
-        <w:r>
-          <w:rPr>
-            <w:noProof/>
-            <w:webHidden/>
-          </w:rPr>
           <w:fldChar w:fldCharType="begin"/>
-        </w:r>
-        <w:r>
-          <w:rPr>
-            <w:noProof/>
-            <w:webHidden/>
-          </w:rPr>
           <w:instrText xml:space="preserve"> PAGEREF _Toc243479296 \h </w:instrText>
-        </w:r>
-        <w:r>
-          <w:rPr>
-            <w:noProof/>
-            <w:webHidden/>
-          </w:rPr>
-        </w:r>
-        <w:r>
-          <w:rPr>
-            <w:noProof/>
-            <w:webHidden/>
-          </w:rPr>
           <w:fldChar w:fldCharType="separate"/>
-        </w:r>
-        <w:r>
-          <w:rPr>
-            <w:noProof/>
-            <w:webHidden/>
-          </w:rPr>
           <w:t>57</w:t>
-        </w:r>
-        <w:r>
-          <w:rPr>
-            <w:noProof/>
-            <w:webHidden/>
-          </w:rPr>
           <w:fldChar w:fldCharType="end"/>
         </w:r>
       </w:hyperlink>
@@ -7286,46 +3790,10 @@
             <w:webHidden/>
           </w:rPr>
           <w:tab/>
-        </w:r>
-        <w:r>
-          <w:rPr>
-            <w:noProof/>
-            <w:webHidden/>
-          </w:rPr>
           <w:fldChar w:fldCharType="begin"/>
-        </w:r>
-        <w:r>
-          <w:rPr>
-            <w:noProof/>
-            <w:webHidden/>
-          </w:rPr>
           <w:instrText xml:space="preserve"> PAGEREF _Toc243479297 \h </w:instrText>
-        </w:r>
-        <w:r>
-          <w:rPr>
-            <w:noProof/>
-            <w:webHidden/>
-          </w:rPr>
-        </w:r>
-        <w:r>
-          <w:rPr>
-            <w:noProof/>
-            <w:webHidden/>
-          </w:rPr>
           <w:fldChar w:fldCharType="separate"/>
-        </w:r>
-        <w:r>
-          <w:rPr>
-            <w:noProof/>
-            <w:webHidden/>
-          </w:rPr>
           <w:t>57</w:t>
-        </w:r>
-        <w:r>
-          <w:rPr>
-            <w:noProof/>
-            <w:webHidden/>
-          </w:rPr>
           <w:fldChar w:fldCharType="end"/>
         </w:r>
       </w:hyperlink>
@@ -7360,46 +3828,10 @@
             <w:webHidden/>
           </w:rPr>
           <w:tab/>
-        </w:r>
-        <w:r>
-          <w:rPr>
-            <w:noProof/>
-            <w:webHidden/>
-          </w:rPr>
           <w:fldChar w:fldCharType="begin"/>
-        </w:r>
-        <w:r>
-          <w:rPr>
-            <w:noProof/>
-            <w:webHidden/>
-          </w:rPr>
           <w:instrText xml:space="preserve"> PAGEREF _Toc243479298 \h </w:instrText>
-        </w:r>
-        <w:r>
-          <w:rPr>
-            <w:noProof/>
-            <w:webHidden/>
-          </w:rPr>
-        </w:r>
-        <w:r>
-          <w:rPr>
-            <w:noProof/>
-            <w:webHidden/>
-          </w:rPr>
           <w:fldChar w:fldCharType="separate"/>
-        </w:r>
-        <w:r>
-          <w:rPr>
-            <w:noProof/>
-            <w:webHidden/>
-          </w:rPr>
           <w:t>57</w:t>
-        </w:r>
-        <w:r>
-          <w:rPr>
-            <w:noProof/>
-            <w:webHidden/>
-          </w:rPr>
           <w:fldChar w:fldCharType="end"/>
         </w:r>
       </w:hyperlink>
@@ -7434,46 +3866,10 @@
             <w:webHidden/>
           </w:rPr>
           <w:tab/>
-        </w:r>
-        <w:r>
-          <w:rPr>
-            <w:noProof/>
-            <w:webHidden/>
-          </w:rPr>
           <w:fldChar w:fldCharType="begin"/>
-        </w:r>
-        <w:r>
-          <w:rPr>
-            <w:noProof/>
-            <w:webHidden/>
-          </w:rPr>
           <w:instrText xml:space="preserve"> PAGEREF _Toc243479299 \h </w:instrText>
-        </w:r>
-        <w:r>
-          <w:rPr>
-            <w:noProof/>
-            <w:webHidden/>
-          </w:rPr>
-        </w:r>
-        <w:r>
-          <w:rPr>
-            <w:noProof/>
-            <w:webHidden/>
-          </w:rPr>
           <w:fldChar w:fldCharType="separate"/>
-        </w:r>
-        <w:r>
-          <w:rPr>
-            <w:noProof/>
-            <w:webHidden/>
-          </w:rPr>
           <w:t>59</w:t>
-        </w:r>
-        <w:r>
-          <w:rPr>
-            <w:noProof/>
-            <w:webHidden/>
-          </w:rPr>
           <w:fldChar w:fldCharType="end"/>
         </w:r>
       </w:hyperlink>
@@ -7508,46 +3904,10 @@
             <w:webHidden/>
           </w:rPr>
           <w:tab/>
-        </w:r>
-        <w:r>
-          <w:rPr>
-            <w:noProof/>
-            <w:webHidden/>
-          </w:rPr>
           <w:fldChar w:fldCharType="begin"/>
-        </w:r>
-        <w:r>
-          <w:rPr>
-            <w:noProof/>
-            <w:webHidden/>
-          </w:rPr>
           <w:instrText xml:space="preserve"> PAGEREF _Toc243479300 \h </w:instrText>
-        </w:r>
-        <w:r>
-          <w:rPr>
-            <w:noProof/>
-            <w:webHidden/>
-          </w:rPr>
-        </w:r>
-        <w:r>
-          <w:rPr>
-            <w:noProof/>
-            <w:webHidden/>
-          </w:rPr>
           <w:fldChar w:fldCharType="separate"/>
-        </w:r>
-        <w:r>
-          <w:rPr>
-            <w:noProof/>
-            <w:webHidden/>
-          </w:rPr>
           <w:t>59</w:t>
-        </w:r>
-        <w:r>
-          <w:rPr>
-            <w:noProof/>
-            <w:webHidden/>
-          </w:rPr>
           <w:fldChar w:fldCharType="end"/>
         </w:r>
       </w:hyperlink>
@@ -7582,46 +3942,10 @@
             <w:webHidden/>
           </w:rPr>
           <w:tab/>
-        </w:r>
-        <w:r>
-          <w:rPr>
-            <w:noProof/>
-            <w:webHidden/>
-          </w:rPr>
           <w:fldChar w:fldCharType="begin"/>
-        </w:r>
-        <w:r>
-          <w:rPr>
-            <w:noProof/>
-            <w:webHidden/>
-          </w:rPr>
           <w:instrText xml:space="preserve"> PAGEREF _Toc243479301 \h </w:instrText>
-        </w:r>
-        <w:r>
-          <w:rPr>
-            <w:noProof/>
-            <w:webHidden/>
-          </w:rPr>
-        </w:r>
-        <w:r>
-          <w:rPr>
-            <w:noProof/>
-            <w:webHidden/>
-          </w:rPr>
           <w:fldChar w:fldCharType="separate"/>
-        </w:r>
-        <w:r>
-          <w:rPr>
-            <w:noProof/>
-            <w:webHidden/>
-          </w:rPr>
           <w:t>59</w:t>
-        </w:r>
-        <w:r>
-          <w:rPr>
-            <w:noProof/>
-            <w:webHidden/>
-          </w:rPr>
           <w:fldChar w:fldCharType="end"/>
         </w:r>
       </w:hyperlink>
@@ -7656,46 +3980,10 @@
             <w:webHidden/>
           </w:rPr>
           <w:tab/>
-        </w:r>
-        <w:r>
-          <w:rPr>
-            <w:noProof/>
-            <w:webHidden/>
-          </w:rPr>
           <w:fldChar w:fldCharType="begin"/>
-        </w:r>
-        <w:r>
-          <w:rPr>
-            <w:noProof/>
-            <w:webHidden/>
-          </w:rPr>
           <w:instrText xml:space="preserve"> PAGEREF _Toc243479302 \h </w:instrText>
-        </w:r>
-        <w:r>
-          <w:rPr>
-            <w:noProof/>
-            <w:webHidden/>
-          </w:rPr>
-        </w:r>
-        <w:r>
-          <w:rPr>
-            <w:noProof/>
-            <w:webHidden/>
-          </w:rPr>
           <w:fldChar w:fldCharType="separate"/>
-        </w:r>
-        <w:r>
-          <w:rPr>
-            <w:noProof/>
-            <w:webHidden/>
-          </w:rPr>
           <w:t>61</w:t>
-        </w:r>
-        <w:r>
-          <w:rPr>
-            <w:noProof/>
-            <w:webHidden/>
-          </w:rPr>
           <w:fldChar w:fldCharType="end"/>
         </w:r>
       </w:hyperlink>
@@ -7730,46 +4018,10 @@
             <w:webHidden/>
           </w:rPr>
           <w:tab/>
-        </w:r>
-        <w:r>
-          <w:rPr>
-            <w:noProof/>
-            <w:webHidden/>
-          </w:rPr>
           <w:fldChar w:fldCharType="begin"/>
-        </w:r>
-        <w:r>
-          <w:rPr>
-            <w:noProof/>
-            <w:webHidden/>
-          </w:rPr>
           <w:instrText xml:space="preserve"> PAGEREF _Toc243479303 \h </w:instrText>
-        </w:r>
-        <w:r>
-          <w:rPr>
-            <w:noProof/>
-            <w:webHidden/>
-          </w:rPr>
-        </w:r>
-        <w:r>
-          <w:rPr>
-            <w:noProof/>
-            <w:webHidden/>
-          </w:rPr>
           <w:fldChar w:fldCharType="separate"/>
-        </w:r>
-        <w:r>
-          <w:rPr>
-            <w:noProof/>
-            <w:webHidden/>
-          </w:rPr>
           <w:t>62</w:t>
-        </w:r>
-        <w:r>
-          <w:rPr>
-            <w:noProof/>
-            <w:webHidden/>
-          </w:rPr>
           <w:fldChar w:fldCharType="end"/>
         </w:r>
       </w:hyperlink>
@@ -7804,46 +4056,10 @@
             <w:webHidden/>
           </w:rPr>
           <w:tab/>
-        </w:r>
-        <w:r>
-          <w:rPr>
-            <w:noProof/>
-            <w:webHidden/>
-          </w:rPr>
           <w:fldChar w:fldCharType="begin"/>
-        </w:r>
-        <w:r>
-          <w:rPr>
-            <w:noProof/>
-            <w:webHidden/>
-          </w:rPr>
           <w:instrText xml:space="preserve"> PAGEREF _Toc243479304 \h </w:instrText>
-        </w:r>
-        <w:r>
-          <w:rPr>
-            <w:noProof/>
-            <w:webHidden/>
-          </w:rPr>
-        </w:r>
-        <w:r>
-          <w:rPr>
-            <w:noProof/>
-            <w:webHidden/>
-          </w:rPr>
           <w:fldChar w:fldCharType="separate"/>
-        </w:r>
-        <w:r>
-          <w:rPr>
-            <w:noProof/>
-            <w:webHidden/>
-          </w:rPr>
           <w:t>63</w:t>
-        </w:r>
-        <w:r>
-          <w:rPr>
-            <w:noProof/>
-            <w:webHidden/>
-          </w:rPr>
           <w:fldChar w:fldCharType="end"/>
         </w:r>
       </w:hyperlink>
@@ -7878,46 +4094,10 @@
             <w:webHidden/>
           </w:rPr>
           <w:tab/>
-        </w:r>
-        <w:r>
-          <w:rPr>
-            <w:noProof/>
-            <w:webHidden/>
-          </w:rPr>
           <w:fldChar w:fldCharType="begin"/>
-        </w:r>
-        <w:r>
-          <w:rPr>
-            <w:noProof/>
-            <w:webHidden/>
-          </w:rPr>
           <w:instrText xml:space="preserve"> PAGEREF _Toc243479305 \h </w:instrText>
-        </w:r>
-        <w:r>
-          <w:rPr>
-            <w:noProof/>
-            <w:webHidden/>
-          </w:rPr>
-        </w:r>
-        <w:r>
-          <w:rPr>
-            <w:noProof/>
-            <w:webHidden/>
-          </w:rPr>
           <w:fldChar w:fldCharType="separate"/>
-        </w:r>
-        <w:r>
-          <w:rPr>
-            <w:noProof/>
-            <w:webHidden/>
-          </w:rPr>
           <w:t>65</w:t>
-        </w:r>
-        <w:r>
-          <w:rPr>
-            <w:noProof/>
-            <w:webHidden/>
-          </w:rPr>
           <w:fldChar w:fldCharType="end"/>
         </w:r>
       </w:hyperlink>
@@ -8263,7 +4443,7 @@
         <w:pStyle w:val="ListBullet"/>
       </w:pPr>
       <w:r>
-        <w:t>Plans and add-ons (new in version 1.7) — batch &amp; expiry tracking now comes with the Growth and Enterprise plans, and damaged stock, services, and truck &amp; driver with Enterprise. On other plans each can be added as an add-on, as can extra users and, on Growth, extra branches. A feature your business already used when the system was updated stays on. Settings → General lists your add-ons. See Chapter 22.</w:t>
+        <w:t>Plans and add-ons (new in version 1.7) — batch &amp; expiry tracking now comes with the Growth and Enterprise plans, and damaged stock, services, and truck &amp; driver with Enterprise. On other plans each can be added as an add-on, as can extra users and extra branches. A feature your business already used when the system was updated stays on. Settings → General lists your add-ons. See Chapter 22.</w:t>
       </w:r>
     </w:p>
     <w:p>
@@ -8318,8 +4498,6 @@
       </w:r>
       <w:r>
         <w:t xml:space="preserve"> (optional, new in version 1.4) — keep count of damaged goods you sell at a discount instead of returning. Mark them on the Stock page, sell them at the POS on a line </w:t>
-      </w:r>
-      <w:r>
         <w:lastRenderedPageBreak/>
         <w:t>switched to Damaged, return them through Stock Out, and follow them in the Damaged Stock report. See sections 9.4 and 3.5.</w:t>
       </w:r>
@@ -10510,13 +6688,7 @@
     </w:p>
     <w:p>
       <w:r>
-        <w:t>Finance → Proformas then appears in the menu, and the POS screen gets a “</w:t>
-      </w:r>
-      <w:r>
-        <w:t>📄</w:t>
-      </w:r>
-      <w:r>
-        <w:t xml:space="preserve"> Proformas” button.</w:t>
+        <w:t xml:space="preserve">Finance → Proformas then appears in the menu, and the POS screen gets a “📄 Proformas” button.</w:t>
       </w:r>
     </w:p>
     <w:p>
@@ -10634,13 +6806,7 @@
     </w:p>
     <w:p>
       <w:r>
-        <w:t>On the proforma's page, click “</w:t>
-      </w:r>
-      <w:r>
-        <w:t>🖨</w:t>
-      </w:r>
-      <w:r>
-        <w:t xml:space="preserve"> Print / PDF.” It opens an A4 proforma invoice with your business details and TIN, the customer, the items, the totals and tax, the Valid until date, your terms, and a space for the customer's acceptance. Print it, or choose “Save as PDF” in the print window to send it by email or WhatsApp. An expired, converted, or cancelled proforma prints with a stamp saying so.</w:t>
+        <w:t xml:space="preserve">On the proforma's page, click “🖨 Print / PDF.” It opens an A4 proforma invoice with your business details and TIN, the customer, the items, the totals and tax, the Valid until date, your terms, and a space for the customer's acceptance. Print it, or choose “Save as PDF” in the print window to send it by email or WhatsApp. An expired, converted, or cancelled proforma prints with a stamp saying so.</w:t>
       </w:r>
     </w:p>
     <w:p>
@@ -10699,13 +6865,7 @@
         </w:numPr>
       </w:pPr>
       <w:r>
-        <w:t>Open the proforma and click “</w:t>
-      </w:r>
-      <w:r>
-        <w:t>🛒</w:t>
-      </w:r>
-      <w:r>
-        <w:t xml:space="preserve"> Convert to Sale.” The POS opens with the proforma's customer and items, at the quoted prices, discount, and tax rate.</w:t>
+        <w:t xml:space="preserve">Open the proforma and click “🛒 Convert to Sale.” The POS opens with the proforma's customer and items, at the quoted prices, discount, and tax rate.</w:t>
       </w:r>
     </w:p>
     <w:p>
@@ -10933,13 +7093,7 @@
         </w:numPr>
       </w:pPr>
       <w:r>
-        <w:t>Finance → Sales → “</w:t>
-      </w:r>
-      <w:r>
-        <w:t>📥</w:t>
-      </w:r>
-      <w:r>
-        <w:t xml:space="preserve"> Import Sales.”</w:t>
+        <w:t xml:space="preserve">Finance → Sales → “📥 Import Sales.”</w:t>
       </w:r>
     </w:p>
     <w:p>
@@ -12065,13 +8219,7 @@
         </w:numPr>
       </w:pPr>
       <w:r>
-        <w:t>People → Customers → “</w:t>
-      </w:r>
-      <w:r>
-        <w:t>📋</w:t>
-      </w:r>
-      <w:r>
-        <w:t xml:space="preserve"> Import Opening Debts.”</w:t>
+        <w:t xml:space="preserve">People → Customers → “📋 Import Opening Debts.”</w:t>
       </w:r>
     </w:p>
     <w:p>
@@ -12380,13 +8528,7 @@
     </w:p>
     <w:p>
       <w:r>
-        <w:t>A payment made with “</w:t>
-      </w:r>
-      <w:r>
-        <w:t>💳</w:t>
-      </w:r>
-      <w:r>
-        <w:t xml:space="preserve"> + Payment” counts against the supplier's oldest purchases and opening debts first (section 7.3). “+ Opening Debt” records what you already owed them when you started using IBS.</w:t>
+        <w:t xml:space="preserve">A payment made with “💳 + Payment” counts against the supplier's oldest purchases and opening debts first (section 7.3). “+ Opening Debt” records what you already owed them when you started using IBS.</w:t>
       </w:r>
     </w:p>
     <w:tbl>
@@ -12539,13 +8681,7 @@
     </w:p>
     <w:p>
       <w:r>
-        <w:t>To enter many at once, use People → Suppliers → “</w:t>
-      </w:r>
-      <w:r>
-        <w:t>📋</w:t>
-      </w:r>
-      <w:r>
-        <w:t xml:space="preserve"> Import Opening Debts,” with the columns </w:t>
+        <w:t xml:space="preserve">To enter many at once, use People → Suppliers → “📋 Import Opening Debts,” with the columns </w:t>
       </w:r>
       <w:r>
         <w:rPr>
@@ -12618,13 +8754,7 @@
         <w:pStyle w:val="ListBullet"/>
       </w:pPr>
       <w:r>
-        <w:t>A payment made with “</w:t>
-      </w:r>
-      <w:r>
-        <w:t>💳</w:t>
-      </w:r>
-      <w:r>
-        <w:t xml:space="preserve"> + Payment” on the supplier's page isn't tied to one purchase. It counts against the supplier's oldest purchases and opening debts first. A purchase or opening debt it covers says it's covered by payments made on the supplier's account, and its Record Payment starts at what's still owed.</w:t>
+        <w:t xml:space="preserve">A payment made with “💳 + Payment” on the supplier's page isn't tied to one purchase. It counts against the supplier's oldest purchases and opening debts first. A purchase or opening debt it covers says it's covered by payments made on the supplier's account, and its Record Payment starts at what's still owed.</w:t>
       </w:r>
     </w:p>
     <w:p>
@@ -13310,7 +9440,7 @@
               <w:t xml:space="preserve">Who can do this:  </w:t>
             </w:r>
             <w:r>
-              <w:t>Switching it on requires settings.manage. Setting prices requires products.manage. Only available when your business has more than one branch (Enterprise, or extra branches on Growth).</w:t>
+              <w:t>Switching it on requires settings.manage. Setting prices requires products.manage. Only available when your business has more than one branch (Enterprise, or extra branches on Core or Growth).</w:t>
             </w:r>
           </w:p>
         </w:tc>
@@ -13469,13 +9599,7 @@
         </w:numPr>
       </w:pPr>
       <w:r>
-        <w:t>Inventory → Products → “</w:t>
-      </w:r>
-      <w:r>
-        <w:t>🏬</w:t>
-      </w:r>
-      <w:r>
-        <w:t xml:space="preserve"> Branch Prices.”</w:t>
+        <w:t xml:space="preserve">Inventory → Products → “🏬 Branch Prices.”</w:t>
       </w:r>
     </w:p>
     <w:p>
@@ -19142,13 +15266,7 @@
         <w:t>standard</w:t>
       </w:r>
       <w:r>
-        <w:t xml:space="preserve"> puts it back on the standard price. An existing product's selling_price can then be left blank to keep its standard price, and only company-wide users can change it. To set prices for several branches in one file, use the Branch Prices import (Inventory → Products → “</w:t>
-      </w:r>
-      <w:r>
-        <w:t>🏬</w:t>
-      </w:r>
-      <w:r>
-        <w:t xml:space="preserve"> Branch Prices”), with the columns sku, branch, and price.</w:t>
+        <w:t xml:space="preserve"> puts it back on the standard price. An existing product's selling_price can then be left blank to keep its standard price, and only company-wide users can change it. To set prices for several branches in one file, use the Branch Prices import (Inventory → Products → “🏬 Branch Prices”), with the columns sku, branch, and price.</w:t>
       </w:r>
     </w:p>
     <w:tbl>
@@ -19207,8 +15325,6 @@
     <w:p>
       <w:r>
         <w:t xml:space="preserve">“Export” buttons appear throughout the system — on Customer Transactions, Account Ledgers, the Audit Log, and most Reports (including Stock by Branch and the Expiry Report) — and download a CSV of whatever is currently filtered on screen. The sales export lists each line item once, with that line's share of any whole-cart discount, and — while truck &amp; driver recording is on — truck_number, driver_name, and driver_phone columns. The Reports → Sales Report </w:t>
-      </w:r>
-      <w:r>
         <w:lastRenderedPageBreak/>
         <w:t>export gets matching Truck, Driver, and Driver's Phone columns. Both the sales export and the purchases export (Finance → Purchases → “📤 Export Filtered”) have net_line_total, tax_percent, tax_amount, and gross_line_total columns; the purchases export also gives unit_cost_excl_tax. The customer and supplier exports include a tin column, and the Tax Report has its own export (section 19.1). While selling services is on, the products export has type and price_at_sale columns; the stock exports leave services out.</w:t>
       </w:r>
@@ -20494,7 +16610,7 @@
               <w:t xml:space="preserve">Who can do this:  </w:t>
             </w:r>
             <w:r>
-              <w:t>Requires branches.manage. Core and Growth include one branch, and Growth can add more as an add-on; Enterprise has no limit.</w:t>
+              <w:t>Requires branches.manage. Core and Growth include one branch, and more can be added as an add-on; Enterprise has no limit.</w:t>
             </w:r>
           </w:p>
         </w:tc>
@@ -20743,8 +16859,6 @@
     <w:p>
       <w:r>
         <w:t xml:space="preserve">Administration → Settings groups its options into four sections — General, Point of sale, Tax, and Optional features — listed down the left of the page (across the top on a phone); click one to jump to it. Each on/off option is a switch with a one-line explanation under it; click “How this works” for the full explanation. Options that depend on another, such as the tax rate and the </w:t>
-      </w:r>
-      <w:r>
         <w:lastRenderedPageBreak/>
         <w:t>expiry options, only appear while it is switched on. Change what you need, then click “Save settings” — the button stays at the bottom of the screen as you scroll.</w:t>
       </w:r>
@@ -22592,7 +18706,7 @@
               <w:cnfStyle w:val="000000010000" w:firstRow="0" w:lastRow="0" w:firstColumn="0" w:lastColumn="0" w:oddVBand="0" w:evenVBand="0" w:oddHBand="0" w:evenHBand="1" w:firstRowFirstColumn="0" w:firstRowLastColumn="0" w:lastRowFirstColumn="0" w:lastRowLastColumn="0"/>
             </w:pPr>
             <w:r>
-              <w:t>—</w:t>
+              <w:t>Add-on, per extra branch</w:t>
             </w:r>
           </w:p>
         </w:tc>
@@ -22649,7 +18763,7 @@
               <w:cnfStyle w:val="000000100000" w:firstRow="0" w:lastRow="0" w:firstColumn="0" w:lastColumn="0" w:oddVBand="0" w:evenVBand="0" w:oddHBand="1" w:evenHBand="0" w:firstRowFirstColumn="0" w:firstRowLastColumn="0" w:lastRowFirstColumn="0" w:lastRowLastColumn="0"/>
             </w:pPr>
             <w:r>
-              <w:t>—</w:t>
+              <w:t>With add-ons</w:t>
             </w:r>
           </w:p>
         </w:tc>
@@ -22706,7 +18820,7 @@
               <w:cnfStyle w:val="000000010000" w:firstRow="0" w:lastRow="0" w:firstColumn="0" w:lastColumn="0" w:oddVBand="0" w:evenVBand="0" w:oddHBand="0" w:evenHBand="1" w:firstRowFirstColumn="0" w:firstRowLastColumn="0" w:lastRowFirstColumn="0" w:lastRowLastColumn="0"/>
             </w:pPr>
             <w:r>
-              <w:t>—</w:t>
+              <w:t>With add-on</w:t>
             </w:r>
           </w:p>
         </w:tc>

--- a/help/ibs/IBS_User_Manual.docx
+++ b/help/ibs/IBS_User_Manual.docx
@@ -40,7 +40,7 @@
         <w:rPr>
           <w:color w:val="333333"/>
         </w:rPr>
-        <w:t>Version 1.8  |  October 2026</w:t>
+        <w:t>Version 1.9  |  October 2026</w:t>
       </w:r>
     </w:p>
     <w:p>
@@ -4411,6 +4411,15 @@
       </w:pPr>
       <w:r>
         <w:rPr/>
+        <w:t>Receipt details per branch (new in version 1.9) — the business name, address, and phone printed on receipts are now set in Settings → Receipts, and with more than one branch each branch can print its own. A branch-level admin sees the company's settings, roles, and branches without changing them, and changes their own branch's receipt details. See sections 21.3 and 21.5.</w:t>
+      </w:r>
+    </w:p>
+    <w:p>
+      <w:pPr>
+        <w:pStyle w:val="ListBullet"/>
+      </w:pPr>
+      <w:r>
+        <w:rPr/>
         <w:t>The POS shows which branch you're selling from (multi-branch, new in version 1.8) — a “🏢 Selling from” label under the POS heading names the branch each sale is recorded at, and turns amber while a company-wide user is viewing 🌐 All branches. See sections 2.3 and 3.1.</w:t>
       </w:r>
     </w:p>
@@ -5287,6 +5296,14 @@
     </w:p>
     <w:p>
       <w:pPr>
+        <w:pStyle w:val="ListBullet"/>
+      </w:pPr>
+      <w:r>
+        <w:t>Settings, roles, and adding or switching off branches apply to every branch, so only company-wide admins change them. A branch-level admin sees them greyed out, and changes only their own branch's receipt details (section 21.5).</w:t>
+      </w:r>
+    </w:p>
+    <w:p>
+      <w:pPr>
         <w:pStyle w:val="Heading2"/>
       </w:pPr>
       <w:bookmarkStart w:id="11" w:name="_Toc243479211"/>
@@ -15467,7 +15484,7 @@
         </w:numPr>
       </w:pPr>
       <w:r>
-        <w:t>If your business has multiple branches, choose the user's Branch (one only) and their Visibility: Branch-level (the default — sees only that branch) or Company-wide (sees every branch; only a company-wide admin can grant this).</w:t>
+        <w:t>If your business has multiple branches, choose the user's Branch (one only) and their Visibility: Branch-level (the default — sees only that branch) or Company-wide (sees every branch; only a company-wide admin can grant this). Make anyone who should change Settings, roles, or branches Company-wide (section 21.5).</w:t>
       </w:r>
     </w:p>
     <w:p>
@@ -15624,7 +15641,7 @@
               <w:t xml:space="preserve">Who can do this:  </w:t>
             </w:r>
             <w:r>
-              <w:t>Requires roles.manage, and custom roles: included in Enterprise, an add-on on Growth, and not available on Core.</w:t>
+              <w:t>Requires roles.manage, and custom roles: included in Enterprise, an add-on on Growth, and not available on Core. With more than one branch, only company-wide users can add, change, or delete a role; a branch-level user can open the roles to look.</w:t>
             </w:r>
           </w:p>
         </w:tc>
@@ -16610,7 +16627,7 @@
               <w:t xml:space="preserve">Who can do this:  </w:t>
             </w:r>
             <w:r>
-              <w:t>Requires branches.manage. Core and Growth include one branch, and more can be added as an add-on; Enterprise has no limit.</w:t>
+              <w:t>Requires branches.manage. Core and Growth include one branch, and more can be added as an add-on; Enterprise has no limit. Only company-wide users can add a branch or switch one on or off; a branch-level admin can open and edit only their own branch.</w:t>
             </w:r>
           </w:p>
         </w:tc>
@@ -16640,7 +16657,7 @@
         </w:numPr>
       </w:pPr>
       <w:r>
-        <w:t>Enter the Branch Name and, optionally, Address and Phone.</w:t>
+        <w:t>Enter the Branch Name and, optionally, its Name on Receipts, Address, and Phone. They print at the top of the branch's receipts, goods-received notes, and proformas; any left blank print the business's (section 21.5).</w:t>
       </w:r>
     </w:p>
     <w:p>
@@ -16849,7 +16866,7 @@
               <w:t xml:space="preserve">Who can do this:  </w:t>
             </w:r>
             <w:r>
-              <w:t>Requires settings.manage.</w:t>
+              <w:t>Requires settings.manage. With more than one branch, only company-wide users change the settings. A branch-level admin sees them greyed out, and changes only their own branch's details in the Receipts section, saved with “Save receipt details.”</w:t>
             </w:r>
           </w:p>
         </w:tc>
@@ -16858,9 +16875,7 @@
     <w:p/>
     <w:p>
       <w:r>
-        <w:t xml:space="preserve">Administration → Settings groups its options into four sections — General, Point of sale, Tax, and Optional features — listed down the left of the page (across the top on a phone); click one to jump to it. Each on/off option is a switch with a one-line explanation under it; click “How this works” for the full explanation. Options that depend on another, such as the tax rate and the </w:t>
-        <w:lastRenderedPageBreak/>
-        <w:t>expiry options, only appear while it is switched on. Change what you need, then click “Save settings” — the button stays at the bottom of the screen as you scroll.</w:t>
+        <w:t>Administration → Settings groups its options into five sections — General, Receipts, Point of sale, Tax, and Optional features — listed down the left of the page (across the top on a phone); click one to jump to it. Each on/off option is a switch with a one-line explanation under it; click “How this works” for the full explanation. Options that depend on another, such as the tax rate and the expiry options, only appear while it is switched on. Change what you need, then click “Save settings” — the button stays at the bottom of the screen as you scroll.</w:t>
       </w:r>
     </w:p>
     <w:tbl>
@@ -16964,6 +16979,68 @@
             </w:pPr>
             <w:r>
               <w:t>What “now” means everywhere — sale and purchase timestamps, reports, exports. Pick where the business operates; the local time is shown under it. Takes effect for everyone from their next page load.</w:t>
+            </w:r>
+          </w:p>
+        </w:tc>
+      </w:tr>
+      <w:tr>
+        <w:trPr>
+          <w:cnfStyle w:val="000000010000" w:firstRow="0" w:lastRow="0" w:firstColumn="0" w:lastColumn="0" w:oddVBand="0" w:evenVBand="0" w:oddHBand="0" w:evenHBand="1" w:firstRowFirstColumn="0" w:firstRowLastColumn="0" w:lastRowFirstColumn="0" w:lastRowLastColumn="0"/>
+          <w:cantSplit/>
+          <w:jc w:val="center"/>
+        </w:trPr>
+        <w:tc>
+          <w:tcPr>
+            <w:cnfStyle w:val="001000000000" w:firstRow="0" w:lastRow="0" w:firstColumn="1" w:lastColumn="0" w:oddVBand="0" w:evenVBand="0" w:oddHBand="0" w:evenHBand="0" w:firstRowFirstColumn="0" w:firstRowLastColumn="0" w:lastRowFirstColumn="0" w:lastRowLastColumn="0"/>
+            <w:tcW w:w="4320" w:type="dxa"/>
+          </w:tcPr>
+          <w:p>
+            <w:r>
+              <w:t>Receipts → Business details</w:t>
+            </w:r>
+          </w:p>
+        </w:tc>
+        <w:tc>
+          <w:tcPr>
+            <w:tcW w:w="4320" w:type="dxa"/>
+          </w:tcPr>
+          <w:p>
+            <w:pPr>
+              <w:cnfStyle w:val="000000010000" w:firstRow="0" w:lastRow="0" w:firstColumn="0" w:lastColumn="0" w:oddVBand="0" w:evenVBand="0" w:oddHBand="0" w:evenHBand="1" w:firstRowFirstColumn="0" w:firstRowLastColumn="0" w:lastRowFirstColumn="0" w:lastRowLastColumn="0"/>
+            </w:pPr>
+            <w:r>
+              <w:t>The business name, address, and phone printed at the top of receipts, goods-received notes, proformas, and customer statements. The name is required. A phone can hold two numbers, e.g. “024 123 4567 / 020 765 4321”. With more than one branch, only a company-wide admin changes these.</w:t>
+            </w:r>
+          </w:p>
+        </w:tc>
+      </w:tr>
+      <w:tr>
+        <w:trPr>
+          <w:cnfStyle w:val="000000010000" w:firstRow="0" w:lastRow="0" w:firstColumn="0" w:lastColumn="0" w:oddVBand="0" w:evenVBand="0" w:oddHBand="0" w:evenHBand="1" w:firstRowFirstColumn="0" w:firstRowLastColumn="0" w:lastRowFirstColumn="0" w:lastRowLastColumn="0"/>
+          <w:cantSplit/>
+          <w:jc w:val="center"/>
+        </w:trPr>
+        <w:tc>
+          <w:tcPr>
+            <w:cnfStyle w:val="001000000000" w:firstRow="0" w:lastRow="0" w:firstColumn="1" w:lastColumn="0" w:oddVBand="0" w:evenVBand="0" w:oddHBand="0" w:evenHBand="0" w:firstRowFirstColumn="0" w:firstRowLastColumn="0" w:lastRowFirstColumn="0" w:lastRowLastColumn="0"/>
+            <w:tcW w:w="4320" w:type="dxa"/>
+          </w:tcPr>
+          <w:p>
+            <w:r>
+              <w:t>Receipts → each branch (multi-branch only)</w:t>
+            </w:r>
+          </w:p>
+        </w:tc>
+        <w:tc>
+          <w:tcPr>
+            <w:tcW w:w="4320" w:type="dxa"/>
+          </w:tcPr>
+          <w:p>
+            <w:pPr>
+              <w:cnfStyle w:val="000000010000" w:firstRow="0" w:lastRow="0" w:firstColumn="0" w:lastColumn="0" w:oddVBand="0" w:evenVBand="0" w:oddHBand="0" w:evenHBand="1" w:firstRowFirstColumn="0" w:firstRowLastColumn="0" w:lastRowFirstColumn="0" w:lastRowLastColumn="0"/>
+            </w:pPr>
+            <w:r>
+              <w:t>A branch's Name on Receipts, Phone, and Address, printed on that branch's receipts, goods-received notes, and proformas. Leave any blank to print the business's. Customer statements always show the business's details. A company-wide admin sees every branch here; a branch-level admin only their own.</w:t>
             </w:r>
           </w:p>
         </w:tc>
@@ -19475,6 +19552,40 @@
     </w:p>
     <w:p>
       <w:pPr>
+        <w:pStyle w:val="Heading3"/>
+      </w:pPr>
+      <w:r>
+        <w:rPr>
+          <w:color w:val="1D4E89"/>
+        </w:rPr>
+        <w:t>How do I change the business name or phone on our receipts?</w:t>
+      </w:r>
+    </w:p>
+    <w:p>
+      <w:r>
+        <w:rPr/>
+        <w:t>Settings → Receipts (section 21.5). With more than one branch, each branch can print its own name, address, and phone there, or on its page under Administration → Branches; a branch-level admin can change only their own branch's.</w:t>
+      </w:r>
+    </w:p>
+    <w:p>
+      <w:pPr>
+        <w:pStyle w:val="Heading3"/>
+      </w:pPr>
+      <w:r>
+        <w:rPr>
+          <w:color w:val="1D4E89"/>
+        </w:rPr>
+        <w:t>Everything in Settings is greyed out.</w:t>
+      </w:r>
+    </w:p>
+    <w:p>
+      <w:r>
+        <w:rPr/>
+        <w:t>You're a branch-level admin at a business with more than one branch. Settings apply to every branch, so only a company-wide admin can change them; you can still change your own branch's receipt details under Receipts. If you need more, ask an administrator to make you Company-wide (section 21.1).</w:t>
+      </w:r>
+    </w:p>
+    <w:p>
+      <w:pPr>
         <w:pStyle w:val="Heading1"/>
       </w:pPr>
       <w:bookmarkStart w:id="109" w:name="_Toc243479305"/>
@@ -19493,7 +19604,7 @@
     </w:p>
     <w:p>
       <w:r>
-        <w:t>Version 1.8 — October 2026 (updated from Version 1.7, October 2026, Version 1.6, October 2026, Version 1.5, October 2026, Version 1.4, October 2026, Version 1.3, October 2026, Version 1.2, October 2026, and Version 1.0, September 2026; see section 1.5 for what changed).</w:t>
+        <w:t>Version 1.9 — October 2026 (updated from Version 1.8, October 2026, Version 1.7, October 2026, Version 1.6, October 2026, Version 1.5, October 2026, Version 1.4, October 2026, Version 1.3, October 2026, Version 1.2, October 2026, and Version 1.0, September 2026; see section 1.5 for what changed).</w:t>
       </w:r>
     </w:p>
     <w:sectPr>

--- a/help/ibs/IBS_User_Manual.docx
+++ b/help/ibs/IBS_User_Manual.docx
@@ -40,7 +40,7 @@
         <w:rPr>
           <w:color w:val="333333"/>
         </w:rPr>
-        <w:t>Version 1.9  |  October 2026</w:t>
+        <w:t>Version 1.10  |  October 2026</w:t>
       </w:r>
     </w:p>
     <w:p>
@@ -4411,6 +4411,24 @@
       </w:pPr>
       <w:r>
         <w:rPr/>
+        <w:t>Daily Cash Report (new in version 1.10) — follow the cash in a branch's drawer day by day: what came in, what was sent to the bank or mobile money, and what's carried forward to the next day. See section 19.5.</w:t>
+      </w:r>
+    </w:p>
+    <w:p>
+      <w:pPr>
+        <w:pStyle w:val="ListBullet"/>
+      </w:pPr>
+      <w:r>
+        <w:rPr/>
+        <w:t>Counting the cash (new in version 1.10) — count the drawer at closing; any shortage or overage is recorded, and cashiers count without seeing what the drawer should hold. See section 15.5.</w:t>
+      </w:r>
+    </w:p>
+    <w:p>
+      <w:pPr>
+        <w:pStyle w:val="ListBullet"/>
+      </w:pPr>
+      <w:r>
+        <w:rPr/>
         <w:t>Receipt details per branch (new in version 1.9) — the business name, address, and phone printed on receipts are now set in Settings → Receipts, and with more than one branch each branch can print its own. A branch-level admin sees the company's settings, roles, and branches without changing them, and changes their own branch's receipt details. See sections 21.3 and 21.5.</w:t>
       </w:r>
     </w:p>
@@ -13384,6 +13402,222 @@
     </w:tbl>
     <w:p>
       <w:pPr>
+        <w:pStyle w:val="Heading2"/>
+      </w:pPr>
+      <w:r>
+        <w:rPr>
+          <w:color w:val="1D4E89"/>
+        </w:rPr>
+        <w:t>15.5 Counting the cash</w:t>
+      </w:r>
+    </w:p>
+    <w:tbl>
+      <w:tblPr>
+        <w:tblW w:w="0" w:type="auto"/>
+        <w:tblBorders>
+          <w:top w:val="nil"/>
+          <w:left w:val="nil"/>
+          <w:bottom w:val="nil"/>
+          <w:right w:val="nil"/>
+          <w:insideH w:val="nil"/>
+          <w:insideV w:val="nil"/>
+        </w:tblBorders>
+        <w:tblLook w:val="04A0" w:firstRow="1" w:lastRow="0" w:firstColumn="1" w:lastColumn="0" w:noHBand="0" w:noVBand="1"/>
+      </w:tblPr>
+      <w:tblGrid>
+        <w:gridCol w:w="8640"/>
+      </w:tblGrid>
+      <w:tr>
+        <w:trPr>
+          <w:cantSplit/>
+        </w:trPr>
+        <w:tc>
+          <w:tcPr>
+            <w:tcW w:w="8640" w:type="dxa"/>
+            <w:shd w:val="clear" w:color="auto" w:fill="F2F2F2"/>
+          </w:tcPr>
+          <w:p>
+            <w:r>
+              <w:rPr>
+                <w:b/>
+              </w:rPr>
+              <w:t xml:space="preserve">Who can do this:  </w:t>
+            </w:r>
+            <w:r>
+              <w:t>Requires Count Cash (cash.count), which the Admin and Staff roles have. On Core, and on Growth without the Custom Roles add-on, cashiers can count too while Settings → Point of sale → “Cashiers can count the cash” is on (section 21.5); with custom roles, give the permission to any role (section 21.2). Available on every plan.</w:t>
+            </w:r>
+          </w:p>
+        </w:tc>
+      </w:tr>
+    </w:tbl>
+    <w:p>
+      <w:r>
+        <w:fldChar w:fldCharType="end"/>
+      </w:r>
+    </w:p>
+    <w:p>
+      <w:r>
+        <w:t>At closing, count the cash in your branch's drawer and enter the total. The system compares it with what the drawer should hold at that moment, the branch's Cash account balance, and records any shortage or overage. Admin and Staff find it under Finance → 💵 Count Cash; cashiers next to 🛒 POS at the top of the screen. It's also on the Daily Cash Report (section 19.5).</w:t>
+      </w:r>
+    </w:p>
+    <w:p>
+      <w:pPr>
+        <w:pStyle w:val="Heading3"/>
+      </w:pPr>
+      <w:r>
+        <w:rPr>
+          <w:color w:val="1D4E89"/>
+        </w:rPr>
+        <w:t>Counting the drawer</w:t>
+      </w:r>
+    </w:p>
+    <w:p>
+      <w:pPr>
+        <w:pStyle w:val="ListNumber"/>
+        <w:keepNext/>
+        <w:numPr>
+          <w:ilvl w:val="0"/>
+          <w:numId w:val="52"/>
+        </w:numPr>
+      </w:pPr>
+      <w:r>
+        <w:t>Open 💵 Count Cash. If you can count more than one branch's drawer, choose the Cash drawer.</w:t>
+      </w:r>
+    </w:p>
+    <w:p>
+      <w:pPr>
+        <w:pStyle w:val="ListNumber"/>
+        <w:keepNext/>
+        <w:numPr>
+          <w:ilvl w:val="0"/>
+          <w:numId w:val="52"/>
+        </w:numPr>
+      </w:pPr>
+      <w:r>
+        <w:t>Count every note and coin in the drawer, and enter the total in Cash counted.</w:t>
+      </w:r>
+    </w:p>
+    <w:p>
+      <w:pPr>
+        <w:pStyle w:val="ListNumber"/>
+        <w:keepNext/>
+        <w:numPr>
+          <w:ilvl w:val="0"/>
+          <w:numId w:val="52"/>
+        </w:numPr>
+      </w:pPr>
+      <w:r>
+        <w:t>Add a Note if you need to, for example the reason for a shortage.</w:t>
+      </w:r>
+    </w:p>
+    <w:p>
+      <w:pPr>
+        <w:pStyle w:val="ListNumber"/>
+        <w:keepNext/>
+        <w:numPr>
+          <w:ilvl w:val="0"/>
+          <w:numId w:val="52"/>
+        </w:numPr>
+      </w:pPr>
+      <w:r>
+        <w:t>Click “Save count” and confirm.</w:t>
+      </w:r>
+    </w:p>
+    <w:p>
+      <w:pPr>
+        <w:pStyle w:val="Heading3"/>
+      </w:pPr>
+      <w:r>
+        <w:rPr>
+          <w:color w:val="1D4E89"/>
+        </w:rPr>
+        <w:t>Shortages and overages</w:t>
+      </w:r>
+    </w:p>
+    <w:p>
+      <w:r>
+        <w:t>If the count differs from what the drawer should hold, the difference is recorded on the Cash account as “Cash short at count” or “Cash over at count.” The account then matches the cash really in the drawer, so the next count only checks what happened since. Shortages and overages show in the Daily Cash Report and the account's ledger, and every count is in the Audit Log.</w:t>
+      </w:r>
+    </w:p>
+    <w:tbl>
+      <w:tblPr>
+        <w:tblW w:w="0" w:type="auto"/>
+        <w:tblBorders>
+          <w:top w:val="nil"/>
+          <w:left w:val="nil"/>
+          <w:bottom w:val="nil"/>
+          <w:right w:val="nil"/>
+          <w:insideH w:val="nil"/>
+          <w:insideV w:val="nil"/>
+        </w:tblBorders>
+        <w:tblLook w:val="04A0" w:firstRow="1" w:lastRow="0" w:firstColumn="1" w:lastColumn="0" w:noHBand="0" w:noVBand="1"/>
+      </w:tblPr>
+      <w:tblGrid>
+        <w:gridCol w:w="8640"/>
+      </w:tblGrid>
+      <w:tr>
+        <w:trPr>
+          <w:cantSplit/>
+        </w:trPr>
+        <w:tc>
+          <w:tcPr>
+            <w:tcW w:w="8640" w:type="dxa"/>
+            <w:shd w:val="clear" w:color="auto" w:fill="EAF1FB"/>
+          </w:tcPr>
+          <w:p>
+            <w:r>
+              <w:rPr>
+                <w:b/>
+              </w:rPr>
+              <w:lastRenderedPageBreak/>
+              <w:t xml:space="preserve">Note:  </w:t>
+            </w:r>
+            <w:r>
+              <w:t>A count can't be changed or deleted. If you counted wrong, count again: the new count puts the difference right.</w:t>
+            </w:r>
+          </w:p>
+        </w:tc>
+      </w:tr>
+    </w:tbl>
+    <w:p>
+      <w:r>
+        <w:fldChar w:fldCharType="end"/>
+      </w:r>
+    </w:p>
+    <w:p>
+      <w:pPr>
+        <w:pStyle w:val="Heading3"/>
+      </w:pPr>
+      <w:r>
+        <w:rPr>
+          <w:color w:val="1D4E89"/>
+        </w:rPr>
+        <w:t>Sales after the count</w:t>
+      </w:r>
+    </w:p>
+    <w:p>
+      <w:r>
+        <w:t>A count checks the drawer at the moment it's saved. If a customer buys something afterwards, sell as usual: the cash goes into the drawer and into the cash carried forward to the next day, and the next count checks it. The Daily Cash Report shows how much came in after the last count.</w:t>
+      </w:r>
+    </w:p>
+    <w:p>
+      <w:pPr>
+        <w:pStyle w:val="Heading3"/>
+      </w:pPr>
+      <w:r>
+        <w:rPr>
+          <w:color w:val="1D4E89"/>
+        </w:rPr>
+        <w:t>Counting blind</w:t>
+      </w:r>
+    </w:p>
+    <w:p>
+      <w:r>
+        <w:t>Anyone who can't open Financial Accounts, such as a cashier, counts blind: they don't see what the drawer should hold, before or after counting, or the difference. After saving they see “Count saved. Thank you.” Anyone who can open Financial Accounts sees the result in the Daily Cash Report. Counting blind is the usual practice: the count is what's really in the drawer, not a number made to match.</w:t>
+      </w:r>
+    </w:p>
+    <w:p>
+      <w:pPr>
         <w:pStyle w:val="Heading1"/>
         <w:pageBreakBefore/>
       </w:pPr>
@@ -14175,6 +14409,37 @@
           </w:p>
         </w:tc>
       </w:tr>
+      <w:tr>
+        <w:trPr>
+          <w:cnfStyle w:val="000000010000" w:firstRow="0" w:lastRow="0" w:firstColumn="0" w:lastColumn="0" w:oddVBand="0" w:evenVBand="0" w:oddHBand="0" w:evenHBand="1" w:firstRowFirstColumn="0" w:firstRowLastColumn="0" w:lastRowFirstColumn="0" w:lastRowLastColumn="0"/>
+          <w:cantSplit/>
+          <w:jc w:val="center"/>
+        </w:trPr>
+        <w:tc>
+          <w:tcPr>
+            <w:cnfStyle w:val="001000000000" w:firstRow="0" w:lastRow="0" w:firstColumn="1" w:lastColumn="0" w:oddVBand="0" w:evenVBand="0" w:oddHBand="0" w:evenHBand="0" w:firstRowFirstColumn="0" w:firstRowLastColumn="0" w:lastRowFirstColumn="0" w:lastRowLastColumn="0"/>
+            <w:tcW w:w="4320" w:type="dxa"/>
+          </w:tcPr>
+          <w:p>
+            <w:r>
+              <w:t>Daily Cash</w:t>
+            </w:r>
+          </w:p>
+        </w:tc>
+        <w:tc>
+          <w:tcPr>
+            <w:tcW w:w="4320" w:type="dxa"/>
+          </w:tcPr>
+          <w:p>
+            <w:pPr>
+              <w:cnfStyle w:val="000000010000" w:firstRow="0" w:lastRow="0" w:firstColumn="0" w:lastColumn="0" w:oddVBand="0" w:evenVBand="0" w:oddHBand="0" w:evenHBand="1" w:firstRowFirstColumn="0" w:firstRowLastColumn="0" w:lastRowFirstColumn="0" w:lastRowLastColumn="0"/>
+            </w:pPr>
+            <w:r>
+              <w:t>Only with Access Financial Accounts. One cash drawer, day by day: cash brought forward, money in and out, money sent to the bank and mobile money, cash counts, and what's carried forward. See section 19.5.</w:t>
+            </w:r>
+          </w:p>
+        </w:tc>
+      </w:tr>
     </w:tbl>
     <w:p/>
     <w:p>
@@ -14828,6 +15093,203 @@
     <w:p/>
     <w:p>
       <w:pPr>
+        <w:pStyle w:val="Heading2"/>
+      </w:pPr>
+      <w:r>
+        <w:rPr>
+          <w:color w:val="1D4E89"/>
+        </w:rPr>
+        <w:t>19.5 Daily Cash Report</w:t>
+      </w:r>
+    </w:p>
+    <w:tbl>
+      <w:tblPr>
+        <w:tblW w:w="0" w:type="auto"/>
+        <w:tblBorders>
+          <w:top w:val="nil"/>
+          <w:left w:val="nil"/>
+          <w:bottom w:val="nil"/>
+          <w:right w:val="nil"/>
+          <w:insideH w:val="nil"/>
+          <w:insideV w:val="nil"/>
+        </w:tblBorders>
+        <w:tblLook w:val="04A0" w:firstRow="1" w:lastRow="0" w:firstColumn="1" w:lastColumn="0" w:noHBand="0" w:noVBand="1"/>
+      </w:tblPr>
+      <w:tblGrid>
+        <w:gridCol w:w="8640"/>
+      </w:tblGrid>
+      <w:tr>
+        <w:trPr>
+          <w:cantSplit/>
+        </w:trPr>
+        <w:tc>
+          <w:tcPr>
+            <w:tcW w:w="8640" w:type="dxa"/>
+            <w:shd w:val="clear" w:color="auto" w:fill="F2F2F2"/>
+          </w:tcPr>
+          <w:p>
+            <w:r>
+              <w:rPr>
+                <w:b/>
+              </w:rPr>
+              <w:t xml:space="preserve">Who can do this:  </w:t>
+            </w:r>
+            <w:r>
+              <w:t>Requires financial_accounts.access, because it shows cash balances. Available on every plan. A branch-level user sees only their own branch's cash accounts.</w:t>
+            </w:r>
+          </w:p>
+        </w:tc>
+      </w:tr>
+    </w:tbl>
+    <w:p>
+      <w:r>
+        <w:fldChar w:fldCharType="end"/>
+      </w:r>
+    </w:p>
+    <w:p>
+      <w:r>
+        <w:t>Reports → 💵 Daily Cash follows the cash in one drawer, a branch's Cash account, day by day. Choose the Cash account and a Period; it opens on today, for your branch.</w:t>
+      </w:r>
+    </w:p>
+    <w:p>
+      <w:pPr>
+        <w:pStyle w:val="Heading3"/>
+      </w:pPr>
+      <w:r>
+        <w:rPr>
+          <w:color w:val="1D4E89"/>
+        </w:rPr>
+        <w:t>One day</w:t>
+      </w:r>
+    </w:p>
+    <w:p>
+      <w:pPr>
+        <w:pStyle w:val="ListBullet"/>
+      </w:pPr>
+      <w:r>
+        <w:rPr>
+          <w:b/>
+        </w:rPr>
+        <w:t>Cash: brought forward from the day before; money in (cash sales, payments on earlier sales and opening debts, customer deposits, money received from other accounts, cash over at a count); money out (refunds, expenses, payments to suppliers, sent to bank, sent to mobile money, transfer charges, cash short at a count); and carried forward, what should be left in the drawer at the end of the day (“Cash at hand now” for today).</w:t>
+      </w:r>
+    </w:p>
+    <w:p>
+      <w:pPr>
+        <w:pStyle w:val="ListBullet"/>
+      </w:pPr>
+      <w:r>
+        <w:rPr>
+          <w:b/>
+        </w:rPr>
+        <w:t>Sales: the branch's sales for the day by how they were paid (cash, mobile money, bank, customer deposit, credit), and what's still owing on them.</w:t>
+      </w:r>
+    </w:p>
+    <w:p>
+      <w:pPr>
+        <w:pStyle w:val="ListBullet"/>
+      </w:pPr>
+      <w:r>
+        <w:rPr>
+          <w:b/>
+        </w:rPr>
+        <w:t>Cash counts: each count, with who counted, what should have been in the drawer, what was counted, and whether it was short, over, or matched (section 15.5). A line says how much came in or went out after the last count.</w:t>
+      </w:r>
+    </w:p>
+    <w:p>
+      <w:pPr>
+        <w:pStyle w:val="ListBullet"/>
+      </w:pPr>
+      <w:r>
+        <w:rPr>
+          <w:b/>
+        </w:rPr>
+        <w:t>Money moved: each transfer to or from the drawer, with its time, the other account, and who made it.</w:t>
+      </w:r>
+    </w:p>
+    <w:p>
+      <w:r>
+        <w:t>Cash sales is the cash taken at the till on the day of the sale. Money taken later for a sale made on an earlier day is a payment on an earlier sale.</w:t>
+      </w:r>
+    </w:p>
+    <w:p>
+      <w:pPr>
+        <w:pStyle w:val="Heading3"/>
+      </w:pPr>
+      <w:r>
+        <w:rPr>
+          <w:color w:val="1D4E89"/>
+        </w:rPr>
+        <w:t>Several days</w:t>
+      </w:r>
+    </w:p>
+    <w:p>
+      <w:r>
+        <w:t>For a longer period there's a row per day: sales, brought forward, money in, sent to bank, sent to mobile money, other money out, short or over at count (“Not counted” on days without one), and carried forward. Each day's carried forward is the next day's brought forward. Click a day to see it in full. A period can be up to 92 days.</w:t>
+      </w:r>
+    </w:p>
+    <w:p>
+      <w:pPr>
+        <w:pStyle w:val="Heading3"/>
+      </w:pPr>
+      <w:r>
+        <w:rPr>
+          <w:color w:val="1D4E89"/>
+        </w:rPr>
+        <w:t>Changed since counted</w:t>
+      </w:r>
+    </w:p>
+    <w:p>
+      <w:r>
+        <w:t>A count is marked “Changed since counted” when something was recorded afterwards under a time before the count, an import of past sales, say. That changes what the drawer should have held when it was counted, so check that count again.</w:t>
+      </w:r>
+    </w:p>
+    <w:tbl>
+      <w:tblPr>
+        <w:tblW w:w="0" w:type="auto"/>
+        <w:tblBorders>
+          <w:top w:val="nil"/>
+          <w:left w:val="nil"/>
+          <w:bottom w:val="nil"/>
+          <w:right w:val="nil"/>
+          <w:insideH w:val="nil"/>
+          <w:insideV w:val="nil"/>
+        </w:tblBorders>
+        <w:tblLook w:val="04A0" w:firstRow="1" w:lastRow="0" w:firstColumn="1" w:lastColumn="0" w:noHBand="0" w:noVBand="1"/>
+      </w:tblPr>
+      <w:tblGrid>
+        <w:gridCol w:w="8640"/>
+      </w:tblGrid>
+      <w:tr>
+        <w:trPr>
+          <w:cantSplit/>
+        </w:trPr>
+        <w:tc>
+          <w:tcPr>
+            <w:tcW w:w="8640" w:type="dxa"/>
+            <w:shd w:val="clear" w:color="auto" w:fill="EAF1FB"/>
+          </w:tcPr>
+          <w:p>
+            <w:r>
+              <w:rPr>
+                <w:b/>
+              </w:rPr>
+              <w:lastRenderedPageBreak/>
+              <w:t xml:space="preserve">Note:  </w:t>
+            </w:r>
+            <w:r>
+              <w:t>The report needs every deposit of cash to the bank or mobile money recorded as a transfer (Finance → Financial Accounts → 🔄 Move Funds, section 15.3). Cash sent but not recorded stays in the drawer's carried forward.</w:t>
+            </w:r>
+          </w:p>
+        </w:tc>
+      </w:tr>
+    </w:tbl>
+    <w:p>
+      <w:r>
+        <w:fldChar w:fldCharType="end"/>
+      </w:r>
+    </w:p>
+    <w:p>
+      <w:pPr>
         <w:pStyle w:val="Heading1"/>
         <w:pageBreakBefore/>
       </w:pPr>
@@ -15836,7 +16298,7 @@
               <w:cnfStyle w:val="000000100000" w:firstRow="0" w:lastRow="0" w:firstColumn="0" w:lastColumn="0" w:oddVBand="0" w:evenVBand="0" w:oddHBand="1" w:evenHBand="0" w:firstRowFirstColumn="0" w:firstRowLastColumn="0" w:lastRowFirstColumn="0" w:lastRowLastColumn="0"/>
             </w:pPr>
             <w:r>
-              <w:t>POS and Sales (Access Sales / POS) only — none of the management permissions</w:t>
+              <w:t>POS and Sales (Access Sales / POS) — none of the management permissions. On Core and Growth, also Count Cash while Settings → “Cashiers can count the cash” is on.</w:t>
             </w:r>
           </w:p>
         </w:tc>
@@ -16488,6 +16950,37 @@
       </w:tr>
       <w:tr>
         <w:trPr>
+          <w:cnfStyle w:val="000000100000" w:firstRow="0" w:lastRow="0" w:firstColumn="0" w:lastColumn="0" w:oddVBand="0" w:evenVBand="0" w:oddHBand="1" w:evenHBand="0" w:firstRowFirstColumn="0" w:firstRowLastColumn="0" w:lastRowFirstColumn="0" w:lastRowLastColumn="0"/>
+          <w:cantSplit/>
+          <w:jc w:val="center"/>
+        </w:trPr>
+        <w:tc>
+          <w:tcPr>
+            <w:cnfStyle w:val="001000000000" w:firstRow="0" w:lastRow="0" w:firstColumn="1" w:lastColumn="0" w:oddVBand="0" w:evenVBand="0" w:oddHBand="0" w:evenHBand="0" w:firstRowFirstColumn="0" w:firstRowLastColumn="0" w:lastRowFirstColumn="0" w:lastRowLastColumn="0"/>
+            <w:tcW w:w="4320" w:type="dxa"/>
+          </w:tcPr>
+          <w:p>
+            <w:r>
+              <w:t>cash.count</w:t>
+            </w:r>
+          </w:p>
+        </w:tc>
+        <w:tc>
+          <w:tcPr>
+            <w:tcW w:w="4320" w:type="dxa"/>
+          </w:tcPr>
+          <w:p>
+            <w:pPr>
+              <w:cnfStyle w:val="000000100000" w:firstRow="0" w:lastRow="0" w:firstColumn="0" w:lastColumn="0" w:oddVBand="0" w:evenVBand="0" w:oddHBand="1" w:evenHBand="0" w:firstRowFirstColumn="0" w:firstRowLastColumn="0" w:lastRowFirstColumn="0" w:lastRowLastColumn="0"/>
+            </w:pPr>
+            <w:r>
+              <w:t>Count Cash: count a drawer at closing (section 15.5)</w:t>
+            </w:r>
+          </w:p>
+        </w:tc>
+      </w:tr>
+      <w:tr>
+        <w:trPr>
           <w:cnfStyle w:val="000000010000" w:firstRow="0" w:lastRow="0" w:firstColumn="0" w:lastColumn="0" w:oddVBand="0" w:evenVBand="0" w:oddHBand="0" w:evenHBand="1" w:firstRowFirstColumn="0" w:firstRowLastColumn="0" w:lastRowFirstColumn="0" w:lastRowLastColumn="0"/>
           <w:cantSplit/>
           <w:jc w:val="center"/>
@@ -17134,6 +17627,37 @@
             </w:pPr>
             <w:r>
               <w:t>Switch off to hide account balances wherever staff choose an account (POS, purchases, expenses, deposits); only roles with Financial Accounts access keep seeing them.</w:t>
+            </w:r>
+          </w:p>
+        </w:tc>
+      </w:tr>
+      <w:tr>
+        <w:trPr>
+          <w:cnfStyle w:val="000000100000" w:firstRow="0" w:lastRow="0" w:firstColumn="0" w:lastColumn="0" w:oddVBand="0" w:evenVBand="0" w:oddHBand="1" w:evenHBand="0" w:firstRowFirstColumn="0" w:firstRowLastColumn="0" w:lastRowFirstColumn="0" w:lastRowLastColumn="0"/>
+          <w:cantSplit/>
+          <w:jc w:val="center"/>
+        </w:trPr>
+        <w:tc>
+          <w:tcPr>
+            <w:cnfStyle w:val="001000000000" w:firstRow="0" w:lastRow="0" w:firstColumn="1" w:lastColumn="0" w:oddVBand="0" w:evenVBand="0" w:oddHBand="0" w:evenHBand="0" w:firstRowFirstColumn="0" w:firstRowLastColumn="0" w:lastRowFirstColumn="0" w:lastRowLastColumn="0"/>
+            <w:tcW w:w="4320" w:type="dxa"/>
+          </w:tcPr>
+          <w:p>
+            <w:r>
+              <w:t>Point of sale → Cashiers can count the cash</w:t>
+            </w:r>
+          </w:p>
+        </w:tc>
+        <w:tc>
+          <w:tcPr>
+            <w:tcW w:w="4320" w:type="dxa"/>
+          </w:tcPr>
+          <w:p>
+            <w:pPr>
+              <w:cnfStyle w:val="000000100000" w:firstRow="0" w:lastRow="0" w:firstColumn="0" w:lastColumn="0" w:oddVBand="0" w:evenVBand="0" w:oddHBand="1" w:evenHBand="0" w:firstRowFirstColumn="0" w:firstRowLastColumn="0" w:lastRowFirstColumn="0" w:lastRowLastColumn="0"/>
+            </w:pPr>
+            <w:r>
+              <w:t>Core, and Growth without the Custom Roles add-on. Lets cashiers count the drawer at closing; Admin and Staff always can. Cashiers count blind. See section 15.5.</w:t>
             </w:r>
           </w:p>
         </w:tc>
@@ -19586,6 +20110,57 @@
     </w:p>
     <w:p>
       <w:pPr>
+        <w:pStyle w:val="Heading3"/>
+      </w:pPr>
+      <w:r>
+        <w:rPr>
+          <w:color w:val="1D4E89"/>
+        </w:rPr>
+        <w:t>Why can't I see how much should be in the drawer when I count?</w:t>
+      </w:r>
+    </w:p>
+    <w:p>
+      <w:r>
+        <w:rPr/>
+        <w:t>You're counting blind (section 15.5): only people who can open Financial Accounts see what the drawer should hold. Count every note and coin and enter the total; an admin sees whether it matched in the Daily Cash Report.</w:t>
+      </w:r>
+    </w:p>
+    <w:p>
+      <w:pPr>
+        <w:pStyle w:val="Heading3"/>
+      </w:pPr>
+      <w:r>
+        <w:rPr>
+          <w:color w:val="1D4E89"/>
+        </w:rPr>
+        <w:t>I entered the wrong amount when counting the cash.</w:t>
+      </w:r>
+    </w:p>
+    <w:p>
+      <w:r>
+        <w:rPr/>
+        <w:t>A count can't be changed. Count again and save the right amount: the new count records the difference, so the cash account matches the drawer again.</w:t>
+      </w:r>
+    </w:p>
+    <w:p>
+      <w:pPr>
+        <w:pStyle w:val="Heading3"/>
+      </w:pPr>
+      <w:r>
+        <w:rPr>
+          <w:color w:val="1D4E89"/>
+        </w:rPr>
+        <w:t>Someone bought something after I counted the cash.</w:t>
+      </w:r>
+    </w:p>
+    <w:p>
+      <w:r>
+        <w:rPr/>
+        <w:t>Sell as usual. The cash goes into the cash carried forward to the next day, and the next count checks it (section 15.5).</w:t>
+      </w:r>
+    </w:p>
+    <w:p>
+      <w:pPr>
         <w:pStyle w:val="Heading1"/>
       </w:pPr>
       <w:bookmarkStart w:id="109" w:name="_Toc243479305"/>
@@ -19604,7 +20179,7 @@
     </w:p>
     <w:p>
       <w:r>
-        <w:t>Version 1.9 — October 2026 (updated from Version 1.8, October 2026, Version 1.7, October 2026, Version 1.6, October 2026, Version 1.5, October 2026, Version 1.4, October 2026, Version 1.3, October 2026, Version 1.2, October 2026, and Version 1.0, September 2026; see section 1.5 for what changed).</w:t>
+        <w:t>Version 1.10 — October 2026 (updated from Version 1.9, October 2026, Version 1.8, October 2026, Version 1.7, October 2026, Version 1.6, October 2026, Version 1.5, October 2026, Version 1.4, October 2026, Version 1.3, October 2026, Version 1.2, October 2026, and Version 1.0, September 2026; see section 1.5 for what changed).</w:t>
       </w:r>
     </w:p>
     <w:sectPr>
@@ -20019,6 +20594,12 @@
     </w:lvlOverride>
   </w:num>
   <w:num w:numId="51" w16cid:durableId="1793089961">
+    <w:abstractNumId w:val="1"/>
+    <w:lvlOverride w:ilvl="0">
+      <w:startOverride w:val="1"/>
+    </w:lvlOverride>
+  </w:num>
+  <w:num w:numId="52">
     <w:abstractNumId w:val="1"/>
     <w:lvlOverride w:ilvl="0">
       <w:startOverride w:val="1"/>
